--- a/outputs/final-report/SEMS_Final_Report.docx
+++ b/outputs/final-report/SEMS_Final_Report.docx
@@ -6236,7 +6236,7 @@
       </w:pPr>
       <w:r>
         <w:rPr/>
-        <w:t>We confirmed the actual effort figures and used them in our presentation. Sprint totals are 94, 94, 122 and 166 hours. Individual totals sum to 476 hours. Effort is reported independently of commit counts and automated test counts.</w:t>
+        <w:t>We confirmed the actual effort figures. Sprint totals are 94, 94, 122 and 166 hours. Individual totals sum to 476 hours. Effort is reported independently of commit counts and automated test counts.</w:t>
       </w:r>
     </w:p>
     <w:p>
@@ -19528,6 +19528,15 @@
     </w:p>
     <w:p>
       <w:pPr>
+        <w:spacing w:after="120" w:line="259" w:lineRule="auto"/>
+      </w:pPr>
+      <w:r>
+        <w:rPr/>
+        <w:t>PR #50 was merged as 2583b59 on 27 October 2026. Main run 40448082772 passed the verification jobs, staging deployment with HTTPS checks, and passive DAST. Appendix A retains the earlier PR artifacts and separately dated DAST and capacity measurements; their numerical results are not transferred to this deployment.</w:t>
+      </w:r>
+    </w:p>
+    <w:p>
+      <w:pPr>
         <w:keepNext/>
         <w:spacing w:after="80" w:line="240" w:lineRule="auto"/>
       </w:pPr>
@@ -20325,7 +20334,7 @@
         <w:spacing w:after="120" w:line="259" w:lineRule="auto"/>
       </w:pPr>
       <w:r>
-        <w:t>Lu Junyi recorded 165.6 hours through Sprint 4. He is responsible for UC04 event management and supporting UC05 browsing, and coordinates lifecycle rules, project conduct and integration evidence. His DP01 analysis explains cancellation through synchronous Observer collaboration across booking, ticketing and notification. He covers event models, delivery milestones and cancellation rationale in this report, and presented slides 1–7 and both demonstrations.</w:t>
+        <w:t>Lu Junyi recorded 165.6 hours through Sprint 4. He is responsible for UC04 event management and supporting UC05 browsing, and coordinates lifecycle rules, project conduct and integration evidence. His DP01 analysis explains cancellation through synchronous Observer collaboration across booking, ticketing and notification. He covers event models, delivery milestones and cancellation rationale in this report.</w:t>
       </w:r>
     </w:p>
     <w:p>
@@ -20355,7 +20364,7 @@
         <w:spacing w:after="120" w:line="259" w:lineRule="auto"/>
       </w:pPr>
       <w:r>
-        <w:t>Hu Jia recorded 106.6 hours through Sprint 4. He is responsible for UC02 login and supporting UC01 registration. His DP02 analysis explains credential verification through the framework PasswordEncoder Strategy, alongside architecture and current-role authorization. He covers identity models, architecture and result interpretation in this report, and presented slides 8–9 and 20–21 on architecture, login and test results.</w:t>
+        <w:t>Hu Jia recorded 106.6 hours through Sprint 4. He is responsible for UC02 login and supporting UC01 registration. His DP02 analysis explains credential verification through the framework PasswordEncoder Strategy, alongside architecture and current-role authorization. He covers identity models, architecture and result interpretation in this report.</w:t>
       </w:r>
     </w:p>
     <w:p>
@@ -20385,7 +20394,7 @@
         <w:spacing w:after="120" w:line="259" w:lineRule="auto"/>
       </w:pPr>
       <w:r>
-        <w:t>Chai Muyang recorded 81.6 hours through Sprint 4. He is responsible for UC03 user and role management, including concurrent protection of the last active administrator and the distinction between roles and resource ownership. His DP03 analysis explains the role-change Observer. He covers authorization and testing in this report, and presented slide 10 and slides 18–19 on role management, test layers and performance models.</w:t>
+        <w:t>Chai Muyang recorded 81.6 hours through Sprint 4. He is responsible for UC03 user and role management, including concurrent protection of the last active administrator and the distinction between roles and resource ownership. His DP03 analysis explains the role-change Observer. He covers authorization and testing in this report.</w:t>
       </w:r>
     </w:p>
     <w:p>
@@ -20415,7 +20424,7 @@
         <w:spacing w:after="120" w:line="259" w:lineRule="auto"/>
       </w:pPr>
       <w:r>
-        <w:t>Huang Haoyang recorded 54.6 hours through Sprint 4. He is responsible for UC06 booking and its boundary, control and entity analysis, transaction design, idempotency and synchronous confirmation effects. His DP04 analysis explains the booking-field validation Strategy. He covers booking models, exception flows and pattern trade-offs in this report, and presented slides 11–14.</w:t>
+        <w:t>Huang Haoyang recorded 54.6 hours through Sprint 4. He is responsible for UC06 booking and its boundary, control and entity analysis, transaction design, idempotency and synchronous confirmation effects. His DP04 analysis explains the booking-field validation Strategy. He covers booking models, exception flows and pattern trade-offs in this report.</w:t>
       </w:r>
     </w:p>
     <w:p>
@@ -20445,7 +20454,7 @@
         <w:spacing w:after="120" w:line="259" w:lineRule="auto"/>
       </w:pPr>
       <w:r>
-        <w:t>Luo Runzhou recorded 67.6 hours through Sprint 4. He is responsible for UC07 ticket check-in, including assigned-staff eligibility, audit preservation and schema constraints. His DP05 analysis explains ticket lifecycle behaviour through State. He covers admission models, state behaviour and database relationships in this report, and presented slides 15–17.</w:t>
+        <w:t>Luo Runzhou recorded 67.6 hours through Sprint 4. He is responsible for UC07 ticket check-in, including assigned-staff eligibility, audit preservation and schema constraints. His DP05 analysis explains ticket lifecycle behaviour through State. He covers admission models, state behaviour and database relationships in this report.</w:t>
       </w:r>
     </w:p>
     <w:p>

--- a/outputs/final-report/SEMS_Final_Report.docx
+++ b/outputs/final-report/SEMS_Final_Report.docx
@@ -4265,6 +4265,15 @@
           <w:color w:val="000000"/>
         </w:rPr>
         <w:t>2.3 Project Metrics</w:t>
+      </w:r>
+    </w:p>
+    <w:p>
+      <w:pPr>
+        <w:keepNext/>
+        <w:spacing w:after="80" w:line="240" w:lineRule="auto"/>
+      </w:pPr>
+      <w:r>
+        <w:t>We track project progress using completed delivery milestones and the effort recorded by each team member. The following sections link delivery checkpoints to their evidence and summarize the team-confirmed hours through Sprint 4.</w:t>
       </w:r>
     </w:p>
     <w:p>

--- a/outputs/final-report/SEMS_Final_Report.docx
+++ b/outputs/final-report/SEMS_Final_Report.docx
@@ -525,7 +525,7 @@
       <w:r>
         <w:t>3.2.1 TS1 Boundary and control separation</w:t>
         <w:tab/>
-        <w:t>12</w:t>
+        <w:t>13</w:t>
         <w:rPr>
           <w:sz w:val="20"/>
         </w:rPr>
@@ -544,7 +544,7 @@
       <w:r>
         <w:t>3.2.2 TS2 Persistence and transaction boundaries</w:t>
         <w:tab/>
-        <w:t>12</w:t>
+        <w:t>13</w:t>
         <w:rPr>
           <w:sz w:val="20"/>
         </w:rPr>
@@ -564,7 +564,7 @@
       <w:r>
         <w:t>3.2.3 TS3 Effective authorization</w:t>
         <w:tab/>
-        <w:t>12</w:t>
+        <w:t>13</w:t>
         <w:rPr>
           <w:sz w:val="20"/>
         </w:rPr>
@@ -583,7 +583,7 @@
       <w:r>
         <w:t>3.2.4 TS4 Side effects as synchronous events</w:t>
         <w:tab/>
-        <w:t>12</w:t>
+        <w:t>13</w:t>
         <w:rPr>
           <w:sz w:val="20"/>
         </w:rPr>
@@ -602,7 +602,7 @@
       <w:r>
         <w:t>3.2.5 TS5 Variable behaviour behind interfaces</w:t>
         <w:tab/>
-        <w:t>12</w:t>
+        <w:t>13</w:t>
         <w:rPr>
           <w:sz w:val="20"/>
         </w:rPr>
@@ -621,7 +621,7 @@
       <w:r>
         <w:t>3.3 Use Case Model</w:t>
         <w:tab/>
-        <w:t>13</w:t>
+        <w:t>14</w:t>
         <w:rPr>
           <w:sz w:val="20"/>
         </w:rPr>
@@ -640,7 +640,7 @@
       <w:r>
         <w:t>3.3.1 Use Case Diagram</w:t>
         <w:tab/>
-        <w:t>13</w:t>
+        <w:t>15</w:t>
         <w:rPr>
           <w:sz w:val="20"/>
         </w:rPr>
@@ -659,7 +659,7 @@
       <w:r>
         <w:t>3.3.2 UC01 Register</w:t>
         <w:tab/>
-        <w:t>14</w:t>
+        <w:t>16</w:t>
         <w:rPr>
           <w:sz w:val="20"/>
         </w:rPr>
@@ -678,7 +678,7 @@
       <w:r>
         <w:t>3.3.3 UC02 Login</w:t>
         <w:tab/>
-        <w:t>14</w:t>
+        <w:t>16</w:t>
         <w:rPr>
           <w:sz w:val="20"/>
         </w:rPr>
@@ -697,7 +697,7 @@
       <w:r>
         <w:t>3.3.4 UC03 Manage Users and Roles</w:t>
         <w:tab/>
-        <w:t>15</w:t>
+        <w:t>17</w:t>
         <w:rPr>
           <w:sz w:val="20"/>
         </w:rPr>
@@ -716,7 +716,7 @@
       <w:r>
         <w:t>3.3.5 UC04 Manage Events</w:t>
         <w:tab/>
-        <w:t>15</w:t>
+        <w:t>17</w:t>
         <w:rPr>
           <w:sz w:val="20"/>
         </w:rPr>
@@ -735,7 +735,7 @@
       <w:r>
         <w:t>3.3.6 UC05 Browse Events</w:t>
         <w:tab/>
-        <w:t>16</w:t>
+        <w:t>18</w:t>
         <w:rPr>
           <w:sz w:val="20"/>
         </w:rPr>
@@ -754,7 +754,7 @@
       <w:r>
         <w:t>3.3.7 UC06 Book Tickets</w:t>
         <w:tab/>
-        <w:t>16</w:t>
+        <w:t>18</w:t>
         <w:rPr>
           <w:sz w:val="20"/>
         </w:rPr>
@@ -773,7 +773,7 @@
       <w:r>
         <w:t>3.3.8 UC07 Check In Ticket</w:t>
         <w:tab/>
-        <w:t>17</w:t>
+        <w:t>19</w:t>
         <w:rPr>
           <w:sz w:val="20"/>
         </w:rPr>
@@ -792,7 +792,7 @@
       <w:r>
         <w:t>3.4 Analysis &amp; Design Models</w:t>
         <w:tab/>
-        <w:t>18</w:t>
+        <w:t>20</w:t>
         <w:rPr>
           <w:sz w:val="20"/>
         </w:rPr>
@@ -811,7 +811,7 @@
       <w:r>
         <w:t>3.4.1 UC01 Register by Hu Jia</w:t>
         <w:tab/>
-        <w:t>19</w:t>
+        <w:t>21</w:t>
         <w:rPr>
           <w:sz w:val="20"/>
         </w:rPr>
@@ -830,7 +830,7 @@
       <w:r>
         <w:t>3.4.2 UC02 Login by Hu Jia</w:t>
         <w:tab/>
-        <w:t>21</w:t>
+        <w:t>23</w:t>
         <w:rPr>
           <w:sz w:val="20"/>
         </w:rPr>
@@ -849,7 +849,7 @@
       <w:r>
         <w:t>3.4.3 UC03 Manage Users and Roles by Chai Muyang</w:t>
         <w:tab/>
-        <w:t>23</w:t>
+        <w:t>25</w:t>
         <w:rPr>
           <w:sz w:val="20"/>
         </w:rPr>
@@ -868,7 +868,7 @@
       <w:r>
         <w:t>3.4.4 UC04 Manage Events by Lu Junyi</w:t>
         <w:tab/>
-        <w:t>25</w:t>
+        <w:t>27</w:t>
         <w:rPr>
           <w:sz w:val="20"/>
         </w:rPr>
@@ -887,7 +887,7 @@
       <w:r>
         <w:t>3.4.5 UC05 Browse Events by Lu Junyi</w:t>
         <w:tab/>
-        <w:t>27</w:t>
+        <w:t>29</w:t>
         <w:rPr>
           <w:sz w:val="20"/>
         </w:rPr>
@@ -906,7 +906,7 @@
       <w:r>
         <w:t>3.4.6 UC06 Book Tickets by Huang Haoyang</w:t>
         <w:tab/>
-        <w:t>29</w:t>
+        <w:t>31</w:t>
         <w:rPr>
           <w:sz w:val="20"/>
         </w:rPr>
@@ -925,7 +925,7 @@
       <w:r>
         <w:t>3.4.7 UC07 Check In Ticket by Luo Runzhou</w:t>
         <w:tab/>
-        <w:t>31</w:t>
+        <w:t>33</w:t>
         <w:rPr>
           <w:sz w:val="20"/>
         </w:rPr>
@@ -944,7 +944,7 @@
       <w:r>
         <w:t>3.4.8 Cancellation and Event Lifecycle Flows</w:t>
         <w:tab/>
-        <w:t>33</w:t>
+        <w:t>35</w:t>
         <w:rPr>
           <w:sz w:val="20"/>
         </w:rPr>
@@ -963,7 +963,7 @@
       <w:r>
         <w:t>3.4.9 Booking Cancellation Flow</w:t>
         <w:tab/>
-        <w:t>34</w:t>
+        <w:t>36</w:t>
         <w:rPr>
           <w:sz w:val="20"/>
         </w:rPr>
@@ -982,7 +982,7 @@
       <w:r>
         <w:t>3.4.10 Analysis and Design of Core Workflows</w:t>
         <w:tab/>
-        <w:t>35</w:t>
+        <w:t>37</w:t>
         <w:rPr>
           <w:sz w:val="20"/>
         </w:rPr>
@@ -1001,7 +1001,7 @@
       <w:r>
         <w:t>3.5 Design Problems and Patterns</w:t>
         <w:tab/>
-        <w:t>36</w:t>
+        <w:t>38</w:t>
         <w:rPr>
           <w:sz w:val="20"/>
         </w:rPr>
@@ -1021,7 +1021,7 @@
       <w:r>
         <w:t>3.5.1 DP01 Event cancellation collaboration by Lu Junyi</w:t>
         <w:tab/>
-        <w:t>37</w:t>
+        <w:t>39</w:t>
         <w:rPr>
           <w:sz w:val="20"/>
         </w:rPr>
@@ -1040,7 +1040,7 @@
       <w:r>
         <w:t>3.5.2 DP02 Replaceable credential verification by Hu Jia</w:t>
         <w:tab/>
-        <w:t>39</w:t>
+        <w:t>41</w:t>
         <w:rPr>
           <w:sz w:val="20"/>
         </w:rPr>
@@ -1059,7 +1059,7 @@
       <w:r>
         <w:t>3.5.3 DP03 Role-change notification separation by Chai Muyang</w:t>
         <w:tab/>
-        <w:t>41</w:t>
+        <w:t>43</w:t>
         <w:rPr>
           <w:sz w:val="20"/>
         </w:rPr>
@@ -1078,7 +1078,7 @@
       <w:r>
         <w:t>3.5.4 DP04 Booking information validation by Huang Haoyang</w:t>
         <w:tab/>
-        <w:t>43</w:t>
+        <w:t>45</w:t>
         <w:rPr>
           <w:sz w:val="20"/>
         </w:rPr>
@@ -1097,7 +1097,7 @@
       <w:r>
         <w:t>3.5.5 DP05 Ticket lifecycle behaviour by Luo Runzhou</w:t>
         <w:tab/>
-        <w:t>45</w:t>
+        <w:t>47</w:t>
         <w:rPr>
           <w:sz w:val="20"/>
         </w:rPr>
@@ -1116,7 +1116,7 @@
       <w:r>
         <w:t>3.6 Database Schemas</w:t>
         <w:tab/>
-        <w:t>47</w:t>
+        <w:t>49</w:t>
         <w:rPr>
           <w:sz w:val="20"/>
         </w:rPr>
@@ -1135,7 +1135,7 @@
       <w:r>
         <w:t>3.6.1 Admission and Supporting Data</w:t>
         <w:tab/>
-        <w:t>48</w:t>
+        <w:t>50</w:t>
         <w:rPr>
           <w:sz w:val="20"/>
         </w:rPr>
@@ -1154,7 +1154,7 @@
       <w:r>
         <w:t>3.6.2 Constraints and Transaction Design</w:t>
         <w:tab/>
-        <w:t>49</w:t>
+        <w:t>51</w:t>
         <w:rPr>
           <w:sz w:val="20"/>
         </w:rPr>
@@ -1173,7 +1173,7 @@
       <w:r>
         <w:t>3.6.3 Complete Entity Relationship Diagram</w:t>
         <w:tab/>
-        <w:t>50</w:t>
+        <w:t>52</w:t>
         <w:rPr>
           <w:sz w:val="20"/>
         </w:rPr>
@@ -1192,7 +1192,7 @@
       <w:r>
         <w:t>4. DevSecOps and Development Lifecycle</w:t>
         <w:tab/>
-        <w:t>51</w:t>
+        <w:t>53</w:t>
         <w:rPr>
           <w:sz w:val="20"/>
         </w:rPr>
@@ -1211,7 +1211,7 @@
       <w:r>
         <w:t>4.1 Source Control Strategy</w:t>
         <w:tab/>
-        <w:t>51</w:t>
+        <w:t>53</w:t>
         <w:rPr>
           <w:sz w:val="20"/>
         </w:rPr>
@@ -1230,7 +1230,7 @@
       <w:r>
         <w:t>4.2 Continuous Integration</w:t>
         <w:tab/>
-        <w:t>52</w:t>
+        <w:t>54</w:t>
         <w:rPr>
           <w:sz w:val="20"/>
         </w:rPr>
@@ -1249,7 +1249,7 @@
       <w:r>
         <w:t>4.2.1 Test Strategy and Functional Results</w:t>
         <w:tab/>
-        <w:t>53</w:t>
+        <w:t>55</w:t>
         <w:rPr>
           <w:sz w:val="20"/>
         </w:rPr>
@@ -1268,7 +1268,7 @@
       <w:r>
         <w:t>4.2.2 Performance Evaluation</w:t>
         <w:tab/>
-        <w:t>54</w:t>
+        <w:t>56</w:t>
         <w:rPr>
           <w:sz w:val="20"/>
         </w:rPr>
@@ -1287,7 +1287,7 @@
       <w:r>
         <w:t>4.2.3 Security and Operational Verification</w:t>
         <w:tab/>
-        <w:t>55</w:t>
+        <w:t>57</w:t>
         <w:rPr>
           <w:sz w:val="20"/>
         </w:rPr>
@@ -1306,7 +1306,7 @@
       <w:r>
         <w:t>4.2.4 Verification Artifacts and Provenance</w:t>
         <w:tab/>
-        <w:t>56</w:t>
+        <w:t>58</w:t>
         <w:rPr>
           <w:sz w:val="20"/>
         </w:rPr>
@@ -1325,7 +1325,7 @@
       <w:r>
         <w:t>4.3 Continuous Delivery</w:t>
         <w:tab/>
-        <w:t>57</w:t>
+        <w:t>59</w:t>
         <w:rPr>
           <w:sz w:val="20"/>
         </w:rPr>
@@ -1344,7 +1344,7 @@
       <w:r>
         <w:t>4.3.1 Deployed Workflow Evidence</w:t>
         <w:tab/>
-        <w:t>58</w:t>
+        <w:t>60</w:t>
         <w:rPr>
           <w:sz w:val="20"/>
         </w:rPr>
@@ -1363,7 +1363,7 @@
       <w:r>
         <w:t>5. Individual Members Activity Contribution Summary</w:t>
         <w:tab/>
-        <w:t>59</w:t>
+        <w:t>61</w:t>
         <w:rPr>
           <w:sz w:val="20"/>
         </w:rPr>
@@ -1382,7 +1382,7 @@
       <w:r>
         <w:t>5.1 Lu Junyi</w:t>
         <w:tab/>
-        <w:t>59</w:t>
+        <w:t>61</w:t>
         <w:rPr>
           <w:sz w:val="20"/>
         </w:rPr>
@@ -1401,7 +1401,7 @@
       <w:r>
         <w:t>5.2 Hu Jia</w:t>
         <w:tab/>
-        <w:t>59</w:t>
+        <w:t>61</w:t>
         <w:rPr>
           <w:sz w:val="20"/>
         </w:rPr>
@@ -1420,7 +1420,7 @@
       <w:r>
         <w:t>5.3 Chai Muyang</w:t>
         <w:tab/>
-        <w:t>59</w:t>
+        <w:t>61</w:t>
         <w:rPr>
           <w:sz w:val="20"/>
         </w:rPr>
@@ -1439,7 +1439,7 @@
       <w:r>
         <w:t>5.4 Huang Haoyang</w:t>
         <w:tab/>
-        <w:t>59</w:t>
+        <w:t>61</w:t>
         <w:rPr>
           <w:sz w:val="20"/>
         </w:rPr>
@@ -1458,7 +1458,7 @@
       <w:r>
         <w:t>5.5 Luo Runzhou</w:t>
         <w:tab/>
-        <w:t>59</w:t>
+        <w:t>61</w:t>
         <w:rPr>
           <w:sz w:val="20"/>
         </w:rPr>
@@ -1477,7 +1477,7 @@
       <w:r>
         <w:t>5.6 Team Reflection and Conclusion</w:t>
         <w:tab/>
-        <w:t>60</w:t>
+        <w:t>62</w:t>
         <w:rPr>
           <w:sz w:val="20"/>
         </w:rPr>
@@ -1496,7 +1496,7 @@
       <w:r>
         <w:t>Appendix A Verification Artifacts</w:t>
         <w:tab/>
-        <w:t>61</w:t>
+        <w:t>63</w:t>
         <w:rPr>
           <w:sz w:val="20"/>
         </w:rPr>
@@ -1515,7 +1515,7 @@
       <w:r>
         <w:t>A.1 Lint and Automated Test Output</w:t>
         <w:tab/>
-        <w:t>61</w:t>
+        <w:t>63</w:t>
         <w:rPr>
           <w:sz w:val="20"/>
         </w:rPr>
@@ -1534,7 +1534,7 @@
       <w:r>
         <w:t>A.2 Static Security and Container Results</w:t>
         <w:tab/>
-        <w:t>62</w:t>
+        <w:t>64</w:t>
         <w:rPr>
           <w:sz w:val="20"/>
         </w:rPr>
@@ -1553,7 +1553,7 @@
       <w:r>
         <w:t>A.3 Saved DAST Results</w:t>
         <w:tab/>
-        <w:t>63</w:t>
+        <w:t>65</w:t>
         <w:rPr>
           <w:sz w:val="20"/>
         </w:rPr>
@@ -1572,7 +1572,7 @@
       <w:r>
         <w:t>A.4 Performance Results and Stock Audit</w:t>
         <w:tab/>
-        <w:t>64</w:t>
+        <w:t>66</w:t>
         <w:rPr>
           <w:sz w:val="20"/>
         </w:rPr>
@@ -6925,13 +6925,654 @@
       </w:pPr>
       <w:r>
         <w:rPr/>
-        <w:t>The following rules transform technology-independent boundary/control/entity analysis into the implemented classes and interactions. They apply across the use cases rather than to booking alone.</w:t>
+        <w:t>Table 9 lists the strategies used to transform boundary/control/entity analysis into implemented classes and interactions. Together they cover request handling, persistence, authorization, cross-module reactions and variable behaviour across the seven use cases. Sections 3.2.1–3.2.5 explain how each strategy changes the structure and execution of the analysis model.</w:t>
+      </w:r>
+    </w:p>
+    <w:tbl>
+      <w:tblPr>
+        <w:tblW w:type="auto" w:w="0"/>
+        <w:tblLayout w:type="fixed"/>
+        <w:tblLook w:firstColumn="1" w:firstRow="1" w:lastColumn="0" w:lastRow="0" w:noHBand="0" w:noVBand="1" w:val="04A0"/>
+      </w:tblPr>
+      <w:tblGrid>
+        <w:gridCol w:w="2268"/>
+        <w:gridCol w:w="2494"/>
+        <w:gridCol w:w="4252"/>
+      </w:tblGrid>
+      <w:tr>
+        <w:trPr>
+          <w:cantSplit/>
+          <w:tblHeader/>
+        </w:trPr>
+        <w:tc>
+          <w:tcPr>
+            <w:tcW w:type="dxa" w:w="2268"/>
+            <w:vAlign w:val="center"/>
+            <w:tcBorders>
+              <w:top w:val="single" w:sz="4" w:color="D9D9D9"/>
+              <w:bottom w:val="single" w:sz="4" w:color="D9D9D9"/>
+              <w:left w:val="single" w:sz="4" w:color="D9D9D9"/>
+              <w:right w:val="single" w:sz="4" w:color="D9D9D9"/>
+            </w:tcBorders>
+            <w:tcMar>
+              <w:left w:w="95" w:type="dxa"/>
+              <w:right w:w="95" w:type="dxa"/>
+            </w:tcMar>
+            <w:shd w:fill="E7E7E7"/>
+          </w:tcPr>
+          <w:p>
+            <w:pPr>
+              <w:keepNext w:val="0"/>
+              <w:keepLines/>
+              <w:spacing w:before="100" w:after="100" w:line="252" w:lineRule="auto"/>
+            </w:pPr>
+            <w:r>
+              <w:rPr>
+                <w:rFonts w:ascii="Arial" w:hAnsi="Arial"/>
+                <w:b/>
+                <w:color w:val="000000"/>
+                <w:sz w:val="20"/>
+              </w:rPr>
+              <w:t>Strategy</w:t>
+            </w:r>
+          </w:p>
+        </w:tc>
+        <w:tc>
+          <w:tcPr>
+            <w:tcW w:type="dxa" w:w="2494"/>
+            <w:vAlign w:val="center"/>
+            <w:tcBorders>
+              <w:top w:val="single" w:sz="4" w:color="D9D9D9"/>
+              <w:bottom w:val="single" w:sz="4" w:color="D9D9D9"/>
+              <w:left w:val="single" w:sz="4" w:color="D9D9D9"/>
+              <w:right w:val="single" w:sz="4" w:color="D9D9D9"/>
+            </w:tcBorders>
+            <w:tcMar>
+              <w:left w:w="95" w:type="dxa"/>
+              <w:right w:w="95" w:type="dxa"/>
+            </w:tcMar>
+            <w:shd w:fill="E7E7E7"/>
+          </w:tcPr>
+          <w:p>
+            <w:pPr>
+              <w:keepNext w:val="0"/>
+              <w:keepLines/>
+              <w:spacing w:before="100" w:after="100" w:line="252" w:lineRule="auto"/>
+            </w:pPr>
+            <w:r>
+              <w:rPr>
+                <w:rFonts w:ascii="Arial" w:hAnsi="Arial"/>
+                <w:b/>
+                <w:color w:val="000000"/>
+                <w:sz w:val="20"/>
+              </w:rPr>
+              <w:t>Analysis objects and affected use cases</w:t>
+            </w:r>
+          </w:p>
+        </w:tc>
+        <w:tc>
+          <w:tcPr>
+            <w:tcW w:type="dxa" w:w="4252"/>
+            <w:vAlign w:val="center"/>
+            <w:tcBorders>
+              <w:top w:val="single" w:sz="4" w:color="D9D9D9"/>
+              <w:bottom w:val="single" w:sz="4" w:color="D9D9D9"/>
+              <w:left w:val="single" w:sz="4" w:color="D9D9D9"/>
+              <w:right w:val="single" w:sz="4" w:color="D9D9D9"/>
+            </w:tcBorders>
+            <w:tcMar>
+              <w:left w:w="95" w:type="dxa"/>
+              <w:right w:w="95" w:type="dxa"/>
+            </w:tcMar>
+            <w:shd w:fill="E7E7E7"/>
+          </w:tcPr>
+          <w:p>
+            <w:pPr>
+              <w:keepNext w:val="0"/>
+              <w:keepLines/>
+              <w:spacing w:before="100" w:after="100" w:line="252" w:lineRule="auto"/>
+            </w:pPr>
+            <w:r>
+              <w:rPr>
+                <w:rFonts w:ascii="Arial" w:hAnsi="Arial"/>
+                <w:b/>
+                <w:color w:val="000000"/>
+                <w:sz w:val="20"/>
+              </w:rPr>
+              <w:t>Design change and purpose</w:t>
+            </w:r>
+          </w:p>
+        </w:tc>
+      </w:tr>
+      <w:tr>
+        <w:trPr>
+          <w:cantSplit/>
+        </w:trPr>
+        <w:tc>
+          <w:tcPr>
+            <w:tcW w:type="dxa" w:w="2268"/>
+            <w:vAlign w:val="center"/>
+            <w:tcBorders>
+              <w:top w:val="single" w:sz="4" w:color="D9D9D9"/>
+              <w:bottom w:val="single" w:sz="4" w:color="D9D9D9"/>
+              <w:left w:val="single" w:sz="4" w:color="D9D9D9"/>
+              <w:right w:val="single" w:sz="4" w:color="D9D9D9"/>
+            </w:tcBorders>
+            <w:tcMar>
+              <w:left w:w="95" w:type="dxa"/>
+              <w:right w:w="95" w:type="dxa"/>
+            </w:tcMar>
+          </w:tcPr>
+          <w:p>
+            <w:pPr>
+              <w:keepNext w:val="0"/>
+              <w:keepLines/>
+              <w:spacing w:before="100" w:after="100" w:line="252" w:lineRule="auto"/>
+            </w:pPr>
+            <w:r>
+              <w:rPr>
+                <w:rFonts w:ascii="Arial" w:hAnsi="Arial"/>
+                <w:b w:val="0"/>
+                <w:color w:val="000000"/>
+                <w:sz w:val="20"/>
+              </w:rPr>
+              <w:t>TS1 Boundary and control separation</w:t>
+            </w:r>
+          </w:p>
+        </w:tc>
+        <w:tc>
+          <w:tcPr>
+            <w:tcW w:type="dxa" w:w="2494"/>
+            <w:vAlign w:val="center"/>
+            <w:tcBorders>
+              <w:top w:val="single" w:sz="4" w:color="D9D9D9"/>
+              <w:bottom w:val="single" w:sz="4" w:color="D9D9D9"/>
+              <w:left w:val="single" w:sz="4" w:color="D9D9D9"/>
+              <w:right w:val="single" w:sz="4" w:color="D9D9D9"/>
+            </w:tcBorders>
+            <w:tcMar>
+              <w:left w:w="95" w:type="dxa"/>
+              <w:right w:w="95" w:type="dxa"/>
+            </w:tcMar>
+          </w:tcPr>
+          <w:p>
+            <w:pPr>
+              <w:keepNext w:val="0"/>
+              <w:keepLines/>
+              <w:spacing w:before="100" w:after="100" w:line="252" w:lineRule="auto"/>
+            </w:pPr>
+            <w:r>
+              <w:rPr>
+                <w:rFonts w:ascii="Arial" w:hAnsi="Arial"/>
+                <w:b w:val="0"/>
+                <w:color w:val="000000"/>
+                <w:sz w:val="20"/>
+              </w:rPr>
+              <w:t>Boundaries, controls and entities in UC01–UC06; UC07 retains a combined boundary/control.</w:t>
+            </w:r>
+          </w:p>
+        </w:tc>
+        <w:tc>
+          <w:tcPr>
+            <w:tcW w:type="dxa" w:w="4252"/>
+            <w:vAlign w:val="center"/>
+            <w:tcBorders>
+              <w:top w:val="single" w:sz="4" w:color="D9D9D9"/>
+              <w:bottom w:val="single" w:sz="4" w:color="D9D9D9"/>
+              <w:left w:val="single" w:sz="4" w:color="D9D9D9"/>
+              <w:right w:val="single" w:sz="4" w:color="D9D9D9"/>
+            </w:tcBorders>
+            <w:tcMar>
+              <w:left w:w="95" w:type="dxa"/>
+              <w:right w:w="95" w:type="dxa"/>
+            </w:tcMar>
+          </w:tcPr>
+          <w:p>
+            <w:pPr>
+              <w:keepNext w:val="0"/>
+              <w:keepLines/>
+              <w:spacing w:before="100" w:after="100" w:line="252" w:lineRule="auto"/>
+            </w:pPr>
+            <w:r>
+              <w:rPr>
+                <w:rFonts w:ascii="Arial" w:hAnsi="Arial"/>
+                <w:b w:val="0"/>
+                <w:color w:val="000000"/>
+                <w:sz w:val="20"/>
+              </w:rPr>
+              <w:t>Map screens to React/HTTP boundaries, controls to services and entities to domain objects. Validate, invoke the service and return a DTO to separate transport concerns from business policy.</w:t>
+            </w:r>
+          </w:p>
+        </w:tc>
+      </w:tr>
+      <w:tr>
+        <w:trPr>
+          <w:cantSplit/>
+        </w:trPr>
+        <w:tc>
+          <w:tcPr>
+            <w:tcW w:type="dxa" w:w="2268"/>
+            <w:vAlign w:val="center"/>
+            <w:tcBorders>
+              <w:top w:val="single" w:sz="4" w:color="D9D9D9"/>
+              <w:bottom w:val="single" w:sz="4" w:color="D9D9D9"/>
+              <w:left w:val="single" w:sz="4" w:color="D9D9D9"/>
+              <w:right w:val="single" w:sz="4" w:color="D9D9D9"/>
+            </w:tcBorders>
+            <w:tcMar>
+              <w:left w:w="95" w:type="dxa"/>
+              <w:right w:w="95" w:type="dxa"/>
+            </w:tcMar>
+          </w:tcPr>
+          <w:p>
+            <w:pPr>
+              <w:keepNext w:val="0"/>
+              <w:keepLines/>
+              <w:spacing w:before="100" w:after="100" w:line="252" w:lineRule="auto"/>
+            </w:pPr>
+            <w:r>
+              <w:rPr>
+                <w:rFonts w:ascii="Arial" w:hAnsi="Arial"/>
+                <w:b w:val="0"/>
+                <w:color w:val="000000"/>
+                <w:sz w:val="20"/>
+              </w:rPr>
+              <w:t>TS2 Persistence and transaction boundaries</w:t>
+            </w:r>
+          </w:p>
+        </w:tc>
+        <w:tc>
+          <w:tcPr>
+            <w:tcW w:type="dxa" w:w="2494"/>
+            <w:vAlign w:val="center"/>
+            <w:tcBorders>
+              <w:top w:val="single" w:sz="4" w:color="D9D9D9"/>
+              <w:bottom w:val="single" w:sz="4" w:color="D9D9D9"/>
+              <w:left w:val="single" w:sz="4" w:color="D9D9D9"/>
+              <w:right w:val="single" w:sz="4" w:color="D9D9D9"/>
+            </w:tcBorders>
+            <w:tcMar>
+              <w:left w:w="95" w:type="dxa"/>
+              <w:right w:w="95" w:type="dxa"/>
+            </w:tcMar>
+          </w:tcPr>
+          <w:p>
+            <w:pPr>
+              <w:keepNext w:val="0"/>
+              <w:keepLines/>
+              <w:spacing w:before="100" w:after="100" w:line="252" w:lineRule="auto"/>
+            </w:pPr>
+            <w:r>
+              <w:rPr>
+                <w:rFonts w:ascii="Arial" w:hAnsi="Arial"/>
+                <w:b w:val="0"/>
+                <w:color w:val="000000"/>
+                <w:sz w:val="20"/>
+              </w:rPr>
+              <w:t>Persistent entities and consistency rules in UC01, UC03, UC04, UC06 and UC07.</w:t>
+            </w:r>
+          </w:p>
+        </w:tc>
+        <w:tc>
+          <w:tcPr>
+            <w:tcW w:type="dxa" w:w="4252"/>
+            <w:vAlign w:val="center"/>
+            <w:tcBorders>
+              <w:top w:val="single" w:sz="4" w:color="D9D9D9"/>
+              <w:bottom w:val="single" w:sz="4" w:color="D9D9D9"/>
+              <w:left w:val="single" w:sz="4" w:color="D9D9D9"/>
+              <w:right w:val="single" w:sz="4" w:color="D9D9D9"/>
+            </w:tcBorders>
+            <w:tcMar>
+              <w:left w:w="95" w:type="dxa"/>
+              <w:right w:w="95" w:type="dxa"/>
+            </w:tcMar>
+          </w:tcPr>
+          <w:p>
+            <w:pPr>
+              <w:keepNext w:val="0"/>
+              <w:keepLines/>
+              <w:spacing w:before="100" w:after="100" w:line="252" w:lineRule="auto"/>
+            </w:pPr>
+            <w:r>
+              <w:rPr>
+                <w:rFonts w:ascii="Arial" w:hAnsi="Arial"/>
+                <w:b w:val="0"/>
+                <w:color w:val="000000"/>
+                <w:sz w:val="20"/>
+              </w:rPr>
+              <w:t>Add repositories, constraints and transaction boundaries. Apply a consistent lock order and commit related writes together; failures roll back to preserve business invariants.</w:t>
+            </w:r>
+          </w:p>
+        </w:tc>
+      </w:tr>
+      <w:tr>
+        <w:trPr>
+          <w:cantSplit/>
+        </w:trPr>
+        <w:tc>
+          <w:tcPr>
+            <w:tcW w:type="dxa" w:w="2268"/>
+            <w:vAlign w:val="center"/>
+            <w:tcBorders>
+              <w:top w:val="single" w:sz="4" w:color="D9D9D9"/>
+              <w:bottom w:val="single" w:sz="4" w:color="D9D9D9"/>
+              <w:left w:val="single" w:sz="4" w:color="D9D9D9"/>
+              <w:right w:val="single" w:sz="4" w:color="D9D9D9"/>
+            </w:tcBorders>
+            <w:tcMar>
+              <w:left w:w="95" w:type="dxa"/>
+              <w:right w:w="95" w:type="dxa"/>
+            </w:tcMar>
+          </w:tcPr>
+          <w:p>
+            <w:pPr>
+              <w:keepNext w:val="0"/>
+              <w:keepLines/>
+              <w:spacing w:before="100" w:after="100" w:line="252" w:lineRule="auto"/>
+            </w:pPr>
+            <w:r>
+              <w:rPr>
+                <w:rFonts w:ascii="Arial" w:hAnsi="Arial"/>
+                <w:b w:val="0"/>
+                <w:color w:val="000000"/>
+                <w:sz w:val="20"/>
+              </w:rPr>
+              <w:t>TS3 Effective authorization</w:t>
+            </w:r>
+          </w:p>
+        </w:tc>
+        <w:tc>
+          <w:tcPr>
+            <w:tcW w:type="dxa" w:w="2494"/>
+            <w:vAlign w:val="center"/>
+            <w:tcBorders>
+              <w:top w:val="single" w:sz="4" w:color="D9D9D9"/>
+              <w:bottom w:val="single" w:sz="4" w:color="D9D9D9"/>
+              <w:left w:val="single" w:sz="4" w:color="D9D9D9"/>
+              <w:right w:val="single" w:sz="4" w:color="D9D9D9"/>
+            </w:tcBorders>
+            <w:tcMar>
+              <w:left w:w="95" w:type="dxa"/>
+              <w:right w:w="95" w:type="dxa"/>
+            </w:tcMar>
+          </w:tcPr>
+          <w:p>
+            <w:pPr>
+              <w:keepNext w:val="0"/>
+              <w:keepLines/>
+              <w:spacing w:before="100" w:after="100" w:line="252" w:lineRule="auto"/>
+            </w:pPr>
+            <w:r>
+              <w:rPr>
+                <w:rFonts w:ascii="Arial" w:hAnsi="Arial"/>
+                <w:b w:val="0"/>
+                <w:color w:val="000000"/>
+                <w:sz w:val="20"/>
+              </w:rPr>
+              <w:t>Actor identity, resource ownership and staff eligibility in protected UC03, UC04, UC06 and UC07 requests.</w:t>
+            </w:r>
+          </w:p>
+        </w:tc>
+        <w:tc>
+          <w:tcPr>
+            <w:tcW w:type="dxa" w:w="4252"/>
+            <w:vAlign w:val="center"/>
+            <w:tcBorders>
+              <w:top w:val="single" w:sz="4" w:color="D9D9D9"/>
+              <w:bottom w:val="single" w:sz="4" w:color="D9D9D9"/>
+              <w:left w:val="single" w:sz="4" w:color="D9D9D9"/>
+              <w:right w:val="single" w:sz="4" w:color="D9D9D9"/>
+            </w:tcBorders>
+            <w:tcMar>
+              <w:left w:w="95" w:type="dxa"/>
+              <w:right w:w="95" w:type="dxa"/>
+            </w:tcMar>
+          </w:tcPr>
+          <w:p>
+            <w:pPr>
+              <w:keepNext w:val="0"/>
+              <w:keepLines/>
+              <w:spacing w:before="100" w:after="100" w:line="252" w:lineRule="auto"/>
+            </w:pPr>
+            <w:r>
+              <w:rPr>
+                <w:rFonts w:ascii="Arial" w:hAnsi="Arial"/>
+                <w:b w:val="0"/>
+                <w:color w:val="000000"/>
+                <w:sz w:val="20"/>
+              </w:rPr>
+              <w:t>Add JWT/current-account checks, owner-scoped access and staff assignments. Check effective roles before resource policy so authorization reflects current privileges and ownership.</w:t>
+            </w:r>
+          </w:p>
+        </w:tc>
+      </w:tr>
+      <w:tr>
+        <w:trPr>
+          <w:cantSplit/>
+        </w:trPr>
+        <w:tc>
+          <w:tcPr>
+            <w:tcW w:type="dxa" w:w="2268"/>
+            <w:vAlign w:val="center"/>
+            <w:tcBorders>
+              <w:top w:val="single" w:sz="4" w:color="D9D9D9"/>
+              <w:bottom w:val="single" w:sz="4" w:color="D9D9D9"/>
+              <w:left w:val="single" w:sz="4" w:color="D9D9D9"/>
+              <w:right w:val="single" w:sz="4" w:color="D9D9D9"/>
+            </w:tcBorders>
+            <w:tcMar>
+              <w:left w:w="95" w:type="dxa"/>
+              <w:right w:w="95" w:type="dxa"/>
+            </w:tcMar>
+          </w:tcPr>
+          <w:p>
+            <w:pPr>
+              <w:keepNext w:val="0"/>
+              <w:keepLines/>
+              <w:spacing w:before="100" w:after="100" w:line="252" w:lineRule="auto"/>
+            </w:pPr>
+            <w:r>
+              <w:rPr>
+                <w:rFonts w:ascii="Arial" w:hAnsi="Arial"/>
+                <w:b w:val="0"/>
+                <w:color w:val="000000"/>
+                <w:sz w:val="20"/>
+              </w:rPr>
+              <w:t>TS4 Side effects as synchronous events</w:t>
+            </w:r>
+          </w:p>
+        </w:tc>
+        <w:tc>
+          <w:tcPr>
+            <w:tcW w:type="dxa" w:w="2494"/>
+            <w:vAlign w:val="center"/>
+            <w:tcBorders>
+              <w:top w:val="single" w:sz="4" w:color="D9D9D9"/>
+              <w:bottom w:val="single" w:sz="4" w:color="D9D9D9"/>
+              <w:left w:val="single" w:sz="4" w:color="D9D9D9"/>
+              <w:right w:val="single" w:sz="4" w:color="D9D9D9"/>
+            </w:tcBorders>
+            <w:tcMar>
+              <w:left w:w="95" w:type="dxa"/>
+              <w:right w:w="95" w:type="dxa"/>
+            </w:tcMar>
+          </w:tcPr>
+          <w:p>
+            <w:pPr>
+              <w:keepNext w:val="0"/>
+              <w:keepLines/>
+              <w:spacing w:before="100" w:after="100" w:line="252" w:lineRule="auto"/>
+            </w:pPr>
+            <w:r>
+              <w:rPr>
+                <w:rFonts w:ascii="Arial" w:hAnsi="Arial"/>
+                <w:b w:val="0"/>
+                <w:color w:val="000000"/>
+                <w:sz w:val="20"/>
+              </w:rPr>
+              <w:t>Role notifications, event lifecycle and booking collaborations in UC03, UC04 and UC06.</w:t>
+            </w:r>
+          </w:p>
+        </w:tc>
+        <w:tc>
+          <w:tcPr>
+            <w:tcW w:type="dxa" w:w="4252"/>
+            <w:vAlign w:val="center"/>
+            <w:tcBorders>
+              <w:top w:val="single" w:sz="4" w:color="D9D9D9"/>
+              <w:bottom w:val="single" w:sz="4" w:color="D9D9D9"/>
+              <w:left w:val="single" w:sz="4" w:color="D9D9D9"/>
+              <w:right w:val="single" w:sz="4" w:color="D9D9D9"/>
+            </w:tcBorders>
+            <w:tcMar>
+              <w:left w:w="95" w:type="dxa"/>
+              <w:right w:w="95" w:type="dxa"/>
+            </w:tcMar>
+          </w:tcPr>
+          <w:p>
+            <w:pPr>
+              <w:keepNext w:val="0"/>
+              <w:keepLines/>
+              <w:spacing w:before="100" w:after="100" w:line="252" w:lineRule="auto"/>
+            </w:pPr>
+            <w:r>
+              <w:rPr>
+                <w:rFonts w:ascii="Arial" w:hAnsi="Arial"/>
+                <w:b w:val="0"/>
+                <w:color w:val="000000"/>
+                <w:sz w:val="20"/>
+              </w:rPr>
+              <w:t>Introduce event values, publishers and listeners. Execute mandatory reactions inside the originating transaction so listener failures roll back dependent writes.</w:t>
+            </w:r>
+          </w:p>
+        </w:tc>
+      </w:tr>
+      <w:tr>
+        <w:trPr>
+          <w:cantSplit/>
+        </w:trPr>
+        <w:tc>
+          <w:tcPr>
+            <w:tcW w:type="dxa" w:w="2268"/>
+            <w:vAlign w:val="center"/>
+            <w:tcBorders>
+              <w:top w:val="single" w:sz="4" w:color="D9D9D9"/>
+              <w:bottom w:val="single" w:sz="4" w:color="D9D9D9"/>
+              <w:left w:val="single" w:sz="4" w:color="D9D9D9"/>
+              <w:right w:val="single" w:sz="4" w:color="D9D9D9"/>
+            </w:tcBorders>
+            <w:tcMar>
+              <w:left w:w="95" w:type="dxa"/>
+              <w:right w:w="95" w:type="dxa"/>
+            </w:tcMar>
+          </w:tcPr>
+          <w:p>
+            <w:pPr>
+              <w:keepNext/>
+              <w:keepLines/>
+              <w:spacing w:before="100" w:after="100" w:line="252" w:lineRule="auto"/>
+            </w:pPr>
+            <w:r>
+              <w:rPr>
+                <w:rFonts w:ascii="Arial" w:hAnsi="Arial"/>
+                <w:b w:val="0"/>
+                <w:color w:val="000000"/>
+                <w:sz w:val="20"/>
+              </w:rPr>
+              <w:t>TS5 Variable behaviour behind interfaces</w:t>
+            </w:r>
+          </w:p>
+        </w:tc>
+        <w:tc>
+          <w:tcPr>
+            <w:tcW w:type="dxa" w:w="2494"/>
+            <w:vAlign w:val="center"/>
+            <w:tcBorders>
+              <w:top w:val="single" w:sz="4" w:color="D9D9D9"/>
+              <w:bottom w:val="single" w:sz="4" w:color="D9D9D9"/>
+              <w:left w:val="single" w:sz="4" w:color="D9D9D9"/>
+              <w:right w:val="single" w:sz="4" w:color="D9D9D9"/>
+            </w:tcBorders>
+            <w:tcMar>
+              <w:left w:w="95" w:type="dxa"/>
+              <w:right w:w="95" w:type="dxa"/>
+            </w:tcMar>
+          </w:tcPr>
+          <w:p>
+            <w:pPr>
+              <w:keepNext/>
+              <w:keepLines/>
+              <w:spacing w:before="100" w:after="100" w:line="252" w:lineRule="auto"/>
+            </w:pPr>
+            <w:r>
+              <w:rPr>
+                <w:rFonts w:ascii="Arial" w:hAnsi="Arial"/>
+                <w:b w:val="0"/>
+                <w:color w:val="000000"/>
+                <w:sz w:val="20"/>
+              </w:rPr>
+              <w:t>Credential algorithms, booking-field validation and ticket states in UC01/UC02, UC06 and UC07.</w:t>
+            </w:r>
+          </w:p>
+        </w:tc>
+        <w:tc>
+          <w:tcPr>
+            <w:tcW w:type="dxa" w:w="4252"/>
+            <w:vAlign w:val="center"/>
+            <w:tcBorders>
+              <w:top w:val="single" w:sz="4" w:color="D9D9D9"/>
+              <w:bottom w:val="single" w:sz="4" w:color="D9D9D9"/>
+              <w:left w:val="single" w:sz="4" w:color="D9D9D9"/>
+              <w:right w:val="single" w:sz="4" w:color="D9D9D9"/>
+            </w:tcBorders>
+            <w:tcMar>
+              <w:left w:w="95" w:type="dxa"/>
+              <w:right w:w="95" w:type="dxa"/>
+            </w:tcMar>
+          </w:tcPr>
+          <w:p>
+            <w:pPr>
+              <w:keepNext/>
+              <w:keepLines/>
+              <w:spacing w:before="100" w:after="100" w:line="252" w:lineRule="auto"/>
+            </w:pPr>
+            <w:r>
+              <w:rPr>
+                <w:rFonts w:ascii="Arial" w:hAnsi="Arial"/>
+                <w:b w:val="0"/>
+                <w:color w:val="000000"/>
+                <w:sz w:val="20"/>
+              </w:rPr>
+              <w:t>Introduce PasswordEncoder, BookingFieldValidationStrategy and TicketState. Contexts delegate variable behaviour through interfaces, keeping shared policy and data in one place.</w:t>
+            </w:r>
+          </w:p>
+        </w:tc>
+      </w:tr>
+    </w:tbl>
+    <w:p>
+      <w:pPr>
+        <w:keepNext w:val="0"/>
+        <w:spacing w:after="140" w:line="240" w:lineRule="auto" w:before="100"/>
+        <w:pStyle w:val="Caption"/>
+        <w:jc w:val="center"/>
+        <w:keepLines/>
+        <w:outlineLvl w:val="9"/>
+      </w:pPr>
+      <w:r>
+        <w:rPr>
+          <w:rFonts w:ascii="Arial" w:hAnsi="Arial"/>
+          <w:sz w:val="20"/>
+          <w:color w:val="000000"/>
+        </w:rPr>
+        <w:t>Table 9. Transition strategies and their application</w:t>
       </w:r>
     </w:p>
     <w:p>
       <w:pPr>
         <w:pStyle w:val="Heading3"/>
         <w:spacing w:after="140" w:line="259" w:lineRule="auto" w:before="100"/>
+        <w:pageBreakBefore/>
         <w:numPr>
           <w:numId w:val="0"/>
         </w:numPr>
@@ -7103,8 +7744,1251 @@
     </w:p>
     <w:p>
       <w:pPr>
+        <w:spacing w:after="120" w:line="259" w:lineRule="auto"/>
+      </w:pPr>
+      <w:r>
+        <w:rPr/>
+        <w:t>Table 10 lists the use cases shown in Figure 3, including the deferred payment scope. Each implemented case has a named member responsible for its analysis and design. Sections 3.3.2–3.3.8 specify the normal and exceptional flows; Section 3.4 develops the corresponding models.</w:t>
+      </w:r>
+    </w:p>
+    <w:tbl>
+      <w:tblPr>
+        <w:tblW w:type="auto" w:w="0"/>
+        <w:tblLayout w:type="fixed"/>
+        <w:tblLook w:firstColumn="1" w:firstRow="1" w:lastColumn="0" w:lastRow="0" w:noHBand="0" w:noVBand="1" w:val="04A0"/>
+      </w:tblPr>
+      <w:tblGrid>
+        <w:gridCol w:w="2098"/>
+        <w:gridCol w:w="2041"/>
+        <w:gridCol w:w="3231"/>
+        <w:gridCol w:w="1644"/>
+      </w:tblGrid>
+      <w:tr>
+        <w:trPr>
+          <w:cantSplit/>
+          <w:tblHeader/>
+        </w:trPr>
+        <w:tc>
+          <w:tcPr>
+            <w:tcW w:type="dxa" w:w="2098"/>
+            <w:vAlign w:val="center"/>
+            <w:tcBorders>
+              <w:top w:val="single" w:sz="4" w:color="D9D9D9"/>
+              <w:bottom w:val="single" w:sz="4" w:color="D9D9D9"/>
+              <w:left w:val="single" w:sz="4" w:color="D9D9D9"/>
+              <w:right w:val="single" w:sz="4" w:color="D9D9D9"/>
+            </w:tcBorders>
+            <w:tcMar>
+              <w:left w:w="95" w:type="dxa"/>
+              <w:right w:w="95" w:type="dxa"/>
+            </w:tcMar>
+            <w:shd w:fill="E7E7E7"/>
+          </w:tcPr>
+          <w:p>
+            <w:pPr>
+              <w:keepNext w:val="0"/>
+              <w:keepLines/>
+              <w:spacing w:before="100" w:after="100" w:line="252" w:lineRule="auto"/>
+            </w:pPr>
+            <w:r>
+              <w:rPr>
+                <w:rFonts w:ascii="Arial" w:hAnsi="Arial"/>
+                <w:b/>
+                <w:color w:val="000000"/>
+                <w:sz w:val="20"/>
+              </w:rPr>
+              <w:t>Use case</w:t>
+            </w:r>
+          </w:p>
+        </w:tc>
+        <w:tc>
+          <w:tcPr>
+            <w:tcW w:type="dxa" w:w="2041"/>
+            <w:vAlign w:val="center"/>
+            <w:tcBorders>
+              <w:top w:val="single" w:sz="4" w:color="D9D9D9"/>
+              <w:bottom w:val="single" w:sz="4" w:color="D9D9D9"/>
+              <w:left w:val="single" w:sz="4" w:color="D9D9D9"/>
+              <w:right w:val="single" w:sz="4" w:color="D9D9D9"/>
+            </w:tcBorders>
+            <w:tcMar>
+              <w:left w:w="95" w:type="dxa"/>
+              <w:right w:w="95" w:type="dxa"/>
+            </w:tcMar>
+            <w:shd w:fill="E7E7E7"/>
+          </w:tcPr>
+          <w:p>
+            <w:pPr>
+              <w:keepNext w:val="0"/>
+              <w:keepLines/>
+              <w:spacing w:before="100" w:after="100" w:line="252" w:lineRule="auto"/>
+            </w:pPr>
+            <w:r>
+              <w:rPr>
+                <w:rFonts w:ascii="Arial" w:hAnsi="Arial"/>
+                <w:b/>
+                <w:color w:val="000000"/>
+                <w:sz w:val="20"/>
+              </w:rPr>
+              <w:t>Primary actor</w:t>
+            </w:r>
+          </w:p>
+        </w:tc>
+        <w:tc>
+          <w:tcPr>
+            <w:tcW w:type="dxa" w:w="3231"/>
+            <w:vAlign w:val="center"/>
+            <w:tcBorders>
+              <w:top w:val="single" w:sz="4" w:color="D9D9D9"/>
+              <w:bottom w:val="single" w:sz="4" w:color="D9D9D9"/>
+              <w:left w:val="single" w:sz="4" w:color="D9D9D9"/>
+              <w:right w:val="single" w:sz="4" w:color="D9D9D9"/>
+            </w:tcBorders>
+            <w:tcMar>
+              <w:left w:w="95" w:type="dxa"/>
+              <w:right w:w="95" w:type="dxa"/>
+            </w:tcMar>
+            <w:shd w:fill="E7E7E7"/>
+          </w:tcPr>
+          <w:p>
+            <w:pPr>
+              <w:keepNext w:val="0"/>
+              <w:keepLines/>
+              <w:spacing w:before="100" w:after="100" w:line="252" w:lineRule="auto"/>
+            </w:pPr>
+            <w:r>
+              <w:rPr>
+                <w:rFonts w:ascii="Arial" w:hAnsi="Arial"/>
+                <w:b/>
+                <w:color w:val="000000"/>
+                <w:sz w:val="20"/>
+              </w:rPr>
+              <w:t>Goal and scope</w:t>
+            </w:r>
+          </w:p>
+        </w:tc>
+        <w:tc>
+          <w:tcPr>
+            <w:tcW w:type="dxa" w:w="1644"/>
+            <w:vAlign w:val="center"/>
+            <w:tcBorders>
+              <w:top w:val="single" w:sz="4" w:color="D9D9D9"/>
+              <w:bottom w:val="single" w:sz="4" w:color="D9D9D9"/>
+              <w:left w:val="single" w:sz="4" w:color="D9D9D9"/>
+              <w:right w:val="single" w:sz="4" w:color="D9D9D9"/>
+            </w:tcBorders>
+            <w:tcMar>
+              <w:left w:w="95" w:type="dxa"/>
+              <w:right w:w="95" w:type="dxa"/>
+            </w:tcMar>
+            <w:shd w:fill="E7E7E7"/>
+          </w:tcPr>
+          <w:p>
+            <w:pPr>
+              <w:keepNext w:val="0"/>
+              <w:keepLines/>
+              <w:spacing w:before="100" w:after="100" w:line="252" w:lineRule="auto"/>
+            </w:pPr>
+            <w:r>
+              <w:rPr>
+                <w:rFonts w:ascii="Arial" w:hAnsi="Arial"/>
+                <w:b/>
+                <w:color w:val="000000"/>
+                <w:sz w:val="20"/>
+              </w:rPr>
+              <w:t>Responsible member</w:t>
+            </w:r>
+          </w:p>
+        </w:tc>
+      </w:tr>
+      <w:tr>
+        <w:trPr>
+          <w:cantSplit/>
+        </w:trPr>
+        <w:tc>
+          <w:tcPr>
+            <w:tcW w:type="dxa" w:w="2098"/>
+            <w:vAlign w:val="center"/>
+            <w:tcBorders>
+              <w:top w:val="single" w:sz="4" w:color="D9D9D9"/>
+              <w:bottom w:val="single" w:sz="4" w:color="D9D9D9"/>
+              <w:left w:val="single" w:sz="4" w:color="D9D9D9"/>
+              <w:right w:val="single" w:sz="4" w:color="D9D9D9"/>
+            </w:tcBorders>
+            <w:tcMar>
+              <w:left w:w="95" w:type="dxa"/>
+              <w:right w:w="95" w:type="dxa"/>
+            </w:tcMar>
+          </w:tcPr>
+          <w:p>
+            <w:pPr>
+              <w:keepNext w:val="0"/>
+              <w:keepLines/>
+              <w:spacing w:before="100" w:after="100" w:line="252" w:lineRule="auto"/>
+            </w:pPr>
+            <w:r>
+              <w:rPr>
+                <w:rFonts w:ascii="Arial" w:hAnsi="Arial"/>
+                <w:b w:val="0"/>
+                <w:color w:val="000000"/>
+                <w:sz w:val="20"/>
+              </w:rPr>
+              <w:t>UC01 Register</w:t>
+            </w:r>
+          </w:p>
+        </w:tc>
+        <w:tc>
+          <w:tcPr>
+            <w:tcW w:type="dxa" w:w="2041"/>
+            <w:vAlign w:val="center"/>
+            <w:tcBorders>
+              <w:top w:val="single" w:sz="4" w:color="D9D9D9"/>
+              <w:bottom w:val="single" w:sz="4" w:color="D9D9D9"/>
+              <w:left w:val="single" w:sz="4" w:color="D9D9D9"/>
+              <w:right w:val="single" w:sz="4" w:color="D9D9D9"/>
+            </w:tcBorders>
+            <w:tcMar>
+              <w:left w:w="95" w:type="dxa"/>
+              <w:right w:w="95" w:type="dxa"/>
+            </w:tcMar>
+          </w:tcPr>
+          <w:p>
+            <w:pPr>
+              <w:keepNext w:val="0"/>
+              <w:keepLines/>
+              <w:spacing w:before="100" w:after="100" w:line="252" w:lineRule="auto"/>
+            </w:pPr>
+            <w:r>
+              <w:rPr>
+                <w:rFonts w:ascii="Arial" w:hAnsi="Arial"/>
+                <w:b w:val="0"/>
+                <w:color w:val="000000"/>
+                <w:sz w:val="20"/>
+              </w:rPr>
+              <w:t>Visitor</w:t>
+            </w:r>
+          </w:p>
+        </w:tc>
+        <w:tc>
+          <w:tcPr>
+            <w:tcW w:type="dxa" w:w="3231"/>
+            <w:vAlign w:val="center"/>
+            <w:tcBorders>
+              <w:top w:val="single" w:sz="4" w:color="D9D9D9"/>
+              <w:bottom w:val="single" w:sz="4" w:color="D9D9D9"/>
+              <w:left w:val="single" w:sz="4" w:color="D9D9D9"/>
+              <w:right w:val="single" w:sz="4" w:color="D9D9D9"/>
+            </w:tcBorders>
+            <w:tcMar>
+              <w:left w:w="95" w:type="dxa"/>
+              <w:right w:w="95" w:type="dxa"/>
+            </w:tcMar>
+          </w:tcPr>
+          <w:p>
+            <w:pPr>
+              <w:keepNext w:val="0"/>
+              <w:keepLines/>
+              <w:spacing w:before="100" w:after="100" w:line="252" w:lineRule="auto"/>
+            </w:pPr>
+            <w:r>
+              <w:rPr>
+                <w:rFonts w:ascii="Arial" w:hAnsi="Arial"/>
+                <w:b w:val="0"/>
+                <w:color w:val="000000"/>
+                <w:sz w:val="20"/>
+              </w:rPr>
+              <w:t>Implemented: create an attendee account.</w:t>
+            </w:r>
+          </w:p>
+        </w:tc>
+        <w:tc>
+          <w:tcPr>
+            <w:tcW w:type="dxa" w:w="1644"/>
+            <w:vAlign w:val="center"/>
+            <w:tcBorders>
+              <w:top w:val="single" w:sz="4" w:color="D9D9D9"/>
+              <w:bottom w:val="single" w:sz="4" w:color="D9D9D9"/>
+              <w:left w:val="single" w:sz="4" w:color="D9D9D9"/>
+              <w:right w:val="single" w:sz="4" w:color="D9D9D9"/>
+            </w:tcBorders>
+            <w:tcMar>
+              <w:left w:w="95" w:type="dxa"/>
+              <w:right w:w="95" w:type="dxa"/>
+            </w:tcMar>
+          </w:tcPr>
+          <w:p>
+            <w:pPr>
+              <w:keepNext w:val="0"/>
+              <w:keepLines/>
+              <w:spacing w:before="100" w:after="100" w:line="252" w:lineRule="auto"/>
+            </w:pPr>
+            <w:r>
+              <w:rPr>
+                <w:rFonts w:ascii="Arial" w:hAnsi="Arial"/>
+                <w:b w:val="0"/>
+                <w:color w:val="000000"/>
+                <w:sz w:val="20"/>
+              </w:rPr>
+              <w:t>Hu Jia</w:t>
+            </w:r>
+          </w:p>
+        </w:tc>
+      </w:tr>
+      <w:tr>
+        <w:trPr>
+          <w:cantSplit/>
+        </w:trPr>
+        <w:tc>
+          <w:tcPr>
+            <w:tcW w:type="dxa" w:w="2098"/>
+            <w:vAlign w:val="center"/>
+            <w:tcBorders>
+              <w:top w:val="single" w:sz="4" w:color="D9D9D9"/>
+              <w:bottom w:val="single" w:sz="4" w:color="D9D9D9"/>
+              <w:left w:val="single" w:sz="4" w:color="D9D9D9"/>
+              <w:right w:val="single" w:sz="4" w:color="D9D9D9"/>
+            </w:tcBorders>
+            <w:tcMar>
+              <w:left w:w="95" w:type="dxa"/>
+              <w:right w:w="95" w:type="dxa"/>
+            </w:tcMar>
+          </w:tcPr>
+          <w:p>
+            <w:pPr>
+              <w:keepNext w:val="0"/>
+              <w:keepLines/>
+              <w:spacing w:before="100" w:after="100" w:line="252" w:lineRule="auto"/>
+            </w:pPr>
+            <w:r>
+              <w:rPr>
+                <w:rFonts w:ascii="Arial" w:hAnsi="Arial"/>
+                <w:b w:val="0"/>
+                <w:color w:val="000000"/>
+                <w:sz w:val="20"/>
+              </w:rPr>
+              <w:t>UC02 Login</w:t>
+            </w:r>
+          </w:p>
+        </w:tc>
+        <w:tc>
+          <w:tcPr>
+            <w:tcW w:type="dxa" w:w="2041"/>
+            <w:vAlign w:val="center"/>
+            <w:tcBorders>
+              <w:top w:val="single" w:sz="4" w:color="D9D9D9"/>
+              <w:bottom w:val="single" w:sz="4" w:color="D9D9D9"/>
+              <w:left w:val="single" w:sz="4" w:color="D9D9D9"/>
+              <w:right w:val="single" w:sz="4" w:color="D9D9D9"/>
+            </w:tcBorders>
+            <w:tcMar>
+              <w:left w:w="95" w:type="dxa"/>
+              <w:right w:w="95" w:type="dxa"/>
+            </w:tcMar>
+          </w:tcPr>
+          <w:p>
+            <w:pPr>
+              <w:keepNext w:val="0"/>
+              <w:keepLines/>
+              <w:spacing w:before="100" w:after="100" w:line="252" w:lineRule="auto"/>
+            </w:pPr>
+            <w:r>
+              <w:rPr>
+                <w:rFonts w:ascii="Arial" w:hAnsi="Arial"/>
+                <w:b w:val="0"/>
+                <w:color w:val="000000"/>
+                <w:sz w:val="20"/>
+              </w:rPr>
+              <w:t>Registered user</w:t>
+            </w:r>
+          </w:p>
+        </w:tc>
+        <w:tc>
+          <w:tcPr>
+            <w:tcW w:type="dxa" w:w="3231"/>
+            <w:vAlign w:val="center"/>
+            <w:tcBorders>
+              <w:top w:val="single" w:sz="4" w:color="D9D9D9"/>
+              <w:bottom w:val="single" w:sz="4" w:color="D9D9D9"/>
+              <w:left w:val="single" w:sz="4" w:color="D9D9D9"/>
+              <w:right w:val="single" w:sz="4" w:color="D9D9D9"/>
+            </w:tcBorders>
+            <w:tcMar>
+              <w:left w:w="95" w:type="dxa"/>
+              <w:right w:w="95" w:type="dxa"/>
+            </w:tcMar>
+          </w:tcPr>
+          <w:p>
+            <w:pPr>
+              <w:keepNext w:val="0"/>
+              <w:keepLines/>
+              <w:spacing w:before="100" w:after="100" w:line="252" w:lineRule="auto"/>
+            </w:pPr>
+            <w:r>
+              <w:rPr>
+                <w:rFonts w:ascii="Arial" w:hAnsi="Arial"/>
+                <w:b w:val="0"/>
+                <w:color w:val="000000"/>
+                <w:sz w:val="20"/>
+              </w:rPr>
+              <w:t>Implemented: authenticate an active account.</w:t>
+            </w:r>
+          </w:p>
+        </w:tc>
+        <w:tc>
+          <w:tcPr>
+            <w:tcW w:type="dxa" w:w="1644"/>
+            <w:vAlign w:val="center"/>
+            <w:tcBorders>
+              <w:top w:val="single" w:sz="4" w:color="D9D9D9"/>
+              <w:bottom w:val="single" w:sz="4" w:color="D9D9D9"/>
+              <w:left w:val="single" w:sz="4" w:color="D9D9D9"/>
+              <w:right w:val="single" w:sz="4" w:color="D9D9D9"/>
+            </w:tcBorders>
+            <w:tcMar>
+              <w:left w:w="95" w:type="dxa"/>
+              <w:right w:w="95" w:type="dxa"/>
+            </w:tcMar>
+          </w:tcPr>
+          <w:p>
+            <w:pPr>
+              <w:keepNext w:val="0"/>
+              <w:keepLines/>
+              <w:spacing w:before="100" w:after="100" w:line="252" w:lineRule="auto"/>
+            </w:pPr>
+            <w:r>
+              <w:rPr>
+                <w:rFonts w:ascii="Arial" w:hAnsi="Arial"/>
+                <w:b w:val="0"/>
+                <w:color w:val="000000"/>
+                <w:sz w:val="20"/>
+              </w:rPr>
+              <w:t>Hu Jia</w:t>
+            </w:r>
+          </w:p>
+        </w:tc>
+      </w:tr>
+      <w:tr>
+        <w:trPr>
+          <w:cantSplit/>
+        </w:trPr>
+        <w:tc>
+          <w:tcPr>
+            <w:tcW w:type="dxa" w:w="2098"/>
+            <w:vAlign w:val="center"/>
+            <w:tcBorders>
+              <w:top w:val="single" w:sz="4" w:color="D9D9D9"/>
+              <w:bottom w:val="single" w:sz="4" w:color="D9D9D9"/>
+              <w:left w:val="single" w:sz="4" w:color="D9D9D9"/>
+              <w:right w:val="single" w:sz="4" w:color="D9D9D9"/>
+            </w:tcBorders>
+            <w:tcMar>
+              <w:left w:w="95" w:type="dxa"/>
+              <w:right w:w="95" w:type="dxa"/>
+            </w:tcMar>
+          </w:tcPr>
+          <w:p>
+            <w:pPr>
+              <w:keepNext w:val="0"/>
+              <w:keepLines/>
+              <w:spacing w:before="100" w:after="100" w:line="252" w:lineRule="auto"/>
+            </w:pPr>
+            <w:r>
+              <w:rPr>
+                <w:rFonts w:ascii="Arial" w:hAnsi="Arial"/>
+                <w:b w:val="0"/>
+                <w:color w:val="000000"/>
+                <w:sz w:val="20"/>
+              </w:rPr>
+              <w:t>UC03 Manage Users and Roles</w:t>
+            </w:r>
+          </w:p>
+        </w:tc>
+        <w:tc>
+          <w:tcPr>
+            <w:tcW w:type="dxa" w:w="2041"/>
+            <w:vAlign w:val="center"/>
+            <w:tcBorders>
+              <w:top w:val="single" w:sz="4" w:color="D9D9D9"/>
+              <w:bottom w:val="single" w:sz="4" w:color="D9D9D9"/>
+              <w:left w:val="single" w:sz="4" w:color="D9D9D9"/>
+              <w:right w:val="single" w:sz="4" w:color="D9D9D9"/>
+            </w:tcBorders>
+            <w:tcMar>
+              <w:left w:w="95" w:type="dxa"/>
+              <w:right w:w="95" w:type="dxa"/>
+            </w:tcMar>
+          </w:tcPr>
+          <w:p>
+            <w:pPr>
+              <w:keepNext w:val="0"/>
+              <w:keepLines/>
+              <w:spacing w:before="100" w:after="100" w:line="252" w:lineRule="auto"/>
+            </w:pPr>
+            <w:r>
+              <w:rPr>
+                <w:rFonts w:ascii="Arial" w:hAnsi="Arial"/>
+                <w:b w:val="0"/>
+                <w:color w:val="000000"/>
+                <w:sz w:val="20"/>
+              </w:rPr>
+              <w:t>Administrator</w:t>
+            </w:r>
+          </w:p>
+        </w:tc>
+        <w:tc>
+          <w:tcPr>
+            <w:tcW w:type="dxa" w:w="3231"/>
+            <w:vAlign w:val="center"/>
+            <w:tcBorders>
+              <w:top w:val="single" w:sz="4" w:color="D9D9D9"/>
+              <w:bottom w:val="single" w:sz="4" w:color="D9D9D9"/>
+              <w:left w:val="single" w:sz="4" w:color="D9D9D9"/>
+              <w:right w:val="single" w:sz="4" w:color="D9D9D9"/>
+            </w:tcBorders>
+            <w:tcMar>
+              <w:left w:w="95" w:type="dxa"/>
+              <w:right w:w="95" w:type="dxa"/>
+            </w:tcMar>
+          </w:tcPr>
+          <w:p>
+            <w:pPr>
+              <w:keepNext w:val="0"/>
+              <w:keepLines/>
+              <w:spacing w:before="100" w:after="100" w:line="252" w:lineRule="auto"/>
+            </w:pPr>
+            <w:r>
+              <w:rPr>
+                <w:rFonts w:ascii="Arial" w:hAnsi="Arial"/>
+                <w:b w:val="0"/>
+                <w:color w:val="000000"/>
+                <w:sz w:val="20"/>
+              </w:rPr>
+              <w:t>Implemented: manage users and role assignments.</w:t>
+            </w:r>
+          </w:p>
+        </w:tc>
+        <w:tc>
+          <w:tcPr>
+            <w:tcW w:type="dxa" w:w="1644"/>
+            <w:vAlign w:val="center"/>
+            <w:tcBorders>
+              <w:top w:val="single" w:sz="4" w:color="D9D9D9"/>
+              <w:bottom w:val="single" w:sz="4" w:color="D9D9D9"/>
+              <w:left w:val="single" w:sz="4" w:color="D9D9D9"/>
+              <w:right w:val="single" w:sz="4" w:color="D9D9D9"/>
+            </w:tcBorders>
+            <w:tcMar>
+              <w:left w:w="95" w:type="dxa"/>
+              <w:right w:w="95" w:type="dxa"/>
+            </w:tcMar>
+          </w:tcPr>
+          <w:p>
+            <w:pPr>
+              <w:keepNext w:val="0"/>
+              <w:keepLines/>
+              <w:spacing w:before="100" w:after="100" w:line="252" w:lineRule="auto"/>
+            </w:pPr>
+            <w:r>
+              <w:rPr>
+                <w:rFonts w:ascii="Arial" w:hAnsi="Arial"/>
+                <w:b w:val="0"/>
+                <w:color w:val="000000"/>
+                <w:sz w:val="20"/>
+              </w:rPr>
+              <w:t>Chai Muyang</w:t>
+            </w:r>
+          </w:p>
+        </w:tc>
+      </w:tr>
+      <w:tr>
+        <w:trPr>
+          <w:cantSplit/>
+        </w:trPr>
+        <w:tc>
+          <w:tcPr>
+            <w:tcW w:type="dxa" w:w="2098"/>
+            <w:vAlign w:val="center"/>
+            <w:tcBorders>
+              <w:top w:val="single" w:sz="4" w:color="D9D9D9"/>
+              <w:bottom w:val="single" w:sz="4" w:color="D9D9D9"/>
+              <w:left w:val="single" w:sz="4" w:color="D9D9D9"/>
+              <w:right w:val="single" w:sz="4" w:color="D9D9D9"/>
+            </w:tcBorders>
+            <w:tcMar>
+              <w:left w:w="95" w:type="dxa"/>
+              <w:right w:w="95" w:type="dxa"/>
+            </w:tcMar>
+          </w:tcPr>
+          <w:p>
+            <w:pPr>
+              <w:keepNext w:val="0"/>
+              <w:keepLines/>
+              <w:spacing w:before="100" w:after="100" w:line="252" w:lineRule="auto"/>
+            </w:pPr>
+            <w:r>
+              <w:rPr>
+                <w:rFonts w:ascii="Arial" w:hAnsi="Arial"/>
+                <w:b w:val="0"/>
+                <w:color w:val="000000"/>
+                <w:sz w:val="20"/>
+              </w:rPr>
+              <w:t>UC04 Manage Events</w:t>
+            </w:r>
+          </w:p>
+        </w:tc>
+        <w:tc>
+          <w:tcPr>
+            <w:tcW w:type="dxa" w:w="2041"/>
+            <w:vAlign w:val="center"/>
+            <w:tcBorders>
+              <w:top w:val="single" w:sz="4" w:color="D9D9D9"/>
+              <w:bottom w:val="single" w:sz="4" w:color="D9D9D9"/>
+              <w:left w:val="single" w:sz="4" w:color="D9D9D9"/>
+              <w:right w:val="single" w:sz="4" w:color="D9D9D9"/>
+            </w:tcBorders>
+            <w:tcMar>
+              <w:left w:w="95" w:type="dxa"/>
+              <w:right w:w="95" w:type="dxa"/>
+            </w:tcMar>
+          </w:tcPr>
+          <w:p>
+            <w:pPr>
+              <w:keepNext w:val="0"/>
+              <w:keepLines/>
+              <w:spacing w:before="100" w:after="100" w:line="252" w:lineRule="auto"/>
+            </w:pPr>
+            <w:r>
+              <w:rPr>
+                <w:rFonts w:ascii="Arial" w:hAnsi="Arial"/>
+                <w:b w:val="0"/>
+                <w:color w:val="000000"/>
+                <w:sz w:val="20"/>
+              </w:rPr>
+              <w:t>Organizer or administrator owning the event</w:t>
+            </w:r>
+          </w:p>
+        </w:tc>
+        <w:tc>
+          <w:tcPr>
+            <w:tcW w:type="dxa" w:w="3231"/>
+            <w:vAlign w:val="center"/>
+            <w:tcBorders>
+              <w:top w:val="single" w:sz="4" w:color="D9D9D9"/>
+              <w:bottom w:val="single" w:sz="4" w:color="D9D9D9"/>
+              <w:left w:val="single" w:sz="4" w:color="D9D9D9"/>
+              <w:right w:val="single" w:sz="4" w:color="D9D9D9"/>
+            </w:tcBorders>
+            <w:tcMar>
+              <w:left w:w="95" w:type="dxa"/>
+              <w:right w:w="95" w:type="dxa"/>
+            </w:tcMar>
+          </w:tcPr>
+          <w:p>
+            <w:pPr>
+              <w:keepNext w:val="0"/>
+              <w:keepLines/>
+              <w:spacing w:before="100" w:after="100" w:line="252" w:lineRule="auto"/>
+            </w:pPr>
+            <w:r>
+              <w:rPr>
+                <w:rFonts w:ascii="Arial" w:hAnsi="Arial"/>
+                <w:b w:val="0"/>
+                <w:color w:val="000000"/>
+                <w:sz w:val="20"/>
+              </w:rPr>
+              <w:t>Implemented: create, publish and cancel owned events.</w:t>
+            </w:r>
+          </w:p>
+        </w:tc>
+        <w:tc>
+          <w:tcPr>
+            <w:tcW w:type="dxa" w:w="1644"/>
+            <w:vAlign w:val="center"/>
+            <w:tcBorders>
+              <w:top w:val="single" w:sz="4" w:color="D9D9D9"/>
+              <w:bottom w:val="single" w:sz="4" w:color="D9D9D9"/>
+              <w:left w:val="single" w:sz="4" w:color="D9D9D9"/>
+              <w:right w:val="single" w:sz="4" w:color="D9D9D9"/>
+            </w:tcBorders>
+            <w:tcMar>
+              <w:left w:w="95" w:type="dxa"/>
+              <w:right w:w="95" w:type="dxa"/>
+            </w:tcMar>
+          </w:tcPr>
+          <w:p>
+            <w:pPr>
+              <w:keepNext w:val="0"/>
+              <w:keepLines/>
+              <w:spacing w:before="100" w:after="100" w:line="252" w:lineRule="auto"/>
+            </w:pPr>
+            <w:r>
+              <w:rPr>
+                <w:rFonts w:ascii="Arial" w:hAnsi="Arial"/>
+                <w:b w:val="0"/>
+                <w:color w:val="000000"/>
+                <w:sz w:val="20"/>
+              </w:rPr>
+              <w:t>Lu Junyi</w:t>
+            </w:r>
+          </w:p>
+        </w:tc>
+      </w:tr>
+      <w:tr>
+        <w:trPr>
+          <w:cantSplit/>
+        </w:trPr>
+        <w:tc>
+          <w:tcPr>
+            <w:tcW w:type="dxa" w:w="2098"/>
+            <w:vAlign w:val="center"/>
+            <w:tcBorders>
+              <w:top w:val="single" w:sz="4" w:color="D9D9D9"/>
+              <w:bottom w:val="single" w:sz="4" w:color="D9D9D9"/>
+              <w:left w:val="single" w:sz="4" w:color="D9D9D9"/>
+              <w:right w:val="single" w:sz="4" w:color="D9D9D9"/>
+            </w:tcBorders>
+            <w:tcMar>
+              <w:left w:w="95" w:type="dxa"/>
+              <w:right w:w="95" w:type="dxa"/>
+            </w:tcMar>
+          </w:tcPr>
+          <w:p>
+            <w:pPr>
+              <w:keepNext w:val="0"/>
+              <w:keepLines/>
+              <w:spacing w:before="100" w:after="100" w:line="252" w:lineRule="auto"/>
+            </w:pPr>
+            <w:r>
+              <w:rPr>
+                <w:rFonts w:ascii="Arial" w:hAnsi="Arial"/>
+                <w:b w:val="0"/>
+                <w:color w:val="000000"/>
+                <w:sz w:val="20"/>
+              </w:rPr>
+              <w:t>UC05 Browse Events</w:t>
+            </w:r>
+          </w:p>
+        </w:tc>
+        <w:tc>
+          <w:tcPr>
+            <w:tcW w:type="dxa" w:w="2041"/>
+            <w:vAlign w:val="center"/>
+            <w:tcBorders>
+              <w:top w:val="single" w:sz="4" w:color="D9D9D9"/>
+              <w:bottom w:val="single" w:sz="4" w:color="D9D9D9"/>
+              <w:left w:val="single" w:sz="4" w:color="D9D9D9"/>
+              <w:right w:val="single" w:sz="4" w:color="D9D9D9"/>
+            </w:tcBorders>
+            <w:tcMar>
+              <w:left w:w="95" w:type="dxa"/>
+              <w:right w:w="95" w:type="dxa"/>
+            </w:tcMar>
+          </w:tcPr>
+          <w:p>
+            <w:pPr>
+              <w:keepNext w:val="0"/>
+              <w:keepLines/>
+              <w:spacing w:before="100" w:after="100" w:line="252" w:lineRule="auto"/>
+            </w:pPr>
+            <w:r>
+              <w:rPr>
+                <w:rFonts w:ascii="Arial" w:hAnsi="Arial"/>
+                <w:b w:val="0"/>
+                <w:color w:val="000000"/>
+                <w:sz w:val="20"/>
+              </w:rPr>
+              <w:t>Visitor or account holder</w:t>
+            </w:r>
+          </w:p>
+        </w:tc>
+        <w:tc>
+          <w:tcPr>
+            <w:tcW w:type="dxa" w:w="3231"/>
+            <w:vAlign w:val="center"/>
+            <w:tcBorders>
+              <w:top w:val="single" w:sz="4" w:color="D9D9D9"/>
+              <w:bottom w:val="single" w:sz="4" w:color="D9D9D9"/>
+              <w:left w:val="single" w:sz="4" w:color="D9D9D9"/>
+              <w:right w:val="single" w:sz="4" w:color="D9D9D9"/>
+            </w:tcBorders>
+            <w:tcMar>
+              <w:left w:w="95" w:type="dxa"/>
+              <w:right w:w="95" w:type="dxa"/>
+            </w:tcMar>
+          </w:tcPr>
+          <w:p>
+            <w:pPr>
+              <w:keepNext w:val="0"/>
+              <w:keepLines/>
+              <w:spacing w:before="100" w:after="100" w:line="252" w:lineRule="auto"/>
+            </w:pPr>
+            <w:r>
+              <w:rPr>
+                <w:rFonts w:ascii="Arial" w:hAnsi="Arial"/>
+                <w:b w:val="0"/>
+                <w:color w:val="000000"/>
+                <w:sz w:val="20"/>
+              </w:rPr>
+              <w:t>Implemented: find published events and view details.</w:t>
+            </w:r>
+          </w:p>
+        </w:tc>
+        <w:tc>
+          <w:tcPr>
+            <w:tcW w:type="dxa" w:w="1644"/>
+            <w:vAlign w:val="center"/>
+            <w:tcBorders>
+              <w:top w:val="single" w:sz="4" w:color="D9D9D9"/>
+              <w:bottom w:val="single" w:sz="4" w:color="D9D9D9"/>
+              <w:left w:val="single" w:sz="4" w:color="D9D9D9"/>
+              <w:right w:val="single" w:sz="4" w:color="D9D9D9"/>
+            </w:tcBorders>
+            <w:tcMar>
+              <w:left w:w="95" w:type="dxa"/>
+              <w:right w:w="95" w:type="dxa"/>
+            </w:tcMar>
+          </w:tcPr>
+          <w:p>
+            <w:pPr>
+              <w:keepNext w:val="0"/>
+              <w:keepLines/>
+              <w:spacing w:before="100" w:after="100" w:line="252" w:lineRule="auto"/>
+            </w:pPr>
+            <w:r>
+              <w:rPr>
+                <w:rFonts w:ascii="Arial" w:hAnsi="Arial"/>
+                <w:b w:val="0"/>
+                <w:color w:val="000000"/>
+                <w:sz w:val="20"/>
+              </w:rPr>
+              <w:t>Lu Junyi</w:t>
+            </w:r>
+          </w:p>
+        </w:tc>
+      </w:tr>
+      <w:tr>
+        <w:trPr>
+          <w:cantSplit/>
+        </w:trPr>
+        <w:tc>
+          <w:tcPr>
+            <w:tcW w:type="dxa" w:w="2098"/>
+            <w:vAlign w:val="center"/>
+            <w:tcBorders>
+              <w:top w:val="single" w:sz="4" w:color="D9D9D9"/>
+              <w:bottom w:val="single" w:sz="4" w:color="D9D9D9"/>
+              <w:left w:val="single" w:sz="4" w:color="D9D9D9"/>
+              <w:right w:val="single" w:sz="4" w:color="D9D9D9"/>
+            </w:tcBorders>
+            <w:tcMar>
+              <w:left w:w="95" w:type="dxa"/>
+              <w:right w:w="95" w:type="dxa"/>
+            </w:tcMar>
+          </w:tcPr>
+          <w:p>
+            <w:pPr>
+              <w:keepNext w:val="0"/>
+              <w:keepLines/>
+              <w:spacing w:before="100" w:after="100" w:line="252" w:lineRule="auto"/>
+            </w:pPr>
+            <w:r>
+              <w:rPr>
+                <w:rFonts w:ascii="Arial" w:hAnsi="Arial"/>
+                <w:b w:val="0"/>
+                <w:color w:val="000000"/>
+                <w:sz w:val="20"/>
+              </w:rPr>
+              <w:t>UC06 Book Tickets</w:t>
+            </w:r>
+          </w:p>
+        </w:tc>
+        <w:tc>
+          <w:tcPr>
+            <w:tcW w:type="dxa" w:w="2041"/>
+            <w:vAlign w:val="center"/>
+            <w:tcBorders>
+              <w:top w:val="single" w:sz="4" w:color="D9D9D9"/>
+              <w:bottom w:val="single" w:sz="4" w:color="D9D9D9"/>
+              <w:left w:val="single" w:sz="4" w:color="D9D9D9"/>
+              <w:right w:val="single" w:sz="4" w:color="D9D9D9"/>
+            </w:tcBorders>
+            <w:tcMar>
+              <w:left w:w="95" w:type="dxa"/>
+              <w:right w:w="95" w:type="dxa"/>
+            </w:tcMar>
+          </w:tcPr>
+          <w:p>
+            <w:pPr>
+              <w:keepNext w:val="0"/>
+              <w:keepLines/>
+              <w:spacing w:before="100" w:after="100" w:line="252" w:lineRule="auto"/>
+            </w:pPr>
+            <w:r>
+              <w:rPr>
+                <w:rFonts w:ascii="Arial" w:hAnsi="Arial"/>
+                <w:b w:val="0"/>
+                <w:color w:val="000000"/>
+                <w:sz w:val="20"/>
+              </w:rPr>
+              <w:t>Attendee</w:t>
+            </w:r>
+          </w:p>
+        </w:tc>
+        <w:tc>
+          <w:tcPr>
+            <w:tcW w:type="dxa" w:w="3231"/>
+            <w:vAlign w:val="center"/>
+            <w:tcBorders>
+              <w:top w:val="single" w:sz="4" w:color="D9D9D9"/>
+              <w:bottom w:val="single" w:sz="4" w:color="D9D9D9"/>
+              <w:left w:val="single" w:sz="4" w:color="D9D9D9"/>
+              <w:right w:val="single" w:sz="4" w:color="D9D9D9"/>
+            </w:tcBorders>
+            <w:tcMar>
+              <w:left w:w="95" w:type="dxa"/>
+              <w:right w:w="95" w:type="dxa"/>
+            </w:tcMar>
+          </w:tcPr>
+          <w:p>
+            <w:pPr>
+              <w:keepNext w:val="0"/>
+              <w:keepLines/>
+              <w:spacing w:before="100" w:after="100" w:line="252" w:lineRule="auto"/>
+            </w:pPr>
+            <w:r>
+              <w:rPr>
+                <w:rFonts w:ascii="Arial" w:hAnsi="Arial"/>
+                <w:b w:val="0"/>
+                <w:color w:val="000000"/>
+                <w:sz w:val="20"/>
+              </w:rPr>
+              <w:t>Implemented: reserve free tickets and manage own bookings.</w:t>
+            </w:r>
+          </w:p>
+        </w:tc>
+        <w:tc>
+          <w:tcPr>
+            <w:tcW w:type="dxa" w:w="1644"/>
+            <w:vAlign w:val="center"/>
+            <w:tcBorders>
+              <w:top w:val="single" w:sz="4" w:color="D9D9D9"/>
+              <w:bottom w:val="single" w:sz="4" w:color="D9D9D9"/>
+              <w:left w:val="single" w:sz="4" w:color="D9D9D9"/>
+              <w:right w:val="single" w:sz="4" w:color="D9D9D9"/>
+            </w:tcBorders>
+            <w:tcMar>
+              <w:left w:w="95" w:type="dxa"/>
+              <w:right w:w="95" w:type="dxa"/>
+            </w:tcMar>
+          </w:tcPr>
+          <w:p>
+            <w:pPr>
+              <w:keepNext w:val="0"/>
+              <w:keepLines/>
+              <w:spacing w:before="100" w:after="100" w:line="252" w:lineRule="auto"/>
+            </w:pPr>
+            <w:r>
+              <w:rPr>
+                <w:rFonts w:ascii="Arial" w:hAnsi="Arial"/>
+                <w:b w:val="0"/>
+                <w:color w:val="000000"/>
+                <w:sz w:val="20"/>
+              </w:rPr>
+              <w:t>Huang Haoyang</w:t>
+            </w:r>
+          </w:p>
+        </w:tc>
+      </w:tr>
+      <w:tr>
+        <w:trPr>
+          <w:cantSplit/>
+        </w:trPr>
+        <w:tc>
+          <w:tcPr>
+            <w:tcW w:type="dxa" w:w="2098"/>
+            <w:vAlign w:val="center"/>
+            <w:tcBorders>
+              <w:top w:val="single" w:sz="4" w:color="D9D9D9"/>
+              <w:bottom w:val="single" w:sz="4" w:color="D9D9D9"/>
+              <w:left w:val="single" w:sz="4" w:color="D9D9D9"/>
+              <w:right w:val="single" w:sz="4" w:color="D9D9D9"/>
+            </w:tcBorders>
+            <w:tcMar>
+              <w:left w:w="95" w:type="dxa"/>
+              <w:right w:w="95" w:type="dxa"/>
+            </w:tcMar>
+          </w:tcPr>
+          <w:p>
+            <w:pPr>
+              <w:keepNext w:val="0"/>
+              <w:keepLines/>
+              <w:spacing w:before="100" w:after="100" w:line="252" w:lineRule="auto"/>
+            </w:pPr>
+            <w:r>
+              <w:rPr>
+                <w:rFonts w:ascii="Arial" w:hAnsi="Arial"/>
+                <w:b w:val="0"/>
+                <w:color w:val="000000"/>
+                <w:sz w:val="20"/>
+              </w:rPr>
+              <w:t>UC07 Check In Ticket</w:t>
+            </w:r>
+          </w:p>
+        </w:tc>
+        <w:tc>
+          <w:tcPr>
+            <w:tcW w:type="dxa" w:w="2041"/>
+            <w:vAlign w:val="center"/>
+            <w:tcBorders>
+              <w:top w:val="single" w:sz="4" w:color="D9D9D9"/>
+              <w:bottom w:val="single" w:sz="4" w:color="D9D9D9"/>
+              <w:left w:val="single" w:sz="4" w:color="D9D9D9"/>
+              <w:right w:val="single" w:sz="4" w:color="D9D9D9"/>
+            </w:tcBorders>
+            <w:tcMar>
+              <w:left w:w="95" w:type="dxa"/>
+              <w:right w:w="95" w:type="dxa"/>
+            </w:tcMar>
+          </w:tcPr>
+          <w:p>
+            <w:pPr>
+              <w:keepNext w:val="0"/>
+              <w:keepLines/>
+              <w:spacing w:before="100" w:after="100" w:line="252" w:lineRule="auto"/>
+            </w:pPr>
+            <w:r>
+              <w:rPr>
+                <w:rFonts w:ascii="Arial" w:hAnsi="Arial"/>
+                <w:b w:val="0"/>
+                <w:color w:val="000000"/>
+                <w:sz w:val="20"/>
+              </w:rPr>
+              <w:t>Assigned staff</w:t>
+            </w:r>
+          </w:p>
+        </w:tc>
+        <w:tc>
+          <w:tcPr>
+            <w:tcW w:type="dxa" w:w="3231"/>
+            <w:vAlign w:val="center"/>
+            <w:tcBorders>
+              <w:top w:val="single" w:sz="4" w:color="D9D9D9"/>
+              <w:bottom w:val="single" w:sz="4" w:color="D9D9D9"/>
+              <w:left w:val="single" w:sz="4" w:color="D9D9D9"/>
+              <w:right w:val="single" w:sz="4" w:color="D9D9D9"/>
+            </w:tcBorders>
+            <w:tcMar>
+              <w:left w:w="95" w:type="dxa"/>
+              <w:right w:w="95" w:type="dxa"/>
+            </w:tcMar>
+          </w:tcPr>
+          <w:p>
+            <w:pPr>
+              <w:keepNext w:val="0"/>
+              <w:keepLines/>
+              <w:spacing w:before="100" w:after="100" w:line="252" w:lineRule="auto"/>
+            </w:pPr>
+            <w:r>
+              <w:rPr>
+                <w:rFonts w:ascii="Arial" w:hAnsi="Arial"/>
+                <w:b w:val="0"/>
+                <w:color w:val="000000"/>
+                <w:sz w:val="20"/>
+              </w:rPr>
+              <w:t>Implemented: validate and admit a ticket once.</w:t>
+            </w:r>
+          </w:p>
+        </w:tc>
+        <w:tc>
+          <w:tcPr>
+            <w:tcW w:type="dxa" w:w="1644"/>
+            <w:vAlign w:val="center"/>
+            <w:tcBorders>
+              <w:top w:val="single" w:sz="4" w:color="D9D9D9"/>
+              <w:bottom w:val="single" w:sz="4" w:color="D9D9D9"/>
+              <w:left w:val="single" w:sz="4" w:color="D9D9D9"/>
+              <w:right w:val="single" w:sz="4" w:color="D9D9D9"/>
+            </w:tcBorders>
+            <w:tcMar>
+              <w:left w:w="95" w:type="dxa"/>
+              <w:right w:w="95" w:type="dxa"/>
+            </w:tcMar>
+          </w:tcPr>
+          <w:p>
+            <w:pPr>
+              <w:keepNext w:val="0"/>
+              <w:keepLines/>
+              <w:spacing w:before="100" w:after="100" w:line="252" w:lineRule="auto"/>
+            </w:pPr>
+            <w:r>
+              <w:rPr>
+                <w:rFonts w:ascii="Arial" w:hAnsi="Arial"/>
+                <w:b w:val="0"/>
+                <w:color w:val="000000"/>
+                <w:sz w:val="20"/>
+              </w:rPr>
+              <w:t>Luo Runzhou</w:t>
+            </w:r>
+          </w:p>
+        </w:tc>
+      </w:tr>
+      <w:tr>
+        <w:trPr>
+          <w:cantSplit/>
+        </w:trPr>
+        <w:tc>
+          <w:tcPr>
+            <w:tcW w:type="dxa" w:w="2098"/>
+            <w:vAlign w:val="center"/>
+            <w:tcBorders>
+              <w:top w:val="single" w:sz="4" w:color="D9D9D9"/>
+              <w:bottom w:val="single" w:sz="4" w:color="D9D9D9"/>
+              <w:left w:val="single" w:sz="4" w:color="D9D9D9"/>
+              <w:right w:val="single" w:sz="4" w:color="D9D9D9"/>
+            </w:tcBorders>
+            <w:tcMar>
+              <w:left w:w="95" w:type="dxa"/>
+              <w:right w:w="95" w:type="dxa"/>
+            </w:tcMar>
+          </w:tcPr>
+          <w:p>
+            <w:pPr>
+              <w:keepNext/>
+              <w:keepLines/>
+              <w:spacing w:before="100" w:after="100" w:line="252" w:lineRule="auto"/>
+            </w:pPr>
+            <w:r>
+              <w:rPr>
+                <w:rFonts w:ascii="Arial" w:hAnsi="Arial"/>
+                <w:b w:val="0"/>
+                <w:color w:val="000000"/>
+                <w:sz w:val="20"/>
+              </w:rPr>
+              <w:t>Paid checkout / refund</w:t>
+            </w:r>
+          </w:p>
+        </w:tc>
+        <w:tc>
+          <w:tcPr>
+            <w:tcW w:type="dxa" w:w="2041"/>
+            <w:vAlign w:val="center"/>
+            <w:tcBorders>
+              <w:top w:val="single" w:sz="4" w:color="D9D9D9"/>
+              <w:bottom w:val="single" w:sz="4" w:color="D9D9D9"/>
+              <w:left w:val="single" w:sz="4" w:color="D9D9D9"/>
+              <w:right w:val="single" w:sz="4" w:color="D9D9D9"/>
+            </w:tcBorders>
+            <w:tcMar>
+              <w:left w:w="95" w:type="dxa"/>
+              <w:right w:w="95" w:type="dxa"/>
+            </w:tcMar>
+          </w:tcPr>
+          <w:p>
+            <w:pPr>
+              <w:keepNext/>
+              <w:keepLines/>
+              <w:spacing w:before="100" w:after="100" w:line="252" w:lineRule="auto"/>
+            </w:pPr>
+            <w:r>
+              <w:rPr>
+                <w:rFonts w:ascii="Arial" w:hAnsi="Arial"/>
+                <w:b w:val="0"/>
+                <w:color w:val="000000"/>
+                <w:sz w:val="20"/>
+              </w:rPr>
+              <w:t>Attendee</w:t>
+            </w:r>
+          </w:p>
+        </w:tc>
+        <w:tc>
+          <w:tcPr>
+            <w:tcW w:type="dxa" w:w="3231"/>
+            <w:vAlign w:val="center"/>
+            <w:tcBorders>
+              <w:top w:val="single" w:sz="4" w:color="D9D9D9"/>
+              <w:bottom w:val="single" w:sz="4" w:color="D9D9D9"/>
+              <w:left w:val="single" w:sz="4" w:color="D9D9D9"/>
+              <w:right w:val="single" w:sz="4" w:color="D9D9D9"/>
+            </w:tcBorders>
+            <w:tcMar>
+              <w:left w:w="95" w:type="dxa"/>
+              <w:right w:w="95" w:type="dxa"/>
+            </w:tcMar>
+          </w:tcPr>
+          <w:p>
+            <w:pPr>
+              <w:keepNext/>
+              <w:keepLines/>
+              <w:spacing w:before="100" w:after="100" w:line="252" w:lineRule="auto"/>
+            </w:pPr>
+            <w:r>
+              <w:rPr>
+                <w:rFonts w:ascii="Arial" w:hAnsi="Arial"/>
+                <w:b w:val="0"/>
+                <w:color w:val="000000"/>
+                <w:sz w:val="20"/>
+              </w:rPr>
+              <w:t>Out of scope: paid checkout and refunds.</w:t>
+            </w:r>
+          </w:p>
+        </w:tc>
+        <w:tc>
+          <w:tcPr>
+            <w:tcW w:type="dxa" w:w="1644"/>
+            <w:vAlign w:val="center"/>
+            <w:tcBorders>
+              <w:top w:val="single" w:sz="4" w:color="D9D9D9"/>
+              <w:bottom w:val="single" w:sz="4" w:color="D9D9D9"/>
+              <w:left w:val="single" w:sz="4" w:color="D9D9D9"/>
+              <w:right w:val="single" w:sz="4" w:color="D9D9D9"/>
+            </w:tcBorders>
+            <w:tcMar>
+              <w:left w:w="95" w:type="dxa"/>
+              <w:right w:w="95" w:type="dxa"/>
+            </w:tcMar>
+          </w:tcPr>
+          <w:p>
+            <w:pPr>
+              <w:keepNext/>
+              <w:keepLines/>
+              <w:spacing w:before="100" w:after="100" w:line="252" w:lineRule="auto"/>
+            </w:pPr>
+            <w:r>
+              <w:rPr>
+                <w:rFonts w:ascii="Arial" w:hAnsi="Arial"/>
+                <w:b w:val="0"/>
+                <w:color w:val="000000"/>
+                <w:sz w:val="20"/>
+              </w:rPr>
+              <w:t>Not assigned</w:t>
+            </w:r>
+          </w:p>
+        </w:tc>
+      </w:tr>
+    </w:tbl>
+    <w:p>
+      <w:pPr>
+        <w:keepNext w:val="0"/>
+        <w:spacing w:after="140" w:line="240" w:lineRule="auto" w:before="100"/>
+        <w:pStyle w:val="Caption"/>
+        <w:jc w:val="center"/>
+        <w:keepLines/>
+        <w:outlineLvl w:val="9"/>
+      </w:pPr>
+      <w:r>
+        <w:rPr>
+          <w:rFonts w:ascii="Arial" w:hAnsi="Arial"/>
+          <w:sz w:val="20"/>
+          <w:color w:val="000000"/>
+        </w:rPr>
+        <w:t>Table 10. Use case inventory, scope and ownership</w:t>
+      </w:r>
+    </w:p>
+    <w:p>
+      <w:pPr>
         <w:pStyle w:val="Heading3"/>
         <w:spacing w:after="140" w:line="259" w:lineRule="auto" w:before="100"/>
+        <w:pageBreakBefore/>
         <w:numPr>
           <w:numId w:val="0"/>
         </w:numPr>
@@ -7679,7 +9563,7 @@
         <w:spacing w:after="80" w:line="240" w:lineRule="auto"/>
       </w:pPr>
       <w:r>
-        <w:t>Table 9 identifies the implementation concern addressed by each use case model. The transition rules in Section 3.2 explain the corresponding design decisions.</w:t>
+        <w:t>Table 11 identifies the implementation concern addressed by each use case model. The transition rules in Section 3.2 explain the corresponding design decisions.</w:t>
       </w:r>
     </w:p>
     <w:tbl>
@@ -8246,7 +10130,7 @@
           <w:sz w:val="20"/>
           <w:color w:val="000000"/>
         </w:rPr>
-        <w:t>Table 9. Use cases and design concerns</w:t>
+        <w:t>Table 11. Use cases and design concerns</w:t>
       </w:r>
     </w:p>
     <w:p>
@@ -10713,7 +12597,7 @@
           <w:color w:val="000000"/>
           <w:sz w:val="22"/>
         </w:rPr>
-        <w:t>Figures 25 and 27 model the same booking outcome at different abstraction levels. The analysis sequence names an attendee, a booking boundary, a reservation control and business information. The design sequence specifies how the backend preserves that outcome under retries, concurrent stock requests and failed side effects. Table 10 makes those transformations explicit.</w:t>
+        <w:t>Figures 25 and 27 model the same booking outcome at different abstraction levels. The analysis sequence names an attendee, a booking boundary, a reservation control and business information. The design sequence specifies how the backend preserves that outcome under retries, concurrent stock requests and failed side effects. Table 12 makes those transformations explicit.</w:t>
       </w:r>
     </w:p>
     <w:tbl>
@@ -11316,7 +13200,7 @@
           <w:color w:val="000000"/>
           <w:sz w:val="20"/>
         </w:rPr>
-        <w:t>Table 10. Booking responsibilities and their implementation mechanisms</w:t>
+        <w:t>Table 12. Booking responsibilities and their implementation mechanisms</w:t>
       </w:r>
     </w:p>
     <w:p>
@@ -12003,7 +13887,7 @@
           <w:sz w:val="20"/>
           <w:color w:val="000000"/>
         </w:rPr>
-        <w:t>Table 11. Design problems and selected patterns</w:t>
+        <w:t>Table 13. Design problems and selected patterns</w:t>
       </w:r>
     </w:p>
     <w:p>
@@ -13758,7 +15642,7 @@
         <w:spacing w:after="80" w:line="240" w:lineRule="auto"/>
       </w:pPr>
       <w:r>
-        <w:t>Table 12 specifies the cardinalities for the core entities in Figure 56.</w:t>
+        <w:t>Table 14 specifies the cardinalities for the core entities in Figure 56.</w:t>
       </w:r>
     </w:p>
     <w:tbl>
@@ -14282,7 +16166,7 @@
           <w:sz w:val="20"/>
           <w:color w:val="000000"/>
         </w:rPr>
-        <w:t>Table 12. Core schema relationships</w:t>
+        <w:t>Table 14. Core schema relationships</w:t>
       </w:r>
     </w:p>
     <w:p>
@@ -14364,7 +16248,7 @@
         <w:spacing w:after="80" w:line="240" w:lineRule="auto"/>
       </w:pPr>
       <w:r>
-        <w:t>Table 13 completes the schema relationships for admission, staff assignment, notifications and private pre-registration.</w:t>
+        <w:t>Table 15 completes the schema relationships for admission, staff assignment, notifications and private pre-registration.</w:t>
       </w:r>
     </w:p>
     <w:tbl>
@@ -14865,7 +16749,7 @@
           <w:sz w:val="20"/>
           <w:color w:val="000000"/>
         </w:rPr>
-        <w:t>Table 13. Admission and supporting data relationships</w:t>
+        <w:t>Table 15. Admission and supporting data relationships</w:t>
       </w:r>
     </w:p>
     <w:p>
@@ -14893,7 +16777,7 @@
         <w:spacing w:after="80" w:line="240" w:lineRule="auto"/>
       </w:pPr>
       <w:r>
-        <w:t>The invariants in Table 14 distinguish database-enforced constraints from rules requiring application authorization, locking or transaction control.</w:t>
+        <w:t>The invariants in Table 16 distinguish database-enforced constraints from rules requiring application authorization, locking or transaction control.</w:t>
       </w:r>
     </w:p>
     <w:tbl>
@@ -15528,7 +17412,7 @@
           <w:sz w:val="20"/>
           <w:color w:val="000000"/>
         </w:rPr>
-        <w:t>Table 14. Consistency constraints and implementation</w:t>
+        <w:t>Table 16. Consistency constraints and implementation</w:t>
       </w:r>
     </w:p>
     <w:p>
@@ -15628,7 +17512,7 @@
       </w:pPr>
       <w:r>
         <w:rPr/>
-        <w:t>Figure 58 connects all 11 application tables. Arrows point from parent records to the child holding the foreign key; endpoint labels give the number of related records. A pre-registration may have no linked booking, and an issued ticket has at most one check-in audit. The ticket-to-booking reference includes event_id as a composite foreign key. Notifications have only a recipient foreign key; their other context identifiers are not schema relationships. Table 12 and Table 13 give the corresponding relationship details.</w:t>
+        <w:t>Figure 58 connects all 11 application tables. Arrows point from parent records to the child holding the foreign key; endpoint labels give the number of related records. A pre-registration may have no linked booking, and an issued ticket has at most one check-in audit. The ticket-to-booking reference includes event_id as a composite foreign key. Notifications have only a recipient foreign key; their other context identifiers are not schema relationships. Table 14 and Table 15 give the corresponding relationship details.</w:t>
       </w:r>
     </w:p>
     <w:p>
@@ -15683,7 +17567,7 @@
         <w:spacing w:after="80" w:line="240" w:lineRule="auto"/>
       </w:pPr>
       <w:r>
-        <w:t>Table 15 locates implementation, automation and supporting records within the repository.</w:t>
+        <w:t>Table 17 locates implementation, automation and supporting records within the repository.</w:t>
       </w:r>
     </w:p>
     <w:tbl>
@@ -16117,7 +18001,7 @@
           <w:sz w:val="20"/>
           <w:color w:val="000000"/>
         </w:rPr>
-        <w:t>Table 15. Repository structure</w:t>
+        <w:t>Table 17. Repository structure</w:t>
       </w:r>
     </w:p>
     <w:p>
@@ -16181,7 +18065,7 @@
         <w:spacing w:after="80" w:line="240" w:lineRule="auto"/>
       </w:pPr>
       <w:r>
-        <w:t>Table 16 identifies the checks and build outputs passed between CI stages. Figure 59 shows how successful checks permit image creation and deployment.</w:t>
+        <w:t>Table 18 identifies the checks and build outputs passed between CI stages. Figure 59 shows how successful checks permit image creation and deployment.</w:t>
       </w:r>
     </w:p>
     <w:tbl>
@@ -16816,7 +18700,7 @@
           <w:sz w:val="20"/>
           <w:color w:val="000000"/>
         </w:rPr>
-        <w:t>Table 16. CI jobs and outputs</w:t>
+        <w:t>Table 18. CI jobs and outputs</w:t>
       </w:r>
     </w:p>
     <w:p>
@@ -16907,7 +18791,7 @@
         <w:spacing w:after="80" w:line="240" w:lineRule="auto"/>
       </w:pPr>
       <w:r>
-        <w:t>Table 17 reports functional results, coverage and operational checks against their recorded baselines.</w:t>
+        <w:t>Table 19 reports functional results, coverage and operational checks against their recorded baselines.</w:t>
       </w:r>
     </w:p>
     <w:tbl>
@@ -17591,7 +19475,7 @@
           <w:sz w:val="20"/>
           <w:color w:val="000000"/>
         </w:rPr>
-        <w:t>Table 17. Functional tests and validation results</w:t>
+        <w:t>Table 19. Functional tests and validation results</w:t>
       </w:r>
     </w:p>
     <w:p>
@@ -17609,7 +19493,7 @@
       </w:pPr>
       <w:r>
         <w:rPr/>
-        <w:t>Coverage measures exercised code, not completeness of behavioural verification. The automated-test and coverage rows in Table 17 use PR #50: checkout 82060f5, branch head 8cfc17d. Cloud acceptance and restore retain their historical baselines. This run does not deploy the branch. Earlier 270c2b8 backend coverage was 94.58% line / 81.68% branch. No minimum coverage-percentage gate is configured.</w:t>
+        <w:t>Coverage measures exercised code, not completeness of behavioural verification. The automated-test and coverage rows in Table 19 use PR #50: checkout 82060f5, branch head 8cfc17d. Cloud acceptance and restore retain their historical baselines. This run does not deploy the branch. Earlier 270c2b8 backend coverage was 94.58% line / 81.68% branch. No minimum coverage-percentage gate is configured.</w:t>
       </w:r>
     </w:p>
     <w:p>
@@ -17646,7 +19530,7 @@
         <w:spacing w:after="80" w:line="240" w:lineRule="auto"/>
       </w:pPr>
       <w:r>
-        <w:t>A workload passes only when overall and endpoint p95 remain below three seconds and all state and content checks pass. Table 18 compares the measured outcomes against these criteria.</w:t>
+        <w:t>A workload passes only when overall and endpoint p95 remain below three seconds and all state and content checks pass. Table 20 compares the measured outcomes against these criteria.</w:t>
       </w:r>
     </w:p>
     <w:tbl>
@@ -18644,7 +20528,7 @@
           <w:sz w:val="20"/>
           <w:color w:val="000000"/>
         </w:rPr>
-        <w:t>Table 18. Cloud performance results</w:t>
+        <w:t>Table 20. Cloud performance results</w:t>
       </w:r>
     </w:p>
     <w:p>
@@ -19476,7 +21360,7 @@
           <w:color w:val="000000"/>
           <w:sz w:val="20"/>
         </w:rPr>
-        <w:t>Table 19. Verification artifacts and their measurement baselines</w:t>
+        <w:t>Table 21. Verification artifacts and their measurement baselines</w:t>
       </w:r>
     </w:p>
     <w:p>
@@ -19550,7 +21434,7 @@
         <w:spacing w:after="80" w:line="240" w:lineRule="auto"/>
       </w:pPr>
       <w:r>
-        <w:t>Table 20 distinguishes development and CI contexts from the single cloud staging target, and records the controls used for promotion and failure handling.</w:t>
+        <w:t>Table 22 distinguishes development and CI contexts from the single cloud staging target, and records the controls used for promotion and failure handling.</w:t>
       </w:r>
     </w:p>
     <w:tbl>
@@ -20118,7 +22002,7 @@
           <w:sz w:val="20"/>
           <w:color w:val="000000"/>
         </w:rPr>
-        <w:t>Table 20. Deployment environments and delivery controls</w:t>
+        <w:t>Table 22. Deployment environments and delivery controls</w:t>
       </w:r>
     </w:p>
     <w:p>
@@ -20779,7 +22663,7 @@
           <w:color w:val="000000"/>
           <w:sz w:val="20"/>
         </w:rPr>
-        <w:t>Original JaCoCo and frontend HTML reports are included in the corresponding CI ZIPs. The combined backend counters are 1330/1406 lines and 429/526 branches; frontend counters are 1332/1436 lines and 1723/2063 branches. Functional results, coverage and the mocked-API limitation are summarized in Table 17.</w:t>
+        <w:t>Original JaCoCo and frontend HTML reports are included in the corresponding CI ZIPs. The combined backend counters are 1330/1406 lines and 429/526 branches; frontend counters are 1332/1436 lines and 1723/2063 branches. Functional results, coverage and the mocked-API limitation are summarized in Table 19.</w:t>
       </w:r>
     </w:p>
     <w:p>
@@ -21636,7 +23520,7 @@
           <w:color w:val="000000"/>
           <w:sz w:val="20"/>
         </w:rPr>
-        <w:t>Table 21. Counts read from original Trivy JSON artifacts</w:t>
+        <w:t>Table 23. Counts read from original Trivy JSON artifacts</w:t>
       </w:r>
     </w:p>
     <w:p>

--- a/outputs/final-report/SEMS_Final_Report.docx
+++ b/outputs/final-report/SEMS_Final_Report.docx
@@ -544,7 +544,7 @@
       <w:r>
         <w:t>3.2.2 TS2 Persistence and transaction boundaries</w:t>
         <w:tab/>
-        <w:t>13</w:t>
+        <w:t>14</w:t>
         <w:rPr>
           <w:sz w:val="20"/>
         </w:rPr>
@@ -564,7 +564,7 @@
       <w:r>
         <w:t>3.2.3 TS3 Effective authorization</w:t>
         <w:tab/>
-        <w:t>13</w:t>
+        <w:t>15</w:t>
         <w:rPr>
           <w:sz w:val="20"/>
         </w:rPr>
@@ -583,7 +583,7 @@
       <w:r>
         <w:t>3.2.4 TS4 Side effects as synchronous events</w:t>
         <w:tab/>
-        <w:t>13</w:t>
+        <w:t>17</w:t>
         <w:rPr>
           <w:sz w:val="20"/>
         </w:rPr>
@@ -602,7 +602,7 @@
       <w:r>
         <w:t>3.2.5 TS5 Variable behaviour behind interfaces</w:t>
         <w:tab/>
-        <w:t>13</w:t>
+        <w:t>18</w:t>
         <w:rPr>
           <w:sz w:val="20"/>
         </w:rPr>
@@ -621,7 +621,7 @@
       <w:r>
         <w:t>3.3 Use Case Model</w:t>
         <w:tab/>
-        <w:t>14</w:t>
+        <w:t>19</w:t>
         <w:rPr>
           <w:sz w:val="20"/>
         </w:rPr>
@@ -640,7 +640,7 @@
       <w:r>
         <w:t>3.3.1 Use Case Diagram</w:t>
         <w:tab/>
-        <w:t>15</w:t>
+        <w:t>20</w:t>
         <w:rPr>
           <w:sz w:val="20"/>
         </w:rPr>
@@ -659,7 +659,7 @@
       <w:r>
         <w:t>3.3.2 UC01 Register</w:t>
         <w:tab/>
-        <w:t>16</w:t>
+        <w:t>21</w:t>
         <w:rPr>
           <w:sz w:val="20"/>
         </w:rPr>
@@ -678,7 +678,7 @@
       <w:r>
         <w:t>3.3.3 UC02 Login</w:t>
         <w:tab/>
-        <w:t>16</w:t>
+        <w:t>21</w:t>
         <w:rPr>
           <w:sz w:val="20"/>
         </w:rPr>
@@ -697,7 +697,7 @@
       <w:r>
         <w:t>3.3.4 UC03 Manage Users and Roles</w:t>
         <w:tab/>
-        <w:t>17</w:t>
+        <w:t>22</w:t>
         <w:rPr>
           <w:sz w:val="20"/>
         </w:rPr>
@@ -716,7 +716,7 @@
       <w:r>
         <w:t>3.3.5 UC04 Manage Events</w:t>
         <w:tab/>
-        <w:t>17</w:t>
+        <w:t>22</w:t>
         <w:rPr>
           <w:sz w:val="20"/>
         </w:rPr>
@@ -735,7 +735,7 @@
       <w:r>
         <w:t>3.3.6 UC05 Browse Events</w:t>
         <w:tab/>
-        <w:t>18</w:t>
+        <w:t>23</w:t>
         <w:rPr>
           <w:sz w:val="20"/>
         </w:rPr>
@@ -754,7 +754,7 @@
       <w:r>
         <w:t>3.3.7 UC06 Book Tickets</w:t>
         <w:tab/>
-        <w:t>18</w:t>
+        <w:t>23</w:t>
         <w:rPr>
           <w:sz w:val="20"/>
         </w:rPr>
@@ -773,7 +773,7 @@
       <w:r>
         <w:t>3.3.8 UC07 Check In Ticket</w:t>
         <w:tab/>
-        <w:t>19</w:t>
+        <w:t>24</w:t>
         <w:rPr>
           <w:sz w:val="20"/>
         </w:rPr>
@@ -792,7 +792,7 @@
       <w:r>
         <w:t>3.4 Analysis &amp; Design Models</w:t>
         <w:tab/>
-        <w:t>20</w:t>
+        <w:t>25</w:t>
         <w:rPr>
           <w:sz w:val="20"/>
         </w:rPr>
@@ -811,7 +811,7 @@
       <w:r>
         <w:t>3.4.1 UC01 Register by Hu Jia</w:t>
         <w:tab/>
-        <w:t>21</w:t>
+        <w:t>26</w:t>
         <w:rPr>
           <w:sz w:val="20"/>
         </w:rPr>
@@ -830,7 +830,7 @@
       <w:r>
         <w:t>3.4.2 UC02 Login by Hu Jia</w:t>
         <w:tab/>
-        <w:t>23</w:t>
+        <w:t>28</w:t>
         <w:rPr>
           <w:sz w:val="20"/>
         </w:rPr>
@@ -849,7 +849,7 @@
       <w:r>
         <w:t>3.4.3 UC03 Manage Users and Roles by Chai Muyang</w:t>
         <w:tab/>
-        <w:t>25</w:t>
+        <w:t>30</w:t>
         <w:rPr>
           <w:sz w:val="20"/>
         </w:rPr>
@@ -868,7 +868,7 @@
       <w:r>
         <w:t>3.4.4 UC04 Manage Events by Lu Junyi</w:t>
         <w:tab/>
-        <w:t>27</w:t>
+        <w:t>32</w:t>
         <w:rPr>
           <w:sz w:val="20"/>
         </w:rPr>
@@ -887,7 +887,7 @@
       <w:r>
         <w:t>3.4.5 UC05 Browse Events by Lu Junyi</w:t>
         <w:tab/>
-        <w:t>29</w:t>
+        <w:t>34</w:t>
         <w:rPr>
           <w:sz w:val="20"/>
         </w:rPr>
@@ -906,7 +906,7 @@
       <w:r>
         <w:t>3.4.6 UC06 Book Tickets by Huang Haoyang</w:t>
         <w:tab/>
-        <w:t>31</w:t>
+        <w:t>36</w:t>
         <w:rPr>
           <w:sz w:val="20"/>
         </w:rPr>
@@ -925,7 +925,7 @@
       <w:r>
         <w:t>3.4.7 UC07 Check In Ticket by Luo Runzhou</w:t>
         <w:tab/>
-        <w:t>33</w:t>
+        <w:t>38</w:t>
         <w:rPr>
           <w:sz w:val="20"/>
         </w:rPr>
@@ -944,7 +944,7 @@
       <w:r>
         <w:t>3.4.8 Cancellation and Event Lifecycle Flows</w:t>
         <w:tab/>
-        <w:t>35</w:t>
+        <w:t>40</w:t>
         <w:rPr>
           <w:sz w:val="20"/>
         </w:rPr>
@@ -963,7 +963,7 @@
       <w:r>
         <w:t>3.4.9 Booking Cancellation Flow</w:t>
         <w:tab/>
-        <w:t>36</w:t>
+        <w:t>41</w:t>
         <w:rPr>
           <w:sz w:val="20"/>
         </w:rPr>
@@ -982,7 +982,7 @@
       <w:r>
         <w:t>3.4.10 Analysis and Design of Core Workflows</w:t>
         <w:tab/>
-        <w:t>37</w:t>
+        <w:t>42</w:t>
         <w:rPr>
           <w:sz w:val="20"/>
         </w:rPr>
@@ -1001,7 +1001,7 @@
       <w:r>
         <w:t>3.5 Design Problems and Patterns</w:t>
         <w:tab/>
-        <w:t>38</w:t>
+        <w:t>43</w:t>
         <w:rPr>
           <w:sz w:val="20"/>
         </w:rPr>
@@ -1021,7 +1021,7 @@
       <w:r>
         <w:t>3.5.1 DP01 Event cancellation collaboration by Lu Junyi</w:t>
         <w:tab/>
-        <w:t>39</w:t>
+        <w:t>44</w:t>
         <w:rPr>
           <w:sz w:val="20"/>
         </w:rPr>
@@ -1040,7 +1040,7 @@
       <w:r>
         <w:t>3.5.2 DP02 Replaceable credential verification by Hu Jia</w:t>
         <w:tab/>
-        <w:t>41</w:t>
+        <w:t>46</w:t>
         <w:rPr>
           <w:sz w:val="20"/>
         </w:rPr>
@@ -1059,7 +1059,7 @@
       <w:r>
         <w:t>3.5.3 DP03 Role-change notification separation by Chai Muyang</w:t>
         <w:tab/>
-        <w:t>43</w:t>
+        <w:t>48</w:t>
         <w:rPr>
           <w:sz w:val="20"/>
         </w:rPr>
@@ -1078,7 +1078,7 @@
       <w:r>
         <w:t>3.5.4 DP04 Booking information validation by Huang Haoyang</w:t>
         <w:tab/>
-        <w:t>45</w:t>
+        <w:t>50</w:t>
         <w:rPr>
           <w:sz w:val="20"/>
         </w:rPr>
@@ -1097,7 +1097,7 @@
       <w:r>
         <w:t>3.5.5 DP05 Ticket lifecycle behaviour by Luo Runzhou</w:t>
         <w:tab/>
-        <w:t>47</w:t>
+        <w:t>52</w:t>
         <w:rPr>
           <w:sz w:val="20"/>
         </w:rPr>
@@ -1116,7 +1116,7 @@
       <w:r>
         <w:t>3.6 Database Schemas</w:t>
         <w:tab/>
-        <w:t>49</w:t>
+        <w:t>54</w:t>
         <w:rPr>
           <w:sz w:val="20"/>
         </w:rPr>
@@ -1135,7 +1135,7 @@
       <w:r>
         <w:t>3.6.1 Admission and Supporting Data</w:t>
         <w:tab/>
-        <w:t>50</w:t>
+        <w:t>55</w:t>
         <w:rPr>
           <w:sz w:val="20"/>
         </w:rPr>
@@ -1154,7 +1154,7 @@
       <w:r>
         <w:t>3.6.2 Constraints and Transaction Design</w:t>
         <w:tab/>
-        <w:t>51</w:t>
+        <w:t>56</w:t>
         <w:rPr>
           <w:sz w:val="20"/>
         </w:rPr>
@@ -1173,7 +1173,7 @@
       <w:r>
         <w:t>3.6.3 Complete Entity Relationship Diagram</w:t>
         <w:tab/>
-        <w:t>52</w:t>
+        <w:t>57</w:t>
         <w:rPr>
           <w:sz w:val="20"/>
         </w:rPr>
@@ -1192,7 +1192,7 @@
       <w:r>
         <w:t>4. DevSecOps and Development Lifecycle</w:t>
         <w:tab/>
-        <w:t>53</w:t>
+        <w:t>58</w:t>
         <w:rPr>
           <w:sz w:val="20"/>
         </w:rPr>
@@ -1211,7 +1211,7 @@
       <w:r>
         <w:t>4.1 Source Control Strategy</w:t>
         <w:tab/>
-        <w:t>53</w:t>
+        <w:t>58</w:t>
         <w:rPr>
           <w:sz w:val="20"/>
         </w:rPr>
@@ -1230,7 +1230,7 @@
       <w:r>
         <w:t>4.2 Continuous Integration</w:t>
         <w:tab/>
-        <w:t>54</w:t>
+        <w:t>59</w:t>
         <w:rPr>
           <w:sz w:val="20"/>
         </w:rPr>
@@ -1249,7 +1249,7 @@
       <w:r>
         <w:t>4.2.1 Test Strategy and Functional Results</w:t>
         <w:tab/>
-        <w:t>55</w:t>
+        <w:t>60</w:t>
         <w:rPr>
           <w:sz w:val="20"/>
         </w:rPr>
@@ -1268,7 +1268,7 @@
       <w:r>
         <w:t>4.2.2 Performance Evaluation</w:t>
         <w:tab/>
-        <w:t>56</w:t>
+        <w:t>61</w:t>
         <w:rPr>
           <w:sz w:val="20"/>
         </w:rPr>
@@ -1287,7 +1287,7 @@
       <w:r>
         <w:t>4.2.3 Security and Operational Verification</w:t>
         <w:tab/>
-        <w:t>57</w:t>
+        <w:t>62</w:t>
         <w:rPr>
           <w:sz w:val="20"/>
         </w:rPr>
@@ -1306,7 +1306,7 @@
       <w:r>
         <w:t>4.2.4 Verification Artifacts and Provenance</w:t>
         <w:tab/>
-        <w:t>58</w:t>
+        <w:t>63</w:t>
         <w:rPr>
           <w:sz w:val="20"/>
         </w:rPr>
@@ -1325,7 +1325,7 @@
       <w:r>
         <w:t>4.3 Continuous Delivery</w:t>
         <w:tab/>
-        <w:t>59</w:t>
+        <w:t>64</w:t>
         <w:rPr>
           <w:sz w:val="20"/>
         </w:rPr>
@@ -1344,7 +1344,7 @@
       <w:r>
         <w:t>4.3.1 Deployed Workflow Evidence</w:t>
         <w:tab/>
-        <w:t>60</w:t>
+        <w:t>65</w:t>
         <w:rPr>
           <w:sz w:val="20"/>
         </w:rPr>
@@ -1363,7 +1363,7 @@
       <w:r>
         <w:t>5. Individual Members Activity Contribution Summary</w:t>
         <w:tab/>
-        <w:t>61</w:t>
+        <w:t>66</w:t>
         <w:rPr>
           <w:sz w:val="20"/>
         </w:rPr>
@@ -1382,7 +1382,7 @@
       <w:r>
         <w:t>5.1 Lu Junyi</w:t>
         <w:tab/>
-        <w:t>61</w:t>
+        <w:t>66</w:t>
         <w:rPr>
           <w:sz w:val="20"/>
         </w:rPr>
@@ -1401,7 +1401,7 @@
       <w:r>
         <w:t>5.2 Hu Jia</w:t>
         <w:tab/>
-        <w:t>61</w:t>
+        <w:t>66</w:t>
         <w:rPr>
           <w:sz w:val="20"/>
         </w:rPr>
@@ -1420,7 +1420,7 @@
       <w:r>
         <w:t>5.3 Chai Muyang</w:t>
         <w:tab/>
-        <w:t>61</w:t>
+        <w:t>66</w:t>
         <w:rPr>
           <w:sz w:val="20"/>
         </w:rPr>
@@ -1439,7 +1439,7 @@
       <w:r>
         <w:t>5.4 Huang Haoyang</w:t>
         <w:tab/>
-        <w:t>61</w:t>
+        <w:t>66</w:t>
         <w:rPr>
           <w:sz w:val="20"/>
         </w:rPr>
@@ -1458,7 +1458,7 @@
       <w:r>
         <w:t>5.5 Luo Runzhou</w:t>
         <w:tab/>
-        <w:t>61</w:t>
+        <w:t>66</w:t>
         <w:rPr>
           <w:sz w:val="20"/>
         </w:rPr>
@@ -1477,7 +1477,7 @@
       <w:r>
         <w:t>5.6 Team Reflection and Conclusion</w:t>
         <w:tab/>
-        <w:t>62</w:t>
+        <w:t>67</w:t>
         <w:rPr>
           <w:sz w:val="20"/>
         </w:rPr>
@@ -1496,7 +1496,7 @@
       <w:r>
         <w:t>Appendix A Verification Artifacts</w:t>
         <w:tab/>
-        <w:t>63</w:t>
+        <w:t>68</w:t>
         <w:rPr>
           <w:sz w:val="20"/>
         </w:rPr>
@@ -1515,7 +1515,7 @@
       <w:r>
         <w:t>A.1 Lint and Automated Test Output</w:t>
         <w:tab/>
-        <w:t>63</w:t>
+        <w:t>68</w:t>
         <w:rPr>
           <w:sz w:val="20"/>
         </w:rPr>
@@ -1534,7 +1534,7 @@
       <w:r>
         <w:t>A.2 Static Security and Container Results</w:t>
         <w:tab/>
-        <w:t>64</w:t>
+        <w:t>69</w:t>
         <w:rPr>
           <w:sz w:val="20"/>
         </w:rPr>
@@ -1553,7 +1553,7 @@
       <w:r>
         <w:t>A.3 Saved DAST Results</w:t>
         <w:tab/>
-        <w:t>65</w:t>
+        <w:t>70</w:t>
         <w:rPr>
           <w:sz w:val="20"/>
         </w:rPr>
@@ -1572,7 +1572,7 @@
       <w:r>
         <w:t>A.4 Performance Results and Stock Audit</w:t>
         <w:tab/>
-        <w:t>66</w:t>
+        <w:t>71</w:t>
         <w:rPr>
           <w:sz w:val="20"/>
         </w:rPr>
@@ -7589,19 +7589,153 @@
     </w:p>
     <w:p>
       <w:pPr>
-        <w:spacing w:after="120" w:line="259" w:lineRule="auto"/>
-      </w:pPr>
-      <w:r>
-        <w:rPr>
-          <w:sz w:val="20"/>
-        </w:rPr>
-        <w:t>Replace screen boundaries with React components and HTTP controllers. Map controls to application services and entities to domain objects. A request validates input, invokes a service and returns a DTO rather than exposing entity internals. Applies to UC01–UC06; UC07 currently combines boundary/control in CheckInController.</w:t>
+        <w:pStyle w:val="Heading4"/>
+        <w:keepNext/>
+        <w:keepLines/>
+        <w:pageBreakBefore w:val="0"/>
+        <w:spacing w:before="140" w:after="100"/>
+        <w:ind w:left="0" w:firstLine="0"/>
+        <w:numPr>
+          <w:numId w:val="0"/>
+        </w:numPr>
+      </w:pPr>
+      <w:r>
+        <w:rPr>
+          <w:rFonts w:ascii="Arial" w:hAnsi="Arial"/>
+          <w:b/>
+          <w:color w:val="000000"/>
+          <w:sz w:val="22"/>
+        </w:rPr>
+        <w:t>3.2.1.1 Analysis Objects and Scope</w:t>
+      </w:r>
+    </w:p>
+    <w:p>
+      <w:pPr>
+        <w:widowControl/>
+        <w:spacing w:line="259" w:lineRule="auto" w:after="140"/>
+      </w:pPr>
+      <w:r>
+        <w:rPr>
+          <w:rFonts w:ascii="Arial" w:hAnsi="Arial"/>
+          <w:color w:val="000000"/>
+          <w:sz w:val="22"/>
+        </w:rPr>
+        <w:t>TS1 applies to boundary objects that collect or display information, controls that coordinate a use case, and entities that hold business state. UC01–UC06 separate HTTP boundaries from application services. UC05 provides the worked example: EventBrowser, BrowsingControl and Event express the analysis responsibilities in Figure 22. UC07 remains a documented exception because CheckInController currently combines boundary and transaction orchestration.</w:t>
+      </w:r>
+    </w:p>
+    <w:p>
+      <w:pPr>
+        <w:pStyle w:val="Heading4"/>
+        <w:keepNext/>
+        <w:keepLines/>
+        <w:pageBreakBefore w:val="0"/>
+        <w:spacing w:before="140" w:after="100"/>
+        <w:ind w:left="0" w:firstLine="0"/>
+        <w:numPr>
+          <w:numId w:val="0"/>
+        </w:numPr>
+      </w:pPr>
+      <w:r>
+        <w:rPr>
+          <w:rFonts w:ascii="Arial" w:hAnsi="Arial"/>
+          <w:b/>
+          <w:color w:val="000000"/>
+          <w:sz w:val="22"/>
+        </w:rPr>
+        <w:t>3.2.1.2 Static Structure and Rationale</w:t>
+      </w:r>
+    </w:p>
+    <w:p>
+      <w:pPr>
+        <w:widowControl/>
+        <w:spacing w:line="259" w:lineRule="auto" w:after="140"/>
+      </w:pPr>
+      <w:r>
+        <w:rPr>
+          <w:rFonts w:ascii="Arial" w:hAnsi="Arial"/>
+          <w:color w:val="000000"/>
+          <w:sz w:val="22"/>
+        </w:rPr>
+        <w:t>Compare the analysis class diagram in Figure 22 with the design class diagram in Figure 24. The user-facing boundary is realized by React components and PublicEventController; BrowsingControl becomes EventBrowseService. EventRepository provides persistence access, and EventView is added as an output representation. Event remains the persistent entity: the DTO does not replace it. These dependencies keep HTTP parameter handling outside query policy and prevent the browser from depending on entity internals. The class diagram selects backend collaborators; the frontend boundary is described by the architecture.</w:t>
+      </w:r>
+    </w:p>
+    <w:p>
+      <w:pPr>
+        <w:pStyle w:val="Heading4"/>
+        <w:keepNext/>
+        <w:keepLines/>
+        <w:pageBreakBefore w:val="0"/>
+        <w:spacing w:before="140" w:after="100"/>
+        <w:ind w:left="0" w:firstLine="0"/>
+        <w:numPr>
+          <w:numId w:val="0"/>
+        </w:numPr>
+      </w:pPr>
+      <w:r>
+        <w:rPr>
+          <w:rFonts w:ascii="Arial" w:hAnsi="Arial"/>
+          <w:b/>
+          <w:color w:val="000000"/>
+          <w:sz w:val="22"/>
+        </w:rPr>
+        <w:t>3.2.1.3 Dynamic Behaviour and Rationale</w:t>
+      </w:r>
+    </w:p>
+    <w:p>
+      <w:pPr>
+        <w:widowControl/>
+        <w:spacing w:line="259" w:lineRule="auto" w:after="140"/>
+      </w:pPr>
+      <w:r>
+        <w:rPr>
+          <w:rFonts w:ascii="Arial" w:hAnsi="Arial"/>
+          <w:color w:val="000000"/>
+          <w:sz w:val="22"/>
+        </w:rPr>
+        <w:t>Compare Figures 23 and 25. The analysis message “request published data” becomes a controller-to-service call, a repository query restricted to PUBLISHED records, mapping to public fields, and a page/detail response. The service validates pagination and filter ranges before querying. An empty search returns an empty page; an absent or unpublished detail returns not found. These are different outcomes and must appear as separate alternatives. This is a read-only interaction: it neither reserves stock nor establishes booking eligibility. UC06 must recheck availability when an actual reservation is made.</w:t>
+      </w:r>
+    </w:p>
+    <w:p>
+      <w:pPr>
+        <w:pStyle w:val="Heading4"/>
+        <w:keepNext/>
+        <w:keepLines/>
+        <w:pageBreakBefore w:val="0"/>
+        <w:spacing w:before="140" w:after="100"/>
+        <w:ind w:left="0" w:firstLine="0"/>
+        <w:numPr>
+          <w:numId w:val="0"/>
+        </w:numPr>
+      </w:pPr>
+      <w:r>
+        <w:rPr>
+          <w:rFonts w:ascii="Arial" w:hAnsi="Arial"/>
+          <w:b/>
+          <w:color w:val="000000"/>
+          <w:sz w:val="22"/>
+        </w:rPr>
+        <w:t>3.2.1.4 Applying and Verifying the Strategy</w:t>
+      </w:r>
+    </w:p>
+    <w:p>
+      <w:pPr>
+        <w:widowControl/>
+        <w:spacing w:line="259" w:lineRule="auto" w:after="140"/>
+      </w:pPr>
+      <w:r>
+        <w:rPr>
+          <w:rFonts w:ascii="Arial" w:hAnsi="Arial"/>
+          <w:color w:val="000000"/>
+          <w:sz w:val="22"/>
+        </w:rPr>
+        <w:t>For a new case, identify which input/output belongs to the boundary and which decision belongs to the control. Give the service a use-case operation, place persistence access behind its repository or public module API, and define an explicit response view. Draw the service call and each rejection/empty-result path before implementing the endpoint. EventBrowseServiceTest and EventBrowseIntegrationTest check the representative public-query boundaries.</w:t>
       </w:r>
     </w:p>
     <w:p>
       <w:pPr>
         <w:pStyle w:val="Heading3"/>
         <w:spacing w:after="140" w:line="259" w:lineRule="auto" w:before="100"/>
+        <w:pageBreakBefore/>
         <w:numPr>
           <w:numId w:val="0"/>
         </w:numPr>
@@ -7618,19 +7752,153 @@
     </w:p>
     <w:p>
       <w:pPr>
-        <w:spacing w:after="120" w:line="259" w:lineRule="auto"/>
-      </w:pPr>
-      <w:r>
-        <w:rPr>
-          <w:sz w:val="20"/>
-        </w:rPr>
-        <w:t>Add repositories, uniqueness constraints and transaction demarcation. Serialize a user/idempotency key before taking the event lock. Lock before eligibility/stock checks; commit related writes together or roll back. Applies to registration, role changes, event management, booking and admission.</w:t>
+        <w:pStyle w:val="Heading4"/>
+        <w:keepNext/>
+        <w:keepLines/>
+        <w:pageBreakBefore w:val="0"/>
+        <w:spacing w:before="140" w:after="100"/>
+        <w:ind w:left="0" w:firstLine="0"/>
+        <w:numPr>
+          <w:numId w:val="0"/>
+        </w:numPr>
+      </w:pPr>
+      <w:r>
+        <w:rPr>
+          <w:rFonts w:ascii="Arial" w:hAnsi="Arial"/>
+          <w:b/>
+          <w:color w:val="000000"/>
+          <w:sz w:val="22"/>
+        </w:rPr>
+        <w:t>3.2.2.1 Analysis Objects and Scope</w:t>
+      </w:r>
+    </w:p>
+    <w:p>
+      <w:pPr>
+        <w:widowControl/>
+        <w:spacing w:line="259" w:lineRule="auto" w:after="140"/>
+      </w:pPr>
+      <w:r>
+        <w:rPr>
+          <w:rFonts w:ascii="Arial" w:hAnsi="Arial"/>
+          <w:color w:val="000000"/>
+          <w:sz w:val="22"/>
+        </w:rPr>
+        <w:t>TS2 applies to entities whose invariants must survive persistence, retries or competing requests, and to the controls coordinating their changes. It affects UC01 account uniqueness, UC03 last-administrator protection, UC04 event lifecycle/capacity, UC06 reservations and UC07 admission. The booking example starts with ReservationControl and Booking/TicketType in Figure 26; one conceptual reservation must become one durable, consistent business outcome.</w:t>
+      </w:r>
+    </w:p>
+    <w:p>
+      <w:pPr>
+        <w:pStyle w:val="Heading4"/>
+        <w:keepNext/>
+        <w:keepLines/>
+        <w:pageBreakBefore w:val="0"/>
+        <w:spacing w:before="140" w:after="100"/>
+        <w:ind w:left="0" w:firstLine="0"/>
+        <w:numPr>
+          <w:numId w:val="0"/>
+        </w:numPr>
+      </w:pPr>
+      <w:r>
+        <w:rPr>
+          <w:rFonts w:ascii="Arial" w:hAnsi="Arial"/>
+          <w:b/>
+          <w:color w:val="000000"/>
+          <w:sz w:val="22"/>
+        </w:rPr>
+        <w:t>3.2.2.2 Static Structure and Rationale</w:t>
+      </w:r>
+    </w:p>
+    <w:p>
+      <w:pPr>
+        <w:widowControl/>
+        <w:spacing w:line="259" w:lineRule="auto" w:after="140"/>
+      </w:pPr>
+      <w:r>
+        <w:rPr>
+          <w:rFonts w:ascii="Arial" w:hAnsi="Arial"/>
+          <w:color w:val="000000"/>
+          <w:sz w:val="22"/>
+        </w:rPr>
+        <w:t>Figures 26 and 28 show the control becoming BookingService with BookingRequestLock and the TicketReservationService API. Registration’s Figures 6 and 8 explicitly show the entity/repository split. Booking likewise adds BookingRepository, the persistent Booking entity, a unique (user_id, request_key) constraint and transaction demarcation; Figure 28 selects collaboration dependencies and omits those persistence classes. Repositories make storage operations explicit, while constraints provide a final consistency check. A database constraint alone cannot coordinate inventory, tickets and notifications, so the design also requires a transaction and a shared locking protocol.</w:t>
+      </w:r>
+    </w:p>
+    <w:p>
+      <w:pPr>
+        <w:pStyle w:val="Heading4"/>
+        <w:keepNext/>
+        <w:keepLines/>
+        <w:pageBreakBefore w:val="0"/>
+        <w:spacing w:before="140" w:after="100"/>
+        <w:ind w:left="0" w:firstLine="0"/>
+        <w:numPr>
+          <w:numId w:val="0"/>
+        </w:numPr>
+      </w:pPr>
+      <w:r>
+        <w:rPr>
+          <w:rFonts w:ascii="Arial" w:hAnsi="Arial"/>
+          <w:b/>
+          <w:color w:val="000000"/>
+          <w:sz w:val="22"/>
+        </w:rPr>
+        <w:t>3.2.2.3 Dynamic Behaviour and Rationale</w:t>
+      </w:r>
+    </w:p>
+    <w:p>
+      <w:pPr>
+        <w:widowControl/>
+        <w:spacing w:line="259" w:lineRule="auto" w:after="140"/>
+      </w:pPr>
+      <w:r>
+        <w:rPr>
+          <w:rFonts w:ascii="Arial" w:hAnsi="Arial"/>
+          <w:color w:val="000000"/>
+          <w:sz w:val="22"/>
+        </w:rPr>
+        <w:t>Compare Figures 27 and 29. Creation validates the request key, acquires the user/key lock and searches for an earlier result. Matching input returns that result before reservation; conflicting input is rejected. A new request locks the event, validates attendee information, then invokes reserve. That operation reuses the event lock and checks publication, start/registration windows, ticket eligibility and stock before updating inventory. The service saves the confirmed booking, links any pre-registration, publishes synchronous confirmation effects and commits. Any mandatory side-effect failure rolls back the related writes. Figure 29 groups these persistence calls as RequestLock / DB and eligibility calls as Event / Ticket API; those lifelines are abstractions of the actual collaborators.</w:t>
+      </w:r>
+    </w:p>
+    <w:p>
+      <w:pPr>
+        <w:pStyle w:val="Heading4"/>
+        <w:keepNext/>
+        <w:keepLines/>
+        <w:pageBreakBefore w:val="0"/>
+        <w:spacing w:before="140" w:after="100"/>
+        <w:ind w:left="0" w:firstLine="0"/>
+        <w:numPr>
+          <w:numId w:val="0"/>
+        </w:numPr>
+      </w:pPr>
+      <w:r>
+        <w:rPr>
+          <w:rFonts w:ascii="Arial" w:hAnsi="Arial"/>
+          <w:b/>
+          <w:color w:val="000000"/>
+          <w:sz w:val="22"/>
+        </w:rPr>
+        <w:t>3.2.2.4 Applying and Verifying the Strategy</w:t>
+      </w:r>
+    </w:p>
+    <w:p>
+      <w:pPr>
+        <w:widowControl/>
+        <w:spacing w:line="259" w:lineRule="auto" w:after="140"/>
+      </w:pPr>
+      <w:r>
+        <w:rPr>
+          <w:rFonts w:ascii="Arial" w:hAnsi="Arial"/>
+          <w:color w:val="000000"/>
+          <w:sz w:val="22"/>
+        </w:rPr>
+        <w:t>First state the invariant and identify every writer, then choose one transaction owner and document its lock order. Creation uses request key then event; cancellation and check-in begin with the event lock and do not acquire a creation request-key lock. Add persistent uniqueness checks and draw replay, conflict and rollback alternatives. BookingIntegrationTest verifies concurrent stock requests, replay and rollback; analogous role/admission tests cover their own invariants.</w:t>
       </w:r>
     </w:p>
     <w:p>
       <w:pPr>
         <w:pStyle w:val="Heading3"/>
         <w:spacing w:after="140" w:line="259" w:lineRule="auto" w:before="100"/>
+        <w:pageBreakBefore/>
         <w:numPr>
           <w:numId w:val="0"/>
         </w:numPr>
@@ -7647,19 +7915,299 @@
     </w:p>
     <w:p>
       <w:pPr>
-        <w:spacing w:after="120" w:line="259" w:lineRule="auto"/>
-      </w:pPr>
-      <w:r>
-        <w:rPr>
-          <w:sz w:val="20"/>
-        </w:rPr>
-        <w:t>Introduce JWT validation, current account lookup, owner-scoped queries and event staff assignments. Check identity/roles first, then resource policy. Revocation affects subsequent requests; newly granted roles require login. Applies to protected use cases.</w:t>
+        <w:pStyle w:val="Heading4"/>
+        <w:keepNext/>
+        <w:keepLines/>
+        <w:pageBreakBefore w:val="0"/>
+        <w:spacing w:before="140" w:after="100"/>
+        <w:ind w:left="0" w:firstLine="0"/>
+        <w:numPr>
+          <w:numId w:val="0"/>
+        </w:numPr>
+      </w:pPr>
+      <w:r>
+        <w:rPr>
+          <w:rFonts w:ascii="Arial" w:hAnsi="Arial"/>
+          <w:b/>
+          <w:color w:val="000000"/>
+          <w:sz w:val="22"/>
+        </w:rPr>
+        <w:t>3.2.3.1 Analysis Objects and Scope</w:t>
+      </w:r>
+    </w:p>
+    <w:p>
+      <w:pPr>
+        <w:widowControl/>
+        <w:spacing w:line="259" w:lineRule="auto" w:after="140"/>
+      </w:pPr>
+      <w:r>
+        <w:rPr>
+          <w:rFonts w:ascii="Arial" w:hAnsi="Arial"/>
+          <w:color w:val="000000"/>
+          <w:sz w:val="22"/>
+        </w:rPr>
+        <w:t>TS3 refines actor identity, permissions, ownership and event assignment from analysis preconditions into enforceable request decisions. It applies to protected operations in UC03, UC04, UC06 and UC07. Registration/login establish identity; public UC05 browsing remains available without authentication. In UC07, CheckInScreen and AdmissionControl require an eligible staff actor in Figures 30 and 31. The design must establish both an effective STAFF role and assignment to the requested event.</w:t>
+      </w:r>
+    </w:p>
+    <w:p>
+      <w:pPr>
+        <w:pStyle w:val="Heading4"/>
+        <w:keepNext/>
+        <w:keepLines/>
+        <w:pageBreakBefore w:val="0"/>
+        <w:spacing w:before="140" w:after="100"/>
+        <w:ind w:left="0" w:firstLine="0"/>
+        <w:numPr>
+          <w:numId w:val="0"/>
+        </w:numPr>
+      </w:pPr>
+      <w:r>
+        <w:rPr>
+          <w:rFonts w:ascii="Arial" w:hAnsi="Arial"/>
+          <w:b/>
+          <w:color w:val="000000"/>
+          <w:sz w:val="22"/>
+        </w:rPr>
+        <w:t>3.2.3.2 Static Structure and Rationale</w:t>
+      </w:r>
+    </w:p>
+    <w:p>
+      <w:pPr>
+        <w:widowControl/>
+        <w:spacing w:line="259" w:lineRule="auto" w:after="140"/>
+      </w:pPr>
+      <w:r>
+        <w:rPr>
+          <w:rFonts w:ascii="Arial" w:hAnsi="Arial"/>
+          <w:color w:val="000000"/>
+          <w:sz w:val="22"/>
+        </w:rPr>
+        <w:t>Figures 30 and 32 show AdmissionControl realized inside CheckInController, with EventAccessService and JdbcTemplate supporting event and assignment checks. There is no separate CheckInService in this implementation. The additional security-entry dependencies appear in Figure 3: SecurityConfiguration configures JWT decoding and JwtAuthenticationConverter, which queries UserAccessService.activeRoles. Endpoint/service methods use @PreAuthorize, followed by resource-specific checks. These responsibilities separate token validity, current privileges and access to one object. ADMIN or STAFF membership does not itself prove ownership or event assignment.</w:t>
+      </w:r>
+    </w:p>
+    <w:p>
+      <w:pPr>
+        <w:pStyle w:val="Heading4"/>
+        <w:keepNext/>
+        <w:keepLines/>
+        <w:pageBreakBefore w:val="0"/>
+        <w:spacing w:before="140" w:after="100"/>
+        <w:ind w:left="0" w:firstLine="0"/>
+        <w:numPr>
+          <w:numId w:val="0"/>
+        </w:numPr>
+      </w:pPr>
+      <w:r>
+        <w:rPr>
+          <w:rFonts w:ascii="Arial" w:hAnsi="Arial"/>
+          <w:b/>
+          <w:color w:val="000000"/>
+          <w:sz w:val="22"/>
+        </w:rPr>
+        <w:t>3.2.3.3 Dynamic Behaviour and Rationale</w:t>
+      </w:r>
+    </w:p>
+    <w:p>
+      <w:pPr>
+        <w:widowControl/>
+        <w:spacing w:line="259" w:lineRule="auto" w:after="140"/>
+      </w:pPr>
+      <w:r>
+        <w:rPr>
+          <w:rFonts w:ascii="Arial" w:hAnsi="Arial"/>
+          <w:color w:val="000000"/>
+          <w:sz w:val="22"/>
+        </w:rPr>
+        <w:t>Figure 4 supplies the entry sequence omitted from the use-case business diagrams. The security layer validates the token signature, issuer and expiry, loads the active account’s current roles, and intersects them with the token’s roles. Method authorization then checks the effective role before the protected operation proceeds. A revoked role therefore stops authorizing later requests, while a newly granted role needs a fresh token. Figures 31 and 33 cover the next level: lock the event, check the current staff assignment and admission window, find a ticket belonging to that event, then perform admission and insert its audit. A failed guard stops later mutation. The shared event lock prevents assignment/cancellation changes from racing with admission.</w:t>
+      </w:r>
+    </w:p>
+    <w:p>
+      <w:pPr>
+        <w:pStyle w:val="Heading4"/>
+        <w:keepNext/>
+        <w:keepLines/>
+        <w:pageBreakBefore w:val="0"/>
+        <w:spacing w:before="140" w:after="100"/>
+        <w:ind w:left="0" w:firstLine="0"/>
+        <w:numPr>
+          <w:numId w:val="0"/>
+        </w:numPr>
+      </w:pPr>
+      <w:r>
+        <w:rPr>
+          <w:rFonts w:ascii="Arial" w:hAnsi="Arial"/>
+          <w:b/>
+          <w:color w:val="000000"/>
+          <w:sz w:val="22"/>
+        </w:rPr>
+        <w:t>3.2.3.4 Applying and Verifying the Strategy</w:t>
+      </w:r>
+    </w:p>
+    <w:p>
+      <w:pPr>
+        <w:widowControl/>
+        <w:spacing w:line="259" w:lineRule="auto" w:after="140"/>
+      </w:pPr>
+      <w:r>
+        <w:rPr>
+          <w:rFonts w:ascii="Arial" w:hAnsi="Arial"/>
+          <w:color w:val="000000"/>
+          <w:sz w:val="22"/>
+        </w:rPr>
+        <w:t>For each protected operation, write the required role and the object-level predicate separately. Derive the actor ID from the authenticated principal, scope object queries to that actor/event, and place the guard before the first mutation. Include revoked roles, missing assignments, foreign owners and wrong-event IDs in the alternatives. AuthenticationFlowIntegrationTest exercises effective-role changes; StaffCheckInIntegrationTest checks resource eligibility and admission boundaries.</w:t>
+      </w:r>
+    </w:p>
+    <w:p>
+      <w:pPr>
+        <w:pStyle w:val="Heading4"/>
+        <w:keepNext/>
+        <w:keepLines/>
+        <w:pageBreakBefore/>
+        <w:spacing w:before="140" w:after="100"/>
+        <w:ind w:left="0" w:firstLine="0"/>
+        <w:numPr>
+          <w:numId w:val="0"/>
+        </w:numPr>
+      </w:pPr>
+      <w:r>
+        <w:rPr>
+          <w:rFonts w:ascii="Arial" w:hAnsi="Arial"/>
+          <w:b/>
+          <w:color w:val="000000"/>
+          <w:sz w:val="22"/>
+        </w:rPr>
+        <w:t>3.2.3.5 Authorization Entry Diagrams</w:t>
+      </w:r>
+    </w:p>
+    <w:p>
+      <w:pPr>
+        <w:widowControl/>
+        <w:spacing w:line="259" w:lineRule="auto" w:after="140"/>
+      </w:pPr>
+      <w:r>
+        <w:rPr>
+          <w:rFonts w:ascii="Arial" w:hAnsi="Arial"/>
+          <w:color w:val="000000"/>
+          <w:sz w:val="22"/>
+        </w:rPr>
+        <w:t>The following design views expand the security entry before the UC07 business interaction. Framework types and the method guard are shown at their responsibility level; the actor-level analysis remains in Figures 30 and 31. Any rejection stops dispatch or mutation.</w:t>
+      </w:r>
+    </w:p>
+    <w:p>
+      <w:pPr>
+        <w:keepNext/>
+        <w:spacing w:after="40"/>
+        <w:jc w:val="center"/>
+      </w:pPr>
+      <w:r>
+        <w:drawing>
+          <wp:inline xmlns:a="http://schemas.openxmlformats.org/drawingml/2006/main" xmlns:pic="http://schemas.openxmlformats.org/drawingml/2006/picture">
+            <wp:extent cx="5715000" cy="2321719"/>
+            <wp:docPr id="62" name="Picture 62"/>
+            <wp:cNvGraphicFramePr>
+              <a:graphicFrameLocks noChangeAspect="1"/>
+            </wp:cNvGraphicFramePr>
+            <a:graphic>
+              <a:graphicData uri="http://schemas.openxmlformats.org/drawingml/2006/picture">
+                <pic:pic>
+                  <pic:nvPicPr>
+                    <pic:cNvPr id="0" name="TS3_authorization_classes.png"/>
+                    <pic:cNvPicPr/>
+                  </pic:nvPicPr>
+                  <pic:blipFill>
+                    <a:blip r:embed="rId75"/>
+                    <a:stretch>
+                      <a:fillRect/>
+                    </a:stretch>
+                  </pic:blipFill>
+                  <pic:spPr>
+                    <a:xfrm>
+                      <a:off x="0" y="0"/>
+                      <a:ext cx="5715000" cy="2321719"/>
+                    </a:xfrm>
+                    <a:prstGeom prst="rect"/>
+                  </pic:spPr>
+                </pic:pic>
+              </a:graphicData>
+            </a:graphic>
+          </wp:inline>
+        </w:drawing>
+      </w:r>
+    </w:p>
+    <w:p>
+      <w:pPr>
+        <w:spacing w:after="140" w:line="240" w:lineRule="auto" w:before="60"/>
+        <w:pStyle w:val="Caption"/>
+        <w:jc w:val="center"/>
+        <w:keepNext w:val="0"/>
+      </w:pPr>
+      <w:r>
+        <w:rPr>
+          <w:sz w:val="18"/>
+        </w:rPr>
+        <w:t>Figure 3. Selected authorization-entry dependencies configured by SecurityConfiguration.</w:t>
+      </w:r>
+    </w:p>
+    <w:p>
+      <w:pPr>
+        <w:keepNext/>
+        <w:spacing w:after="40"/>
+        <w:jc w:val="center"/>
+      </w:pPr>
+      <w:r>
+        <w:drawing>
+          <wp:inline xmlns:a="http://schemas.openxmlformats.org/drawingml/2006/main" xmlns:pic="http://schemas.openxmlformats.org/drawingml/2006/picture">
+            <wp:extent cx="5715000" cy="2611040"/>
+            <wp:docPr id="63" name="Picture 63"/>
+            <wp:cNvGraphicFramePr>
+              <a:graphicFrameLocks noChangeAspect="1"/>
+            </wp:cNvGraphicFramePr>
+            <a:graphic>
+              <a:graphicData uri="http://schemas.openxmlformats.org/drawingml/2006/picture">
+                <pic:pic>
+                  <pic:nvPicPr>
+                    <pic:cNvPr id="0" name="TS3_authorization_sequence.png"/>
+                    <pic:cNvPicPr/>
+                  </pic:nvPicPr>
+                  <pic:blipFill>
+                    <a:blip r:embed="rId76"/>
+                    <a:stretch>
+                      <a:fillRect/>
+                    </a:stretch>
+                  </pic:blipFill>
+                  <pic:spPr>
+                    <a:xfrm>
+                      <a:off x="0" y="0"/>
+                      <a:ext cx="5715000" cy="2611040"/>
+                    </a:xfrm>
+                    <a:prstGeom prst="rect"/>
+                  </pic:spPr>
+                </pic:pic>
+              </a:graphicData>
+            </a:graphic>
+          </wp:inline>
+        </w:drawing>
+      </w:r>
+    </w:p>
+    <w:p>
+      <w:pPr>
+        <w:spacing w:after="140" w:line="240" w:lineRule="auto" w:before="60"/>
+        <w:pStyle w:val="Caption"/>
+        <w:jc w:val="center"/>
+        <w:keepNext w:val="0"/>
+      </w:pPr>
+      <w:r>
+        <w:rPr>
+          <w:sz w:val="18"/>
+        </w:rPr>
+        <w:t>Figure 4. Authorization entry before admission; method guards and resource policy are separate checks.</w:t>
       </w:r>
     </w:p>
     <w:p>
       <w:pPr>
         <w:pStyle w:val="Heading3"/>
         <w:spacing w:after="140" w:line="259" w:lineRule="auto" w:before="100"/>
+        <w:pageBreakBefore/>
         <w:numPr>
           <w:numId w:val="0"/>
         </w:numPr>
@@ -7676,19 +8224,153 @@
     </w:p>
     <w:p>
       <w:pPr>
-        <w:spacing w:after="120" w:line="259" w:lineRule="auto"/>
-      </w:pPr>
-      <w:r>
-        <w:rPr>
-          <w:sz w:val="20"/>
-        </w:rPr>
-        <w:t>Add event value objects, publisher dependencies and listeners. Publish inside the business transaction; mandatory listeners join it. A listener failure propagates and rolls back. Applies to lifecycle changes, role notification and booking confirmation/cancellation.</w:t>
+        <w:pStyle w:val="Heading4"/>
+        <w:keepNext/>
+        <w:keepLines/>
+        <w:pageBreakBefore w:val="0"/>
+        <w:spacing w:before="140" w:after="100"/>
+        <w:ind w:left="0" w:firstLine="0"/>
+        <w:numPr>
+          <w:numId w:val="0"/>
+        </w:numPr>
+      </w:pPr>
+      <w:r>
+        <w:rPr>
+          <w:rFonts w:ascii="Arial" w:hAnsi="Arial"/>
+          <w:b/>
+          <w:color w:val="000000"/>
+          <w:sz w:val="22"/>
+        </w:rPr>
+        <w:t>3.2.4.1 Analysis Objects and Scope</w:t>
+      </w:r>
+    </w:p>
+    <w:p>
+      <w:pPr>
+        <w:widowControl/>
+        <w:spacing w:line="259" w:lineRule="auto" w:after="140"/>
+      </w:pPr>
+      <w:r>
+        <w:rPr>
+          <w:rFonts w:ascii="Arial" w:hAnsi="Arial"/>
+          <w:color w:val="000000"/>
+          <w:sz w:val="22"/>
+        </w:rPr>
+        <w:t>TS4 applies when an analysis control produces a business fact that requires another module to react. Relevant cases include UC03 role-change notification, UC04 lifecycle/capacity validation and cancellation, and UC06 confirmation/cancellation. The analysis Account/Role collaboration in Figures 14 and 15 and event-cancellation flow in Figure 34 describe required outcomes without committing to a publisher/listener mechanism.</w:t>
+      </w:r>
+    </w:p>
+    <w:p>
+      <w:pPr>
+        <w:pStyle w:val="Heading4"/>
+        <w:keepNext/>
+        <w:keepLines/>
+        <w:pageBreakBefore w:val="0"/>
+        <w:spacing w:before="140" w:after="100"/>
+        <w:ind w:left="0" w:firstLine="0"/>
+        <w:numPr>
+          <w:numId w:val="0"/>
+        </w:numPr>
+      </w:pPr>
+      <w:r>
+        <w:rPr>
+          <w:rFonts w:ascii="Arial" w:hAnsi="Arial"/>
+          <w:b/>
+          <w:color w:val="000000"/>
+          <w:sz w:val="22"/>
+        </w:rPr>
+        <w:t>3.2.4.2 Static Structure and Rationale</w:t>
+      </w:r>
+    </w:p>
+    <w:p>
+      <w:pPr>
+        <w:widowControl/>
+        <w:spacing w:line="259" w:lineRule="auto" w:after="140"/>
+      </w:pPr>
+      <w:r>
+        <w:rPr>
+          <w:rFonts w:ascii="Arial" w:hAnsi="Arial"/>
+          <w:color w:val="000000"/>
+          <w:sz w:val="22"/>
+        </w:rPr>
+        <w:t>Compare the UC03 analysis classes in Figure 14 with Figure 16, then use Figure 48 for the explicit event design. UserAdministrationService publishes the UserRolesChanged value through ApplicationEventPublisher; UserRolesChangedListener depends on NotificationDeliveryService. The event carries the operation identity and changed role information instead of exposing notification storage to identity policy. For cancellation, Figure 40 shows the selected booking/ticket collaboration; EventCancelled itself is described by the messages in Figure 41 and the source. These diagrams select dependencies rather than listing every event value. The publisher retains the business decision and listeners own the dependent reaction.</w:t>
+      </w:r>
+    </w:p>
+    <w:p>
+      <w:pPr>
+        <w:pStyle w:val="Heading4"/>
+        <w:keepNext/>
+        <w:keepLines/>
+        <w:pageBreakBefore w:val="0"/>
+        <w:spacing w:before="140" w:after="100"/>
+        <w:ind w:left="0" w:firstLine="0"/>
+        <w:numPr>
+          <w:numId w:val="0"/>
+        </w:numPr>
+      </w:pPr>
+      <w:r>
+        <w:rPr>
+          <w:rFonts w:ascii="Arial" w:hAnsi="Arial"/>
+          <w:b/>
+          <w:color w:val="000000"/>
+          <w:sz w:val="22"/>
+        </w:rPr>
+        <w:t>3.2.4.3 Dynamic Behaviour and Rationale</w:t>
+      </w:r>
+    </w:p>
+    <w:p>
+      <w:pPr>
+        <w:widowControl/>
+        <w:spacing w:line="259" w:lineRule="auto" w:after="140"/>
+      </w:pPr>
+      <w:r>
+        <w:rPr>
+          <w:rFonts w:ascii="Arial" w:hAnsi="Arial"/>
+          <w:color w:val="000000"/>
+          <w:sz w:val="22"/>
+        </w:rPr>
+        <w:t>Compare the role-change analysis sequence in Figure 15 with Figures 17 and 49. The service locks assignments, protects the last active administrator and compares the old/new role sets. Only a real change publishes an event. Its listener runs synchronously and writes the private notification before the transaction commits. For event cancellation, Figures 34 and 41 show the refinement into EventCancelled, booking cancellation, BookingCancelled reactions and stock release. Mutating ticket/notification listeners require an existing transaction through MANDATORY propagation. Publication/capacity validation listeners are synchronous @EventListener methods; they participate in the publisher’s transaction without all declaring MANDATORY. A propagated failure prevents a partially committed outcome.</w:t>
+      </w:r>
+    </w:p>
+    <w:p>
+      <w:pPr>
+        <w:pStyle w:val="Heading4"/>
+        <w:keepNext/>
+        <w:keepLines/>
+        <w:pageBreakBefore w:val="0"/>
+        <w:spacing w:before="140" w:after="100"/>
+        <w:ind w:left="0" w:firstLine="0"/>
+        <w:numPr>
+          <w:numId w:val="0"/>
+        </w:numPr>
+      </w:pPr>
+      <w:r>
+        <w:rPr>
+          <w:rFonts w:ascii="Arial" w:hAnsi="Arial"/>
+          <w:b/>
+          <w:color w:val="000000"/>
+          <w:sz w:val="22"/>
+        </w:rPr>
+        <w:t>3.2.4.4 Applying and Verifying the Strategy</w:t>
+      </w:r>
+    </w:p>
+    <w:p>
+      <w:pPr>
+        <w:widowControl/>
+        <w:spacing w:line="259" w:lineRule="auto" w:after="140"/>
+      </w:pPr>
+      <w:r>
+        <w:rPr>
+          <w:rFonts w:ascii="Arial" w:hAnsi="Arial"/>
+          <w:color w:val="000000"/>
+          <w:sz w:val="22"/>
+        </w:rPr>
+        <w:t>Identify which reactions are required for the business operation to succeed, define the event data, and keep those reactions in the same transaction. Draw the publication point, listener calls, commit and rollback alternative; do not label this implementation asynchronous or after-commit. Suppress no-op role events and retain operation/source identifiers used by notification uniqueness rules. Role-change tests and BookingIntegrationTest verify notifications and failed-listener rollback.</w:t>
       </w:r>
     </w:p>
     <w:p>
       <w:pPr>
         <w:pStyle w:val="Heading3"/>
         <w:spacing w:after="140" w:line="259" w:lineRule="auto" w:before="100"/>
+        <w:pageBreakBefore/>
         <w:numPr>
           <w:numId w:val="0"/>
         </w:numPr>
@@ -7705,22 +8387,146 @@
     </w:p>
     <w:p>
       <w:pPr>
-        <w:spacing w:after="120" w:line="259" w:lineRule="auto"/>
-      </w:pPr>
-      <w:r>
-        <w:rPr>
-          <w:sz w:val="20"/>
-        </w:rPr>
-        <w:t>Introduce PasswordEncoder, BookingFieldValidationStrategy and TicketState. Contexts retain shared policy/data, then delegate variable algorithms or state behaviour. Applies to UC01/02, UC06 and UC07.</w:t>
-      </w:r>
-    </w:p>
-    <w:p>
-      <w:pPr>
-        <w:spacing w:after="120" w:line="259" w:lineRule="auto"/>
-      </w:pPr>
-      <w:r>
-        <w:rPr/>
-        <w:t>For a new use case, first identify the actor, boundary, control and entity invariants. Add the repository and transaction boundary next, then determine the authorization scope and lock order. Use events only for actual cross-module reactions. Use a Strategy or State interface where behaviour varies, and test failure paths at the same boundary as the invariant.</w:t>
+        <w:pStyle w:val="Heading4"/>
+        <w:keepNext/>
+        <w:keepLines/>
+        <w:pageBreakBefore w:val="0"/>
+        <w:spacing w:before="140" w:after="100"/>
+        <w:ind w:left="0" w:firstLine="0"/>
+        <w:numPr>
+          <w:numId w:val="0"/>
+        </w:numPr>
+      </w:pPr>
+      <w:r>
+        <w:rPr>
+          <w:rFonts w:ascii="Arial" w:hAnsi="Arial"/>
+          <w:b/>
+          <w:color w:val="000000"/>
+          <w:sz w:val="22"/>
+        </w:rPr>
+        <w:t>3.2.5.1 Analysis Objects and Scope</w:t>
+      </w:r>
+    </w:p>
+    <w:p>
+      <w:pPr>
+        <w:widowControl/>
+        <w:spacing w:line="259" w:lineRule="auto" w:after="140"/>
+      </w:pPr>
+      <w:r>
+        <w:rPr>
+          <w:rFonts w:ascii="Arial" w:hAnsi="Arial"/>
+          <w:color w:val="000000"/>
+          <w:sz w:val="22"/>
+        </w:rPr>
+        <w:t>TS5 applies where a control delegates a varying algorithm or an entity changes behaviour with its lifecycle state. It covers password representation in UC01/UC02, attendee-field validation in UC06 and pre-registration, and ticket behaviour in UC07. Shared presence/privacy rules, transaction coordination and authorization remain the responsibility of their existing contexts rather than being moved into every strategy or state.</w:t>
+      </w:r>
+    </w:p>
+    <w:p>
+      <w:pPr>
+        <w:pStyle w:val="Heading4"/>
+        <w:keepNext/>
+        <w:keepLines/>
+        <w:pageBreakBefore w:val="0"/>
+        <w:spacing w:before="140" w:after="100"/>
+        <w:ind w:left="0" w:firstLine="0"/>
+        <w:numPr>
+          <w:numId w:val="0"/>
+        </w:numPr>
+      </w:pPr>
+      <w:r>
+        <w:rPr>
+          <w:rFonts w:ascii="Arial" w:hAnsi="Arial"/>
+          <w:b/>
+          <w:color w:val="000000"/>
+          <w:sz w:val="22"/>
+        </w:rPr>
+        <w:t>3.2.5.2 Static Structure and Rationale</w:t>
+      </w:r>
+    </w:p>
+    <w:p>
+      <w:pPr>
+        <w:widowControl/>
+        <w:spacing w:line="259" w:lineRule="auto" w:after="140"/>
+      </w:pPr>
+      <w:r>
+        <w:rPr>
+          <w:rFonts w:ascii="Arial" w:hAnsi="Arial"/>
+          <w:color w:val="000000"/>
+          <w:sz w:val="22"/>
+        </w:rPr>
+        <w:t>The UC06 analysis control in Figure 26 becomes BookingService with BookingInfoValidator in Figure 28. Figure 52 then expands that validator into the BookingFieldValidationStrategy interface and text, email and phone implementations. The context retains event requirements and field selection while format algorithms are extracted behind the interface. Figures 44 and 56 show the other forms: AuthService depends on PasswordEncoder, and IssuedTicket delegates to TicketState with VALID, CHECKED_IN and VOID implementations. Strategy permits algorithm substitution; State makes an operation depend on the ticket’s current lifecycle. Both reduce duplicated decisions without relocating unrelated business policy.</w:t>
+      </w:r>
+    </w:p>
+    <w:p>
+      <w:pPr>
+        <w:pStyle w:val="Heading4"/>
+        <w:keepNext/>
+        <w:keepLines/>
+        <w:pageBreakBefore w:val="0"/>
+        <w:spacing w:before="140" w:after="100"/>
+        <w:ind w:left="0" w:firstLine="0"/>
+        <w:numPr>
+          <w:numId w:val="0"/>
+        </w:numPr>
+      </w:pPr>
+      <w:r>
+        <w:rPr>
+          <w:rFonts w:ascii="Arial" w:hAnsi="Arial"/>
+          <w:b/>
+          <w:color w:val="000000"/>
+          <w:sz w:val="22"/>
+        </w:rPr>
+        <w:t>3.2.5.3 Dynamic Behaviour and Rationale</w:t>
+      </w:r>
+    </w:p>
+    <w:p>
+      <w:pPr>
+        <w:widowControl/>
+        <w:spacing w:line="259" w:lineRule="auto" w:after="140"/>
+      </w:pPr>
+      <w:r>
+        <w:rPr>
+          <w:rFonts w:ascii="Arial" w:hAnsi="Arial"/>
+          <w:color w:val="000000"/>
+          <w:sz w:val="22"/>
+        </w:rPr>
+        <w:t>In Figure 53, BookingService calls the validator before reservation. The context first checks all required and unsolicited fields, then dispatches each supplied value to its field strategy. An error stops inventory changes. This order prevents format checks from obscuring required/privacy rules and gives non-HTTP callers the same validation. Figure 45 shows login delegating password matching before token issuance; Figure 9 covers encoding during registration. Figure 57 shows IssuedTicket resolving the stored state and delegating checkIn; the same State interface also defines voidTicket. VALID may check in; CHECKED_IN and VOID reject duplicate admission. Event cancellation can void a checked-in ticket while its separate audit survives. Service authorization, time windows and locks are established before state behaviour runs.</w:t>
+      </w:r>
+    </w:p>
+    <w:p>
+      <w:pPr>
+        <w:pStyle w:val="Heading4"/>
+        <w:keepNext/>
+        <w:keepLines/>
+        <w:pageBreakBefore w:val="0"/>
+        <w:spacing w:before="140" w:after="100"/>
+        <w:ind w:left="0" w:firstLine="0"/>
+        <w:numPr>
+          <w:numId w:val="0"/>
+        </w:numPr>
+      </w:pPr>
+      <w:r>
+        <w:rPr>
+          <w:rFonts w:ascii="Arial" w:hAnsi="Arial"/>
+          <w:b/>
+          <w:color w:val="000000"/>
+          <w:sz w:val="22"/>
+        </w:rPr>
+        <w:t>3.2.5.4 Applying and Verifying the Strategy</w:t>
+      </w:r>
+    </w:p>
+    <w:p>
+      <w:pPr>
+        <w:widowControl/>
+        <w:spacing w:line="259" w:lineRule="auto" w:after="140"/>
+      </w:pPr>
+      <w:r>
+        <w:rPr>
+          <w:rFonts w:ascii="Arial" w:hAnsi="Arial"/>
+          <w:color w:val="000000"/>
+          <w:sz w:val="22"/>
+        </w:rPr>
+        <w:t>Identify the changing decision, define the smallest interface used by the context, and retain shared preconditions in that context. Choose an algorithm strategy for interchangeable validation/encoding; choose State for lifecycle-dependent operations. Reuse the validator in booking and pre-registration, and test the complete ticket transition matrix. BookingInfoValidatorTest, the non-HTTP BookingServiceTest rejection case and IssuedTicketTest cover these boundaries; compatibility with stored password hashes remains a separate concern when changing encoders.</w:t>
       </w:r>
     </w:p>
     <w:p>
@@ -7748,7 +8554,7 @@
       </w:pPr>
       <w:r>
         <w:rPr/>
-        <w:t>Table 10 lists the use cases shown in Figure 3, including the deferred payment scope. Each implemented case has a named member responsible for its analysis and design. Sections 3.3.2–3.3.8 specify the normal and exceptional flows; Section 3.4 develops the corresponding models.</w:t>
+        <w:t>Table 10 lists the use cases shown in Figure 5, including the deferred payment scope. Each implemented case has a named member responsible for its analysis and design. Sections 3.3.2–3.3.8 specify the normal and exceptional flows; Section 3.4 develops the corresponding models.</w:t>
       </w:r>
     </w:p>
     <w:tbl>
@@ -9054,7 +9860,7 @@
         <w:rPr>
           <w:sz w:val="18"/>
         </w:rPr>
-        <w:t>Figure 3. Use case overview, including deferred paid checkout/refund. Actor associations show participation, not role inheritance.</w:t>
+        <w:t>Figure 5. Use case overview, including deferred paid checkout/refund. Actor associations show participation, not role inheritance.</w:t>
       </w:r>
     </w:p>
     <w:p>
@@ -10236,7 +11042,7 @@
         <w:rPr>
           <w:sz w:val="18"/>
         </w:rPr>
-        <w:t>Figure 4. UC01 analysis class model. Boundary, control and entity responsibilities.</w:t>
+        <w:t>Figure 6. UC01 analysis class model. Boundary, control and entity responsibilities.</w:t>
       </w:r>
     </w:p>
     <w:p>
@@ -10290,7 +11096,7 @@
         <w:rPr>
           <w:sz w:val="18"/>
         </w:rPr>
-        <w:t>Figure 5. UC01 analysis sequence for the principal interaction.</w:t>
+        <w:t>Figure 7. UC01 analysis sequence for the principal interaction.</w:t>
       </w:r>
     </w:p>
     <w:p>
@@ -10376,7 +11182,7 @@
         <w:rPr>
           <w:sz w:val="18"/>
         </w:rPr>
-        <w:t>Figure 6. UC01 design class model; selected collaboration dependencies.</w:t>
+        <w:t>Figure 8. UC01 design class model; selected collaboration dependencies.</w:t>
       </w:r>
     </w:p>
     <w:p>
@@ -10430,7 +11236,7 @@
         <w:rPr>
           <w:sz w:val="18"/>
         </w:rPr>
-        <w:t>Figure 7. UC01 design sequence. Guard failures return an error and stop later work.</w:t>
+        <w:t>Figure 9. UC01 design sequence. Guard failures return an error and stop later work.</w:t>
       </w:r>
     </w:p>
     <w:p>
@@ -10547,7 +11353,7 @@
         <w:rPr>
           <w:sz w:val="18"/>
         </w:rPr>
-        <w:t>Figure 8. UC02 analysis class model. Boundary, control and entity responsibilities.</w:t>
+        <w:t>Figure 10. UC02 analysis class model. Boundary, control and entity responsibilities.</w:t>
       </w:r>
     </w:p>
     <w:p>
@@ -10601,7 +11407,7 @@
         <w:rPr>
           <w:sz w:val="18"/>
         </w:rPr>
-        <w:t>Figure 9. UC02 analysis sequence for the principal interaction.</w:t>
+        <w:t>Figure 11. UC02 analysis sequence for the principal interaction.</w:t>
       </w:r>
     </w:p>
     <w:p>
@@ -10687,7 +11493,7 @@
         <w:rPr>
           <w:sz w:val="18"/>
         </w:rPr>
-        <w:t>Figure 10. UC02 design class model; selected collaboration dependencies.</w:t>
+        <w:t>Figure 12. UC02 design class model; selected collaboration dependencies.</w:t>
       </w:r>
     </w:p>
     <w:p>
@@ -10741,7 +11547,7 @@
         <w:rPr>
           <w:sz w:val="18"/>
         </w:rPr>
-        <w:t>Figure 11. UC02 design sequence. Guard failures return an error and stop later work.</w:t>
+        <w:t>Figure 13. UC02 design sequence. Guard failures return an error and stop later work.</w:t>
       </w:r>
     </w:p>
     <w:p>
@@ -10858,7 +11664,7 @@
         <w:rPr>
           <w:sz w:val="18"/>
         </w:rPr>
-        <w:t>Figure 12. UC03 analysis class model. Boundary, control and entity responsibilities.</w:t>
+        <w:t>Figure 14. UC03 analysis class model. Boundary, control and entity responsibilities.</w:t>
       </w:r>
     </w:p>
     <w:p>
@@ -10912,7 +11718,7 @@
         <w:rPr>
           <w:sz w:val="18"/>
         </w:rPr>
-        <w:t>Figure 13. UC03 analysis sequence for the principal interaction.</w:t>
+        <w:t>Figure 15. UC03 analysis sequence for the principal interaction.</w:t>
       </w:r>
     </w:p>
     <w:p>
@@ -10998,7 +11804,7 @@
         <w:rPr>
           <w:sz w:val="18"/>
         </w:rPr>
-        <w:t>Figure 14. UC03 design class model; selected collaboration dependencies.</w:t>
+        <w:t>Figure 16. UC03 design class model; selected collaboration dependencies.</w:t>
       </w:r>
     </w:p>
     <w:p>
@@ -11052,7 +11858,7 @@
         <w:rPr>
           <w:sz w:val="18"/>
         </w:rPr>
-        <w:t>Figure 15. UC03 design sequence. Guard failures return an error and stop later work.</w:t>
+        <w:t>Figure 17. UC03 design sequence. Guard failures return an error and stop later work.</w:t>
       </w:r>
     </w:p>
     <w:p>
@@ -11169,7 +11975,7 @@
         <w:rPr>
           <w:sz w:val="18"/>
         </w:rPr>
-        <w:t>Figure 16. UC04 analysis class model. Boundary, control and entity responsibilities.</w:t>
+        <w:t>Figure 18. UC04 analysis class model. Boundary, control and entity responsibilities.</w:t>
       </w:r>
     </w:p>
     <w:p>
@@ -11223,7 +12029,7 @@
         <w:rPr>
           <w:sz w:val="18"/>
         </w:rPr>
-        <w:t>Figure 17. UC04 analysis sequence for the principal interaction.</w:t>
+        <w:t>Figure 19. UC04 analysis sequence for the principal interaction.</w:t>
       </w:r>
     </w:p>
     <w:p>
@@ -11309,7 +12115,7 @@
         <w:rPr>
           <w:sz w:val="18"/>
         </w:rPr>
-        <w:t>Figure 18. UC04 design class model; selected collaboration dependencies.</w:t>
+        <w:t>Figure 20. UC04 design class model; selected collaboration dependencies.</w:t>
       </w:r>
     </w:p>
     <w:p>
@@ -11363,7 +12169,7 @@
         <w:rPr>
           <w:sz w:val="18"/>
         </w:rPr>
-        <w:t>Figure 19. UC04 design sequence. Guard failures return an error and stop later work.</w:t>
+        <w:t>Figure 21. UC04 design sequence. Guard failures return an error and stop later work.</w:t>
       </w:r>
     </w:p>
     <w:p>
@@ -11480,7 +12286,7 @@
         <w:rPr>
           <w:sz w:val="18"/>
         </w:rPr>
-        <w:t>Figure 20. UC05 analysis class model. Boundary, control and entity responsibilities.</w:t>
+        <w:t>Figure 22. UC05 analysis class model. Boundary, control and entity responsibilities.</w:t>
       </w:r>
     </w:p>
     <w:p>
@@ -11534,7 +12340,7 @@
         <w:rPr>
           <w:sz w:val="18"/>
         </w:rPr>
-        <w:t>Figure 21. UC05 analysis sequence for the principal interaction.</w:t>
+        <w:t>Figure 23. UC05 analysis sequence for the principal interaction.</w:t>
       </w:r>
     </w:p>
     <w:p>
@@ -11620,7 +12426,7 @@
         <w:rPr>
           <w:sz w:val="18"/>
         </w:rPr>
-        <w:t>Figure 22. UC05 design class model; selected collaboration dependencies.</w:t>
+        <w:t>Figure 24. UC05 design class model; selected collaboration dependencies.</w:t>
       </w:r>
     </w:p>
     <w:p>
@@ -11674,7 +12480,7 @@
         <w:rPr>
           <w:sz w:val="18"/>
         </w:rPr>
-        <w:t>Figure 23. UC05 design sequence. Guard failures return an error and stop later work.</w:t>
+        <w:t>Figure 25. UC05 design sequence. Guard failures return an error and stop later work.</w:t>
       </w:r>
     </w:p>
     <w:p>
@@ -11791,7 +12597,7 @@
         <w:rPr>
           <w:sz w:val="18"/>
         </w:rPr>
-        <w:t>Figure 24. UC06 analysis class model. Boundary, control and entity responsibilities.</w:t>
+        <w:t>Figure 26. UC06 analysis class model. Boundary, control and entity responsibilities.</w:t>
       </w:r>
     </w:p>
     <w:p>
@@ -11845,7 +12651,7 @@
         <w:rPr>
           <w:sz w:val="18"/>
         </w:rPr>
-        <w:t>Figure 25. UC06 analysis sequence for the principal interaction.</w:t>
+        <w:t>Figure 27. UC06 analysis sequence for the principal interaction.</w:t>
       </w:r>
     </w:p>
     <w:p>
@@ -11931,7 +12737,7 @@
         <w:rPr>
           <w:sz w:val="18"/>
         </w:rPr>
-        <w:t>Figure 26. UC06 design class model; selected collaboration dependencies.</w:t>
+        <w:t>Figure 28. UC06 design class model; selected collaboration dependencies.</w:t>
       </w:r>
     </w:p>
     <w:p>
@@ -11985,7 +12791,7 @@
         <w:rPr>
           <w:sz w:val="18"/>
         </w:rPr>
-        <w:t>Figure 27. UC06 design sequence. Guard failures return an error and stop later work.</w:t>
+        <w:t>Figure 29. UC06 design sequence. Guard failures return an error and stop later work.</w:t>
       </w:r>
     </w:p>
     <w:p>
@@ -12102,7 +12908,7 @@
         <w:rPr>
           <w:sz w:val="18"/>
         </w:rPr>
-        <w:t>Figure 28. UC07 analysis class model. Boundary, control and entity responsibilities.</w:t>
+        <w:t>Figure 30. UC07 analysis class model. Boundary, control and entity responsibilities.</w:t>
       </w:r>
     </w:p>
     <w:p>
@@ -12156,7 +12962,7 @@
         <w:rPr>
           <w:sz w:val="18"/>
         </w:rPr>
-        <w:t>Figure 29. UC07 analysis sequence for the principal interaction.</w:t>
+        <w:t>Figure 31. UC07 analysis sequence for the principal interaction.</w:t>
       </w:r>
     </w:p>
     <w:p>
@@ -12242,7 +13048,7 @@
         <w:rPr>
           <w:sz w:val="18"/>
         </w:rPr>
-        <w:t>Figure 30. UC07 design class model; selected collaboration dependencies.</w:t>
+        <w:t>Figure 32. UC07 design class model; selected collaboration dependencies.</w:t>
       </w:r>
     </w:p>
     <w:p>
@@ -12296,7 +13102,7 @@
         <w:rPr>
           <w:sz w:val="18"/>
         </w:rPr>
-        <w:t>Figure 31. UC07 design sequence. Guard failures return an error and stop later work.</w:t>
+        <w:t>Figure 33. UC07 design sequence. Guard failures return an error and stop later work.</w:t>
       </w:r>
     </w:p>
     <w:p>
@@ -12380,7 +13186,7 @@
         <w:rPr>
           <w:sz w:val="18"/>
         </w:rPr>
-        <w:t>Figure 32. UC04 cancellation analysis sequence. The design counterpart is DP01.</w:t>
+        <w:t>Figure 34. UC04 cancellation analysis sequence. The design counterpart is DP01.</w:t>
       </w:r>
     </w:p>
     <w:p>
@@ -12434,7 +13240,7 @@
         <w:rPr>
           <w:sz w:val="18"/>
         </w:rPr>
-        <w:t>Figure 33. UC04 create/edit/publication design sequence; invalid input or stale versions stop the operation.</w:t>
+        <w:t>Figure 35. UC04 create/edit/publication design sequence; invalid input or stale versions stop the operation.</w:t>
       </w:r>
     </w:p>
     <w:p>
@@ -12507,7 +13313,7 @@
         <w:rPr>
           <w:sz w:val="18"/>
         </w:rPr>
-        <w:t>Figure 34. UC06 cancellation analysis sequence.</w:t>
+        <w:t>Figure 36. UC06 cancellation analysis sequence.</w:t>
       </w:r>
     </w:p>
     <w:p>
@@ -12561,7 +13367,7 @@
         <w:rPr>
           <w:sz w:val="18"/>
         </w:rPr>
-        <w:t>Figure 35. UC06 cancellation design sequence. A repeated cancellation returns the existing outcome without releasing twice.</w:t>
+        <w:t>Figure 37. UC06 cancellation design sequence. A repeated cancellation returns the existing outcome without releasing twice.</w:t>
       </w:r>
     </w:p>
     <w:p>
@@ -12597,7 +13403,7 @@
           <w:color w:val="000000"/>
           <w:sz w:val="22"/>
         </w:rPr>
-        <w:t>Figures 25 and 27 model the same booking outcome at different abstraction levels. The analysis sequence names an attendee, a booking boundary, a reservation control and business information. The design sequence specifies how the backend preserves that outcome under retries, concurrent stock requests and failed side effects. Table 12 makes those transformations explicit.</w:t>
+        <w:t>Figures 27 and 29 model the same booking outcome at different abstraction levels. The analysis sequence names an attendee, a booking boundary, a reservation control and business information. The design sequence specifies how the backend preserves that outcome under retries, concurrent stock requests and failed side effects. Table 12 makes those transformations explicit.</w:t>
       </w:r>
     </w:p>
     <w:tbl>
@@ -13214,7 +14020,7 @@
           <w:color w:val="000000"/>
           <w:sz w:val="22"/>
         </w:rPr>
-        <w:t>For UC07, the analysis sequence checks whether a ticket may be admitted. Its design sequence adds current staff assignment, the admission window, event locking, TicketState delegation and a unique audit insert. State decides the ticket operation; service authorization and transaction control establish the conditions under which it may run. Figures 29 and 31 show this distinction.</w:t>
+        <w:t>For UC07, the analysis sequence checks whether a ticket may be admitted. Its design sequence adds current staff assignment, the admission window, event locking, TicketState delegation and a unique audit insert. State decides the ticket operation; service authorization and transaction control establish the conditions under which it may run. Figures 31 and 33 show this distinction.</w:t>
       </w:r>
     </w:p>
     <w:p>
@@ -13228,7 +14034,7 @@
           <w:color w:val="000000"/>
           <w:sz w:val="22"/>
         </w:rPr>
-        <w:t>For cancellation, the analysis sequences describe cancellation, inventory release and ticket invalidation as business outcomes. The design sequences allocate these effects to BookingService and synchronous observers while preserving the check-in audit. Figures 32–35 and DP01 explain the collaboration. BookingIntegrationTest and StaffCheckInIntegrationTest exercise rollback, duplicate admission and cancellation races, linking these designs to verification rather than only to screen operations.</w:t>
+        <w:t>For cancellation, the analysis sequences describe cancellation, inventory release and ticket invalidation as business outcomes. The design sequences allocate these effects to BookingService and synchronous observers while preserving the check-in audit. Figures 34–37 and DP01 explain the collaboration. BookingIntegrationTest and StaffCheckInIntegrationTest exercise rollback, duplicate admission and cancellation races, linking these designs to verification rather than only to screen operations.</w:t>
       </w:r>
     </w:p>
     <w:p>
@@ -14020,7 +14826,7 @@
         <w:rPr>
           <w:sz w:val="18"/>
         </w:rPr>
-        <w:t>Figure 36. DP01 before class model: brute-force design alternative.</w:t>
+        <w:t>Figure 38. DP01 before class model: brute-force design alternative.</w:t>
       </w:r>
     </w:p>
     <w:p>
@@ -14074,7 +14880,7 @@
         <w:rPr>
           <w:sz w:val="18"/>
         </w:rPr>
-        <w:t>Figure 37. DP01 before sequence: direct coupling or repeated branches.</w:t>
+        <w:t>Figure 39. DP01 before sequence: direct coupling or repeated branches.</w:t>
       </w:r>
     </w:p>
     <w:p>
@@ -14151,7 +14957,7 @@
         <w:rPr>
           <w:sz w:val="18"/>
         </w:rPr>
-        <w:t>Figure 38. DP01 selected class collaboration. Interface realizations use hollow triangles.</w:t>
+        <w:t>Figure 40. DP01 selected class collaboration. Interface realizations use hollow triangles.</w:t>
       </w:r>
     </w:p>
     <w:p>
@@ -14205,7 +15011,7 @@
         <w:rPr>
           <w:sz w:val="18"/>
         </w:rPr>
-        <w:t>Figure 39. DP01 selected interaction sequence.</w:t>
+        <w:t>Figure 41. DP01 selected interaction sequence.</w:t>
       </w:r>
     </w:p>
     <w:p>
@@ -14351,7 +15157,7 @@
         <w:rPr>
           <w:sz w:val="18"/>
         </w:rPr>
-        <w:t>Figure 40. DP02 before class model: brute-force design alternative.</w:t>
+        <w:t>Figure 42. DP02 before class model: brute-force design alternative.</w:t>
       </w:r>
     </w:p>
     <w:p>
@@ -14405,7 +15211,7 @@
         <w:rPr>
           <w:sz w:val="18"/>
         </w:rPr>
-        <w:t>Figure 41. DP02 before sequence: direct coupling or repeated branches.</w:t>
+        <w:t>Figure 43. DP02 before sequence: direct coupling or repeated branches.</w:t>
       </w:r>
     </w:p>
     <w:p>
@@ -14482,7 +15288,7 @@
         <w:rPr>
           <w:sz w:val="18"/>
         </w:rPr>
-        <w:t>Figure 42. DP02 selected class collaboration. Interface realizations use hollow triangles.</w:t>
+        <w:t>Figure 44. DP02 selected class collaboration. Interface realizations use hollow triangles.</w:t>
       </w:r>
     </w:p>
     <w:p>
@@ -14536,7 +15342,7 @@
         <w:rPr>
           <w:sz w:val="18"/>
         </w:rPr>
-        <w:t>Figure 43. DP02 selected interaction sequence.</w:t>
+        <w:t>Figure 45. DP02 selected interaction sequence.</w:t>
       </w:r>
     </w:p>
     <w:p>
@@ -14682,7 +15488,7 @@
         <w:rPr>
           <w:sz w:val="18"/>
         </w:rPr>
-        <w:t>Figure 44. DP03 before class model: brute-force design alternative.</w:t>
+        <w:t>Figure 46. DP03 before class model: brute-force design alternative.</w:t>
       </w:r>
     </w:p>
     <w:p>
@@ -14736,7 +15542,7 @@
         <w:rPr>
           <w:sz w:val="18"/>
         </w:rPr>
-        <w:t>Figure 45. DP03 before sequence: direct coupling or repeated branches.</w:t>
+        <w:t>Figure 47. DP03 before sequence: direct coupling or repeated branches.</w:t>
       </w:r>
     </w:p>
     <w:p>
@@ -14813,7 +15619,7 @@
         <w:rPr>
           <w:sz w:val="18"/>
         </w:rPr>
-        <w:t>Figure 46. DP03 selected class collaboration. Interface realizations use hollow triangles.</w:t>
+        <w:t>Figure 48. DP03 selected class collaboration. Interface realizations use hollow triangles.</w:t>
       </w:r>
     </w:p>
     <w:p>
@@ -14867,7 +15673,7 @@
         <w:rPr>
           <w:sz w:val="18"/>
         </w:rPr>
-        <w:t>Figure 47. DP03 selected interaction sequence.</w:t>
+        <w:t>Figure 49. DP03 selected interaction sequence.</w:t>
       </w:r>
     </w:p>
     <w:p>
@@ -15013,7 +15819,7 @@
         <w:rPr>
           <w:sz w:val="18"/>
         </w:rPr>
-        <w:t>Figure 48. DP04 before class model: brute-force design alternative.</w:t>
+        <w:t>Figure 50. DP04 before class model: brute-force design alternative.</w:t>
       </w:r>
     </w:p>
     <w:p>
@@ -15067,7 +15873,7 @@
         <w:rPr>
           <w:sz w:val="18"/>
         </w:rPr>
-        <w:t>Figure 49. DP04 before sequence: direct coupling or repeated branches.</w:t>
+        <w:t>Figure 51. DP04 before sequence: direct coupling or repeated branches.</w:t>
       </w:r>
     </w:p>
     <w:p>
@@ -15144,7 +15950,7 @@
         <w:rPr>
           <w:sz w:val="18"/>
         </w:rPr>
-        <w:t>Figure 50. DP04 selected class collaboration. Interface realizations use hollow triangles.</w:t>
+        <w:t>Figure 52. DP04 selected class collaboration. Interface realizations use hollow triangles.</w:t>
       </w:r>
     </w:p>
     <w:p>
@@ -15198,7 +16004,7 @@
         <w:rPr>
           <w:sz w:val="18"/>
         </w:rPr>
-        <w:t>Figure 51. DP04 selected interaction sequence.</w:t>
+        <w:t>Figure 53. DP04 selected interaction sequence.</w:t>
       </w:r>
     </w:p>
     <w:p>
@@ -15344,7 +16150,7 @@
         <w:rPr>
           <w:sz w:val="18"/>
         </w:rPr>
-        <w:t>Figure 52. DP05 before class model: brute-force design alternative.</w:t>
+        <w:t>Figure 54. DP05 before class model: brute-force design alternative.</w:t>
       </w:r>
     </w:p>
     <w:p>
@@ -15398,7 +16204,7 @@
         <w:rPr>
           <w:sz w:val="18"/>
         </w:rPr>
-        <w:t>Figure 53. DP05 before sequence: direct coupling or repeated branches.</w:t>
+        <w:t>Figure 55. DP05 before sequence: direct coupling or repeated branches.</w:t>
       </w:r>
     </w:p>
     <w:p>
@@ -15475,7 +16281,7 @@
         <w:rPr>
           <w:sz w:val="18"/>
         </w:rPr>
-        <w:t>Figure 54. DP05 selected class collaboration. Interface realizations use hollow triangles.</w:t>
+        <w:t>Figure 56. DP05 selected class collaboration. Interface realizations use hollow triangles.</w:t>
       </w:r>
     </w:p>
     <w:p>
@@ -15529,7 +16335,7 @@
         <w:rPr>
           <w:sz w:val="18"/>
         </w:rPr>
-        <w:t>Figure 55. DP05 selected interaction sequence.</w:t>
+        <w:t>Figure 57. DP05 selected interaction sequence.</w:t>
       </w:r>
     </w:p>
     <w:p>
@@ -15633,7 +16439,7 @@
         <w:rPr>
           <w:sz w:val="18"/>
         </w:rPr>
-        <w:t>Figure 56. Core schema entities and selected keys. Relationship cardinalities follow below.</w:t>
+        <w:t>Figure 58. Core schema entities and selected keys. Relationship cardinalities follow below.</w:t>
       </w:r>
     </w:p>
     <w:p>
@@ -15642,7 +16448,7 @@
         <w:spacing w:after="80" w:line="240" w:lineRule="auto"/>
       </w:pPr>
       <w:r>
-        <w:t>Table 14 specifies the cardinalities for the core entities in Figure 56.</w:t>
+        <w:t>Table 14 specifies the cardinalities for the core entities in Figure 58.</w:t>
       </w:r>
     </w:p>
     <w:tbl>
@@ -16239,7 +17045,7 @@
         <w:rPr>
           <w:sz w:val="18"/>
         </w:rPr>
-        <w:t>Figure 57. Admission, notification and pre-registration entities. Context IDs in notifications are not foreign keys.</w:t>
+        <w:t>Figure 59. Admission, notification and pre-registration entities. Context IDs in notifications are not foreign keys.</w:t>
       </w:r>
     </w:p>
     <w:p>
@@ -17503,7 +18309,7 @@
         <w:rPr>
           <w:sz w:val="18"/>
         </w:rPr>
-        <w:t>Figure 58. Complete application ERD with declared foreign keys, selected keys and relationship cardinalities.</w:t>
+        <w:t>Figure 60. Complete application ERD with declared foreign keys, selected keys and relationship cardinalities.</w:t>
       </w:r>
     </w:p>
     <w:p>
@@ -17512,7 +18318,7 @@
       </w:pPr>
       <w:r>
         <w:rPr/>
-        <w:t>Figure 58 connects all 11 application tables. Arrows point from parent records to the child holding the foreign key; endpoint labels give the number of related records. A pre-registration may have no linked booking, and an issued ticket has at most one check-in audit. The ticket-to-booking reference includes event_id as a composite foreign key. Notifications have only a recipient foreign key; their other context identifiers are not schema relationships. Table 14 and Table 15 give the corresponding relationship details.</w:t>
+        <w:t>Figure 60 connects all 11 application tables. Arrows point from parent records to the child holding the foreign key; endpoint labels give the number of related records. A pre-registration may have no linked booking, and an issued ticket has at most one check-in audit. The ticket-to-booking reference includes event_id as a composite foreign key. Notifications have only a recipient foreign key; their other context identifiers are not schema relationships. Table 14 and Table 15 give the corresponding relationship details.</w:t>
       </w:r>
     </w:p>
     <w:p>
@@ -18065,7 +18871,7 @@
         <w:spacing w:after="80" w:line="240" w:lineRule="auto"/>
       </w:pPr>
       <w:r>
-        <w:t>Table 18 identifies the checks and build outputs passed between CI stages. Figure 59 shows how successful checks permit image creation and deployment.</w:t>
+        <w:t>Table 18 identifies the checks and build outputs passed between CI stages. Figure 61 shows how successful checks permit image creation and deployment.</w:t>
       </w:r>
     </w:p>
     <w:tbl>
@@ -18754,7 +19560,7 @@
         <w:rPr>
           <w:sz w:val="18"/>
         </w:rPr>
-        <w:t>Figure 59. CI/CD control flow. Failed required checks prevent promotion to the image/deployment stage.</w:t>
+        <w:t>Figure 61. CI/CD control flow. Failed required checks prevent promotion to the image/deployment stage.</w:t>
       </w:r>
     </w:p>
     <w:p>
@@ -22093,7 +22899,7 @@
         <w:rPr>
           <w:sz w:val="18"/>
         </w:rPr>
-        <w:t>Figure 60. Recorded cloud check-in acceptance, 20 October 2026, baseline 270c2b8.</w:t>
+        <w:t>Figure 62. Recorded cloud check-in acceptance, 20 October 2026, baseline 270c2b8.</w:t>
       </w:r>
     </w:p>
     <w:p>
@@ -22147,7 +22953,7 @@
         <w:rPr>
           <w:sz w:val="18"/>
         </w:rPr>
-        <w:t>Figure 61. Recorded cancellation/reporting outcome. Historical audit and valid attendance have distinct meanings.</w:t>
+        <w:t>Figure 63. Recorded cancellation/reporting outcome. Historical audit and valid attendance have distinct meanings.</w:t>
       </w:r>
     </w:p>
     <w:p>

--- a/outputs/final-report/SEMS_Final_Report.docx
+++ b/outputs/final-report/SEMS_Final_Report.docx
@@ -657,7 +657,7 @@
         </w:tabs>
       </w:pPr>
       <w:r>
-        <w:t>3.3.2 UC01 Register</w:t>
+        <w:t>3.3.2 Use Case Description 1</w:t>
         <w:tab/>
         <w:t>20</w:t>
         <w:rPr>
@@ -676,9 +676,9 @@
         </w:tabs>
       </w:pPr>
       <w:r>
-        <w:t>3.3.3 UC02 Login</w:t>
+        <w:t>3.3.3 Use Case Description 2</w:t>
         <w:tab/>
-        <w:t>20</w:t>
+        <w:t>21</w:t>
         <w:rPr>
           <w:sz w:val="20"/>
         </w:rPr>
@@ -695,9 +695,9 @@
         </w:tabs>
       </w:pPr>
       <w:r>
-        <w:t>3.3.4 UC03 Manage Users and Roles</w:t>
+        <w:t>3.3.4 Use Case Description 3</w:t>
         <w:tab/>
-        <w:t>21</w:t>
+        <w:t>22</w:t>
         <w:rPr>
           <w:sz w:val="20"/>
         </w:rPr>
@@ -714,9 +714,9 @@
         </w:tabs>
       </w:pPr>
       <w:r>
-        <w:t>3.3.5 UC04 Manage Events</w:t>
+        <w:t>3.3.5 Use Case Description 4</w:t>
         <w:tab/>
-        <w:t>21</w:t>
+        <w:t>23</w:t>
         <w:rPr>
           <w:sz w:val="20"/>
         </w:rPr>
@@ -733,9 +733,9 @@
         </w:tabs>
       </w:pPr>
       <w:r>
-        <w:t>3.3.6 UC05 Browse Events</w:t>
+        <w:t>3.3.6 Use Case Description 5</w:t>
         <w:tab/>
-        <w:t>22</w:t>
+        <w:t>24</w:t>
         <w:rPr>
           <w:sz w:val="20"/>
         </w:rPr>
@@ -752,9 +752,9 @@
         </w:tabs>
       </w:pPr>
       <w:r>
-        <w:t>3.3.7 UC06 Book Tickets</w:t>
+        <w:t>3.3.7 Use Case Description 6</w:t>
         <w:tab/>
-        <w:t>22</w:t>
+        <w:t>25</w:t>
         <w:rPr>
           <w:sz w:val="20"/>
         </w:rPr>
@@ -771,9 +771,9 @@
         </w:tabs>
       </w:pPr>
       <w:r>
-        <w:t>3.3.8 UC07 Check In Ticket</w:t>
+        <w:t>3.3.8 Use Case Description 7</w:t>
         <w:tab/>
-        <w:t>23</w:t>
+        <w:t>26</w:t>
         <w:rPr>
           <w:sz w:val="20"/>
         </w:rPr>
@@ -792,7 +792,7 @@
       <w:r>
         <w:t>3.4 Analysis &amp; Design Models</w:t>
         <w:tab/>
-        <w:t>24</w:t>
+        <w:t>27</w:t>
         <w:rPr>
           <w:sz w:val="20"/>
         </w:rPr>
@@ -811,7 +811,7 @@
       <w:r>
         <w:t>3.4.1 UC01 Register by Hu Jia</w:t>
         <w:tab/>
-        <w:t>25</w:t>
+        <w:t>28</w:t>
         <w:rPr>
           <w:sz w:val="20"/>
         </w:rPr>
@@ -830,7 +830,7 @@
       <w:r>
         <w:t>3.4.2 UC02 Login by Hu Jia</w:t>
         <w:tab/>
-        <w:t>27</w:t>
+        <w:t>30</w:t>
         <w:rPr>
           <w:sz w:val="20"/>
         </w:rPr>
@@ -849,7 +849,7 @@
       <w:r>
         <w:t>3.4.3 UC03 Manage Users and Roles by Chai Muyang</w:t>
         <w:tab/>
-        <w:t>29</w:t>
+        <w:t>32</w:t>
         <w:rPr>
           <w:sz w:val="20"/>
         </w:rPr>
@@ -868,7 +868,7 @@
       <w:r>
         <w:t>3.4.4 UC04 Manage Events by Lu Junyi</w:t>
         <w:tab/>
-        <w:t>31</w:t>
+        <w:t>34</w:t>
         <w:rPr>
           <w:sz w:val="20"/>
         </w:rPr>
@@ -887,7 +887,7 @@
       <w:r>
         <w:t>3.4.5 UC05 Browse Events by Lu Junyi</w:t>
         <w:tab/>
-        <w:t>33</w:t>
+        <w:t>36</w:t>
         <w:rPr>
           <w:sz w:val="20"/>
         </w:rPr>
@@ -906,7 +906,7 @@
       <w:r>
         <w:t>3.4.6 UC06 Book Tickets by Huang Haoyang</w:t>
         <w:tab/>
-        <w:t>35</w:t>
+        <w:t>38</w:t>
         <w:rPr>
           <w:sz w:val="20"/>
         </w:rPr>
@@ -925,7 +925,7 @@
       <w:r>
         <w:t>3.4.7 UC07 Check In Ticket by Luo Runzhou</w:t>
         <w:tab/>
-        <w:t>37</w:t>
+        <w:t>40</w:t>
         <w:rPr>
           <w:sz w:val="20"/>
         </w:rPr>
@@ -944,7 +944,7 @@
       <w:r>
         <w:t>3.4.8 Cancellation and Event Lifecycle Flows</w:t>
         <w:tab/>
-        <w:t>40</w:t>
+        <w:t>43</w:t>
         <w:rPr>
           <w:sz w:val="20"/>
         </w:rPr>
@@ -963,7 +963,7 @@
       <w:r>
         <w:t>3.4.9 Booking Cancellation Flow</w:t>
         <w:tab/>
-        <w:t>41</w:t>
+        <w:t>44</w:t>
         <w:rPr>
           <w:sz w:val="20"/>
         </w:rPr>
@@ -982,7 +982,7 @@
       <w:r>
         <w:t>3.4.10 Analysis and Design of Core Workflows</w:t>
         <w:tab/>
-        <w:t>42</w:t>
+        <w:t>45</w:t>
         <w:rPr>
           <w:sz w:val="20"/>
         </w:rPr>
@@ -1001,7 +1001,7 @@
       <w:r>
         <w:t>3.5 Design Problems and Patterns</w:t>
         <w:tab/>
-        <w:t>43</w:t>
+        <w:t>46</w:t>
         <w:rPr>
           <w:sz w:val="20"/>
         </w:rPr>
@@ -1021,7 +1021,7 @@
       <w:r>
         <w:t>3.5.1 DP01 Event cancellation collaboration by Lu Junyi</w:t>
         <w:tab/>
-        <w:t>44</w:t>
+        <w:t>47</w:t>
         <w:rPr>
           <w:sz w:val="20"/>
         </w:rPr>
@@ -1040,7 +1040,7 @@
       <w:r>
         <w:t>3.5.2 DP02 Replaceable credential verification by Hu Jia</w:t>
         <w:tab/>
-        <w:t>46</w:t>
+        <w:t>49</w:t>
         <w:rPr>
           <w:sz w:val="20"/>
         </w:rPr>
@@ -1059,7 +1059,7 @@
       <w:r>
         <w:t>3.5.3 DP03 Role-change notification separation by Chai Muyang</w:t>
         <w:tab/>
-        <w:t>48</w:t>
+        <w:t>51</w:t>
         <w:rPr>
           <w:sz w:val="20"/>
         </w:rPr>
@@ -1078,7 +1078,7 @@
       <w:r>
         <w:t>3.5.4 DP04 Booking information validation by Huang Haoyang</w:t>
         <w:tab/>
-        <w:t>50</w:t>
+        <w:t>53</w:t>
         <w:rPr>
           <w:sz w:val="20"/>
         </w:rPr>
@@ -1097,7 +1097,7 @@
       <w:r>
         <w:t>3.5.5 DP05 Ticket lifecycle behaviour by Luo Runzhou</w:t>
         <w:tab/>
-        <w:t>52</w:t>
+        <w:t>55</w:t>
         <w:rPr>
           <w:sz w:val="20"/>
         </w:rPr>
@@ -1116,7 +1116,7 @@
       <w:r>
         <w:t>3.6 Database Schemas</w:t>
         <w:tab/>
-        <w:t>54</w:t>
+        <w:t>57</w:t>
         <w:rPr>
           <w:sz w:val="20"/>
         </w:rPr>
@@ -1135,7 +1135,7 @@
       <w:r>
         <w:t>3.6.1 Admission and Supporting Data</w:t>
         <w:tab/>
-        <w:t>55</w:t>
+        <w:t>58</w:t>
         <w:rPr>
           <w:sz w:val="20"/>
         </w:rPr>
@@ -1154,7 +1154,7 @@
       <w:r>
         <w:t>3.6.2 Constraints and Transaction Design</w:t>
         <w:tab/>
-        <w:t>56</w:t>
+        <w:t>59</w:t>
         <w:rPr>
           <w:sz w:val="20"/>
         </w:rPr>
@@ -1173,7 +1173,7 @@
       <w:r>
         <w:t>3.6.3 Complete Entity Relationship Diagram</w:t>
         <w:tab/>
-        <w:t>57</w:t>
+        <w:t>60</w:t>
         <w:rPr>
           <w:sz w:val="20"/>
         </w:rPr>
@@ -1192,7 +1192,7 @@
       <w:r>
         <w:t>4. DevSecOps and Development Lifecycle</w:t>
         <w:tab/>
-        <w:t>58</w:t>
+        <w:t>61</w:t>
         <w:rPr>
           <w:sz w:val="20"/>
         </w:rPr>
@@ -1211,7 +1211,7 @@
       <w:r>
         <w:t>4.1 Source Control Strategy</w:t>
         <w:tab/>
-        <w:t>58</w:t>
+        <w:t>61</w:t>
         <w:rPr>
           <w:sz w:val="20"/>
         </w:rPr>
@@ -1230,7 +1230,7 @@
       <w:r>
         <w:t>4.2 Continuous Integration</w:t>
         <w:tab/>
-        <w:t>59</w:t>
+        <w:t>62</w:t>
         <w:rPr>
           <w:sz w:val="20"/>
         </w:rPr>
@@ -1249,7 +1249,7 @@
       <w:r>
         <w:t>4.2.1 Test Strategy and Functional Results</w:t>
         <w:tab/>
-        <w:t>60</w:t>
+        <w:t>63</w:t>
         <w:rPr>
           <w:sz w:val="20"/>
         </w:rPr>
@@ -1268,7 +1268,7 @@
       <w:r>
         <w:t>4.2.2 Performance Evaluation</w:t>
         <w:tab/>
-        <w:t>61</w:t>
+        <w:t>64</w:t>
         <w:rPr>
           <w:sz w:val="20"/>
         </w:rPr>
@@ -1287,7 +1287,7 @@
       <w:r>
         <w:t>4.2.3 Security and Operational Verification</w:t>
         <w:tab/>
-        <w:t>62</w:t>
+        <w:t>65</w:t>
         <w:rPr>
           <w:sz w:val="20"/>
         </w:rPr>
@@ -1306,7 +1306,7 @@
       <w:r>
         <w:t>4.2.4 Verification Artifacts and Provenance</w:t>
         <w:tab/>
-        <w:t>63</w:t>
+        <w:t>66</w:t>
         <w:rPr>
           <w:sz w:val="20"/>
         </w:rPr>
@@ -1325,7 +1325,7 @@
       <w:r>
         <w:t>4.3 Continuous Delivery</w:t>
         <w:tab/>
-        <w:t>64</w:t>
+        <w:t>67</w:t>
         <w:rPr>
           <w:sz w:val="20"/>
         </w:rPr>
@@ -1344,7 +1344,7 @@
       <w:r>
         <w:t>4.3.1 Deployed Workflow Evidence</w:t>
         <w:tab/>
-        <w:t>65</w:t>
+        <w:t>68</w:t>
         <w:rPr>
           <w:sz w:val="20"/>
         </w:rPr>
@@ -1363,7 +1363,7 @@
       <w:r>
         <w:t>5. Individual Members Activity Contribution Summary</w:t>
         <w:tab/>
-        <w:t>66</w:t>
+        <w:t>69</w:t>
         <w:rPr>
           <w:sz w:val="20"/>
         </w:rPr>
@@ -1382,7 +1382,7 @@
       <w:r>
         <w:t>5.1 Lu Junyi</w:t>
         <w:tab/>
-        <w:t>66</w:t>
+        <w:t>69</w:t>
         <w:rPr>
           <w:sz w:val="20"/>
         </w:rPr>
@@ -1401,7 +1401,7 @@
       <w:r>
         <w:t>5.2 Hu Jia</w:t>
         <w:tab/>
-        <w:t>66</w:t>
+        <w:t>69</w:t>
         <w:rPr>
           <w:sz w:val="20"/>
         </w:rPr>
@@ -1420,7 +1420,7 @@
       <w:r>
         <w:t>5.3 Chai Muyang</w:t>
         <w:tab/>
-        <w:t>66</w:t>
+        <w:t>69</w:t>
         <w:rPr>
           <w:sz w:val="20"/>
         </w:rPr>
@@ -1439,7 +1439,7 @@
       <w:r>
         <w:t>5.4 Huang Haoyang</w:t>
         <w:tab/>
-        <w:t>66</w:t>
+        <w:t>69</w:t>
         <w:rPr>
           <w:sz w:val="20"/>
         </w:rPr>
@@ -1458,7 +1458,7 @@
       <w:r>
         <w:t>5.5 Luo Runzhou</w:t>
         <w:tab/>
-        <w:t>66</w:t>
+        <w:t>69</w:t>
         <w:rPr>
           <w:sz w:val="20"/>
         </w:rPr>
@@ -1477,7 +1477,7 @@
       <w:r>
         <w:t>5.6 Team Reflection and Conclusion</w:t>
         <w:tab/>
-        <w:t>67</w:t>
+        <w:t>70</w:t>
         <w:rPr>
           <w:sz w:val="20"/>
         </w:rPr>
@@ -1496,7 +1496,7 @@
       <w:r>
         <w:t>Appendix A Verification Artifacts</w:t>
         <w:tab/>
-        <w:t>68</w:t>
+        <w:t>71</w:t>
         <w:rPr>
           <w:sz w:val="20"/>
         </w:rPr>
@@ -1515,7 +1515,7 @@
       <w:r>
         <w:t>A.1 Lint and Automated Test Output</w:t>
         <w:tab/>
-        <w:t>68</w:t>
+        <w:t>71</w:t>
         <w:rPr>
           <w:sz w:val="20"/>
         </w:rPr>
@@ -1534,7 +1534,7 @@
       <w:r>
         <w:t>A.2 Static Security and Container Results</w:t>
         <w:tab/>
-        <w:t>69</w:t>
+        <w:t>72</w:t>
         <w:rPr>
           <w:sz w:val="20"/>
         </w:rPr>
@@ -1553,7 +1553,7 @@
       <w:r>
         <w:t>A.3 Saved DAST Results</w:t>
         <w:tab/>
-        <w:t>70</w:t>
+        <w:t>73</w:t>
         <w:rPr>
           <w:sz w:val="20"/>
         </w:rPr>
@@ -1572,7 +1572,7 @@
       <w:r>
         <w:t>A.4 Performance Results and Stock Audit</w:t>
         <w:tab/>
-        <w:t>71</w:t>
+        <w:t>74</w:t>
         <w:rPr>
           <w:sz w:val="20"/>
         </w:rPr>
@@ -9735,65 +9735,24 @@
         </w:numPr>
         <w:ind w:left="0" w:firstLine="0"/>
         <w:pageBreakBefore/>
-      </w:pPr>
-      <w:r>
-        <w:rPr>
+        <w:keepNext/>
+        <w:keepLines/>
+      </w:pPr>
+      <w:r>
+        <w:rPr>
+          <w:rFonts w:ascii="Arial" w:hAnsi="Arial"/>
+          <w:sz w:val="24"/>
           <w:b/>
-          <w:sz w:val="24"/>
-          <w:color w:val="000000"/>
-        </w:rPr>
-        <w:t>3.3.2 UC01 Register</w:t>
-      </w:r>
-    </w:p>
-    <w:p>
-      <w:pPr>
-        <w:spacing w:after="120" w:line="259" w:lineRule="auto"/>
-      </w:pPr>
-      <w:r>
-        <w:rPr/>
-        <w:t>Actor: Visitor.  Responsible member: Hu Jia.</w:t>
-      </w:r>
-    </w:p>
-    <w:p>
-      <w:pPr>
-        <w:spacing w:after="120" w:line="259" w:lineRule="auto"/>
-      </w:pPr>
-      <w:r>
-        <w:rPr/>
-        <w:t>Precondition: The visitor has no account for the chosen username or email.</w:t>
-      </w:r>
-    </w:p>
-    <w:p>
-      <w:pPr>
-        <w:spacing w:after="120" w:line="259" w:lineRule="auto"/>
-      </w:pPr>
-      <w:r>
-        <w:rPr/>
-        <w:t>Normal flow: 1. Enter username, email and password. 2. Normalize identifiers and validate input. 3. Check uniqueness and encode the password. 4. Persist an active account with ATTENDEE membership. 5. Return the public account view.</w:t>
-      </w:r>
-    </w:p>
-    <w:p>
-      <w:pPr>
-        <w:spacing w:after="120" w:line="259" w:lineRule="auto"/>
-      </w:pPr>
-      <w:r>
-        <w:rPr/>
-        <w:t>Alternative and exception flows: Invalid fields are rejected. A duplicate username or email returns a conflict, including a competing insert that passes the initial lookup. No plaintext password is persisted.</w:t>
-      </w:r>
-    </w:p>
-    <w:p>
-      <w:pPr>
-        <w:spacing w:after="120" w:line="259" w:lineRule="auto"/>
-      </w:pPr>
-      <w:r>
-        <w:rPr/>
-        <w:t>Postcondition: One active account exists, or no account is created on failure.</w:t>
-      </w:r>
-    </w:p>
-    <w:p>
-      <w:pPr>
-        <w:pStyle w:val="Heading3"/>
-        <w:spacing w:after="140" w:line="259" w:lineRule="auto" w:before="100"/>
+        </w:rPr>
+        <w:t xml:space="preserve">3.3.2 Use Case Description 1</w:t>
+      </w:r>
+    </w:p>
+    <w:p>
+      <w:pPr>
+        <w:pStyle w:val="Normal"/>
+        <w:spacing w:before="0" w:after="60" w:line="259" w:lineRule="auto"/>
+        <w:keepLines/>
+        <w:keepNext w:val="0"/>
         <w:numPr>
           <w:numId w:val="0"/>
         </w:numPr>
@@ -9801,56 +9760,370 @@
       </w:pPr>
       <w:r>
         <w:rPr>
+          <w:rFonts w:ascii="Arial" w:hAnsi="Arial"/>
+          <w:sz w:val="24"/>
           <w:b/>
+        </w:rPr>
+        <w:t xml:space="preserve">Use case: </w:t>
+      </w:r>
+      <w:r>
+        <w:rPr>
+          <w:rFonts w:ascii="Arial" w:hAnsi="Arial"/>
           <w:sz w:val="24"/>
-          <w:color w:val="000000"/>
-        </w:rPr>
-        <w:t>3.3.3 UC02 Login</w:t>
-      </w:r>
-    </w:p>
-    <w:p>
-      <w:pPr>
-        <w:spacing w:after="120" w:line="259" w:lineRule="auto"/>
-      </w:pPr>
-      <w:r>
-        <w:rPr/>
-        <w:t>Actor: Registered user.  Responsible member: Hu Jia.</w:t>
-      </w:r>
-    </w:p>
-    <w:p>
-      <w:pPr>
-        <w:spacing w:after="120" w:line="259" w:lineRule="auto"/>
-      </w:pPr>
-      <w:r>
-        <w:rPr/>
-        <w:t>Precondition: An active account exists.</w:t>
-      </w:r>
-    </w:p>
-    <w:p>
-      <w:pPr>
-        <w:spacing w:after="120" w:line="259" w:lineRule="auto"/>
-      </w:pPr>
-      <w:r>
-        <w:rPr/>
-        <w:t>Normal flow: 1. Enter email and password. 2. Load the normalized email identity. 3. Check account status and password hash. 4. Issue a JWT and return the account view. 5. Present the JWT on protected requests.</w:t>
-      </w:r>
-    </w:p>
-    <w:p>
-      <w:pPr>
-        <w:spacing w:after="120" w:line="259" w:lineRule="auto"/>
-      </w:pPr>
-      <w:r>
-        <w:rPr/>
-        <w:t>Alternative and exception flows: Unknown identity, inactive account or wrong password returns invalid credentials. Expired or invalid tokens fail authentication. Revoked roles cease to authorize later requests.</w:t>
-      </w:r>
-    </w:p>
-    <w:p>
-      <w:pPr>
-        <w:spacing w:after="120" w:line="259" w:lineRule="auto"/>
-      </w:pPr>
-      <w:r>
-        <w:rPr/>
-        <w:t>Postcondition: The caller receives a time-limited token on success. The default lifetime is one hour.</w:t>
+        </w:rPr>
+        <w:t xml:space="preserve">UC01 Register</w:t>
+      </w:r>
+    </w:p>
+    <w:p>
+      <w:pPr>
+        <w:pStyle w:val="Normal"/>
+        <w:spacing w:before="0" w:after="60" w:line="259" w:lineRule="auto"/>
+        <w:keepLines/>
+        <w:keepNext w:val="0"/>
+        <w:numPr>
+          <w:numId w:val="0"/>
+        </w:numPr>
+        <w:ind w:left="0" w:firstLine="0"/>
+      </w:pPr>
+      <w:r>
+        <w:rPr>
+          <w:rFonts w:ascii="Arial" w:hAnsi="Arial"/>
+          <w:sz w:val="24"/>
+          <w:b/>
+        </w:rPr>
+        <w:t xml:space="preserve">Actor: </w:t>
+      </w:r>
+      <w:r>
+        <w:rPr>
+          <w:rFonts w:ascii="Arial" w:hAnsi="Arial"/>
+          <w:sz w:val="24"/>
+        </w:rPr>
+        <w:t xml:space="preserve">Visitor. Responsible member: Hu Jia.</w:t>
+      </w:r>
+    </w:p>
+    <w:p>
+      <w:pPr>
+        <w:pStyle w:val="Normal"/>
+        <w:spacing w:before="0" w:after="60" w:line="259" w:lineRule="auto"/>
+        <w:keepLines/>
+        <w:keepNext w:val="0"/>
+        <w:numPr>
+          <w:numId w:val="0"/>
+        </w:numPr>
+        <w:ind w:left="0" w:firstLine="0"/>
+      </w:pPr>
+      <w:r>
+        <w:rPr>
+          <w:rFonts w:ascii="Arial" w:hAnsi="Arial"/>
+          <w:sz w:val="24"/>
+          <w:b/>
+        </w:rPr>
+        <w:t xml:space="preserve">Trigger: </w:t>
+      </w:r>
+      <w:r>
+        <w:rPr>
+          <w:rFonts w:ascii="Arial" w:hAnsi="Arial"/>
+          <w:sz w:val="24"/>
+        </w:rPr>
+        <w:t xml:space="preserve">The visitor chooses Register.</w:t>
+      </w:r>
+    </w:p>
+    <w:p>
+      <w:pPr>
+        <w:pStyle w:val="Normal"/>
+        <w:spacing w:before="0" w:after="60" w:line="259" w:lineRule="auto"/>
+        <w:keepLines/>
+        <w:keepNext w:val="0"/>
+        <w:numPr>
+          <w:numId w:val="0"/>
+        </w:numPr>
+        <w:ind w:left="0" w:firstLine="0"/>
+      </w:pPr>
+      <w:r>
+        <w:rPr>
+          <w:rFonts w:ascii="Arial" w:hAnsi="Arial"/>
+          <w:sz w:val="24"/>
+          <w:b/>
+        </w:rPr>
+        <w:t xml:space="preserve">Preconditions: </w:t>
+      </w:r>
+      <w:r>
+        <w:rPr>
+          <w:rFonts w:ascii="Arial" w:hAnsi="Arial"/>
+          <w:sz w:val="24"/>
+        </w:rPr>
+        <w:t xml:space="preserve">The visitor is not signed in and can access the registration form.</w:t>
+      </w:r>
+    </w:p>
+    <w:p>
+      <w:pPr>
+        <w:pStyle w:val="Normal"/>
+        <w:spacing w:before="80" w:after="65" w:line="259" w:lineRule="auto"/>
+        <w:keepLines/>
+        <w:keepNext w:val="0"/>
+        <w:numPr>
+          <w:numId w:val="0"/>
+        </w:numPr>
+        <w:ind w:left="0" w:firstLine="0"/>
+      </w:pPr>
+      <w:r>
+        <w:rPr>
+          <w:rFonts w:ascii="Arial" w:hAnsi="Arial"/>
+          <w:sz w:val="24"/>
+        </w:rPr>
+        <w:t xml:space="preserve"/>
+      </w:r>
+      <w:r>
+        <w:rPr>
+          <w:rFonts w:ascii="Arial" w:hAnsi="Arial"/>
+          <w:sz w:val="24"/>
+          <w:b/>
+        </w:rPr>
+        <w:t xml:space="preserve">Normal flow</w:t>
+      </w:r>
+    </w:p>
+    <w:p>
+      <w:pPr>
+        <w:pStyle w:val="Normal"/>
+        <w:spacing w:before="0" w:after="30" w:line="259" w:lineRule="auto"/>
+        <w:keepLines/>
+        <w:keepNext w:val="0"/>
+        <w:numPr>
+          <w:numId w:val="0"/>
+        </w:numPr>
+        <w:ind w:left="220" w:hanging="220"/>
+      </w:pPr>
+      <w:r>
+        <w:rPr>
+          <w:rFonts w:ascii="Arial" w:hAnsi="Arial"/>
+          <w:sz w:val="24"/>
+        </w:rPr>
+        <w:t xml:space="preserve">1. The visitor opens registration; the system displays username, email and password fields.</w:t>
+      </w:r>
+    </w:p>
+    <w:p>
+      <w:pPr>
+        <w:pStyle w:val="Normal"/>
+        <w:spacing w:before="0" w:after="30" w:line="259" w:lineRule="auto"/>
+        <w:keepLines/>
+        <w:keepNext w:val="0"/>
+        <w:numPr>
+          <w:numId w:val="0"/>
+        </w:numPr>
+        <w:ind w:left="220" w:hanging="220"/>
+      </w:pPr>
+      <w:r>
+        <w:rPr>
+          <w:rFonts w:ascii="Arial" w:hAnsi="Arial"/>
+          <w:sz w:val="24"/>
+        </w:rPr>
+        <w:t xml:space="preserve">2. The visitor enters these details and submits the form.</w:t>
+      </w:r>
+    </w:p>
+    <w:p>
+      <w:pPr>
+        <w:pStyle w:val="Normal"/>
+        <w:spacing w:before="0" w:after="30" w:line="259" w:lineRule="auto"/>
+        <w:keepLines/>
+        <w:keepNext w:val="0"/>
+        <w:numPr>
+          <w:numId w:val="0"/>
+        </w:numPr>
+        <w:ind w:left="220" w:hanging="220"/>
+      </w:pPr>
+      <w:r>
+        <w:rPr>
+          <w:rFonts w:ascii="Arial" w:hAnsi="Arial"/>
+          <w:sz w:val="24"/>
+        </w:rPr>
+        <w:t xml:space="preserve">3. The system checks required values and format/length rules: username 3–50 English letters, digits, dots, underscores or hyphens; valid email up to 255 characters; and password 8–16 English letters or digits.</w:t>
+      </w:r>
+    </w:p>
+    <w:p>
+      <w:pPr>
+        <w:pStyle w:val="Normal"/>
+        <w:spacing w:before="0" w:after="30" w:line="259" w:lineRule="auto"/>
+        <w:keepLines/>
+        <w:keepNext w:val="0"/>
+        <w:numPr>
+          <w:numId w:val="0"/>
+        </w:numPr>
+        <w:ind w:left="220" w:hanging="220"/>
+      </w:pPr>
+      <w:r>
+        <w:rPr>
+          <w:rFonts w:ascii="Arial" w:hAnsi="Arial"/>
+          <w:sz w:val="24"/>
+        </w:rPr>
+        <w:t xml:space="preserve">4. The system normalizes username/email to lowercase and checks that neither identifies an existing account.</w:t>
+      </w:r>
+    </w:p>
+    <w:p>
+      <w:pPr>
+        <w:pStyle w:val="Normal"/>
+        <w:spacing w:before="0" w:after="30" w:line="259" w:lineRule="auto"/>
+        <w:keepLines/>
+        <w:keepNext w:val="0"/>
+        <w:numPr>
+          <w:numId w:val="0"/>
+        </w:numPr>
+        <w:ind w:left="220" w:hanging="220"/>
+      </w:pPr>
+      <w:r>
+        <w:rPr>
+          <w:rFonts w:ascii="Arial" w:hAnsi="Arial"/>
+          <w:sz w:val="24"/>
+        </w:rPr>
+        <w:t xml:space="preserve">5. The system creates one ACTIVE account with the ATTENDEE role, stores a protected password and confirms creation without returning the stored credential.</w:t>
+      </w:r>
+    </w:p>
+    <w:p>
+      <w:pPr>
+        <w:pStyle w:val="Normal"/>
+        <w:spacing w:before="0" w:after="30" w:line="259" w:lineRule="auto"/>
+        <w:keepLines/>
+        <w:keepNext w:val="0"/>
+        <w:numPr>
+          <w:numId w:val="0"/>
+        </w:numPr>
+        <w:ind w:left="220" w:hanging="220"/>
+      </w:pPr>
+      <w:r>
+        <w:rPr>
+          <w:rFonts w:ascii="Arial" w:hAnsi="Arial"/>
+          <w:sz w:val="24"/>
+        </w:rPr>
+        <w:t xml:space="preserve">6. The browser invokes UC02 Login to establish the session after successful registration.</w:t>
+      </w:r>
+    </w:p>
+    <w:p>
+      <w:pPr>
+        <w:pStyle w:val="Normal"/>
+        <w:spacing w:before="80" w:after="65" w:line="259" w:lineRule="auto"/>
+        <w:keepLines/>
+        <w:keepNext w:val="0"/>
+        <w:numPr>
+          <w:numId w:val="0"/>
+        </w:numPr>
+        <w:ind w:left="0" w:firstLine="0"/>
+      </w:pPr>
+      <w:r>
+        <w:rPr>
+          <w:rFonts w:ascii="Arial" w:hAnsi="Arial"/>
+          <w:sz w:val="24"/>
+        </w:rPr>
+        <w:t xml:space="preserve"/>
+      </w:r>
+      <w:r>
+        <w:rPr>
+          <w:rFonts w:ascii="Arial" w:hAnsi="Arial"/>
+          <w:sz w:val="24"/>
+          <w:b/>
+        </w:rPr>
+        <w:t xml:space="preserve">Alternative and exceptional flows</w:t>
+      </w:r>
+    </w:p>
+    <w:p>
+      <w:pPr>
+        <w:pStyle w:val="Normal"/>
+        <w:spacing w:before="0" w:after="30" w:line="259" w:lineRule="auto"/>
+        <w:keepLines/>
+        <w:keepNext w:val="0"/>
+        <w:numPr>
+          <w:numId w:val="0"/>
+        </w:numPr>
+        <w:ind w:left="220" w:hanging="220"/>
+      </w:pPr>
+      <w:r>
+        <w:rPr>
+          <w:rFonts w:ascii="Arial" w:hAnsi="Arial"/>
+          <w:sz w:val="24"/>
+        </w:rPr>
+        <w:t xml:space="preserve">A1. Step 3: Missing or invalid values are reported; no account is created. The visitor corrects the form and resubmits at step 2.</w:t>
+      </w:r>
+    </w:p>
+    <w:p>
+      <w:pPr>
+        <w:pStyle w:val="Normal"/>
+        <w:spacing w:before="0" w:after="30" w:line="259" w:lineRule="auto"/>
+        <w:keepLines/>
+        <w:keepNext w:val="0"/>
+        <w:numPr>
+          <w:numId w:val="0"/>
+        </w:numPr>
+        <w:ind w:left="220" w:hanging="220"/>
+      </w:pPr>
+      <w:r>
+        <w:rPr>
+          <w:rFonts w:ascii="Arial" w:hAnsi="Arial"/>
+          <w:sz w:val="24"/>
+        </w:rPr>
+        <w:t xml:space="preserve">A2. Step 4: A duplicate username/email is reported. The visitor changes the identifier and returns to step 2, or chooses Login for an existing account.</w:t>
+      </w:r>
+    </w:p>
+    <w:p>
+      <w:pPr>
+        <w:pStyle w:val="Normal"/>
+        <w:spacing w:before="0" w:after="30" w:line="259" w:lineRule="auto"/>
+        <w:keepLines/>
+        <w:keepNext w:val="0"/>
+        <w:numPr>
+          <w:numId w:val="0"/>
+        </w:numPr>
+        <w:ind w:left="220" w:hanging="220"/>
+      </w:pPr>
+      <w:r>
+        <w:rPr>
+          <w:rFonts w:ascii="Arial" w:hAnsi="Arial"/>
+          <w:sz w:val="24"/>
+        </w:rPr>
+        <w:t xml:space="preserve">A3. Step 5: If a concurrent registration claims the identifier first, this attempt fails with the corresponding duplicate conflict; no second account is created. Recovery follows A2.</w:t>
+      </w:r>
+    </w:p>
+    <w:p>
+      <w:pPr>
+        <w:pStyle w:val="Normal"/>
+        <w:spacing w:before="0" w:after="30" w:line="259" w:lineRule="auto"/>
+        <w:keepLines/>
+        <w:keepNext w:val="0"/>
+        <w:numPr>
+          <w:numId w:val="0"/>
+        </w:numPr>
+        <w:ind w:left="220" w:hanging="220"/>
+      </w:pPr>
+      <w:r>
+        <w:rPr>
+          <w:rFonts w:ascii="Arial" w:hAnsi="Arial"/>
+          <w:sz w:val="24"/>
+        </w:rPr>
+        <w:t xml:space="preserve">A4. Step 6: If the separate login fails, the created account remains. The visitor can retry UC02; registration is not rolled back.</w:t>
+      </w:r>
+    </w:p>
+    <w:p>
+      <w:pPr>
+        <w:pStyle w:val="Normal"/>
+        <w:spacing w:before="0" w:after="60" w:line="259" w:lineRule="auto"/>
+        <w:keepLines/>
+        <w:keepNext w:val="0"/>
+        <w:numPr>
+          <w:numId w:val="0"/>
+        </w:numPr>
+        <w:ind w:left="0" w:firstLine="0"/>
+      </w:pPr>
+      <w:r>
+        <w:rPr>
+          <w:rFonts w:ascii="Arial" w:hAnsi="Arial"/>
+          <w:sz w:val="24"/>
+          <w:b/>
+        </w:rPr>
+        <w:t xml:space="preserve">Postconditions: </w:t>
+      </w:r>
+      <w:r>
+        <w:rPr>
+          <w:rFonts w:ascii="Arial" w:hAnsi="Arial"/>
+          <w:sz w:val="24"/>
+        </w:rPr>
+        <w:t xml:space="preserve">Success leaves one ACTIVE ATTENDEE account. A rejected registration creates no account from that attempt. Session establishment is the separate outcome of UC02.</w:t>
       </w:r>
     </w:p>
     <w:p>
@@ -9862,65 +10135,24 @@
         </w:numPr>
         <w:ind w:left="0" w:firstLine="0"/>
         <w:pageBreakBefore/>
-      </w:pPr>
-      <w:r>
-        <w:rPr>
+        <w:keepNext/>
+        <w:keepLines/>
+      </w:pPr>
+      <w:r>
+        <w:rPr>
+          <w:rFonts w:ascii="Arial" w:hAnsi="Arial"/>
+          <w:sz w:val="24"/>
           <w:b/>
-          <w:sz w:val="24"/>
-          <w:color w:val="000000"/>
-        </w:rPr>
-        <w:t>3.3.4 UC03 Manage Users and Roles</w:t>
-      </w:r>
-    </w:p>
-    <w:p>
-      <w:pPr>
-        <w:spacing w:after="120" w:line="259" w:lineRule="auto"/>
-      </w:pPr>
-      <w:r>
-        <w:rPr/>
-        <w:t>Actor: Administrator.  Responsible member: Chai Muyang.</w:t>
-      </w:r>
-    </w:p>
-    <w:p>
-      <w:pPr>
-        <w:spacing w:after="120" w:line="259" w:lineRule="auto"/>
-      </w:pPr>
-      <w:r>
-        <w:rPr/>
-        <w:t>Precondition: The caller has an effective ADMIN role.</w:t>
-      </w:r>
-    </w:p>
-    <w:p>
-      <w:pPr>
-        <w:spacing w:after="120" w:line="259" w:lineRule="auto"/>
-      </w:pPr>
-      <w:r>
-        <w:rPr/>
-        <w:t>Normal flow: 1. Search or page through users. 2. Select a target and supported role set. 3. Serialize role assignments. 4. Reject removal of the last active administrator. 5. Replace changed roles and create a private role-change notification.</w:t>
-      </w:r>
-    </w:p>
-    <w:p>
-      <w:pPr>
-        <w:spacing w:after="120" w:line="259" w:lineRule="auto"/>
-      </w:pPr>
-      <w:r>
-        <w:rPr/>
-        <w:t>Alternative and exception flows: Non-admin callers are rejected. An unknown user is not found. Unsupported or invalid role sets fail validation. A conflicting last-admin removal is rejected. Repeating an unchanged role set does not emit another role-change event.</w:t>
-      </w:r>
-    </w:p>
-    <w:p>
-      <w:pPr>
-        <w:spacing w:after="120" w:line="259" w:lineRule="auto"/>
-      </w:pPr>
-      <w:r>
-        <w:rPr/>
-        <w:t>Postcondition: The valid role set is persisted atomically with its notification, or the operation rolls back.</w:t>
-      </w:r>
-    </w:p>
-    <w:p>
-      <w:pPr>
-        <w:pStyle w:val="Heading3"/>
-        <w:spacing w:after="140" w:line="259" w:lineRule="auto" w:before="100"/>
+        </w:rPr>
+        <w:t xml:space="preserve">3.3.3 Use Case Description 2</w:t>
+      </w:r>
+    </w:p>
+    <w:p>
+      <w:pPr>
+        <w:pStyle w:val="Normal"/>
+        <w:spacing w:before="0" w:after="60" w:line="259" w:lineRule="auto"/>
+        <w:keepLines/>
+        <w:keepNext w:val="0"/>
         <w:numPr>
           <w:numId w:val="0"/>
         </w:numPr>
@@ -9928,56 +10160,351 @@
       </w:pPr>
       <w:r>
         <w:rPr>
+          <w:rFonts w:ascii="Arial" w:hAnsi="Arial"/>
+          <w:sz w:val="24"/>
           <w:b/>
+        </w:rPr>
+        <w:t xml:space="preserve">Use case: </w:t>
+      </w:r>
+      <w:r>
+        <w:rPr>
+          <w:rFonts w:ascii="Arial" w:hAnsi="Arial"/>
           <w:sz w:val="24"/>
-          <w:color w:val="000000"/>
-        </w:rPr>
-        <w:t>3.3.5 UC04 Manage Events</w:t>
-      </w:r>
-    </w:p>
-    <w:p>
-      <w:pPr>
-        <w:spacing w:after="120" w:line="259" w:lineRule="auto"/>
-      </w:pPr>
-      <w:r>
-        <w:rPr/>
-        <w:t>Actor: Organizer or administrator managing an owned event.  Responsible member: Lu Junyi.</w:t>
-      </w:r>
-    </w:p>
-    <w:p>
-      <w:pPr>
-        <w:spacing w:after="120" w:line="259" w:lineRule="auto"/>
-      </w:pPr>
-      <w:r>
-        <w:rPr/>
-        <w:t>Precondition: The caller has ORGANIZER or ADMIN and owns the managed event.</w:t>
-      </w:r>
-    </w:p>
-    <w:p>
-      <w:pPr>
-        <w:spacing w:after="120" w:line="259" w:lineRule="auto"/>
-      </w:pPr>
-      <w:r>
-        <w:rPr/>
-        <w:t>Normal flow: 1. Create a draft with valid time and capacity. 2. Configure ticket types and requested attendee information. 3. Edit using the current version. 4. Publish after future-time, registration-window and ticket checks. 5. Cancel when required, cascading cancellation to bookings and tickets in one transaction.</w:t>
-      </w:r>
-    </w:p>
-    <w:p>
-      <w:pPr>
-        <w:spacing w:after="120" w:line="259" w:lineRule="auto"/>
-      </w:pPr>
-      <w:r>
-        <w:rPr/>
-        <w:t>Alternative and exception flows: A foreign owner cannot manage the resource. Invalid capacity, time or ticket quota is rejected. A stale version conflicts. Cancelled events cannot be republished. Published booking requirements are fixed; started/ended events have additional edit restrictions.</w:t>
-      </w:r>
-    </w:p>
-    <w:p>
-      <w:pPr>
-        <w:spacing w:after="120" w:line="259" w:lineRule="auto"/>
-      </w:pPr>
-      <w:r>
-        <w:rPr/>
-        <w:t>Postcondition: The event and dependent records remain consistent. Cancelled records and check-in history remain available for authorized reporting.</w:t>
+        </w:rPr>
+        <w:t xml:space="preserve">UC02 Login</w:t>
+      </w:r>
+    </w:p>
+    <w:p>
+      <w:pPr>
+        <w:pStyle w:val="Normal"/>
+        <w:spacing w:before="0" w:after="60" w:line="259" w:lineRule="auto"/>
+        <w:keepLines/>
+        <w:keepNext w:val="0"/>
+        <w:numPr>
+          <w:numId w:val="0"/>
+        </w:numPr>
+        <w:ind w:left="0" w:firstLine="0"/>
+      </w:pPr>
+      <w:r>
+        <w:rPr>
+          <w:rFonts w:ascii="Arial" w:hAnsi="Arial"/>
+          <w:sz w:val="24"/>
+          <w:b/>
+        </w:rPr>
+        <w:t xml:space="preserve">Actor: </w:t>
+      </w:r>
+      <w:r>
+        <w:rPr>
+          <w:rFonts w:ascii="Arial" w:hAnsi="Arial"/>
+          <w:sz w:val="24"/>
+        </w:rPr>
+        <w:t xml:space="preserve">Registered user. Responsible member: Hu Jia.</w:t>
+      </w:r>
+    </w:p>
+    <w:p>
+      <w:pPr>
+        <w:pStyle w:val="Normal"/>
+        <w:spacing w:before="0" w:after="60" w:line="259" w:lineRule="auto"/>
+        <w:keepLines/>
+        <w:keepNext w:val="0"/>
+        <w:numPr>
+          <w:numId w:val="0"/>
+        </w:numPr>
+        <w:ind w:left="0" w:firstLine="0"/>
+      </w:pPr>
+      <w:r>
+        <w:rPr>
+          <w:rFonts w:ascii="Arial" w:hAnsi="Arial"/>
+          <w:sz w:val="24"/>
+          <w:b/>
+        </w:rPr>
+        <w:t xml:space="preserve">Trigger: </w:t>
+      </w:r>
+      <w:r>
+        <w:rPr>
+          <w:rFonts w:ascii="Arial" w:hAnsi="Arial"/>
+          <w:sz w:val="24"/>
+        </w:rPr>
+        <w:t xml:space="preserve">The user chooses Login, or UC01 invokes login after account creation.</w:t>
+      </w:r>
+    </w:p>
+    <w:p>
+      <w:pPr>
+        <w:pStyle w:val="Normal"/>
+        <w:spacing w:before="0" w:after="60" w:line="259" w:lineRule="auto"/>
+        <w:keepLines/>
+        <w:keepNext w:val="0"/>
+        <w:numPr>
+          <w:numId w:val="0"/>
+        </w:numPr>
+        <w:ind w:left="0" w:firstLine="0"/>
+      </w:pPr>
+      <w:r>
+        <w:rPr>
+          <w:rFonts w:ascii="Arial" w:hAnsi="Arial"/>
+          <w:sz w:val="24"/>
+          <w:b/>
+        </w:rPr>
+        <w:t xml:space="preserve">Preconditions: </w:t>
+      </w:r>
+      <w:r>
+        <w:rPr>
+          <w:rFonts w:ascii="Arial" w:hAnsi="Arial"/>
+          <w:sz w:val="24"/>
+        </w:rPr>
+        <w:t xml:space="preserve">The user can submit the login form. Account existence, status and credentials are checked during the flow.</w:t>
+      </w:r>
+    </w:p>
+    <w:p>
+      <w:pPr>
+        <w:pStyle w:val="Normal"/>
+        <w:spacing w:before="80" w:after="65" w:line="259" w:lineRule="auto"/>
+        <w:keepLines/>
+        <w:keepNext w:val="0"/>
+        <w:numPr>
+          <w:numId w:val="0"/>
+        </w:numPr>
+        <w:ind w:left="0" w:firstLine="0"/>
+      </w:pPr>
+      <w:r>
+        <w:rPr>
+          <w:rFonts w:ascii="Arial" w:hAnsi="Arial"/>
+          <w:sz w:val="24"/>
+        </w:rPr>
+        <w:t xml:space="preserve"/>
+      </w:r>
+      <w:r>
+        <w:rPr>
+          <w:rFonts w:ascii="Arial" w:hAnsi="Arial"/>
+          <w:sz w:val="24"/>
+          <w:b/>
+        </w:rPr>
+        <w:t xml:space="preserve">Normal flow</w:t>
+      </w:r>
+    </w:p>
+    <w:p>
+      <w:pPr>
+        <w:pStyle w:val="Normal"/>
+        <w:spacing w:before="0" w:after="30" w:line="259" w:lineRule="auto"/>
+        <w:keepLines/>
+        <w:keepNext w:val="0"/>
+        <w:numPr>
+          <w:numId w:val="0"/>
+        </w:numPr>
+        <w:ind w:left="220" w:hanging="220"/>
+      </w:pPr>
+      <w:r>
+        <w:rPr>
+          <w:rFonts w:ascii="Arial" w:hAnsi="Arial"/>
+          <w:sz w:val="24"/>
+        </w:rPr>
+        <w:t xml:space="preserve">1. The system displays email and password fields; the user enters the credentials and submits.</w:t>
+      </w:r>
+    </w:p>
+    <w:p>
+      <w:pPr>
+        <w:pStyle w:val="Normal"/>
+        <w:spacing w:before="0" w:after="30" w:line="259" w:lineRule="auto"/>
+        <w:keepLines/>
+        <w:keepNext w:val="0"/>
+        <w:numPr>
+          <w:numId w:val="0"/>
+        </w:numPr>
+        <w:ind w:left="220" w:hanging="220"/>
+      </w:pPr>
+      <w:r>
+        <w:rPr>
+          <w:rFonts w:ascii="Arial" w:hAnsi="Arial"/>
+          <w:sz w:val="24"/>
+        </w:rPr>
+        <w:t xml:space="preserve">2. The system validates the input and finds the account using the normalized email address.</w:t>
+      </w:r>
+    </w:p>
+    <w:p>
+      <w:pPr>
+        <w:pStyle w:val="Normal"/>
+        <w:spacing w:before="0" w:after="30" w:line="259" w:lineRule="auto"/>
+        <w:keepLines/>
+        <w:keepNext w:val="0"/>
+        <w:numPr>
+          <w:numId w:val="0"/>
+        </w:numPr>
+        <w:ind w:left="220" w:hanging="220"/>
+      </w:pPr>
+      <w:r>
+        <w:rPr>
+          <w:rFonts w:ascii="Arial" w:hAnsi="Arial"/>
+          <w:sz w:val="24"/>
+        </w:rPr>
+        <w:t xml:space="preserve">3. The system checks that the account is ACTIVE and that the supplied password matches its protected credential.</w:t>
+      </w:r>
+    </w:p>
+    <w:p>
+      <w:pPr>
+        <w:pStyle w:val="Normal"/>
+        <w:spacing w:before="0" w:after="30" w:line="259" w:lineRule="auto"/>
+        <w:keepLines/>
+        <w:keepNext w:val="0"/>
+        <w:numPr>
+          <w:numId w:val="0"/>
+        </w:numPr>
+        <w:ind w:left="220" w:hanging="220"/>
+      </w:pPr>
+      <w:r>
+        <w:rPr>
+          <w:rFonts w:ascii="Arial" w:hAnsi="Arial"/>
+          <w:sz w:val="24"/>
+        </w:rPr>
+        <w:t xml:space="preserve">4. The system issues a time-limited access token containing the account identity and roles, and returns the public account view.</w:t>
+      </w:r>
+    </w:p>
+    <w:p>
+      <w:pPr>
+        <w:pStyle w:val="Normal"/>
+        <w:spacing w:before="0" w:after="30" w:line="259" w:lineRule="auto"/>
+        <w:keepLines/>
+        <w:keepNext w:val="0"/>
+        <w:numPr>
+          <w:numId w:val="0"/>
+        </w:numPr>
+        <w:ind w:left="220" w:hanging="220"/>
+      </w:pPr>
+      <w:r>
+        <w:rPr>
+          <w:rFonts w:ascii="Arial" w:hAnsi="Arial"/>
+          <w:sz w:val="24"/>
+        </w:rPr>
+        <w:t xml:space="preserve">5. The browser stores the session and shows the signed-in workspace. Subsequent protected requests carry the token; the system checks its validity and the account’s current effective roles.</w:t>
+      </w:r>
+    </w:p>
+    <w:p>
+      <w:pPr>
+        <w:pStyle w:val="Normal"/>
+        <w:spacing w:before="80" w:after="65" w:line="259" w:lineRule="auto"/>
+        <w:keepLines/>
+        <w:keepNext w:val="0"/>
+        <w:numPr>
+          <w:numId w:val="0"/>
+        </w:numPr>
+        <w:ind w:left="0" w:firstLine="0"/>
+      </w:pPr>
+      <w:r>
+        <w:rPr>
+          <w:rFonts w:ascii="Arial" w:hAnsi="Arial"/>
+          <w:sz w:val="24"/>
+        </w:rPr>
+        <w:t xml:space="preserve"/>
+      </w:r>
+      <w:r>
+        <w:rPr>
+          <w:rFonts w:ascii="Arial" w:hAnsi="Arial"/>
+          <w:sz w:val="24"/>
+          <w:b/>
+        </w:rPr>
+        <w:t xml:space="preserve">Alternative and exceptional flows</w:t>
+      </w:r>
+    </w:p>
+    <w:p>
+      <w:pPr>
+        <w:pStyle w:val="Normal"/>
+        <w:spacing w:before="0" w:after="30" w:line="259" w:lineRule="auto"/>
+        <w:keepLines/>
+        <w:keepNext w:val="0"/>
+        <w:numPr>
+          <w:numId w:val="0"/>
+        </w:numPr>
+        <w:ind w:left="220" w:hanging="220"/>
+      </w:pPr>
+      <w:r>
+        <w:rPr>
+          <w:rFonts w:ascii="Arial" w:hAnsi="Arial"/>
+          <w:sz w:val="24"/>
+        </w:rPr>
+        <w:t xml:space="preserve">A1. Step 2: Missing or malformed input is reported. The user corrects it and resubmits at step 1; no token is issued.</w:t>
+      </w:r>
+    </w:p>
+    <w:p>
+      <w:pPr>
+        <w:pStyle w:val="Normal"/>
+        <w:spacing w:before="0" w:after="30" w:line="259" w:lineRule="auto"/>
+        <w:keepLines/>
+        <w:keepNext w:val="0"/>
+        <w:numPr>
+          <w:numId w:val="0"/>
+        </w:numPr>
+        <w:ind w:left="220" w:hanging="220"/>
+      </w:pPr>
+      <w:r>
+        <w:rPr>
+          <w:rFonts w:ascii="Arial" w:hAnsi="Arial"/>
+          <w:sz w:val="24"/>
+        </w:rPr>
+        <w:t xml:space="preserve">A2. Steps 2–3: An unknown email, inactive account or incorrect password produces the same invalid-credentials response. The user may correct the credentials and retry; no token is issued.</w:t>
+      </w:r>
+    </w:p>
+    <w:p>
+      <w:pPr>
+        <w:pStyle w:val="Normal"/>
+        <w:spacing w:before="0" w:after="30" w:line="259" w:lineRule="auto"/>
+        <w:keepLines/>
+        <w:keepNext w:val="0"/>
+        <w:numPr>
+          <w:numId w:val="0"/>
+        </w:numPr>
+        <w:ind w:left="220" w:hanging="220"/>
+      </w:pPr>
+      <w:r>
+        <w:rPr>
+          <w:rFonts w:ascii="Arial" w:hAnsi="Arial"/>
+          <w:sz w:val="24"/>
+        </w:rPr>
+        <w:t xml:space="preserve">A3. Step 5: An expired/invalid token or unavailable account fails authentication. The browser clears the invalid session and the user signs in again.</w:t>
+      </w:r>
+    </w:p>
+    <w:p>
+      <w:pPr>
+        <w:pStyle w:val="Normal"/>
+        <w:spacing w:before="0" w:after="30" w:line="259" w:lineRule="auto"/>
+        <w:keepLines/>
+        <w:keepNext w:val="0"/>
+        <w:numPr>
+          <w:numId w:val="0"/>
+        </w:numPr>
+        <w:ind w:left="220" w:hanging="220"/>
+      </w:pPr>
+      <w:r>
+        <w:rPr>
+          <w:rFonts w:ascii="Arial" w:hAnsi="Arial"/>
+          <w:sz w:val="24"/>
+        </w:rPr>
+        <w:t xml:space="preserve">A4. Step 5: A revoked role no longer authorizes protected operations. Newly granted roles require a fresh login; the user cannot gain them merely by retaining an older token.</w:t>
+      </w:r>
+    </w:p>
+    <w:p>
+      <w:pPr>
+        <w:pStyle w:val="Normal"/>
+        <w:spacing w:before="0" w:after="60" w:line="259" w:lineRule="auto"/>
+        <w:keepLines/>
+        <w:keepNext w:val="0"/>
+        <w:numPr>
+          <w:numId w:val="0"/>
+        </w:numPr>
+        <w:ind w:left="0" w:firstLine="0"/>
+      </w:pPr>
+      <w:r>
+        <w:rPr>
+          <w:rFonts w:ascii="Arial" w:hAnsi="Arial"/>
+          <w:sz w:val="24"/>
+          <w:b/>
+        </w:rPr>
+        <w:t xml:space="preserve">Postconditions: </w:t>
+      </w:r>
+      <w:r>
+        <w:rPr>
+          <w:rFonts w:ascii="Arial" w:hAnsi="Arial"/>
+          <w:sz w:val="24"/>
+        </w:rPr>
+        <w:t xml:space="preserve">Successful login establishes a session with a token whose default lifetime is one hour. Failed login establishes no new session and changes no account or role data.</w:t>
       </w:r>
     </w:p>
     <w:p>
@@ -9989,65 +10516,24 @@
         </w:numPr>
         <w:ind w:left="0" w:firstLine="0"/>
         <w:pageBreakBefore/>
-      </w:pPr>
-      <w:r>
-        <w:rPr>
+        <w:keepNext/>
+        <w:keepLines/>
+      </w:pPr>
+      <w:r>
+        <w:rPr>
+          <w:rFonts w:ascii="Arial" w:hAnsi="Arial"/>
+          <w:sz w:val="24"/>
           <w:b/>
-          <w:sz w:val="24"/>
-          <w:color w:val="000000"/>
-        </w:rPr>
-        <w:t>3.3.6 UC05 Browse Events</w:t>
-      </w:r>
-    </w:p>
-    <w:p>
-      <w:pPr>
-        <w:spacing w:after="120" w:line="259" w:lineRule="auto"/>
-      </w:pPr>
-      <w:r>
-        <w:rPr/>
-        <w:t>Actor: Visitor or signed-in user.  Responsible member: Lu Junyi.</w:t>
-      </w:r>
-    </w:p>
-    <w:p>
-      <w:pPr>
-        <w:spacing w:after="120" w:line="259" w:lineRule="auto"/>
-      </w:pPr>
-      <w:r>
-        <w:rPr/>
-        <w:t>Precondition: The public event endpoint is available.</w:t>
-      </w:r>
-    </w:p>
-    <w:p>
-      <w:pPr>
-        <w:spacing w:after="120" w:line="259" w:lineRule="auto"/>
-      </w:pPr>
-      <w:r>
-        <w:rPr/>
-        <w:t>Normal flow: 1. Enter a title keyword and page. 2. Query published events. 3. Select an event. 4. Read public details and ticket availability.</w:t>
-      </w:r>
-    </w:p>
-    <w:p>
-      <w:pPr>
-        <w:spacing w:after="120" w:line="259" w:lineRule="auto"/>
-      </w:pPr>
-      <w:r>
-        <w:rPr/>
-        <w:t>Alternative and exception flows: Invalid paging is rejected. No matches returns an empty page. A draft, cancelled or unknown event is not exposed through public detail. Booking eligibility is revalidated later under a lock.</w:t>
-      </w:r>
-    </w:p>
-    <w:p>
-      <w:pPr>
-        <w:spacing w:after="120" w:line="259" w:lineRule="auto"/>
-      </w:pPr>
-      <w:r>
-        <w:rPr/>
-        <w:t>Postcondition: The caller receives a read-only public view, with no inventory reservation.</w:t>
-      </w:r>
-    </w:p>
-    <w:p>
-      <w:pPr>
-        <w:pStyle w:val="Heading3"/>
-        <w:spacing w:after="140" w:line="259" w:lineRule="auto" w:before="100"/>
+        </w:rPr>
+        <w:t xml:space="preserve">3.3.4 Use Case Description 3</w:t>
+      </w:r>
+    </w:p>
+    <w:p>
+      <w:pPr>
+        <w:pStyle w:val="Normal"/>
+        <w:spacing w:before="0" w:after="60" w:line="259" w:lineRule="auto"/>
+        <w:keepLines/>
+        <w:keepNext w:val="0"/>
         <w:numPr>
           <w:numId w:val="0"/>
         </w:numPr>
@@ -10055,56 +10541,389 @@
       </w:pPr>
       <w:r>
         <w:rPr>
+          <w:rFonts w:ascii="Arial" w:hAnsi="Arial"/>
+          <w:sz w:val="24"/>
           <w:b/>
+        </w:rPr>
+        <w:t xml:space="preserve">Use case: </w:t>
+      </w:r>
+      <w:r>
+        <w:rPr>
+          <w:rFonts w:ascii="Arial" w:hAnsi="Arial"/>
           <w:sz w:val="24"/>
-          <w:color w:val="000000"/>
-        </w:rPr>
-        <w:t>3.3.7 UC06 Book Tickets</w:t>
-      </w:r>
-    </w:p>
-    <w:p>
-      <w:pPr>
-        <w:spacing w:after="120" w:line="259" w:lineRule="auto"/>
-      </w:pPr>
-      <w:r>
-        <w:rPr/>
-        <w:t>Actor: Attendee.  Responsible member: Huang Haoyang.</w:t>
-      </w:r>
-    </w:p>
-    <w:p>
-      <w:pPr>
-        <w:spacing w:after="120" w:line="259" w:lineRule="auto"/>
-      </w:pPr>
-      <w:r>
-        <w:rPr/>
-        <w:t>Precondition: The attendee is active. The event is published, inside its registration window and offers a free ticket type.</w:t>
-      </w:r>
-    </w:p>
-    <w:p>
-      <w:pPr>
-        <w:spacing w:after="120" w:line="259" w:lineRule="auto"/>
-      </w:pPr>
-      <w:r>
-        <w:rPr/>
-        <w:t>Normal flow: 1. Submit quantity, required attendee details and an idempotency key. 2. Serialize the user/key and return a matching previous result if present. 3. Lock the event and validate eligibility and information. 4. Reserve stock and persist a confirmed booking. 5. Issue individual tickets and a notification in the same transaction.</w:t>
-      </w:r>
-    </w:p>
-    <w:p>
-      <w:pPr>
-        <w:spacing w:after="120" w:line="259" w:lineRule="auto"/>
-      </w:pPr>
-      <w:r>
-        <w:rPr/>
-        <w:t>Alternative and exception flows: Same key with different parameters conflicts. Closed registration, paid ticket, insufficient inventory or invalid information is rejected. Any issuance/notification failure rolls back the booking and stock. Personal cancellation is disallowed after check-in; repeated cancellation does not release inventory twice.</w:t>
-      </w:r>
-    </w:p>
-    <w:p>
-      <w:pPr>
-        <w:spacing w:after="120" w:line="259" w:lineRule="auto"/>
-      </w:pPr>
-      <w:r>
-        <w:rPr/>
-        <w:t>Postcondition: Exactly one booking result is associated with the user/key. A new confirmed booking includes its admission tickets and notification.</w:t>
+        </w:rPr>
+        <w:t xml:space="preserve">UC03 Manage Users and Roles</w:t>
+      </w:r>
+    </w:p>
+    <w:p>
+      <w:pPr>
+        <w:pStyle w:val="Normal"/>
+        <w:spacing w:before="0" w:after="60" w:line="259" w:lineRule="auto"/>
+        <w:keepLines/>
+        <w:keepNext w:val="0"/>
+        <w:numPr>
+          <w:numId w:val="0"/>
+        </w:numPr>
+        <w:ind w:left="0" w:firstLine="0"/>
+      </w:pPr>
+      <w:r>
+        <w:rPr>
+          <w:rFonts w:ascii="Arial" w:hAnsi="Arial"/>
+          <w:sz w:val="24"/>
+          <w:b/>
+        </w:rPr>
+        <w:t xml:space="preserve">Actor: </w:t>
+      </w:r>
+      <w:r>
+        <w:rPr>
+          <w:rFonts w:ascii="Arial" w:hAnsi="Arial"/>
+          <w:sz w:val="24"/>
+        </w:rPr>
+        <w:t xml:space="preserve">Administrator. Responsible member: Chai Muyang.</w:t>
+      </w:r>
+    </w:p>
+    <w:p>
+      <w:pPr>
+        <w:pStyle w:val="Normal"/>
+        <w:spacing w:before="0" w:after="60" w:line="259" w:lineRule="auto"/>
+        <w:keepLines/>
+        <w:keepNext w:val="0"/>
+        <w:numPr>
+          <w:numId w:val="0"/>
+        </w:numPr>
+        <w:ind w:left="0" w:firstLine="0"/>
+      </w:pPr>
+      <w:r>
+        <w:rPr>
+          <w:rFonts w:ascii="Arial" w:hAnsi="Arial"/>
+          <w:sz w:val="24"/>
+          <w:b/>
+        </w:rPr>
+        <w:t xml:space="preserve">Trigger: </w:t>
+      </w:r>
+      <w:r>
+        <w:rPr>
+          <w:rFonts w:ascii="Arial" w:hAnsi="Arial"/>
+          <w:sz w:val="24"/>
+        </w:rPr>
+        <w:t xml:space="preserve">The administrator opens user management and chooses a target account.</w:t>
+      </w:r>
+    </w:p>
+    <w:p>
+      <w:pPr>
+        <w:pStyle w:val="Normal"/>
+        <w:spacing w:before="0" w:after="60" w:line="259" w:lineRule="auto"/>
+        <w:keepLines/>
+        <w:keepNext w:val="0"/>
+        <w:numPr>
+          <w:numId w:val="0"/>
+        </w:numPr>
+        <w:ind w:left="0" w:firstLine="0"/>
+      </w:pPr>
+      <w:r>
+        <w:rPr>
+          <w:rFonts w:ascii="Arial" w:hAnsi="Arial"/>
+          <w:sz w:val="24"/>
+          <w:b/>
+        </w:rPr>
+        <w:t xml:space="preserve">Preconditions: </w:t>
+      </w:r>
+      <w:r>
+        <w:rPr>
+          <w:rFonts w:ascii="Arial" w:hAnsi="Arial"/>
+          <w:sz w:val="24"/>
+        </w:rPr>
+        <w:t xml:space="preserve">The administrator is signed in with an effective ADMIN role. Authorization is checked again on each request.</w:t>
+      </w:r>
+    </w:p>
+    <w:p>
+      <w:pPr>
+        <w:pStyle w:val="Normal"/>
+        <w:spacing w:before="80" w:after="65" w:line="259" w:lineRule="auto"/>
+        <w:keepLines/>
+        <w:keepNext w:val="0"/>
+        <w:numPr>
+          <w:numId w:val="0"/>
+        </w:numPr>
+        <w:ind w:left="0" w:firstLine="0"/>
+      </w:pPr>
+      <w:r>
+        <w:rPr>
+          <w:rFonts w:ascii="Arial" w:hAnsi="Arial"/>
+          <w:sz w:val="24"/>
+        </w:rPr>
+        <w:t xml:space="preserve"/>
+      </w:r>
+      <w:r>
+        <w:rPr>
+          <w:rFonts w:ascii="Arial" w:hAnsi="Arial"/>
+          <w:sz w:val="24"/>
+          <w:b/>
+        </w:rPr>
+        <w:t xml:space="preserve">Normal flow</w:t>
+      </w:r>
+    </w:p>
+    <w:p>
+      <w:pPr>
+        <w:pStyle w:val="Normal"/>
+        <w:spacing w:before="0" w:after="30" w:line="259" w:lineRule="auto"/>
+        <w:keepLines/>
+        <w:keepNext w:val="0"/>
+        <w:numPr>
+          <w:numId w:val="0"/>
+        </w:numPr>
+        <w:ind w:left="220" w:hanging="220"/>
+      </w:pPr>
+      <w:r>
+        <w:rPr>
+          <w:rFonts w:ascii="Arial" w:hAnsi="Arial"/>
+          <w:sz w:val="24"/>
+        </w:rPr>
+        <w:t xml:space="preserve">1. The administrator searches by username/email or changes page; the system displays matching accounts and their current roles.</w:t>
+      </w:r>
+    </w:p>
+    <w:p>
+      <w:pPr>
+        <w:pStyle w:val="Normal"/>
+        <w:spacing w:before="0" w:after="30" w:line="259" w:lineRule="auto"/>
+        <w:keepLines/>
+        <w:keepNext w:val="0"/>
+        <w:numPr>
+          <w:numId w:val="0"/>
+        </w:numPr>
+        <w:ind w:left="220" w:hanging="220"/>
+      </w:pPr>
+      <w:r>
+        <w:rPr>
+          <w:rFonts w:ascii="Arial" w:hAnsi="Arial"/>
+          <w:sz w:val="24"/>
+        </w:rPr>
+        <w:t xml:space="preserve">2. The administrator selects a target and a non-empty role set drawn from ATTENDEE, ORGANIZER, STAFF and ADMIN, then chooses Save roles.</w:t>
+      </w:r>
+    </w:p>
+    <w:p>
+      <w:pPr>
+        <w:pStyle w:val="Normal"/>
+        <w:spacing w:before="0" w:after="30" w:line="259" w:lineRule="auto"/>
+        <w:keepLines/>
+        <w:keepNext w:val="0"/>
+        <w:numPr>
+          <w:numId w:val="0"/>
+        </w:numPr>
+        <w:ind w:left="220" w:hanging="220"/>
+      </w:pPr>
+      <w:r>
+        <w:rPr>
+          <w:rFonts w:ascii="Arial" w:hAnsi="Arial"/>
+          <w:sz w:val="24"/>
+        </w:rPr>
+        <w:t xml:space="preserve">3. The system finds the target and checks the proposed change against the current assignments. Concurrent changes must not remove the last ACTIVE administrator.</w:t>
+      </w:r>
+    </w:p>
+    <w:p>
+      <w:pPr>
+        <w:pStyle w:val="Normal"/>
+        <w:spacing w:before="0" w:after="30" w:line="259" w:lineRule="auto"/>
+        <w:keepLines/>
+        <w:keepNext w:val="0"/>
+        <w:numPr>
+          <w:numId w:val="0"/>
+        </w:numPr>
+        <w:ind w:left="220" w:hanging="220"/>
+      </w:pPr>
+      <w:r>
+        <w:rPr>
+          <w:rFonts w:ascii="Arial" w:hAnsi="Arial"/>
+          <w:sz w:val="24"/>
+        </w:rPr>
+        <w:t xml:space="preserve">4. If the role set changes, the system replaces it and creates a private notification for the target containing the previous/new roles and a request to sign in again.</w:t>
+      </w:r>
+    </w:p>
+    <w:p>
+      <w:pPr>
+        <w:pStyle w:val="Normal"/>
+        <w:spacing w:before="0" w:after="30" w:line="259" w:lineRule="auto"/>
+        <w:keepLines/>
+        <w:keepNext w:val="0"/>
+        <w:numPr>
+          <w:numId w:val="0"/>
+        </w:numPr>
+        <w:ind w:left="220" w:hanging="220"/>
+      </w:pPr>
+      <w:r>
+        <w:rPr>
+          <w:rFonts w:ascii="Arial" w:hAnsi="Arial"/>
+          <w:sz w:val="24"/>
+        </w:rPr>
+        <w:t xml:space="preserve">5. The system commits the role change and notification together, then returns the updated account for display.</w:t>
+      </w:r>
+    </w:p>
+    <w:p>
+      <w:pPr>
+        <w:pStyle w:val="Normal"/>
+        <w:spacing w:before="80" w:after="65" w:line="259" w:lineRule="auto"/>
+        <w:keepLines/>
+        <w:keepNext w:val="0"/>
+        <w:numPr>
+          <w:numId w:val="0"/>
+        </w:numPr>
+        <w:ind w:left="0" w:firstLine="0"/>
+      </w:pPr>
+      <w:r>
+        <w:rPr>
+          <w:rFonts w:ascii="Arial" w:hAnsi="Arial"/>
+          <w:sz w:val="24"/>
+        </w:rPr>
+        <w:t xml:space="preserve"/>
+      </w:r>
+      <w:r>
+        <w:rPr>
+          <w:rFonts w:ascii="Arial" w:hAnsi="Arial"/>
+          <w:sz w:val="24"/>
+          <w:b/>
+        </w:rPr>
+        <w:t xml:space="preserve">Alternative and exceptional flows</w:t>
+      </w:r>
+    </w:p>
+    <w:p>
+      <w:pPr>
+        <w:pStyle w:val="Normal"/>
+        <w:spacing w:before="0" w:after="30" w:line="259" w:lineRule="auto"/>
+        <w:keepLines/>
+        <w:keepNext w:val="0"/>
+        <w:numPr>
+          <w:numId w:val="0"/>
+        </w:numPr>
+        <w:ind w:left="220" w:hanging="220"/>
+      </w:pPr>
+      <w:r>
+        <w:rPr>
+          <w:rFonts w:ascii="Arial" w:hAnsi="Arial"/>
+          <w:sz w:val="24"/>
+        </w:rPr>
+        <w:t xml:space="preserve">A1. Steps 1–2: Missing/invalid authentication requires UC02. A caller without effective ADMIN is denied; no role data changes.</w:t>
+      </w:r>
+    </w:p>
+    <w:p>
+      <w:pPr>
+        <w:pStyle w:val="Normal"/>
+        <w:spacing w:before="0" w:after="30" w:line="259" w:lineRule="auto"/>
+        <w:keepLines/>
+        <w:keepNext w:val="0"/>
+        <w:numPr>
+          <w:numId w:val="0"/>
+        </w:numPr>
+        <w:ind w:left="220" w:hanging="220"/>
+      </w:pPr>
+      <w:r>
+        <w:rPr>
+          <w:rFonts w:ascii="Arial" w:hAnsi="Arial"/>
+          <w:sz w:val="24"/>
+        </w:rPr>
+        <w:t xml:space="preserve">A2. Step 1: Invalid paging is rejected; the administrator corrects it. No matches returns an empty list and permits another search.</w:t>
+      </w:r>
+    </w:p>
+    <w:p>
+      <w:pPr>
+        <w:pStyle w:val="Normal"/>
+        <w:spacing w:before="0" w:after="30" w:line="259" w:lineRule="auto"/>
+        <w:keepLines/>
+        <w:keepNext w:val="0"/>
+        <w:numPr>
+          <w:numId w:val="0"/>
+        </w:numPr>
+        <w:ind w:left="220" w:hanging="220"/>
+      </w:pPr>
+      <w:r>
+        <w:rPr>
+          <w:rFonts w:ascii="Arial" w:hAnsi="Arial"/>
+          <w:sz w:val="24"/>
+        </w:rPr>
+        <w:t xml:space="preserve">A3. Steps 2–3: An empty or unsupported role set is rejected for correction. A missing target is reported as not found; the administrator refreshes the list.</w:t>
+      </w:r>
+    </w:p>
+    <w:p>
+      <w:pPr>
+        <w:pStyle w:val="Normal"/>
+        <w:spacing w:before="0" w:after="30" w:line="259" w:lineRule="auto"/>
+        <w:keepLines/>
+        <w:keepNext w:val="0"/>
+        <w:numPr>
+          <w:numId w:val="0"/>
+        </w:numPr>
+        <w:ind w:left="220" w:hanging="220"/>
+      </w:pPr>
+      <w:r>
+        <w:rPr>
+          <w:rFonts w:ascii="Arial" w:hAnsi="Arial"/>
+          <w:sz w:val="24"/>
+        </w:rPr>
+        <w:t xml:space="preserve">A4. Step 3: Removing the last ACTIVE administrator conflicts, including concurrent removals. The administrator first grants ADMIN to another active account, then retries.</w:t>
+      </w:r>
+    </w:p>
+    <w:p>
+      <w:pPr>
+        <w:pStyle w:val="Normal"/>
+        <w:spacing w:before="0" w:after="30" w:line="259" w:lineRule="auto"/>
+        <w:keepLines/>
+        <w:keepNext w:val="0"/>
+        <w:numPr>
+          <w:numId w:val="0"/>
+        </w:numPr>
+        <w:ind w:left="220" w:hanging="220"/>
+      </w:pPr>
+      <w:r>
+        <w:rPr>
+          <w:rFonts w:ascii="Arial" w:hAnsi="Arial"/>
+          <w:sz w:val="24"/>
+        </w:rPr>
+        <w:t xml:space="preserve">A5. Step 4: An unchanged role set returns the current account without another change notification.</w:t>
+      </w:r>
+    </w:p>
+    <w:p>
+      <w:pPr>
+        <w:pStyle w:val="Normal"/>
+        <w:spacing w:before="0" w:after="30" w:line="259" w:lineRule="auto"/>
+        <w:keepLines/>
+        <w:keepNext w:val="0"/>
+        <w:numPr>
+          <w:numId w:val="0"/>
+        </w:numPr>
+        <w:ind w:left="220" w:hanging="220"/>
+      </w:pPr>
+      <w:r>
+        <w:rPr>
+          <w:rFonts w:ascii="Arial" w:hAnsi="Arial"/>
+          <w:sz w:val="24"/>
+        </w:rPr>
+        <w:t xml:space="preserve">A6. Steps 4–5: A notification/write failure rolls back the change. The administrator reloads before retrying. Revoked permissions cease on later requests; newly granted permissions require UC02.</w:t>
+      </w:r>
+    </w:p>
+    <w:p>
+      <w:pPr>
+        <w:pStyle w:val="Normal"/>
+        <w:spacing w:before="0" w:after="60" w:line="259" w:lineRule="auto"/>
+        <w:keepLines/>
+        <w:keepNext w:val="0"/>
+        <w:numPr>
+          <w:numId w:val="0"/>
+        </w:numPr>
+        <w:ind w:left="0" w:firstLine="0"/>
+      </w:pPr>
+      <w:r>
+        <w:rPr>
+          <w:rFonts w:ascii="Arial" w:hAnsi="Arial"/>
+          <w:sz w:val="24"/>
+          <w:b/>
+        </w:rPr>
+        <w:t xml:space="preserve">Postconditions: </w:t>
+      </w:r>
+      <w:r>
+        <w:rPr>
+          <w:rFonts w:ascii="Arial" w:hAnsi="Arial"/>
+          <w:sz w:val="24"/>
+        </w:rPr>
+        <w:t xml:space="preserve">Success persists the requested valid roles and, for a change, its notification. Rejection/failure preserves the previous role set and at least one ACTIVE administrator.</w:t>
       </w:r>
     </w:p>
     <w:p>
@@ -10116,59 +10935,1652 @@
         </w:numPr>
         <w:ind w:left="0" w:firstLine="0"/>
         <w:pageBreakBefore/>
-      </w:pPr>
-      <w:r>
-        <w:rPr>
+        <w:keepNext/>
+        <w:keepLines/>
+      </w:pPr>
+      <w:r>
+        <w:rPr>
+          <w:rFonts w:ascii="Arial" w:hAnsi="Arial"/>
+          <w:sz w:val="24"/>
           <w:b/>
+        </w:rPr>
+        <w:t xml:space="preserve">3.3.5 Use Case Description 4</w:t>
+      </w:r>
+    </w:p>
+    <w:p>
+      <w:pPr>
+        <w:pStyle w:val="Normal"/>
+        <w:spacing w:before="0" w:after="60" w:line="259" w:lineRule="auto"/>
+        <w:keepLines/>
+        <w:keepNext w:val="0"/>
+        <w:numPr>
+          <w:numId w:val="0"/>
+        </w:numPr>
+        <w:ind w:left="0" w:firstLine="0"/>
+      </w:pPr>
+      <w:r>
+        <w:rPr>
+          <w:rFonts w:ascii="Arial" w:hAnsi="Arial"/>
           <w:sz w:val="24"/>
-          <w:color w:val="000000"/>
-        </w:rPr>
-        <w:t>3.3.8 UC07 Check In Ticket</w:t>
-      </w:r>
-    </w:p>
-    <w:p>
-      <w:pPr>
-        <w:spacing w:after="120" w:line="259" w:lineRule="auto"/>
-      </w:pPr>
-      <w:r>
-        <w:rPr/>
-        <w:t>Actor: Assigned staff.  Responsible member: Luo Runzhou.</w:t>
-      </w:r>
-    </w:p>
-    <w:p>
-      <w:pPr>
-        <w:spacing w:after="120" w:line="259" w:lineRule="auto"/>
-      </w:pPr>
-      <w:r>
-        <w:rPr/>
-        <w:t>Precondition: The active caller has effective STAFF and an assignment to the event. The admission window is open.</w:t>
-      </w:r>
-    </w:p>
-    <w:p>
-      <w:pPr>
-        <w:spacing w:after="120" w:line="259" w:lineRule="auto"/>
-      </w:pPr>
-      <w:r>
-        <w:rPr/>
-        <w:t>Normal flow: 1. Scan or enter the ticket identifier. 2. Lock the event and check assignment, event and admission window. 3. Load the ticket and confirm event/booking consistency. 4. Transition VALID to CHECKED_IN. 5. Persist one audit record with operator and time.</w:t>
-      </w:r>
-    </w:p>
-    <w:p>
-      <w:pPr>
-        <w:spacing w:after="120" w:line="259" w:lineRule="auto"/>
-      </w:pPr>
-      <w:r>
-        <w:rPr/>
-        <w:t>Alternative and exception flows: Wrong event, missing assignment, invalid time or void ticket is rejected. A duplicate check-in is rejected. Cancellation shares the event lock and prevents a valid ticket from surviving an event cancellation. Verification alone does not admit the holder.</w:t>
-      </w:r>
-    </w:p>
-    <w:p>
-      <w:pPr>
-        <w:spacing w:after="120" w:line="259" w:lineRule="auto"/>
-      </w:pPr>
-      <w:r>
-        <w:rPr/>
-        <w:t>Postcondition: A successful admission has one check-in record. Cancellation may void the ticket later while retaining that history.</w:t>
+          <w:b/>
+        </w:rPr>
+        <w:t xml:space="preserve">Use case: </w:t>
+      </w:r>
+      <w:r>
+        <w:rPr>
+          <w:rFonts w:ascii="Arial" w:hAnsi="Arial"/>
+          <w:sz w:val="24"/>
+        </w:rPr>
+        <w:t xml:space="preserve">UC04 Manage Events</w:t>
+      </w:r>
+    </w:p>
+    <w:p>
+      <w:pPr>
+        <w:pStyle w:val="Normal"/>
+        <w:spacing w:before="0" w:after="60" w:line="259" w:lineRule="auto"/>
+        <w:keepLines/>
+        <w:keepNext w:val="0"/>
+        <w:numPr>
+          <w:numId w:val="0"/>
+        </w:numPr>
+        <w:ind w:left="0" w:firstLine="0"/>
+      </w:pPr>
+      <w:r>
+        <w:rPr>
+          <w:rFonts w:ascii="Arial" w:hAnsi="Arial"/>
+          <w:sz w:val="24"/>
+          <w:b/>
+        </w:rPr>
+        <w:t xml:space="preserve">Actor: </w:t>
+      </w:r>
+      <w:r>
+        <w:rPr>
+          <w:rFonts w:ascii="Arial" w:hAnsi="Arial"/>
+          <w:sz w:val="24"/>
+        </w:rPr>
+        <w:t xml:space="preserve">Organizer or administrator. Responsible member: Lu Junyi.</w:t>
+      </w:r>
+    </w:p>
+    <w:p>
+      <w:pPr>
+        <w:pStyle w:val="Normal"/>
+        <w:spacing w:before="0" w:after="60" w:line="259" w:lineRule="auto"/>
+        <w:keepLines/>
+        <w:keepNext w:val="0"/>
+        <w:numPr>
+          <w:numId w:val="0"/>
+        </w:numPr>
+        <w:ind w:left="0" w:firstLine="0"/>
+      </w:pPr>
+      <w:r>
+        <w:rPr>
+          <w:rFonts w:ascii="Arial" w:hAnsi="Arial"/>
+          <w:sz w:val="24"/>
+          <w:b/>
+        </w:rPr>
+        <w:t xml:space="preserve">Trigger: </w:t>
+      </w:r>
+      <w:r>
+        <w:rPr>
+          <w:rFonts w:ascii="Arial" w:hAnsi="Arial"/>
+          <w:sz w:val="24"/>
+        </w:rPr>
+        <w:t xml:space="preserve">The actor chooses Create event or selects an event in My events.</w:t>
+      </w:r>
+    </w:p>
+    <w:p>
+      <w:pPr>
+        <w:pStyle w:val="Normal"/>
+        <w:spacing w:before="0" w:after="60" w:line="259" w:lineRule="auto"/>
+        <w:keepLines/>
+        <w:keepNext w:val="0"/>
+        <w:numPr>
+          <w:numId w:val="0"/>
+        </w:numPr>
+        <w:ind w:left="0" w:firstLine="0"/>
+      </w:pPr>
+      <w:r>
+        <w:rPr>
+          <w:rFonts w:ascii="Arial" w:hAnsi="Arial"/>
+          <w:sz w:val="24"/>
+          <w:b/>
+        </w:rPr>
+        <w:t xml:space="preserve">Preconditions: </w:t>
+      </w:r>
+      <w:r>
+        <w:rPr>
+          <w:rFonts w:ascii="Arial" w:hAnsi="Arial"/>
+          <w:sz w:val="24"/>
+        </w:rPr>
+        <w:t xml:space="preserve">The actor is signed in with effective ORGANIZER or ADMIN. Existing-event actions also require ownership; ADMIN does not bypass it.</w:t>
+      </w:r>
+    </w:p>
+    <w:p>
+      <w:pPr>
+        <w:pStyle w:val="Normal"/>
+        <w:spacing w:before="80" w:after="65" w:line="259" w:lineRule="auto"/>
+        <w:keepLines/>
+        <w:keepNext w:val="0"/>
+        <w:numPr>
+          <w:numId w:val="0"/>
+        </w:numPr>
+        <w:ind w:left="0" w:firstLine="0"/>
+      </w:pPr>
+      <w:r>
+        <w:rPr>
+          <w:rFonts w:ascii="Arial" w:hAnsi="Arial"/>
+          <w:sz w:val="24"/>
+        </w:rPr>
+        <w:t xml:space="preserve"/>
+      </w:r>
+      <w:r>
+        <w:rPr>
+          <w:rFonts w:ascii="Arial" w:hAnsi="Arial"/>
+          <w:sz w:val="24"/>
+          <w:b/>
+        </w:rPr>
+        <w:t xml:space="preserve">Normal flow</w:t>
+      </w:r>
+    </w:p>
+    <w:p>
+      <w:pPr>
+        <w:pStyle w:val="Normal"/>
+        <w:spacing w:before="0" w:after="30" w:line="259" w:lineRule="auto"/>
+        <w:keepLines/>
+        <w:keepNext w:val="0"/>
+        <w:numPr>
+          <w:numId w:val="0"/>
+        </w:numPr>
+        <w:ind w:left="220" w:hanging="220"/>
+      </w:pPr>
+      <w:r>
+        <w:rPr>
+          <w:rFonts w:ascii="Arial" w:hAnsi="Arial"/>
+          <w:sz w:val="24"/>
+        </w:rPr>
+        <w:t xml:space="preserve">1. The actor requests a new event; the system displays its draft form.</w:t>
+      </w:r>
+    </w:p>
+    <w:p>
+      <w:pPr>
+        <w:pStyle w:val="Normal"/>
+        <w:spacing w:before="0" w:after="30" w:line="259" w:lineRule="auto"/>
+        <w:keepLines/>
+        <w:keepNext w:val="0"/>
+        <w:numPr>
+          <w:numId w:val="0"/>
+        </w:numPr>
+        <w:ind w:left="220" w:hanging="220"/>
+      </w:pPr>
+      <w:r>
+        <w:rPr>
+          <w:rFonts w:ascii="Arial" w:hAnsi="Arial"/>
+          <w:sz w:val="24"/>
+        </w:rPr>
+        <w:t xml:space="preserve">2. The actor submits title, description, location, start/end times, positive capacity, registration times and required attendee fields. The system validates them and saves a DRAFT owned by the actor.</w:t>
+      </w:r>
+    </w:p>
+    <w:p>
+      <w:pPr>
+        <w:pStyle w:val="Normal"/>
+        <w:spacing w:before="0" w:after="30" w:line="259" w:lineRule="auto"/>
+        <w:keepLines/>
+        <w:keepNext w:val="0"/>
+        <w:numPr>
+          <w:numId w:val="0"/>
+        </w:numPr>
+        <w:ind w:left="220" w:hanging="220"/>
+      </w:pPr>
+      <w:r>
+        <w:rPr>
+          <w:rFonts w:ascii="Arial" w:hAnsi="Arial"/>
+          <w:sz w:val="24"/>
+        </w:rPr>
+        <w:t xml:space="preserve">3. The actor configures at least one ticket type, including name, price, currency and quota. The system checks ticket rules and total quota against event capacity; a default free-admission type may use the full capacity.</w:t>
+      </w:r>
+    </w:p>
+    <w:p>
+      <w:pPr>
+        <w:pStyle w:val="Normal"/>
+        <w:spacing w:before="0" w:after="30" w:line="259" w:lineRule="auto"/>
+        <w:keepLines/>
+        <w:keepNext w:val="0"/>
+        <w:numPr>
+          <w:numId w:val="0"/>
+        </w:numPr>
+        <w:ind w:left="220" w:hanging="220"/>
+      </w:pPr>
+      <w:r>
+        <w:rPr>
+          <w:rFonts w:ascii="Arial" w:hAnsi="Arial"/>
+          <w:sz w:val="24"/>
+        </w:rPr>
+        <w:t xml:space="preserve">4. The actor reviews the saved draft and confirms Publish with its current version.</w:t>
+      </w:r>
+    </w:p>
+    <w:p>
+      <w:pPr>
+        <w:pStyle w:val="Normal"/>
+        <w:spacing w:before="0" w:after="30" w:line="259" w:lineRule="auto"/>
+        <w:keepLines/>
+        <w:keepNext w:val="0"/>
+        <w:numPr>
+          <w:numId w:val="0"/>
+        </w:numPr>
+        <w:ind w:left="220" w:hanging="220"/>
+      </w:pPr>
+      <w:r>
+        <w:rPr>
+          <w:rFonts w:ascii="Arial" w:hAnsi="Arial"/>
+          <w:sz w:val="24"/>
+        </w:rPr>
+        <w:t xml:space="preserve">5. The system checks ownership/version, DRAFT status, future start and registration deadline, and the presence of ticket types. It saves PUBLISHED and makes the event publicly browsable.</w:t>
+      </w:r>
+    </w:p>
+    <w:p>
+      <w:pPr>
+        <w:pStyle w:val="Normal"/>
+        <w:spacing w:before="80" w:after="65" w:line="259" w:lineRule="auto"/>
+        <w:keepLines/>
+        <w:keepNext w:val="0"/>
+        <w:numPr>
+          <w:numId w:val="0"/>
+        </w:numPr>
+        <w:ind w:left="0" w:firstLine="0"/>
+      </w:pPr>
+      <w:r>
+        <w:rPr>
+          <w:rFonts w:ascii="Arial" w:hAnsi="Arial"/>
+          <w:sz w:val="24"/>
+        </w:rPr>
+        <w:t xml:space="preserve"/>
+      </w:r>
+      <w:r>
+        <w:rPr>
+          <w:rFonts w:ascii="Arial" w:hAnsi="Arial"/>
+          <w:sz w:val="24"/>
+          <w:b/>
+        </w:rPr>
+        <w:t xml:space="preserve">Alternative and exceptional flows</w:t>
+      </w:r>
+    </w:p>
+    <w:p>
+      <w:pPr>
+        <w:pStyle w:val="Normal"/>
+        <w:spacing w:before="0" w:after="30" w:line="259" w:lineRule="auto"/>
+        <w:keepLines/>
+        <w:keepNext w:val="0"/>
+        <w:numPr>
+          <w:numId w:val="0"/>
+        </w:numPr>
+        <w:ind w:left="220" w:hanging="220"/>
+      </w:pPr>
+      <w:r>
+        <w:rPr>
+          <w:rFonts w:ascii="Arial" w:hAnsi="Arial"/>
+          <w:sz w:val="24"/>
+        </w:rPr>
+        <w:t xml:space="preserve">A1. Existing-event entry: The system lists only owned events. A missing/foreign event is not found; an unauthenticated or unauthorized actor is denied before mutation.</w:t>
+      </w:r>
+    </w:p>
+    <w:p>
+      <w:pPr>
+        <w:pStyle w:val="Normal"/>
+        <w:spacing w:before="0" w:after="30" w:line="259" w:lineRule="auto"/>
+        <w:keepLines/>
+        <w:keepNext w:val="0"/>
+        <w:numPr>
+          <w:numId w:val="0"/>
+        </w:numPr>
+        <w:ind w:left="220" w:hanging="220"/>
+      </w:pPr>
+      <w:r>
+        <w:rPr>
+          <w:rFonts w:ascii="Arial" w:hAnsi="Arial"/>
+          <w:sz w:val="24"/>
+        </w:rPr>
+        <w:t xml:space="preserve">A2. Steps 2–3: Invalid details, an opening not before the deadline, a deadline after the start, or excessive ticket quotas are rejected. The actor corrects the input. Capacity cannot fall below allocated quotas.</w:t>
+      </w:r>
+    </w:p>
+    <w:p>
+      <w:pPr>
+        <w:pStyle w:val="Normal"/>
+        <w:spacing w:before="0" w:after="30" w:line="259" w:lineRule="auto"/>
+        <w:keepLines/>
+        <w:keepNext w:val="0"/>
+        <w:numPr>
+          <w:numId w:val="0"/>
+        </w:numPr>
+        <w:ind w:left="220" w:hanging="220"/>
+      </w:pPr>
+      <w:r>
+        <w:rPr>
+          <w:rFonts w:ascii="Arial" w:hAnsi="Arial"/>
+          <w:sz w:val="24"/>
+        </w:rPr>
+        <w:t xml:space="preserve">A3. Steps 4–5: A stale version requires reload/review before retry. Failed publication checks leave the event DRAFT; the actor fixes dates or adds ticket types.</w:t>
+      </w:r>
+    </w:p>
+    <w:p>
+      <w:pPr>
+        <w:pStyle w:val="Normal"/>
+        <w:spacing w:before="0" w:after="30" w:line="259" w:lineRule="auto"/>
+        <w:keepLines/>
+        <w:keepNext w:val="0"/>
+        <w:numPr>
+          <w:numId w:val="0"/>
+        </w:numPr>
+        <w:ind w:left="220" w:hanging="220"/>
+      </w:pPr>
+      <w:r>
+        <w:rPr>
+          <w:rFonts w:ascii="Arial" w:hAnsi="Arial"/>
+          <w:sz w:val="24"/>
+        </w:rPr>
+        <w:t xml:space="preserve">A4. Edit branch: The actor edits an owned event using its current version. The system validates/saves changes and notifies affected users of published-detail changes. Published attendee requirements and an already-open registration time are fixed. Ticket-type editing freezes after its first booking. After an event starts its schedule is fixed; ended/cancelled events cannot be edited.</w:t>
+      </w:r>
+    </w:p>
+    <w:p>
+      <w:pPr>
+        <w:pStyle w:val="Normal"/>
+        <w:spacing w:before="0" w:after="30" w:line="259" w:lineRule="auto"/>
+        <w:keepLines/>
+        <w:keepNext w:val="0"/>
+        <w:numPr>
+          <w:numId w:val="0"/>
+        </w:numPr>
+        <w:ind w:left="220" w:hanging="220"/>
+      </w:pPr>
+      <w:r>
+        <w:rPr>
+          <w:rFonts w:ascii="Arial" w:hAnsi="Arial"/>
+          <w:sz w:val="24"/>
+        </w:rPr>
+        <w:t xml:space="preserve">A5. Cancel branch: The actor confirms cancellation with the current version. The system cancels the event and confirmed bookings, releases stock, voids tickets and creates notifications together. Failure rolls back. Repeated cancellation conflicts; cancelled events cannot be republished. Check-in history remains.</w:t>
+      </w:r>
+    </w:p>
+    <w:p>
+      <w:pPr>
+        <w:pStyle w:val="Normal"/>
+        <w:spacing w:before="0" w:after="30" w:line="259" w:lineRule="auto"/>
+        <w:keepLines/>
+        <w:keepNext w:val="0"/>
+        <w:numPr>
+          <w:numId w:val="0"/>
+        </w:numPr>
+        <w:ind w:left="220" w:hanging="220"/>
+      </w:pPr>
+      <w:r>
+        <w:rPr>
+          <w:rFonts w:ascii="Arial" w:hAnsi="Arial"/>
+          <w:sz w:val="24"/>
+        </w:rPr>
+        <w:t xml:space="preserve">A6. Copy branch: The actor requests Copy. The system creates a separate owned DRAFT with copied details/ticket types, excluding orders/personal data. The actor reviews dates before step 4.</w:t>
+      </w:r>
+    </w:p>
+    <w:p>
+      <w:pPr>
+        <w:pStyle w:val="Normal"/>
+        <w:spacing w:before="0" w:after="60" w:line="259" w:lineRule="auto"/>
+        <w:keepLines/>
+        <w:keepNext w:val="0"/>
+        <w:numPr>
+          <w:numId w:val="0"/>
+        </w:numPr>
+        <w:ind w:left="0" w:firstLine="0"/>
+      </w:pPr>
+      <w:r>
+        <w:rPr>
+          <w:rFonts w:ascii="Arial" w:hAnsi="Arial"/>
+          <w:sz w:val="24"/>
+          <w:b/>
+        </w:rPr>
+        <w:t xml:space="preserve">Postconditions: </w:t>
+      </w:r>
+      <w:r>
+        <w:rPr>
+          <w:rFonts w:ascii="Arial" w:hAnsi="Arial"/>
+          <w:sz w:val="24"/>
+        </w:rPr>
+        <w:t xml:space="preserve">Success saves the requested draft, publication, edit, copy or cancellation consistently. A rejected operation leaves existing records unchanged; only PUBLISHED events appear publicly.</w:t>
+      </w:r>
+    </w:p>
+    <w:p>
+      <w:pPr>
+        <w:pStyle w:val="Heading3"/>
+        <w:spacing w:after="140" w:line="259" w:lineRule="auto" w:before="100"/>
+        <w:numPr>
+          <w:numId w:val="0"/>
+        </w:numPr>
+        <w:ind w:left="0" w:firstLine="0"/>
+        <w:pageBreakBefore/>
+        <w:keepNext/>
+        <w:keepLines/>
+      </w:pPr>
+      <w:r>
+        <w:rPr>
+          <w:rFonts w:ascii="Arial" w:hAnsi="Arial"/>
+          <w:sz w:val="24"/>
+          <w:b/>
+        </w:rPr>
+        <w:t xml:space="preserve">3.3.6 Use Case Description 5</w:t>
+      </w:r>
+    </w:p>
+    <w:p>
+      <w:pPr>
+        <w:pStyle w:val="Normal"/>
+        <w:spacing w:before="0" w:after="60" w:line="259" w:lineRule="auto"/>
+        <w:keepLines/>
+        <w:keepNext w:val="0"/>
+        <w:numPr>
+          <w:numId w:val="0"/>
+        </w:numPr>
+        <w:ind w:left="0" w:firstLine="0"/>
+      </w:pPr>
+      <w:r>
+        <w:rPr>
+          <w:rFonts w:ascii="Arial" w:hAnsi="Arial"/>
+          <w:sz w:val="24"/>
+          <w:b/>
+        </w:rPr>
+        <w:t xml:space="preserve">Use case: </w:t>
+      </w:r>
+      <w:r>
+        <w:rPr>
+          <w:rFonts w:ascii="Arial" w:hAnsi="Arial"/>
+          <w:sz w:val="24"/>
+        </w:rPr>
+        <w:t xml:space="preserve">UC05 Browse Events</w:t>
+      </w:r>
+    </w:p>
+    <w:p>
+      <w:pPr>
+        <w:pStyle w:val="Normal"/>
+        <w:spacing w:before="0" w:after="60" w:line="259" w:lineRule="auto"/>
+        <w:keepLines/>
+        <w:keepNext w:val="0"/>
+        <w:numPr>
+          <w:numId w:val="0"/>
+        </w:numPr>
+        <w:ind w:left="0" w:firstLine="0"/>
+      </w:pPr>
+      <w:r>
+        <w:rPr>
+          <w:rFonts w:ascii="Arial" w:hAnsi="Arial"/>
+          <w:sz w:val="24"/>
+          <w:b/>
+        </w:rPr>
+        <w:t xml:space="preserve">Actor: </w:t>
+      </w:r>
+      <w:r>
+        <w:rPr>
+          <w:rFonts w:ascii="Arial" w:hAnsi="Arial"/>
+          <w:sz w:val="24"/>
+        </w:rPr>
+        <w:t xml:space="preserve">Visitor or signed-in user. Responsible member: Lu Junyi.</w:t>
+      </w:r>
+    </w:p>
+    <w:p>
+      <w:pPr>
+        <w:pStyle w:val="Normal"/>
+        <w:spacing w:before="0" w:after="60" w:line="259" w:lineRule="auto"/>
+        <w:keepLines/>
+        <w:keepNext w:val="0"/>
+        <w:numPr>
+          <w:numId w:val="0"/>
+        </w:numPr>
+        <w:ind w:left="0" w:firstLine="0"/>
+      </w:pPr>
+      <w:r>
+        <w:rPr>
+          <w:rFonts w:ascii="Arial" w:hAnsi="Arial"/>
+          <w:sz w:val="24"/>
+          <w:b/>
+        </w:rPr>
+        <w:t xml:space="preserve">Trigger: </w:t>
+      </w:r>
+      <w:r>
+        <w:rPr>
+          <w:rFonts w:ascii="Arial" w:hAnsi="Arial"/>
+          <w:sz w:val="24"/>
+        </w:rPr>
+        <w:t xml:space="preserve">The actor opens public events or follows an event-detail link.</w:t>
+      </w:r>
+    </w:p>
+    <w:p>
+      <w:pPr>
+        <w:pStyle w:val="Normal"/>
+        <w:spacing w:before="0" w:after="60" w:line="259" w:lineRule="auto"/>
+        <w:keepLines/>
+        <w:keepNext w:val="0"/>
+        <w:numPr>
+          <w:numId w:val="0"/>
+        </w:numPr>
+        <w:ind w:left="0" w:firstLine="0"/>
+      </w:pPr>
+      <w:r>
+        <w:rPr>
+          <w:rFonts w:ascii="Arial" w:hAnsi="Arial"/>
+          <w:sz w:val="24"/>
+          <w:b/>
+        </w:rPr>
+        <w:t xml:space="preserve">Preconditions: </w:t>
+      </w:r>
+      <w:r>
+        <w:rPr>
+          <w:rFonts w:ascii="Arial" w:hAnsi="Arial"/>
+          <w:sz w:val="24"/>
+        </w:rPr>
+        <w:t xml:space="preserve">Public browsing is available without login. Event visibility is checked when each view is requested.</w:t>
+      </w:r>
+    </w:p>
+    <w:p>
+      <w:pPr>
+        <w:pStyle w:val="Normal"/>
+        <w:spacing w:before="80" w:after="65" w:line="259" w:lineRule="auto"/>
+        <w:keepLines/>
+        <w:keepNext w:val="0"/>
+        <w:numPr>
+          <w:numId w:val="0"/>
+        </w:numPr>
+        <w:ind w:left="0" w:firstLine="0"/>
+      </w:pPr>
+      <w:r>
+        <w:rPr>
+          <w:rFonts w:ascii="Arial" w:hAnsi="Arial"/>
+          <w:sz w:val="24"/>
+        </w:rPr>
+        <w:t xml:space="preserve"/>
+      </w:r>
+      <w:r>
+        <w:rPr>
+          <w:rFonts w:ascii="Arial" w:hAnsi="Arial"/>
+          <w:sz w:val="24"/>
+          <w:b/>
+        </w:rPr>
+        <w:t xml:space="preserve">Normal flow</w:t>
+      </w:r>
+    </w:p>
+    <w:p>
+      <w:pPr>
+        <w:pStyle w:val="Normal"/>
+        <w:spacing w:before="0" w:after="30" w:line="259" w:lineRule="auto"/>
+        <w:keepLines/>
+        <w:keepNext w:val="0"/>
+        <w:numPr>
+          <w:numId w:val="0"/>
+        </w:numPr>
+        <w:ind w:left="220" w:hanging="220"/>
+      </w:pPr>
+      <w:r>
+        <w:rPr>
+          <w:rFonts w:ascii="Arial" w:hAnsi="Arial"/>
+          <w:sz w:val="24"/>
+        </w:rPr>
+        <w:t xml:space="preserve">1. The system displays the public event list and available search controls.</w:t>
+      </w:r>
+    </w:p>
+    <w:p>
+      <w:pPr>
+        <w:pStyle w:val="Normal"/>
+        <w:spacing w:before="0" w:after="30" w:line="259" w:lineRule="auto"/>
+        <w:keepLines/>
+        <w:keepNext w:val="0"/>
+        <w:numPr>
+          <w:numId w:val="0"/>
+        </w:numPr>
+        <w:ind w:left="220" w:hanging="220"/>
+      </w:pPr>
+      <w:r>
+        <w:rPr>
+          <w:rFonts w:ascii="Arial" w:hAnsi="Arial"/>
+          <w:sz w:val="24"/>
+        </w:rPr>
+        <w:t xml:space="preserve">2. The actor enters any title/location keywords, start-date range, time-status filter (all, upcoming, ongoing or ended), and page selection.</w:t>
+      </w:r>
+    </w:p>
+    <w:p>
+      <w:pPr>
+        <w:pStyle w:val="Normal"/>
+        <w:spacing w:before="0" w:after="30" w:line="259" w:lineRule="auto"/>
+        <w:keepLines/>
+        <w:keepNext w:val="0"/>
+        <w:numPr>
+          <w:numId w:val="0"/>
+        </w:numPr>
+        <w:ind w:left="220" w:hanging="220"/>
+      </w:pPr>
+      <w:r>
+        <w:rPr>
+          <w:rFonts w:ascii="Arial" w:hAnsi="Arial"/>
+          <w:sz w:val="24"/>
+        </w:rPr>
+        <w:t xml:space="preserve">3. The system validates the query, searches only PUBLISHED events, orders results by start time/identifier, and returns the requested page with totals.</w:t>
+      </w:r>
+    </w:p>
+    <w:p>
+      <w:pPr>
+        <w:pStyle w:val="Normal"/>
+        <w:spacing w:before="0" w:after="30" w:line="259" w:lineRule="auto"/>
+        <w:keepLines/>
+        <w:keepNext w:val="0"/>
+        <w:numPr>
+          <w:numId w:val="0"/>
+        </w:numPr>
+        <w:ind w:left="220" w:hanging="220"/>
+      </w:pPr>
+      <w:r>
+        <w:rPr>
+          <w:rFonts w:ascii="Arial" w:hAnsi="Arial"/>
+          <w:sz w:val="24"/>
+        </w:rPr>
+        <w:t xml:space="preserve">4. The actor selects a result; the system rechecks public visibility and displays title, description, location, schedule, registration times and requested attendee fields.</w:t>
+      </w:r>
+    </w:p>
+    <w:p>
+      <w:pPr>
+        <w:pStyle w:val="Normal"/>
+        <w:spacing w:before="0" w:after="30" w:line="259" w:lineRule="auto"/>
+        <w:keepLines/>
+        <w:keepNext w:val="0"/>
+        <w:numPr>
+          <w:numId w:val="0"/>
+        </w:numPr>
+        <w:ind w:left="220" w:hanging="220"/>
+      </w:pPr>
+      <w:r>
+        <w:rPr>
+          <w:rFonts w:ascii="Arial" w:hAnsi="Arial"/>
+          <w:sz w:val="24"/>
+        </w:rPr>
+        <w:t xml:space="preserve">5. The system displays the event’s ticket types and current availability. The actor may proceed to UC06; this view does not reserve any places.</w:t>
+      </w:r>
+    </w:p>
+    <w:p>
+      <w:pPr>
+        <w:pStyle w:val="Normal"/>
+        <w:spacing w:before="80" w:after="65" w:line="259" w:lineRule="auto"/>
+        <w:keepLines/>
+        <w:keepNext w:val="0"/>
+        <w:numPr>
+          <w:numId w:val="0"/>
+        </w:numPr>
+        <w:ind w:left="0" w:firstLine="0"/>
+      </w:pPr>
+      <w:r>
+        <w:rPr>
+          <w:rFonts w:ascii="Arial" w:hAnsi="Arial"/>
+          <w:sz w:val="24"/>
+        </w:rPr>
+        <w:t xml:space="preserve"/>
+      </w:r>
+      <w:r>
+        <w:rPr>
+          <w:rFonts w:ascii="Arial" w:hAnsi="Arial"/>
+          <w:sz w:val="24"/>
+          <w:b/>
+        </w:rPr>
+        <w:t xml:space="preserve">Alternative and exceptional flows</w:t>
+      </w:r>
+    </w:p>
+    <w:p>
+      <w:pPr>
+        <w:pStyle w:val="Normal"/>
+        <w:spacing w:before="0" w:after="30" w:line="259" w:lineRule="auto"/>
+        <w:keepLines/>
+        <w:keepNext w:val="0"/>
+        <w:numPr>
+          <w:numId w:val="0"/>
+        </w:numPr>
+        <w:ind w:left="220" w:hanging="220"/>
+      </w:pPr>
+      <w:r>
+        <w:rPr>
+          <w:rFonts w:ascii="Arial" w:hAnsi="Arial"/>
+          <w:sz w:val="24"/>
+        </w:rPr>
+        <w:t xml:space="preserve">A1. Steps 2–3: Invalid paging, an unsupported status or a reversed date range is rejected. The actor corrects the query and returns to step 2.</w:t>
+      </w:r>
+    </w:p>
+    <w:p>
+      <w:pPr>
+        <w:pStyle w:val="Normal"/>
+        <w:spacing w:before="0" w:after="30" w:line="259" w:lineRule="auto"/>
+        <w:keepLines/>
+        <w:keepNext w:val="0"/>
+        <w:numPr>
+          <w:numId w:val="0"/>
+        </w:numPr>
+        <w:ind w:left="220" w:hanging="220"/>
+      </w:pPr>
+      <w:r>
+        <w:rPr>
+          <w:rFonts w:ascii="Arial" w:hAnsi="Arial"/>
+          <w:sz w:val="24"/>
+        </w:rPr>
+        <w:t xml:space="preserve">A2. Step 3: No matches, including a page beyond available results, returns an empty page. The actor changes filters or selects another page.</w:t>
+      </w:r>
+    </w:p>
+    <w:p>
+      <w:pPr>
+        <w:pStyle w:val="Normal"/>
+        <w:spacing w:before="0" w:after="30" w:line="259" w:lineRule="auto"/>
+        <w:keepLines/>
+        <w:keepNext w:val="0"/>
+        <w:numPr>
+          <w:numId w:val="0"/>
+        </w:numPr>
+        <w:ind w:left="220" w:hanging="220"/>
+      </w:pPr>
+      <w:r>
+        <w:rPr>
+          <w:rFonts w:ascii="Arial" w:hAnsi="Arial"/>
+          <w:sz w:val="24"/>
+        </w:rPr>
+        <w:t xml:space="preserve">A3. Steps 4–5: An unknown, DRAFT or CANCELLED event is not exposed as public detail/ticket data. The system reports it unavailable and the actor returns to the list.</w:t>
+      </w:r>
+    </w:p>
+    <w:p>
+      <w:pPr>
+        <w:pStyle w:val="Normal"/>
+        <w:spacing w:before="0" w:after="30" w:line="259" w:lineRule="auto"/>
+        <w:keepLines/>
+        <w:keepNext w:val="0"/>
+        <w:numPr>
+          <w:numId w:val="0"/>
+        </w:numPr>
+        <w:ind w:left="220" w:hanging="220"/>
+      </w:pPr>
+      <w:r>
+        <w:rPr>
+          <w:rFonts w:ascii="Arial" w:hAnsi="Arial"/>
+          <w:sz w:val="24"/>
+        </w:rPr>
+        <w:t xml:space="preserve">A4. Step 5: A sold-out ticket type or registration that is not open can still be displayed. The actor may choose another event, or use the pre-registration branch of UC06 where offered. Availability can change after viewing; UC06 rechecks it before committing a booking.</w:t>
+      </w:r>
+    </w:p>
+    <w:p>
+      <w:pPr>
+        <w:pStyle w:val="Normal"/>
+        <w:spacing w:before="0" w:after="60" w:line="259" w:lineRule="auto"/>
+        <w:keepLines/>
+        <w:keepNext w:val="0"/>
+        <w:numPr>
+          <w:numId w:val="0"/>
+        </w:numPr>
+        <w:ind w:left="0" w:firstLine="0"/>
+      </w:pPr>
+      <w:r>
+        <w:rPr>
+          <w:rFonts w:ascii="Arial" w:hAnsi="Arial"/>
+          <w:sz w:val="24"/>
+          <w:b/>
+        </w:rPr>
+        <w:t xml:space="preserve">Postconditions: </w:t>
+      </w:r>
+      <w:r>
+        <w:rPr>
+          <w:rFonts w:ascii="Arial" w:hAnsi="Arial"/>
+          <w:sz w:val="24"/>
+        </w:rPr>
+        <w:t xml:space="preserve">The actor receives a read-only view of visible events and ticket options. No booking, ticket or inventory mutation occurs.</w:t>
+      </w:r>
+    </w:p>
+    <w:p>
+      <w:pPr>
+        <w:pStyle w:val="Heading3"/>
+        <w:spacing w:after="140" w:line="259" w:lineRule="auto" w:before="100"/>
+        <w:numPr>
+          <w:numId w:val="0"/>
+        </w:numPr>
+        <w:ind w:left="0" w:firstLine="0"/>
+        <w:pageBreakBefore/>
+        <w:keepNext/>
+        <w:keepLines/>
+      </w:pPr>
+      <w:r>
+        <w:rPr>
+          <w:rFonts w:ascii="Arial" w:hAnsi="Arial"/>
+          <w:sz w:val="24"/>
+          <w:b/>
+        </w:rPr>
+        <w:t xml:space="preserve">3.3.7 Use Case Description 6</w:t>
+      </w:r>
+    </w:p>
+    <w:p>
+      <w:pPr>
+        <w:pStyle w:val="Normal"/>
+        <w:spacing w:before="0" w:after="60" w:line="259" w:lineRule="auto"/>
+        <w:keepLines/>
+        <w:keepNext w:val="0"/>
+        <w:numPr>
+          <w:numId w:val="0"/>
+        </w:numPr>
+        <w:ind w:left="0" w:firstLine="0"/>
+      </w:pPr>
+      <w:r>
+        <w:rPr>
+          <w:rFonts w:ascii="Arial" w:hAnsi="Arial"/>
+          <w:sz w:val="24"/>
+          <w:b/>
+        </w:rPr>
+        <w:t xml:space="preserve">Use case: </w:t>
+      </w:r>
+      <w:r>
+        <w:rPr>
+          <w:rFonts w:ascii="Arial" w:hAnsi="Arial"/>
+          <w:sz w:val="24"/>
+        </w:rPr>
+        <w:t xml:space="preserve">UC06 Book Tickets</w:t>
+      </w:r>
+    </w:p>
+    <w:p>
+      <w:pPr>
+        <w:pStyle w:val="Normal"/>
+        <w:spacing w:before="0" w:after="60" w:line="259" w:lineRule="auto"/>
+        <w:keepLines/>
+        <w:keepNext w:val="0"/>
+        <w:numPr>
+          <w:numId w:val="0"/>
+        </w:numPr>
+        <w:ind w:left="0" w:firstLine="0"/>
+      </w:pPr>
+      <w:r>
+        <w:rPr>
+          <w:rFonts w:ascii="Arial" w:hAnsi="Arial"/>
+          <w:sz w:val="24"/>
+          <w:b/>
+        </w:rPr>
+        <w:t xml:space="preserve">Actor: </w:t>
+      </w:r>
+      <w:r>
+        <w:rPr>
+          <w:rFonts w:ascii="Arial" w:hAnsi="Arial"/>
+          <w:sz w:val="24"/>
+        </w:rPr>
+        <w:t xml:space="preserve">Attendee. Responsible member: Huang Haoyang.</w:t>
+      </w:r>
+    </w:p>
+    <w:p>
+      <w:pPr>
+        <w:pStyle w:val="Normal"/>
+        <w:spacing w:before="0" w:after="60" w:line="259" w:lineRule="auto"/>
+        <w:keepLines/>
+        <w:keepNext w:val="0"/>
+        <w:numPr>
+          <w:numId w:val="0"/>
+        </w:numPr>
+        <w:ind w:left="0" w:firstLine="0"/>
+      </w:pPr>
+      <w:r>
+        <w:rPr>
+          <w:rFonts w:ascii="Arial" w:hAnsi="Arial"/>
+          <w:sz w:val="24"/>
+          <w:b/>
+        </w:rPr>
+        <w:t xml:space="preserve">Trigger: </w:t>
+      </w:r>
+      <w:r>
+        <w:rPr>
+          <w:rFonts w:ascii="Arial" w:hAnsi="Arial"/>
+          <w:sz w:val="24"/>
+        </w:rPr>
+        <w:t xml:space="preserve">The attendee chooses Book or opens My bookings.</w:t>
+      </w:r>
+    </w:p>
+    <w:p>
+      <w:pPr>
+        <w:pStyle w:val="Normal"/>
+        <w:spacing w:before="0" w:after="60" w:line="259" w:lineRule="auto"/>
+        <w:keepLines/>
+        <w:keepNext w:val="0"/>
+        <w:numPr>
+          <w:numId w:val="0"/>
+        </w:numPr>
+        <w:ind w:left="0" w:firstLine="0"/>
+      </w:pPr>
+      <w:r>
+        <w:rPr>
+          <w:rFonts w:ascii="Arial" w:hAnsi="Arial"/>
+          <w:sz w:val="24"/>
+          <w:b/>
+        </w:rPr>
+        <w:t xml:space="preserve">Preconditions: </w:t>
+      </w:r>
+      <w:r>
+        <w:rPr>
+          <w:rFonts w:ascii="Arial" w:hAnsi="Arial"/>
+          <w:sz w:val="24"/>
+        </w:rPr>
+        <w:t xml:space="preserve">The attendee is signed in with ATTENDEE. Event eligibility is checked during booking.</w:t>
+      </w:r>
+    </w:p>
+    <w:p>
+      <w:pPr>
+        <w:pStyle w:val="Normal"/>
+        <w:spacing w:before="80" w:after="65" w:line="259" w:lineRule="auto"/>
+        <w:keepLines/>
+        <w:keepNext w:val="0"/>
+        <w:numPr>
+          <w:numId w:val="0"/>
+        </w:numPr>
+        <w:ind w:left="0" w:firstLine="0"/>
+      </w:pPr>
+      <w:r>
+        <w:rPr>
+          <w:rFonts w:ascii="Arial" w:hAnsi="Arial"/>
+          <w:sz w:val="24"/>
+        </w:rPr>
+        <w:t xml:space="preserve"/>
+      </w:r>
+      <w:r>
+        <w:rPr>
+          <w:rFonts w:ascii="Arial" w:hAnsi="Arial"/>
+          <w:sz w:val="24"/>
+          <w:b/>
+        </w:rPr>
+        <w:t xml:space="preserve">Normal flow</w:t>
+      </w:r>
+    </w:p>
+    <w:p>
+      <w:pPr>
+        <w:pStyle w:val="Normal"/>
+        <w:spacing w:before="0" w:after="30" w:line="259" w:lineRule="auto"/>
+        <w:keepLines/>
+        <w:keepNext w:val="0"/>
+        <w:numPr>
+          <w:numId w:val="0"/>
+        </w:numPr>
+        <w:ind w:left="220" w:hanging="220"/>
+      </w:pPr>
+      <w:r>
+        <w:rPr>
+          <w:rFonts w:ascii="Arial" w:hAnsi="Arial"/>
+          <w:sz w:val="24"/>
+        </w:rPr>
+        <w:t xml:space="preserve">1. The attendee selects a free ticket type and quantity (1–10); the system displays requested attendee fields.</w:t>
+      </w:r>
+    </w:p>
+    <w:p>
+      <w:pPr>
+        <w:pStyle w:val="Normal"/>
+        <w:spacing w:before="0" w:after="30" w:line="259" w:lineRule="auto"/>
+        <w:keepLines/>
+        <w:keepNext w:val="0"/>
+        <w:numPr>
+          <w:numId w:val="0"/>
+        </w:numPr>
+        <w:ind w:left="220" w:hanging="220"/>
+      </w:pPr>
+      <w:r>
+        <w:rPr>
+          <w:rFonts w:ascii="Arial" w:hAnsi="Arial"/>
+          <w:sz w:val="24"/>
+        </w:rPr>
+        <w:t xml:space="preserve">2. The attendee submits those details for the selected event/ticket type. The browser attaches an idempotency key identifying this attempt.</w:t>
+      </w:r>
+    </w:p>
+    <w:p>
+      <w:pPr>
+        <w:pStyle w:val="Normal"/>
+        <w:spacing w:before="0" w:after="30" w:line="259" w:lineRule="auto"/>
+        <w:keepLines/>
+        <w:keepNext w:val="0"/>
+        <w:numPr>
+          <w:numId w:val="0"/>
+        </w:numPr>
+        <w:ind w:left="220" w:hanging="220"/>
+      </w:pPr>
+      <w:r>
+        <w:rPr>
+          <w:rFonts w:ascii="Arial" w:hAnsi="Arial"/>
+          <w:sz w:val="24"/>
+        </w:rPr>
+        <w:t xml:space="preserve">3. The system checks this user/key for an existing booking result.</w:t>
+      </w:r>
+    </w:p>
+    <w:p>
+      <w:pPr>
+        <w:pStyle w:val="Normal"/>
+        <w:spacing w:before="0" w:after="30" w:line="259" w:lineRule="auto"/>
+        <w:keepLines/>
+        <w:keepNext w:val="0"/>
+        <w:numPr>
+          <w:numId w:val="0"/>
+        </w:numPr>
+        <w:ind w:left="220" w:hanging="220"/>
+      </w:pPr>
+      <w:r>
+        <w:rPr>
+          <w:rFonts w:ascii="Arial" w:hAnsi="Arial"/>
+          <w:sz w:val="24"/>
+        </w:rPr>
+        <w:t xml:space="preserve">4. For a new request, the system checks publication, event/registration times, requested information, ticket/event membership and stock.</w:t>
+      </w:r>
+    </w:p>
+    <w:p>
+      <w:pPr>
+        <w:pStyle w:val="Normal"/>
+        <w:spacing w:before="0" w:after="30" w:line="259" w:lineRule="auto"/>
+        <w:keepLines/>
+        <w:keepNext w:val="0"/>
+        <w:numPr>
+          <w:numId w:val="0"/>
+        </w:numPr>
+        <w:ind w:left="220" w:hanging="220"/>
+      </w:pPr>
+      <w:r>
+        <w:rPr>
+          <w:rFonts w:ascii="Arial" w:hAnsi="Arial"/>
+          <w:sz w:val="24"/>
+        </w:rPr>
+        <w:t xml:space="preserve">5. The system reserves stock, creates a CONFIRMED booking, issues one VALID ticket per place and creates a confirmation notification together.</w:t>
+      </w:r>
+    </w:p>
+    <w:p>
+      <w:pPr>
+        <w:pStyle w:val="Normal"/>
+        <w:spacing w:before="0" w:after="30" w:line="259" w:lineRule="auto"/>
+        <w:keepLines/>
+        <w:keepNext w:val="0"/>
+        <w:numPr>
+          <w:numId w:val="0"/>
+        </w:numPr>
+        <w:ind w:left="220" w:hanging="220"/>
+      </w:pPr>
+      <w:r>
+        <w:rPr>
+          <w:rFonts w:ascii="Arial" w:hAnsi="Arial"/>
+          <w:sz w:val="24"/>
+        </w:rPr>
+        <w:t xml:space="preserve">6. The system returns the booking; the attendee views owned orders/ticket codes for UC07.</w:t>
+      </w:r>
+    </w:p>
+    <w:p>
+      <w:pPr>
+        <w:pStyle w:val="Normal"/>
+        <w:spacing w:before="80" w:after="65" w:line="259" w:lineRule="auto"/>
+        <w:keepLines/>
+        <w:keepNext w:val="0"/>
+        <w:numPr>
+          <w:numId w:val="0"/>
+        </w:numPr>
+        <w:ind w:left="0" w:firstLine="0"/>
+      </w:pPr>
+      <w:r>
+        <w:rPr>
+          <w:rFonts w:ascii="Arial" w:hAnsi="Arial"/>
+          <w:sz w:val="24"/>
+        </w:rPr>
+        <w:t xml:space="preserve"/>
+      </w:r>
+      <w:r>
+        <w:rPr>
+          <w:rFonts w:ascii="Arial" w:hAnsi="Arial"/>
+          <w:sz w:val="24"/>
+          <w:b/>
+        </w:rPr>
+        <w:t xml:space="preserve">Alternative and exceptional flows</w:t>
+      </w:r>
+    </w:p>
+    <w:p>
+      <w:pPr>
+        <w:pStyle w:val="Normal"/>
+        <w:spacing w:before="0" w:after="30" w:line="259" w:lineRule="auto"/>
+        <w:keepLines/>
+        <w:keepNext w:val="0"/>
+        <w:numPr>
+          <w:numId w:val="0"/>
+        </w:numPr>
+        <w:ind w:left="220" w:hanging="220"/>
+      </w:pPr>
+      <w:r>
+        <w:rPr>
+          <w:rFonts w:ascii="Arial" w:hAnsi="Arial"/>
+          <w:sz w:val="24"/>
+        </w:rPr>
+        <w:t xml:space="preserve">A1. Steps 1–2: Invalid ATTENDEE access is denied. Invalid quantity/key or missing, unrequested or malformed attendee fields are rejected for correction.</w:t>
+      </w:r>
+    </w:p>
+    <w:p>
+      <w:pPr>
+        <w:pStyle w:val="Normal"/>
+        <w:spacing w:before="0" w:after="30" w:line="259" w:lineRule="auto"/>
+        <w:keepLines/>
+        <w:keepNext w:val="0"/>
+        <w:numPr>
+          <w:numId w:val="0"/>
+        </w:numPr>
+        <w:ind w:left="220" w:hanging="220"/>
+      </w:pPr>
+      <w:r>
+        <w:rPr>
+          <w:rFonts w:ascii="Arial" w:hAnsi="Arial"/>
+          <w:sz w:val="24"/>
+        </w:rPr>
+        <w:t xml:space="preserve">A2. Step 3: Matching user/key and parameters return the existing result without new stock allocation, tickets or notification. Different parameters conflict; the attendee reviews the prior attempt.</w:t>
+      </w:r>
+    </w:p>
+    <w:p>
+      <w:pPr>
+        <w:pStyle w:val="Normal"/>
+        <w:spacing w:before="0" w:after="30" w:line="259" w:lineRule="auto"/>
+        <w:keepLines/>
+        <w:keepNext w:val="0"/>
+        <w:numPr>
+          <w:numId w:val="0"/>
+        </w:numPr>
+        <w:ind w:left="220" w:hanging="220"/>
+      </w:pPr>
+      <w:r>
+        <w:rPr>
+          <w:rFonts w:ascii="Arial" w:hAnsi="Arial"/>
+          <w:sz w:val="24"/>
+        </w:rPr>
+        <w:t xml:space="preserve">A3. Step 4: Missing/foreign ticket types, unpublished/started events, a closed/not-yet-open window, paid tickets or insufficient stock reject creation without stock changes. The attendee refreshes or chooses another option.</w:t>
+      </w:r>
+    </w:p>
+    <w:p>
+      <w:pPr>
+        <w:pStyle w:val="Normal"/>
+        <w:spacing w:before="0" w:after="30" w:line="259" w:lineRule="auto"/>
+        <w:keepLines/>
+        <w:keepNext w:val="0"/>
+        <w:numPr>
+          <w:numId w:val="0"/>
+        </w:numPr>
+        <w:ind w:left="220" w:hanging="220"/>
+      </w:pPr>
+      <w:r>
+        <w:rPr>
+          <w:rFonts w:ascii="Arial" w:hAnsi="Arial"/>
+          <w:sz w:val="24"/>
+        </w:rPr>
+        <w:t xml:space="preserve">A4. Step 5: Booking, issuance or notification failure rolls back new writes and stock. After an uncertain response, retry unchanged parameters with the same key.</w:t>
+      </w:r>
+    </w:p>
+    <w:p>
+      <w:pPr>
+        <w:pStyle w:val="Normal"/>
+        <w:spacing w:before="0" w:after="30" w:line="259" w:lineRule="auto"/>
+        <w:keepLines/>
+        <w:keepNext w:val="0"/>
+        <w:numPr>
+          <w:numId w:val="0"/>
+        </w:numPr>
+        <w:ind w:left="220" w:hanging="220"/>
+      </w:pPr>
+      <w:r>
+        <w:rPr>
+          <w:rFonts w:ascii="Arial" w:hAnsi="Arial"/>
+          <w:sz w:val="24"/>
+        </w:rPr>
+        <w:t xml:space="preserve">A5. Pre-registration branch: Before a scheduled opening, the system can validate/save the attendee’s private preference and details without reserving stock or issuing tickets. The attendee explicitly books at opening (steps 2–6); places are not guaranteed.</w:t>
+      </w:r>
+    </w:p>
+    <w:p>
+      <w:pPr>
+        <w:pStyle w:val="Normal"/>
+        <w:spacing w:before="0" w:after="30" w:line="259" w:lineRule="auto"/>
+        <w:keepLines/>
+        <w:keepNext w:val="0"/>
+        <w:numPr>
+          <w:numId w:val="0"/>
+        </w:numPr>
+        <w:ind w:left="220" w:hanging="220"/>
+      </w:pPr>
+      <w:r>
+        <w:rPr>
+          <w:rFonts w:ascii="Arial" w:hAnsi="Arial"/>
+          <w:sz w:val="24"/>
+        </w:rPr>
+        <w:t xml:space="preserve">A6. Cancel branch: The attendee selects an owned booking and confirms cancellation. Before event start, with no checked-in tickets, the system cancels it, voids tickets, releases stock and creates a notification together. Missing/foreign bookings are not found; started/used bookings conflict. Failure rolls back; repeating cancellation returns the cancelled booking without releasing stock twice.</w:t>
+      </w:r>
+    </w:p>
+    <w:p>
+      <w:pPr>
+        <w:pStyle w:val="Normal"/>
+        <w:spacing w:before="0" w:after="60" w:line="259" w:lineRule="auto"/>
+        <w:keepLines/>
+        <w:keepNext w:val="0"/>
+        <w:numPr>
+          <w:numId w:val="0"/>
+        </w:numPr>
+        <w:ind w:left="0" w:firstLine="0"/>
+      </w:pPr>
+      <w:r>
+        <w:rPr>
+          <w:rFonts w:ascii="Arial" w:hAnsi="Arial"/>
+          <w:sz w:val="24"/>
+          <w:b/>
+        </w:rPr>
+        <w:t xml:space="preserve">Postconditions: </w:t>
+      </w:r>
+      <w:r>
+        <w:rPr>
+          <w:rFonts w:ascii="Arial" w:hAnsi="Arial"/>
+          <w:sz w:val="24"/>
+        </w:rPr>
+        <w:t xml:space="preserve">Success creates one booking with tickets, stock allocation and notification; rejection creates none. Cancellation retains history. Replay returns the existing outcome.</w:t>
+      </w:r>
+    </w:p>
+    <w:p>
+      <w:pPr>
+        <w:pStyle w:val="Heading3"/>
+        <w:spacing w:after="140" w:line="259" w:lineRule="auto" w:before="100"/>
+        <w:numPr>
+          <w:numId w:val="0"/>
+        </w:numPr>
+        <w:ind w:left="0" w:firstLine="0"/>
+        <w:pageBreakBefore/>
+        <w:keepNext/>
+        <w:keepLines/>
+      </w:pPr>
+      <w:r>
+        <w:rPr>
+          <w:rFonts w:ascii="Arial" w:hAnsi="Arial"/>
+          <w:sz w:val="24"/>
+          <w:b/>
+        </w:rPr>
+        <w:t xml:space="preserve">3.3.8 Use Case Description 7</w:t>
+      </w:r>
+    </w:p>
+    <w:p>
+      <w:pPr>
+        <w:pStyle w:val="Normal"/>
+        <w:spacing w:before="0" w:after="60" w:line="259" w:lineRule="auto"/>
+        <w:keepLines/>
+        <w:keepNext w:val="0"/>
+        <w:numPr>
+          <w:numId w:val="0"/>
+        </w:numPr>
+        <w:ind w:left="0" w:firstLine="0"/>
+      </w:pPr>
+      <w:r>
+        <w:rPr>
+          <w:rFonts w:ascii="Arial" w:hAnsi="Arial"/>
+          <w:sz w:val="24"/>
+          <w:b/>
+        </w:rPr>
+        <w:t xml:space="preserve">Use case: </w:t>
+      </w:r>
+      <w:r>
+        <w:rPr>
+          <w:rFonts w:ascii="Arial" w:hAnsi="Arial"/>
+          <w:sz w:val="24"/>
+        </w:rPr>
+        <w:t xml:space="preserve">UC07 Check In Ticket</w:t>
+      </w:r>
+    </w:p>
+    <w:p>
+      <w:pPr>
+        <w:pStyle w:val="Normal"/>
+        <w:spacing w:before="0" w:after="60" w:line="259" w:lineRule="auto"/>
+        <w:keepLines/>
+        <w:keepNext w:val="0"/>
+        <w:numPr>
+          <w:numId w:val="0"/>
+        </w:numPr>
+        <w:ind w:left="0" w:firstLine="0"/>
+      </w:pPr>
+      <w:r>
+        <w:rPr>
+          <w:rFonts w:ascii="Arial" w:hAnsi="Arial"/>
+          <w:sz w:val="24"/>
+          <w:b/>
+        </w:rPr>
+        <w:t xml:space="preserve">Actor: </w:t>
+      </w:r>
+      <w:r>
+        <w:rPr>
+          <w:rFonts w:ascii="Arial" w:hAnsi="Arial"/>
+          <w:sz w:val="24"/>
+        </w:rPr>
+        <w:t xml:space="preserve">Assigned staff member. Responsible member: Luo Runzhou.</w:t>
+      </w:r>
+    </w:p>
+    <w:p>
+      <w:pPr>
+        <w:pStyle w:val="Normal"/>
+        <w:spacing w:before="0" w:after="60" w:line="259" w:lineRule="auto"/>
+        <w:keepLines/>
+        <w:keepNext w:val="0"/>
+        <w:numPr>
+          <w:numId w:val="0"/>
+        </w:numPr>
+        <w:ind w:left="0" w:firstLine="0"/>
+      </w:pPr>
+      <w:r>
+        <w:rPr>
+          <w:rFonts w:ascii="Arial" w:hAnsi="Arial"/>
+          <w:sz w:val="24"/>
+          <w:b/>
+        </w:rPr>
+        <w:t xml:space="preserve">Trigger: </w:t>
+      </w:r>
+      <w:r>
+        <w:rPr>
+          <w:rFonts w:ascii="Arial" w:hAnsi="Arial"/>
+          <w:sz w:val="24"/>
+        </w:rPr>
+        <w:t xml:space="preserve">Staff opens the arrival workspace to verify an attendee’s ticket.</w:t>
+      </w:r>
+    </w:p>
+    <w:p>
+      <w:pPr>
+        <w:pStyle w:val="Normal"/>
+        <w:spacing w:before="0" w:after="60" w:line="259" w:lineRule="auto"/>
+        <w:keepLines/>
+        <w:keepNext w:val="0"/>
+        <w:numPr>
+          <w:numId w:val="0"/>
+        </w:numPr>
+        <w:ind w:left="0" w:firstLine="0"/>
+      </w:pPr>
+      <w:r>
+        <w:rPr>
+          <w:rFonts w:ascii="Arial" w:hAnsi="Arial"/>
+          <w:sz w:val="24"/>
+          <w:b/>
+        </w:rPr>
+        <w:t xml:space="preserve">Preconditions: </w:t>
+      </w:r>
+      <w:r>
+        <w:rPr>
+          <w:rFonts w:ascii="Arial" w:hAnsi="Arial"/>
+          <w:sz w:val="24"/>
+        </w:rPr>
+        <w:t xml:space="preserve">Staff is signed in with effective STAFF and has an event assignment. Each verification/admission rechecks access and the event’s current window.</w:t>
+      </w:r>
+    </w:p>
+    <w:p>
+      <w:pPr>
+        <w:pStyle w:val="Normal"/>
+        <w:spacing w:before="80" w:after="65" w:line="259" w:lineRule="auto"/>
+        <w:keepLines/>
+        <w:keepNext w:val="0"/>
+        <w:numPr>
+          <w:numId w:val="0"/>
+        </w:numPr>
+        <w:ind w:left="0" w:firstLine="0"/>
+      </w:pPr>
+      <w:r>
+        <w:rPr>
+          <w:rFonts w:ascii="Arial" w:hAnsi="Arial"/>
+          <w:sz w:val="24"/>
+        </w:rPr>
+        <w:t xml:space="preserve"/>
+      </w:r>
+      <w:r>
+        <w:rPr>
+          <w:rFonts w:ascii="Arial" w:hAnsi="Arial"/>
+          <w:sz w:val="24"/>
+          <w:b/>
+        </w:rPr>
+        <w:t xml:space="preserve">Normal flow</w:t>
+      </w:r>
+    </w:p>
+    <w:p>
+      <w:pPr>
+        <w:pStyle w:val="Normal"/>
+        <w:spacing w:before="0" w:after="30" w:line="259" w:lineRule="auto"/>
+        <w:keepLines/>
+        <w:keepNext w:val="0"/>
+        <w:numPr>
+          <w:numId w:val="0"/>
+        </w:numPr>
+        <w:ind w:left="220" w:hanging="220"/>
+      </w:pPr>
+      <w:r>
+        <w:rPr>
+          <w:rFonts w:ascii="Arial" w:hAnsi="Arial"/>
+          <w:sz w:val="24"/>
+        </w:rPr>
+        <w:t xml:space="preserve">1. The system lists assigned events; staff selects the event and scans a QR code or enters a ticket identifier.</w:t>
+      </w:r>
+    </w:p>
+    <w:p>
+      <w:pPr>
+        <w:pStyle w:val="Normal"/>
+        <w:spacing w:before="0" w:after="30" w:line="259" w:lineRule="auto"/>
+        <w:keepLines/>
+        <w:keepNext w:val="0"/>
+        <w:numPr>
+          <w:numId w:val="0"/>
+        </w:numPr>
+        <w:ind w:left="220" w:hanging="220"/>
+      </w:pPr>
+      <w:r>
+        <w:rPr>
+          <w:rFonts w:ascii="Arial" w:hAnsi="Arial"/>
+          <w:sz w:val="24"/>
+        </w:rPr>
+        <w:t xml:space="preserve">2. Staff chooses Verify. The system checks assignment, PUBLISHED status and the admission window: from 15 minutes before the start, until 15 minutes after the start or the event end, whichever is earlier.</w:t>
+      </w:r>
+    </w:p>
+    <w:p>
+      <w:pPr>
+        <w:pStyle w:val="Normal"/>
+        <w:spacing w:before="0" w:after="30" w:line="259" w:lineRule="auto"/>
+        <w:keepLines/>
+        <w:keepNext w:val="0"/>
+        <w:numPr>
+          <w:numId w:val="0"/>
+        </w:numPr>
+        <w:ind w:left="220" w:hanging="220"/>
+      </w:pPr>
+      <w:r>
+        <w:rPr>
+          <w:rFonts w:ascii="Arial" w:hAnsi="Arial"/>
+          <w:sz w:val="24"/>
+        </w:rPr>
+        <w:t xml:space="preserve">3. The system parses the code, finds the ticket for the selected event and displays its current status. Verification alone changes no ticket or attendance record.</w:t>
+      </w:r>
+    </w:p>
+    <w:p>
+      <w:pPr>
+        <w:pStyle w:val="Normal"/>
+        <w:spacing w:before="0" w:after="30" w:line="259" w:lineRule="auto"/>
+        <w:keepLines/>
+        <w:keepNext w:val="0"/>
+        <w:numPr>
+          <w:numId w:val="0"/>
+        </w:numPr>
+        <w:ind w:left="220" w:hanging="220"/>
+      </w:pPr>
+      <w:r>
+        <w:rPr>
+          <w:rFonts w:ascii="Arial" w:hAnsi="Arial"/>
+          <w:sz w:val="24"/>
+        </w:rPr>
+        <w:t xml:space="preserve">4. For a VALID ticket, staff chooses Confirm check-in to admit the attendee.</w:t>
+      </w:r>
+    </w:p>
+    <w:p>
+      <w:pPr>
+        <w:pStyle w:val="Normal"/>
+        <w:spacing w:before="0" w:after="30" w:line="259" w:lineRule="auto"/>
+        <w:keepLines/>
+        <w:keepNext w:val="0"/>
+        <w:numPr>
+          <w:numId w:val="0"/>
+        </w:numPr>
+        <w:ind w:left="220" w:hanging="220"/>
+      </w:pPr>
+      <w:r>
+        <w:rPr>
+          <w:rFonts w:ascii="Arial" w:hAnsi="Arial"/>
+          <w:sz w:val="24"/>
+        </w:rPr>
+        <w:t xml:space="preserve">5. The system rechecks access, window, ticket/event membership and an active booking against current data, then changes VALID to CHECKED_IN.</w:t>
+      </w:r>
+    </w:p>
+    <w:p>
+      <w:pPr>
+        <w:pStyle w:val="Normal"/>
+        <w:spacing w:before="0" w:after="30" w:line="259" w:lineRule="auto"/>
+        <w:keepLines/>
+        <w:keepNext w:val="0"/>
+        <w:numPr>
+          <w:numId w:val="0"/>
+        </w:numPr>
+        <w:ind w:left="220" w:hanging="220"/>
+      </w:pPr>
+      <w:r>
+        <w:rPr>
+          <w:rFonts w:ascii="Arial" w:hAnsi="Arial"/>
+          <w:sz w:val="24"/>
+        </w:rPr>
+        <w:t xml:space="preserve">6. The system saves one check-in record containing ticket, booking, event, operator and time together with the status change, and displays success and the refreshed history.</w:t>
+      </w:r>
+    </w:p>
+    <w:p>
+      <w:pPr>
+        <w:pStyle w:val="Normal"/>
+        <w:spacing w:before="80" w:after="65" w:line="259" w:lineRule="auto"/>
+        <w:keepLines/>
+        <w:keepNext w:val="0"/>
+        <w:numPr>
+          <w:numId w:val="0"/>
+        </w:numPr>
+        <w:ind w:left="0" w:firstLine="0"/>
+      </w:pPr>
+      <w:r>
+        <w:rPr>
+          <w:rFonts w:ascii="Arial" w:hAnsi="Arial"/>
+          <w:sz w:val="24"/>
+        </w:rPr>
+        <w:t xml:space="preserve"/>
+      </w:r>
+      <w:r>
+        <w:rPr>
+          <w:rFonts w:ascii="Arial" w:hAnsi="Arial"/>
+          <w:sz w:val="24"/>
+          <w:b/>
+        </w:rPr>
+        <w:t xml:space="preserve">Alternative and exceptional flows</w:t>
+      </w:r>
+    </w:p>
+    <w:p>
+      <w:pPr>
+        <w:pStyle w:val="Normal"/>
+        <w:spacing w:before="0" w:after="30" w:line="259" w:lineRule="auto"/>
+        <w:keepLines/>
+        <w:keepNext w:val="0"/>
+        <w:numPr>
+          <w:numId w:val="0"/>
+        </w:numPr>
+        <w:ind w:left="220" w:hanging="220"/>
+      </w:pPr>
+      <w:r>
+        <w:rPr>
+          <w:rFonts w:ascii="Arial" w:hAnsi="Arial"/>
+          <w:sz w:val="24"/>
+        </w:rPr>
+        <w:t xml:space="preserve">A1. Steps 1–2 or 5: Invalid authentication requires UC02; missing effective STAFF or assignment denies access. Staff must obtain the appropriate role/assignment, then reload the workspace.</w:t>
+      </w:r>
+    </w:p>
+    <w:p>
+      <w:pPr>
+        <w:pStyle w:val="Normal"/>
+        <w:spacing w:before="0" w:after="30" w:line="259" w:lineRule="auto"/>
+        <w:keepLines/>
+        <w:keepNext w:val="0"/>
+        <w:numPr>
+          <w:numId w:val="0"/>
+        </w:numPr>
+        <w:ind w:left="220" w:hanging="220"/>
+      </w:pPr>
+      <w:r>
+        <w:rPr>
+          <w:rFonts w:ascii="Arial" w:hAnsi="Arial"/>
+          <w:sz w:val="24"/>
+        </w:rPr>
+        <w:t xml:space="preserve">A2. Steps 2 or 5: An unpublished/cancelled event or a request outside the admission window is rejected. Staff selects an eligible event or waits until opening; no admission is recorded.</w:t>
+      </w:r>
+    </w:p>
+    <w:p>
+      <w:pPr>
+        <w:pStyle w:val="Normal"/>
+        <w:spacing w:before="0" w:after="30" w:line="259" w:lineRule="auto"/>
+        <w:keepLines/>
+        <w:keepNext w:val="0"/>
+        <w:numPr>
+          <w:numId w:val="0"/>
+        </w:numPr>
+        <w:ind w:left="220" w:hanging="220"/>
+      </w:pPr>
+      <w:r>
+        <w:rPr>
+          <w:rFonts w:ascii="Arial" w:hAnsi="Arial"/>
+          <w:sz w:val="24"/>
+        </w:rPr>
+        <w:t xml:space="preserve">A3. Step 3: A missing/malformed code or ticket for another event is rejected. Staff corrects the code/event and verifies again. A found VOID or CHECKED_IN ticket may be displayed but cannot be admitted.</w:t>
+      </w:r>
+    </w:p>
+    <w:p>
+      <w:pPr>
+        <w:pStyle w:val="Normal"/>
+        <w:spacing w:before="0" w:after="30" w:line="259" w:lineRule="auto"/>
+        <w:keepLines/>
+        <w:keepNext w:val="0"/>
+        <w:numPr>
+          <w:numId w:val="0"/>
+        </w:numPr>
+        <w:ind w:left="220" w:hanging="220"/>
+      </w:pPr>
+      <w:r>
+        <w:rPr>
+          <w:rFonts w:ascii="Arial" w:hAnsi="Arial"/>
+          <w:sz w:val="24"/>
+        </w:rPr>
+        <w:t xml:space="preserve">A4. Step 5: A cancelled booking, VOID ticket or duplicate/concurrent check-in is rejected. Staff refreshes the status; no second record is created. Changes after verification never authorize admission from a stale result.</w:t>
+      </w:r>
+    </w:p>
+    <w:p>
+      <w:pPr>
+        <w:pStyle w:val="Normal"/>
+        <w:spacing w:before="0" w:after="30" w:line="259" w:lineRule="auto"/>
+        <w:keepLines/>
+        <w:keepNext w:val="0"/>
+        <w:numPr>
+          <w:numId w:val="0"/>
+        </w:numPr>
+        <w:ind w:left="220" w:hanging="220"/>
+      </w:pPr>
+      <w:r>
+        <w:rPr>
+          <w:rFonts w:ascii="Arial" w:hAnsi="Arial"/>
+          <w:sz w:val="24"/>
+        </w:rPr>
+        <w:t xml:space="preserve">A5. Steps 5–6: Admission and cancellation are serialized for the event. If cancellation wins, admission fails; if admission completes first, later event cancellation voids the ticket while retaining its check-in history. An audit-write failure rolls back the status change.</w:t>
+      </w:r>
+    </w:p>
+    <w:p>
+      <w:pPr>
+        <w:pStyle w:val="Normal"/>
+        <w:spacing w:before="0" w:after="60" w:line="259" w:lineRule="auto"/>
+        <w:keepLines/>
+        <w:keepNext w:val="0"/>
+        <w:numPr>
+          <w:numId w:val="0"/>
+        </w:numPr>
+        <w:ind w:left="0" w:firstLine="0"/>
+      </w:pPr>
+      <w:r>
+        <w:rPr>
+          <w:rFonts w:ascii="Arial" w:hAnsi="Arial"/>
+          <w:sz w:val="24"/>
+          <w:b/>
+        </w:rPr>
+        <w:t xml:space="preserve">Postconditions: </w:t>
+      </w:r>
+      <w:r>
+        <w:rPr>
+          <w:rFonts w:ascii="Arial" w:hAnsi="Arial"/>
+          <w:sz w:val="24"/>
+        </w:rPr>
+        <w:t xml:space="preserve">Success admits the ticket once with a matching audit record. Failed admission creates no new record or status change. Verification is read-only; later event cancellation retains historical operator/time evidence.</w:t>
       </w:r>
     </w:p>
     <w:p>

--- a/outputs/final-report/SEMS_Final_Report.docx
+++ b/outputs/final-report/SEMS_Final_Report.docx
@@ -809,7 +809,7 @@
         </w:tabs>
       </w:pPr>
       <w:r>
-        <w:t>3.4.1 UC01 Register by Hu Jia</w:t>
+        <w:t>3.4.1 Use Case 1 by Hu Jia</w:t>
         <w:tab/>
         <w:t>28</w:t>
         <w:rPr>
@@ -828,9 +828,9 @@
         </w:tabs>
       </w:pPr>
       <w:r>
-        <w:t>3.4.2 UC02 Login by Hu Jia</w:t>
+        <w:t>3.4.2 Use Case 2 by Hu Jia</w:t>
         <w:tab/>
-        <w:t>30</w:t>
+        <w:t>31</w:t>
         <w:rPr>
           <w:sz w:val="20"/>
         </w:rPr>
@@ -847,9 +847,9 @@
         </w:tabs>
       </w:pPr>
       <w:r>
-        <w:t>3.4.3 UC03 Manage Users and Roles by Chai Muyang</w:t>
+        <w:t>3.4.3 Use Case 3 by Chai Muyang</w:t>
         <w:tab/>
-        <w:t>32</w:t>
+        <w:t>34</w:t>
         <w:rPr>
           <w:sz w:val="20"/>
         </w:rPr>
@@ -866,9 +866,9 @@
         </w:tabs>
       </w:pPr>
       <w:r>
-        <w:t>3.4.4 UC04 Manage Events by Lu Junyi</w:t>
+        <w:t>3.4.4 Use Case 4 by Lu Junyi</w:t>
         <w:tab/>
-        <w:t>34</w:t>
+        <w:t>38</w:t>
         <w:rPr>
           <w:sz w:val="20"/>
         </w:rPr>
@@ -885,9 +885,9 @@
         </w:tabs>
       </w:pPr>
       <w:r>
-        <w:t>3.4.5 UC05 Browse Events by Lu Junyi</w:t>
+        <w:t>3.4.5 Use Case 5 by Lu Junyi</w:t>
         <w:tab/>
-        <w:t>36</w:t>
+        <w:t>50</w:t>
         <w:rPr>
           <w:sz w:val="20"/>
         </w:rPr>
@@ -904,9 +904,9 @@
         </w:tabs>
       </w:pPr>
       <w:r>
-        <w:t>3.4.6 UC06 Book Tickets by Huang Haoyang</w:t>
+        <w:t>3.4.6 Use Case 6 by Huang Haoyang</w:t>
         <w:tab/>
-        <w:t>38</w:t>
+        <w:t>54</w:t>
         <w:rPr>
           <w:sz w:val="20"/>
         </w:rPr>
@@ -923,9 +923,28 @@
         </w:tabs>
       </w:pPr>
       <w:r>
-        <w:t>3.4.7 UC07 Check In Ticket by Luo Runzhou</w:t>
+        <w:t>3.4.7 Use Case 7 by Luo Runzhou</w:t>
         <w:tab/>
-        <w:t>40</w:t>
+        <w:t>63</w:t>
+        <w:rPr>
+          <w:sz w:val="20"/>
+        </w:rPr>
+      </w:r>
+    </w:p>
+    <w:p>
+      <w:pPr>
+        <w:pStyle w:val="Normal"/>
+        <w:spacing w:before="0" w:after="75" w:line="240" w:lineRule="auto"/>
+        <w:keepNext w:val="0"/>
+        <w:ind w:left="170" w:firstLine="0"/>
+        <w:tabs>
+          <w:tab w:val="right" w:leader="dot" w:pos="8990"/>
+        </w:tabs>
+      </w:pPr>
+      <w:r>
+        <w:t>3.5 Design Problems and Patterns</w:t>
+        <w:tab/>
+        <w:t>71</w:t>
         <w:rPr>
           <w:sz w:val="20"/>
         </w:rPr>
@@ -942,9 +961,9 @@
         </w:tabs>
       </w:pPr>
       <w:r>
-        <w:t>3.4.8 Cancellation and Event Lifecycle Flows</w:t>
+        <w:t>3.5.1 DP01 Event cancellation collaboration by Lu Junyi</w:t>
         <w:tab/>
-        <w:t>43</w:t>
+        <w:t>72</w:t>
         <w:rPr>
           <w:sz w:val="20"/>
         </w:rPr>
@@ -961,9 +980,9 @@
         </w:tabs>
       </w:pPr>
       <w:r>
-        <w:t>3.4.9 Booking Cancellation Flow</w:t>
+        <w:t>3.5.2 DP02 Replaceable credential verification by Hu Jia</w:t>
         <w:tab/>
-        <w:t>44</w:t>
+        <w:t>74</w:t>
         <w:rPr>
           <w:sz w:val="20"/>
         </w:rPr>
@@ -980,28 +999,9 @@
         </w:tabs>
       </w:pPr>
       <w:r>
-        <w:t>3.4.10 Analysis and Design of Core Workflows</w:t>
+        <w:t>3.5.3 DP03 Role-change notification separation by Chai Muyang</w:t>
         <w:tab/>
-        <w:t>45</w:t>
-        <w:rPr>
-          <w:sz w:val="20"/>
-        </w:rPr>
-      </w:r>
-    </w:p>
-    <w:p>
-      <w:pPr>
-        <w:pStyle w:val="Normal"/>
-        <w:spacing w:before="0" w:after="75" w:line="240" w:lineRule="auto"/>
-        <w:keepNext w:val="0"/>
-        <w:ind w:left="170" w:firstLine="0"/>
-        <w:tabs>
-          <w:tab w:val="right" w:leader="dot" w:pos="8990"/>
-        </w:tabs>
-      </w:pPr>
-      <w:r>
-        <w:t>3.5 Design Problems and Patterns</w:t>
-        <w:tab/>
-        <w:t>46</w:t>
+        <w:t>76</w:t>
         <w:rPr>
           <w:sz w:val="20"/>
         </w:rPr>
@@ -1019,9 +1019,9 @@
         <w:pageBreakBefore/>
       </w:pPr>
       <w:r>
-        <w:t>3.5.1 DP01 Event cancellation collaboration by Lu Junyi</w:t>
+        <w:t>3.5.4 DP04 Booking information validation by Huang Haoyang</w:t>
         <w:tab/>
-        <w:t>47</w:t>
+        <w:t>78</w:t>
         <w:rPr>
           <w:sz w:val="20"/>
         </w:rPr>
@@ -1038,9 +1038,28 @@
         </w:tabs>
       </w:pPr>
       <w:r>
-        <w:t>3.5.2 DP02 Replaceable credential verification by Hu Jia</w:t>
+        <w:t>3.5.5 DP05 Ticket lifecycle behaviour by Luo Runzhou</w:t>
         <w:tab/>
-        <w:t>49</w:t>
+        <w:t>80</w:t>
+        <w:rPr>
+          <w:sz w:val="20"/>
+        </w:rPr>
+      </w:r>
+    </w:p>
+    <w:p>
+      <w:pPr>
+        <w:pStyle w:val="Normal"/>
+        <w:spacing w:before="0" w:after="75" w:line="240" w:lineRule="auto"/>
+        <w:keepNext w:val="0"/>
+        <w:ind w:left="170" w:firstLine="0"/>
+        <w:tabs>
+          <w:tab w:val="right" w:leader="dot" w:pos="8990"/>
+        </w:tabs>
+      </w:pPr>
+      <w:r>
+        <w:t>3.6 Database Schemas</w:t>
+        <w:tab/>
+        <w:t>82</w:t>
         <w:rPr>
           <w:sz w:val="20"/>
         </w:rPr>
@@ -1057,9 +1076,9 @@
         </w:tabs>
       </w:pPr>
       <w:r>
-        <w:t>3.5.3 DP03 Role-change notification separation by Chai Muyang</w:t>
+        <w:t>3.6.1 Admission and Supporting Data</w:t>
         <w:tab/>
-        <w:t>51</w:t>
+        <w:t>83</w:t>
         <w:rPr>
           <w:sz w:val="20"/>
         </w:rPr>
@@ -1076,9 +1095,9 @@
         </w:tabs>
       </w:pPr>
       <w:r>
-        <w:t>3.5.4 DP04 Booking information validation by Huang Haoyang</w:t>
+        <w:t>3.6.2 Constraints and Transaction Design</w:t>
         <w:tab/>
-        <w:t>53</w:t>
+        <w:t>84</w:t>
         <w:rPr>
           <w:sz w:val="20"/>
         </w:rPr>
@@ -1095,9 +1114,28 @@
         </w:tabs>
       </w:pPr>
       <w:r>
-        <w:t>3.5.5 DP05 Ticket lifecycle behaviour by Luo Runzhou</w:t>
+        <w:t>3.6.3 Complete Entity Relationship Diagram</w:t>
         <w:tab/>
-        <w:t>55</w:t>
+        <w:t>85</w:t>
+        <w:rPr>
+          <w:sz w:val="20"/>
+        </w:rPr>
+      </w:r>
+    </w:p>
+    <w:p>
+      <w:pPr>
+        <w:pStyle w:val="Normal"/>
+        <w:spacing w:before="0" w:after="75" w:line="240" w:lineRule="auto"/>
+        <w:keepNext w:val="0"/>
+        <w:ind w:left="0" w:firstLine="0"/>
+        <w:tabs>
+          <w:tab w:val="right" w:leader="dot" w:pos="8990"/>
+        </w:tabs>
+      </w:pPr>
+      <w:r>
+        <w:t>4. DevSecOps and Development Lifecycle</w:t>
+        <w:tab/>
+        <w:t>86</w:t>
         <w:rPr>
           <w:sz w:val="20"/>
         </w:rPr>
@@ -1114,9 +1152,28 @@
         </w:tabs>
       </w:pPr>
       <w:r>
-        <w:t>3.6 Database Schemas</w:t>
+        <w:t>4.1 Source Control Strategy</w:t>
         <w:tab/>
-        <w:t>57</w:t>
+        <w:t>86</w:t>
+        <w:rPr>
+          <w:sz w:val="20"/>
+        </w:rPr>
+      </w:r>
+    </w:p>
+    <w:p>
+      <w:pPr>
+        <w:pStyle w:val="Normal"/>
+        <w:spacing w:before="0" w:after="75" w:line="240" w:lineRule="auto"/>
+        <w:keepNext w:val="0"/>
+        <w:ind w:left="170" w:firstLine="0"/>
+        <w:tabs>
+          <w:tab w:val="right" w:leader="dot" w:pos="8990"/>
+        </w:tabs>
+      </w:pPr>
+      <w:r>
+        <w:t>4.2 Continuous Integration</w:t>
+        <w:tab/>
+        <w:t>87</w:t>
         <w:rPr>
           <w:sz w:val="20"/>
         </w:rPr>
@@ -1133,9 +1190,9 @@
         </w:tabs>
       </w:pPr>
       <w:r>
-        <w:t>3.6.1 Admission and Supporting Data</w:t>
+        <w:t>4.2.1 Test Strategy and Functional Results</w:t>
         <w:tab/>
-        <w:t>58</w:t>
+        <w:t>88</w:t>
         <w:rPr>
           <w:sz w:val="20"/>
         </w:rPr>
@@ -1152,9 +1209,9 @@
         </w:tabs>
       </w:pPr>
       <w:r>
-        <w:t>3.6.2 Constraints and Transaction Design</w:t>
+        <w:t>4.2.2 Performance Evaluation</w:t>
         <w:tab/>
-        <w:t>59</w:t>
+        <w:t>89</w:t>
         <w:rPr>
           <w:sz w:val="20"/>
         </w:rPr>
@@ -1171,9 +1228,66 @@
         </w:tabs>
       </w:pPr>
       <w:r>
-        <w:t>3.6.3 Complete Entity Relationship Diagram</w:t>
+        <w:t>4.2.3 Security and Operational Verification</w:t>
         <w:tab/>
-        <w:t>60</w:t>
+        <w:t>90</w:t>
+        <w:rPr>
+          <w:sz w:val="20"/>
+        </w:rPr>
+      </w:r>
+    </w:p>
+    <w:p>
+      <w:pPr>
+        <w:pStyle w:val="Normal"/>
+        <w:spacing w:before="0" w:after="75" w:line="240" w:lineRule="auto"/>
+        <w:keepNext w:val="0"/>
+        <w:ind w:left="340" w:firstLine="0"/>
+        <w:tabs>
+          <w:tab w:val="right" w:leader="dot" w:pos="8990"/>
+        </w:tabs>
+      </w:pPr>
+      <w:r>
+        <w:t>4.2.4 Verification Artifacts and Provenance</w:t>
+        <w:tab/>
+        <w:t>91</w:t>
+        <w:rPr>
+          <w:sz w:val="20"/>
+        </w:rPr>
+      </w:r>
+    </w:p>
+    <w:p>
+      <w:pPr>
+        <w:pStyle w:val="Normal"/>
+        <w:spacing w:before="0" w:after="75" w:line="240" w:lineRule="auto"/>
+        <w:keepNext w:val="0"/>
+        <w:ind w:left="170" w:firstLine="0"/>
+        <w:tabs>
+          <w:tab w:val="right" w:leader="dot" w:pos="8990"/>
+        </w:tabs>
+      </w:pPr>
+      <w:r>
+        <w:t>4.3 Continuous Delivery</w:t>
+        <w:tab/>
+        <w:t>92</w:t>
+        <w:rPr>
+          <w:sz w:val="20"/>
+        </w:rPr>
+      </w:r>
+    </w:p>
+    <w:p>
+      <w:pPr>
+        <w:pStyle w:val="Normal"/>
+        <w:spacing w:before="0" w:after="75" w:line="240" w:lineRule="auto"/>
+        <w:keepNext w:val="0"/>
+        <w:ind w:left="340" w:firstLine="0"/>
+        <w:tabs>
+          <w:tab w:val="right" w:leader="dot" w:pos="8990"/>
+        </w:tabs>
+      </w:pPr>
+      <w:r>
+        <w:t>4.3.1 Deployed Workflow Evidence</w:t>
+        <w:tab/>
+        <w:t>93</w:t>
         <w:rPr>
           <w:sz w:val="20"/>
         </w:rPr>
@@ -1190,9 +1304,9 @@
         </w:tabs>
       </w:pPr>
       <w:r>
-        <w:t>4. DevSecOps and Development Lifecycle</w:t>
+        <w:t>5. Individual Members Activity Contribution Summary</w:t>
         <w:tab/>
-        <w:t>61</w:t>
+        <w:t>94</w:t>
         <w:rPr>
           <w:sz w:val="20"/>
         </w:rPr>
@@ -1209,9 +1323,9 @@
         </w:tabs>
       </w:pPr>
       <w:r>
-        <w:t>4.1 Source Control Strategy</w:t>
+        <w:t>5.1 Lu Junyi</w:t>
         <w:tab/>
-        <w:t>61</w:t>
+        <w:t>94</w:t>
         <w:rPr>
           <w:sz w:val="20"/>
         </w:rPr>
@@ -1228,85 +1342,9 @@
         </w:tabs>
       </w:pPr>
       <w:r>
-        <w:t>4.2 Continuous Integration</w:t>
+        <w:t>5.2 Hu Jia</w:t>
         <w:tab/>
-        <w:t>62</w:t>
-        <w:rPr>
-          <w:sz w:val="20"/>
-        </w:rPr>
-      </w:r>
-    </w:p>
-    <w:p>
-      <w:pPr>
-        <w:pStyle w:val="Normal"/>
-        <w:spacing w:before="0" w:after="75" w:line="240" w:lineRule="auto"/>
-        <w:keepNext w:val="0"/>
-        <w:ind w:left="340" w:firstLine="0"/>
-        <w:tabs>
-          <w:tab w:val="right" w:leader="dot" w:pos="8990"/>
-        </w:tabs>
-      </w:pPr>
-      <w:r>
-        <w:t>4.2.1 Test Strategy and Functional Results</w:t>
-        <w:tab/>
-        <w:t>63</w:t>
-        <w:rPr>
-          <w:sz w:val="20"/>
-        </w:rPr>
-      </w:r>
-    </w:p>
-    <w:p>
-      <w:pPr>
-        <w:pStyle w:val="Normal"/>
-        <w:spacing w:before="0" w:after="75" w:line="240" w:lineRule="auto"/>
-        <w:keepNext w:val="0"/>
-        <w:ind w:left="340" w:firstLine="0"/>
-        <w:tabs>
-          <w:tab w:val="right" w:leader="dot" w:pos="8990"/>
-        </w:tabs>
-      </w:pPr>
-      <w:r>
-        <w:t>4.2.2 Performance Evaluation</w:t>
-        <w:tab/>
-        <w:t>64</w:t>
-        <w:rPr>
-          <w:sz w:val="20"/>
-        </w:rPr>
-      </w:r>
-    </w:p>
-    <w:p>
-      <w:pPr>
-        <w:pStyle w:val="Normal"/>
-        <w:spacing w:before="0" w:after="75" w:line="240" w:lineRule="auto"/>
-        <w:keepNext w:val="0"/>
-        <w:ind w:left="340" w:firstLine="0"/>
-        <w:tabs>
-          <w:tab w:val="right" w:leader="dot" w:pos="8990"/>
-        </w:tabs>
-      </w:pPr>
-      <w:r>
-        <w:t>4.2.3 Security and Operational Verification</w:t>
-        <w:tab/>
-        <w:t>65</w:t>
-        <w:rPr>
-          <w:sz w:val="20"/>
-        </w:rPr>
-      </w:r>
-    </w:p>
-    <w:p>
-      <w:pPr>
-        <w:pStyle w:val="Normal"/>
-        <w:spacing w:before="0" w:after="75" w:line="240" w:lineRule="auto"/>
-        <w:keepNext w:val="0"/>
-        <w:ind w:left="340" w:firstLine="0"/>
-        <w:tabs>
-          <w:tab w:val="right" w:leader="dot" w:pos="8990"/>
-        </w:tabs>
-      </w:pPr>
-      <w:r>
-        <w:t>4.2.4 Verification Artifacts and Provenance</w:t>
-        <w:tab/>
-        <w:t>66</w:t>
+        <w:t>94</w:t>
         <w:rPr>
           <w:sz w:val="20"/>
         </w:rPr>
@@ -1323,9 +1361,9 @@
         </w:tabs>
       </w:pPr>
       <w:r>
-        <w:t>4.3 Continuous Delivery</w:t>
+        <w:t>5.3 Chai Muyang</w:t>
         <w:tab/>
-        <w:t>67</w:t>
+        <w:t>94</w:t>
         <w:rPr>
           <w:sz w:val="20"/>
         </w:rPr>
@@ -1336,15 +1374,53 @@
         <w:pStyle w:val="Normal"/>
         <w:spacing w:before="0" w:after="75" w:line="240" w:lineRule="auto"/>
         <w:keepNext w:val="0"/>
-        <w:ind w:left="340" w:firstLine="0"/>
+        <w:ind w:left="170" w:firstLine="0"/>
         <w:tabs>
           <w:tab w:val="right" w:leader="dot" w:pos="8990"/>
         </w:tabs>
       </w:pPr>
       <w:r>
-        <w:t>4.3.1 Deployed Workflow Evidence</w:t>
+        <w:t>5.4 Huang Haoyang</w:t>
         <w:tab/>
-        <w:t>68</w:t>
+        <w:t>94</w:t>
+        <w:rPr>
+          <w:sz w:val="20"/>
+        </w:rPr>
+      </w:r>
+    </w:p>
+    <w:p>
+      <w:pPr>
+        <w:pStyle w:val="Normal"/>
+        <w:spacing w:before="0" w:after="75" w:line="240" w:lineRule="auto"/>
+        <w:keepNext w:val="0"/>
+        <w:ind w:left="170" w:firstLine="0"/>
+        <w:tabs>
+          <w:tab w:val="right" w:leader="dot" w:pos="8990"/>
+        </w:tabs>
+      </w:pPr>
+      <w:r>
+        <w:t>5.5 Luo Runzhou</w:t>
+        <w:tab/>
+        <w:t>94</w:t>
+        <w:rPr>
+          <w:sz w:val="20"/>
+        </w:rPr>
+      </w:r>
+    </w:p>
+    <w:p>
+      <w:pPr>
+        <w:pStyle w:val="Normal"/>
+        <w:spacing w:before="0" w:after="75" w:line="240" w:lineRule="auto"/>
+        <w:keepNext w:val="0"/>
+        <w:ind w:left="170" w:firstLine="0"/>
+        <w:tabs>
+          <w:tab w:val="right" w:leader="dot" w:pos="8990"/>
+        </w:tabs>
+      </w:pPr>
+      <w:r>
+        <w:t>5.6 Team Reflection and Conclusion</w:t>
+        <w:tab/>
+        <w:t>95</w:t>
         <w:rPr>
           <w:sz w:val="20"/>
         </w:rPr>
@@ -1361,9 +1437,9 @@
         </w:tabs>
       </w:pPr>
       <w:r>
-        <w:t>5. Individual Members Activity Contribution Summary</w:t>
+        <w:t>Appendix A Verification Artifacts</w:t>
         <w:tab/>
-        <w:t>69</w:t>
+        <w:t>96</w:t>
         <w:rPr>
           <w:sz w:val="20"/>
         </w:rPr>
@@ -1380,9 +1456,9 @@
         </w:tabs>
       </w:pPr>
       <w:r>
-        <w:t>5.1 Lu Junyi</w:t>
+        <w:t>A.1 Lint and Automated Test Output</w:t>
         <w:tab/>
-        <w:t>69</w:t>
+        <w:t>96</w:t>
         <w:rPr>
           <w:sz w:val="20"/>
         </w:rPr>
@@ -1399,9 +1475,9 @@
         </w:tabs>
       </w:pPr>
       <w:r>
-        <w:t>5.2 Hu Jia</w:t>
+        <w:t>A.2 Static Security and Container Results</w:t>
         <w:tab/>
-        <w:t>69</w:t>
+        <w:t>97</w:t>
         <w:rPr>
           <w:sz w:val="20"/>
         </w:rPr>
@@ -1418,9 +1494,9 @@
         </w:tabs>
       </w:pPr>
       <w:r>
-        <w:t>5.3 Chai Muyang</w:t>
+        <w:t>A.3 Saved DAST Results</w:t>
         <w:tab/>
-        <w:t>69</w:t>
+        <w:t>98</w:t>
         <w:rPr>
           <w:sz w:val="20"/>
         </w:rPr>
@@ -1437,142 +1513,9 @@
         </w:tabs>
       </w:pPr>
       <w:r>
-        <w:t>5.4 Huang Haoyang</w:t>
-        <w:tab/>
-        <w:t>69</w:t>
-        <w:rPr>
-          <w:sz w:val="20"/>
-        </w:rPr>
-      </w:r>
-    </w:p>
-    <w:p>
-      <w:pPr>
-        <w:pStyle w:val="Normal"/>
-        <w:spacing w:before="0" w:after="75" w:line="240" w:lineRule="auto"/>
-        <w:keepNext w:val="0"/>
-        <w:ind w:left="170" w:firstLine="0"/>
-        <w:tabs>
-          <w:tab w:val="right" w:leader="dot" w:pos="8990"/>
-        </w:tabs>
-      </w:pPr>
-      <w:r>
-        <w:t>5.5 Luo Runzhou</w:t>
-        <w:tab/>
-        <w:t>69</w:t>
-        <w:rPr>
-          <w:sz w:val="20"/>
-        </w:rPr>
-      </w:r>
-    </w:p>
-    <w:p>
-      <w:pPr>
-        <w:pStyle w:val="Normal"/>
-        <w:spacing w:before="0" w:after="75" w:line="240" w:lineRule="auto"/>
-        <w:keepNext w:val="0"/>
-        <w:ind w:left="170" w:firstLine="0"/>
-        <w:tabs>
-          <w:tab w:val="right" w:leader="dot" w:pos="8990"/>
-        </w:tabs>
-      </w:pPr>
-      <w:r>
-        <w:t>5.6 Team Reflection and Conclusion</w:t>
-        <w:tab/>
-        <w:t>70</w:t>
-        <w:rPr>
-          <w:sz w:val="20"/>
-        </w:rPr>
-      </w:r>
-    </w:p>
-    <w:p>
-      <w:pPr>
-        <w:pStyle w:val="Normal"/>
-        <w:spacing w:before="0" w:after="75" w:line="240" w:lineRule="auto"/>
-        <w:keepNext w:val="0"/>
-        <w:ind w:left="0" w:firstLine="0"/>
-        <w:tabs>
-          <w:tab w:val="right" w:leader="dot" w:pos="8990"/>
-        </w:tabs>
-      </w:pPr>
-      <w:r>
-        <w:t>Appendix A Verification Artifacts</w:t>
-        <w:tab/>
-        <w:t>71</w:t>
-        <w:rPr>
-          <w:sz w:val="20"/>
-        </w:rPr>
-      </w:r>
-    </w:p>
-    <w:p>
-      <w:pPr>
-        <w:pStyle w:val="Normal"/>
-        <w:spacing w:before="0" w:after="75" w:line="240" w:lineRule="auto"/>
-        <w:keepNext w:val="0"/>
-        <w:ind w:left="170" w:firstLine="0"/>
-        <w:tabs>
-          <w:tab w:val="right" w:leader="dot" w:pos="8990"/>
-        </w:tabs>
-      </w:pPr>
-      <w:r>
-        <w:t>A.1 Lint and Automated Test Output</w:t>
-        <w:tab/>
-        <w:t>71</w:t>
-        <w:rPr>
-          <w:sz w:val="20"/>
-        </w:rPr>
-      </w:r>
-    </w:p>
-    <w:p>
-      <w:pPr>
-        <w:pStyle w:val="Normal"/>
-        <w:spacing w:before="0" w:after="75" w:line="240" w:lineRule="auto"/>
-        <w:keepNext w:val="0"/>
-        <w:ind w:left="170" w:firstLine="0"/>
-        <w:tabs>
-          <w:tab w:val="right" w:leader="dot" w:pos="8990"/>
-        </w:tabs>
-      </w:pPr>
-      <w:r>
-        <w:t>A.2 Static Security and Container Results</w:t>
-        <w:tab/>
-        <w:t>72</w:t>
-        <w:rPr>
-          <w:sz w:val="20"/>
-        </w:rPr>
-      </w:r>
-    </w:p>
-    <w:p>
-      <w:pPr>
-        <w:pStyle w:val="Normal"/>
-        <w:spacing w:before="0" w:after="75" w:line="240" w:lineRule="auto"/>
-        <w:keepNext w:val="0"/>
-        <w:ind w:left="170" w:firstLine="0"/>
-        <w:tabs>
-          <w:tab w:val="right" w:leader="dot" w:pos="8990"/>
-        </w:tabs>
-      </w:pPr>
-      <w:r>
-        <w:t>A.3 Saved DAST Results</w:t>
-        <w:tab/>
-        <w:t>73</w:t>
-        <w:rPr>
-          <w:sz w:val="20"/>
-        </w:rPr>
-      </w:r>
-    </w:p>
-    <w:p>
-      <w:pPr>
-        <w:pStyle w:val="Normal"/>
-        <w:spacing w:before="0" w:after="75" w:line="240" w:lineRule="auto"/>
-        <w:keepNext w:val="0"/>
-        <w:ind w:left="170" w:firstLine="0"/>
-        <w:tabs>
-          <w:tab w:val="right" w:leader="dot" w:pos="8990"/>
-        </w:tabs>
-      </w:pPr>
-      <w:r>
         <w:t>A.4 Performance Results and Stock Audit</w:t>
         <w:tab/>
-        <w:t>74</w:t>
+        <w:t>99</w:t>
         <w:rPr>
           <w:sz w:val="20"/>
         </w:rPr>
@@ -7620,7 +7563,7 @@
           <w:color w:val="000000"/>
           <w:sz w:val="22"/>
         </w:rPr>
-        <w:t>TS1 applies to boundary objects that collect or display information, controls that coordinate a use case, and entities that hold business state. UC01–UC06 separate HTTP boundaries from application services. UC05 provides the worked example: EventBrowser, BrowsingControl and Event express the analysis responsibilities in Figure 20. UC07 remains a documented exception because CheckInController currently combines boundary and transaction orchestration.</w:t>
+        <w:t>TS1 applies to boundary objects that collect or display information, controls that coordinate a use case, and entities that hold business state. UC01–UC06 separate HTTP boundaries from application services. UC05 provides the worked example: EventBrowser, BrowsingControl and Event express the analysis responsibilities in Figure 28. UC07 remains a documented exception because CheckInController currently combines boundary and transaction orchestration.</w:t>
       </w:r>
     </w:p>
     <w:p>
@@ -7656,7 +7599,7 @@
           <w:color w:val="000000"/>
           <w:sz w:val="22"/>
         </w:rPr>
-        <w:t>Compare the analysis class diagram in Figure 20 with the design class diagram in Figure 22. The user-facing boundary is realized by React components and PublicEventController; BrowsingControl becomes EventBrowseService. EventRepository provides persistence access, and EventView is added as an output representation. Event remains the persistent entity: the DTO does not replace it. These dependencies keep HTTP parameter handling outside query policy and prevent the browser from depending on entity internals. The class diagram selects backend collaborators; the frontend boundary is described by the architecture.</w:t>
+        <w:t>Compare the analysis class diagram in Figure 28 with the design class diagram in Figure 29. The user-facing boundary is realized by React components and PublicEventController; BrowsingControl becomes EventBrowseService. EventRepository provides persistence access, and EventView is added as an output representation. Event remains the persistent entity: the DTO does not replace it. These dependencies keep HTTP parameter handling outside query policy and prevent the browser from depending on entity internals. The class diagram selects backend collaborators; the frontend boundary is described by the architecture.</w:t>
       </w:r>
     </w:p>
     <w:p>
@@ -7692,7 +7635,7 @@
           <w:color w:val="000000"/>
           <w:sz w:val="22"/>
         </w:rPr>
-        <w:t>Compare Figures 21 and 23. The analysis message “request published data” becomes a controller-to-service call, a repository query restricted to PUBLISHED records, mapping to public fields, and a page/detail response. The service validates pagination and filter ranges before querying. An empty search returns an empty page; an absent or unpublished detail returns not found. These are different outcomes and must appear as separate alternatives. This is a read-only interaction: it neither reserves stock nor establishes booking eligibility. UC06 must recheck availability when an actual reservation is made.</w:t>
+        <w:t>Compare Figures 30 and 31. The analysis first finds published events, returns the result page and then handles the actor’s selected detail. Design refines this into validated controller/service queries, repository predicates restricted to PUBLISHED records, and mapping to EventView and public ticket views. Empty results and missing/unpublished detail are separate alternatives. The ticket request rechecks publication, because event state can change after selection. No browse interaction reserves stock; UC06 performs the authoritative reservation check.</w:t>
       </w:r>
     </w:p>
     <w:p>
@@ -7783,7 +7726,7 @@
           <w:color w:val="000000"/>
           <w:sz w:val="22"/>
         </w:rPr>
-        <w:t>TS2 applies to entities whose invariants must survive persistence, retries or competing requests, and to the controls coordinating their changes. It affects UC01 account uniqueness, UC03 last-administrator protection, UC04 event lifecycle/capacity, UC06 reservations and UC07 admission. The booking example starts with ReservationControl and Booking/TicketType in Figure 24; one conceptual reservation must become one durable, consistent business outcome.</w:t>
+        <w:t>TS2 applies to entities whose invariants must survive persistence, retries or competing requests, and to the controls coordinating their changes. It affects UC01 account uniqueness, UC03 last-administrator protection, UC04 event lifecycle/capacity, UC06 reservations and UC07 admission. The booking example starts with ReservationControl and Booking/TicketType in Figure 32; one conceptual reservation must become one durable, consistent business outcome.</w:t>
       </w:r>
     </w:p>
     <w:p>
@@ -7819,7 +7762,7 @@
           <w:color w:val="000000"/>
           <w:sz w:val="22"/>
         </w:rPr>
-        <w:t>Figures 24 and 26 show the control becoming BookingService with BookingRequestLock and the TicketReservationService API. Registration’s Figures 4 and 6 explicitly show the entity/repository split. Booking likewise adds BookingRepository, the persistent Booking entity, a unique (user_id, request_key) constraint and transaction demarcation; Figure 26 selects collaboration dependencies and omits those persistence classes. Repositories make storage operations explicit, while constraints provide a final consistency check. A database constraint alone cannot coordinate inventory, tickets and notifications, so the design also requires a transaction and a shared locking protocol.</w:t>
+        <w:t>Figures 32 and 33 refine ReservationControl and the booking entities into BookingService, BookingRequestLock, BookingRepository and persistent Booking, with PreRegistrationService and its repository handling private preferences. Database uniqueness on (user_id, request_key) complements request serialization. TicketReservationService supplies the public inventory API. A constraint alone cannot coordinate booking, stock, tickets and notifications, so related writes also need a transaction and shared event locking. The selected class diagram omits listener internals, which are expanded in Section 3.5.</w:t>
       </w:r>
     </w:p>
     <w:p>
@@ -7855,7 +7798,7 @@
           <w:color w:val="000000"/>
           <w:sz w:val="22"/>
         </w:rPr>
-        <w:t>Compare Figures 25 and 27. Creation validates the request key, acquires the user/key lock and searches for an earlier result. Matching input returns that result before reservation; conflicting input is rejected. A new request locks the event, validates attendee information, then invokes reserve. That operation reuses the event lock and checks publication, start/registration windows, ticket eligibility and stock before updating inventory. The service saves the confirmed booking, links any pre-registration, publishes synchronous confirmation effects and commits. Any mandatory side-effect failure rolls back the related writes. Figure 27 groups these persistence calls as RequestLock / DB and eligibility calls as Event / Ticket API; those lifelines are abstractions of the actual collaborators.</w:t>
+        <w:t>Compare Figures 34 and 35. A booking request validates its key, acquires the user/key lock and searches for an earlier result. Matching input returns immediately; conflicting input is rejected. A new request locks the event, validates requested attendee information, then reserves eligible free stock through the ticket API. The service saves the confirmed booking, links any pre-registration and publishes synchronous confirmation effects. Mandatory side-effect failure rolls back related writes. Grouped persistence/API/listener lifelines expose the coordination without suggesting that those groups are implementation classes. Figures 36 and 37 separately model private pre-registration; Figures 38 and 39 pair personal cancellation.</w:t>
       </w:r>
     </w:p>
     <w:p>
@@ -7946,7 +7889,7 @@
           <w:color w:val="000000"/>
           <w:sz w:val="22"/>
         </w:rPr>
-        <w:t>TS3 refines actor identity, permissions, ownership and event assignment from analysis preconditions into enforceable request decisions. It applies to protected operations in UC03, UC04, UC06 and UC07. Registration/login establish identity; public UC05 browsing remains available without authentication. In UC07, CheckInScreen and AdmissionControl require an eligible staff actor in Figures 28 and 29. The design must establish both an effective STAFF role and assignment to the requested event.</w:t>
+        <w:t>TS3 refines actor identity, permissions, ownership and event assignment from analysis preconditions into enforceable request decisions. It applies to protected operations in UC03, UC04, UC06 and UC07. Registration/login establish identity; public UC05 browsing remains available without authentication. In UC07, CheckInScreen and AdmissionControl require an eligible staff actor in Figures 40 and 44. The design must establish both an effective STAFF role and assignment to the requested event.</w:t>
       </w:r>
     </w:p>
     <w:p>
@@ -7982,7 +7925,7 @@
           <w:color w:val="000000"/>
           <w:sz w:val="22"/>
         </w:rPr>
-        <w:t>Figures 28 and 30 show AdmissionControl realized inside CheckInController, with EventAccessService and JdbcTemplate supporting event and assignment checks. There is no separate CheckInService in this implementation. The additional security-entry dependencies appear in Figure 32: SecurityConfiguration configures JWT decoding and JwtAuthenticationConverter, which queries UserAccessService.activeRoles. Endpoint/service methods use @PreAuthorize, followed by resource-specific checks. These responsibilities separate token validity, current privileges and access to one object. ADMIN or STAFF membership does not itself prove ownership or event assignment.</w:t>
+        <w:t>Figures 40 and 41 show AdmissionControl realized inside CheckInController, with EventAccessService and JdbcTemplate supporting event and assignment checks. There is no separate CheckInService in this implementation. The additional security-entry dependencies appear in Figure 46: SecurityConfiguration configures JWT decoding and JwtAuthenticationConverter, which queries UserAccessService.activeRoles. Endpoint/service methods use @PreAuthorize, followed by resource-specific checks. These responsibilities separate token validity, current privileges and access to one object. ADMIN or STAFF membership does not itself prove ownership or event assignment.</w:t>
       </w:r>
     </w:p>
     <w:p>
@@ -8018,7 +7961,7 @@
           <w:color w:val="000000"/>
           <w:sz w:val="22"/>
         </w:rPr>
-        <w:t>Figure 33 supplies the entry sequence omitted from the use-case business diagrams. The security layer validates the token signature, issuer and expiry, loads the active account’s current roles, and intersects them with the token’s roles. Method authorization then checks the effective role before the protected operation proceeds. A revoked role therefore stops authorizing later requests, while a newly granted role needs a fresh token. Figures 29 and 31 cover the next level: lock the event, check the current staff assignment and admission window, find a ticket belonging to that event, then perform admission and insert its audit. A failed guard stops later mutation. The shared event lock prevents assignment/cancellation changes from racing with admission.</w:t>
+        <w:t>Figure 47 supplies the shared security entry. The security layer validates the token, loads current active-account roles and intersects them with token roles. Method authorization checks the effective role before resource policy runs. Revocation therefore affects later requests, while a newly granted role requires a fresh token. UC07 then separates read-only verification in Figures 42 and 43 from admission in Figures 44 and 45. Both check current assignment/window under the event lock; only admission invokes ticket-state mutation and inserts a unique audit record. Guard failure stops later mutation.</w:t>
       </w:r>
     </w:p>
     <w:p>
@@ -8109,7 +8052,7 @@
           <w:color w:val="000000"/>
           <w:sz w:val="22"/>
         </w:rPr>
-        <w:t>TS4 applies when an analysis control produces a business fact that requires another module to react. Relevant cases include UC03 role-change notification, UC04 lifecycle/capacity validation and cancellation, and UC06 confirmation/cancellation. The analysis Account/Role collaboration in Figures 12 and 13 and event-cancellation flow in Figure 34 describe required outcomes without committing to a publisher/listener mechanism.</w:t>
+        <w:t>TS4 applies when an analysis control produces a business fact that requires another module to react. Relevant cases include UC03 role-change notification, UC04 lifecycle/capacity validation and cancellation, and UC06 confirmation/cancellation. The analysis Account/Role collaboration in Figures 12 and 14 and event-cancellation flow in Figure 26 describe required outcomes without committing to a publisher/listener mechanism.</w:t>
       </w:r>
     </w:p>
     <w:p>
@@ -8145,7 +8088,7 @@
           <w:color w:val="000000"/>
           <w:sz w:val="22"/>
         </w:rPr>
-        <w:t>Compare the UC03 analysis classes in Figure 12 with Figure 14, then use Figure 48 for the explicit event design. UserAdministrationService publishes the UserRolesChanged value through ApplicationEventPublisher; UserRolesChangedListener depends on NotificationDeliveryService. The event carries the operation identity and changed role information instead of exposing notification storage to identity policy. For cancellation, Figure 40 shows the selected booking/ticket collaboration; EventCancelled itself is described by the messages in Figure 41 and the source. These diagrams select dependencies rather than listing every event value. The publisher retains the business decision and listeners own the dependent reaction.</w:t>
+        <w:t>Compare the UC03 analysis classes in Figure 12 with Figure 13, then use Figure 58 for the explicit event design. UserAdministrationService publishes the UserRolesChanged value through ApplicationEventPublisher; UserRolesChangedListener depends on NotificationDeliveryService. The event carries the operation identity and changed role information instead of exposing notification storage to identity policy. For cancellation, Figure 50 shows the selected booking/ticket collaboration; EventCancelled itself is described by the messages in Figure 51 and the source. These diagrams select dependencies rather than listing every event value. The publisher retains the business decision and listeners own the dependent reaction.</w:t>
       </w:r>
     </w:p>
     <w:p>
@@ -8181,7 +8124,7 @@
           <w:color w:val="000000"/>
           <w:sz w:val="22"/>
         </w:rPr>
-        <w:t>Compare the role-change analysis sequence in Figure 13 with Figures 15 and 49. The service locks assignments, protects the last active administrator and compares the old/new role sets. Only a real change publishes an event. Its listener runs synchronously and writes the private notification before the transaction commits. For event cancellation, Figures 34 and 41 show the refinement into EventCancelled, booking cancellation, BookingCancelled reactions and stock release. Mutating ticket/notification listeners require an existing transaction through MANDATORY propagation. Publication/capacity validation listeners are synchronous @EventListener methods; they participate in the publisher’s transaction without all declaring MANDATORY. A propagated failure prevents a partially committed outcome.</w:t>
+        <w:t>Compare the role-change analysis sequence in Figure 14 with Figures 15 and 59. The service locks assignments, protects the last active administrator and compares the old/new role sets. Only a real change publishes an event. Its listener runs synchronously and writes the private notification before the transaction commits. For event cancellation, Figures 26 and 51 show the refinement into EventCancelled, booking cancellation, BookingCancelled reactions and stock release. Mutating ticket/notification listeners require an existing transaction through MANDATORY propagation. Publication/capacity validation listeners are synchronous @EventListener methods; they participate in the publisher’s transaction without all declaring MANDATORY. A propagated failure prevents a partially committed outcome.</w:t>
       </w:r>
     </w:p>
     <w:p>
@@ -8308,7 +8251,7 @@
           <w:color w:val="000000"/>
           <w:sz w:val="22"/>
         </w:rPr>
-        <w:t>The UC06 analysis control in Figure 24 becomes BookingService with BookingInfoValidator in Figure 26. Figure 52 then expands that validator into the BookingFieldValidationStrategy interface and text, email and phone implementations. The context retains event requirements and field selection while format algorithms are extracted behind the interface. Figures 44 and 56 show the other forms: AuthService depends on PasswordEncoder, and IssuedTicket delegates to TicketState with VALID, CHECKED_IN and VOID implementations. Strategy permits algorithm substitution; State makes an operation depend on the ticket’s current lifecycle. Both reduce duplicated decisions without relocating unrelated business policy.</w:t>
+        <w:t>The UC06 analysis control in Figure 32 becomes BookingService with BookingInfoValidator in Figure 33. Figure 62 then expands that validator into the BookingFieldValidationStrategy interface and text, email and phone implementations. The context retains event requirements and field selection while format algorithms are extracted behind the interface. Figures 54 and 66 show the other forms: AuthService depends on PasswordEncoder, and IssuedTicket delegates to TicketState with VALID, CHECKED_IN and VOID implementations. Strategy permits algorithm substitution; State makes an operation depend on the ticket’s current lifecycle. Both reduce duplicated decisions without relocating unrelated business policy.</w:t>
       </w:r>
     </w:p>
     <w:p>
@@ -8344,7 +8287,7 @@
           <w:color w:val="000000"/>
           <w:sz w:val="22"/>
         </w:rPr>
-        <w:t>In Figure 53, BookingService calls the validator before reservation. The context first checks all required and unsolicited fields, then dispatches each supplied value to its field strategy. An error stops inventory changes. This order prevents format checks from obscuring required/privacy rules and gives non-HTTP callers the same validation. Figure 45 shows login delegating password matching before token issuance; Figure 7 covers encoding during registration. Figure 57 shows IssuedTicket resolving the stored state and delegating checkIn; the same State interface also defines voidTicket. VALID may check in; CHECKED_IN and VOID reject duplicate admission. Event cancellation can void a checked-in ticket while its separate audit survives. Service authorization, time windows and locks are established before state behaviour runs.</w:t>
+        <w:t>In Figure 63, BookingService calls the validator before reservation. The context first checks all required and unsolicited fields, then dispatches each supplied value to its field strategy. An error stops inventory changes. This order prevents format checks from obscuring required/privacy rules and gives non-HTTP callers the same validation. Figure 55 shows login delegating password matching before token issuance; Figure 7 covers encoding during registration. Figure 67 shows IssuedTicket resolving the stored state and delegating checkIn; the same State interface also defines voidTicket. VALID may check in; CHECKED_IN and VOID reject duplicate admission. Event cancellation can void a checked-in ticket while its separate audit survives. Service authorization, time windows and locks are established before state behaviour runs.</w:t>
       </w:r>
     </w:p>
     <w:p>
@@ -12604,38 +12547,40 @@
     </w:p>
     <w:p>
       <w:pPr>
-        <w:spacing w:after="120" w:line="259" w:lineRule="auto"/>
-      </w:pPr>
-      <w:r>
-        <w:rPr/>
-        <w:t>The core business cases are UC06 booking, UC07 admission and UC04 event cancellation. Their interactions demonstrate retry safety, inventory control, transaction rollback and preservation of admission history. The seven specifications remain complete; registration, login and role management provide the supporting identity and authorization context. Analysis models identify business responsibilities, while design models allocate those responsibilities to implemented classes and execution mechanisms.</w:t>
-      </w:r>
-    </w:p>
-    <w:p>
-      <w:pPr>
-        <w:spacing w:after="120" w:line="259" w:lineRule="auto"/>
-      </w:pPr>
-      <w:r>
-        <w:rPr/>
-        <w:t>Class diagrams use stereotypes, solid associations and dashed dependencies. A dashed line with a hollow triangle denotes interface realization. Sequence time progresses downwards, dashed vertical lines are lifelines, and dashed horizontal arrows are returns. Conditional labels identify guarded behaviour. The detailed lifecycle flows following the primary models expand event and booking cancellation.</w:t>
-      </w:r>
-    </w:p>
-    <w:p>
-      <w:pPr>
-        <w:spacing w:after="120" w:line="259" w:lineRule="auto"/>
-      </w:pPr>
-      <w:r>
-        <w:rPr/>
-        <w:t>Primary ownership is UC04 Lu Junyi, UC02 Hu Jia, UC03 Chai Muyang, UC06 Huang Haoyang and UC07 Luo Runzhou. UC01 and UC05 complete the entry and discovery flows.</w:t>
-      </w:r>
-    </w:p>
-    <w:p>
-      <w:pPr>
-        <w:keepNext/>
-        <w:spacing w:after="80" w:line="240" w:lineRule="auto"/>
-      </w:pPr>
-      <w:r>
-        <w:t>Table 11 identifies the implementation concern addressed by each use case model. The transition rules in Section 3.2 explain the corresponding design decisions.</w:t>
+        <w:keepNext w:val="0"/>
+        <w:widowControl/>
+        <w:spacing w:line="259" w:lineRule="auto" w:before="0" w:after="120"/>
+        <w:numPr>
+          <w:numId w:val="0"/>
+        </w:numPr>
+      </w:pPr>
+      <w:r>
+        <w:rPr>
+          <w:rFonts w:ascii="Arial" w:hAnsi="Arial"/>
+          <w:b w:val="0"/>
+          <w:color w:val="000000"/>
+          <w:sz w:val="24"/>
+        </w:rPr>
+        <w:t>The seven named use cases below pair business analysis with implemented design. Each has one analysis class diagram and one design class diagram, plus matching sequence diagrams for every major flow listed in Table 11. The analysis identifies boundary, control and entity responsibilities; design introduces actual services, repositories, guards and transaction mechanisms from Section 3.2. Each member has at least one use case to their name.</w:t>
+      </w:r>
+    </w:p>
+    <w:p>
+      <w:pPr>
+        <w:keepNext w:val="0"/>
+        <w:widowControl/>
+        <w:spacing w:line="259" w:lineRule="auto" w:before="0" w:after="120"/>
+        <w:numPr>
+          <w:numId w:val="0"/>
+        </w:numPr>
+      </w:pPr>
+      <w:r>
+        <w:rPr>
+          <w:rFonts w:ascii="Arial" w:hAnsi="Arial"/>
+          <w:b w:val="0"/>
+          <w:color w:val="000000"/>
+          <w:sz w:val="24"/>
+        </w:rPr>
+        <w:t>Sequence diagrams use UML alt, opt, loop, break and ref fragments to distinguish alternatives, repeated work, early rejection and referenced interactions. Solid message arrows request an operation; dashed arrows return an outcome. Some analysis lifelines group related business entities shown separately in the class view. Grouped design lifelines collect the stated persistence, public API or synchronous listener collaborators to keep large flows readable; they are abstractions rather than additional implementation classes. Class diagrams select key collaborators; shared framework and pattern details are expanded where cited.</w:t>
       </w:r>
     </w:p>
     <w:tbl>
@@ -12681,7 +12626,7 @@
                 <w:b/>
                 <w:sz w:val="20"/>
               </w:rPr>
-              <w:t>Use case</w:t>
+              <w:t>Use case and member</w:t>
             </w:r>
           </w:p>
         </w:tc>
@@ -12713,7 +12658,7 @@
                 <w:b/>
                 <w:sz w:val="20"/>
               </w:rPr>
-              <w:t>Analysis-to-design focus</w:t>
+              <w:t>Paired major flows and transition strategies</w:t>
             </w:r>
           </w:p>
         </w:tc>
@@ -12749,7 +12694,7 @@
                 <w:b w:val="0"/>
                 <w:sz w:val="20"/>
               </w:rPr>
-              <w:t>UC01 Register</w:t>
+              <w:t>UC01 Register — Hu Jia</w:t>
             </w:r>
           </w:p>
         </w:tc>
@@ -12780,7 +12725,7 @@
                 <w:b w:val="0"/>
                 <w:sz w:val="20"/>
               </w:rPr>
-              <w:t>TS1 separates the HTTP boundary from registration policy.</w:t>
+              <w:t>Registration. TS1, TS2, TS5.</w:t>
             </w:r>
           </w:p>
         </w:tc>
@@ -12816,7 +12761,7 @@
                 <w:b w:val="0"/>
                 <w:sz w:val="20"/>
               </w:rPr>
-              <w:t>UC02 Login</w:t>
+              <w:t>UC02 Login — Hu Jia</w:t>
             </w:r>
           </w:p>
         </w:tc>
@@ -12847,7 +12792,7 @@
                 <w:b w:val="0"/>
                 <w:sz w:val="20"/>
               </w:rPr>
-              <w:t>TS1 maps the control to AuthService and TokenService.</w:t>
+              <w:t>Credential login; later authorization uses UC07’s shared entry. TS1, TS3, TS5.</w:t>
             </w:r>
           </w:p>
         </w:tc>
@@ -12883,7 +12828,7 @@
                 <w:b w:val="0"/>
                 <w:sz w:val="20"/>
               </w:rPr>
-              <w:t>UC03 Manage Users and Roles</w:t>
+              <w:t>UC03 Manage Users and Roles — Chai Muyang</w:t>
             </w:r>
           </w:p>
         </w:tc>
@@ -12914,7 +12859,7 @@
                 <w:b w:val="0"/>
                 <w:sz w:val="20"/>
               </w:rPr>
-              <w:t>TS3 prevents role-based access from becoming a substitute for resource ownership.</w:t>
+              <w:t>Search/select users, then change roles, with no-op and rejection alternatives. TS1, TS2, TS3, TS4.</w:t>
             </w:r>
           </w:p>
         </w:tc>
@@ -12950,7 +12895,7 @@
                 <w:b w:val="0"/>
                 <w:sz w:val="20"/>
               </w:rPr>
-              <w:t>UC04 Manage Events</w:t>
+              <w:t>UC04 Manage Events — Lu Junyi</w:t>
             </w:r>
           </w:p>
         </w:tc>
@@ -12981,7 +12926,7 @@
                 <w:b w:val="0"/>
                 <w:sz w:val="20"/>
               </w:rPr>
-              <w:t>TS2 turns conceptual lifecycle rules into version checks and event-level locking.</w:t>
+              <w:t>Create/configure draft; publish; edit; copy; cancel. TS1, TS2, TS3, TS4.</w:t>
             </w:r>
           </w:p>
         </w:tc>
@@ -13017,7 +12962,7 @@
                 <w:b w:val="0"/>
                 <w:sz w:val="20"/>
               </w:rPr>
-              <w:t>UC05 Browse Events</w:t>
+              <w:t>UC05 Browse Events — Lu Junyi</w:t>
             </w:r>
           </w:p>
         </w:tc>
@@ -13048,7 +12993,7 @@
                 <w:b w:val="0"/>
                 <w:sz w:val="20"/>
               </w:rPr>
-              <w:t>TS1 creates a read service and public DTO rather than exposing persistence entities.</w:t>
+              <w:t>Search public list, select a result, then read current detail/ticket options. TS1.</w:t>
             </w:r>
           </w:p>
         </w:tc>
@@ -13084,7 +13029,7 @@
                 <w:b w:val="0"/>
                 <w:sz w:val="20"/>
               </w:rPr>
-              <w:t>UC06 Book Tickets</w:t>
+              <w:t>UC06 Book Tickets — Huang Haoyang</w:t>
             </w:r>
           </w:p>
         </w:tc>
@@ -13115,7 +13060,7 @@
                 <w:b w:val="0"/>
                 <w:sz w:val="20"/>
               </w:rPr>
-              <w:t>TS2 defines lock order: request-key serialization, then event row.</w:t>
+              <w:t>Book/retry; private pre-registration; personal cancellation. TS1, TS2, TS3, TS4, TS5.</w:t>
             </w:r>
           </w:p>
         </w:tc>
@@ -13151,7 +13096,7 @@
                 <w:b w:val="0"/>
                 <w:sz w:val="20"/>
               </w:rPr>
-              <w:t>UC07 Check In Ticket</w:t>
+              <w:t>UC07 Check In Ticket — Luo Runzhou</w:t>
             </w:r>
           </w:p>
         </w:tc>
@@ -13182,7 +13127,7 @@
                 <w:b w:val="0"/>
                 <w:sz w:val="20"/>
               </w:rPr>
-              <w:t>TS3 combines global role and event assignment.</w:t>
+              <w:t>Read-only verification; admission with fresh guards and audit. TS2, TS3, TS5; TS1 exception explained below.</w:t>
             </w:r>
           </w:p>
         </w:tc>
@@ -13202,71 +13147,113 @@
           <w:sz w:val="20"/>
           <w:color w:val="000000"/>
         </w:rPr>
-        <w:t>Table 11. Use cases and design concerns</w:t>
+        <w:t>Table 11. Major flows and applicable transition strategies by use case</w:t>
       </w:r>
     </w:p>
     <w:p>
       <w:pPr>
         <w:pStyle w:val="Heading3"/>
-        <w:spacing w:after="140" w:line="259" w:lineRule="auto" w:before="100"/>
-        <w:numPr>
-          <w:numId w:val="0"/>
-        </w:numPr>
-        <w:ind w:left="0" w:firstLine="0"/>
+        <w:keepNext/>
         <w:pageBreakBefore/>
-      </w:pPr>
-      <w:r>
-        <w:rPr>
+        <w:widowControl/>
+        <w:spacing w:line="259" w:lineRule="auto" w:before="120" w:after="120"/>
+        <w:numPr>
+          <w:numId w:val="0"/>
+        </w:numPr>
+      </w:pPr>
+      <w:r>
+        <w:rPr>
+          <w:rFonts w:ascii="Arial" w:hAnsi="Arial"/>
           <w:b/>
+          <w:color w:val="000000"/>
           <w:sz w:val="24"/>
+        </w:rPr>
+        <w:t>3.4.1 Use Case 1 by Hu Jia</w:t>
+      </w:r>
+    </w:p>
+    <w:p>
+      <w:pPr>
+        <w:keepNext w:val="0"/>
+        <w:widowControl/>
+        <w:spacing w:line="259" w:lineRule="auto" w:before="0" w:after="120"/>
+        <w:numPr>
+          <w:numId w:val="0"/>
+        </w:numPr>
+      </w:pPr>
+      <w:r>
+        <w:rPr>
+          <w:rFonts w:ascii="Arial" w:hAnsi="Arial"/>
+          <w:b w:val="0"/>
           <w:color w:val="000000"/>
-        </w:rPr>
-        <w:t>3.4.1 UC01 Register by Hu Jia</w:t>
-      </w:r>
-    </w:p>
-    <w:p>
-      <w:pPr>
-        <w:spacing w:after="120" w:line="259" w:lineRule="auto"/>
-      </w:pPr>
-      <w:r>
-        <w:rPr>
+          <w:sz w:val="24"/>
+        </w:rPr>
+        <w:t>Use case: UC01 Register. The normal and relevant alternative flows are specified in Section 3.3.2.</w:t>
+      </w:r>
+    </w:p>
+    <w:p>
+      <w:pPr>
+        <w:pStyle w:val="Heading4"/>
+        <w:keepNext/>
+        <w:pageBreakBefore w:val="0"/>
+        <w:widowControl/>
+        <w:spacing w:line="259" w:lineRule="auto" w:before="120" w:after="120"/>
+        <w:numPr>
+          <w:numId w:val="0"/>
+        </w:numPr>
+      </w:pPr>
+      <w:r>
+        <w:rPr>
+          <w:rFonts w:ascii="Arial" w:hAnsi="Arial"/>
           <w:b/>
-        </w:rPr>
-        <w:t>Responsible member: Hu Jia</w:t>
-      </w:r>
-    </w:p>
-    <w:p>
-      <w:pPr>
-        <w:pStyle w:val="Heading4"/>
-        <w:numPr>
-          <w:numId w:val="0"/>
-        </w:numPr>
-        <w:outlineLvl w:val="3"/>
+          <w:color w:val="000000"/>
+          <w:sz w:val="22"/>
+        </w:rPr>
+        <w:t>3.4.1.1 Analysis and Design Class Models</w:t>
+      </w:r>
+    </w:p>
+    <w:p>
+      <w:pPr>
+        <w:keepNext w:val="0"/>
+        <w:widowControl/>
+        <w:spacing w:line="259" w:lineRule="auto" w:before="0" w:after="120"/>
+        <w:numPr>
+          <w:numId w:val="0"/>
+        </w:numPr>
+      </w:pPr>
+      <w:r>
+        <w:rPr>
+          <w:rFonts w:ascii="Arial" w:hAnsi="Arial"/>
+          <w:b w:val="0"/>
+          <w:color w:val="000000"/>
+          <w:sz w:val="22"/>
+        </w:rPr>
+        <w:t>TS1 maps RegistrationControl to AuthService behind the HTTP boundary. TS2 makes account creation transactional and retains database uniqueness as the final check against competing registrations. TS5 delegates password encoding to PasswordEncoder. The browser’s automatic login is a separate UC02 interaction, so login failure does not undo a created account.</w:t>
+      </w:r>
+    </w:p>
+    <w:p>
+      <w:pPr>
         <w:keepNext/>
         <w:keepLines/>
-        <w:spacing w:before="120" w:after="100" w:line="240" w:lineRule="auto"/>
-        <w:ind w:left="0" w:firstLine="0"/>
-        <w:jc w:val="left"/>
-      </w:pPr>
-      <w:r>
-        <w:rPr>
-          <w:b/>
-          <w:sz w:val="22"/>
+        <w:widowControl/>
+        <w:spacing w:line="259" w:lineRule="auto" w:before="0" w:after="0"/>
+        <w:numPr>
+          <w:numId w:val="0"/>
+        </w:numPr>
+        <w:jc w:val="center"/>
+      </w:pPr>
+      <w:r>
+        <w:rPr>
+          <w:rFonts w:ascii="Arial" w:hAnsi="Arial"/>
+          <w:b w:val="0"/>
           <w:color w:val="000000"/>
-        </w:rPr>
-        <w:t>3.4.1.1 Analysis Models</w:t>
-      </w:r>
-    </w:p>
-    <w:p>
-      <w:pPr>
-        <w:keepNext/>
-        <w:spacing w:after="40"/>
-      </w:pPr>
+          <w:sz w:val="24"/>
+        </w:rPr>
+      </w:r>
       <w:r>
         <w:drawing>
           <wp:inline xmlns:a="http://schemas.openxmlformats.org/drawingml/2006/main" xmlns:pic="http://schemas.openxmlformats.org/drawingml/2006/picture">
-            <wp:extent cx="5687568" cy="1048645"/>
-            <wp:docPr id="4" name="Picture 4"/>
+            <wp:extent cx="5669280" cy="1248282"/>
+            <wp:docPr id="62" name="Picture 62"/>
             <wp:cNvGraphicFramePr>
               <a:graphicFrameLocks noChangeAspect="1"/>
             </wp:cNvGraphicFramePr>
@@ -13274,11 +13261,11 @@
               <a:graphicData uri="http://schemas.openxmlformats.org/drawingml/2006/picture">
                 <pic:pic>
                   <pic:nvPicPr>
-                    <pic:cNvPr id="0" name="UC01_analysis.png"/>
+                    <pic:cNvPr id="0" name="UC01_a_class.png"/>
                     <pic:cNvPicPr/>
                   </pic:nvPicPr>
                   <pic:blipFill>
-                    <a:blip r:embed="rId17"/>
+                    <a:blip r:embed="rId77"/>
                     <a:stretch>
                       <a:fillRect/>
                     </a:stretch>
@@ -13286,7 +13273,7 @@
                   <pic:spPr>
                     <a:xfrm>
                       <a:off x="0" y="0"/>
-                      <a:ext cx="5687568" cy="1048645"/>
+                      <a:ext cx="5669280" cy="1248282"/>
                     </a:xfrm>
                     <a:prstGeom prst="rect"/>
                   </pic:spPr>
@@ -13299,28 +13286,49 @@
     </w:p>
     <w:p>
       <w:pPr>
-        <w:spacing w:after="140" w:line="240" w:lineRule="auto" w:before="60"/>
         <w:pStyle w:val="Caption"/>
+        <w:keepNext w:val="0"/>
+        <w:widowControl/>
+        <w:spacing w:line="259" w:lineRule="auto" w:before="80" w:after="160"/>
+        <w:numPr>
+          <w:numId w:val="0"/>
+        </w:numPr>
         <w:jc w:val="center"/>
-        <w:keepNext w:val="0"/>
-      </w:pPr>
-      <w:r>
-        <w:rPr>
-          <w:sz w:val="18"/>
-        </w:rPr>
-        <w:t>Figure 4. UC01 analysis class model. Boundary, control and entity responsibilities.</w:t>
+      </w:pPr>
+      <w:r>
+        <w:rPr>
+          <w:rFonts w:ascii="Arial" w:hAnsi="Arial"/>
+          <w:b w:val="0"/>
+          <w:color w:val="000000"/>
+          <w:sz w:val="20"/>
+        </w:rPr>
+        <w:t>Figure 4. UC01 analysis class model.</w:t>
       </w:r>
     </w:p>
     <w:p>
       <w:pPr>
         <w:keepNext/>
-        <w:spacing w:after="40"/>
-      </w:pPr>
+        <w:keepLines/>
+        <w:widowControl/>
+        <w:spacing w:line="259" w:lineRule="auto" w:before="0" w:after="0"/>
+        <w:numPr>
+          <w:numId w:val="0"/>
+        </w:numPr>
+        <w:jc w:val="center"/>
+      </w:pPr>
+      <w:r>
+        <w:rPr>
+          <w:rFonts w:ascii="Arial" w:hAnsi="Arial"/>
+          <w:b w:val="0"/>
+          <w:color w:val="000000"/>
+          <w:sz w:val="24"/>
+        </w:rPr>
+      </w:r>
       <w:r>
         <w:drawing>
           <wp:inline xmlns:a="http://schemas.openxmlformats.org/drawingml/2006/main" xmlns:pic="http://schemas.openxmlformats.org/drawingml/2006/picture">
-            <wp:extent cx="5687568" cy="1830686"/>
-            <wp:docPr id="5" name="Picture 5"/>
+            <wp:extent cx="5669280" cy="2620222"/>
+            <wp:docPr id="63" name="Picture 63"/>
             <wp:cNvGraphicFramePr>
               <a:graphicFrameLocks noChangeAspect="1"/>
             </wp:cNvGraphicFramePr>
@@ -13328,11 +13336,11 @@
               <a:graphicData uri="http://schemas.openxmlformats.org/drawingml/2006/picture">
                 <pic:pic>
                   <pic:nvPicPr>
-                    <pic:cNvPr id="0" name="UC01_analysis_seq.png"/>
+                    <pic:cNvPr id="0" name="UC01_d_class.png"/>
                     <pic:cNvPicPr/>
                   </pic:nvPicPr>
                   <pic:blipFill>
-                    <a:blip r:embed="rId18"/>
+                    <a:blip r:embed="rId78"/>
                     <a:stretch>
                       <a:fillRect/>
                     </a:stretch>
@@ -13340,7 +13348,7 @@
                   <pic:spPr>
                     <a:xfrm>
                       <a:off x="0" y="0"/>
-                      <a:ext cx="5687568" cy="1830686"/>
+                      <a:ext cx="5669280" cy="2620222"/>
                     </a:xfrm>
                     <a:prstGeom prst="rect"/>
                   </pic:spPr>
@@ -13353,60 +13361,70 @@
     </w:p>
     <w:p>
       <w:pPr>
-        <w:spacing w:after="140" w:line="240" w:lineRule="auto" w:before="60"/>
         <w:pStyle w:val="Caption"/>
+        <w:keepNext w:val="0"/>
+        <w:widowControl/>
+        <w:spacing w:line="259" w:lineRule="auto" w:before="80" w:after="160"/>
+        <w:numPr>
+          <w:numId w:val="0"/>
+        </w:numPr>
         <w:jc w:val="center"/>
-        <w:keepNext w:val="0"/>
-      </w:pPr>
-      <w:r>
-        <w:rPr>
-          <w:sz w:val="18"/>
-        </w:rPr>
-        <w:t>Figure 5. UC01 analysis sequence for the principal interaction.</w:t>
-      </w:r>
-    </w:p>
-    <w:p>
-      <w:pPr>
-        <w:spacing w:after="120" w:line="259" w:lineRule="auto"/>
-      </w:pPr>
-      <w:r>
-        <w:rPr/>
-        <w:t>TS1 separates the HTTP boundary from registration policy. TS2 retains a unique database constraint as the final arbiter when two registrations race. TS5 keeps password representation behind PasswordEncoder. AuthService maps known username/email constraint failures to a conflict.</w:t>
+      </w:pPr>
+      <w:r>
+        <w:rPr>
+          <w:rFonts w:ascii="Arial" w:hAnsi="Arial"/>
+          <w:b w:val="0"/>
+          <w:color w:val="000000"/>
+          <w:sz w:val="20"/>
+        </w:rPr>
+        <w:t>Figure 5. UC01 design class model.</w:t>
       </w:r>
     </w:p>
     <w:p>
       <w:pPr>
         <w:pStyle w:val="Heading4"/>
-        <w:spacing w:after="100" w:line="240" w:lineRule="auto" w:before="120"/>
-        <w:numPr>
-          <w:numId w:val="0"/>
-        </w:numPr>
-        <w:ind w:left="0" w:firstLine="0"/>
-        <w:outlineLvl w:val="3"/>
+        <w:keepNext/>
+        <w:pageBreakBefore w:val="0"/>
+        <w:widowControl/>
+        <w:spacing w:line="259" w:lineRule="auto" w:before="120" w:after="120"/>
+        <w:numPr>
+          <w:numId w:val="0"/>
+        </w:numPr>
+      </w:pPr>
+      <w:r>
+        <w:rPr>
+          <w:rFonts w:ascii="Arial" w:hAnsi="Arial"/>
+          <w:b/>
+          <w:color w:val="000000"/>
+          <w:sz w:val="22"/>
+        </w:rPr>
+        <w:t>3.4.1.2 Registration Flow</w:t>
+      </w:r>
+    </w:p>
+    <w:p>
+      <w:pPr>
         <w:keepNext/>
         <w:keepLines/>
-        <w:jc w:val="left"/>
-        <w:pageBreakBefore/>
-      </w:pPr>
-      <w:r>
-        <w:rPr>
-          <w:b/>
-          <w:sz w:val="22"/>
+        <w:widowControl/>
+        <w:spacing w:line="259" w:lineRule="auto" w:before="0" w:after="0"/>
+        <w:numPr>
+          <w:numId w:val="0"/>
+        </w:numPr>
+        <w:jc w:val="center"/>
+      </w:pPr>
+      <w:r>
+        <w:rPr>
+          <w:rFonts w:ascii="Arial" w:hAnsi="Arial"/>
+          <w:b w:val="0"/>
           <w:color w:val="000000"/>
-        </w:rPr>
-        <w:t>3.4.1.2 Design Models</w:t>
-      </w:r>
-    </w:p>
-    <w:p>
-      <w:pPr>
-        <w:keepNext/>
-        <w:spacing w:after="40"/>
-      </w:pPr>
+          <w:sz w:val="24"/>
+        </w:rPr>
+      </w:r>
       <w:r>
         <w:drawing>
           <wp:inline xmlns:a="http://schemas.openxmlformats.org/drawingml/2006/main" xmlns:pic="http://schemas.openxmlformats.org/drawingml/2006/picture">
-            <wp:extent cx="5687568" cy="1972875"/>
-            <wp:docPr id="6" name="Picture 6"/>
+            <wp:extent cx="5525311" cy="6995159"/>
+            <wp:docPr id="64" name="Picture 64"/>
             <wp:cNvGraphicFramePr>
               <a:graphicFrameLocks noChangeAspect="1"/>
             </wp:cNvGraphicFramePr>
@@ -13414,11 +13432,11 @@
               <a:graphicData uri="http://schemas.openxmlformats.org/drawingml/2006/picture">
                 <pic:pic>
                   <pic:nvPicPr>
-                    <pic:cNvPr id="0" name="UC01_design.png"/>
+                    <pic:cNvPr id="0" name="UC01_a_register.png"/>
                     <pic:cNvPicPr/>
                   </pic:nvPicPr>
                   <pic:blipFill>
-                    <a:blip r:embed="rId19"/>
+                    <a:blip r:embed="rId79"/>
                     <a:stretch>
                       <a:fillRect/>
                     </a:stretch>
@@ -13426,7 +13444,7 @@
                   <pic:spPr>
                     <a:xfrm>
                       <a:off x="0" y="0"/>
-                      <a:ext cx="5687568" cy="1972875"/>
+                      <a:ext cx="5525311" cy="6995159"/>
                     </a:xfrm>
                     <a:prstGeom prst="rect"/>
                   </pic:spPr>
@@ -13439,28 +13457,49 @@
     </w:p>
     <w:p>
       <w:pPr>
-        <w:spacing w:after="140" w:line="240" w:lineRule="auto" w:before="60"/>
         <w:pStyle w:val="Caption"/>
+        <w:keepNext w:val="0"/>
+        <w:widowControl/>
+        <w:spacing w:line="259" w:lineRule="auto" w:before="80" w:after="160"/>
+        <w:numPr>
+          <w:numId w:val="0"/>
+        </w:numPr>
         <w:jc w:val="center"/>
-        <w:keepNext w:val="0"/>
-      </w:pPr>
-      <w:r>
-        <w:rPr>
-          <w:sz w:val="18"/>
-        </w:rPr>
-        <w:t>Figure 6. UC01 design class model; selected collaboration dependencies.</w:t>
+      </w:pPr>
+      <w:r>
+        <w:rPr>
+          <w:rFonts w:ascii="Arial" w:hAnsi="Arial"/>
+          <w:b w:val="0"/>
+          <w:color w:val="000000"/>
+          <w:sz w:val="20"/>
+        </w:rPr>
+        <w:t>Figure 6. UC01 analysis sequence for registration.</w:t>
       </w:r>
     </w:p>
     <w:p>
       <w:pPr>
         <w:keepNext/>
-        <w:spacing w:after="40"/>
-      </w:pPr>
+        <w:keepLines/>
+        <w:widowControl/>
+        <w:spacing w:line="259" w:lineRule="auto" w:before="0" w:after="0"/>
+        <w:numPr>
+          <w:numId w:val="0"/>
+        </w:numPr>
+        <w:jc w:val="center"/>
+      </w:pPr>
+      <w:r>
+        <w:rPr>
+          <w:rFonts w:ascii="Arial" w:hAnsi="Arial"/>
+          <w:b w:val="0"/>
+          <w:color w:val="000000"/>
+          <w:sz w:val="24"/>
+        </w:rPr>
+      </w:r>
       <w:r>
         <w:drawing>
           <wp:inline xmlns:a="http://schemas.openxmlformats.org/drawingml/2006/main" xmlns:pic="http://schemas.openxmlformats.org/drawingml/2006/picture">
-            <wp:extent cx="5687568" cy="2342567"/>
-            <wp:docPr id="7" name="Picture 7"/>
+            <wp:extent cx="4402570" cy="6995159"/>
+            <wp:docPr id="65" name="Picture 65"/>
             <wp:cNvGraphicFramePr>
               <a:graphicFrameLocks noChangeAspect="1"/>
             </wp:cNvGraphicFramePr>
@@ -13468,11 +13507,11 @@
               <a:graphicData uri="http://schemas.openxmlformats.org/drawingml/2006/picture">
                 <pic:pic>
                   <pic:nvPicPr>
-                    <pic:cNvPr id="0" name="UC01_design_seq.png"/>
+                    <pic:cNvPr id="0" name="UC01_d_register.png"/>
                     <pic:cNvPicPr/>
                   </pic:nvPicPr>
                   <pic:blipFill>
-                    <a:blip r:embed="rId20"/>
+                    <a:blip r:embed="rId80"/>
                     <a:stretch>
                       <a:fillRect/>
                     </a:stretch>
@@ -13480,7 +13519,7 @@
                   <pic:spPr>
                     <a:xfrm>
                       <a:off x="0" y="0"/>
-                      <a:ext cx="5687568" cy="2342567"/>
+                      <a:ext cx="4402570" cy="6995159"/>
                     </a:xfrm>
                     <a:prstGeom prst="rect"/>
                   </pic:spPr>
@@ -13493,91 +13532,129 @@
     </w:p>
     <w:p>
       <w:pPr>
-        <w:spacing w:after="140" w:line="240" w:lineRule="auto" w:before="60"/>
         <w:pStyle w:val="Caption"/>
+        <w:keepNext w:val="0"/>
+        <w:widowControl/>
+        <w:spacing w:line="259" w:lineRule="auto" w:before="80" w:after="160"/>
+        <w:numPr>
+          <w:numId w:val="0"/>
+        </w:numPr>
         <w:jc w:val="center"/>
-        <w:keepNext w:val="0"/>
-      </w:pPr>
-      <w:r>
-        <w:rPr>
-          <w:sz w:val="18"/>
-        </w:rPr>
-        <w:t>Figure 7. UC01 design sequence. Guard failures return an error and stop later work.</w:t>
-      </w:r>
-    </w:p>
-    <w:p>
-      <w:pPr>
-        <w:spacing w:after="120" w:line="259" w:lineRule="auto"/>
-      </w:pPr>
-      <w:r>
-        <w:rPr>
+      </w:pPr>
+      <w:r>
+        <w:rPr>
+          <w:rFonts w:ascii="Arial" w:hAnsi="Arial"/>
+          <w:b w:val="0"/>
+          <w:color w:val="000000"/>
           <w:sz w:val="20"/>
         </w:rPr>
-        <w:t>Invalid fields are rejected. A duplicate username or email returns a conflict, including a competing insert that passes the initial lookup. No plaintext password is persisted.</w:t>
+        <w:t>Figure 7. UC01 design sequence for registration.</w:t>
       </w:r>
     </w:p>
     <w:p>
       <w:pPr>
         <w:pStyle w:val="Heading3"/>
-        <w:spacing w:after="140" w:line="259" w:lineRule="auto" w:before="100"/>
-        <w:numPr>
-          <w:numId w:val="0"/>
-        </w:numPr>
-        <w:ind w:left="0" w:firstLine="0"/>
+        <w:keepNext/>
         <w:pageBreakBefore/>
-      </w:pPr>
-      <w:r>
-        <w:rPr>
+        <w:widowControl/>
+        <w:spacing w:line="259" w:lineRule="auto" w:before="120" w:after="120"/>
+        <w:numPr>
+          <w:numId w:val="0"/>
+        </w:numPr>
+      </w:pPr>
+      <w:r>
+        <w:rPr>
+          <w:rFonts w:ascii="Arial" w:hAnsi="Arial"/>
           <w:b/>
+          <w:color w:val="000000"/>
           <w:sz w:val="24"/>
+        </w:rPr>
+        <w:t>3.4.2 Use Case 2 by Hu Jia</w:t>
+      </w:r>
+    </w:p>
+    <w:p>
+      <w:pPr>
+        <w:keepNext w:val="0"/>
+        <w:widowControl/>
+        <w:spacing w:line="259" w:lineRule="auto" w:before="0" w:after="120"/>
+        <w:numPr>
+          <w:numId w:val="0"/>
+        </w:numPr>
+      </w:pPr>
+      <w:r>
+        <w:rPr>
+          <w:rFonts w:ascii="Arial" w:hAnsi="Arial"/>
+          <w:b w:val="0"/>
           <w:color w:val="000000"/>
-        </w:rPr>
-        <w:t>3.4.2 UC02 Login by Hu Jia</w:t>
-      </w:r>
-    </w:p>
-    <w:p>
-      <w:pPr>
-        <w:spacing w:after="120" w:line="259" w:lineRule="auto"/>
-      </w:pPr>
-      <w:r>
-        <w:rPr>
+          <w:sz w:val="24"/>
+        </w:rPr>
+        <w:t>Use case: UC02 Login. The normal and relevant alternative flows are specified in Section 3.3.3.</w:t>
+      </w:r>
+    </w:p>
+    <w:p>
+      <w:pPr>
+        <w:pStyle w:val="Heading4"/>
+        <w:keepNext/>
+        <w:pageBreakBefore w:val="0"/>
+        <w:widowControl/>
+        <w:spacing w:line="259" w:lineRule="auto" w:before="120" w:after="120"/>
+        <w:numPr>
+          <w:numId w:val="0"/>
+        </w:numPr>
+      </w:pPr>
+      <w:r>
+        <w:rPr>
+          <w:rFonts w:ascii="Arial" w:hAnsi="Arial"/>
           <w:b/>
-        </w:rPr>
-        <w:t>Responsible member: Hu Jia</w:t>
-      </w:r>
-    </w:p>
-    <w:p>
-      <w:pPr>
-        <w:pStyle w:val="Heading4"/>
-        <w:numPr>
-          <w:numId w:val="0"/>
-        </w:numPr>
-        <w:outlineLvl w:val="3"/>
+          <w:color w:val="000000"/>
+          <w:sz w:val="22"/>
+        </w:rPr>
+        <w:t>3.4.2.1 Analysis and Design Class Models</w:t>
+      </w:r>
+    </w:p>
+    <w:p>
+      <w:pPr>
+        <w:keepNext w:val="0"/>
+        <w:widowControl/>
+        <w:spacing w:line="259" w:lineRule="auto" w:before="0" w:after="120"/>
+        <w:numPr>
+          <w:numId w:val="0"/>
+        </w:numPr>
+      </w:pPr>
+      <w:r>
+        <w:rPr>
+          <w:rFonts w:ascii="Arial" w:hAnsi="Arial"/>
+          <w:b w:val="0"/>
+          <w:color w:val="000000"/>
+          <w:sz w:val="22"/>
+        </w:rPr>
+        <w:t>TS1 separates HTTP handling, account validation and token issuance. TS5 delegates password matching to PasswordEncoder. TS3 applies to subsequent protected requests: the common entry in Figures 46 and 47 checks token validity and intersects token roles with the active account’s current roles. Login failure creates no token; new privileges require a fresh login.</w:t>
+      </w:r>
+    </w:p>
+    <w:p>
+      <w:pPr>
         <w:keepNext/>
         <w:keepLines/>
-        <w:spacing w:before="120" w:after="100" w:line="240" w:lineRule="auto"/>
-        <w:ind w:left="0" w:firstLine="0"/>
-        <w:jc w:val="left"/>
-      </w:pPr>
-      <w:r>
-        <w:rPr>
-          <w:b/>
-          <w:sz w:val="22"/>
+        <w:widowControl/>
+        <w:spacing w:line="259" w:lineRule="auto" w:before="0" w:after="0"/>
+        <w:numPr>
+          <w:numId w:val="0"/>
+        </w:numPr>
+        <w:jc w:val="center"/>
+      </w:pPr>
+      <w:r>
+        <w:rPr>
+          <w:rFonts w:ascii="Arial" w:hAnsi="Arial"/>
+          <w:b w:val="0"/>
           <w:color w:val="000000"/>
-        </w:rPr>
-        <w:t>3.4.2.1 Analysis Models</w:t>
-      </w:r>
-    </w:p>
-    <w:p>
-      <w:pPr>
-        <w:keepNext/>
-        <w:spacing w:after="40"/>
-      </w:pPr>
+          <w:sz w:val="24"/>
+        </w:rPr>
+      </w:r>
       <w:r>
         <w:drawing>
           <wp:inline xmlns:a="http://schemas.openxmlformats.org/drawingml/2006/main" xmlns:pic="http://schemas.openxmlformats.org/drawingml/2006/picture">
-            <wp:extent cx="5687568" cy="1048645"/>
-            <wp:docPr id="8" name="Picture 8"/>
+            <wp:extent cx="5669280" cy="2023483"/>
+            <wp:docPr id="66" name="Picture 66"/>
             <wp:cNvGraphicFramePr>
               <a:graphicFrameLocks noChangeAspect="1"/>
             </wp:cNvGraphicFramePr>
@@ -13585,11 +13662,11 @@
               <a:graphicData uri="http://schemas.openxmlformats.org/drawingml/2006/picture">
                 <pic:pic>
                   <pic:nvPicPr>
-                    <pic:cNvPr id="0" name="UC02_analysis.png"/>
+                    <pic:cNvPr id="0" name="UC02_a_class.png"/>
                     <pic:cNvPicPr/>
                   </pic:nvPicPr>
                   <pic:blipFill>
-                    <a:blip r:embed="rId21"/>
+                    <a:blip r:embed="rId81"/>
                     <a:stretch>
                       <a:fillRect/>
                     </a:stretch>
@@ -13597,7 +13674,7 @@
                   <pic:spPr>
                     <a:xfrm>
                       <a:off x="0" y="0"/>
-                      <a:ext cx="5687568" cy="1048645"/>
+                      <a:ext cx="5669280" cy="2023483"/>
                     </a:xfrm>
                     <a:prstGeom prst="rect"/>
                   </pic:spPr>
@@ -13610,28 +13687,49 @@
     </w:p>
     <w:p>
       <w:pPr>
-        <w:spacing w:after="140" w:line="240" w:lineRule="auto" w:before="60"/>
         <w:pStyle w:val="Caption"/>
+        <w:keepNext w:val="0"/>
+        <w:widowControl/>
+        <w:spacing w:line="259" w:lineRule="auto" w:before="80" w:after="160"/>
+        <w:numPr>
+          <w:numId w:val="0"/>
+        </w:numPr>
         <w:jc w:val="center"/>
-        <w:keepNext w:val="0"/>
-      </w:pPr>
-      <w:r>
-        <w:rPr>
-          <w:sz w:val="18"/>
-        </w:rPr>
-        <w:t>Figure 8. UC02 analysis class model. Boundary, control and entity responsibilities.</w:t>
+      </w:pPr>
+      <w:r>
+        <w:rPr>
+          <w:rFonts w:ascii="Arial" w:hAnsi="Arial"/>
+          <w:b w:val="0"/>
+          <w:color w:val="000000"/>
+          <w:sz w:val="20"/>
+        </w:rPr>
+        <w:t>Figure 8. UC02 analysis class model.</w:t>
       </w:r>
     </w:p>
     <w:p>
       <w:pPr>
         <w:keepNext/>
-        <w:spacing w:after="40"/>
-      </w:pPr>
+        <w:keepLines/>
+        <w:widowControl/>
+        <w:spacing w:line="259" w:lineRule="auto" w:before="0" w:after="0"/>
+        <w:numPr>
+          <w:numId w:val="0"/>
+        </w:numPr>
+        <w:jc w:val="center"/>
+      </w:pPr>
+      <w:r>
+        <w:rPr>
+          <w:rFonts w:ascii="Arial" w:hAnsi="Arial"/>
+          <w:b w:val="0"/>
+          <w:color w:val="000000"/>
+          <w:sz w:val="24"/>
+        </w:rPr>
+      </w:r>
       <w:r>
         <w:drawing>
           <wp:inline xmlns:a="http://schemas.openxmlformats.org/drawingml/2006/main" xmlns:pic="http://schemas.openxmlformats.org/drawingml/2006/picture">
-            <wp:extent cx="5687568" cy="1830686"/>
-            <wp:docPr id="9" name="Picture 9"/>
+            <wp:extent cx="5669280" cy="2616590"/>
+            <wp:docPr id="67" name="Picture 67"/>
             <wp:cNvGraphicFramePr>
               <a:graphicFrameLocks noChangeAspect="1"/>
             </wp:cNvGraphicFramePr>
@@ -13639,11 +13737,11 @@
               <a:graphicData uri="http://schemas.openxmlformats.org/drawingml/2006/picture">
                 <pic:pic>
                   <pic:nvPicPr>
-                    <pic:cNvPr id="0" name="UC02_analysis_seq.png"/>
+                    <pic:cNvPr id="0" name="UC02_d_class.png"/>
                     <pic:cNvPicPr/>
                   </pic:nvPicPr>
                   <pic:blipFill>
-                    <a:blip r:embed="rId22"/>
+                    <a:blip r:embed="rId82"/>
                     <a:stretch>
                       <a:fillRect/>
                     </a:stretch>
@@ -13651,7 +13749,7 @@
                   <pic:spPr>
                     <a:xfrm>
                       <a:off x="0" y="0"/>
-                      <a:ext cx="5687568" cy="1830686"/>
+                      <a:ext cx="5669280" cy="2616590"/>
                     </a:xfrm>
                     <a:prstGeom prst="rect"/>
                   </pic:spPr>
@@ -13664,60 +13762,70 @@
     </w:p>
     <w:p>
       <w:pPr>
-        <w:spacing w:after="140" w:line="240" w:lineRule="auto" w:before="60"/>
         <w:pStyle w:val="Caption"/>
+        <w:keepNext w:val="0"/>
+        <w:widowControl/>
+        <w:spacing w:line="259" w:lineRule="auto" w:before="80" w:after="160"/>
+        <w:numPr>
+          <w:numId w:val="0"/>
+        </w:numPr>
         <w:jc w:val="center"/>
-        <w:keepNext w:val="0"/>
-      </w:pPr>
-      <w:r>
-        <w:rPr>
-          <w:sz w:val="18"/>
-        </w:rPr>
-        <w:t>Figure 9. UC02 analysis sequence for the principal interaction.</w:t>
-      </w:r>
-    </w:p>
-    <w:p>
-      <w:pPr>
-        <w:spacing w:after="120" w:line="259" w:lineRule="auto"/>
-      </w:pPr>
-      <w:r>
-        <w:rPr/>
-        <w:t>TS1 maps the control to AuthService and TokenService. TS3 separates authentication from authorization: SecurityConfiguration intersects token roles with current database roles. Newly granted roles require a fresh login. The failure branch returns no token.</w:t>
+      </w:pPr>
+      <w:r>
+        <w:rPr>
+          <w:rFonts w:ascii="Arial" w:hAnsi="Arial"/>
+          <w:b w:val="0"/>
+          <w:color w:val="000000"/>
+          <w:sz w:val="20"/>
+        </w:rPr>
+        <w:t>Figure 9. UC02 design class model.</w:t>
       </w:r>
     </w:p>
     <w:p>
       <w:pPr>
         <w:pStyle w:val="Heading4"/>
-        <w:spacing w:after="100" w:line="240" w:lineRule="auto" w:before="120"/>
-        <w:numPr>
-          <w:numId w:val="0"/>
-        </w:numPr>
-        <w:ind w:left="0" w:firstLine="0"/>
-        <w:outlineLvl w:val="3"/>
+        <w:keepNext/>
+        <w:pageBreakBefore w:val="0"/>
+        <w:widowControl/>
+        <w:spacing w:line="259" w:lineRule="auto" w:before="120" w:after="120"/>
+        <w:numPr>
+          <w:numId w:val="0"/>
+        </w:numPr>
+      </w:pPr>
+      <w:r>
+        <w:rPr>
+          <w:rFonts w:ascii="Arial" w:hAnsi="Arial"/>
+          <w:b/>
+          <w:color w:val="000000"/>
+          <w:sz w:val="22"/>
+        </w:rPr>
+        <w:t>3.4.2.2 Login Flow</w:t>
+      </w:r>
+    </w:p>
+    <w:p>
+      <w:pPr>
         <w:keepNext/>
         <w:keepLines/>
-        <w:jc w:val="left"/>
-        <w:pageBreakBefore/>
-      </w:pPr>
-      <w:r>
-        <w:rPr>
-          <w:b/>
-          <w:sz w:val="22"/>
+        <w:widowControl/>
+        <w:spacing w:line="259" w:lineRule="auto" w:before="0" w:after="0"/>
+        <w:numPr>
+          <w:numId w:val="0"/>
+        </w:numPr>
+        <w:jc w:val="center"/>
+      </w:pPr>
+      <w:r>
+        <w:rPr>
+          <w:rFonts w:ascii="Arial" w:hAnsi="Arial"/>
+          <w:b w:val="0"/>
           <w:color w:val="000000"/>
-        </w:rPr>
-        <w:t>3.4.2.2 Design Models</w:t>
-      </w:r>
-    </w:p>
-    <w:p>
-      <w:pPr>
-        <w:keepNext/>
-        <w:spacing w:after="40"/>
-      </w:pPr>
+          <w:sz w:val="24"/>
+        </w:rPr>
+      </w:r>
       <w:r>
         <w:drawing>
           <wp:inline xmlns:a="http://schemas.openxmlformats.org/drawingml/2006/main" xmlns:pic="http://schemas.openxmlformats.org/drawingml/2006/picture">
-            <wp:extent cx="5687568" cy="1972875"/>
-            <wp:docPr id="10" name="Picture 10"/>
+            <wp:extent cx="5669280" cy="6630021"/>
+            <wp:docPr id="68" name="Picture 68"/>
             <wp:cNvGraphicFramePr>
               <a:graphicFrameLocks noChangeAspect="1"/>
             </wp:cNvGraphicFramePr>
@@ -13725,11 +13833,11 @@
               <a:graphicData uri="http://schemas.openxmlformats.org/drawingml/2006/picture">
                 <pic:pic>
                   <pic:nvPicPr>
-                    <pic:cNvPr id="0" name="UC02_design.png"/>
+                    <pic:cNvPr id="0" name="UC02_a_login.png"/>
                     <pic:cNvPicPr/>
                   </pic:nvPicPr>
                   <pic:blipFill>
-                    <a:blip r:embed="rId23"/>
+                    <a:blip r:embed="rId83"/>
                     <a:stretch>
                       <a:fillRect/>
                     </a:stretch>
@@ -13737,7 +13845,7 @@
                   <pic:spPr>
                     <a:xfrm>
                       <a:off x="0" y="0"/>
-                      <a:ext cx="5687568" cy="1972875"/>
+                      <a:ext cx="5669280" cy="6630021"/>
                     </a:xfrm>
                     <a:prstGeom prst="rect"/>
                   </pic:spPr>
@@ -13750,28 +13858,49 @@
     </w:p>
     <w:p>
       <w:pPr>
-        <w:spacing w:after="140" w:line="240" w:lineRule="auto" w:before="60"/>
         <w:pStyle w:val="Caption"/>
+        <w:keepNext w:val="0"/>
+        <w:widowControl/>
+        <w:spacing w:line="259" w:lineRule="auto" w:before="80" w:after="160"/>
+        <w:numPr>
+          <w:numId w:val="0"/>
+        </w:numPr>
         <w:jc w:val="center"/>
-        <w:keepNext w:val="0"/>
-      </w:pPr>
-      <w:r>
-        <w:rPr>
-          <w:sz w:val="18"/>
-        </w:rPr>
-        <w:t>Figure 10. UC02 design class model; selected collaboration dependencies.</w:t>
+      </w:pPr>
+      <w:r>
+        <w:rPr>
+          <w:rFonts w:ascii="Arial" w:hAnsi="Arial"/>
+          <w:b w:val="0"/>
+          <w:color w:val="000000"/>
+          <w:sz w:val="20"/>
+        </w:rPr>
+        <w:t>Figure 10. UC02 analysis sequence for login.</w:t>
       </w:r>
     </w:p>
     <w:p>
       <w:pPr>
         <w:keepNext/>
-        <w:spacing w:after="40"/>
-      </w:pPr>
+        <w:keepLines/>
+        <w:widowControl/>
+        <w:spacing w:line="259" w:lineRule="auto" w:before="0" w:after="0"/>
+        <w:numPr>
+          <w:numId w:val="0"/>
+        </w:numPr>
+        <w:jc w:val="center"/>
+      </w:pPr>
+      <w:r>
+        <w:rPr>
+          <w:rFonts w:ascii="Arial" w:hAnsi="Arial"/>
+          <w:b w:val="0"/>
+          <w:color w:val="000000"/>
+          <w:sz w:val="24"/>
+        </w:rPr>
+      </w:r>
       <w:r>
         <w:drawing>
           <wp:inline xmlns:a="http://schemas.openxmlformats.org/drawingml/2006/main" xmlns:pic="http://schemas.openxmlformats.org/drawingml/2006/picture">
-            <wp:extent cx="5687568" cy="2342567"/>
-            <wp:docPr id="11" name="Picture 11"/>
+            <wp:extent cx="5669280" cy="5712254"/>
+            <wp:docPr id="69" name="Picture 69"/>
             <wp:cNvGraphicFramePr>
               <a:graphicFrameLocks noChangeAspect="1"/>
             </wp:cNvGraphicFramePr>
@@ -13779,11 +13908,11 @@
               <a:graphicData uri="http://schemas.openxmlformats.org/drawingml/2006/picture">
                 <pic:pic>
                   <pic:nvPicPr>
-                    <pic:cNvPr id="0" name="UC02_design_seq.png"/>
+                    <pic:cNvPr id="0" name="UC02_d_login.png"/>
                     <pic:cNvPicPr/>
                   </pic:nvPicPr>
                   <pic:blipFill>
-                    <a:blip r:embed="rId24"/>
+                    <a:blip r:embed="rId84"/>
                     <a:stretch>
                       <a:fillRect/>
                     </a:stretch>
@@ -13791,7 +13920,7 @@
                   <pic:spPr>
                     <a:xfrm>
                       <a:off x="0" y="0"/>
-                      <a:ext cx="5687568" cy="2342567"/>
+                      <a:ext cx="5669280" cy="5712254"/>
                     </a:xfrm>
                     <a:prstGeom prst="rect"/>
                   </pic:spPr>
@@ -13804,91 +13933,129 @@
     </w:p>
     <w:p>
       <w:pPr>
-        <w:spacing w:after="140" w:line="240" w:lineRule="auto" w:before="60"/>
         <w:pStyle w:val="Caption"/>
+        <w:keepNext w:val="0"/>
+        <w:widowControl/>
+        <w:spacing w:line="259" w:lineRule="auto" w:before="80" w:after="160"/>
+        <w:numPr>
+          <w:numId w:val="0"/>
+        </w:numPr>
         <w:jc w:val="center"/>
-        <w:keepNext w:val="0"/>
-      </w:pPr>
-      <w:r>
-        <w:rPr>
-          <w:sz w:val="18"/>
-        </w:rPr>
-        <w:t>Figure 11. UC02 design sequence. Guard failures return an error and stop later work.</w:t>
-      </w:r>
-    </w:p>
-    <w:p>
-      <w:pPr>
-        <w:spacing w:after="120" w:line="259" w:lineRule="auto"/>
-      </w:pPr>
-      <w:r>
-        <w:rPr>
+      </w:pPr>
+      <w:r>
+        <w:rPr>
+          <w:rFonts w:ascii="Arial" w:hAnsi="Arial"/>
+          <w:b w:val="0"/>
+          <w:color w:val="000000"/>
           <w:sz w:val="20"/>
         </w:rPr>
-        <w:t>Unknown identity, inactive account or wrong password returns invalid credentials. Expired or invalid tokens fail authentication. Revoked roles cease to authorize later requests.</w:t>
+        <w:t>Figure 11. UC02 design sequence for login.</w:t>
       </w:r>
     </w:p>
     <w:p>
       <w:pPr>
         <w:pStyle w:val="Heading3"/>
-        <w:spacing w:after="140" w:line="259" w:lineRule="auto" w:before="100"/>
-        <w:numPr>
-          <w:numId w:val="0"/>
-        </w:numPr>
-        <w:ind w:left="0" w:firstLine="0"/>
+        <w:keepNext/>
         <w:pageBreakBefore/>
-      </w:pPr>
-      <w:r>
-        <w:rPr>
+        <w:widowControl/>
+        <w:spacing w:line="259" w:lineRule="auto" w:before="120" w:after="120"/>
+        <w:numPr>
+          <w:numId w:val="0"/>
+        </w:numPr>
+      </w:pPr>
+      <w:r>
+        <w:rPr>
+          <w:rFonts w:ascii="Arial" w:hAnsi="Arial"/>
           <w:b/>
+          <w:color w:val="000000"/>
           <w:sz w:val="24"/>
+        </w:rPr>
+        <w:t>3.4.3 Use Case 3 by Chai Muyang</w:t>
+      </w:r>
+    </w:p>
+    <w:p>
+      <w:pPr>
+        <w:keepNext w:val="0"/>
+        <w:widowControl/>
+        <w:spacing w:line="259" w:lineRule="auto" w:before="0" w:after="120"/>
+        <w:numPr>
+          <w:numId w:val="0"/>
+        </w:numPr>
+      </w:pPr>
+      <w:r>
+        <w:rPr>
+          <w:rFonts w:ascii="Arial" w:hAnsi="Arial"/>
+          <w:b w:val="0"/>
           <w:color w:val="000000"/>
-        </w:rPr>
-        <w:t>3.4.3 UC03 Manage Users and Roles by Chai Muyang</w:t>
-      </w:r>
-    </w:p>
-    <w:p>
-      <w:pPr>
-        <w:spacing w:after="120" w:line="259" w:lineRule="auto"/>
-      </w:pPr>
-      <w:r>
-        <w:rPr>
+          <w:sz w:val="24"/>
+        </w:rPr>
+        <w:t>Use case: UC03 Manage Users and Roles. The normal and relevant alternative flows are specified in Section 3.3.4.</w:t>
+      </w:r>
+    </w:p>
+    <w:p>
+      <w:pPr>
+        <w:pStyle w:val="Heading4"/>
+        <w:keepNext/>
+        <w:pageBreakBefore w:val="0"/>
+        <w:widowControl/>
+        <w:spacing w:line="259" w:lineRule="auto" w:before="120" w:after="120"/>
+        <w:numPr>
+          <w:numId w:val="0"/>
+        </w:numPr>
+      </w:pPr>
+      <w:r>
+        <w:rPr>
+          <w:rFonts w:ascii="Arial" w:hAnsi="Arial"/>
           <w:b/>
-        </w:rPr>
-        <w:t>Responsible member: Chai Muyang</w:t>
-      </w:r>
-    </w:p>
-    <w:p>
-      <w:pPr>
-        <w:pStyle w:val="Heading4"/>
-        <w:numPr>
-          <w:numId w:val="0"/>
-        </w:numPr>
-        <w:outlineLvl w:val="3"/>
+          <w:color w:val="000000"/>
+          <w:sz w:val="22"/>
+        </w:rPr>
+        <w:t>3.4.3.1 Analysis and Design Class Models</w:t>
+      </w:r>
+    </w:p>
+    <w:p>
+      <w:pPr>
+        <w:keepNext w:val="0"/>
+        <w:widowControl/>
+        <w:spacing w:line="259" w:lineRule="auto" w:before="0" w:after="120"/>
+        <w:numPr>
+          <w:numId w:val="0"/>
+        </w:numPr>
+      </w:pPr>
+      <w:r>
+        <w:rPr>
+          <w:rFonts w:ascii="Arial" w:hAnsi="Arial"/>
+          <w:b w:val="0"/>
+          <w:color w:val="000000"/>
+          <w:sz w:val="22"/>
+        </w:rPr>
+        <w:t>TS1 separates the administration boundary from role policy. TS3 requires effective ADMIN before dispatch. TS2 serializes role assignments before checking the last active administrator and keeps the update transactional. TS4 publishes UserRolesChanged only for a real change; its synchronous listener writes the private notification in that transaction. An unchanged request emits no new notice.</w:t>
+      </w:r>
+    </w:p>
+    <w:p>
+      <w:pPr>
         <w:keepNext/>
         <w:keepLines/>
-        <w:spacing w:before="120" w:after="100" w:line="240" w:lineRule="auto"/>
-        <w:ind w:left="0" w:firstLine="0"/>
-        <w:jc w:val="left"/>
-      </w:pPr>
-      <w:r>
-        <w:rPr>
-          <w:b/>
-          <w:sz w:val="22"/>
+        <w:widowControl/>
+        <w:spacing w:line="259" w:lineRule="auto" w:before="0" w:after="0"/>
+        <w:numPr>
+          <w:numId w:val="0"/>
+        </w:numPr>
+        <w:jc w:val="center"/>
+      </w:pPr>
+      <w:r>
+        <w:rPr>
+          <w:rFonts w:ascii="Arial" w:hAnsi="Arial"/>
+          <w:b w:val="0"/>
           <w:color w:val="000000"/>
-        </w:rPr>
-        <w:t>3.4.3.1 Analysis Models</w:t>
-      </w:r>
-    </w:p>
-    <w:p>
-      <w:pPr>
-        <w:keepNext/>
-        <w:spacing w:after="40"/>
-      </w:pPr>
+          <w:sz w:val="24"/>
+        </w:rPr>
+      </w:r>
       <w:r>
         <w:drawing>
           <wp:inline xmlns:a="http://schemas.openxmlformats.org/drawingml/2006/main" xmlns:pic="http://schemas.openxmlformats.org/drawingml/2006/picture">
-            <wp:extent cx="5687568" cy="1048645"/>
-            <wp:docPr id="12" name="Picture 12"/>
+            <wp:extent cx="5669280" cy="5669280"/>
+            <wp:docPr id="70" name="Picture 70"/>
             <wp:cNvGraphicFramePr>
               <a:graphicFrameLocks noChangeAspect="1"/>
             </wp:cNvGraphicFramePr>
@@ -13896,11 +14063,11 @@
               <a:graphicData uri="http://schemas.openxmlformats.org/drawingml/2006/picture">
                 <pic:pic>
                   <pic:nvPicPr>
-                    <pic:cNvPr id="0" name="UC03_analysis.png"/>
+                    <pic:cNvPr id="0" name="UC03_a_class.png"/>
                     <pic:cNvPicPr/>
                   </pic:nvPicPr>
                   <pic:blipFill>
-                    <a:blip r:embed="rId25"/>
+                    <a:blip r:embed="rId85"/>
                     <a:stretch>
                       <a:fillRect/>
                     </a:stretch>
@@ -13908,7 +14075,7 @@
                   <pic:spPr>
                     <a:xfrm>
                       <a:off x="0" y="0"/>
-                      <a:ext cx="5687568" cy="1048645"/>
+                      <a:ext cx="5669280" cy="5669280"/>
                     </a:xfrm>
                     <a:prstGeom prst="rect"/>
                   </pic:spPr>
@@ -13921,28 +14088,49 @@
     </w:p>
     <w:p>
       <w:pPr>
-        <w:spacing w:after="140" w:line="240" w:lineRule="auto" w:before="60"/>
         <w:pStyle w:val="Caption"/>
+        <w:keepNext w:val="0"/>
+        <w:widowControl/>
+        <w:spacing w:line="259" w:lineRule="auto" w:before="80" w:after="160"/>
+        <w:numPr>
+          <w:numId w:val="0"/>
+        </w:numPr>
         <w:jc w:val="center"/>
-        <w:keepNext w:val="0"/>
-      </w:pPr>
-      <w:r>
-        <w:rPr>
-          <w:sz w:val="18"/>
-        </w:rPr>
-        <w:t>Figure 12. UC03 analysis class model. Boundary, control and entity responsibilities.</w:t>
+      </w:pPr>
+      <w:r>
+        <w:rPr>
+          <w:rFonts w:ascii="Arial" w:hAnsi="Arial"/>
+          <w:b w:val="0"/>
+          <w:color w:val="000000"/>
+          <w:sz w:val="20"/>
+        </w:rPr>
+        <w:t>Figure 12. UC03 analysis class model.</w:t>
       </w:r>
     </w:p>
     <w:p>
       <w:pPr>
         <w:keepNext/>
-        <w:spacing w:after="40"/>
-      </w:pPr>
+        <w:keepLines/>
+        <w:widowControl/>
+        <w:spacing w:line="259" w:lineRule="auto" w:before="0" w:after="0"/>
+        <w:numPr>
+          <w:numId w:val="0"/>
+        </w:numPr>
+        <w:jc w:val="center"/>
+      </w:pPr>
+      <w:r>
+        <w:rPr>
+          <w:rFonts w:ascii="Arial" w:hAnsi="Arial"/>
+          <w:b w:val="0"/>
+          <w:color w:val="000000"/>
+          <w:sz w:val="24"/>
+        </w:rPr>
+      </w:r>
       <w:r>
         <w:drawing>
           <wp:inline xmlns:a="http://schemas.openxmlformats.org/drawingml/2006/main" xmlns:pic="http://schemas.openxmlformats.org/drawingml/2006/picture">
-            <wp:extent cx="5687568" cy="1830686"/>
-            <wp:docPr id="13" name="Picture 13"/>
+            <wp:extent cx="5669280" cy="5464801"/>
+            <wp:docPr id="71" name="Picture 71"/>
             <wp:cNvGraphicFramePr>
               <a:graphicFrameLocks noChangeAspect="1"/>
             </wp:cNvGraphicFramePr>
@@ -13950,11 +14138,11 @@
               <a:graphicData uri="http://schemas.openxmlformats.org/drawingml/2006/picture">
                 <pic:pic>
                   <pic:nvPicPr>
-                    <pic:cNvPr id="0" name="UC03_analysis_seq.png"/>
+                    <pic:cNvPr id="0" name="UC03_d_class.png"/>
                     <pic:cNvPicPr/>
                   </pic:nvPicPr>
                   <pic:blipFill>
-                    <a:blip r:embed="rId26"/>
+                    <a:blip r:embed="rId86"/>
                     <a:stretch>
                       <a:fillRect/>
                     </a:stretch>
@@ -13962,7 +14150,7 @@
                   <pic:spPr>
                     <a:xfrm>
                       <a:off x="0" y="0"/>
-                      <a:ext cx="5687568" cy="1830686"/>
+                      <a:ext cx="5669280" cy="5464801"/>
                     </a:xfrm>
                     <a:prstGeom prst="rect"/>
                   </pic:spPr>
@@ -13975,60 +14163,70 @@
     </w:p>
     <w:p>
       <w:pPr>
-        <w:spacing w:after="140" w:line="240" w:lineRule="auto" w:before="60"/>
         <w:pStyle w:val="Caption"/>
+        <w:keepNext w:val="0"/>
+        <w:widowControl/>
+        <w:spacing w:line="259" w:lineRule="auto" w:before="80" w:after="160"/>
+        <w:numPr>
+          <w:numId w:val="0"/>
+        </w:numPr>
         <w:jc w:val="center"/>
-        <w:keepNext w:val="0"/>
-      </w:pPr>
-      <w:r>
-        <w:rPr>
-          <w:sz w:val="18"/>
-        </w:rPr>
-        <w:t>Figure 13. UC03 analysis sequence for the principal interaction.</w:t>
-      </w:r>
-    </w:p>
-    <w:p>
-      <w:pPr>
-        <w:spacing w:after="120" w:line="259" w:lineRule="auto"/>
-      </w:pPr>
-      <w:r>
-        <w:rPr/>
-        <w:t>TS3 prevents role-based access from becoming a substitute for resource ownership. TS2 serializes last-admin checks before mutation. TS4 publishes only on a real change; the notification listener joins the existing transaction.</w:t>
+      </w:pPr>
+      <w:r>
+        <w:rPr>
+          <w:rFonts w:ascii="Arial" w:hAnsi="Arial"/>
+          <w:b w:val="0"/>
+          <w:color w:val="000000"/>
+          <w:sz w:val="20"/>
+        </w:rPr>
+        <w:t>Figure 13. UC03 design class model.</w:t>
       </w:r>
     </w:p>
     <w:p>
       <w:pPr>
         <w:pStyle w:val="Heading4"/>
-        <w:spacing w:after="100" w:line="240" w:lineRule="auto" w:before="120"/>
-        <w:numPr>
-          <w:numId w:val="0"/>
-        </w:numPr>
-        <w:ind w:left="0" w:firstLine="0"/>
-        <w:outlineLvl w:val="3"/>
+        <w:keepNext/>
+        <w:pageBreakBefore w:val="0"/>
+        <w:widowControl/>
+        <w:spacing w:line="259" w:lineRule="auto" w:before="120" w:after="120"/>
+        <w:numPr>
+          <w:numId w:val="0"/>
+        </w:numPr>
+      </w:pPr>
+      <w:r>
+        <w:rPr>
+          <w:rFonts w:ascii="Arial" w:hAnsi="Arial"/>
+          <w:b/>
+          <w:color w:val="000000"/>
+          <w:sz w:val="22"/>
+        </w:rPr>
+        <w:t>3.4.3.2 User Search and Role Change Flow</w:t>
+      </w:r>
+    </w:p>
+    <w:p>
+      <w:pPr>
         <w:keepNext/>
         <w:keepLines/>
-        <w:jc w:val="left"/>
-        <w:pageBreakBefore/>
-      </w:pPr>
-      <w:r>
-        <w:rPr>
-          <w:b/>
-          <w:sz w:val="22"/>
+        <w:widowControl/>
+        <w:spacing w:line="259" w:lineRule="auto" w:before="0" w:after="0"/>
+        <w:numPr>
+          <w:numId w:val="0"/>
+        </w:numPr>
+        <w:jc w:val="center"/>
+      </w:pPr>
+      <w:r>
+        <w:rPr>
+          <w:rFonts w:ascii="Arial" w:hAnsi="Arial"/>
+          <w:b w:val="0"/>
           <w:color w:val="000000"/>
-        </w:rPr>
-        <w:t>3.4.3.2 Design Models</w:t>
-      </w:r>
-    </w:p>
-    <w:p>
-      <w:pPr>
-        <w:keepNext/>
-        <w:spacing w:after="40"/>
-      </w:pPr>
+          <w:sz w:val="24"/>
+        </w:rPr>
+      </w:r>
       <w:r>
         <w:drawing>
           <wp:inline xmlns:a="http://schemas.openxmlformats.org/drawingml/2006/main" xmlns:pic="http://schemas.openxmlformats.org/drawingml/2006/picture">
-            <wp:extent cx="5687568" cy="1972875"/>
-            <wp:docPr id="14" name="Picture 14"/>
+            <wp:extent cx="5426966" cy="6995160"/>
+            <wp:docPr id="72" name="Picture 72"/>
             <wp:cNvGraphicFramePr>
               <a:graphicFrameLocks noChangeAspect="1"/>
             </wp:cNvGraphicFramePr>
@@ -14036,11 +14234,11 @@
               <a:graphicData uri="http://schemas.openxmlformats.org/drawingml/2006/picture">
                 <pic:pic>
                   <pic:nvPicPr>
-                    <pic:cNvPr id="0" name="UC03_design.png"/>
+                    <pic:cNvPr id="0" name="UC03_a_manage.png"/>
                     <pic:cNvPicPr/>
                   </pic:nvPicPr>
                   <pic:blipFill>
-                    <a:blip r:embed="rId27"/>
+                    <a:blip r:embed="rId87"/>
                     <a:stretch>
                       <a:fillRect/>
                     </a:stretch>
@@ -14048,7 +14246,7 @@
                   <pic:spPr>
                     <a:xfrm>
                       <a:off x="0" y="0"/>
-                      <a:ext cx="5687568" cy="1972875"/>
+                      <a:ext cx="5426966" cy="6995160"/>
                     </a:xfrm>
                     <a:prstGeom prst="rect"/>
                   </pic:spPr>
@@ -14061,28 +14259,49 @@
     </w:p>
     <w:p>
       <w:pPr>
-        <w:spacing w:after="140" w:line="240" w:lineRule="auto" w:before="60"/>
         <w:pStyle w:val="Caption"/>
+        <w:keepNext w:val="0"/>
+        <w:widowControl/>
+        <w:spacing w:line="259" w:lineRule="auto" w:before="80" w:after="160"/>
+        <w:numPr>
+          <w:numId w:val="0"/>
+        </w:numPr>
         <w:jc w:val="center"/>
-        <w:keepNext w:val="0"/>
-      </w:pPr>
-      <w:r>
-        <w:rPr>
-          <w:sz w:val="18"/>
-        </w:rPr>
-        <w:t>Figure 14. UC03 design class model; selected collaboration dependencies.</w:t>
+      </w:pPr>
+      <w:r>
+        <w:rPr>
+          <w:rFonts w:ascii="Arial" w:hAnsi="Arial"/>
+          <w:b w:val="0"/>
+          <w:color w:val="000000"/>
+          <w:sz w:val="20"/>
+        </w:rPr>
+        <w:t>Figure 14. UC03 analysis sequence for finding users and changing roles.</w:t>
       </w:r>
     </w:p>
     <w:p>
       <w:pPr>
         <w:keepNext/>
-        <w:spacing w:after="40"/>
-      </w:pPr>
+        <w:keepLines/>
+        <w:widowControl/>
+        <w:spacing w:line="259" w:lineRule="auto" w:before="0" w:after="0"/>
+        <w:numPr>
+          <w:numId w:val="0"/>
+        </w:numPr>
+        <w:jc w:val="center"/>
+      </w:pPr>
+      <w:r>
+        <w:rPr>
+          <w:rFonts w:ascii="Arial" w:hAnsi="Arial"/>
+          <w:b w:val="0"/>
+          <w:color w:val="000000"/>
+          <w:sz w:val="24"/>
+        </w:rPr>
+      </w:r>
       <w:r>
         <w:drawing>
           <wp:inline xmlns:a="http://schemas.openxmlformats.org/drawingml/2006/main" xmlns:pic="http://schemas.openxmlformats.org/drawingml/2006/picture">
-            <wp:extent cx="5687568" cy="2598507"/>
-            <wp:docPr id="15" name="Picture 15"/>
+            <wp:extent cx="5669280" cy="6427803"/>
+            <wp:docPr id="73" name="Picture 73"/>
             <wp:cNvGraphicFramePr>
               <a:graphicFrameLocks noChangeAspect="1"/>
             </wp:cNvGraphicFramePr>
@@ -14090,11 +14309,11 @@
               <a:graphicData uri="http://schemas.openxmlformats.org/drawingml/2006/picture">
                 <pic:pic>
                   <pic:nvPicPr>
-                    <pic:cNvPr id="0" name="UC03_design_seq.png"/>
+                    <pic:cNvPr id="0" name="UC03_d_manage.png"/>
                     <pic:cNvPicPr/>
                   </pic:nvPicPr>
                   <pic:blipFill>
-                    <a:blip r:embed="rId28"/>
+                    <a:blip r:embed="rId88"/>
                     <a:stretch>
                       <a:fillRect/>
                     </a:stretch>
@@ -14102,7 +14321,7 @@
                   <pic:spPr>
                     <a:xfrm>
                       <a:off x="0" y="0"/>
-                      <a:ext cx="5687568" cy="2598507"/>
+                      <a:ext cx="5669280" cy="6427803"/>
                     </a:xfrm>
                     <a:prstGeom prst="rect"/>
                   </pic:spPr>
@@ -14115,91 +14334,129 @@
     </w:p>
     <w:p>
       <w:pPr>
-        <w:spacing w:after="140" w:line="240" w:lineRule="auto" w:before="60"/>
         <w:pStyle w:val="Caption"/>
+        <w:keepNext w:val="0"/>
+        <w:widowControl/>
+        <w:spacing w:line="259" w:lineRule="auto" w:before="80" w:after="160"/>
+        <w:numPr>
+          <w:numId w:val="0"/>
+        </w:numPr>
         <w:jc w:val="center"/>
-        <w:keepNext w:val="0"/>
-      </w:pPr>
-      <w:r>
-        <w:rPr>
-          <w:sz w:val="18"/>
-        </w:rPr>
-        <w:t>Figure 15. UC03 design sequence. Guard failures return an error and stop later work.</w:t>
-      </w:r>
-    </w:p>
-    <w:p>
-      <w:pPr>
-        <w:spacing w:after="120" w:line="259" w:lineRule="auto"/>
-      </w:pPr>
-      <w:r>
-        <w:rPr>
+      </w:pPr>
+      <w:r>
+        <w:rPr>
+          <w:rFonts w:ascii="Arial" w:hAnsi="Arial"/>
+          <w:b w:val="0"/>
+          <w:color w:val="000000"/>
           <w:sz w:val="20"/>
         </w:rPr>
-        <w:t>Non-admin callers are rejected. An unknown user is not found. Unsupported or invalid role sets fail validation. A conflicting last-admin removal is rejected. Repeating an unchanged role set does not emit another role-change event.</w:t>
+        <w:t>Figure 15. UC03 design sequence for finding users and changing roles.</w:t>
       </w:r>
     </w:p>
     <w:p>
       <w:pPr>
         <w:pStyle w:val="Heading3"/>
-        <w:spacing w:after="140" w:line="259" w:lineRule="auto" w:before="100"/>
-        <w:numPr>
-          <w:numId w:val="0"/>
-        </w:numPr>
-        <w:ind w:left="0" w:firstLine="0"/>
+        <w:keepNext/>
         <w:pageBreakBefore/>
-      </w:pPr>
-      <w:r>
-        <w:rPr>
+        <w:widowControl/>
+        <w:spacing w:line="259" w:lineRule="auto" w:before="120" w:after="120"/>
+        <w:numPr>
+          <w:numId w:val="0"/>
+        </w:numPr>
+      </w:pPr>
+      <w:r>
+        <w:rPr>
+          <w:rFonts w:ascii="Arial" w:hAnsi="Arial"/>
           <w:b/>
+          <w:color w:val="000000"/>
           <w:sz w:val="24"/>
+        </w:rPr>
+        <w:t>3.4.4 Use Case 4 by Lu Junyi</w:t>
+      </w:r>
+    </w:p>
+    <w:p>
+      <w:pPr>
+        <w:keepNext w:val="0"/>
+        <w:widowControl/>
+        <w:spacing w:line="259" w:lineRule="auto" w:before="0" w:after="120"/>
+        <w:numPr>
+          <w:numId w:val="0"/>
+        </w:numPr>
+      </w:pPr>
+      <w:r>
+        <w:rPr>
+          <w:rFonts w:ascii="Arial" w:hAnsi="Arial"/>
+          <w:b w:val="0"/>
           <w:color w:val="000000"/>
-        </w:rPr>
-        <w:t>3.4.4 UC04 Manage Events by Lu Junyi</w:t>
-      </w:r>
-    </w:p>
-    <w:p>
-      <w:pPr>
-        <w:spacing w:after="120" w:line="259" w:lineRule="auto"/>
-      </w:pPr>
-      <w:r>
-        <w:rPr>
+          <w:sz w:val="24"/>
+        </w:rPr>
+        <w:t>Use case: UC04 Manage Events. The normal and relevant alternative flows are specified in Section 3.3.5.</w:t>
+      </w:r>
+    </w:p>
+    <w:p>
+      <w:pPr>
+        <w:pStyle w:val="Heading4"/>
+        <w:keepNext/>
+        <w:pageBreakBefore w:val="0"/>
+        <w:widowControl/>
+        <w:spacing w:line="259" w:lineRule="auto" w:before="120" w:after="120"/>
+        <w:numPr>
+          <w:numId w:val="0"/>
+        </w:numPr>
+      </w:pPr>
+      <w:r>
+        <w:rPr>
+          <w:rFonts w:ascii="Arial" w:hAnsi="Arial"/>
           <w:b/>
-        </w:rPr>
-        <w:t>Responsible member: Lu Junyi</w:t>
-      </w:r>
-    </w:p>
-    <w:p>
-      <w:pPr>
-        <w:pStyle w:val="Heading4"/>
-        <w:numPr>
-          <w:numId w:val="0"/>
-        </w:numPr>
-        <w:outlineLvl w:val="3"/>
+          <w:color w:val="000000"/>
+          <w:sz w:val="22"/>
+        </w:rPr>
+        <w:t>3.4.4.1 Analysis and Design Class Models</w:t>
+      </w:r>
+    </w:p>
+    <w:p>
+      <w:pPr>
+        <w:keepNext w:val="0"/>
+        <w:widowControl/>
+        <w:spacing w:line="259" w:lineRule="auto" w:before="0" w:after="120"/>
+        <w:numPr>
+          <w:numId w:val="0"/>
+        </w:numPr>
+      </w:pPr>
+      <w:r>
+        <w:rPr>
+          <w:rFonts w:ascii="Arial" w:hAnsi="Arial"/>
+          <w:b w:val="0"/>
+          <w:color w:val="000000"/>
+          <w:sz w:val="22"/>
+        </w:rPr>
+        <w:t>TS1 separates organizer HTTP boundaries from lifecycle and ticket-configuration services. TS3 combines an effective ORGANIZER/ADMIN role with ownership; ADMIN does not bypass ownership. TS2 adds event locking, version checks and transaction boundaries. TS4 dispatches validation, copy, update and cancellation reactions synchronously. Draft creation and ticket configuration are separate transactions; publication/copy/cancellation each commits its required effects together. The selected class view omits the ticket controller and secondary listeners; their explicit interactions appear in the corresponding sequences. DP01 further evaluates cancellation’s Observer design.</w:t>
+      </w:r>
+    </w:p>
+    <w:p>
+      <w:pPr>
         <w:keepNext/>
         <w:keepLines/>
-        <w:spacing w:before="120" w:after="100" w:line="240" w:lineRule="auto"/>
-        <w:ind w:left="0" w:firstLine="0"/>
-        <w:jc w:val="left"/>
-      </w:pPr>
-      <w:r>
-        <w:rPr>
-          <w:b/>
-          <w:sz w:val="22"/>
+        <w:widowControl/>
+        <w:spacing w:line="259" w:lineRule="auto" w:before="0" w:after="0"/>
+        <w:numPr>
+          <w:numId w:val="0"/>
+        </w:numPr>
+        <w:jc w:val="center"/>
+      </w:pPr>
+      <w:r>
+        <w:rPr>
+          <w:rFonts w:ascii="Arial" w:hAnsi="Arial"/>
+          <w:b w:val="0"/>
           <w:color w:val="000000"/>
-        </w:rPr>
-        <w:t>3.4.4.1 Analysis Models</w:t>
-      </w:r>
-    </w:p>
-    <w:p>
-      <w:pPr>
-        <w:keepNext/>
-        <w:spacing w:after="40"/>
-      </w:pPr>
+          <w:sz w:val="24"/>
+        </w:rPr>
+      </w:r>
       <w:r>
         <w:drawing>
           <wp:inline xmlns:a="http://schemas.openxmlformats.org/drawingml/2006/main" xmlns:pic="http://schemas.openxmlformats.org/drawingml/2006/picture">
-            <wp:extent cx="5687568" cy="1048645"/>
-            <wp:docPr id="16" name="Picture 16"/>
+            <wp:extent cx="5669280" cy="5583038"/>
+            <wp:docPr id="74" name="Picture 74"/>
             <wp:cNvGraphicFramePr>
               <a:graphicFrameLocks noChangeAspect="1"/>
             </wp:cNvGraphicFramePr>
@@ -14207,11 +14464,11 @@
               <a:graphicData uri="http://schemas.openxmlformats.org/drawingml/2006/picture">
                 <pic:pic>
                   <pic:nvPicPr>
-                    <pic:cNvPr id="0" name="UC04_analysis.png"/>
+                    <pic:cNvPr id="0" name="UC04_a_class.png"/>
                     <pic:cNvPicPr/>
                   </pic:nvPicPr>
                   <pic:blipFill>
-                    <a:blip r:embed="rId29"/>
+                    <a:blip r:embed="rId89"/>
                     <a:stretch>
                       <a:fillRect/>
                     </a:stretch>
@@ -14219,7 +14476,7 @@
                   <pic:spPr>
                     <a:xfrm>
                       <a:off x="0" y="0"/>
-                      <a:ext cx="5687568" cy="1048645"/>
+                      <a:ext cx="5669280" cy="5583038"/>
                     </a:xfrm>
                     <a:prstGeom prst="rect"/>
                   </pic:spPr>
@@ -14232,28 +14489,49 @@
     </w:p>
     <w:p>
       <w:pPr>
-        <w:spacing w:after="140" w:line="240" w:lineRule="auto" w:before="60"/>
         <w:pStyle w:val="Caption"/>
+        <w:keepNext w:val="0"/>
+        <w:widowControl/>
+        <w:spacing w:line="259" w:lineRule="auto" w:before="80" w:after="160"/>
+        <w:numPr>
+          <w:numId w:val="0"/>
+        </w:numPr>
         <w:jc w:val="center"/>
-        <w:keepNext w:val="0"/>
-      </w:pPr>
-      <w:r>
-        <w:rPr>
-          <w:sz w:val="18"/>
-        </w:rPr>
-        <w:t>Figure 16. UC04 analysis class model. Boundary, control and entity responsibilities.</w:t>
+      </w:pPr>
+      <w:r>
+        <w:rPr>
+          <w:rFonts w:ascii="Arial" w:hAnsi="Arial"/>
+          <w:b w:val="0"/>
+          <w:color w:val="000000"/>
+          <w:sz w:val="20"/>
+        </w:rPr>
+        <w:t>Figure 16. UC04 analysis class model.</w:t>
       </w:r>
     </w:p>
     <w:p>
       <w:pPr>
         <w:keepNext/>
-        <w:spacing w:after="40"/>
-      </w:pPr>
+        <w:keepLines/>
+        <w:widowControl/>
+        <w:spacing w:line="259" w:lineRule="auto" w:before="0" w:after="0"/>
+        <w:numPr>
+          <w:numId w:val="0"/>
+        </w:numPr>
+        <w:jc w:val="center"/>
+      </w:pPr>
+      <w:r>
+        <w:rPr>
+          <w:rFonts w:ascii="Arial" w:hAnsi="Arial"/>
+          <w:b w:val="0"/>
+          <w:color w:val="000000"/>
+          <w:sz w:val="24"/>
+        </w:rPr>
+      </w:r>
       <w:r>
         <w:drawing>
           <wp:inline xmlns:a="http://schemas.openxmlformats.org/drawingml/2006/main" xmlns:pic="http://schemas.openxmlformats.org/drawingml/2006/picture">
-            <wp:extent cx="5687568" cy="2086626"/>
-            <wp:docPr id="17" name="Picture 17"/>
+            <wp:extent cx="5669280" cy="6192175"/>
+            <wp:docPr id="75" name="Picture 75"/>
             <wp:cNvGraphicFramePr>
               <a:graphicFrameLocks noChangeAspect="1"/>
             </wp:cNvGraphicFramePr>
@@ -14261,11 +14539,11 @@
               <a:graphicData uri="http://schemas.openxmlformats.org/drawingml/2006/picture">
                 <pic:pic>
                   <pic:nvPicPr>
-                    <pic:cNvPr id="0" name="UC04_analysis_seq.png"/>
+                    <pic:cNvPr id="0" name="UC04_d_class.png"/>
                     <pic:cNvPicPr/>
                   </pic:nvPicPr>
                   <pic:blipFill>
-                    <a:blip r:embed="rId30"/>
+                    <a:blip r:embed="rId90"/>
                     <a:stretch>
                       <a:fillRect/>
                     </a:stretch>
@@ -14273,7 +14551,7 @@
                   <pic:spPr>
                     <a:xfrm>
                       <a:off x="0" y="0"/>
-                      <a:ext cx="5687568" cy="2086626"/>
+                      <a:ext cx="5669280" cy="6192175"/>
                     </a:xfrm>
                     <a:prstGeom prst="rect"/>
                   </pic:spPr>
@@ -14286,60 +14564,70 @@
     </w:p>
     <w:p>
       <w:pPr>
-        <w:spacing w:after="140" w:line="240" w:lineRule="auto" w:before="60"/>
         <w:pStyle w:val="Caption"/>
+        <w:keepNext w:val="0"/>
+        <w:widowControl/>
+        <w:spacing w:line="259" w:lineRule="auto" w:before="80" w:after="160"/>
+        <w:numPr>
+          <w:numId w:val="0"/>
+        </w:numPr>
         <w:jc w:val="center"/>
-        <w:keepNext w:val="0"/>
-      </w:pPr>
-      <w:r>
-        <w:rPr>
-          <w:sz w:val="18"/>
-        </w:rPr>
-        <w:t>Figure 17. UC04 analysis sequence for the principal interaction.</w:t>
-      </w:r>
-    </w:p>
-    <w:p>
-      <w:pPr>
-        <w:spacing w:after="120" w:line="259" w:lineRule="auto"/>
-      </w:pPr>
-      <w:r>
-        <w:rPr/>
-        <w:t>TS2 turns conceptual lifecycle rules into version checks and event-level locking. TS4 makes publication/capacity validation and cancellation participate in the original transaction. Copy creates a fresh draft and ticket types, without bookings or attendee data. The detailed cancellation flow appears in DP01.</w:t>
+      </w:pPr>
+      <w:r>
+        <w:rPr>
+          <w:rFonts w:ascii="Arial" w:hAnsi="Arial"/>
+          <w:b w:val="0"/>
+          <w:color w:val="000000"/>
+          <w:sz w:val="20"/>
+        </w:rPr>
+        <w:t>Figure 17. UC04 design class model.</w:t>
       </w:r>
     </w:p>
     <w:p>
       <w:pPr>
         <w:pStyle w:val="Heading4"/>
-        <w:spacing w:after="100" w:line="240" w:lineRule="auto" w:before="120"/>
-        <w:numPr>
-          <w:numId w:val="0"/>
-        </w:numPr>
-        <w:ind w:left="0" w:firstLine="0"/>
-        <w:outlineLvl w:val="3"/>
+        <w:keepNext/>
+        <w:pageBreakBefore w:val="0"/>
+        <w:widowControl/>
+        <w:spacing w:line="259" w:lineRule="auto" w:before="120" w:after="120"/>
+        <w:numPr>
+          <w:numId w:val="0"/>
+        </w:numPr>
+      </w:pPr>
+      <w:r>
+        <w:rPr>
+          <w:rFonts w:ascii="Arial" w:hAnsi="Arial"/>
+          <w:b/>
+          <w:color w:val="000000"/>
+          <w:sz w:val="22"/>
+        </w:rPr>
+        <w:t>3.4.4.2 Draft Creation and Ticket Configuration Flow</w:t>
+      </w:r>
+    </w:p>
+    <w:p>
+      <w:pPr>
         <w:keepNext/>
         <w:keepLines/>
-        <w:jc w:val="left"/>
-        <w:pageBreakBefore/>
-      </w:pPr>
-      <w:r>
-        <w:rPr>
-          <w:b/>
-          <w:sz w:val="22"/>
+        <w:widowControl/>
+        <w:spacing w:line="259" w:lineRule="auto" w:before="0" w:after="0"/>
+        <w:numPr>
+          <w:numId w:val="0"/>
+        </w:numPr>
+        <w:jc w:val="center"/>
+      </w:pPr>
+      <w:r>
+        <w:rPr>
+          <w:rFonts w:ascii="Arial" w:hAnsi="Arial"/>
+          <w:b w:val="0"/>
           <w:color w:val="000000"/>
-        </w:rPr>
-        <w:t>3.4.4.2 Design Models</w:t>
-      </w:r>
-    </w:p>
-    <w:p>
-      <w:pPr>
-        <w:keepNext/>
-        <w:spacing w:after="40"/>
-      </w:pPr>
+          <w:sz w:val="24"/>
+        </w:rPr>
+      </w:r>
       <w:r>
         <w:drawing>
           <wp:inline xmlns:a="http://schemas.openxmlformats.org/drawingml/2006/main" xmlns:pic="http://schemas.openxmlformats.org/drawingml/2006/picture">
-            <wp:extent cx="5687568" cy="1972875"/>
-            <wp:docPr id="18" name="Picture 18"/>
+            <wp:extent cx="5547066" cy="6995159"/>
+            <wp:docPr id="76" name="Picture 76"/>
             <wp:cNvGraphicFramePr>
               <a:graphicFrameLocks noChangeAspect="1"/>
             </wp:cNvGraphicFramePr>
@@ -14347,11 +14635,11 @@
               <a:graphicData uri="http://schemas.openxmlformats.org/drawingml/2006/picture">
                 <pic:pic>
                   <pic:nvPicPr>
-                    <pic:cNvPr id="0" name="UC04_design.png"/>
+                    <pic:cNvPr id="0" name="UC04_a_create.png"/>
                     <pic:cNvPicPr/>
                   </pic:nvPicPr>
                   <pic:blipFill>
-                    <a:blip r:embed="rId31"/>
+                    <a:blip r:embed="rId91"/>
                     <a:stretch>
                       <a:fillRect/>
                     </a:stretch>
@@ -14359,7 +14647,7 @@
                   <pic:spPr>
                     <a:xfrm>
                       <a:off x="0" y="0"/>
-                      <a:ext cx="5687568" cy="1972875"/>
+                      <a:ext cx="5547066" cy="6995159"/>
                     </a:xfrm>
                     <a:prstGeom prst="rect"/>
                   </pic:spPr>
@@ -14372,28 +14660,49 @@
     </w:p>
     <w:p>
       <w:pPr>
-        <w:spacing w:after="140" w:line="240" w:lineRule="auto" w:before="60"/>
         <w:pStyle w:val="Caption"/>
+        <w:keepNext w:val="0"/>
+        <w:widowControl/>
+        <w:spacing w:line="259" w:lineRule="auto" w:before="80" w:after="160"/>
+        <w:numPr>
+          <w:numId w:val="0"/>
+        </w:numPr>
         <w:jc w:val="center"/>
-        <w:keepNext w:val="0"/>
-      </w:pPr>
-      <w:r>
-        <w:rPr>
-          <w:sz w:val="18"/>
-        </w:rPr>
-        <w:t>Figure 18. UC04 design class model; selected collaboration dependencies.</w:t>
+      </w:pPr>
+      <w:r>
+        <w:rPr>
+          <w:rFonts w:ascii="Arial" w:hAnsi="Arial"/>
+          <w:b w:val="0"/>
+          <w:color w:val="000000"/>
+          <w:sz w:val="20"/>
+        </w:rPr>
+        <w:t>Figure 18. UC04 analysis sequence for creating and configuring a draft.</w:t>
       </w:r>
     </w:p>
     <w:p>
       <w:pPr>
         <w:keepNext/>
-        <w:spacing w:after="40"/>
-      </w:pPr>
+        <w:keepLines/>
+        <w:widowControl/>
+        <w:spacing w:line="259" w:lineRule="auto" w:before="0" w:after="0"/>
+        <w:numPr>
+          <w:numId w:val="0"/>
+        </w:numPr>
+        <w:jc w:val="center"/>
+      </w:pPr>
+      <w:r>
+        <w:rPr>
+          <w:rFonts w:ascii="Arial" w:hAnsi="Arial"/>
+          <w:b w:val="0"/>
+          <w:color w:val="000000"/>
+          <w:sz w:val="24"/>
+        </w:rPr>
+      </w:r>
       <w:r>
         <w:drawing>
           <wp:inline xmlns:a="http://schemas.openxmlformats.org/drawingml/2006/main" xmlns:pic="http://schemas.openxmlformats.org/drawingml/2006/picture">
-            <wp:extent cx="5687568" cy="2342567"/>
-            <wp:docPr id="19" name="Picture 19"/>
+            <wp:extent cx="5669280" cy="6380006"/>
+            <wp:docPr id="77" name="Picture 77"/>
             <wp:cNvGraphicFramePr>
               <a:graphicFrameLocks noChangeAspect="1"/>
             </wp:cNvGraphicFramePr>
@@ -14401,11 +14710,11 @@
               <a:graphicData uri="http://schemas.openxmlformats.org/drawingml/2006/picture">
                 <pic:pic>
                   <pic:nvPicPr>
-                    <pic:cNvPr id="0" name="UC04_design_seq.png"/>
+                    <pic:cNvPr id="0" name="UC04_d_create.png"/>
                     <pic:cNvPicPr/>
                   </pic:nvPicPr>
                   <pic:blipFill>
-                    <a:blip r:embed="rId32"/>
+                    <a:blip r:embed="rId92"/>
                     <a:stretch>
                       <a:fillRect/>
                     </a:stretch>
@@ -14413,7 +14722,7 @@
                   <pic:spPr>
                     <a:xfrm>
                       <a:off x="0" y="0"/>
-                      <a:ext cx="5687568" cy="2342567"/>
+                      <a:ext cx="5669280" cy="6380006"/>
                     </a:xfrm>
                     <a:prstGeom prst="rect"/>
                   </pic:spPr>
@@ -14426,91 +14735,70 @@
     </w:p>
     <w:p>
       <w:pPr>
-        <w:spacing w:after="140" w:line="240" w:lineRule="auto" w:before="60"/>
         <w:pStyle w:val="Caption"/>
+        <w:keepNext w:val="0"/>
+        <w:widowControl/>
+        <w:spacing w:line="259" w:lineRule="auto" w:before="80" w:after="160"/>
+        <w:numPr>
+          <w:numId w:val="0"/>
+        </w:numPr>
         <w:jc w:val="center"/>
-        <w:keepNext w:val="0"/>
-      </w:pPr>
-      <w:r>
-        <w:rPr>
-          <w:sz w:val="18"/>
-        </w:rPr>
-        <w:t>Figure 19. UC04 design sequence. Guard failures return an error and stop later work.</w:t>
-      </w:r>
-    </w:p>
-    <w:p>
-      <w:pPr>
-        <w:spacing w:after="120" w:line="259" w:lineRule="auto"/>
-      </w:pPr>
-      <w:r>
-        <w:rPr>
+      </w:pPr>
+      <w:r>
+        <w:rPr>
+          <w:rFonts w:ascii="Arial" w:hAnsi="Arial"/>
+          <w:b w:val="0"/>
+          <w:color w:val="000000"/>
           <w:sz w:val="20"/>
         </w:rPr>
-        <w:t>A foreign owner cannot manage the resource. Invalid capacity, time or ticket quota is rejected. A stale version conflicts. Cancelled events cannot be republished. Published booking requirements are fixed; started/ended events have additional edit restrictions.</w:t>
-      </w:r>
-    </w:p>
-    <w:p>
-      <w:pPr>
-        <w:pStyle w:val="Heading3"/>
-        <w:spacing w:after="140" w:line="259" w:lineRule="auto" w:before="100"/>
-        <w:numPr>
-          <w:numId w:val="0"/>
-        </w:numPr>
-        <w:ind w:left="0" w:firstLine="0"/>
-        <w:pageBreakBefore/>
-      </w:pPr>
-      <w:r>
-        <w:rPr>
+        <w:t>Figure 19. UC04 design sequence for creating and configuring a draft.</w:t>
+      </w:r>
+    </w:p>
+    <w:p>
+      <w:pPr>
+        <w:pStyle w:val="Heading4"/>
+        <w:keepNext/>
+        <w:pageBreakBefore w:val="0"/>
+        <w:widowControl/>
+        <w:spacing w:line="259" w:lineRule="auto" w:before="120" w:after="120"/>
+        <w:numPr>
+          <w:numId w:val="0"/>
+        </w:numPr>
+      </w:pPr>
+      <w:r>
+        <w:rPr>
+          <w:rFonts w:ascii="Arial" w:hAnsi="Arial"/>
           <w:b/>
-          <w:sz w:val="24"/>
           <w:color w:val="000000"/>
-        </w:rPr>
-        <w:t>3.4.5 UC05 Browse Events by Lu Junyi</w:t>
-      </w:r>
-    </w:p>
-    <w:p>
-      <w:pPr>
-        <w:spacing w:after="120" w:line="259" w:lineRule="auto"/>
-      </w:pPr>
-      <w:r>
-        <w:rPr>
-          <w:b/>
-        </w:rPr>
-        <w:t>Responsible member: Lu Junyi</w:t>
-      </w:r>
-    </w:p>
-    <w:p>
-      <w:pPr>
-        <w:pStyle w:val="Heading4"/>
-        <w:numPr>
-          <w:numId w:val="0"/>
-        </w:numPr>
-        <w:outlineLvl w:val="3"/>
+          <w:sz w:val="22"/>
+        </w:rPr>
+        <w:t>3.4.4.3 Publication Flow</w:t>
+      </w:r>
+    </w:p>
+    <w:p>
+      <w:pPr>
         <w:keepNext/>
         <w:keepLines/>
-        <w:spacing w:before="120" w:after="100" w:line="240" w:lineRule="auto"/>
-        <w:ind w:left="0" w:firstLine="0"/>
-        <w:jc w:val="left"/>
-      </w:pPr>
-      <w:r>
-        <w:rPr>
-          <w:b/>
-          <w:sz w:val="22"/>
+        <w:widowControl/>
+        <w:spacing w:line="259" w:lineRule="auto" w:before="0" w:after="0"/>
+        <w:numPr>
+          <w:numId w:val="0"/>
+        </w:numPr>
+        <w:jc w:val="center"/>
+      </w:pPr>
+      <w:r>
+        <w:rPr>
+          <w:rFonts w:ascii="Arial" w:hAnsi="Arial"/>
+          <w:b w:val="0"/>
           <w:color w:val="000000"/>
-        </w:rPr>
-        <w:t>3.4.5.1 Analysis Models</w:t>
-      </w:r>
-    </w:p>
-    <w:p>
-      <w:pPr>
-        <w:keepNext/>
-        <w:spacing w:after="40"/>
-      </w:pPr>
+          <w:sz w:val="24"/>
+        </w:rPr>
+      </w:r>
       <w:r>
         <w:drawing>
           <wp:inline xmlns:a="http://schemas.openxmlformats.org/drawingml/2006/main" xmlns:pic="http://schemas.openxmlformats.org/drawingml/2006/picture">
-            <wp:extent cx="5687568" cy="1048645"/>
-            <wp:docPr id="20" name="Picture 20"/>
+            <wp:extent cx="5669280" cy="5481478"/>
+            <wp:docPr id="78" name="Picture 78"/>
             <wp:cNvGraphicFramePr>
               <a:graphicFrameLocks noChangeAspect="1"/>
             </wp:cNvGraphicFramePr>
@@ -14518,11 +14806,11 @@
               <a:graphicData uri="http://schemas.openxmlformats.org/drawingml/2006/picture">
                 <pic:pic>
                   <pic:nvPicPr>
-                    <pic:cNvPr id="0" name="UC05_analysis.png"/>
+                    <pic:cNvPr id="0" name="UC04_a_publish.png"/>
                     <pic:cNvPicPr/>
                   </pic:nvPicPr>
                   <pic:blipFill>
-                    <a:blip r:embed="rId33"/>
+                    <a:blip r:embed="rId93"/>
                     <a:stretch>
                       <a:fillRect/>
                     </a:stretch>
@@ -14530,7 +14818,7 @@
                   <pic:spPr>
                     <a:xfrm>
                       <a:off x="0" y="0"/>
-                      <a:ext cx="5687568" cy="1048645"/>
+                      <a:ext cx="5669280" cy="5481478"/>
                     </a:xfrm>
                     <a:prstGeom prst="rect"/>
                   </pic:spPr>
@@ -14543,28 +14831,49 @@
     </w:p>
     <w:p>
       <w:pPr>
-        <w:spacing w:after="140" w:line="240" w:lineRule="auto" w:before="60"/>
         <w:pStyle w:val="Caption"/>
+        <w:keepNext w:val="0"/>
+        <w:widowControl/>
+        <w:spacing w:line="259" w:lineRule="auto" w:before="80" w:after="160"/>
+        <w:numPr>
+          <w:numId w:val="0"/>
+        </w:numPr>
         <w:jc w:val="center"/>
-        <w:keepNext w:val="0"/>
-      </w:pPr>
-      <w:r>
-        <w:rPr>
-          <w:sz w:val="18"/>
-        </w:rPr>
-        <w:t>Figure 20. UC05 analysis class model. Boundary, control and entity responsibilities.</w:t>
+      </w:pPr>
+      <w:r>
+        <w:rPr>
+          <w:rFonts w:ascii="Arial" w:hAnsi="Arial"/>
+          <w:b w:val="0"/>
+          <w:color w:val="000000"/>
+          <w:sz w:val="20"/>
+        </w:rPr>
+        <w:t>Figure 20. UC04 analysis sequence for publishing an event.</w:t>
       </w:r>
     </w:p>
     <w:p>
       <w:pPr>
         <w:keepNext/>
-        <w:spacing w:after="40"/>
-      </w:pPr>
+        <w:keepLines/>
+        <w:widowControl/>
+        <w:spacing w:line="259" w:lineRule="auto" w:before="0" w:after="0"/>
+        <w:numPr>
+          <w:numId w:val="0"/>
+        </w:numPr>
+        <w:jc w:val="center"/>
+      </w:pPr>
+      <w:r>
+        <w:rPr>
+          <w:rFonts w:ascii="Arial" w:hAnsi="Arial"/>
+          <w:b w:val="0"/>
+          <w:color w:val="000000"/>
+          <w:sz w:val="24"/>
+        </w:rPr>
+      </w:r>
       <w:r>
         <w:drawing>
           <wp:inline xmlns:a="http://schemas.openxmlformats.org/drawingml/2006/main" xmlns:pic="http://schemas.openxmlformats.org/drawingml/2006/picture">
-            <wp:extent cx="5687568" cy="1830686"/>
-            <wp:docPr id="21" name="Picture 21"/>
+            <wp:extent cx="5669280" cy="6376137"/>
+            <wp:docPr id="79" name="Picture 79"/>
             <wp:cNvGraphicFramePr>
               <a:graphicFrameLocks noChangeAspect="1"/>
             </wp:cNvGraphicFramePr>
@@ -14572,11 +14881,11 @@
               <a:graphicData uri="http://schemas.openxmlformats.org/drawingml/2006/picture">
                 <pic:pic>
                   <pic:nvPicPr>
-                    <pic:cNvPr id="0" name="UC05_analysis_seq.png"/>
+                    <pic:cNvPr id="0" name="UC04_d_publish.png"/>
                     <pic:cNvPicPr/>
                   </pic:nvPicPr>
                   <pic:blipFill>
-                    <a:blip r:embed="rId34"/>
+                    <a:blip r:embed="rId94"/>
                     <a:stretch>
                       <a:fillRect/>
                     </a:stretch>
@@ -14584,7 +14893,7 @@
                   <pic:spPr>
                     <a:xfrm>
                       <a:off x="0" y="0"/>
-                      <a:ext cx="5687568" cy="1830686"/>
+                      <a:ext cx="5669280" cy="6376137"/>
                     </a:xfrm>
                     <a:prstGeom prst="rect"/>
                   </pic:spPr>
@@ -14597,60 +14906,70 @@
     </w:p>
     <w:p>
       <w:pPr>
-        <w:spacing w:after="140" w:line="240" w:lineRule="auto" w:before="60"/>
         <w:pStyle w:val="Caption"/>
+        <w:keepNext w:val="0"/>
+        <w:widowControl/>
+        <w:spacing w:line="259" w:lineRule="auto" w:before="80" w:after="160"/>
+        <w:numPr>
+          <w:numId w:val="0"/>
+        </w:numPr>
         <w:jc w:val="center"/>
-        <w:keepNext w:val="0"/>
-      </w:pPr>
-      <w:r>
-        <w:rPr>
-          <w:sz w:val="18"/>
-        </w:rPr>
-        <w:t>Figure 21. UC05 analysis sequence for the principal interaction.</w:t>
-      </w:r>
-    </w:p>
-    <w:p>
-      <w:pPr>
-        <w:spacing w:after="120" w:line="259" w:lineRule="auto"/>
-      </w:pPr>
-      <w:r>
-        <w:rPr/>
-        <w:t>TS1 creates a read service and public DTO rather than exposing persistence entities. Public browsing is intentionally available without authentication. A displayed availability count is a snapshot; UC06 performs authoritative reservation. Substring title matching is not a full-text index.</w:t>
+      </w:pPr>
+      <w:r>
+        <w:rPr>
+          <w:rFonts w:ascii="Arial" w:hAnsi="Arial"/>
+          <w:b w:val="0"/>
+          <w:color w:val="000000"/>
+          <w:sz w:val="20"/>
+        </w:rPr>
+        <w:t>Figure 21. UC04 design sequence for publishing an event.</w:t>
       </w:r>
     </w:p>
     <w:p>
       <w:pPr>
         <w:pStyle w:val="Heading4"/>
-        <w:spacing w:after="100" w:line="240" w:lineRule="auto" w:before="120"/>
-        <w:numPr>
-          <w:numId w:val="0"/>
-        </w:numPr>
-        <w:ind w:left="0" w:firstLine="0"/>
-        <w:outlineLvl w:val="3"/>
+        <w:keepNext/>
+        <w:pageBreakBefore w:val="0"/>
+        <w:widowControl/>
+        <w:spacing w:line="259" w:lineRule="auto" w:before="120" w:after="120"/>
+        <w:numPr>
+          <w:numId w:val="0"/>
+        </w:numPr>
+      </w:pPr>
+      <w:r>
+        <w:rPr>
+          <w:rFonts w:ascii="Arial" w:hAnsi="Arial"/>
+          <w:b/>
+          <w:color w:val="000000"/>
+          <w:sz w:val="22"/>
+        </w:rPr>
+        <w:t>3.4.4.4 Event Editing Flow</w:t>
+      </w:r>
+    </w:p>
+    <w:p>
+      <w:pPr>
         <w:keepNext/>
         <w:keepLines/>
-        <w:jc w:val="left"/>
-        <w:pageBreakBefore/>
-      </w:pPr>
-      <w:r>
-        <w:rPr>
-          <w:b/>
-          <w:sz w:val="22"/>
+        <w:widowControl/>
+        <w:spacing w:line="259" w:lineRule="auto" w:before="0" w:after="0"/>
+        <w:numPr>
+          <w:numId w:val="0"/>
+        </w:numPr>
+        <w:jc w:val="center"/>
+      </w:pPr>
+      <w:r>
+        <w:rPr>
+          <w:rFonts w:ascii="Arial" w:hAnsi="Arial"/>
+          <w:b w:val="0"/>
           <w:color w:val="000000"/>
-        </w:rPr>
-        <w:t>3.4.5.2 Design Models</w:t>
-      </w:r>
-    </w:p>
-    <w:p>
-      <w:pPr>
-        <w:keepNext/>
-        <w:spacing w:after="40"/>
-      </w:pPr>
+          <w:sz w:val="24"/>
+        </w:rPr>
+      </w:r>
       <w:r>
         <w:drawing>
           <wp:inline xmlns:a="http://schemas.openxmlformats.org/drawingml/2006/main" xmlns:pic="http://schemas.openxmlformats.org/drawingml/2006/picture">
-            <wp:extent cx="5687568" cy="1972875"/>
-            <wp:docPr id="22" name="Picture 22"/>
+            <wp:extent cx="5669280" cy="4649144"/>
+            <wp:docPr id="80" name="Picture 80"/>
             <wp:cNvGraphicFramePr>
               <a:graphicFrameLocks noChangeAspect="1"/>
             </wp:cNvGraphicFramePr>
@@ -14658,11 +14977,11 @@
               <a:graphicData uri="http://schemas.openxmlformats.org/drawingml/2006/picture">
                 <pic:pic>
                   <pic:nvPicPr>
-                    <pic:cNvPr id="0" name="UC05_design.png"/>
+                    <pic:cNvPr id="0" name="UC04_a_edit.png"/>
                     <pic:cNvPicPr/>
                   </pic:nvPicPr>
                   <pic:blipFill>
-                    <a:blip r:embed="rId35"/>
+                    <a:blip r:embed="rId95"/>
                     <a:stretch>
                       <a:fillRect/>
                     </a:stretch>
@@ -14670,7 +14989,7 @@
                   <pic:spPr>
                     <a:xfrm>
                       <a:off x="0" y="0"/>
-                      <a:ext cx="5687568" cy="1972875"/>
+                      <a:ext cx="5669280" cy="4649144"/>
                     </a:xfrm>
                     <a:prstGeom prst="rect"/>
                   </pic:spPr>
@@ -14683,28 +15002,49 @@
     </w:p>
     <w:p>
       <w:pPr>
-        <w:spacing w:after="140" w:line="240" w:lineRule="auto" w:before="60"/>
         <w:pStyle w:val="Caption"/>
+        <w:keepNext w:val="0"/>
+        <w:widowControl/>
+        <w:spacing w:line="259" w:lineRule="auto" w:before="80" w:after="160"/>
+        <w:numPr>
+          <w:numId w:val="0"/>
+        </w:numPr>
         <w:jc w:val="center"/>
-        <w:keepNext w:val="0"/>
-      </w:pPr>
-      <w:r>
-        <w:rPr>
-          <w:sz w:val="18"/>
-        </w:rPr>
-        <w:t>Figure 22. UC05 design class model; selected collaboration dependencies.</w:t>
+      </w:pPr>
+      <w:r>
+        <w:rPr>
+          <w:rFonts w:ascii="Arial" w:hAnsi="Arial"/>
+          <w:b w:val="0"/>
+          <w:color w:val="000000"/>
+          <w:sz w:val="20"/>
+        </w:rPr>
+        <w:t>Figure 22. UC04 analysis sequence for editing an event.</w:t>
       </w:r>
     </w:p>
     <w:p>
       <w:pPr>
         <w:keepNext/>
-        <w:spacing w:after="40"/>
-      </w:pPr>
+        <w:keepLines/>
+        <w:widowControl/>
+        <w:spacing w:line="259" w:lineRule="auto" w:before="0" w:after="0"/>
+        <w:numPr>
+          <w:numId w:val="0"/>
+        </w:numPr>
+        <w:jc w:val="center"/>
+      </w:pPr>
+      <w:r>
+        <w:rPr>
+          <w:rFonts w:ascii="Arial" w:hAnsi="Arial"/>
+          <w:b w:val="0"/>
+          <w:color w:val="000000"/>
+          <w:sz w:val="24"/>
+        </w:rPr>
+      </w:r>
       <w:r>
         <w:drawing>
           <wp:inline xmlns:a="http://schemas.openxmlformats.org/drawingml/2006/main" xmlns:pic="http://schemas.openxmlformats.org/drawingml/2006/picture">
-            <wp:extent cx="5687568" cy="1830686"/>
-            <wp:docPr id="23" name="Picture 23"/>
+            <wp:extent cx="5669280" cy="6608232"/>
+            <wp:docPr id="81" name="Picture 81"/>
             <wp:cNvGraphicFramePr>
               <a:graphicFrameLocks noChangeAspect="1"/>
             </wp:cNvGraphicFramePr>
@@ -14712,11 +15052,11 @@
               <a:graphicData uri="http://schemas.openxmlformats.org/drawingml/2006/picture">
                 <pic:pic>
                   <pic:nvPicPr>
-                    <pic:cNvPr id="0" name="UC05_design_seq.png"/>
+                    <pic:cNvPr id="0" name="UC04_d_edit.png"/>
                     <pic:cNvPicPr/>
                   </pic:nvPicPr>
                   <pic:blipFill>
-                    <a:blip r:embed="rId36"/>
+                    <a:blip r:embed="rId96"/>
                     <a:stretch>
                       <a:fillRect/>
                     </a:stretch>
@@ -14724,7 +15064,7 @@
                   <pic:spPr>
                     <a:xfrm>
                       <a:off x="0" y="0"/>
-                      <a:ext cx="5687568" cy="1830686"/>
+                      <a:ext cx="5669280" cy="6608232"/>
                     </a:xfrm>
                     <a:prstGeom prst="rect"/>
                   </pic:spPr>
@@ -14737,91 +15077,70 @@
     </w:p>
     <w:p>
       <w:pPr>
-        <w:spacing w:after="140" w:line="240" w:lineRule="auto" w:before="60"/>
         <w:pStyle w:val="Caption"/>
+        <w:keepNext w:val="0"/>
+        <w:widowControl/>
+        <w:spacing w:line="259" w:lineRule="auto" w:before="80" w:after="160"/>
+        <w:numPr>
+          <w:numId w:val="0"/>
+        </w:numPr>
         <w:jc w:val="center"/>
-        <w:keepNext w:val="0"/>
-      </w:pPr>
-      <w:r>
-        <w:rPr>
-          <w:sz w:val="18"/>
-        </w:rPr>
-        <w:t>Figure 23. UC05 design sequence. Guard failures return an error and stop later work.</w:t>
-      </w:r>
-    </w:p>
-    <w:p>
-      <w:pPr>
-        <w:spacing w:after="120" w:line="259" w:lineRule="auto"/>
-      </w:pPr>
-      <w:r>
-        <w:rPr>
+      </w:pPr>
+      <w:r>
+        <w:rPr>
+          <w:rFonts w:ascii="Arial" w:hAnsi="Arial"/>
+          <w:b w:val="0"/>
+          <w:color w:val="000000"/>
           <w:sz w:val="20"/>
         </w:rPr>
-        <w:t>Invalid paging is rejected. No matches returns an empty page. A draft, cancelled or unknown event is not exposed through public detail. Booking eligibility is revalidated later under a lock.</w:t>
-      </w:r>
-    </w:p>
-    <w:p>
-      <w:pPr>
-        <w:pStyle w:val="Heading3"/>
-        <w:spacing w:after="140" w:line="259" w:lineRule="auto" w:before="100"/>
-        <w:numPr>
-          <w:numId w:val="0"/>
-        </w:numPr>
-        <w:ind w:left="0" w:firstLine="0"/>
-        <w:pageBreakBefore/>
-      </w:pPr>
-      <w:r>
-        <w:rPr>
+        <w:t>Figure 23. UC04 design sequence for editing an event.</w:t>
+      </w:r>
+    </w:p>
+    <w:p>
+      <w:pPr>
+        <w:pStyle w:val="Heading4"/>
+        <w:keepNext/>
+        <w:pageBreakBefore w:val="0"/>
+        <w:widowControl/>
+        <w:spacing w:line="259" w:lineRule="auto" w:before="120" w:after="120"/>
+        <w:numPr>
+          <w:numId w:val="0"/>
+        </w:numPr>
+      </w:pPr>
+      <w:r>
+        <w:rPr>
+          <w:rFonts w:ascii="Arial" w:hAnsi="Arial"/>
           <w:b/>
-          <w:sz w:val="24"/>
           <w:color w:val="000000"/>
-        </w:rPr>
-        <w:t>3.4.6 UC06 Book Tickets by Huang Haoyang</w:t>
-      </w:r>
-    </w:p>
-    <w:p>
-      <w:pPr>
-        <w:spacing w:after="120" w:line="259" w:lineRule="auto"/>
-      </w:pPr>
-      <w:r>
-        <w:rPr>
-          <w:b/>
-        </w:rPr>
-        <w:t>Responsible member: Huang Haoyang</w:t>
-      </w:r>
-    </w:p>
-    <w:p>
-      <w:pPr>
-        <w:pStyle w:val="Heading4"/>
-        <w:numPr>
-          <w:numId w:val="0"/>
-        </w:numPr>
-        <w:outlineLvl w:val="3"/>
+          <w:sz w:val="22"/>
+        </w:rPr>
+        <w:t>3.4.4.5 Event Copy Flow</w:t>
+      </w:r>
+    </w:p>
+    <w:p>
+      <w:pPr>
         <w:keepNext/>
         <w:keepLines/>
-        <w:spacing w:before="120" w:after="100" w:line="240" w:lineRule="auto"/>
-        <w:ind w:left="0" w:firstLine="0"/>
-        <w:jc w:val="left"/>
-      </w:pPr>
-      <w:r>
-        <w:rPr>
-          <w:b/>
-          <w:sz w:val="22"/>
+        <w:widowControl/>
+        <w:spacing w:line="259" w:lineRule="auto" w:before="0" w:after="0"/>
+        <w:numPr>
+          <w:numId w:val="0"/>
+        </w:numPr>
+        <w:jc w:val="center"/>
+      </w:pPr>
+      <w:r>
+        <w:rPr>
+          <w:rFonts w:ascii="Arial" w:hAnsi="Arial"/>
+          <w:b w:val="0"/>
           <w:color w:val="000000"/>
-        </w:rPr>
-        <w:t>3.4.6.1 Analysis Models</w:t>
-      </w:r>
-    </w:p>
-    <w:p>
-      <w:pPr>
-        <w:keepNext/>
-        <w:spacing w:after="40"/>
-      </w:pPr>
+          <w:sz w:val="24"/>
+        </w:rPr>
+      </w:r>
       <w:r>
         <w:drawing>
           <wp:inline xmlns:a="http://schemas.openxmlformats.org/drawingml/2006/main" xmlns:pic="http://schemas.openxmlformats.org/drawingml/2006/picture">
-            <wp:extent cx="5687568" cy="1048645"/>
-            <wp:docPr id="24" name="Picture 24"/>
+            <wp:extent cx="5669280" cy="5562088"/>
+            <wp:docPr id="82" name="Picture 82"/>
             <wp:cNvGraphicFramePr>
               <a:graphicFrameLocks noChangeAspect="1"/>
             </wp:cNvGraphicFramePr>
@@ -14829,11 +15148,11 @@
               <a:graphicData uri="http://schemas.openxmlformats.org/drawingml/2006/picture">
                 <pic:pic>
                   <pic:nvPicPr>
-                    <pic:cNvPr id="0" name="UC06_analysis.png"/>
+                    <pic:cNvPr id="0" name="UC04_a_copy.png"/>
                     <pic:cNvPicPr/>
                   </pic:nvPicPr>
                   <pic:blipFill>
-                    <a:blip r:embed="rId37"/>
+                    <a:blip r:embed="rId97"/>
                     <a:stretch>
                       <a:fillRect/>
                     </a:stretch>
@@ -14841,7 +15160,7 @@
                   <pic:spPr>
                     <a:xfrm>
                       <a:off x="0" y="0"/>
-                      <a:ext cx="5687568" cy="1048645"/>
+                      <a:ext cx="5669280" cy="5562088"/>
                     </a:xfrm>
                     <a:prstGeom prst="rect"/>
                   </pic:spPr>
@@ -14854,28 +15173,49 @@
     </w:p>
     <w:p>
       <w:pPr>
-        <w:spacing w:after="140" w:line="240" w:lineRule="auto" w:before="60"/>
         <w:pStyle w:val="Caption"/>
+        <w:keepNext w:val="0"/>
+        <w:widowControl/>
+        <w:spacing w:line="259" w:lineRule="auto" w:before="80" w:after="160"/>
+        <w:numPr>
+          <w:numId w:val="0"/>
+        </w:numPr>
         <w:jc w:val="center"/>
-        <w:keepNext w:val="0"/>
-      </w:pPr>
-      <w:r>
-        <w:rPr>
-          <w:sz w:val="18"/>
-        </w:rPr>
-        <w:t>Figure 24. UC06 analysis class model. Boundary, control and entity responsibilities.</w:t>
+      </w:pPr>
+      <w:r>
+        <w:rPr>
+          <w:rFonts w:ascii="Arial" w:hAnsi="Arial"/>
+          <w:b w:val="0"/>
+          <w:color w:val="000000"/>
+          <w:sz w:val="20"/>
+        </w:rPr>
+        <w:t>Figure 24. UC04 analysis sequence for copying an event.</w:t>
       </w:r>
     </w:p>
     <w:p>
       <w:pPr>
         <w:keepNext/>
-        <w:spacing w:after="40"/>
-      </w:pPr>
+        <w:keepLines/>
+        <w:widowControl/>
+        <w:spacing w:line="259" w:lineRule="auto" w:before="0" w:after="0"/>
+        <w:numPr>
+          <w:numId w:val="0"/>
+        </w:numPr>
+        <w:jc w:val="center"/>
+      </w:pPr>
+      <w:r>
+        <w:rPr>
+          <w:rFonts w:ascii="Arial" w:hAnsi="Arial"/>
+          <w:b w:val="0"/>
+          <w:color w:val="000000"/>
+          <w:sz w:val="24"/>
+        </w:rPr>
+      </w:r>
       <w:r>
         <w:drawing>
           <wp:inline xmlns:a="http://schemas.openxmlformats.org/drawingml/2006/main" xmlns:pic="http://schemas.openxmlformats.org/drawingml/2006/picture">
-            <wp:extent cx="5687568" cy="2086626"/>
-            <wp:docPr id="25" name="Picture 25"/>
+            <wp:extent cx="5669280" cy="5381444"/>
+            <wp:docPr id="83" name="Picture 83"/>
             <wp:cNvGraphicFramePr>
               <a:graphicFrameLocks noChangeAspect="1"/>
             </wp:cNvGraphicFramePr>
@@ -14883,11 +15223,11 @@
               <a:graphicData uri="http://schemas.openxmlformats.org/drawingml/2006/picture">
                 <pic:pic>
                   <pic:nvPicPr>
-                    <pic:cNvPr id="0" name="UC06_analysis_seq.png"/>
+                    <pic:cNvPr id="0" name="UC04_d_copy.png"/>
                     <pic:cNvPicPr/>
                   </pic:nvPicPr>
                   <pic:blipFill>
-                    <a:blip r:embed="rId38"/>
+                    <a:blip r:embed="rId98"/>
                     <a:stretch>
                       <a:fillRect/>
                     </a:stretch>
@@ -14895,7 +15235,7 @@
                   <pic:spPr>
                     <a:xfrm>
                       <a:off x="0" y="0"/>
-                      <a:ext cx="5687568" cy="2086626"/>
+                      <a:ext cx="5669280" cy="5381444"/>
                     </a:xfrm>
                     <a:prstGeom prst="rect"/>
                   </pic:spPr>
@@ -14908,60 +15248,70 @@
     </w:p>
     <w:p>
       <w:pPr>
-        <w:spacing w:after="140" w:line="240" w:lineRule="auto" w:before="60"/>
         <w:pStyle w:val="Caption"/>
+        <w:keepNext w:val="0"/>
+        <w:widowControl/>
+        <w:spacing w:line="259" w:lineRule="auto" w:before="80" w:after="160"/>
+        <w:numPr>
+          <w:numId w:val="0"/>
+        </w:numPr>
         <w:jc w:val="center"/>
-        <w:keepNext w:val="0"/>
-      </w:pPr>
-      <w:r>
-        <w:rPr>
-          <w:sz w:val="18"/>
-        </w:rPr>
-        <w:t>Figure 25. UC06 analysis sequence for the principal interaction.</w:t>
-      </w:r>
-    </w:p>
-    <w:p>
-      <w:pPr>
-        <w:spacing w:after="120" w:line="259" w:lineRule="auto"/>
-      </w:pPr>
-      <w:r>
-        <w:rPr/>
-        <w:t>TS2 defines lock order: request-key serialization, then event row. A matching replay returns before reservation. TS4 keeps ticket and notification listeners synchronous with mandatory transaction participation. Database uniqueness complements locking. TS5 shares field strategies with pre-registration.</w:t>
+      </w:pPr>
+      <w:r>
+        <w:rPr>
+          <w:rFonts w:ascii="Arial" w:hAnsi="Arial"/>
+          <w:b w:val="0"/>
+          <w:color w:val="000000"/>
+          <w:sz w:val="20"/>
+        </w:rPr>
+        <w:t>Figure 25. UC04 design sequence for copying an event.</w:t>
       </w:r>
     </w:p>
     <w:p>
       <w:pPr>
         <w:pStyle w:val="Heading4"/>
-        <w:spacing w:after="100" w:line="240" w:lineRule="auto" w:before="120"/>
-        <w:numPr>
-          <w:numId w:val="0"/>
-        </w:numPr>
-        <w:ind w:left="0" w:firstLine="0"/>
-        <w:outlineLvl w:val="3"/>
+        <w:keepNext/>
+        <w:pageBreakBefore w:val="0"/>
+        <w:widowControl/>
+        <w:spacing w:line="259" w:lineRule="auto" w:before="120" w:after="120"/>
+        <w:numPr>
+          <w:numId w:val="0"/>
+        </w:numPr>
+      </w:pPr>
+      <w:r>
+        <w:rPr>
+          <w:rFonts w:ascii="Arial" w:hAnsi="Arial"/>
+          <w:b/>
+          <w:color w:val="000000"/>
+          <w:sz w:val="22"/>
+        </w:rPr>
+        <w:t>3.4.4.6 Event Cancellation Flow</w:t>
+      </w:r>
+    </w:p>
+    <w:p>
+      <w:pPr>
         <w:keepNext/>
         <w:keepLines/>
-        <w:jc w:val="left"/>
-        <w:pageBreakBefore/>
-      </w:pPr>
-      <w:r>
-        <w:rPr>
-          <w:b/>
-          <w:sz w:val="22"/>
+        <w:widowControl/>
+        <w:spacing w:line="259" w:lineRule="auto" w:before="0" w:after="0"/>
+        <w:numPr>
+          <w:numId w:val="0"/>
+        </w:numPr>
+        <w:jc w:val="center"/>
+      </w:pPr>
+      <w:r>
+        <w:rPr>
+          <w:rFonts w:ascii="Arial" w:hAnsi="Arial"/>
+          <w:b w:val="0"/>
           <w:color w:val="000000"/>
-        </w:rPr>
-        <w:t>3.4.6.2 Design Models</w:t>
-      </w:r>
-    </w:p>
-    <w:p>
-      <w:pPr>
-        <w:keepNext/>
-        <w:spacing w:after="40"/>
-      </w:pPr>
+          <w:sz w:val="24"/>
+        </w:rPr>
+      </w:r>
       <w:r>
         <w:drawing>
           <wp:inline xmlns:a="http://schemas.openxmlformats.org/drawingml/2006/main" xmlns:pic="http://schemas.openxmlformats.org/drawingml/2006/picture">
-            <wp:extent cx="5687568" cy="1972875"/>
-            <wp:docPr id="26" name="Picture 26"/>
+            <wp:extent cx="5669280" cy="6206710"/>
+            <wp:docPr id="84" name="Picture 84"/>
             <wp:cNvGraphicFramePr>
               <a:graphicFrameLocks noChangeAspect="1"/>
             </wp:cNvGraphicFramePr>
@@ -14969,11 +15319,11 @@
               <a:graphicData uri="http://schemas.openxmlformats.org/drawingml/2006/picture">
                 <pic:pic>
                   <pic:nvPicPr>
-                    <pic:cNvPr id="0" name="UC06_design.png"/>
+                    <pic:cNvPr id="0" name="UC04_a_cancel.png"/>
                     <pic:cNvPicPr/>
                   </pic:nvPicPr>
                   <pic:blipFill>
-                    <a:blip r:embed="rId39"/>
+                    <a:blip r:embed="rId99"/>
                     <a:stretch>
                       <a:fillRect/>
                     </a:stretch>
@@ -14981,7 +15331,7 @@
                   <pic:spPr>
                     <a:xfrm>
                       <a:off x="0" y="0"/>
-                      <a:ext cx="5687568" cy="1972875"/>
+                      <a:ext cx="5669280" cy="6206710"/>
                     </a:xfrm>
                     <a:prstGeom prst="rect"/>
                   </pic:spPr>
@@ -14994,28 +15344,49 @@
     </w:p>
     <w:p>
       <w:pPr>
-        <w:spacing w:after="140" w:line="240" w:lineRule="auto" w:before="60"/>
         <w:pStyle w:val="Caption"/>
+        <w:keepNext w:val="0"/>
+        <w:widowControl/>
+        <w:spacing w:line="259" w:lineRule="auto" w:before="80" w:after="160"/>
+        <w:numPr>
+          <w:numId w:val="0"/>
+        </w:numPr>
         <w:jc w:val="center"/>
-        <w:keepNext w:val="0"/>
-      </w:pPr>
-      <w:r>
-        <w:rPr>
-          <w:sz w:val="18"/>
-        </w:rPr>
-        <w:t>Figure 26. UC06 design class model; selected collaboration dependencies.</w:t>
+      </w:pPr>
+      <w:r>
+        <w:rPr>
+          <w:rFonts w:ascii="Arial" w:hAnsi="Arial"/>
+          <w:b w:val="0"/>
+          <w:color w:val="000000"/>
+          <w:sz w:val="20"/>
+        </w:rPr>
+        <w:t>Figure 26. UC04 analysis sequence for cancelling an event.</w:t>
       </w:r>
     </w:p>
     <w:p>
       <w:pPr>
         <w:keepNext/>
-        <w:spacing w:after="40"/>
-      </w:pPr>
+        <w:keepLines/>
+        <w:widowControl/>
+        <w:spacing w:line="259" w:lineRule="auto" w:before="0" w:after="0"/>
+        <w:numPr>
+          <w:numId w:val="0"/>
+        </w:numPr>
+        <w:jc w:val="center"/>
+      </w:pPr>
+      <w:r>
+        <w:rPr>
+          <w:rFonts w:ascii="Arial" w:hAnsi="Arial"/>
+          <w:b w:val="0"/>
+          <w:color w:val="000000"/>
+          <w:sz w:val="24"/>
+        </w:rPr>
+      </w:r>
       <w:r>
         <w:drawing>
           <wp:inline xmlns:a="http://schemas.openxmlformats.org/drawingml/2006/main" xmlns:pic="http://schemas.openxmlformats.org/drawingml/2006/picture">
-            <wp:extent cx="5687568" cy="2854447"/>
-            <wp:docPr id="27" name="Picture 27"/>
+            <wp:extent cx="5669280" cy="6259761"/>
+            <wp:docPr id="85" name="Picture 85"/>
             <wp:cNvGraphicFramePr>
               <a:graphicFrameLocks noChangeAspect="1"/>
             </wp:cNvGraphicFramePr>
@@ -15023,11 +15394,11 @@
               <a:graphicData uri="http://schemas.openxmlformats.org/drawingml/2006/picture">
                 <pic:pic>
                   <pic:nvPicPr>
-                    <pic:cNvPr id="0" name="UC06_design_seq.png"/>
+                    <pic:cNvPr id="0" name="UC04_d_cancel.png"/>
                     <pic:cNvPicPr/>
                   </pic:nvPicPr>
                   <pic:blipFill>
-                    <a:blip r:embed="rId40"/>
+                    <a:blip r:embed="rId100"/>
                     <a:stretch>
                       <a:fillRect/>
                     </a:stretch>
@@ -15035,7 +15406,7 @@
                   <pic:spPr>
                     <a:xfrm>
                       <a:off x="0" y="0"/>
-                      <a:ext cx="5687568" cy="2854447"/>
+                      <a:ext cx="5669280" cy="6259761"/>
                     </a:xfrm>
                     <a:prstGeom prst="rect"/>
                   </pic:spPr>
@@ -15048,91 +15419,129 @@
     </w:p>
     <w:p>
       <w:pPr>
-        <w:spacing w:after="140" w:line="240" w:lineRule="auto" w:before="60"/>
         <w:pStyle w:val="Caption"/>
+        <w:keepNext w:val="0"/>
+        <w:widowControl/>
+        <w:spacing w:line="259" w:lineRule="auto" w:before="80" w:after="160"/>
+        <w:numPr>
+          <w:numId w:val="0"/>
+        </w:numPr>
         <w:jc w:val="center"/>
-        <w:keepNext w:val="0"/>
-      </w:pPr>
-      <w:r>
-        <w:rPr>
-          <w:sz w:val="18"/>
-        </w:rPr>
-        <w:t>Figure 27. UC06 design sequence. Guard failures return an error and stop later work.</w:t>
-      </w:r>
-    </w:p>
-    <w:p>
-      <w:pPr>
-        <w:spacing w:after="120" w:line="259" w:lineRule="auto"/>
-      </w:pPr>
-      <w:r>
-        <w:rPr>
+      </w:pPr>
+      <w:r>
+        <w:rPr>
+          <w:rFonts w:ascii="Arial" w:hAnsi="Arial"/>
+          <w:b w:val="0"/>
+          <w:color w:val="000000"/>
           <w:sz w:val="20"/>
         </w:rPr>
-        <w:t>Same key with different parameters conflicts. Closed registration, paid ticket, insufficient inventory or invalid information is rejected. Any issuance/notification failure rolls back the booking and stock. Personal cancellation is disallowed after check-in; repeated cancellation does not release inventory twice.</w:t>
+        <w:t>Figure 27. UC04 design sequence for cancelling an event.</w:t>
       </w:r>
     </w:p>
     <w:p>
       <w:pPr>
         <w:pStyle w:val="Heading3"/>
-        <w:spacing w:after="140" w:line="259" w:lineRule="auto" w:before="100"/>
-        <w:numPr>
-          <w:numId w:val="0"/>
-        </w:numPr>
-        <w:ind w:left="0" w:firstLine="0"/>
+        <w:keepNext/>
         <w:pageBreakBefore/>
-      </w:pPr>
-      <w:r>
-        <w:rPr>
+        <w:widowControl/>
+        <w:spacing w:line="259" w:lineRule="auto" w:before="120" w:after="120"/>
+        <w:numPr>
+          <w:numId w:val="0"/>
+        </w:numPr>
+      </w:pPr>
+      <w:r>
+        <w:rPr>
+          <w:rFonts w:ascii="Arial" w:hAnsi="Arial"/>
           <w:b/>
+          <w:color w:val="000000"/>
           <w:sz w:val="24"/>
+        </w:rPr>
+        <w:t>3.4.5 Use Case 5 by Lu Junyi</w:t>
+      </w:r>
+    </w:p>
+    <w:p>
+      <w:pPr>
+        <w:keepNext w:val="0"/>
+        <w:widowControl/>
+        <w:spacing w:line="259" w:lineRule="auto" w:before="0" w:after="120"/>
+        <w:numPr>
+          <w:numId w:val="0"/>
+        </w:numPr>
+      </w:pPr>
+      <w:r>
+        <w:rPr>
+          <w:rFonts w:ascii="Arial" w:hAnsi="Arial"/>
+          <w:b w:val="0"/>
           <w:color w:val="000000"/>
-        </w:rPr>
-        <w:t>3.4.7 UC07 Check In Ticket by Luo Runzhou</w:t>
-      </w:r>
-    </w:p>
-    <w:p>
-      <w:pPr>
-        <w:spacing w:after="120" w:line="259" w:lineRule="auto"/>
-      </w:pPr>
-      <w:r>
-        <w:rPr>
+          <w:sz w:val="24"/>
+        </w:rPr>
+        <w:t>Use case: UC05 Browse Events. The normal and relevant alternative flows are specified in Section 3.3.6.</w:t>
+      </w:r>
+    </w:p>
+    <w:p>
+      <w:pPr>
+        <w:pStyle w:val="Heading4"/>
+        <w:keepNext/>
+        <w:pageBreakBefore w:val="0"/>
+        <w:widowControl/>
+        <w:spacing w:line="259" w:lineRule="auto" w:before="120" w:after="120"/>
+        <w:numPr>
+          <w:numId w:val="0"/>
+        </w:numPr>
+      </w:pPr>
+      <w:r>
+        <w:rPr>
+          <w:rFonts w:ascii="Arial" w:hAnsi="Arial"/>
           <w:b/>
-        </w:rPr>
-        <w:t>Responsible member: Luo Runzhou</w:t>
-      </w:r>
-    </w:p>
-    <w:p>
-      <w:pPr>
-        <w:pStyle w:val="Heading4"/>
-        <w:numPr>
-          <w:numId w:val="0"/>
-        </w:numPr>
-        <w:outlineLvl w:val="3"/>
+          <w:color w:val="000000"/>
+          <w:sz w:val="22"/>
+        </w:rPr>
+        <w:t>3.4.5.1 Analysis and Design Class Models</w:t>
+      </w:r>
+    </w:p>
+    <w:p>
+      <w:pPr>
+        <w:keepNext w:val="0"/>
+        <w:widowControl/>
+        <w:spacing w:line="259" w:lineRule="auto" w:before="0" w:after="120"/>
+        <w:numPr>
+          <w:numId w:val="0"/>
+        </w:numPr>
+      </w:pPr>
+      <w:r>
+        <w:rPr>
+          <w:rFonts w:ascii="Arial" w:hAnsi="Arial"/>
+          <w:b w:val="0"/>
+          <w:color w:val="000000"/>
+          <w:sz w:val="22"/>
+        </w:rPr>
+        <w:t>TS1 maps BrowsingControl to EventBrowseService and TicketTypeBrowseService, with public controllers, repositories and public view records. Query validation precedes searches, and detail/ticket requests each recheck publication. Empty search results and unavailable details are different alternatives. These read-only snapshots never reserve stock; UC06 revalidates when booking.</w:t>
+      </w:r>
+    </w:p>
+    <w:p>
+      <w:pPr>
         <w:keepNext/>
         <w:keepLines/>
-        <w:spacing w:before="120" w:after="100" w:line="240" w:lineRule="auto"/>
-        <w:ind w:left="0" w:firstLine="0"/>
-        <w:jc w:val="left"/>
-      </w:pPr>
-      <w:r>
-        <w:rPr>
-          <w:b/>
-          <w:sz w:val="22"/>
+        <w:widowControl/>
+        <w:spacing w:line="259" w:lineRule="auto" w:before="0" w:after="0"/>
+        <w:numPr>
+          <w:numId w:val="0"/>
+        </w:numPr>
+        <w:jc w:val="center"/>
+      </w:pPr>
+      <w:r>
+        <w:rPr>
+          <w:rFonts w:ascii="Arial" w:hAnsi="Arial"/>
+          <w:b w:val="0"/>
           <w:color w:val="000000"/>
-        </w:rPr>
-        <w:t>3.4.7.1 Analysis Models</w:t>
-      </w:r>
-    </w:p>
-    <w:p>
-      <w:pPr>
-        <w:keepNext/>
-        <w:spacing w:after="40"/>
-      </w:pPr>
+          <w:sz w:val="24"/>
+        </w:rPr>
+      </w:r>
       <w:r>
         <w:drawing>
           <wp:inline xmlns:a="http://schemas.openxmlformats.org/drawingml/2006/main" xmlns:pic="http://schemas.openxmlformats.org/drawingml/2006/picture">
-            <wp:extent cx="5687568" cy="1048645"/>
-            <wp:docPr id="28" name="Picture 28"/>
+            <wp:extent cx="5669280" cy="4776011"/>
+            <wp:docPr id="86" name="Picture 86"/>
             <wp:cNvGraphicFramePr>
               <a:graphicFrameLocks noChangeAspect="1"/>
             </wp:cNvGraphicFramePr>
@@ -15140,11 +15549,11 @@
               <a:graphicData uri="http://schemas.openxmlformats.org/drawingml/2006/picture">
                 <pic:pic>
                   <pic:nvPicPr>
-                    <pic:cNvPr id="0" name="UC07_analysis.png"/>
+                    <pic:cNvPr id="0" name="UC05_a_class.png"/>
                     <pic:cNvPicPr/>
                   </pic:nvPicPr>
                   <pic:blipFill>
-                    <a:blip r:embed="rId41"/>
+                    <a:blip r:embed="rId101"/>
                     <a:stretch>
                       <a:fillRect/>
                     </a:stretch>
@@ -15152,7 +15561,7 @@
                   <pic:spPr>
                     <a:xfrm>
                       <a:off x="0" y="0"/>
-                      <a:ext cx="5687568" cy="1048645"/>
+                      <a:ext cx="5669280" cy="4776011"/>
                     </a:xfrm>
                     <a:prstGeom prst="rect"/>
                   </pic:spPr>
@@ -15165,28 +15574,49 @@
     </w:p>
     <w:p>
       <w:pPr>
-        <w:spacing w:after="140" w:line="240" w:lineRule="auto" w:before="60"/>
         <w:pStyle w:val="Caption"/>
+        <w:keepNext w:val="0"/>
+        <w:widowControl/>
+        <w:spacing w:line="259" w:lineRule="auto" w:before="80" w:after="160"/>
+        <w:numPr>
+          <w:numId w:val="0"/>
+        </w:numPr>
         <w:jc w:val="center"/>
-        <w:keepNext w:val="0"/>
-      </w:pPr>
-      <w:r>
-        <w:rPr>
-          <w:sz w:val="18"/>
-        </w:rPr>
-        <w:t>Figure 28. UC07 analysis class model. Boundary, control and entity responsibilities.</w:t>
+      </w:pPr>
+      <w:r>
+        <w:rPr>
+          <w:rFonts w:ascii="Arial" w:hAnsi="Arial"/>
+          <w:b w:val="0"/>
+          <w:color w:val="000000"/>
+          <w:sz w:val="20"/>
+        </w:rPr>
+        <w:t>Figure 28. UC05 analysis class model.</w:t>
       </w:r>
     </w:p>
     <w:p>
       <w:pPr>
         <w:keepNext/>
-        <w:spacing w:after="40"/>
-      </w:pPr>
+        <w:keepLines/>
+        <w:widowControl/>
+        <w:spacing w:line="259" w:lineRule="auto" w:before="0" w:after="0"/>
+        <w:numPr>
+          <w:numId w:val="0"/>
+        </w:numPr>
+        <w:jc w:val="center"/>
+      </w:pPr>
+      <w:r>
+        <w:rPr>
+          <w:rFonts w:ascii="Arial" w:hAnsi="Arial"/>
+          <w:b w:val="0"/>
+          <w:color w:val="000000"/>
+          <w:sz w:val="24"/>
+        </w:rPr>
+      </w:r>
       <w:r>
         <w:drawing>
           <wp:inline xmlns:a="http://schemas.openxmlformats.org/drawingml/2006/main" xmlns:pic="http://schemas.openxmlformats.org/drawingml/2006/picture">
-            <wp:extent cx="5687568" cy="2086626"/>
-            <wp:docPr id="29" name="Picture 29"/>
+            <wp:extent cx="5504861" cy="6995159"/>
+            <wp:docPr id="87" name="Picture 87"/>
             <wp:cNvGraphicFramePr>
               <a:graphicFrameLocks noChangeAspect="1"/>
             </wp:cNvGraphicFramePr>
@@ -15194,11 +15624,11 @@
               <a:graphicData uri="http://schemas.openxmlformats.org/drawingml/2006/picture">
                 <pic:pic>
                   <pic:nvPicPr>
-                    <pic:cNvPr id="0" name="UC07_analysis_seq.png"/>
+                    <pic:cNvPr id="0" name="UC05_d_class.png"/>
                     <pic:cNvPicPr/>
                   </pic:nvPicPr>
                   <pic:blipFill>
-                    <a:blip r:embed="rId42"/>
+                    <a:blip r:embed="rId102"/>
                     <a:stretch>
                       <a:fillRect/>
                     </a:stretch>
@@ -15206,7 +15636,7 @@
                   <pic:spPr>
                     <a:xfrm>
                       <a:off x="0" y="0"/>
-                      <a:ext cx="5687568" cy="2086626"/>
+                      <a:ext cx="5504861" cy="6995159"/>
                     </a:xfrm>
                     <a:prstGeom prst="rect"/>
                   </pic:spPr>
@@ -15219,60 +15649,70 @@
     </w:p>
     <w:p>
       <w:pPr>
-        <w:spacing w:after="140" w:line="240" w:lineRule="auto" w:before="60"/>
         <w:pStyle w:val="Caption"/>
+        <w:keepNext w:val="0"/>
+        <w:widowControl/>
+        <w:spacing w:line="259" w:lineRule="auto" w:before="80" w:after="160"/>
+        <w:numPr>
+          <w:numId w:val="0"/>
+        </w:numPr>
         <w:jc w:val="center"/>
-        <w:keepNext w:val="0"/>
-      </w:pPr>
-      <w:r>
-        <w:rPr>
-          <w:sz w:val="18"/>
-        </w:rPr>
-        <w:t>Figure 29. UC07 analysis sequence for the principal interaction.</w:t>
-      </w:r>
-    </w:p>
-    <w:p>
-      <w:pPr>
-        <w:spacing w:after="120" w:line="259" w:lineRule="auto"/>
-      </w:pPr>
-      <w:r>
-        <w:rPr/>
-        <w:t>TS3 combines global role and event assignment. TS5 delegates lifecycle behaviour to State. CheckInController currently retains transaction orchestration and cross-table JDBC; the design diagram records this boundary exception rather than inventing an application service. Verify and admission are separate operations.</w:t>
+      </w:pPr>
+      <w:r>
+        <w:rPr>
+          <w:rFonts w:ascii="Arial" w:hAnsi="Arial"/>
+          <w:b w:val="0"/>
+          <w:color w:val="000000"/>
+          <w:sz w:val="20"/>
+        </w:rPr>
+        <w:t>Figure 29. UC05 design class model.</w:t>
       </w:r>
     </w:p>
     <w:p>
       <w:pPr>
         <w:pStyle w:val="Heading4"/>
-        <w:spacing w:after="100" w:line="240" w:lineRule="auto" w:before="120"/>
-        <w:numPr>
-          <w:numId w:val="0"/>
-        </w:numPr>
-        <w:ind w:left="0" w:firstLine="0"/>
-        <w:outlineLvl w:val="3"/>
+        <w:keepNext/>
+        <w:pageBreakBefore w:val="0"/>
+        <w:widowControl/>
+        <w:spacing w:line="259" w:lineRule="auto" w:before="120" w:after="120"/>
+        <w:numPr>
+          <w:numId w:val="0"/>
+        </w:numPr>
+      </w:pPr>
+      <w:r>
+        <w:rPr>
+          <w:rFonts w:ascii="Arial" w:hAnsi="Arial"/>
+          <w:b/>
+          <w:color w:val="000000"/>
+          <w:sz w:val="22"/>
+        </w:rPr>
+        <w:t>3.4.5.2 Event Search and Detail Flow</w:t>
+      </w:r>
+    </w:p>
+    <w:p>
+      <w:pPr>
         <w:keepNext/>
         <w:keepLines/>
-        <w:jc w:val="left"/>
-        <w:pageBreakBefore/>
-      </w:pPr>
-      <w:r>
-        <w:rPr>
-          <w:b/>
-          <w:sz w:val="22"/>
+        <w:widowControl/>
+        <w:spacing w:line="259" w:lineRule="auto" w:before="0" w:after="0"/>
+        <w:numPr>
+          <w:numId w:val="0"/>
+        </w:numPr>
+        <w:jc w:val="center"/>
+      </w:pPr>
+      <w:r>
+        <w:rPr>
+          <w:rFonts w:ascii="Arial" w:hAnsi="Arial"/>
+          <w:b w:val="0"/>
           <w:color w:val="000000"/>
-        </w:rPr>
-        <w:t>3.4.7.2 Design Models</w:t>
-      </w:r>
-    </w:p>
-    <w:p>
-      <w:pPr>
-        <w:keepNext/>
-        <w:spacing w:after="40"/>
-      </w:pPr>
+          <w:sz w:val="24"/>
+        </w:rPr>
+      </w:r>
       <w:r>
         <w:drawing>
           <wp:inline xmlns:a="http://schemas.openxmlformats.org/drawingml/2006/main" xmlns:pic="http://schemas.openxmlformats.org/drawingml/2006/picture">
-            <wp:extent cx="5687568" cy="1972875"/>
-            <wp:docPr id="30" name="Picture 30"/>
+            <wp:extent cx="5371088" cy="6995159"/>
+            <wp:docPr id="88" name="Picture 88"/>
             <wp:cNvGraphicFramePr>
               <a:graphicFrameLocks noChangeAspect="1"/>
             </wp:cNvGraphicFramePr>
@@ -15280,11 +15720,11 @@
               <a:graphicData uri="http://schemas.openxmlformats.org/drawingml/2006/picture">
                 <pic:pic>
                   <pic:nvPicPr>
-                    <pic:cNvPr id="0" name="UC07_design.png"/>
+                    <pic:cNvPr id="0" name="UC05_a_browse.png"/>
                     <pic:cNvPicPr/>
                   </pic:nvPicPr>
                   <pic:blipFill>
-                    <a:blip r:embed="rId43"/>
+                    <a:blip r:embed="rId103"/>
                     <a:stretch>
                       <a:fillRect/>
                     </a:stretch>
@@ -15292,7 +15732,7 @@
                   <pic:spPr>
                     <a:xfrm>
                       <a:off x="0" y="0"/>
-                      <a:ext cx="5687568" cy="1972875"/>
+                      <a:ext cx="5371088" cy="6995159"/>
                     </a:xfrm>
                     <a:prstGeom prst="rect"/>
                   </pic:spPr>
@@ -15305,28 +15745,49 @@
     </w:p>
     <w:p>
       <w:pPr>
-        <w:spacing w:after="140" w:line="240" w:lineRule="auto" w:before="60"/>
         <w:pStyle w:val="Caption"/>
+        <w:keepNext w:val="0"/>
+        <w:widowControl/>
+        <w:spacing w:line="259" w:lineRule="auto" w:before="80" w:after="160"/>
+        <w:numPr>
+          <w:numId w:val="0"/>
+        </w:numPr>
         <w:jc w:val="center"/>
-        <w:keepNext w:val="0"/>
-      </w:pPr>
-      <w:r>
-        <w:rPr>
-          <w:sz w:val="18"/>
-        </w:rPr>
-        <w:t>Figure 30. UC07 design class model; selected collaboration dependencies.</w:t>
+      </w:pPr>
+      <w:r>
+        <w:rPr>
+          <w:rFonts w:ascii="Arial" w:hAnsi="Arial"/>
+          <w:b w:val="0"/>
+          <w:color w:val="000000"/>
+          <w:sz w:val="20"/>
+        </w:rPr>
+        <w:t>Figure 30. UC05 analysis sequence for searching and selecting event details.</w:t>
       </w:r>
     </w:p>
     <w:p>
       <w:pPr>
         <w:keepNext/>
-        <w:spacing w:after="40"/>
-      </w:pPr>
+        <w:keepLines/>
+        <w:widowControl/>
+        <w:spacing w:line="259" w:lineRule="auto" w:before="0" w:after="0"/>
+        <w:numPr>
+          <w:numId w:val="0"/>
+        </w:numPr>
+        <w:jc w:val="center"/>
+      </w:pPr>
+      <w:r>
+        <w:rPr>
+          <w:rFonts w:ascii="Arial" w:hAnsi="Arial"/>
+          <w:b w:val="0"/>
+          <w:color w:val="000000"/>
+          <w:sz w:val="24"/>
+        </w:rPr>
+      </w:r>
       <w:r>
         <w:drawing>
           <wp:inline xmlns:a="http://schemas.openxmlformats.org/drawingml/2006/main" xmlns:pic="http://schemas.openxmlformats.org/drawingml/2006/picture">
-            <wp:extent cx="5687568" cy="2342567"/>
-            <wp:docPr id="31" name="Picture 31"/>
+            <wp:extent cx="5669280" cy="6398510"/>
+            <wp:docPr id="89" name="Picture 89"/>
             <wp:cNvGraphicFramePr>
               <a:graphicFrameLocks noChangeAspect="1"/>
             </wp:cNvGraphicFramePr>
@@ -15334,11 +15795,11 @@
               <a:graphicData uri="http://schemas.openxmlformats.org/drawingml/2006/picture">
                 <pic:pic>
                   <pic:nvPicPr>
-                    <pic:cNvPr id="0" name="UC07_design_seq.png"/>
+                    <pic:cNvPr id="0" name="UC05_d_browse.png"/>
                     <pic:cNvPicPr/>
                   </pic:nvPicPr>
                   <pic:blipFill>
-                    <a:blip r:embed="rId44"/>
+                    <a:blip r:embed="rId104"/>
                     <a:stretch>
                       <a:fillRect/>
                     </a:stretch>
@@ -15346,7 +15807,7 @@
                   <pic:spPr>
                     <a:xfrm>
                       <a:off x="0" y="0"/>
-                      <a:ext cx="5687568" cy="2342567"/>
+                      <a:ext cx="5669280" cy="6398510"/>
                     </a:xfrm>
                     <a:prstGeom prst="rect"/>
                   </pic:spPr>
@@ -15359,42 +15820,2096 @@
     </w:p>
     <w:p>
       <w:pPr>
-        <w:spacing w:after="140" w:line="240" w:lineRule="auto" w:before="60"/>
         <w:pStyle w:val="Caption"/>
+        <w:keepNext w:val="0"/>
+        <w:widowControl/>
+        <w:spacing w:line="259" w:lineRule="auto" w:before="80" w:after="160"/>
+        <w:numPr>
+          <w:numId w:val="0"/>
+        </w:numPr>
         <w:jc w:val="center"/>
-        <w:keepNext w:val="0"/>
-      </w:pPr>
-      <w:r>
-        <w:rPr>
-          <w:sz w:val="18"/>
-        </w:rPr>
-        <w:t>Figure 31. UC07 design sequence. Guard failures return an error and stop later work.</w:t>
-      </w:r>
-    </w:p>
-    <w:p>
-      <w:pPr>
-        <w:spacing w:after="120" w:line="259" w:lineRule="auto"/>
-      </w:pPr>
-      <w:r>
-        <w:rPr>
+      </w:pPr>
+      <w:r>
+        <w:rPr>
+          <w:rFonts w:ascii="Arial" w:hAnsi="Arial"/>
+          <w:b w:val="0"/>
+          <w:color w:val="000000"/>
           <w:sz w:val="20"/>
         </w:rPr>
-        <w:t>Wrong event, missing assignment, invalid time or void ticket is rejected. A duplicate check-in is rejected. Cancellation shares the event lock and prevents a valid ticket from surviving an event cancellation. Verification alone does not admit the holder.</w:t>
-      </w:r>
-    </w:p>
-    <w:p>
-      <w:pPr>
+        <w:t>Figure 31. UC05 design sequence for searching and selecting event details.</w:t>
+      </w:r>
+    </w:p>
+    <w:p>
+      <w:pPr>
+        <w:pStyle w:val="Heading3"/>
+        <w:keepNext/>
+        <w:pageBreakBefore/>
         <w:widowControl/>
-        <w:spacing w:line="259" w:lineRule="auto" w:after="140"/>
-        <w:pageBreakBefore/>
-      </w:pPr>
-      <w:r>
-        <w:rPr>
-          <w:rFonts w:ascii="Arial" w:hAnsi="Arial"/>
+        <w:spacing w:line="259" w:lineRule="auto" w:before="120" w:after="120"/>
+        <w:numPr>
+          <w:numId w:val="0"/>
+        </w:numPr>
+      </w:pPr>
+      <w:r>
+        <w:rPr>
+          <w:rFonts w:ascii="Arial" w:hAnsi="Arial"/>
+          <w:b/>
+          <w:color w:val="000000"/>
+          <w:sz w:val="24"/>
+        </w:rPr>
+        <w:t>3.4.6 Use Case 6 by Huang Haoyang</w:t>
+      </w:r>
+    </w:p>
+    <w:p>
+      <w:pPr>
+        <w:keepNext w:val="0"/>
+        <w:widowControl/>
+        <w:spacing w:line="259" w:lineRule="auto" w:before="0" w:after="120"/>
+        <w:numPr>
+          <w:numId w:val="0"/>
+        </w:numPr>
+      </w:pPr>
+      <w:r>
+        <w:rPr>
+          <w:rFonts w:ascii="Arial" w:hAnsi="Arial"/>
+          <w:b w:val="0"/>
+          <w:color w:val="000000"/>
+          <w:sz w:val="24"/>
+        </w:rPr>
+        <w:t>Use case: UC06 Book Tickets. The normal and relevant alternative flows are specified in Section 3.3.7.</w:t>
+      </w:r>
+    </w:p>
+    <w:p>
+      <w:pPr>
+        <w:pStyle w:val="Heading4"/>
+        <w:keepNext/>
+        <w:pageBreakBefore w:val="0"/>
+        <w:widowControl/>
+        <w:spacing w:line="259" w:lineRule="auto" w:before="120" w:after="120"/>
+        <w:numPr>
+          <w:numId w:val="0"/>
+        </w:numPr>
+      </w:pPr>
+      <w:r>
+        <w:rPr>
+          <w:rFonts w:ascii="Arial" w:hAnsi="Arial"/>
+          <w:b/>
           <w:color w:val="000000"/>
           <w:sz w:val="22"/>
         </w:rPr>
-        <w:t>The authorization entry shown below runs before UC07’s ticket operations and is shared by other protected cases. It complements the business design in Figures 30 and 31; the actor-level analysis is in Figures 28 and 29. A failed identity, role or resource guard stops later dispatch or mutation.</w:t>
+        <w:t>3.4.6.1 Analysis and Design Class Models</w:t>
+      </w:r>
+    </w:p>
+    <w:p>
+      <w:pPr>
+        <w:keepNext w:val="0"/>
+        <w:widowControl/>
+        <w:spacing w:line="259" w:lineRule="auto" w:before="0" w:after="120"/>
+        <w:numPr>
+          <w:numId w:val="0"/>
+        </w:numPr>
+      </w:pPr>
+      <w:r>
+        <w:rPr>
+          <w:rFonts w:ascii="Arial" w:hAnsi="Arial"/>
+          <w:b w:val="0"/>
+          <w:color w:val="000000"/>
+          <w:sz w:val="22"/>
+        </w:rPr>
+        <w:t>TS1 separates booking/pre-registration HTTP boundaries from their services. TS3 enforces ATTENDEE and ownership. TS2 introduces request-key serialization before the event lock, persistent uniqueness, and an atomic booking transaction; matching replay exits before reservation. Cancellation starts with the event lock and releases inventory at most once. TS4 keeps confirmation/cancellation listeners synchronous, while TS5 shares BookingInfoValidator field strategies with pre-registration. In Figure 35, the persistence group denotes BookingRequestLock, BookingRepository and PreRegistrationRepository; public APIs denote EventAccessService and TicketReservationService; listeners denote BookingConfirmationListener and BookingNotificationListener. Ticket-state and notification internals are expanded in UC07 and Section 3.5.</w:t>
+      </w:r>
+    </w:p>
+    <w:p>
+      <w:pPr>
+        <w:keepNext/>
+        <w:keepLines/>
+        <w:widowControl/>
+        <w:spacing w:line="259" w:lineRule="auto" w:before="0" w:after="0"/>
+        <w:numPr>
+          <w:numId w:val="0"/>
+        </w:numPr>
+        <w:jc w:val="center"/>
+      </w:pPr>
+      <w:r>
+        <w:rPr>
+          <w:rFonts w:ascii="Arial" w:hAnsi="Arial"/>
+          <w:b w:val="0"/>
+          <w:color w:val="000000"/>
+          <w:sz w:val="24"/>
+        </w:rPr>
+      </w:r>
+      <w:r>
+        <w:drawing>
+          <wp:inline xmlns:a="http://schemas.openxmlformats.org/drawingml/2006/main" xmlns:pic="http://schemas.openxmlformats.org/drawingml/2006/picture">
+            <wp:extent cx="5669280" cy="4563079"/>
+            <wp:docPr id="90" name="Picture 90"/>
+            <wp:cNvGraphicFramePr>
+              <a:graphicFrameLocks noChangeAspect="1"/>
+            </wp:cNvGraphicFramePr>
+            <a:graphic>
+              <a:graphicData uri="http://schemas.openxmlformats.org/drawingml/2006/picture">
+                <pic:pic>
+                  <pic:nvPicPr>
+                    <pic:cNvPr id="0" name="UC06_a_class.png"/>
+                    <pic:cNvPicPr/>
+                  </pic:nvPicPr>
+                  <pic:blipFill>
+                    <a:blip r:embed="rId105"/>
+                    <a:stretch>
+                      <a:fillRect/>
+                    </a:stretch>
+                  </pic:blipFill>
+                  <pic:spPr>
+                    <a:xfrm>
+                      <a:off x="0" y="0"/>
+                      <a:ext cx="5669280" cy="4563079"/>
+                    </a:xfrm>
+                    <a:prstGeom prst="rect"/>
+                  </pic:spPr>
+                </pic:pic>
+              </a:graphicData>
+            </a:graphic>
+          </wp:inline>
+        </w:drawing>
+      </w:r>
+    </w:p>
+    <w:p>
+      <w:pPr>
+        <w:pStyle w:val="Caption"/>
+        <w:keepNext w:val="0"/>
+        <w:widowControl/>
+        <w:spacing w:line="259" w:lineRule="auto" w:before="80" w:after="160"/>
+        <w:numPr>
+          <w:numId w:val="0"/>
+        </w:numPr>
+        <w:jc w:val="center"/>
+      </w:pPr>
+      <w:r>
+        <w:rPr>
+          <w:rFonts w:ascii="Arial" w:hAnsi="Arial"/>
+          <w:b w:val="0"/>
+          <w:color w:val="000000"/>
+          <w:sz w:val="20"/>
+        </w:rPr>
+        <w:t>Figure 32. UC06 analysis class model.</w:t>
+      </w:r>
+    </w:p>
+    <w:p>
+      <w:pPr>
+        <w:keepNext/>
+        <w:keepLines/>
+        <w:widowControl/>
+        <w:spacing w:line="259" w:lineRule="auto" w:before="0" w:after="0"/>
+        <w:numPr>
+          <w:numId w:val="0"/>
+        </w:numPr>
+        <w:jc w:val="center"/>
+      </w:pPr>
+      <w:r>
+        <w:rPr>
+          <w:rFonts w:ascii="Arial" w:hAnsi="Arial"/>
+          <w:b w:val="0"/>
+          <w:color w:val="000000"/>
+          <w:sz w:val="24"/>
+        </w:rPr>
+      </w:r>
+      <w:r>
+        <w:drawing>
+          <wp:inline xmlns:a="http://schemas.openxmlformats.org/drawingml/2006/main" xmlns:pic="http://schemas.openxmlformats.org/drawingml/2006/picture">
+            <wp:extent cx="5669280" cy="4639933"/>
+            <wp:docPr id="91" name="Picture 91"/>
+            <wp:cNvGraphicFramePr>
+              <a:graphicFrameLocks noChangeAspect="1"/>
+            </wp:cNvGraphicFramePr>
+            <a:graphic>
+              <a:graphicData uri="http://schemas.openxmlformats.org/drawingml/2006/picture">
+                <pic:pic>
+                  <pic:nvPicPr>
+                    <pic:cNvPr id="0" name="UC06_d_class.png"/>
+                    <pic:cNvPicPr/>
+                  </pic:nvPicPr>
+                  <pic:blipFill>
+                    <a:blip r:embed="rId106"/>
+                    <a:stretch>
+                      <a:fillRect/>
+                    </a:stretch>
+                  </pic:blipFill>
+                  <pic:spPr>
+                    <a:xfrm>
+                      <a:off x="0" y="0"/>
+                      <a:ext cx="5669280" cy="4639933"/>
+                    </a:xfrm>
+                    <a:prstGeom prst="rect"/>
+                  </pic:spPr>
+                </pic:pic>
+              </a:graphicData>
+            </a:graphic>
+          </wp:inline>
+        </w:drawing>
+      </w:r>
+    </w:p>
+    <w:p>
+      <w:pPr>
+        <w:pStyle w:val="Caption"/>
+        <w:keepNext w:val="0"/>
+        <w:widowControl/>
+        <w:spacing w:line="259" w:lineRule="auto" w:before="80" w:after="160"/>
+        <w:numPr>
+          <w:numId w:val="0"/>
+        </w:numPr>
+        <w:jc w:val="center"/>
+      </w:pPr>
+      <w:r>
+        <w:rPr>
+          <w:rFonts w:ascii="Arial" w:hAnsi="Arial"/>
+          <w:b w:val="0"/>
+          <w:color w:val="000000"/>
+          <w:sz w:val="20"/>
+        </w:rPr>
+        <w:t>Figure 33. UC06 design class model.</w:t>
+      </w:r>
+    </w:p>
+    <w:p>
+      <w:pPr>
+        <w:pStyle w:val="Heading4"/>
+        <w:keepNext/>
+        <w:pageBreakBefore w:val="0"/>
+        <w:widowControl/>
+        <w:spacing w:line="259" w:lineRule="auto" w:before="120" w:after="120"/>
+        <w:numPr>
+          <w:numId w:val="0"/>
+        </w:numPr>
+      </w:pPr>
+      <w:r>
+        <w:rPr>
+          <w:rFonts w:ascii="Arial" w:hAnsi="Arial"/>
+          <w:b/>
+          <w:color w:val="000000"/>
+          <w:sz w:val="22"/>
+        </w:rPr>
+        <w:t>3.4.6.2 Booking and Retry Flow</w:t>
+      </w:r>
+    </w:p>
+    <w:p>
+      <w:pPr>
+        <w:keepNext/>
+        <w:keepLines/>
+        <w:widowControl/>
+        <w:spacing w:line="259" w:lineRule="auto" w:before="0" w:after="0"/>
+        <w:numPr>
+          <w:numId w:val="0"/>
+        </w:numPr>
+        <w:jc w:val="center"/>
+      </w:pPr>
+      <w:r>
+        <w:rPr>
+          <w:rFonts w:ascii="Arial" w:hAnsi="Arial"/>
+          <w:b w:val="0"/>
+          <w:color w:val="000000"/>
+          <w:sz w:val="24"/>
+        </w:rPr>
+      </w:r>
+      <w:r>
+        <w:drawing>
+          <wp:inline xmlns:a="http://schemas.openxmlformats.org/drawingml/2006/main" xmlns:pic="http://schemas.openxmlformats.org/drawingml/2006/picture">
+            <wp:extent cx="4900426" cy="6995159"/>
+            <wp:docPr id="92" name="Picture 92"/>
+            <wp:cNvGraphicFramePr>
+              <a:graphicFrameLocks noChangeAspect="1"/>
+            </wp:cNvGraphicFramePr>
+            <a:graphic>
+              <a:graphicData uri="http://schemas.openxmlformats.org/drawingml/2006/picture">
+                <pic:pic>
+                  <pic:nvPicPr>
+                    <pic:cNvPr id="0" name="UC06_a_book.png"/>
+                    <pic:cNvPicPr/>
+                  </pic:nvPicPr>
+                  <pic:blipFill>
+                    <a:blip r:embed="rId107"/>
+                    <a:stretch>
+                      <a:fillRect/>
+                    </a:stretch>
+                  </pic:blipFill>
+                  <pic:spPr>
+                    <a:xfrm>
+                      <a:off x="0" y="0"/>
+                      <a:ext cx="4900426" cy="6995159"/>
+                    </a:xfrm>
+                    <a:prstGeom prst="rect"/>
+                  </pic:spPr>
+                </pic:pic>
+              </a:graphicData>
+            </a:graphic>
+          </wp:inline>
+        </w:drawing>
+      </w:r>
+    </w:p>
+    <w:p>
+      <w:pPr>
+        <w:pStyle w:val="Caption"/>
+        <w:keepNext w:val="0"/>
+        <w:widowControl/>
+        <w:spacing w:line="259" w:lineRule="auto" w:before="80" w:after="160"/>
+        <w:numPr>
+          <w:numId w:val="0"/>
+        </w:numPr>
+        <w:jc w:val="center"/>
+      </w:pPr>
+      <w:r>
+        <w:rPr>
+          <w:rFonts w:ascii="Arial" w:hAnsi="Arial"/>
+          <w:b w:val="0"/>
+          <w:color w:val="000000"/>
+          <w:sz w:val="20"/>
+        </w:rPr>
+        <w:t>Figure 34. UC06 analysis sequence for booking and retry outcomes.</w:t>
+      </w:r>
+    </w:p>
+    <w:p>
+      <w:pPr>
+        <w:keepNext/>
+        <w:keepLines/>
+        <w:widowControl/>
+        <w:spacing w:line="259" w:lineRule="auto" w:before="0" w:after="0"/>
+        <w:numPr>
+          <w:numId w:val="0"/>
+        </w:numPr>
+        <w:jc w:val="center"/>
+      </w:pPr>
+      <w:r>
+        <w:rPr>
+          <w:rFonts w:ascii="Arial" w:hAnsi="Arial"/>
+          <w:b w:val="0"/>
+          <w:color w:val="000000"/>
+          <w:sz w:val="24"/>
+        </w:rPr>
+      </w:r>
+      <w:r>
+        <w:drawing>
+          <wp:inline xmlns:a="http://schemas.openxmlformats.org/drawingml/2006/main" xmlns:pic="http://schemas.openxmlformats.org/drawingml/2006/picture">
+            <wp:extent cx="5669280" cy="6844840"/>
+            <wp:docPr id="93" name="Picture 93"/>
+            <wp:cNvGraphicFramePr>
+              <a:graphicFrameLocks noChangeAspect="1"/>
+            </wp:cNvGraphicFramePr>
+            <a:graphic>
+              <a:graphicData uri="http://schemas.openxmlformats.org/drawingml/2006/picture">
+                <pic:pic>
+                  <pic:nvPicPr>
+                    <pic:cNvPr id="0" name="UC06_d_book.png"/>
+                    <pic:cNvPicPr/>
+                  </pic:nvPicPr>
+                  <pic:blipFill>
+                    <a:blip r:embed="rId108"/>
+                    <a:stretch>
+                      <a:fillRect/>
+                    </a:stretch>
+                  </pic:blipFill>
+                  <pic:spPr>
+                    <a:xfrm>
+                      <a:off x="0" y="0"/>
+                      <a:ext cx="5669280" cy="6844840"/>
+                    </a:xfrm>
+                    <a:prstGeom prst="rect"/>
+                  </pic:spPr>
+                </pic:pic>
+              </a:graphicData>
+            </a:graphic>
+          </wp:inline>
+        </w:drawing>
+      </w:r>
+    </w:p>
+    <w:p>
+      <w:pPr>
+        <w:pStyle w:val="Caption"/>
+        <w:keepNext w:val="0"/>
+        <w:widowControl/>
+        <w:spacing w:line="259" w:lineRule="auto" w:before="80" w:after="160"/>
+        <w:numPr>
+          <w:numId w:val="0"/>
+        </w:numPr>
+        <w:jc w:val="center"/>
+      </w:pPr>
+      <w:r>
+        <w:rPr>
+          <w:rFonts w:ascii="Arial" w:hAnsi="Arial"/>
+          <w:b w:val="0"/>
+          <w:color w:val="000000"/>
+          <w:sz w:val="20"/>
+        </w:rPr>
+        <w:t>Figure 35. UC06 design sequence for booking and idempotent retries.</w:t>
+      </w:r>
+    </w:p>
+    <w:p>
+      <w:pPr>
+        <w:pStyle w:val="Heading4"/>
+        <w:keepNext/>
+        <w:pageBreakBefore w:val="0"/>
+        <w:widowControl/>
+        <w:spacing w:line="259" w:lineRule="auto" w:before="120" w:after="120"/>
+        <w:numPr>
+          <w:numId w:val="0"/>
+        </w:numPr>
+      </w:pPr>
+      <w:r>
+        <w:rPr>
+          <w:rFonts w:ascii="Arial" w:hAnsi="Arial"/>
+          <w:b/>
+          <w:color w:val="000000"/>
+          <w:sz w:val="22"/>
+        </w:rPr>
+        <w:t>3.4.6.3 Private Pre Registration Flow</w:t>
+      </w:r>
+    </w:p>
+    <w:p>
+      <w:pPr>
+        <w:keepNext/>
+        <w:keepLines/>
+        <w:widowControl/>
+        <w:spacing w:line="259" w:lineRule="auto" w:before="0" w:after="0"/>
+        <w:numPr>
+          <w:numId w:val="0"/>
+        </w:numPr>
+        <w:jc w:val="center"/>
+      </w:pPr>
+      <w:r>
+        <w:rPr>
+          <w:rFonts w:ascii="Arial" w:hAnsi="Arial"/>
+          <w:b w:val="0"/>
+          <w:color w:val="000000"/>
+          <w:sz w:val="24"/>
+        </w:rPr>
+      </w:r>
+      <w:r>
+        <w:drawing>
+          <wp:inline xmlns:a="http://schemas.openxmlformats.org/drawingml/2006/main" xmlns:pic="http://schemas.openxmlformats.org/drawingml/2006/picture">
+            <wp:extent cx="5669280" cy="5211557"/>
+            <wp:docPr id="94" name="Picture 94"/>
+            <wp:cNvGraphicFramePr>
+              <a:graphicFrameLocks noChangeAspect="1"/>
+            </wp:cNvGraphicFramePr>
+            <a:graphic>
+              <a:graphicData uri="http://schemas.openxmlformats.org/drawingml/2006/picture">
+                <pic:pic>
+                  <pic:nvPicPr>
+                    <pic:cNvPr id="0" name="UC06_a_preregister.png"/>
+                    <pic:cNvPicPr/>
+                  </pic:nvPicPr>
+                  <pic:blipFill>
+                    <a:blip r:embed="rId109"/>
+                    <a:stretch>
+                      <a:fillRect/>
+                    </a:stretch>
+                  </pic:blipFill>
+                  <pic:spPr>
+                    <a:xfrm>
+                      <a:off x="0" y="0"/>
+                      <a:ext cx="5669280" cy="5211557"/>
+                    </a:xfrm>
+                    <a:prstGeom prst="rect"/>
+                  </pic:spPr>
+                </pic:pic>
+              </a:graphicData>
+            </a:graphic>
+          </wp:inline>
+        </w:drawing>
+      </w:r>
+    </w:p>
+    <w:p>
+      <w:pPr>
+        <w:pStyle w:val="Caption"/>
+        <w:keepNext w:val="0"/>
+        <w:widowControl/>
+        <w:spacing w:line="259" w:lineRule="auto" w:before="80" w:after="160"/>
+        <w:numPr>
+          <w:numId w:val="0"/>
+        </w:numPr>
+        <w:jc w:val="center"/>
+      </w:pPr>
+      <w:r>
+        <w:rPr>
+          <w:rFonts w:ascii="Arial" w:hAnsi="Arial"/>
+          <w:b w:val="0"/>
+          <w:color w:val="000000"/>
+          <w:sz w:val="20"/>
+        </w:rPr>
+        <w:t>Figure 36. UC06 analysis sequence for private pre-registration.</w:t>
+      </w:r>
+    </w:p>
+    <w:p>
+      <w:pPr>
+        <w:keepNext/>
+        <w:keepLines/>
+        <w:widowControl/>
+        <w:spacing w:line="259" w:lineRule="auto" w:before="0" w:after="0"/>
+        <w:numPr>
+          <w:numId w:val="0"/>
+        </w:numPr>
+        <w:jc w:val="center"/>
+      </w:pPr>
+      <w:r>
+        <w:rPr>
+          <w:rFonts w:ascii="Arial" w:hAnsi="Arial"/>
+          <w:b w:val="0"/>
+          <w:color w:val="000000"/>
+          <w:sz w:val="24"/>
+        </w:rPr>
+      </w:r>
+      <w:r>
+        <w:drawing>
+          <wp:inline xmlns:a="http://schemas.openxmlformats.org/drawingml/2006/main" xmlns:pic="http://schemas.openxmlformats.org/drawingml/2006/picture">
+            <wp:extent cx="5669280" cy="5196325"/>
+            <wp:docPr id="95" name="Picture 95"/>
+            <wp:cNvGraphicFramePr>
+              <a:graphicFrameLocks noChangeAspect="1"/>
+            </wp:cNvGraphicFramePr>
+            <a:graphic>
+              <a:graphicData uri="http://schemas.openxmlformats.org/drawingml/2006/picture">
+                <pic:pic>
+                  <pic:nvPicPr>
+                    <pic:cNvPr id="0" name="UC06_d_preregister.png"/>
+                    <pic:cNvPicPr/>
+                  </pic:nvPicPr>
+                  <pic:blipFill>
+                    <a:blip r:embed="rId110"/>
+                    <a:stretch>
+                      <a:fillRect/>
+                    </a:stretch>
+                  </pic:blipFill>
+                  <pic:spPr>
+                    <a:xfrm>
+                      <a:off x="0" y="0"/>
+                      <a:ext cx="5669280" cy="5196325"/>
+                    </a:xfrm>
+                    <a:prstGeom prst="rect"/>
+                  </pic:spPr>
+                </pic:pic>
+              </a:graphicData>
+            </a:graphic>
+          </wp:inline>
+        </w:drawing>
+      </w:r>
+    </w:p>
+    <w:p>
+      <w:pPr>
+        <w:pStyle w:val="Caption"/>
+        <w:keepNext w:val="0"/>
+        <w:widowControl/>
+        <w:spacing w:line="259" w:lineRule="auto" w:before="80" w:after="160"/>
+        <w:numPr>
+          <w:numId w:val="0"/>
+        </w:numPr>
+        <w:jc w:val="center"/>
+      </w:pPr>
+      <w:r>
+        <w:rPr>
+          <w:rFonts w:ascii="Arial" w:hAnsi="Arial"/>
+          <w:b w:val="0"/>
+          <w:color w:val="000000"/>
+          <w:sz w:val="20"/>
+        </w:rPr>
+        <w:t>Figure 37. UC06 design sequence for private pre-registration.</w:t>
+      </w:r>
+    </w:p>
+    <w:p>
+      <w:pPr>
+        <w:pStyle w:val="Heading4"/>
+        <w:keepNext/>
+        <w:pageBreakBefore w:val="0"/>
+        <w:widowControl/>
+        <w:spacing w:line="259" w:lineRule="auto" w:before="120" w:after="120"/>
+        <w:numPr>
+          <w:numId w:val="0"/>
+        </w:numPr>
+      </w:pPr>
+      <w:r>
+        <w:rPr>
+          <w:rFonts w:ascii="Arial" w:hAnsi="Arial"/>
+          <w:b/>
+          <w:color w:val="000000"/>
+          <w:sz w:val="22"/>
+        </w:rPr>
+        <w:t>3.4.6.4 Personal Booking Cancellation Flow</w:t>
+      </w:r>
+    </w:p>
+    <w:p>
+      <w:pPr>
+        <w:keepNext/>
+        <w:keepLines/>
+        <w:widowControl/>
+        <w:spacing w:line="259" w:lineRule="auto" w:before="0" w:after="0"/>
+        <w:numPr>
+          <w:numId w:val="0"/>
+        </w:numPr>
+        <w:jc w:val="center"/>
+      </w:pPr>
+      <w:r>
+        <w:rPr>
+          <w:rFonts w:ascii="Arial" w:hAnsi="Arial"/>
+          <w:b w:val="0"/>
+          <w:color w:val="000000"/>
+          <w:sz w:val="24"/>
+        </w:rPr>
+      </w:r>
+      <w:r>
+        <w:drawing>
+          <wp:inline xmlns:a="http://schemas.openxmlformats.org/drawingml/2006/main" xmlns:pic="http://schemas.openxmlformats.org/drawingml/2006/picture">
+            <wp:extent cx="5438993" cy="6995160"/>
+            <wp:docPr id="96" name="Picture 96"/>
+            <wp:cNvGraphicFramePr>
+              <a:graphicFrameLocks noChangeAspect="1"/>
+            </wp:cNvGraphicFramePr>
+            <a:graphic>
+              <a:graphicData uri="http://schemas.openxmlformats.org/drawingml/2006/picture">
+                <pic:pic>
+                  <pic:nvPicPr>
+                    <pic:cNvPr id="0" name="UC06_a_cancel.png"/>
+                    <pic:cNvPicPr/>
+                  </pic:nvPicPr>
+                  <pic:blipFill>
+                    <a:blip r:embed="rId111"/>
+                    <a:stretch>
+                      <a:fillRect/>
+                    </a:stretch>
+                  </pic:blipFill>
+                  <pic:spPr>
+                    <a:xfrm>
+                      <a:off x="0" y="0"/>
+                      <a:ext cx="5438993" cy="6995160"/>
+                    </a:xfrm>
+                    <a:prstGeom prst="rect"/>
+                  </pic:spPr>
+                </pic:pic>
+              </a:graphicData>
+            </a:graphic>
+          </wp:inline>
+        </w:drawing>
+      </w:r>
+    </w:p>
+    <w:p>
+      <w:pPr>
+        <w:pStyle w:val="Caption"/>
+        <w:keepNext w:val="0"/>
+        <w:widowControl/>
+        <w:spacing w:line="259" w:lineRule="auto" w:before="80" w:after="160"/>
+        <w:numPr>
+          <w:numId w:val="0"/>
+        </w:numPr>
+        <w:jc w:val="center"/>
+      </w:pPr>
+      <w:r>
+        <w:rPr>
+          <w:rFonts w:ascii="Arial" w:hAnsi="Arial"/>
+          <w:b w:val="0"/>
+          <w:color w:val="000000"/>
+          <w:sz w:val="20"/>
+        </w:rPr>
+        <w:t>Figure 38. UC06 analysis sequence for cancelling an owned booking.</w:t>
+      </w:r>
+    </w:p>
+    <w:p>
+      <w:pPr>
+        <w:keepNext/>
+        <w:keepLines/>
+        <w:widowControl/>
+        <w:spacing w:line="259" w:lineRule="auto" w:before="0" w:after="0"/>
+        <w:numPr>
+          <w:numId w:val="0"/>
+        </w:numPr>
+        <w:jc w:val="center"/>
+      </w:pPr>
+      <w:r>
+        <w:rPr>
+          <w:rFonts w:ascii="Arial" w:hAnsi="Arial"/>
+          <w:b w:val="0"/>
+          <w:color w:val="000000"/>
+          <w:sz w:val="24"/>
+        </w:rPr>
+      </w:r>
+      <w:r>
+        <w:drawing>
+          <wp:inline xmlns:a="http://schemas.openxmlformats.org/drawingml/2006/main" xmlns:pic="http://schemas.openxmlformats.org/drawingml/2006/picture">
+            <wp:extent cx="5669280" cy="5729490"/>
+            <wp:docPr id="97" name="Picture 97"/>
+            <wp:cNvGraphicFramePr>
+              <a:graphicFrameLocks noChangeAspect="1"/>
+            </wp:cNvGraphicFramePr>
+            <a:graphic>
+              <a:graphicData uri="http://schemas.openxmlformats.org/drawingml/2006/picture">
+                <pic:pic>
+                  <pic:nvPicPr>
+                    <pic:cNvPr id="0" name="UC06_d_cancel.png"/>
+                    <pic:cNvPicPr/>
+                  </pic:nvPicPr>
+                  <pic:blipFill>
+                    <a:blip r:embed="rId112"/>
+                    <a:stretch>
+                      <a:fillRect/>
+                    </a:stretch>
+                  </pic:blipFill>
+                  <pic:spPr>
+                    <a:xfrm>
+                      <a:off x="0" y="0"/>
+                      <a:ext cx="5669280" cy="5729490"/>
+                    </a:xfrm>
+                    <a:prstGeom prst="rect"/>
+                  </pic:spPr>
+                </pic:pic>
+              </a:graphicData>
+            </a:graphic>
+          </wp:inline>
+        </w:drawing>
+      </w:r>
+    </w:p>
+    <w:p>
+      <w:pPr>
+        <w:pStyle w:val="Caption"/>
+        <w:keepNext w:val="0"/>
+        <w:widowControl/>
+        <w:spacing w:line="259" w:lineRule="auto" w:before="80" w:after="160"/>
+        <w:numPr>
+          <w:numId w:val="0"/>
+        </w:numPr>
+        <w:jc w:val="center"/>
+      </w:pPr>
+      <w:r>
+        <w:rPr>
+          <w:rFonts w:ascii="Arial" w:hAnsi="Arial"/>
+          <w:b w:val="0"/>
+          <w:color w:val="000000"/>
+          <w:sz w:val="20"/>
+        </w:rPr>
+        <w:t>Figure 39. UC06 design sequence for cancelling an owned booking.</w:t>
+      </w:r>
+    </w:p>
+    <w:p>
+      <w:pPr>
+        <w:pStyle w:val="Heading4"/>
+        <w:keepNext/>
+        <w:pageBreakBefore/>
+        <w:widowControl/>
+        <w:spacing w:line="259" w:lineRule="auto" w:before="120" w:after="120"/>
+        <w:numPr>
+          <w:numId w:val="0"/>
+        </w:numPr>
+      </w:pPr>
+      <w:r>
+        <w:rPr>
+          <w:rFonts w:ascii="Arial" w:hAnsi="Arial"/>
+          <w:b/>
+          <w:color w:val="000000"/>
+          <w:sz w:val="22"/>
+        </w:rPr>
+        <w:t>3.4.6.5 Analysis and Design Comparison</w:t>
+      </w:r>
+    </w:p>
+    <w:p>
+      <w:pPr>
+        <w:keepNext w:val="0"/>
+        <w:widowControl/>
+        <w:spacing w:line="259" w:lineRule="auto" w:before="0" w:after="120"/>
+        <w:numPr>
+          <w:numId w:val="0"/>
+        </w:numPr>
+      </w:pPr>
+      <w:r>
+        <w:rPr>
+          <w:rFonts w:ascii="Arial" w:hAnsi="Arial"/>
+          <w:b w:val="0"/>
+          <w:color w:val="000000"/>
+          <w:sz w:val="22"/>
+        </w:rPr>
+        <w:t>Table 12 compares the same booking responsibility at the two abstraction levels. Figure 34 names the attendee, boundary, reservation control and business information; Figure 35 adds the concrete request-key, event-lock and synchronous side-effect mechanisms. This distinction links the use-case flow to the design and its integration tests.</w:t>
+      </w:r>
+    </w:p>
+    <w:tbl>
+      <w:tblPr>
+        <w:tblW w:type="auto" w:w="0"/>
+        <w:tblLayout w:type="fixed"/>
+        <w:tblLook w:firstColumn="1" w:firstRow="1" w:lastColumn="0" w:lastRow="0" w:noHBand="0" w:noVBand="1" w:val="04A0"/>
+      </w:tblPr>
+      <w:tblGrid>
+        <w:gridCol w:w="1757"/>
+        <w:gridCol w:w="2891"/>
+        <w:gridCol w:w="4365"/>
+      </w:tblGrid>
+      <w:tr>
+        <w:trPr>
+          <w:cantSplit/>
+          <w:tblHeader/>
+        </w:trPr>
+        <w:tc>
+          <w:tcPr>
+            <w:tcW w:type="dxa" w:w="1757"/>
+            <w:vAlign w:val="center"/>
+            <w:tcBorders>
+              <w:top w:val="single" w:sz="4" w:color="D9D9D9"/>
+              <w:bottom w:val="single" w:sz="4" w:color="D9D9D9"/>
+              <w:left w:val="single" w:sz="4" w:color="D9D9D9"/>
+              <w:right w:val="single" w:sz="4" w:color="D9D9D9"/>
+            </w:tcBorders>
+            <w:tcMar>
+              <w:left w:w="90" w:type="dxa"/>
+              <w:right w:w="90" w:type="dxa"/>
+            </w:tcMar>
+            <w:shd w:fill="E7E7E7"/>
+          </w:tcPr>
+          <w:p>
+            <w:pPr>
+              <w:keepNext w:val="0"/>
+              <w:spacing w:before="80" w:after="80" w:line="240" w:lineRule="auto"/>
+            </w:pPr>
+            <w:r>
+              <w:rPr>
+                <w:rFonts w:ascii="Arial" w:hAnsi="Arial"/>
+                <w:b/>
+                <w:sz w:val="19"/>
+              </w:rPr>
+              <w:t>Business step</w:t>
+            </w:r>
+          </w:p>
+        </w:tc>
+        <w:tc>
+          <w:tcPr>
+            <w:tcW w:type="dxa" w:w="2891"/>
+            <w:vAlign w:val="center"/>
+            <w:tcBorders>
+              <w:top w:val="single" w:sz="4" w:color="D9D9D9"/>
+              <w:bottom w:val="single" w:sz="4" w:color="D9D9D9"/>
+              <w:left w:val="single" w:sz="4" w:color="D9D9D9"/>
+              <w:right w:val="single" w:sz="4" w:color="D9D9D9"/>
+            </w:tcBorders>
+            <w:tcMar>
+              <w:left w:w="90" w:type="dxa"/>
+              <w:right w:w="90" w:type="dxa"/>
+            </w:tcMar>
+            <w:shd w:fill="E7E7E7"/>
+          </w:tcPr>
+          <w:p>
+            <w:pPr>
+              <w:keepNext w:val="0"/>
+              <w:spacing w:before="80" w:after="80" w:line="240" w:lineRule="auto"/>
+            </w:pPr>
+            <w:r>
+              <w:rPr>
+                <w:rFonts w:ascii="Arial" w:hAnsi="Arial"/>
+                <w:b/>
+                <w:sz w:val="19"/>
+              </w:rPr>
+              <w:t>Analysis responsibility</w:t>
+            </w:r>
+          </w:p>
+        </w:tc>
+        <w:tc>
+          <w:tcPr>
+            <w:tcW w:type="dxa" w:w="4365"/>
+            <w:vAlign w:val="center"/>
+            <w:tcBorders>
+              <w:top w:val="single" w:sz="4" w:color="D9D9D9"/>
+              <w:bottom w:val="single" w:sz="4" w:color="D9D9D9"/>
+              <w:left w:val="single" w:sz="4" w:color="D9D9D9"/>
+              <w:right w:val="single" w:sz="4" w:color="D9D9D9"/>
+            </w:tcBorders>
+            <w:tcMar>
+              <w:left w:w="90" w:type="dxa"/>
+              <w:right w:w="90" w:type="dxa"/>
+            </w:tcMar>
+            <w:shd w:fill="E7E7E7"/>
+          </w:tcPr>
+          <w:p>
+            <w:pPr>
+              <w:keepNext w:val="0"/>
+              <w:spacing w:before="80" w:after="80" w:line="240" w:lineRule="auto"/>
+            </w:pPr>
+            <w:r>
+              <w:rPr>
+                <w:rFonts w:ascii="Arial" w:hAnsi="Arial"/>
+                <w:b/>
+                <w:sz w:val="19"/>
+              </w:rPr>
+              <w:t>Implemented design decision</w:t>
+            </w:r>
+          </w:p>
+        </w:tc>
+      </w:tr>
+      <w:tr>
+        <w:trPr>
+          <w:cantSplit/>
+        </w:trPr>
+        <w:tc>
+          <w:tcPr>
+            <w:tcW w:type="dxa" w:w="1757"/>
+            <w:vAlign w:val="center"/>
+            <w:tcBorders>
+              <w:top w:val="single" w:sz="4" w:color="D9D9D9"/>
+              <w:bottom w:val="single" w:sz="4" w:color="D9D9D9"/>
+              <w:left w:val="single" w:sz="4" w:color="D9D9D9"/>
+              <w:right w:val="single" w:sz="4" w:color="D9D9D9"/>
+            </w:tcBorders>
+            <w:tcMar>
+              <w:left w:w="90" w:type="dxa"/>
+              <w:right w:w="90" w:type="dxa"/>
+            </w:tcMar>
+          </w:tcPr>
+          <w:p>
+            <w:pPr>
+              <w:keepNext w:val="0"/>
+              <w:spacing w:before="80" w:after="80" w:line="240" w:lineRule="auto"/>
+            </w:pPr>
+            <w:r>
+              <w:rPr>
+                <w:rFonts w:ascii="Arial" w:hAnsi="Arial"/>
+                <w:b w:val="0"/>
+                <w:sz w:val="19"/>
+              </w:rPr>
+              <w:t>Accept a booking</w:t>
+            </w:r>
+          </w:p>
+        </w:tc>
+        <w:tc>
+          <w:tcPr>
+            <w:tcW w:type="dxa" w:w="2891"/>
+            <w:vAlign w:val="center"/>
+            <w:tcBorders>
+              <w:top w:val="single" w:sz="4" w:color="D9D9D9"/>
+              <w:bottom w:val="single" w:sz="4" w:color="D9D9D9"/>
+              <w:left w:val="single" w:sz="4" w:color="D9D9D9"/>
+              <w:right w:val="single" w:sz="4" w:color="D9D9D9"/>
+            </w:tcBorders>
+            <w:tcMar>
+              <w:left w:w="90" w:type="dxa"/>
+              <w:right w:w="90" w:type="dxa"/>
+            </w:tcMar>
+          </w:tcPr>
+          <w:p>
+            <w:pPr>
+              <w:keepNext w:val="0"/>
+              <w:spacing w:before="80" w:after="80" w:line="240" w:lineRule="auto"/>
+            </w:pPr>
+            <w:r>
+              <w:rPr>
+                <w:rFonts w:ascii="Arial" w:hAnsi="Arial"/>
+                <w:b w:val="0"/>
+                <w:sz w:val="19"/>
+              </w:rPr>
+              <w:t>BookingForm passes an attendee request to ReservationControl.</w:t>
+            </w:r>
+          </w:p>
+        </w:tc>
+        <w:tc>
+          <w:tcPr>
+            <w:tcW w:type="dxa" w:w="4365"/>
+            <w:vAlign w:val="center"/>
+            <w:tcBorders>
+              <w:top w:val="single" w:sz="4" w:color="D9D9D9"/>
+              <w:bottom w:val="single" w:sz="4" w:color="D9D9D9"/>
+              <w:left w:val="single" w:sz="4" w:color="D9D9D9"/>
+              <w:right w:val="single" w:sz="4" w:color="D9D9D9"/>
+            </w:tcBorders>
+            <w:tcMar>
+              <w:left w:w="90" w:type="dxa"/>
+              <w:right w:w="90" w:type="dxa"/>
+            </w:tcMar>
+          </w:tcPr>
+          <w:p>
+            <w:pPr>
+              <w:keepNext w:val="0"/>
+              <w:spacing w:before="80" w:after="80" w:line="240" w:lineRule="auto"/>
+            </w:pPr>
+            <w:r>
+              <w:rPr>
+                <w:rFonts w:ascii="Arial" w:hAnsi="Arial"/>
+                <w:b w:val="0"/>
+                <w:sz w:val="19"/>
+              </w:rPr>
+              <w:t>BookingController adapts HTTP input; BookingService coordinates the use case.</w:t>
+            </w:r>
+          </w:p>
+        </w:tc>
+      </w:tr>
+      <w:tr>
+        <w:trPr>
+          <w:cantSplit/>
+        </w:trPr>
+        <w:tc>
+          <w:tcPr>
+            <w:tcW w:type="dxa" w:w="1757"/>
+            <w:vAlign w:val="center"/>
+            <w:tcBorders>
+              <w:top w:val="single" w:sz="4" w:color="D9D9D9"/>
+              <w:bottom w:val="single" w:sz="4" w:color="D9D9D9"/>
+              <w:left w:val="single" w:sz="4" w:color="D9D9D9"/>
+              <w:right w:val="single" w:sz="4" w:color="D9D9D9"/>
+            </w:tcBorders>
+            <w:tcMar>
+              <w:left w:w="90" w:type="dxa"/>
+              <w:right w:w="90" w:type="dxa"/>
+            </w:tcMar>
+          </w:tcPr>
+          <w:p>
+            <w:pPr>
+              <w:keepNext w:val="0"/>
+              <w:spacing w:before="80" w:after="80" w:line="240" w:lineRule="auto"/>
+            </w:pPr>
+            <w:r>
+              <w:rPr>
+                <w:rFonts w:ascii="Arial" w:hAnsi="Arial"/>
+                <w:b w:val="0"/>
+                <w:sz w:val="19"/>
+              </w:rPr>
+              <w:t>Handle a retry</w:t>
+            </w:r>
+          </w:p>
+        </w:tc>
+        <w:tc>
+          <w:tcPr>
+            <w:tcW w:type="dxa" w:w="2891"/>
+            <w:vAlign w:val="center"/>
+            <w:tcBorders>
+              <w:top w:val="single" w:sz="4" w:color="D9D9D9"/>
+              <w:bottom w:val="single" w:sz="4" w:color="D9D9D9"/>
+              <w:left w:val="single" w:sz="4" w:color="D9D9D9"/>
+              <w:right w:val="single" w:sz="4" w:color="D9D9D9"/>
+            </w:tcBorders>
+            <w:tcMar>
+              <w:left w:w="90" w:type="dxa"/>
+              <w:right w:w="90" w:type="dxa"/>
+            </w:tcMar>
+          </w:tcPr>
+          <w:p>
+            <w:pPr>
+              <w:keepNext w:val="0"/>
+              <w:spacing w:before="80" w:after="80" w:line="240" w:lineRule="auto"/>
+            </w:pPr>
+            <w:r>
+              <w:rPr>
+                <w:rFonts w:ascii="Arial" w:hAnsi="Arial"/>
+                <w:b w:val="0"/>
+                <w:sz w:val="19"/>
+              </w:rPr>
+              <w:t>Find an earlier booking outcome before reserving again.</w:t>
+            </w:r>
+          </w:p>
+        </w:tc>
+        <w:tc>
+          <w:tcPr>
+            <w:tcW w:type="dxa" w:w="4365"/>
+            <w:vAlign w:val="center"/>
+            <w:tcBorders>
+              <w:top w:val="single" w:sz="4" w:color="D9D9D9"/>
+              <w:bottom w:val="single" w:sz="4" w:color="D9D9D9"/>
+              <w:left w:val="single" w:sz="4" w:color="D9D9D9"/>
+              <w:right w:val="single" w:sz="4" w:color="D9D9D9"/>
+            </w:tcBorders>
+            <w:tcMar>
+              <w:left w:w="90" w:type="dxa"/>
+              <w:right w:w="90" w:type="dxa"/>
+            </w:tcMar>
+          </w:tcPr>
+          <w:p>
+            <w:pPr>
+              <w:keepNext w:val="0"/>
+              <w:spacing w:before="80" w:after="80" w:line="240" w:lineRule="auto"/>
+            </w:pPr>
+            <w:r>
+              <w:rPr>
+                <w:rFonts w:ascii="Arial" w:hAnsi="Arial"/>
+                <w:b w:val="0"/>
+                <w:sz w:val="19"/>
+              </w:rPr>
+              <w:t>BookingRequestLock serializes the user/request key; a matching result returns before inventory changes.</w:t>
+            </w:r>
+          </w:p>
+        </w:tc>
+      </w:tr>
+      <w:tr>
+        <w:trPr>
+          <w:cantSplit/>
+        </w:trPr>
+        <w:tc>
+          <w:tcPr>
+            <w:tcW w:type="dxa" w:w="1757"/>
+            <w:vAlign w:val="center"/>
+            <w:tcBorders>
+              <w:top w:val="single" w:sz="4" w:color="D9D9D9"/>
+              <w:bottom w:val="single" w:sz="4" w:color="D9D9D9"/>
+              <w:left w:val="single" w:sz="4" w:color="D9D9D9"/>
+              <w:right w:val="single" w:sz="4" w:color="D9D9D9"/>
+            </w:tcBorders>
+            <w:tcMar>
+              <w:left w:w="90" w:type="dxa"/>
+              <w:right w:w="90" w:type="dxa"/>
+            </w:tcMar>
+          </w:tcPr>
+          <w:p>
+            <w:pPr>
+              <w:keepNext w:val="0"/>
+              <w:spacing w:before="80" w:after="80" w:line="240" w:lineRule="auto"/>
+            </w:pPr>
+            <w:r>
+              <w:rPr>
+                <w:rFonts w:ascii="Arial" w:hAnsi="Arial"/>
+                <w:b w:val="0"/>
+                <w:sz w:val="19"/>
+              </w:rPr>
+              <w:t>Confirm availability</w:t>
+            </w:r>
+          </w:p>
+        </w:tc>
+        <w:tc>
+          <w:tcPr>
+            <w:tcW w:type="dxa" w:w="2891"/>
+            <w:vAlign w:val="center"/>
+            <w:tcBorders>
+              <w:top w:val="single" w:sz="4" w:color="D9D9D9"/>
+              <w:bottom w:val="single" w:sz="4" w:color="D9D9D9"/>
+              <w:left w:val="single" w:sz="4" w:color="D9D9D9"/>
+              <w:right w:val="single" w:sz="4" w:color="D9D9D9"/>
+            </w:tcBorders>
+            <w:tcMar>
+              <w:left w:w="90" w:type="dxa"/>
+              <w:right w:w="90" w:type="dxa"/>
+            </w:tcMar>
+          </w:tcPr>
+          <w:p>
+            <w:pPr>
+              <w:keepNext w:val="0"/>
+              <w:spacing w:before="80" w:after="80" w:line="240" w:lineRule="auto"/>
+            </w:pPr>
+            <w:r>
+              <w:rPr>
+                <w:rFonts w:ascii="Arial" w:hAnsi="Arial"/>
+                <w:b w:val="0"/>
+                <w:sz w:val="19"/>
+              </w:rPr>
+              <w:t>Check eligibility and available stock.</w:t>
+            </w:r>
+          </w:p>
+        </w:tc>
+        <w:tc>
+          <w:tcPr>
+            <w:tcW w:type="dxa" w:w="4365"/>
+            <w:vAlign w:val="center"/>
+            <w:tcBorders>
+              <w:top w:val="single" w:sz="4" w:color="D9D9D9"/>
+              <w:bottom w:val="single" w:sz="4" w:color="D9D9D9"/>
+              <w:left w:val="single" w:sz="4" w:color="D9D9D9"/>
+              <w:right w:val="single" w:sz="4" w:color="D9D9D9"/>
+            </w:tcBorders>
+            <w:tcMar>
+              <w:left w:w="90" w:type="dxa"/>
+              <w:right w:w="90" w:type="dxa"/>
+            </w:tcMar>
+          </w:tcPr>
+          <w:p>
+            <w:pPr>
+              <w:keepNext w:val="0"/>
+              <w:spacing w:before="80" w:after="80" w:line="240" w:lineRule="auto"/>
+            </w:pPr>
+            <w:r>
+              <w:rPr>
+                <w:rFonts w:ascii="Arial" w:hAnsi="Arial"/>
+                <w:b w:val="0"/>
+                <w:sz w:val="19"/>
+              </w:rPr>
+              <w:t>Lock the event, check registration and ticket eligibility, validate attendee information, then reserve stock through TicketReservationService.</w:t>
+            </w:r>
+          </w:p>
+        </w:tc>
+      </w:tr>
+      <w:tr>
+        <w:trPr>
+          <w:cantSplit/>
+        </w:trPr>
+        <w:tc>
+          <w:tcPr>
+            <w:tcW w:type="dxa" w:w="1757"/>
+            <w:vAlign w:val="center"/>
+            <w:tcBorders>
+              <w:top w:val="single" w:sz="4" w:color="D9D9D9"/>
+              <w:bottom w:val="single" w:sz="4" w:color="D9D9D9"/>
+              <w:left w:val="single" w:sz="4" w:color="D9D9D9"/>
+              <w:right w:val="single" w:sz="4" w:color="D9D9D9"/>
+            </w:tcBorders>
+            <w:tcMar>
+              <w:left w:w="90" w:type="dxa"/>
+              <w:right w:w="90" w:type="dxa"/>
+            </w:tcMar>
+          </w:tcPr>
+          <w:p>
+            <w:pPr>
+              <w:keepNext w:val="0"/>
+              <w:spacing w:before="80" w:after="80" w:line="240" w:lineRule="auto"/>
+            </w:pPr>
+            <w:r>
+              <w:rPr>
+                <w:rFonts w:ascii="Arial" w:hAnsi="Arial"/>
+                <w:b w:val="0"/>
+                <w:sz w:val="19"/>
+              </w:rPr>
+              <w:t>Complete the order</w:t>
+            </w:r>
+          </w:p>
+        </w:tc>
+        <w:tc>
+          <w:tcPr>
+            <w:tcW w:type="dxa" w:w="2891"/>
+            <w:vAlign w:val="center"/>
+            <w:tcBorders>
+              <w:top w:val="single" w:sz="4" w:color="D9D9D9"/>
+              <w:bottom w:val="single" w:sz="4" w:color="D9D9D9"/>
+              <w:left w:val="single" w:sz="4" w:color="D9D9D9"/>
+              <w:right w:val="single" w:sz="4" w:color="D9D9D9"/>
+            </w:tcBorders>
+            <w:tcMar>
+              <w:left w:w="90" w:type="dxa"/>
+              <w:right w:w="90" w:type="dxa"/>
+            </w:tcMar>
+          </w:tcPr>
+          <w:p>
+            <w:pPr>
+              <w:keepNext w:val="0"/>
+              <w:spacing w:before="80" w:after="80" w:line="240" w:lineRule="auto"/>
+            </w:pPr>
+            <w:r>
+              <w:rPr>
+                <w:rFonts w:ascii="Arial" w:hAnsi="Arial"/>
+                <w:b w:val="0"/>
+                <w:sz w:val="19"/>
+              </w:rPr>
+              <w:t>Return a confirmed booking and admission tickets.</w:t>
+            </w:r>
+          </w:p>
+        </w:tc>
+        <w:tc>
+          <w:tcPr>
+            <w:tcW w:type="dxa" w:w="4365"/>
+            <w:vAlign w:val="center"/>
+            <w:tcBorders>
+              <w:top w:val="single" w:sz="4" w:color="D9D9D9"/>
+              <w:bottom w:val="single" w:sz="4" w:color="D9D9D9"/>
+              <w:left w:val="single" w:sz="4" w:color="D9D9D9"/>
+              <w:right w:val="single" w:sz="4" w:color="D9D9D9"/>
+            </w:tcBorders>
+            <w:tcMar>
+              <w:left w:w="90" w:type="dxa"/>
+              <w:right w:w="90" w:type="dxa"/>
+            </w:tcMar>
+          </w:tcPr>
+          <w:p>
+            <w:pPr>
+              <w:keepNext w:val="0"/>
+              <w:spacing w:before="80" w:after="80" w:line="240" w:lineRule="auto"/>
+            </w:pPr>
+            <w:r>
+              <w:rPr>
+                <w:rFonts w:ascii="Arial" w:hAnsi="Arial"/>
+                <w:b w:val="0"/>
+                <w:sz w:val="19"/>
+              </w:rPr>
+              <w:t>Save CONFIRMED, publish BookingConfirmed, and run ticket/notification listeners synchronously in the originating transaction.</w:t>
+            </w:r>
+          </w:p>
+        </w:tc>
+      </w:tr>
+      <w:tr>
+        <w:trPr>
+          <w:cantSplit/>
+        </w:trPr>
+        <w:tc>
+          <w:tcPr>
+            <w:tcW w:type="dxa" w:w="1757"/>
+            <w:vAlign w:val="center"/>
+            <w:tcBorders>
+              <w:top w:val="single" w:sz="4" w:color="D9D9D9"/>
+              <w:bottom w:val="single" w:sz="4" w:color="D9D9D9"/>
+              <w:left w:val="single" w:sz="4" w:color="D9D9D9"/>
+              <w:right w:val="single" w:sz="4" w:color="D9D9D9"/>
+            </w:tcBorders>
+            <w:tcMar>
+              <w:left w:w="90" w:type="dxa"/>
+              <w:right w:w="90" w:type="dxa"/>
+            </w:tcMar>
+          </w:tcPr>
+          <w:p>
+            <w:pPr>
+              <w:keepNext/>
+              <w:spacing w:before="80" w:after="80" w:line="240" w:lineRule="auto"/>
+            </w:pPr>
+            <w:r>
+              <w:rPr>
+                <w:rFonts w:ascii="Arial" w:hAnsi="Arial"/>
+                <w:b w:val="0"/>
+                <w:sz w:val="19"/>
+              </w:rPr>
+              <w:t>Reject unsafe outcomes</w:t>
+            </w:r>
+          </w:p>
+        </w:tc>
+        <w:tc>
+          <w:tcPr>
+            <w:tcW w:type="dxa" w:w="2891"/>
+            <w:vAlign w:val="center"/>
+            <w:tcBorders>
+              <w:top w:val="single" w:sz="4" w:color="D9D9D9"/>
+              <w:bottom w:val="single" w:sz="4" w:color="D9D9D9"/>
+              <w:left w:val="single" w:sz="4" w:color="D9D9D9"/>
+              <w:right w:val="single" w:sz="4" w:color="D9D9D9"/>
+            </w:tcBorders>
+            <w:tcMar>
+              <w:left w:w="90" w:type="dxa"/>
+              <w:right w:w="90" w:type="dxa"/>
+            </w:tcMar>
+          </w:tcPr>
+          <w:p>
+            <w:pPr>
+              <w:keepNext/>
+              <w:spacing w:before="80" w:after="80" w:line="240" w:lineRule="auto"/>
+            </w:pPr>
+            <w:r>
+              <w:rPr>
+                <w:rFonts w:ascii="Arial" w:hAnsi="Arial"/>
+                <w:b w:val="0"/>
+                <w:sz w:val="19"/>
+              </w:rPr>
+              <w:t>Return rejection without an invalid business result.</w:t>
+            </w:r>
+          </w:p>
+        </w:tc>
+        <w:tc>
+          <w:tcPr>
+            <w:tcW w:type="dxa" w:w="4365"/>
+            <w:vAlign w:val="center"/>
+            <w:tcBorders>
+              <w:top w:val="single" w:sz="4" w:color="D9D9D9"/>
+              <w:bottom w:val="single" w:sz="4" w:color="D9D9D9"/>
+              <w:left w:val="single" w:sz="4" w:color="D9D9D9"/>
+              <w:right w:val="single" w:sz="4" w:color="D9D9D9"/>
+            </w:tcBorders>
+            <w:tcMar>
+              <w:left w:w="90" w:type="dxa"/>
+              <w:right w:w="90" w:type="dxa"/>
+            </w:tcMar>
+          </w:tcPr>
+          <w:p>
+            <w:pPr>
+              <w:keepNext/>
+              <w:spacing w:before="80" w:after="80" w:line="240" w:lineRule="auto"/>
+            </w:pPr>
+            <w:r>
+              <w:rPr>
+                <w:rFonts w:ascii="Arial" w:hAnsi="Arial"/>
+                <w:b w:val="0"/>
+                <w:sz w:val="19"/>
+              </w:rPr>
+              <w:t>Conflicting replay input is rejected; listener failures roll back booking, stock, tickets and notification writes.</w:t>
+            </w:r>
+          </w:p>
+        </w:tc>
+      </w:tr>
+    </w:tbl>
+    <w:p>
+      <w:pPr>
+        <w:pStyle w:val="Caption"/>
+        <w:keepNext w:val="0"/>
+        <w:widowControl/>
+        <w:spacing w:line="259" w:lineRule="auto" w:after="160" w:before="100"/>
+        <w:jc w:val="center"/>
+      </w:pPr>
+      <w:r>
+        <w:rPr>
+          <w:rFonts w:ascii="Arial" w:hAnsi="Arial"/>
+          <w:color w:val="000000"/>
+          <w:sz w:val="20"/>
+        </w:rPr>
+        <w:t>Table 12. Booking responsibilities and their implementation mechanisms</w:t>
+      </w:r>
+    </w:p>
+    <w:p>
+      <w:pPr>
+        <w:pStyle w:val="Heading3"/>
+        <w:keepNext/>
+        <w:pageBreakBefore/>
+        <w:widowControl/>
+        <w:spacing w:line="259" w:lineRule="auto" w:before="120" w:after="120"/>
+        <w:numPr>
+          <w:numId w:val="0"/>
+        </w:numPr>
+      </w:pPr>
+      <w:r>
+        <w:rPr>
+          <w:rFonts w:ascii="Arial" w:hAnsi="Arial"/>
+          <w:b/>
+          <w:color w:val="000000"/>
+          <w:sz w:val="24"/>
+        </w:rPr>
+        <w:t>3.4.7 Use Case 7 by Luo Runzhou</w:t>
+      </w:r>
+    </w:p>
+    <w:p>
+      <w:pPr>
+        <w:keepNext w:val="0"/>
+        <w:widowControl/>
+        <w:spacing w:line="259" w:lineRule="auto" w:before="0" w:after="120"/>
+        <w:numPr>
+          <w:numId w:val="0"/>
+        </w:numPr>
+      </w:pPr>
+      <w:r>
+        <w:rPr>
+          <w:rFonts w:ascii="Arial" w:hAnsi="Arial"/>
+          <w:b w:val="0"/>
+          <w:color w:val="000000"/>
+          <w:sz w:val="24"/>
+        </w:rPr>
+        <w:t>Use case: UC07 Check In Ticket. The normal and relevant alternative flows are specified in Section 3.3.8.</w:t>
+      </w:r>
+    </w:p>
+    <w:p>
+      <w:pPr>
+        <w:pStyle w:val="Heading4"/>
+        <w:keepNext/>
+        <w:pageBreakBefore w:val="0"/>
+        <w:widowControl/>
+        <w:spacing w:line="259" w:lineRule="auto" w:before="120" w:after="120"/>
+        <w:numPr>
+          <w:numId w:val="0"/>
+        </w:numPr>
+      </w:pPr>
+      <w:r>
+        <w:rPr>
+          <w:rFonts w:ascii="Arial" w:hAnsi="Arial"/>
+          <w:b/>
+          <w:color w:val="000000"/>
+          <w:sz w:val="22"/>
+        </w:rPr>
+        <w:t>3.4.7.1 Analysis and Design Class Models</w:t>
+      </w:r>
+    </w:p>
+    <w:p>
+      <w:pPr>
+        <w:keepNext w:val="0"/>
+        <w:widowControl/>
+        <w:spacing w:line="259" w:lineRule="auto" w:before="0" w:after="120"/>
+        <w:numPr>
+          <w:numId w:val="0"/>
+        </w:numPr>
+      </w:pPr>
+      <w:r>
+        <w:rPr>
+          <w:rFonts w:ascii="Arial" w:hAnsi="Arial"/>
+          <w:b w:val="0"/>
+          <w:color w:val="000000"/>
+          <w:sz w:val="22"/>
+        </w:rPr>
+        <w:t>TS3 combines effective STAFF with current event assignment and the admission window. TS2 gives verification a current event lock, and commits an admission status change with its unique audit record. TS5 delegates ticket operations to TicketState. CheckInController retains boundary and transaction orchestration, including cross-table JdbcTemplate queries; this is the documented TS1 separation exception. Verify returns current status without mutation. Admission repeats all guards and rejects VOID/CHECKED_IN tickets; later event cancellation preserves historical audit records.</w:t>
+      </w:r>
+    </w:p>
+    <w:p>
+      <w:pPr>
+        <w:keepNext/>
+        <w:keepLines/>
+        <w:widowControl/>
+        <w:spacing w:line="259" w:lineRule="auto" w:before="0" w:after="0"/>
+        <w:numPr>
+          <w:numId w:val="0"/>
+        </w:numPr>
+        <w:jc w:val="center"/>
+      </w:pPr>
+      <w:r>
+        <w:rPr>
+          <w:rFonts w:ascii="Arial" w:hAnsi="Arial"/>
+          <w:b w:val="0"/>
+          <w:color w:val="000000"/>
+          <w:sz w:val="24"/>
+        </w:rPr>
+      </w:r>
+      <w:r>
+        <w:drawing>
+          <wp:inline xmlns:a="http://schemas.openxmlformats.org/drawingml/2006/main" xmlns:pic="http://schemas.openxmlformats.org/drawingml/2006/picture">
+            <wp:extent cx="5669280" cy="3356146"/>
+            <wp:docPr id="98" name="Picture 98"/>
+            <wp:cNvGraphicFramePr>
+              <a:graphicFrameLocks noChangeAspect="1"/>
+            </wp:cNvGraphicFramePr>
+            <a:graphic>
+              <a:graphicData uri="http://schemas.openxmlformats.org/drawingml/2006/picture">
+                <pic:pic>
+                  <pic:nvPicPr>
+                    <pic:cNvPr id="0" name="UC07_a_class.png"/>
+                    <pic:cNvPicPr/>
+                  </pic:nvPicPr>
+                  <pic:blipFill>
+                    <a:blip r:embed="rId113"/>
+                    <a:stretch>
+                      <a:fillRect/>
+                    </a:stretch>
+                  </pic:blipFill>
+                  <pic:spPr>
+                    <a:xfrm>
+                      <a:off x="0" y="0"/>
+                      <a:ext cx="5669280" cy="3356146"/>
+                    </a:xfrm>
+                    <a:prstGeom prst="rect"/>
+                  </pic:spPr>
+                </pic:pic>
+              </a:graphicData>
+            </a:graphic>
+          </wp:inline>
+        </w:drawing>
+      </w:r>
+    </w:p>
+    <w:p>
+      <w:pPr>
+        <w:pStyle w:val="Caption"/>
+        <w:keepNext w:val="0"/>
+        <w:widowControl/>
+        <w:spacing w:line="259" w:lineRule="auto" w:before="80" w:after="160"/>
+        <w:numPr>
+          <w:numId w:val="0"/>
+        </w:numPr>
+        <w:jc w:val="center"/>
+      </w:pPr>
+      <w:r>
+        <w:rPr>
+          <w:rFonts w:ascii="Arial" w:hAnsi="Arial"/>
+          <w:b w:val="0"/>
+          <w:color w:val="000000"/>
+          <w:sz w:val="20"/>
+        </w:rPr>
+        <w:t>Figure 40. UC07 analysis class model.</w:t>
+      </w:r>
+    </w:p>
+    <w:p>
+      <w:pPr>
+        <w:keepNext/>
+        <w:keepLines/>
+        <w:widowControl/>
+        <w:spacing w:line="259" w:lineRule="auto" w:before="0" w:after="0"/>
+        <w:numPr>
+          <w:numId w:val="0"/>
+        </w:numPr>
+        <w:jc w:val="center"/>
+      </w:pPr>
+      <w:r>
+        <w:rPr>
+          <w:rFonts w:ascii="Arial" w:hAnsi="Arial"/>
+          <w:b w:val="0"/>
+          <w:color w:val="000000"/>
+          <w:sz w:val="24"/>
+        </w:rPr>
+      </w:r>
+      <w:r>
+        <w:drawing>
+          <wp:inline xmlns:a="http://schemas.openxmlformats.org/drawingml/2006/main" xmlns:pic="http://schemas.openxmlformats.org/drawingml/2006/picture">
+            <wp:extent cx="5669280" cy="5117894"/>
+            <wp:docPr id="99" name="Picture 99"/>
+            <wp:cNvGraphicFramePr>
+              <a:graphicFrameLocks noChangeAspect="1"/>
+            </wp:cNvGraphicFramePr>
+            <a:graphic>
+              <a:graphicData uri="http://schemas.openxmlformats.org/drawingml/2006/picture">
+                <pic:pic>
+                  <pic:nvPicPr>
+                    <pic:cNvPr id="0" name="UC07_d_class.png"/>
+                    <pic:cNvPicPr/>
+                  </pic:nvPicPr>
+                  <pic:blipFill>
+                    <a:blip r:embed="rId114"/>
+                    <a:stretch>
+                      <a:fillRect/>
+                    </a:stretch>
+                  </pic:blipFill>
+                  <pic:spPr>
+                    <a:xfrm>
+                      <a:off x="0" y="0"/>
+                      <a:ext cx="5669280" cy="5117894"/>
+                    </a:xfrm>
+                    <a:prstGeom prst="rect"/>
+                  </pic:spPr>
+                </pic:pic>
+              </a:graphicData>
+            </a:graphic>
+          </wp:inline>
+        </w:drawing>
+      </w:r>
+    </w:p>
+    <w:p>
+      <w:pPr>
+        <w:pStyle w:val="Caption"/>
+        <w:keepNext w:val="0"/>
+        <w:widowControl/>
+        <w:spacing w:line="259" w:lineRule="auto" w:before="80" w:after="160"/>
+        <w:numPr>
+          <w:numId w:val="0"/>
+        </w:numPr>
+        <w:jc w:val="center"/>
+      </w:pPr>
+      <w:r>
+        <w:rPr>
+          <w:rFonts w:ascii="Arial" w:hAnsi="Arial"/>
+          <w:b w:val="0"/>
+          <w:color w:val="000000"/>
+          <w:sz w:val="20"/>
+        </w:rPr>
+        <w:t>Figure 41. UC07 design class model.</w:t>
+      </w:r>
+    </w:p>
+    <w:p>
+      <w:pPr>
+        <w:pStyle w:val="Heading4"/>
+        <w:keepNext/>
+        <w:pageBreakBefore w:val="0"/>
+        <w:widowControl/>
+        <w:spacing w:line="259" w:lineRule="auto" w:before="120" w:after="120"/>
+        <w:numPr>
+          <w:numId w:val="0"/>
+        </w:numPr>
+      </w:pPr>
+      <w:r>
+        <w:rPr>
+          <w:rFonts w:ascii="Arial" w:hAnsi="Arial"/>
+          <w:b/>
+          <w:color w:val="000000"/>
+          <w:sz w:val="22"/>
+        </w:rPr>
+        <w:t>3.4.7.2 Ticket Verification Flow</w:t>
+      </w:r>
+    </w:p>
+    <w:p>
+      <w:pPr>
+        <w:keepNext/>
+        <w:keepLines/>
+        <w:widowControl/>
+        <w:spacing w:line="259" w:lineRule="auto" w:before="0" w:after="0"/>
+        <w:numPr>
+          <w:numId w:val="0"/>
+        </w:numPr>
+        <w:jc w:val="center"/>
+      </w:pPr>
+      <w:r>
+        <w:rPr>
+          <w:rFonts w:ascii="Arial" w:hAnsi="Arial"/>
+          <w:b w:val="0"/>
+          <w:color w:val="000000"/>
+          <w:sz w:val="24"/>
+        </w:rPr>
+      </w:r>
+      <w:r>
+        <w:drawing>
+          <wp:inline xmlns:a="http://schemas.openxmlformats.org/drawingml/2006/main" xmlns:pic="http://schemas.openxmlformats.org/drawingml/2006/picture">
+            <wp:extent cx="5669280" cy="6366914"/>
+            <wp:docPr id="100" name="Picture 100"/>
+            <wp:cNvGraphicFramePr>
+              <a:graphicFrameLocks noChangeAspect="1"/>
+            </wp:cNvGraphicFramePr>
+            <a:graphic>
+              <a:graphicData uri="http://schemas.openxmlformats.org/drawingml/2006/picture">
+                <pic:pic>
+                  <pic:nvPicPr>
+                    <pic:cNvPr id="0" name="UC07_a_verify.png"/>
+                    <pic:cNvPicPr/>
+                  </pic:nvPicPr>
+                  <pic:blipFill>
+                    <a:blip r:embed="rId115"/>
+                    <a:stretch>
+                      <a:fillRect/>
+                    </a:stretch>
+                  </pic:blipFill>
+                  <pic:spPr>
+                    <a:xfrm>
+                      <a:off x="0" y="0"/>
+                      <a:ext cx="5669280" cy="6366914"/>
+                    </a:xfrm>
+                    <a:prstGeom prst="rect"/>
+                  </pic:spPr>
+                </pic:pic>
+              </a:graphicData>
+            </a:graphic>
+          </wp:inline>
+        </w:drawing>
+      </w:r>
+    </w:p>
+    <w:p>
+      <w:pPr>
+        <w:pStyle w:val="Caption"/>
+        <w:keepNext w:val="0"/>
+        <w:widowControl/>
+        <w:spacing w:line="259" w:lineRule="auto" w:before="80" w:after="160"/>
+        <w:numPr>
+          <w:numId w:val="0"/>
+        </w:numPr>
+        <w:jc w:val="center"/>
+      </w:pPr>
+      <w:r>
+        <w:rPr>
+          <w:rFonts w:ascii="Arial" w:hAnsi="Arial"/>
+          <w:b w:val="0"/>
+          <w:color w:val="000000"/>
+          <w:sz w:val="20"/>
+        </w:rPr>
+        <w:t>Figure 42. UC07 analysis sequence for verifying ticket status.</w:t>
+      </w:r>
+    </w:p>
+    <w:p>
+      <w:pPr>
+        <w:keepNext/>
+        <w:keepLines/>
+        <w:widowControl/>
+        <w:spacing w:line="259" w:lineRule="auto" w:before="0" w:after="0"/>
+        <w:numPr>
+          <w:numId w:val="0"/>
+        </w:numPr>
+        <w:jc w:val="center"/>
+      </w:pPr>
+      <w:r>
+        <w:rPr>
+          <w:rFonts w:ascii="Arial" w:hAnsi="Arial"/>
+          <w:b w:val="0"/>
+          <w:color w:val="000000"/>
+          <w:sz w:val="24"/>
+        </w:rPr>
+      </w:r>
+      <w:r>
+        <w:drawing>
+          <wp:inline xmlns:a="http://schemas.openxmlformats.org/drawingml/2006/main" xmlns:pic="http://schemas.openxmlformats.org/drawingml/2006/picture">
+            <wp:extent cx="4789769" cy="6995159"/>
+            <wp:docPr id="101" name="Picture 101"/>
+            <wp:cNvGraphicFramePr>
+              <a:graphicFrameLocks noChangeAspect="1"/>
+            </wp:cNvGraphicFramePr>
+            <a:graphic>
+              <a:graphicData uri="http://schemas.openxmlformats.org/drawingml/2006/picture">
+                <pic:pic>
+                  <pic:nvPicPr>
+                    <pic:cNvPr id="0" name="UC07_d_verify.png"/>
+                    <pic:cNvPicPr/>
+                  </pic:nvPicPr>
+                  <pic:blipFill>
+                    <a:blip r:embed="rId116"/>
+                    <a:stretch>
+                      <a:fillRect/>
+                    </a:stretch>
+                  </pic:blipFill>
+                  <pic:spPr>
+                    <a:xfrm>
+                      <a:off x="0" y="0"/>
+                      <a:ext cx="4789769" cy="6995159"/>
+                    </a:xfrm>
+                    <a:prstGeom prst="rect"/>
+                  </pic:spPr>
+                </pic:pic>
+              </a:graphicData>
+            </a:graphic>
+          </wp:inline>
+        </w:drawing>
+      </w:r>
+    </w:p>
+    <w:p>
+      <w:pPr>
+        <w:pStyle w:val="Caption"/>
+        <w:keepNext w:val="0"/>
+        <w:widowControl/>
+        <w:spacing w:line="259" w:lineRule="auto" w:before="80" w:after="160"/>
+        <w:numPr>
+          <w:numId w:val="0"/>
+        </w:numPr>
+        <w:jc w:val="center"/>
+      </w:pPr>
+      <w:r>
+        <w:rPr>
+          <w:rFonts w:ascii="Arial" w:hAnsi="Arial"/>
+          <w:b w:val="0"/>
+          <w:color w:val="000000"/>
+          <w:sz w:val="20"/>
+        </w:rPr>
+        <w:t>Figure 43. UC07 design sequence for read-only verification.</w:t>
+      </w:r>
+    </w:p>
+    <w:p>
+      <w:pPr>
+        <w:pStyle w:val="Heading4"/>
+        <w:keepNext/>
+        <w:pageBreakBefore w:val="0"/>
+        <w:widowControl/>
+        <w:spacing w:line="259" w:lineRule="auto" w:before="120" w:after="120"/>
+        <w:numPr>
+          <w:numId w:val="0"/>
+        </w:numPr>
+      </w:pPr>
+      <w:r>
+        <w:rPr>
+          <w:rFonts w:ascii="Arial" w:hAnsi="Arial"/>
+          <w:b/>
+          <w:color w:val="000000"/>
+          <w:sz w:val="22"/>
+        </w:rPr>
+        <w:t>3.4.7.3 Admission Flow</w:t>
+      </w:r>
+    </w:p>
+    <w:p>
+      <w:pPr>
+        <w:keepNext/>
+        <w:keepLines/>
+        <w:widowControl/>
+        <w:spacing w:line="259" w:lineRule="auto" w:before="0" w:after="0"/>
+        <w:numPr>
+          <w:numId w:val="0"/>
+        </w:numPr>
+        <w:jc w:val="center"/>
+      </w:pPr>
+      <w:r>
+        <w:rPr>
+          <w:rFonts w:ascii="Arial" w:hAnsi="Arial"/>
+          <w:b w:val="0"/>
+          <w:color w:val="000000"/>
+          <w:sz w:val="24"/>
+        </w:rPr>
+      </w:r>
+      <w:r>
+        <w:drawing>
+          <wp:inline xmlns:a="http://schemas.openxmlformats.org/drawingml/2006/main" xmlns:pic="http://schemas.openxmlformats.org/drawingml/2006/picture">
+            <wp:extent cx="5669280" cy="6006914"/>
+            <wp:docPr id="102" name="Picture 102"/>
+            <wp:cNvGraphicFramePr>
+              <a:graphicFrameLocks noChangeAspect="1"/>
+            </wp:cNvGraphicFramePr>
+            <a:graphic>
+              <a:graphicData uri="http://schemas.openxmlformats.org/drawingml/2006/picture">
+                <pic:pic>
+                  <pic:nvPicPr>
+                    <pic:cNvPr id="0" name="UC07_a_admit.png"/>
+                    <pic:cNvPicPr/>
+                  </pic:nvPicPr>
+                  <pic:blipFill>
+                    <a:blip r:embed="rId117"/>
+                    <a:stretch>
+                      <a:fillRect/>
+                    </a:stretch>
+                  </pic:blipFill>
+                  <pic:spPr>
+                    <a:xfrm>
+                      <a:off x="0" y="0"/>
+                      <a:ext cx="5669280" cy="6006914"/>
+                    </a:xfrm>
+                    <a:prstGeom prst="rect"/>
+                  </pic:spPr>
+                </pic:pic>
+              </a:graphicData>
+            </a:graphic>
+          </wp:inline>
+        </w:drawing>
+      </w:r>
+    </w:p>
+    <w:p>
+      <w:pPr>
+        <w:pStyle w:val="Caption"/>
+        <w:keepNext w:val="0"/>
+        <w:widowControl/>
+        <w:spacing w:line="259" w:lineRule="auto" w:before="80" w:after="160"/>
+        <w:numPr>
+          <w:numId w:val="0"/>
+        </w:numPr>
+        <w:jc w:val="center"/>
+      </w:pPr>
+      <w:r>
+        <w:rPr>
+          <w:rFonts w:ascii="Arial" w:hAnsi="Arial"/>
+          <w:b w:val="0"/>
+          <w:color w:val="000000"/>
+          <w:sz w:val="20"/>
+        </w:rPr>
+        <w:t>Figure 44. UC07 analysis sequence for confirming admission.</w:t>
+      </w:r>
+    </w:p>
+    <w:p>
+      <w:pPr>
+        <w:keepNext/>
+        <w:keepLines/>
+        <w:widowControl/>
+        <w:spacing w:line="259" w:lineRule="auto" w:before="0" w:after="0"/>
+        <w:numPr>
+          <w:numId w:val="0"/>
+        </w:numPr>
+        <w:jc w:val="center"/>
+      </w:pPr>
+      <w:r>
+        <w:rPr>
+          <w:rFonts w:ascii="Arial" w:hAnsi="Arial"/>
+          <w:b w:val="0"/>
+          <w:color w:val="000000"/>
+          <w:sz w:val="24"/>
+        </w:rPr>
+      </w:r>
+      <w:r>
+        <w:drawing>
+          <wp:inline xmlns:a="http://schemas.openxmlformats.org/drawingml/2006/main" xmlns:pic="http://schemas.openxmlformats.org/drawingml/2006/picture">
+            <wp:extent cx="5669280" cy="3683891"/>
+            <wp:docPr id="103" name="Picture 103"/>
+            <wp:cNvGraphicFramePr>
+              <a:graphicFrameLocks noChangeAspect="1"/>
+            </wp:cNvGraphicFramePr>
+            <a:graphic>
+              <a:graphicData uri="http://schemas.openxmlformats.org/drawingml/2006/picture">
+                <pic:pic>
+                  <pic:nvPicPr>
+                    <pic:cNvPr id="0" name="UC07_d_admit.png"/>
+                    <pic:cNvPicPr/>
+                  </pic:nvPicPr>
+                  <pic:blipFill>
+                    <a:blip r:embed="rId118"/>
+                    <a:stretch>
+                      <a:fillRect/>
+                    </a:stretch>
+                  </pic:blipFill>
+                  <pic:spPr>
+                    <a:xfrm>
+                      <a:off x="0" y="0"/>
+                      <a:ext cx="5669280" cy="3683891"/>
+                    </a:xfrm>
+                    <a:prstGeom prst="rect"/>
+                  </pic:spPr>
+                </pic:pic>
+              </a:graphicData>
+            </a:graphic>
+          </wp:inline>
+        </w:drawing>
+      </w:r>
+    </w:p>
+    <w:p>
+      <w:pPr>
+        <w:pStyle w:val="Caption"/>
+        <w:keepNext w:val="0"/>
+        <w:widowControl/>
+        <w:spacing w:line="259" w:lineRule="auto" w:before="80" w:after="160"/>
+        <w:numPr>
+          <w:numId w:val="0"/>
+        </w:numPr>
+        <w:jc w:val="center"/>
+      </w:pPr>
+      <w:r>
+        <w:rPr>
+          <w:rFonts w:ascii="Arial" w:hAnsi="Arial"/>
+          <w:b w:val="0"/>
+          <w:color w:val="000000"/>
+          <w:sz w:val="20"/>
+        </w:rPr>
+        <w:t>Figure 45. UC07 design sequence for admission and its audit Part 1 of 2.</w:t>
+      </w:r>
+    </w:p>
+    <w:p>
+      <w:pPr>
+        <w:keepNext/>
+        <w:keepLines/>
+        <w:widowControl/>
+        <w:spacing w:line="259" w:lineRule="auto" w:before="0" w:after="0"/>
+        <w:numPr>
+          <w:numId w:val="0"/>
+        </w:numPr>
+        <w:jc w:val="center"/>
+      </w:pPr>
+      <w:r>
+        <w:rPr>
+          <w:rFonts w:ascii="Arial" w:hAnsi="Arial"/>
+          <w:b w:val="0"/>
+          <w:color w:val="000000"/>
+          <w:sz w:val="24"/>
+        </w:rPr>
+      </w:r>
+      <w:r>
+        <w:drawing>
+          <wp:inline xmlns:a="http://schemas.openxmlformats.org/drawingml/2006/main" xmlns:pic="http://schemas.openxmlformats.org/drawingml/2006/picture">
+            <wp:extent cx="5669280" cy="5512796"/>
+            <wp:docPr id="104" name="Picture 104"/>
+            <wp:cNvGraphicFramePr>
+              <a:graphicFrameLocks noChangeAspect="1"/>
+            </wp:cNvGraphicFramePr>
+            <a:graphic>
+              <a:graphicData uri="http://schemas.openxmlformats.org/drawingml/2006/picture">
+                <pic:pic>
+                  <pic:nvPicPr>
+                    <pic:cNvPr id="0" name="UC07_d_admit_001.png"/>
+                    <pic:cNvPicPr/>
+                  </pic:nvPicPr>
+                  <pic:blipFill>
+                    <a:blip r:embed="rId119"/>
+                    <a:stretch>
+                      <a:fillRect/>
+                    </a:stretch>
+                  </pic:blipFill>
+                  <pic:spPr>
+                    <a:xfrm>
+                      <a:off x="0" y="0"/>
+                      <a:ext cx="5669280" cy="5512796"/>
+                    </a:xfrm>
+                    <a:prstGeom prst="rect"/>
+                  </pic:spPr>
+                </pic:pic>
+              </a:graphicData>
+            </a:graphic>
+          </wp:inline>
+        </w:drawing>
+      </w:r>
+    </w:p>
+    <w:p>
+      <w:pPr>
+        <w:pStyle w:val="Caption"/>
+        <w:keepNext w:val="0"/>
+        <w:widowControl/>
+        <w:spacing w:line="259" w:lineRule="auto" w:before="80" w:after="160"/>
+        <w:numPr>
+          <w:numId w:val="0"/>
+        </w:numPr>
+        <w:jc w:val="center"/>
+      </w:pPr>
+      <w:r>
+        <w:rPr>
+          <w:rFonts w:ascii="Arial" w:hAnsi="Arial"/>
+          <w:b w:val="0"/>
+          <w:color w:val="000000"/>
+          <w:sz w:val="20"/>
+        </w:rPr>
+        <w:t>Figure 45 (continued). UC07 design sequence for admission and its audit Part 2 of 2.</w:t>
+      </w:r>
+    </w:p>
+    <w:p>
+      <w:pPr>
+        <w:pStyle w:val="Heading4"/>
+        <w:keepNext/>
+        <w:pageBreakBefore/>
+        <w:widowControl/>
+        <w:spacing w:line="259" w:lineRule="auto" w:before="120" w:after="120"/>
+        <w:numPr>
+          <w:numId w:val="0"/>
+        </w:numPr>
+      </w:pPr>
+      <w:r>
+        <w:rPr>
+          <w:rFonts w:ascii="Arial" w:hAnsi="Arial"/>
+          <w:b/>
+          <w:color w:val="000000"/>
+          <w:sz w:val="22"/>
+        </w:rPr>
+        <w:t>3.4.7.4 Shared Authorization Entry</w:t>
+      </w:r>
+    </w:p>
+    <w:p>
+      <w:pPr>
+        <w:keepNext w:val="0"/>
+        <w:widowControl/>
+        <w:spacing w:line="259" w:lineRule="auto" w:before="0" w:after="120"/>
+        <w:numPr>
+          <w:numId w:val="0"/>
+        </w:numPr>
+      </w:pPr>
+      <w:r>
+        <w:rPr>
+          <w:rFonts w:ascii="Arial" w:hAnsi="Arial"/>
+          <w:b w:val="0"/>
+          <w:color w:val="000000"/>
+          <w:sz w:val="22"/>
+        </w:rPr>
+        <w:t>The common authorization entry in Figures 46 and 47 precedes protected use-case dispatch. It complements UC07’s domain models and is also referenced by UC02, UC03, UC04 and UC06: token validity, current effective role and access to the requested resource are separate guards. A failed guard stops the later operation.</w:t>
       </w:r>
     </w:p>
     <w:p>
@@ -15449,7 +17964,7 @@
         <w:rPr>
           <w:sz w:val="18"/>
         </w:rPr>
-        <w:t>Figure 32. Selected authorization-entry dependencies configured by SecurityConfiguration.</w:t>
+        <w:t>Figure 46. Selected authorization-entry dependencies configured by SecurityConfiguration.</w:t>
       </w:r>
     </w:p>
     <w:p>
@@ -15504,928 +18019,7 @@
         <w:rPr>
           <w:sz w:val="18"/>
         </w:rPr>
-        <w:t>Figure 33. Authorization entry before admission; method guards and resource policy are separate checks.</w:t>
-      </w:r>
-    </w:p>
-    <w:p>
-      <w:pPr>
-        <w:pStyle w:val="Heading3"/>
-        <w:spacing w:after="140" w:line="259" w:lineRule="auto" w:before="100"/>
-        <w:numPr>
-          <w:numId w:val="0"/>
-        </w:numPr>
-        <w:ind w:left="0" w:firstLine="0"/>
-        <w:pageBreakBefore/>
-      </w:pPr>
-      <w:r>
-        <w:rPr>
-          <w:b/>
-          <w:sz w:val="24"/>
-          <w:color w:val="000000"/>
-        </w:rPr>
-        <w:t>3.4.8 Cancellation and Event Lifecycle Flows</w:t>
-      </w:r>
-    </w:p>
-    <w:p>
-      <w:pPr>
-        <w:keepNext/>
-        <w:spacing w:after="40"/>
-      </w:pPr>
-      <w:r>
-        <w:drawing>
-          <wp:inline xmlns:a="http://schemas.openxmlformats.org/drawingml/2006/main" xmlns:pic="http://schemas.openxmlformats.org/drawingml/2006/picture">
-            <wp:extent cx="5687568" cy="2086626"/>
-            <wp:docPr id="32" name="Picture 32"/>
-            <wp:cNvGraphicFramePr>
-              <a:graphicFrameLocks noChangeAspect="1"/>
-            </wp:cNvGraphicFramePr>
-            <a:graphic>
-              <a:graphicData uri="http://schemas.openxmlformats.org/drawingml/2006/picture">
-                <pic:pic>
-                  <pic:nvPicPr>
-                    <pic:cNvPr id="0" name="event_analysis_cancel.png"/>
-                    <pic:cNvPicPr/>
-                  </pic:nvPicPr>
-                  <pic:blipFill>
-                    <a:blip r:embed="rId45"/>
-                    <a:stretch>
-                      <a:fillRect/>
-                    </a:stretch>
-                  </pic:blipFill>
-                  <pic:spPr>
-                    <a:xfrm>
-                      <a:off x="0" y="0"/>
-                      <a:ext cx="5687568" cy="2086626"/>
-                    </a:xfrm>
-                    <a:prstGeom prst="rect"/>
-                  </pic:spPr>
-                </pic:pic>
-              </a:graphicData>
-            </a:graphic>
-          </wp:inline>
-        </w:drawing>
-      </w:r>
-    </w:p>
-    <w:p>
-      <w:pPr>
-        <w:spacing w:after="140" w:line="240" w:lineRule="auto" w:before="60"/>
-        <w:pStyle w:val="Caption"/>
-        <w:jc w:val="center"/>
-        <w:keepNext w:val="0"/>
-      </w:pPr>
-      <w:r>
-        <w:rPr>
-          <w:sz w:val="18"/>
-        </w:rPr>
-        <w:t>Figure 34. UC04 cancellation analysis sequence. The design counterpart is DP01.</w:t>
-      </w:r>
-    </w:p>
-    <w:p>
-      <w:pPr>
-        <w:keepNext/>
-        <w:spacing w:after="40"/>
-      </w:pPr>
-      <w:r>
-        <w:drawing>
-          <wp:inline xmlns:a="http://schemas.openxmlformats.org/drawingml/2006/main" xmlns:pic="http://schemas.openxmlformats.org/drawingml/2006/picture">
-            <wp:extent cx="5687568" cy="2086626"/>
-            <wp:docPr id="33" name="Picture 33"/>
-            <wp:cNvGraphicFramePr>
-              <a:graphicFrameLocks noChangeAspect="1"/>
-            </wp:cNvGraphicFramePr>
-            <a:graphic>
-              <a:graphicData uri="http://schemas.openxmlformats.org/drawingml/2006/picture">
-                <pic:pic>
-                  <pic:nvPicPr>
-                    <pic:cNvPr id="0" name="event_publish.png"/>
-                    <pic:cNvPicPr/>
-                  </pic:nvPicPr>
-                  <pic:blipFill>
-                    <a:blip r:embed="rId46"/>
-                    <a:stretch>
-                      <a:fillRect/>
-                    </a:stretch>
-                  </pic:blipFill>
-                  <pic:spPr>
-                    <a:xfrm>
-                      <a:off x="0" y="0"/>
-                      <a:ext cx="5687568" cy="2086626"/>
-                    </a:xfrm>
-                    <a:prstGeom prst="rect"/>
-                  </pic:spPr>
-                </pic:pic>
-              </a:graphicData>
-            </a:graphic>
-          </wp:inline>
-        </w:drawing>
-      </w:r>
-    </w:p>
-    <w:p>
-      <w:pPr>
-        <w:spacing w:after="140" w:line="240" w:lineRule="auto" w:before="60"/>
-        <w:pStyle w:val="Caption"/>
-        <w:jc w:val="center"/>
-        <w:keepNext w:val="0"/>
-      </w:pPr>
-      <w:r>
-        <w:rPr>
-          <w:sz w:val="18"/>
-        </w:rPr>
-        <w:t>Figure 35. UC04 create/edit/publication design sequence; invalid input or stale versions stop the operation.</w:t>
-      </w:r>
-    </w:p>
-    <w:p>
-      <w:pPr>
-        <w:pStyle w:val="Heading3"/>
-        <w:spacing w:after="140" w:line="259" w:lineRule="auto" w:before="100"/>
-        <w:numPr>
-          <w:numId w:val="0"/>
-        </w:numPr>
-        <w:ind w:left="0" w:firstLine="0"/>
-        <w:pageBreakBefore/>
-      </w:pPr>
-      <w:r>
-        <w:rPr>
-          <w:b/>
-          <w:sz w:val="24"/>
-          <w:color w:val="000000"/>
-        </w:rPr>
-        <w:t>3.4.9 Booking Cancellation Flow</w:t>
-      </w:r>
-    </w:p>
-    <w:p>
-      <w:pPr>
-        <w:keepNext/>
-        <w:spacing w:after="40"/>
-      </w:pPr>
-      <w:r>
-        <w:drawing>
-          <wp:inline xmlns:a="http://schemas.openxmlformats.org/drawingml/2006/main" xmlns:pic="http://schemas.openxmlformats.org/drawingml/2006/picture">
-            <wp:extent cx="5687568" cy="2086626"/>
-            <wp:docPr id="34" name="Picture 34"/>
-            <wp:cNvGraphicFramePr>
-              <a:graphicFrameLocks noChangeAspect="1"/>
-            </wp:cNvGraphicFramePr>
-            <a:graphic>
-              <a:graphicData uri="http://schemas.openxmlformats.org/drawingml/2006/picture">
-                <pic:pic>
-                  <pic:nvPicPr>
-                    <pic:cNvPr id="0" name="booking_cancel_a.png"/>
-                    <pic:cNvPicPr/>
-                  </pic:nvPicPr>
-                  <pic:blipFill>
-                    <a:blip r:embed="rId47"/>
-                    <a:stretch>
-                      <a:fillRect/>
-                    </a:stretch>
-                  </pic:blipFill>
-                  <pic:spPr>
-                    <a:xfrm>
-                      <a:off x="0" y="0"/>
-                      <a:ext cx="5687568" cy="2086626"/>
-                    </a:xfrm>
-                    <a:prstGeom prst="rect"/>
-                  </pic:spPr>
-                </pic:pic>
-              </a:graphicData>
-            </a:graphic>
-          </wp:inline>
-        </w:drawing>
-      </w:r>
-    </w:p>
-    <w:p>
-      <w:pPr>
-        <w:spacing w:after="140" w:line="240" w:lineRule="auto" w:before="60"/>
-        <w:pStyle w:val="Caption"/>
-        <w:jc w:val="center"/>
-        <w:keepNext w:val="0"/>
-      </w:pPr>
-      <w:r>
-        <w:rPr>
-          <w:sz w:val="18"/>
-        </w:rPr>
-        <w:t>Figure 36. UC06 cancellation analysis sequence.</w:t>
-      </w:r>
-    </w:p>
-    <w:p>
-      <w:pPr>
-        <w:keepNext/>
-        <w:spacing w:after="40"/>
-      </w:pPr>
-      <w:r>
-        <w:drawing>
-          <wp:inline xmlns:a="http://schemas.openxmlformats.org/drawingml/2006/main" xmlns:pic="http://schemas.openxmlformats.org/drawingml/2006/picture">
-            <wp:extent cx="5687568" cy="2342567"/>
-            <wp:docPr id="35" name="Picture 35"/>
-            <wp:cNvGraphicFramePr>
-              <a:graphicFrameLocks noChangeAspect="1"/>
-            </wp:cNvGraphicFramePr>
-            <a:graphic>
-              <a:graphicData uri="http://schemas.openxmlformats.org/drawingml/2006/picture">
-                <pic:pic>
-                  <pic:nvPicPr>
-                    <pic:cNvPr id="0" name="booking_cancel_d.png"/>
-                    <pic:cNvPicPr/>
-                  </pic:nvPicPr>
-                  <pic:blipFill>
-                    <a:blip r:embed="rId48"/>
-                    <a:stretch>
-                      <a:fillRect/>
-                    </a:stretch>
-                  </pic:blipFill>
-                  <pic:spPr>
-                    <a:xfrm>
-                      <a:off x="0" y="0"/>
-                      <a:ext cx="5687568" cy="2342567"/>
-                    </a:xfrm>
-                    <a:prstGeom prst="rect"/>
-                  </pic:spPr>
-                </pic:pic>
-              </a:graphicData>
-            </a:graphic>
-          </wp:inline>
-        </w:drawing>
-      </w:r>
-    </w:p>
-    <w:p>
-      <w:pPr>
-        <w:spacing w:after="140" w:line="240" w:lineRule="auto" w:before="60"/>
-        <w:pStyle w:val="Caption"/>
-        <w:jc w:val="center"/>
-        <w:keepNext w:val="0"/>
-      </w:pPr>
-      <w:r>
-        <w:rPr>
-          <w:sz w:val="18"/>
-        </w:rPr>
-        <w:t>Figure 37. UC06 cancellation design sequence. A repeated cancellation returns the existing outcome without releasing twice.</w:t>
-      </w:r>
-    </w:p>
-    <w:p>
-      <w:pPr>
-        <w:pStyle w:val="Heading3"/>
-        <w:keepNext/>
-        <w:pageBreakBefore/>
-        <w:widowControl/>
-        <w:spacing w:line="259" w:lineRule="auto" w:after="140" w:before="160"/>
-        <w:ind w:left="0" w:firstLine="0"/>
-        <w:numPr>
-          <w:numId w:val="0"/>
-        </w:numPr>
-      </w:pPr>
-      <w:r>
-        <w:rPr>
-          <w:rFonts w:ascii="Arial" w:hAnsi="Arial"/>
-          <w:b/>
-          <w:color w:val="000000"/>
-          <w:sz w:val="24"/>
-        </w:rPr>
-        <w:t>3.4.10 Analysis and Design of Core Workflows</w:t>
-      </w:r>
-    </w:p>
-    <w:p>
-      <w:pPr>
-        <w:widowControl/>
-        <w:spacing w:line="259" w:lineRule="auto" w:after="120"/>
-      </w:pPr>
-      <w:r>
-        <w:rPr>
-          <w:rFonts w:ascii="Arial" w:hAnsi="Arial"/>
-          <w:color w:val="000000"/>
-          <w:sz w:val="22"/>
-        </w:rPr>
-        <w:t>Figures 25 and 27 model the same booking outcome at different abstraction levels. The analysis sequence names an attendee, a booking boundary, a reservation control and business information. The design sequence specifies how the backend preserves that outcome under retries, concurrent stock requests and failed side effects. Table 12 makes those transformations explicit.</w:t>
-      </w:r>
-    </w:p>
-    <w:tbl>
-      <w:tblPr>
-        <w:tblW w:type="auto" w:w="0"/>
-        <w:tblLayout w:type="fixed"/>
-        <w:tblLook w:firstColumn="1" w:firstRow="1" w:lastColumn="0" w:lastRow="0" w:noHBand="0" w:noVBand="1" w:val="04A0"/>
-      </w:tblPr>
-      <w:tblGrid>
-        <w:gridCol w:w="1757"/>
-        <w:gridCol w:w="2891"/>
-        <w:gridCol w:w="4365"/>
-      </w:tblGrid>
-      <w:tr>
-        <w:trPr>
-          <w:cantSplit/>
-          <w:tblHeader/>
-        </w:trPr>
-        <w:tc>
-          <w:tcPr>
-            <w:tcW w:type="dxa" w:w="1757"/>
-            <w:vAlign w:val="center"/>
-            <w:tcBorders>
-              <w:top w:val="single" w:sz="4" w:color="D9D9D9"/>
-              <w:bottom w:val="single" w:sz="4" w:color="D9D9D9"/>
-              <w:left w:val="single" w:sz="4" w:color="D9D9D9"/>
-              <w:right w:val="single" w:sz="4" w:color="D9D9D9"/>
-            </w:tcBorders>
-            <w:tcMar>
-              <w:left w:w="90" w:type="dxa"/>
-              <w:right w:w="90" w:type="dxa"/>
-            </w:tcMar>
-            <w:shd w:fill="E7E7E7"/>
-          </w:tcPr>
-          <w:p>
-            <w:pPr>
-              <w:keepNext w:val="0"/>
-              <w:spacing w:before="80" w:after="80" w:line="240" w:lineRule="auto"/>
-            </w:pPr>
-            <w:r>
-              <w:rPr>
-                <w:rFonts w:ascii="Arial" w:hAnsi="Arial"/>
-                <w:b/>
-                <w:sz w:val="19"/>
-              </w:rPr>
-              <w:t>Business step</w:t>
-            </w:r>
-          </w:p>
-        </w:tc>
-        <w:tc>
-          <w:tcPr>
-            <w:tcW w:type="dxa" w:w="2891"/>
-            <w:vAlign w:val="center"/>
-            <w:tcBorders>
-              <w:top w:val="single" w:sz="4" w:color="D9D9D9"/>
-              <w:bottom w:val="single" w:sz="4" w:color="D9D9D9"/>
-              <w:left w:val="single" w:sz="4" w:color="D9D9D9"/>
-              <w:right w:val="single" w:sz="4" w:color="D9D9D9"/>
-            </w:tcBorders>
-            <w:tcMar>
-              <w:left w:w="90" w:type="dxa"/>
-              <w:right w:w="90" w:type="dxa"/>
-            </w:tcMar>
-            <w:shd w:fill="E7E7E7"/>
-          </w:tcPr>
-          <w:p>
-            <w:pPr>
-              <w:keepNext w:val="0"/>
-              <w:spacing w:before="80" w:after="80" w:line="240" w:lineRule="auto"/>
-            </w:pPr>
-            <w:r>
-              <w:rPr>
-                <w:rFonts w:ascii="Arial" w:hAnsi="Arial"/>
-                <w:b/>
-                <w:sz w:val="19"/>
-              </w:rPr>
-              <w:t>Analysis responsibility</w:t>
-            </w:r>
-          </w:p>
-        </w:tc>
-        <w:tc>
-          <w:tcPr>
-            <w:tcW w:type="dxa" w:w="4365"/>
-            <w:vAlign w:val="center"/>
-            <w:tcBorders>
-              <w:top w:val="single" w:sz="4" w:color="D9D9D9"/>
-              <w:bottom w:val="single" w:sz="4" w:color="D9D9D9"/>
-              <w:left w:val="single" w:sz="4" w:color="D9D9D9"/>
-              <w:right w:val="single" w:sz="4" w:color="D9D9D9"/>
-            </w:tcBorders>
-            <w:tcMar>
-              <w:left w:w="90" w:type="dxa"/>
-              <w:right w:w="90" w:type="dxa"/>
-            </w:tcMar>
-            <w:shd w:fill="E7E7E7"/>
-          </w:tcPr>
-          <w:p>
-            <w:pPr>
-              <w:keepNext w:val="0"/>
-              <w:spacing w:before="80" w:after="80" w:line="240" w:lineRule="auto"/>
-            </w:pPr>
-            <w:r>
-              <w:rPr>
-                <w:rFonts w:ascii="Arial" w:hAnsi="Arial"/>
-                <w:b/>
-                <w:sz w:val="19"/>
-              </w:rPr>
-              <w:t>Implemented design decision</w:t>
-            </w:r>
-          </w:p>
-        </w:tc>
-      </w:tr>
-      <w:tr>
-        <w:trPr>
-          <w:cantSplit/>
-        </w:trPr>
-        <w:tc>
-          <w:tcPr>
-            <w:tcW w:type="dxa" w:w="1757"/>
-            <w:vAlign w:val="center"/>
-            <w:tcBorders>
-              <w:top w:val="single" w:sz="4" w:color="D9D9D9"/>
-              <w:bottom w:val="single" w:sz="4" w:color="D9D9D9"/>
-              <w:left w:val="single" w:sz="4" w:color="D9D9D9"/>
-              <w:right w:val="single" w:sz="4" w:color="D9D9D9"/>
-            </w:tcBorders>
-            <w:tcMar>
-              <w:left w:w="90" w:type="dxa"/>
-              <w:right w:w="90" w:type="dxa"/>
-            </w:tcMar>
-          </w:tcPr>
-          <w:p>
-            <w:pPr>
-              <w:keepNext w:val="0"/>
-              <w:spacing w:before="80" w:after="80" w:line="240" w:lineRule="auto"/>
-            </w:pPr>
-            <w:r>
-              <w:rPr>
-                <w:rFonts w:ascii="Arial" w:hAnsi="Arial"/>
-                <w:b w:val="0"/>
-                <w:sz w:val="19"/>
-              </w:rPr>
-              <w:t>Accept a booking</w:t>
-            </w:r>
-          </w:p>
-        </w:tc>
-        <w:tc>
-          <w:tcPr>
-            <w:tcW w:type="dxa" w:w="2891"/>
-            <w:vAlign w:val="center"/>
-            <w:tcBorders>
-              <w:top w:val="single" w:sz="4" w:color="D9D9D9"/>
-              <w:bottom w:val="single" w:sz="4" w:color="D9D9D9"/>
-              <w:left w:val="single" w:sz="4" w:color="D9D9D9"/>
-              <w:right w:val="single" w:sz="4" w:color="D9D9D9"/>
-            </w:tcBorders>
-            <w:tcMar>
-              <w:left w:w="90" w:type="dxa"/>
-              <w:right w:w="90" w:type="dxa"/>
-            </w:tcMar>
-          </w:tcPr>
-          <w:p>
-            <w:pPr>
-              <w:keepNext w:val="0"/>
-              <w:spacing w:before="80" w:after="80" w:line="240" w:lineRule="auto"/>
-            </w:pPr>
-            <w:r>
-              <w:rPr>
-                <w:rFonts w:ascii="Arial" w:hAnsi="Arial"/>
-                <w:b w:val="0"/>
-                <w:sz w:val="19"/>
-              </w:rPr>
-              <w:t>BookingForm passes an attendee request to ReservationControl.</w:t>
-            </w:r>
-          </w:p>
-        </w:tc>
-        <w:tc>
-          <w:tcPr>
-            <w:tcW w:type="dxa" w:w="4365"/>
-            <w:vAlign w:val="center"/>
-            <w:tcBorders>
-              <w:top w:val="single" w:sz="4" w:color="D9D9D9"/>
-              <w:bottom w:val="single" w:sz="4" w:color="D9D9D9"/>
-              <w:left w:val="single" w:sz="4" w:color="D9D9D9"/>
-              <w:right w:val="single" w:sz="4" w:color="D9D9D9"/>
-            </w:tcBorders>
-            <w:tcMar>
-              <w:left w:w="90" w:type="dxa"/>
-              <w:right w:w="90" w:type="dxa"/>
-            </w:tcMar>
-          </w:tcPr>
-          <w:p>
-            <w:pPr>
-              <w:keepNext w:val="0"/>
-              <w:spacing w:before="80" w:after="80" w:line="240" w:lineRule="auto"/>
-            </w:pPr>
-            <w:r>
-              <w:rPr>
-                <w:rFonts w:ascii="Arial" w:hAnsi="Arial"/>
-                <w:b w:val="0"/>
-                <w:sz w:val="19"/>
-              </w:rPr>
-              <w:t>BookingController adapts HTTP input; BookingService coordinates the use case.</w:t>
-            </w:r>
-          </w:p>
-        </w:tc>
-      </w:tr>
-      <w:tr>
-        <w:trPr>
-          <w:cantSplit/>
-        </w:trPr>
-        <w:tc>
-          <w:tcPr>
-            <w:tcW w:type="dxa" w:w="1757"/>
-            <w:vAlign w:val="center"/>
-            <w:tcBorders>
-              <w:top w:val="single" w:sz="4" w:color="D9D9D9"/>
-              <w:bottom w:val="single" w:sz="4" w:color="D9D9D9"/>
-              <w:left w:val="single" w:sz="4" w:color="D9D9D9"/>
-              <w:right w:val="single" w:sz="4" w:color="D9D9D9"/>
-            </w:tcBorders>
-            <w:tcMar>
-              <w:left w:w="90" w:type="dxa"/>
-              <w:right w:w="90" w:type="dxa"/>
-            </w:tcMar>
-          </w:tcPr>
-          <w:p>
-            <w:pPr>
-              <w:keepNext w:val="0"/>
-              <w:spacing w:before="80" w:after="80" w:line="240" w:lineRule="auto"/>
-            </w:pPr>
-            <w:r>
-              <w:rPr>
-                <w:rFonts w:ascii="Arial" w:hAnsi="Arial"/>
-                <w:b w:val="0"/>
-                <w:sz w:val="19"/>
-              </w:rPr>
-              <w:t>Handle a retry</w:t>
-            </w:r>
-          </w:p>
-        </w:tc>
-        <w:tc>
-          <w:tcPr>
-            <w:tcW w:type="dxa" w:w="2891"/>
-            <w:vAlign w:val="center"/>
-            <w:tcBorders>
-              <w:top w:val="single" w:sz="4" w:color="D9D9D9"/>
-              <w:bottom w:val="single" w:sz="4" w:color="D9D9D9"/>
-              <w:left w:val="single" w:sz="4" w:color="D9D9D9"/>
-              <w:right w:val="single" w:sz="4" w:color="D9D9D9"/>
-            </w:tcBorders>
-            <w:tcMar>
-              <w:left w:w="90" w:type="dxa"/>
-              <w:right w:w="90" w:type="dxa"/>
-            </w:tcMar>
-          </w:tcPr>
-          <w:p>
-            <w:pPr>
-              <w:keepNext w:val="0"/>
-              <w:spacing w:before="80" w:after="80" w:line="240" w:lineRule="auto"/>
-            </w:pPr>
-            <w:r>
-              <w:rPr>
-                <w:rFonts w:ascii="Arial" w:hAnsi="Arial"/>
-                <w:b w:val="0"/>
-                <w:sz w:val="19"/>
-              </w:rPr>
-              <w:t>Find an earlier booking outcome before reserving again.</w:t>
-            </w:r>
-          </w:p>
-        </w:tc>
-        <w:tc>
-          <w:tcPr>
-            <w:tcW w:type="dxa" w:w="4365"/>
-            <w:vAlign w:val="center"/>
-            <w:tcBorders>
-              <w:top w:val="single" w:sz="4" w:color="D9D9D9"/>
-              <w:bottom w:val="single" w:sz="4" w:color="D9D9D9"/>
-              <w:left w:val="single" w:sz="4" w:color="D9D9D9"/>
-              <w:right w:val="single" w:sz="4" w:color="D9D9D9"/>
-            </w:tcBorders>
-            <w:tcMar>
-              <w:left w:w="90" w:type="dxa"/>
-              <w:right w:w="90" w:type="dxa"/>
-            </w:tcMar>
-          </w:tcPr>
-          <w:p>
-            <w:pPr>
-              <w:keepNext w:val="0"/>
-              <w:spacing w:before="80" w:after="80" w:line="240" w:lineRule="auto"/>
-            </w:pPr>
-            <w:r>
-              <w:rPr>
-                <w:rFonts w:ascii="Arial" w:hAnsi="Arial"/>
-                <w:b w:val="0"/>
-                <w:sz w:val="19"/>
-              </w:rPr>
-              <w:t>BookingRequestLock serializes the user/request key; a matching result returns before inventory changes.</w:t>
-            </w:r>
-          </w:p>
-        </w:tc>
-      </w:tr>
-      <w:tr>
-        <w:trPr>
-          <w:cantSplit/>
-        </w:trPr>
-        <w:tc>
-          <w:tcPr>
-            <w:tcW w:type="dxa" w:w="1757"/>
-            <w:vAlign w:val="center"/>
-            <w:tcBorders>
-              <w:top w:val="single" w:sz="4" w:color="D9D9D9"/>
-              <w:bottom w:val="single" w:sz="4" w:color="D9D9D9"/>
-              <w:left w:val="single" w:sz="4" w:color="D9D9D9"/>
-              <w:right w:val="single" w:sz="4" w:color="D9D9D9"/>
-            </w:tcBorders>
-            <w:tcMar>
-              <w:left w:w="90" w:type="dxa"/>
-              <w:right w:w="90" w:type="dxa"/>
-            </w:tcMar>
-          </w:tcPr>
-          <w:p>
-            <w:pPr>
-              <w:keepNext w:val="0"/>
-              <w:spacing w:before="80" w:after="80" w:line="240" w:lineRule="auto"/>
-            </w:pPr>
-            <w:r>
-              <w:rPr>
-                <w:rFonts w:ascii="Arial" w:hAnsi="Arial"/>
-                <w:b w:val="0"/>
-                <w:sz w:val="19"/>
-              </w:rPr>
-              <w:t>Confirm availability</w:t>
-            </w:r>
-          </w:p>
-        </w:tc>
-        <w:tc>
-          <w:tcPr>
-            <w:tcW w:type="dxa" w:w="2891"/>
-            <w:vAlign w:val="center"/>
-            <w:tcBorders>
-              <w:top w:val="single" w:sz="4" w:color="D9D9D9"/>
-              <w:bottom w:val="single" w:sz="4" w:color="D9D9D9"/>
-              <w:left w:val="single" w:sz="4" w:color="D9D9D9"/>
-              <w:right w:val="single" w:sz="4" w:color="D9D9D9"/>
-            </w:tcBorders>
-            <w:tcMar>
-              <w:left w:w="90" w:type="dxa"/>
-              <w:right w:w="90" w:type="dxa"/>
-            </w:tcMar>
-          </w:tcPr>
-          <w:p>
-            <w:pPr>
-              <w:keepNext w:val="0"/>
-              <w:spacing w:before="80" w:after="80" w:line="240" w:lineRule="auto"/>
-            </w:pPr>
-            <w:r>
-              <w:rPr>
-                <w:rFonts w:ascii="Arial" w:hAnsi="Arial"/>
-                <w:b w:val="0"/>
-                <w:sz w:val="19"/>
-              </w:rPr>
-              <w:t>Check eligibility and available stock.</w:t>
-            </w:r>
-          </w:p>
-        </w:tc>
-        <w:tc>
-          <w:tcPr>
-            <w:tcW w:type="dxa" w:w="4365"/>
-            <w:vAlign w:val="center"/>
-            <w:tcBorders>
-              <w:top w:val="single" w:sz="4" w:color="D9D9D9"/>
-              <w:bottom w:val="single" w:sz="4" w:color="D9D9D9"/>
-              <w:left w:val="single" w:sz="4" w:color="D9D9D9"/>
-              <w:right w:val="single" w:sz="4" w:color="D9D9D9"/>
-            </w:tcBorders>
-            <w:tcMar>
-              <w:left w:w="90" w:type="dxa"/>
-              <w:right w:w="90" w:type="dxa"/>
-            </w:tcMar>
-          </w:tcPr>
-          <w:p>
-            <w:pPr>
-              <w:keepNext w:val="0"/>
-              <w:spacing w:before="80" w:after="80" w:line="240" w:lineRule="auto"/>
-            </w:pPr>
-            <w:r>
-              <w:rPr>
-                <w:rFonts w:ascii="Arial" w:hAnsi="Arial"/>
-                <w:b w:val="0"/>
-                <w:sz w:val="19"/>
-              </w:rPr>
-              <w:t>Lock the event, check registration and ticket eligibility, validate attendee information, then reserve stock through TicketReservationService.</w:t>
-            </w:r>
-          </w:p>
-        </w:tc>
-      </w:tr>
-      <w:tr>
-        <w:trPr>
-          <w:cantSplit/>
-        </w:trPr>
-        <w:tc>
-          <w:tcPr>
-            <w:tcW w:type="dxa" w:w="1757"/>
-            <w:vAlign w:val="center"/>
-            <w:tcBorders>
-              <w:top w:val="single" w:sz="4" w:color="D9D9D9"/>
-              <w:bottom w:val="single" w:sz="4" w:color="D9D9D9"/>
-              <w:left w:val="single" w:sz="4" w:color="D9D9D9"/>
-              <w:right w:val="single" w:sz="4" w:color="D9D9D9"/>
-            </w:tcBorders>
-            <w:tcMar>
-              <w:left w:w="90" w:type="dxa"/>
-              <w:right w:w="90" w:type="dxa"/>
-            </w:tcMar>
-          </w:tcPr>
-          <w:p>
-            <w:pPr>
-              <w:keepNext w:val="0"/>
-              <w:spacing w:before="80" w:after="80" w:line="240" w:lineRule="auto"/>
-            </w:pPr>
-            <w:r>
-              <w:rPr>
-                <w:rFonts w:ascii="Arial" w:hAnsi="Arial"/>
-                <w:b w:val="0"/>
-                <w:sz w:val="19"/>
-              </w:rPr>
-              <w:t>Complete the order</w:t>
-            </w:r>
-          </w:p>
-        </w:tc>
-        <w:tc>
-          <w:tcPr>
-            <w:tcW w:type="dxa" w:w="2891"/>
-            <w:vAlign w:val="center"/>
-            <w:tcBorders>
-              <w:top w:val="single" w:sz="4" w:color="D9D9D9"/>
-              <w:bottom w:val="single" w:sz="4" w:color="D9D9D9"/>
-              <w:left w:val="single" w:sz="4" w:color="D9D9D9"/>
-              <w:right w:val="single" w:sz="4" w:color="D9D9D9"/>
-            </w:tcBorders>
-            <w:tcMar>
-              <w:left w:w="90" w:type="dxa"/>
-              <w:right w:w="90" w:type="dxa"/>
-            </w:tcMar>
-          </w:tcPr>
-          <w:p>
-            <w:pPr>
-              <w:keepNext w:val="0"/>
-              <w:spacing w:before="80" w:after="80" w:line="240" w:lineRule="auto"/>
-            </w:pPr>
-            <w:r>
-              <w:rPr>
-                <w:rFonts w:ascii="Arial" w:hAnsi="Arial"/>
-                <w:b w:val="0"/>
-                <w:sz w:val="19"/>
-              </w:rPr>
-              <w:t>Return a confirmed booking and admission tickets.</w:t>
-            </w:r>
-          </w:p>
-        </w:tc>
-        <w:tc>
-          <w:tcPr>
-            <w:tcW w:type="dxa" w:w="4365"/>
-            <w:vAlign w:val="center"/>
-            <w:tcBorders>
-              <w:top w:val="single" w:sz="4" w:color="D9D9D9"/>
-              <w:bottom w:val="single" w:sz="4" w:color="D9D9D9"/>
-              <w:left w:val="single" w:sz="4" w:color="D9D9D9"/>
-              <w:right w:val="single" w:sz="4" w:color="D9D9D9"/>
-            </w:tcBorders>
-            <w:tcMar>
-              <w:left w:w="90" w:type="dxa"/>
-              <w:right w:w="90" w:type="dxa"/>
-            </w:tcMar>
-          </w:tcPr>
-          <w:p>
-            <w:pPr>
-              <w:keepNext w:val="0"/>
-              <w:spacing w:before="80" w:after="80" w:line="240" w:lineRule="auto"/>
-            </w:pPr>
-            <w:r>
-              <w:rPr>
-                <w:rFonts w:ascii="Arial" w:hAnsi="Arial"/>
-                <w:b w:val="0"/>
-                <w:sz w:val="19"/>
-              </w:rPr>
-              <w:t>Save CONFIRMED, publish BookingConfirmed, and run ticket/notification listeners synchronously in the originating transaction.</w:t>
-            </w:r>
-          </w:p>
-        </w:tc>
-      </w:tr>
-      <w:tr>
-        <w:trPr>
-          <w:cantSplit/>
-        </w:trPr>
-        <w:tc>
-          <w:tcPr>
-            <w:tcW w:type="dxa" w:w="1757"/>
-            <w:vAlign w:val="center"/>
-            <w:tcBorders>
-              <w:top w:val="single" w:sz="4" w:color="D9D9D9"/>
-              <w:bottom w:val="single" w:sz="4" w:color="D9D9D9"/>
-              <w:left w:val="single" w:sz="4" w:color="D9D9D9"/>
-              <w:right w:val="single" w:sz="4" w:color="D9D9D9"/>
-            </w:tcBorders>
-            <w:tcMar>
-              <w:left w:w="90" w:type="dxa"/>
-              <w:right w:w="90" w:type="dxa"/>
-            </w:tcMar>
-          </w:tcPr>
-          <w:p>
-            <w:pPr>
-              <w:keepNext/>
-              <w:spacing w:before="80" w:after="80" w:line="240" w:lineRule="auto"/>
-            </w:pPr>
-            <w:r>
-              <w:rPr>
-                <w:rFonts w:ascii="Arial" w:hAnsi="Arial"/>
-                <w:b w:val="0"/>
-                <w:sz w:val="19"/>
-              </w:rPr>
-              <w:t>Reject unsafe outcomes</w:t>
-            </w:r>
-          </w:p>
-        </w:tc>
-        <w:tc>
-          <w:tcPr>
-            <w:tcW w:type="dxa" w:w="2891"/>
-            <w:vAlign w:val="center"/>
-            <w:tcBorders>
-              <w:top w:val="single" w:sz="4" w:color="D9D9D9"/>
-              <w:bottom w:val="single" w:sz="4" w:color="D9D9D9"/>
-              <w:left w:val="single" w:sz="4" w:color="D9D9D9"/>
-              <w:right w:val="single" w:sz="4" w:color="D9D9D9"/>
-            </w:tcBorders>
-            <w:tcMar>
-              <w:left w:w="90" w:type="dxa"/>
-              <w:right w:w="90" w:type="dxa"/>
-            </w:tcMar>
-          </w:tcPr>
-          <w:p>
-            <w:pPr>
-              <w:keepNext/>
-              <w:spacing w:before="80" w:after="80" w:line="240" w:lineRule="auto"/>
-            </w:pPr>
-            <w:r>
-              <w:rPr>
-                <w:rFonts w:ascii="Arial" w:hAnsi="Arial"/>
-                <w:b w:val="0"/>
-                <w:sz w:val="19"/>
-              </w:rPr>
-              <w:t>Return rejection without an invalid business result.</w:t>
-            </w:r>
-          </w:p>
-        </w:tc>
-        <w:tc>
-          <w:tcPr>
-            <w:tcW w:type="dxa" w:w="4365"/>
-            <w:vAlign w:val="center"/>
-            <w:tcBorders>
-              <w:top w:val="single" w:sz="4" w:color="D9D9D9"/>
-              <w:bottom w:val="single" w:sz="4" w:color="D9D9D9"/>
-              <w:left w:val="single" w:sz="4" w:color="D9D9D9"/>
-              <w:right w:val="single" w:sz="4" w:color="D9D9D9"/>
-            </w:tcBorders>
-            <w:tcMar>
-              <w:left w:w="90" w:type="dxa"/>
-              <w:right w:w="90" w:type="dxa"/>
-            </w:tcMar>
-          </w:tcPr>
-          <w:p>
-            <w:pPr>
-              <w:keepNext/>
-              <w:spacing w:before="80" w:after="80" w:line="240" w:lineRule="auto"/>
-            </w:pPr>
-            <w:r>
-              <w:rPr>
-                <w:rFonts w:ascii="Arial" w:hAnsi="Arial"/>
-                <w:b w:val="0"/>
-                <w:sz w:val="19"/>
-              </w:rPr>
-              <w:t>Conflicting replay input is rejected; listener failures roll back booking, stock, tickets and notification writes.</w:t>
-            </w:r>
-          </w:p>
-        </w:tc>
-      </w:tr>
-    </w:tbl>
-    <w:p>
-      <w:pPr>
-        <w:pStyle w:val="Caption"/>
-        <w:keepNext w:val="0"/>
-        <w:widowControl/>
-        <w:spacing w:line="259" w:lineRule="auto" w:after="160" w:before="100"/>
-        <w:jc w:val="center"/>
-      </w:pPr>
-      <w:r>
-        <w:rPr>
-          <w:rFonts w:ascii="Arial" w:hAnsi="Arial"/>
-          <w:color w:val="000000"/>
-          <w:sz w:val="20"/>
-        </w:rPr>
-        <w:t>Table 12. Booking responsibilities and their implementation mechanisms</w:t>
-      </w:r>
-    </w:p>
-    <w:p>
-      <w:pPr>
-        <w:widowControl/>
-        <w:spacing w:line="259" w:lineRule="auto" w:after="120"/>
-      </w:pPr>
-      <w:r>
-        <w:rPr>
-          <w:rFonts w:ascii="Arial" w:hAnsi="Arial"/>
-          <w:color w:val="000000"/>
-          <w:sz w:val="22"/>
-        </w:rPr>
-        <w:t>For UC07, the analysis sequence checks whether a ticket may be admitted. Its design sequence adds current staff assignment, the admission window, event locking, TicketState delegation and a unique audit insert. State decides the ticket operation; service authorization and transaction control establish the conditions under which it may run. Figures 29 and 31 show this distinction.</w:t>
-      </w:r>
-    </w:p>
-    <w:p>
-      <w:pPr>
-        <w:widowControl/>
-        <w:spacing w:line="259" w:lineRule="auto" w:after="120"/>
-      </w:pPr>
-      <w:r>
-        <w:rPr>
-          <w:rFonts w:ascii="Arial" w:hAnsi="Arial"/>
-          <w:color w:val="000000"/>
-          <w:sz w:val="22"/>
-        </w:rPr>
-        <w:t>For cancellation, the analysis sequences describe cancellation, inventory release and ticket invalidation as business outcomes. The design sequences allocate these effects to BookingService and synchronous observers while preserving the check-in audit. Figures 34–37 and DP01 explain the collaboration. BookingIntegrationTest and StaffCheckInIntegrationTest exercise rollback, duplicate admission and cancellation races, linking these designs to verification rather than only to screen operations.</w:t>
+        <w:t>Figure 47. Authorization entry before admission; method guards and resource policy are separate checks.</w:t>
       </w:r>
     </w:p>
     <w:p>
@@ -17217,7 +18811,7 @@
         <w:rPr>
           <w:sz w:val="18"/>
         </w:rPr>
-        <w:t>Figure 38. DP01 before class model: brute-force design alternative.</w:t>
+        <w:t>Figure 48. DP01 before class model: brute-force design alternative.</w:t>
       </w:r>
     </w:p>
     <w:p>
@@ -17271,7 +18865,7 @@
         <w:rPr>
           <w:sz w:val="18"/>
         </w:rPr>
-        <w:t>Figure 39. DP01 before sequence: direct coupling or repeated branches.</w:t>
+        <w:t>Figure 49. DP01 before sequence: direct coupling or repeated branches.</w:t>
       </w:r>
     </w:p>
     <w:p>
@@ -17348,7 +18942,7 @@
         <w:rPr>
           <w:sz w:val="18"/>
         </w:rPr>
-        <w:t>Figure 40. DP01 selected class collaboration. Interface realizations use hollow triangles.</w:t>
+        <w:t>Figure 50. DP01 selected class collaboration. Interface realizations use hollow triangles.</w:t>
       </w:r>
     </w:p>
     <w:p>
@@ -17402,7 +18996,7 @@
         <w:rPr>
           <w:sz w:val="18"/>
         </w:rPr>
-        <w:t>Figure 41. DP01 selected interaction sequence.</w:t>
+        <w:t>Figure 51. DP01 selected interaction sequence.</w:t>
       </w:r>
     </w:p>
     <w:p>
@@ -17548,7 +19142,7 @@
         <w:rPr>
           <w:sz w:val="18"/>
         </w:rPr>
-        <w:t>Figure 42. DP02 before class model: brute-force design alternative.</w:t>
+        <w:t>Figure 52. DP02 before class model: brute-force design alternative.</w:t>
       </w:r>
     </w:p>
     <w:p>
@@ -17602,7 +19196,7 @@
         <w:rPr>
           <w:sz w:val="18"/>
         </w:rPr>
-        <w:t>Figure 43. DP02 before sequence: direct coupling or repeated branches.</w:t>
+        <w:t>Figure 53. DP02 before sequence: direct coupling or repeated branches.</w:t>
       </w:r>
     </w:p>
     <w:p>
@@ -17679,7 +19273,7 @@
         <w:rPr>
           <w:sz w:val="18"/>
         </w:rPr>
-        <w:t>Figure 44. DP02 selected class collaboration. Interface realizations use hollow triangles.</w:t>
+        <w:t>Figure 54. DP02 selected class collaboration. Interface realizations use hollow triangles.</w:t>
       </w:r>
     </w:p>
     <w:p>
@@ -17733,7 +19327,7 @@
         <w:rPr>
           <w:sz w:val="18"/>
         </w:rPr>
-        <w:t>Figure 45. DP02 selected interaction sequence.</w:t>
+        <w:t>Figure 55. DP02 selected interaction sequence.</w:t>
       </w:r>
     </w:p>
     <w:p>
@@ -17879,7 +19473,7 @@
         <w:rPr>
           <w:sz w:val="18"/>
         </w:rPr>
-        <w:t>Figure 46. DP03 before class model: brute-force design alternative.</w:t>
+        <w:t>Figure 56. DP03 before class model: brute-force design alternative.</w:t>
       </w:r>
     </w:p>
     <w:p>
@@ -17933,7 +19527,7 @@
         <w:rPr>
           <w:sz w:val="18"/>
         </w:rPr>
-        <w:t>Figure 47. DP03 before sequence: direct coupling or repeated branches.</w:t>
+        <w:t>Figure 57. DP03 before sequence: direct coupling or repeated branches.</w:t>
       </w:r>
     </w:p>
     <w:p>
@@ -18010,7 +19604,7 @@
         <w:rPr>
           <w:sz w:val="18"/>
         </w:rPr>
-        <w:t>Figure 48. DP03 selected class collaboration. Interface realizations use hollow triangles.</w:t>
+        <w:t>Figure 58. DP03 selected class collaboration. Interface realizations use hollow triangles.</w:t>
       </w:r>
     </w:p>
     <w:p>
@@ -18064,7 +19658,7 @@
         <w:rPr>
           <w:sz w:val="18"/>
         </w:rPr>
-        <w:t>Figure 49. DP03 selected interaction sequence.</w:t>
+        <w:t>Figure 59. DP03 selected interaction sequence.</w:t>
       </w:r>
     </w:p>
     <w:p>
@@ -18210,7 +19804,7 @@
         <w:rPr>
           <w:sz w:val="18"/>
         </w:rPr>
-        <w:t>Figure 50. DP04 before class model: brute-force design alternative.</w:t>
+        <w:t>Figure 60. DP04 before class model: brute-force design alternative.</w:t>
       </w:r>
     </w:p>
     <w:p>
@@ -18264,7 +19858,7 @@
         <w:rPr>
           <w:sz w:val="18"/>
         </w:rPr>
-        <w:t>Figure 51. DP04 before sequence: direct coupling or repeated branches.</w:t>
+        <w:t>Figure 61. DP04 before sequence: direct coupling or repeated branches.</w:t>
       </w:r>
     </w:p>
     <w:p>
@@ -18341,7 +19935,7 @@
         <w:rPr>
           <w:sz w:val="18"/>
         </w:rPr>
-        <w:t>Figure 52. DP04 selected class collaboration. Interface realizations use hollow triangles.</w:t>
+        <w:t>Figure 62. DP04 selected class collaboration. Interface realizations use hollow triangles.</w:t>
       </w:r>
     </w:p>
     <w:p>
@@ -18395,7 +19989,7 @@
         <w:rPr>
           <w:sz w:val="18"/>
         </w:rPr>
-        <w:t>Figure 53. DP04 selected interaction sequence.</w:t>
+        <w:t>Figure 63. DP04 selected interaction sequence.</w:t>
       </w:r>
     </w:p>
     <w:p>
@@ -18541,7 +20135,7 @@
         <w:rPr>
           <w:sz w:val="18"/>
         </w:rPr>
-        <w:t>Figure 54. DP05 before class model: brute-force design alternative.</w:t>
+        <w:t>Figure 64. DP05 before class model: brute-force design alternative.</w:t>
       </w:r>
     </w:p>
     <w:p>
@@ -18595,7 +20189,7 @@
         <w:rPr>
           <w:sz w:val="18"/>
         </w:rPr>
-        <w:t>Figure 55. DP05 before sequence: direct coupling or repeated branches.</w:t>
+        <w:t>Figure 65. DP05 before sequence: direct coupling or repeated branches.</w:t>
       </w:r>
     </w:p>
     <w:p>
@@ -18672,7 +20266,7 @@
         <w:rPr>
           <w:sz w:val="18"/>
         </w:rPr>
-        <w:t>Figure 56. DP05 selected class collaboration. Interface realizations use hollow triangles.</w:t>
+        <w:t>Figure 66. DP05 selected class collaboration. Interface realizations use hollow triangles.</w:t>
       </w:r>
     </w:p>
     <w:p>
@@ -18726,7 +20320,7 @@
         <w:rPr>
           <w:sz w:val="18"/>
         </w:rPr>
-        <w:t>Figure 57. DP05 selected interaction sequence.</w:t>
+        <w:t>Figure 67. DP05 selected interaction sequence.</w:t>
       </w:r>
     </w:p>
     <w:p>
@@ -18830,7 +20424,7 @@
         <w:rPr>
           <w:sz w:val="18"/>
         </w:rPr>
-        <w:t>Figure 58. Core schema entities and selected keys. Relationship cardinalities follow below.</w:t>
+        <w:t>Figure 68. Core schema entities and selected keys. Relationship cardinalities follow below.</w:t>
       </w:r>
     </w:p>
     <w:p>
@@ -18839,7 +20433,7 @@
         <w:spacing w:after="80" w:line="240" w:lineRule="auto"/>
       </w:pPr>
       <w:r>
-        <w:t>Table 14 specifies the cardinalities for the core entities in Figure 58.</w:t>
+        <w:t>Table 14 specifies the cardinalities for the core entities in Figure 68.</w:t>
       </w:r>
     </w:p>
     <w:tbl>
@@ -19436,7 +21030,7 @@
         <w:rPr>
           <w:sz w:val="18"/>
         </w:rPr>
-        <w:t>Figure 59. Admission, notification and pre-registration entities. Context IDs in notifications are not foreign keys.</w:t>
+        <w:t>Figure 69. Admission, notification and pre-registration entities. Context IDs in notifications are not foreign keys.</w:t>
       </w:r>
     </w:p>
     <w:p>
@@ -20700,7 +22294,7 @@
         <w:rPr>
           <w:sz w:val="18"/>
         </w:rPr>
-        <w:t>Figure 60. Complete application ERD with declared foreign keys, selected keys and relationship cardinalities.</w:t>
+        <w:t>Figure 70. Complete application ERD with declared foreign keys, selected keys and relationship cardinalities.</w:t>
       </w:r>
     </w:p>
     <w:p>
@@ -20709,7 +22303,7 @@
       </w:pPr>
       <w:r>
         <w:rPr/>
-        <w:t>Figure 60 connects all 11 application tables. Arrows point from parent records to the child holding the foreign key; endpoint labels give the number of related records. A pre-registration may have no linked booking, and an issued ticket has at most one check-in audit. The ticket-to-booking reference includes event_id as a composite foreign key. Notifications have only a recipient foreign key; their other context identifiers are not schema relationships. Table 14 and Table 15 give the corresponding relationship details.</w:t>
+        <w:t>Figure 70 connects all 11 application tables. Arrows point from parent records to the child holding the foreign key; endpoint labels give the number of related records. A pre-registration may have no linked booking, and an issued ticket has at most one check-in audit. The ticket-to-booking reference includes event_id as a composite foreign key. Notifications have only a recipient foreign key; their other context identifiers are not schema relationships. Table 14 and Table 15 give the corresponding relationship details.</w:t>
       </w:r>
     </w:p>
     <w:p>
@@ -21262,7 +22856,7 @@
         <w:spacing w:after="80" w:line="240" w:lineRule="auto"/>
       </w:pPr>
       <w:r>
-        <w:t>Table 18 identifies the checks and build outputs passed between CI stages. Figure 61 shows how successful checks permit image creation and deployment.</w:t>
+        <w:t>Table 18 identifies the checks and build outputs passed between CI stages. Figure 71 shows how successful checks permit image creation and deployment.</w:t>
       </w:r>
     </w:p>
     <w:tbl>
@@ -21951,7 +23545,7 @@
         <w:rPr>
           <w:sz w:val="18"/>
         </w:rPr>
-        <w:t>Figure 61. CI/CD control flow. Failed required checks prevent promotion to the image/deployment stage.</w:t>
+        <w:t>Figure 71. CI/CD control flow. Failed required checks prevent promotion to the image/deployment stage.</w:t>
       </w:r>
     </w:p>
     <w:p>
@@ -25290,7 +26884,7 @@
         <w:rPr>
           <w:sz w:val="18"/>
         </w:rPr>
-        <w:t>Figure 62. Recorded cloud check-in acceptance, 20 October 2026, baseline 270c2b8.</w:t>
+        <w:t>Figure 72. Recorded cloud check-in acceptance, 20 October 2026, baseline 270c2b8.</w:t>
       </w:r>
     </w:p>
     <w:p>
@@ -25344,7 +26938,7 @@
         <w:rPr>
           <w:sz w:val="18"/>
         </w:rPr>
-        <w:t>Figure 63. Recorded cancellation/reporting outcome. Historical audit and valid attendance have distinct meanings.</w:t>
+        <w:t>Figure 73. Recorded cancellation/reporting outcome. Historical audit and valid attendance have distinct meanings.</w:t>
       </w:r>
     </w:p>
     <w:p>

--- a/outputs/final-report/SEMS_Final_Report.docx
+++ b/outputs/final-report/SEMS_Final_Report.docx
@@ -830,7 +830,7 @@
       <w:r>
         <w:t>3.4.2 Use Case 2 by Hu Jia</w:t>
         <w:tab/>
-        <w:t>31</w:t>
+        <w:t>32</w:t>
         <w:rPr>
           <w:sz w:val="20"/>
         </w:rPr>
@@ -849,7 +849,7 @@
       <w:r>
         <w:t>3.4.3 Use Case 3 by Chai Muyang</w:t>
         <w:tab/>
-        <w:t>34</w:t>
+        <w:t>36</w:t>
         <w:rPr>
           <w:sz w:val="20"/>
         </w:rPr>
@@ -868,7 +868,7 @@
       <w:r>
         <w:t>3.4.4 Use Case 4 by Lu Junyi</w:t>
         <w:tab/>
-        <w:t>38</w:t>
+        <w:t>40</w:t>
         <w:rPr>
           <w:sz w:val="20"/>
         </w:rPr>
@@ -887,7 +887,7 @@
       <w:r>
         <w:t>3.4.5 Use Case 5 by Lu Junyi</w:t>
         <w:tab/>
-        <w:t>50</w:t>
+        <w:t>52</w:t>
         <w:rPr>
           <w:sz w:val="20"/>
         </w:rPr>
@@ -906,7 +906,7 @@
       <w:r>
         <w:t>3.4.6 Use Case 6 by Huang Haoyang</w:t>
         <w:tab/>
-        <w:t>54</w:t>
+        <w:t>56</w:t>
         <w:rPr>
           <w:sz w:val="20"/>
         </w:rPr>
@@ -925,7 +925,7 @@
       <w:r>
         <w:t>3.4.7 Use Case 7 by Luo Runzhou</w:t>
         <w:tab/>
-        <w:t>63</w:t>
+        <w:t>65</w:t>
         <w:rPr>
           <w:sz w:val="20"/>
         </w:rPr>
@@ -944,7 +944,7 @@
       <w:r>
         <w:t>3.5 Design Problems and Patterns</w:t>
         <w:tab/>
-        <w:t>71</w:t>
+        <w:t>73</w:t>
         <w:rPr>
           <w:sz w:val="20"/>
         </w:rPr>
@@ -963,7 +963,7 @@
       <w:r>
         <w:t>3.5.1 DP01 Event cancellation collaboration by Lu Junyi</w:t>
         <w:tab/>
-        <w:t>72</w:t>
+        <w:t>74</w:t>
         <w:rPr>
           <w:sz w:val="20"/>
         </w:rPr>
@@ -982,7 +982,7 @@
       <w:r>
         <w:t>3.5.2 DP02 Replaceable credential verification by Hu Jia</w:t>
         <w:tab/>
-        <w:t>74</w:t>
+        <w:t>76</w:t>
         <w:rPr>
           <w:sz w:val="20"/>
         </w:rPr>
@@ -1001,7 +1001,7 @@
       <w:r>
         <w:t>3.5.3 DP03 Role-change notification separation by Chai Muyang</w:t>
         <w:tab/>
-        <w:t>76</w:t>
+        <w:t>78</w:t>
         <w:rPr>
           <w:sz w:val="20"/>
         </w:rPr>
@@ -1021,7 +1021,7 @@
       <w:r>
         <w:t>3.5.4 DP04 Booking information validation by Huang Haoyang</w:t>
         <w:tab/>
-        <w:t>78</w:t>
+        <w:t>80</w:t>
         <w:rPr>
           <w:sz w:val="20"/>
         </w:rPr>
@@ -1040,7 +1040,7 @@
       <w:r>
         <w:t>3.5.5 DP05 Ticket lifecycle behaviour by Luo Runzhou</w:t>
         <w:tab/>
-        <w:t>80</w:t>
+        <w:t>82</w:t>
         <w:rPr>
           <w:sz w:val="20"/>
         </w:rPr>
@@ -1059,7 +1059,7 @@
       <w:r>
         <w:t>3.6 Database Schemas</w:t>
         <w:tab/>
-        <w:t>82</w:t>
+        <w:t>84</w:t>
         <w:rPr>
           <w:sz w:val="20"/>
         </w:rPr>
@@ -1078,7 +1078,7 @@
       <w:r>
         <w:t>3.6.1 Admission and Supporting Data</w:t>
         <w:tab/>
-        <w:t>83</w:t>
+        <w:t>85</w:t>
         <w:rPr>
           <w:sz w:val="20"/>
         </w:rPr>
@@ -1097,7 +1097,7 @@
       <w:r>
         <w:t>3.6.2 Constraints and Transaction Design</w:t>
         <w:tab/>
-        <w:t>84</w:t>
+        <w:t>86</w:t>
         <w:rPr>
           <w:sz w:val="20"/>
         </w:rPr>
@@ -1116,7 +1116,7 @@
       <w:r>
         <w:t>3.6.3 Complete Entity Relationship Diagram</w:t>
         <w:tab/>
-        <w:t>85</w:t>
+        <w:t>87</w:t>
         <w:rPr>
           <w:sz w:val="20"/>
         </w:rPr>
@@ -1135,7 +1135,7 @@
       <w:r>
         <w:t>4. DevSecOps and Development Lifecycle</w:t>
         <w:tab/>
-        <w:t>86</w:t>
+        <w:t>88</w:t>
         <w:rPr>
           <w:sz w:val="20"/>
         </w:rPr>
@@ -1154,7 +1154,7 @@
       <w:r>
         <w:t>4.1 Source Control Strategy</w:t>
         <w:tab/>
-        <w:t>86</w:t>
+        <w:t>88</w:t>
         <w:rPr>
           <w:sz w:val="20"/>
         </w:rPr>
@@ -1173,7 +1173,7 @@
       <w:r>
         <w:t>4.2 Continuous Integration</w:t>
         <w:tab/>
-        <w:t>87</w:t>
+        <w:t>89</w:t>
         <w:rPr>
           <w:sz w:val="20"/>
         </w:rPr>
@@ -1192,7 +1192,7 @@
       <w:r>
         <w:t>4.2.1 Test Strategy and Functional Results</w:t>
         <w:tab/>
-        <w:t>88</w:t>
+        <w:t>90</w:t>
         <w:rPr>
           <w:sz w:val="20"/>
         </w:rPr>
@@ -1211,7 +1211,7 @@
       <w:r>
         <w:t>4.2.2 Performance Evaluation</w:t>
         <w:tab/>
-        <w:t>89</w:t>
+        <w:t>91</w:t>
         <w:rPr>
           <w:sz w:val="20"/>
         </w:rPr>
@@ -1230,7 +1230,7 @@
       <w:r>
         <w:t>4.2.3 Security and Operational Verification</w:t>
         <w:tab/>
-        <w:t>90</w:t>
+        <w:t>92</w:t>
         <w:rPr>
           <w:sz w:val="20"/>
         </w:rPr>
@@ -1249,7 +1249,7 @@
       <w:r>
         <w:t>4.2.4 Verification Artifacts and Provenance</w:t>
         <w:tab/>
-        <w:t>91</w:t>
+        <w:t>93</w:t>
         <w:rPr>
           <w:sz w:val="20"/>
         </w:rPr>
@@ -1268,7 +1268,7 @@
       <w:r>
         <w:t>4.3 Continuous Delivery</w:t>
         <w:tab/>
-        <w:t>92</w:t>
+        <w:t>94</w:t>
         <w:rPr>
           <w:sz w:val="20"/>
         </w:rPr>
@@ -1287,7 +1287,7 @@
       <w:r>
         <w:t>4.3.1 Deployed Workflow Evidence</w:t>
         <w:tab/>
-        <w:t>93</w:t>
+        <w:t>95</w:t>
         <w:rPr>
           <w:sz w:val="20"/>
         </w:rPr>
@@ -1306,7 +1306,7 @@
       <w:r>
         <w:t>5. Individual Members Activity Contribution Summary</w:t>
         <w:tab/>
-        <w:t>94</w:t>
+        <w:t>96</w:t>
         <w:rPr>
           <w:sz w:val="20"/>
         </w:rPr>
@@ -1325,7 +1325,7 @@
       <w:r>
         <w:t>5.1 Lu Junyi</w:t>
         <w:tab/>
-        <w:t>94</w:t>
+        <w:t>96</w:t>
         <w:rPr>
           <w:sz w:val="20"/>
         </w:rPr>
@@ -1344,7 +1344,7 @@
       <w:r>
         <w:t>5.2 Hu Jia</w:t>
         <w:tab/>
-        <w:t>94</w:t>
+        <w:t>96</w:t>
         <w:rPr>
           <w:sz w:val="20"/>
         </w:rPr>
@@ -1363,7 +1363,7 @@
       <w:r>
         <w:t>5.3 Chai Muyang</w:t>
         <w:tab/>
-        <w:t>94</w:t>
+        <w:t>96</w:t>
         <w:rPr>
           <w:sz w:val="20"/>
         </w:rPr>
@@ -1382,7 +1382,7 @@
       <w:r>
         <w:t>5.4 Huang Haoyang</w:t>
         <w:tab/>
-        <w:t>94</w:t>
+        <w:t>96</w:t>
         <w:rPr>
           <w:sz w:val="20"/>
         </w:rPr>
@@ -1401,7 +1401,7 @@
       <w:r>
         <w:t>5.5 Luo Runzhou</w:t>
         <w:tab/>
-        <w:t>94</w:t>
+        <w:t>96</w:t>
         <w:rPr>
           <w:sz w:val="20"/>
         </w:rPr>
@@ -1420,7 +1420,7 @@
       <w:r>
         <w:t>5.6 Team Reflection and Conclusion</w:t>
         <w:tab/>
-        <w:t>95</w:t>
+        <w:t>97</w:t>
         <w:rPr>
           <w:sz w:val="20"/>
         </w:rPr>
@@ -1439,7 +1439,7 @@
       <w:r>
         <w:t>Appendix A Verification Artifacts</w:t>
         <w:tab/>
-        <w:t>96</w:t>
+        <w:t>98</w:t>
         <w:rPr>
           <w:sz w:val="20"/>
         </w:rPr>
@@ -1458,7 +1458,7 @@
       <w:r>
         <w:t>A.1 Lint and Automated Test Output</w:t>
         <w:tab/>
-        <w:t>96</w:t>
+        <w:t>98</w:t>
         <w:rPr>
           <w:sz w:val="20"/>
         </w:rPr>
@@ -1477,7 +1477,7 @@
       <w:r>
         <w:t>A.2 Static Security and Container Results</w:t>
         <w:tab/>
-        <w:t>97</w:t>
+        <w:t>99</w:t>
         <w:rPr>
           <w:sz w:val="20"/>
         </w:rPr>
@@ -1496,7 +1496,7 @@
       <w:r>
         <w:t>A.3 Saved DAST Results</w:t>
         <w:tab/>
-        <w:t>98</w:t>
+        <w:t>100</w:t>
         <w:rPr>
           <w:sz w:val="20"/>
         </w:rPr>
@@ -1515,7 +1515,7 @@
       <w:r>
         <w:t>A.4 Performance Results and Stock Audit</w:t>
         <w:tab/>
-        <w:t>99</w:t>
+        <w:t>101</w:t>
         <w:rPr>
           <w:sz w:val="20"/>
         </w:rPr>
@@ -7599,7 +7599,7 @@
           <w:color w:val="000000"/>
           <w:sz w:val="22"/>
         </w:rPr>
-        <w:t>Compare the analysis class diagram in Figure 28 with the design class diagram in Figure 29. The user-facing boundary is realized by React components and PublicEventController; BrowsingControl becomes EventBrowseService. EventRepository provides persistence access, and EventView is added as an output representation. Event remains the persistent entity: the DTO does not replace it. These dependencies keep HTTP parameter handling outside query policy and prevent the browser from depending on entity internals. The class diagram selects backend collaborators; the frontend boundary is described by the architecture.</w:t>
+        <w:t>Compare the analysis class diagram in Figure 28 with the design class diagram in Figure 30. The user-facing boundary is realized by React components and PublicEventController; BrowsingControl becomes EventBrowseService. EventRepository provides persistence access, and EventView is added as an output representation. Event remains the persistent entity: the DTO does not replace it. These dependencies keep HTTP parameter handling outside query policy and prevent the browser from depending on entity internals. The class diagram selects backend collaborators; the frontend boundary is described by the architecture.</w:t>
       </w:r>
     </w:p>
     <w:p>
@@ -7635,7 +7635,7 @@
           <w:color w:val="000000"/>
           <w:sz w:val="22"/>
         </w:rPr>
-        <w:t>Compare Figures 30 and 31. The analysis first finds published events, returns the result page and then handles the actor’s selected detail. Design refines this into validated controller/service queries, repository predicates restricted to PUBLISHED records, and mapping to EventView and public ticket views. Empty results and missing/unpublished detail are separate alternatives. The ticket request rechecks publication, because event state can change after selection. No browse interaction reserves stock; UC06 performs the authoritative reservation check.</w:t>
+        <w:t>Compare Figures 29 and 31. The analysis first finds published events, returns the result page and then handles the actor’s selected detail. Design refines this into validated controller/service queries, repository predicates restricted to PUBLISHED records, and mapping to EventView and public ticket views. Empty results and missing/unpublished detail are separate alternatives. The ticket request rechecks publication, because event state can change after selection. No browse interaction reserves stock; UC06 performs the authoritative reservation check.</w:t>
       </w:r>
     </w:p>
     <w:p>
@@ -7762,7 +7762,7 @@
           <w:color w:val="000000"/>
           <w:sz w:val="22"/>
         </w:rPr>
-        <w:t>Figures 32 and 33 refine ReservationControl and the booking entities into BookingService, BookingRequestLock, BookingRepository and persistent Booking, with PreRegistrationService and its repository handling private preferences. Database uniqueness on (user_id, request_key) complements request serialization. TicketReservationService supplies the public inventory API. A constraint alone cannot coordinate booking, stock, tickets and notifications, so related writes also need a transaction and shared event locking. The selected class diagram omits listener internals, which are expanded in Section 3.5.</w:t>
+        <w:t>Figures 32 and 36 refine ReservationControl and the booking entities into BookingService, BookingRequestLock, BookingRepository and persistent Booking, with PreRegistrationService and its repository handling private preferences. Database uniqueness on (user_id, request_key) complements request serialization. TicketReservationService supplies the public inventory API. A constraint alone cannot coordinate booking, stock, tickets and notifications, so related writes also need a transaction and shared event locking. The selected class diagram omits listener internals, which are expanded in Section 3.5.</w:t>
       </w:r>
     </w:p>
     <w:p>
@@ -7798,7 +7798,7 @@
           <w:color w:val="000000"/>
           <w:sz w:val="22"/>
         </w:rPr>
-        <w:t>Compare Figures 34 and 35. A booking request validates its key, acquires the user/key lock and searches for an earlier result. Matching input returns immediately; conflicting input is rejected. A new request locks the event, validates requested attendee information, then reserves eligible free stock through the ticket API. The service saves the confirmed booking, links any pre-registration and publishes synchronous confirmation effects. Mandatory side-effect failure rolls back related writes. Grouped persistence/API/listener lifelines expose the coordination without suggesting that those groups are implementation classes. Figures 36 and 37 separately model private pre-registration; Figures 38 and 39 pair personal cancellation.</w:t>
+        <w:t>Compare Figures 33 and 37. A booking request validates its key, acquires the user/key lock and searches for an earlier result. Matching input returns immediately; conflicting input is rejected. A new request locks the event, validates requested attendee information, then reserves eligible free stock through the ticket API. The service saves the confirmed booking, links any pre-registration and publishes synchronous confirmation effects. Mandatory side-effect failure rolls back related writes. Grouped persistence/API/listener lifelines expose the coordination without suggesting that those groups are implementation classes. Figures 34 and 38 separately model private pre-registration; Figures 35 and 39 pair personal cancellation.</w:t>
       </w:r>
     </w:p>
     <w:p>
@@ -7889,7 +7889,7 @@
           <w:color w:val="000000"/>
           <w:sz w:val="22"/>
         </w:rPr>
-        <w:t>TS3 refines actor identity, permissions, ownership and event assignment from analysis preconditions into enforceable request decisions. It applies to protected operations in UC03, UC04, UC06 and UC07. Registration/login establish identity; public UC05 browsing remains available without authentication. In UC07, CheckInScreen and AdmissionControl require an eligible staff actor in Figures 40 and 44. The design must establish both an effective STAFF role and assignment to the requested event.</w:t>
+        <w:t>TS3 refines actor identity, permissions, ownership and event assignment from analysis preconditions into enforceable request decisions. It applies to protected operations in UC03, UC04, UC06 and UC07. Registration/login establish identity; public UC05 browsing remains available without authentication. In UC07, CheckInScreen and AdmissionControl require an eligible staff actor in Figures 40 and 42. The design must establish both an effective STAFF role and assignment to the requested event.</w:t>
       </w:r>
     </w:p>
     <w:p>
@@ -7925,7 +7925,7 @@
           <w:color w:val="000000"/>
           <w:sz w:val="22"/>
         </w:rPr>
-        <w:t>Figures 40 and 41 show AdmissionControl realized inside CheckInController, with EventAccessService and JdbcTemplate supporting event and assignment checks. There is no separate CheckInService in this implementation. The additional security-entry dependencies appear in Figure 46: SecurityConfiguration configures JWT decoding and JwtAuthenticationConverter, which queries UserAccessService.activeRoles. Endpoint/service methods use @PreAuthorize, followed by resource-specific checks. These responsibilities separate token validity, current privileges and access to one object. ADMIN or STAFF membership does not itself prove ownership or event assignment.</w:t>
+        <w:t>Figures 40 and 43 show AdmissionControl realized inside CheckInController, with EventAccessService and JdbcTemplate supporting event and assignment checks. There is no separate CheckInService in this implementation. The additional security-entry dependencies appear in Figure 46: SecurityConfiguration configures JWT decoding and JwtAuthenticationConverter, which queries UserAccessService.activeRoles. Endpoint/service methods use @PreAuthorize, followed by resource-specific checks. These responsibilities separate token validity, current privileges and access to one object. ADMIN or STAFF membership does not itself prove ownership or event assignment.</w:t>
       </w:r>
     </w:p>
     <w:p>
@@ -7961,7 +7961,7 @@
           <w:color w:val="000000"/>
           <w:sz w:val="22"/>
         </w:rPr>
-        <w:t>Figure 47 supplies the shared security entry. The security layer validates the token, loads current active-account roles and intersects them with token roles. Method authorization checks the effective role before resource policy runs. Revocation therefore affects later requests, while a newly granted role requires a fresh token. UC07 then separates read-only verification in Figures 42 and 43 from admission in Figures 44 and 45. Both check current assignment/window under the event lock; only admission invokes ticket-state mutation and inserts a unique audit record. Guard failure stops later mutation.</w:t>
+        <w:t>Figure 47 supplies the shared security entry. The security layer validates the token, loads current active-account roles and intersects them with token roles. Method authorization checks the effective role before resource policy runs. Revocation therefore affects later requests, while a newly granted role requires a fresh token. UC07 then separates read-only verification in Figures 41 and 44 from admission in Figures 42 and 45. Both check current assignment/window under the event lock; only admission invokes ticket-state mutation and inserts a unique audit record. Guard failure stops later mutation.</w:t>
       </w:r>
     </w:p>
     <w:p>
@@ -8052,7 +8052,7 @@
           <w:color w:val="000000"/>
           <w:sz w:val="22"/>
         </w:rPr>
-        <w:t>TS4 applies when an analysis control produces a business fact that requires another module to react. Relevant cases include UC03 role-change notification, UC04 lifecycle/capacity validation and cancellation, and UC06 confirmation/cancellation. The analysis Account/Role collaboration in Figures 12 and 14 and event-cancellation flow in Figure 26 describe required outcomes without committing to a publisher/listener mechanism.</w:t>
+        <w:t>TS4 applies when an analysis control produces a business fact that requires another module to react. Relevant cases include UC03 role-change notification, UC04 lifecycle/capacity validation and cancellation, and UC06 confirmation/cancellation. The analysis Account/Role collaboration in Figures 12 and 13 and event-cancellation flow in Figure 21 describe required outcomes without committing to a publisher/listener mechanism.</w:t>
       </w:r>
     </w:p>
     <w:p>
@@ -8088,7 +8088,7 @@
           <w:color w:val="000000"/>
           <w:sz w:val="22"/>
         </w:rPr>
-        <w:t>Compare the UC03 analysis classes in Figure 12 with Figure 13, then use Figure 58 for the explicit event design. UserAdministrationService publishes the UserRolesChanged value through ApplicationEventPublisher; UserRolesChangedListener depends on NotificationDeliveryService. The event carries the operation identity and changed role information instead of exposing notification storage to identity policy. For cancellation, Figure 50 shows the selected booking/ticket collaboration; EventCancelled itself is described by the messages in Figure 51 and the source. These diagrams select dependencies rather than listing every event value. The publisher retains the business decision and listeners own the dependent reaction.</w:t>
+        <w:t>Compare the UC03 analysis classes in Figure 12 with Figure 14, then use Figure 58 for the explicit event design. UserAdministrationService publishes the UserRolesChanged value through ApplicationEventPublisher; UserRolesChangedListener depends on NotificationDeliveryService. The event carries the operation identity and changed role information instead of exposing notification storage to identity policy. For cancellation, Figure 50 shows the selected booking/ticket collaboration; EventCancelled itself is described by the messages in Figure 51 and the source. These diagrams select dependencies rather than listing every event value. The publisher retains the business decision and listeners own the dependent reaction.</w:t>
       </w:r>
     </w:p>
     <w:p>
@@ -8124,7 +8124,7 @@
           <w:color w:val="000000"/>
           <w:sz w:val="22"/>
         </w:rPr>
-        <w:t>Compare the role-change analysis sequence in Figure 14 with Figures 15 and 59. The service locks assignments, protects the last active administrator and compares the old/new role sets. Only a real change publishes an event. Its listener runs synchronously and writes the private notification before the transaction commits. For event cancellation, Figures 26 and 51 show the refinement into EventCancelled, booking cancellation, BookingCancelled reactions and stock release. Mutating ticket/notification listeners require an existing transaction through MANDATORY propagation. Publication/capacity validation listeners are synchronous @EventListener methods; they participate in the publisher’s transaction without all declaring MANDATORY. A propagated failure prevents a partially committed outcome.</w:t>
+        <w:t>Compare the role-change analysis sequence in Figure 13 with Figures 15 and 59. The service locks assignments, protects the last active administrator and compares the old/new role sets. Only a real change publishes an event. Its listener runs synchronously and writes the private notification before the transaction commits. For event cancellation, Figures 21 and 51 show the refinement into EventCancelled, booking cancellation, BookingCancelled reactions and stock release. Mutating ticket/notification listeners require an existing transaction through MANDATORY propagation. Publication/capacity validation listeners are synchronous @EventListener methods; they participate in the publisher’s transaction without all declaring MANDATORY. A propagated failure prevents a partially committed outcome.</w:t>
       </w:r>
     </w:p>
     <w:p>
@@ -8251,7 +8251,7 @@
           <w:color w:val="000000"/>
           <w:sz w:val="22"/>
         </w:rPr>
-        <w:t>The UC06 analysis control in Figure 32 becomes BookingService with BookingInfoValidator in Figure 33. Figure 62 then expands that validator into the BookingFieldValidationStrategy interface and text, email and phone implementations. The context retains event requirements and field selection while format algorithms are extracted behind the interface. Figures 54 and 66 show the other forms: AuthService depends on PasswordEncoder, and IssuedTicket delegates to TicketState with VALID, CHECKED_IN and VOID implementations. Strategy permits algorithm substitution; State makes an operation depend on the ticket’s current lifecycle. Both reduce duplicated decisions without relocating unrelated business policy.</w:t>
+        <w:t>The UC06 analysis control in Figure 32 becomes BookingService with BookingInfoValidator in Figure 36. Figure 62 then expands that validator into the BookingFieldValidationStrategy interface and text, email and phone implementations. The context retains event requirements and field selection while format algorithms are extracted behind the interface. Figures 54 and 66 show the other forms: AuthService depends on PasswordEncoder, and IssuedTicket delegates to TicketState with VALID, CHECKED_IN and VOID implementations. Strategy permits algorithm substitution; State makes an operation depend on the ticket’s current lifecycle. Both reduce duplicated decisions without relocating unrelated business policy.</w:t>
       </w:r>
     </w:p>
     <w:p>
@@ -13208,7 +13208,7 @@
           <w:color w:val="000000"/>
           <w:sz w:val="22"/>
         </w:rPr>
-        <w:t>3.4.1.1 Analysis and Design Class Models</w:t>
+        <w:t>3.4.1.1 Analysis Models</w:t>
       </w:r>
     </w:p>
     <w:p>
@@ -13227,7 +13227,7 @@
           <w:color w:val="000000"/>
           <w:sz w:val="22"/>
         </w:rPr>
-        <w:t>TS1 maps RegistrationControl to AuthService behind the HTTP boundary. TS2 makes account creation transactional and retains database uniqueness as the final check against competing registrations. TS5 delegates password encoding to PasswordEncoder. The browser’s automatic login is a separate UC02 interaction, so login failure does not undo a created account.</w:t>
+        <w:t>RegistrationForm receives the visitor’s details; RegistrationControl validates them and creates Account. Account carries identifiers, credentials, status and roles. The sequence distinguishes invalid input, a duplicate identity and successful creation. Establishing a signed-in session belongs to UC02, so registration and login remain separate interactions.</w:t>
       </w:r>
     </w:p>
     <w:p>
@@ -13252,7 +13252,7 @@
       <w:r>
         <w:drawing>
           <wp:inline xmlns:a="http://schemas.openxmlformats.org/drawingml/2006/main" xmlns:pic="http://schemas.openxmlformats.org/drawingml/2006/picture">
-            <wp:extent cx="5669280" cy="1248282"/>
+            <wp:extent cx="2250440" cy="4714240"/>
             <wp:docPr id="62" name="Picture 62"/>
             <wp:cNvGraphicFramePr>
               <a:graphicFrameLocks noChangeAspect="1"/>
@@ -13273,7 +13273,7 @@
                   <pic:spPr>
                     <a:xfrm>
                       <a:off x="0" y="0"/>
-                      <a:ext cx="5669280" cy="1248282"/>
+                      <a:ext cx="2250440" cy="4714240"/>
                     </a:xfrm>
                     <a:prstGeom prst="rect"/>
                   </pic:spPr>
@@ -13308,85 +13308,8 @@
     <w:p>
       <w:pPr>
         <w:keepNext/>
-        <w:keepLines/>
         <w:widowControl/>
-        <w:spacing w:line="259" w:lineRule="auto" w:before="0" w:after="0"/>
-        <w:numPr>
-          <w:numId w:val="0"/>
-        </w:numPr>
-        <w:jc w:val="center"/>
-      </w:pPr>
-      <w:r>
-        <w:rPr>
-          <w:rFonts w:ascii="Arial" w:hAnsi="Arial"/>
-          <w:b w:val="0"/>
-          <w:color w:val="000000"/>
-          <w:sz w:val="24"/>
-        </w:rPr>
-      </w:r>
-      <w:r>
-        <w:drawing>
-          <wp:inline xmlns:a="http://schemas.openxmlformats.org/drawingml/2006/main" xmlns:pic="http://schemas.openxmlformats.org/drawingml/2006/picture">
-            <wp:extent cx="5669280" cy="2620222"/>
-            <wp:docPr id="63" name="Picture 63"/>
-            <wp:cNvGraphicFramePr>
-              <a:graphicFrameLocks noChangeAspect="1"/>
-            </wp:cNvGraphicFramePr>
-            <a:graphic>
-              <a:graphicData uri="http://schemas.openxmlformats.org/drawingml/2006/picture">
-                <pic:pic>
-                  <pic:nvPicPr>
-                    <pic:cNvPr id="0" name="UC01_d_class.png"/>
-                    <pic:cNvPicPr/>
-                  </pic:nvPicPr>
-                  <pic:blipFill>
-                    <a:blip r:embed="rId78"/>
-                    <a:stretch>
-                      <a:fillRect/>
-                    </a:stretch>
-                  </pic:blipFill>
-                  <pic:spPr>
-                    <a:xfrm>
-                      <a:off x="0" y="0"/>
-                      <a:ext cx="5669280" cy="2620222"/>
-                    </a:xfrm>
-                    <a:prstGeom prst="rect"/>
-                  </pic:spPr>
-                </pic:pic>
-              </a:graphicData>
-            </a:graphic>
-          </wp:inline>
-        </w:drawing>
-      </w:r>
-    </w:p>
-    <w:p>
-      <w:pPr>
-        <w:pStyle w:val="Caption"/>
-        <w:keepNext w:val="0"/>
-        <w:widowControl/>
-        <w:spacing w:line="259" w:lineRule="auto" w:before="80" w:after="160"/>
-        <w:numPr>
-          <w:numId w:val="0"/>
-        </w:numPr>
-        <w:jc w:val="center"/>
-      </w:pPr>
-      <w:r>
-        <w:rPr>
-          <w:rFonts w:ascii="Arial" w:hAnsi="Arial"/>
-          <w:b w:val="0"/>
-          <w:color w:val="000000"/>
-          <w:sz w:val="20"/>
-        </w:rPr>
-        <w:t>Figure 5. UC01 design class model.</w:t>
-      </w:r>
-    </w:p>
-    <w:p>
-      <w:pPr>
-        <w:pStyle w:val="Heading4"/>
-        <w:keepNext/>
-        <w:pageBreakBefore w:val="0"/>
-        <w:widowControl/>
-        <w:spacing w:line="259" w:lineRule="auto" w:before="120" w:after="120"/>
+        <w:spacing w:line="259" w:lineRule="auto" w:before="0" w:after="120"/>
         <w:numPr>
           <w:numId w:val="0"/>
         </w:numPr>
@@ -13398,7 +13321,7 @@
           <w:color w:val="000000"/>
           <w:sz w:val="22"/>
         </w:rPr>
-        <w:t>3.4.1.2 Registration Flow</w:t>
+        <w:t>Registration Flow — analysis</w:t>
       </w:r>
     </w:p>
     <w:p>
@@ -13424,7 +13347,7 @@
         <w:drawing>
           <wp:inline xmlns:a="http://schemas.openxmlformats.org/drawingml/2006/main" xmlns:pic="http://schemas.openxmlformats.org/drawingml/2006/picture">
             <wp:extent cx="5525311" cy="6995159"/>
-            <wp:docPr id="64" name="Picture 64"/>
+            <wp:docPr id="63" name="Picture 63"/>
             <wp:cNvGraphicFramePr>
               <a:graphicFrameLocks noChangeAspect="1"/>
             </wp:cNvGraphicFramePr>
@@ -13436,7 +13359,7 @@
                     <pic:cNvPicPr/>
                   </pic:nvPicPr>
                   <pic:blipFill>
-                    <a:blip r:embed="rId79"/>
+                    <a:blip r:embed="rId78"/>
                     <a:stretch>
                       <a:fillRect/>
                     </a:stretch>
@@ -13473,7 +13396,160 @@
           <w:color w:val="000000"/>
           <w:sz w:val="20"/>
         </w:rPr>
-        <w:t>Figure 6. UC01 analysis sequence for registration.</w:t>
+        <w:t>Figure 5. UC01 analysis sequence for registration.</w:t>
+      </w:r>
+    </w:p>
+    <w:p>
+      <w:pPr>
+        <w:pStyle w:val="Heading4"/>
+        <w:keepNext/>
+        <w:pageBreakBefore/>
+        <w:widowControl/>
+        <w:spacing w:line="259" w:lineRule="auto" w:before="120" w:after="120"/>
+        <w:numPr>
+          <w:numId w:val="0"/>
+        </w:numPr>
+      </w:pPr>
+      <w:r>
+        <w:rPr>
+          <w:rFonts w:ascii="Arial" w:hAnsi="Arial"/>
+          <w:b/>
+          <w:color w:val="000000"/>
+          <w:sz w:val="22"/>
+        </w:rPr>
+        <w:t>3.4.1.2 Design Models</w:t>
+      </w:r>
+    </w:p>
+    <w:p>
+      <w:pPr>
+        <w:keepNext w:val="0"/>
+        <w:widowControl/>
+        <w:spacing w:line="259" w:lineRule="auto" w:before="0" w:after="120"/>
+        <w:numPr>
+          <w:numId w:val="0"/>
+        </w:numPr>
+      </w:pPr>
+      <w:r>
+        <w:rPr>
+          <w:rFonts w:ascii="Arial" w:hAnsi="Arial"/>
+          <w:b w:val="0"/>
+          <w:color w:val="000000"/>
+          <w:sz w:val="22"/>
+        </w:rPr>
+        <w:t>TS1 refines RegistrationForm into the browser form and AuthController, RegistrationControl into AuthService, and Account into UserAccount plus UserAccountRepository. This keeps HTTP validation separate from account rules and persistence. TS5 delegates password encoding to PasswordEncoder, allowing the credential algorithm to vary independently. Under TS2, identifier pre-checks improve feedback; a database unique constraint remains authoritative when registrations race. saveAndFlush exposes a known duplicate constraint inside the transaction. The later browser login uses UC02, so a login failure does not undo the created account.</w:t>
+      </w:r>
+    </w:p>
+    <w:p>
+      <w:pPr>
+        <w:keepNext/>
+        <w:keepLines/>
+        <w:widowControl/>
+        <w:spacing w:line="259" w:lineRule="auto" w:before="0" w:after="0"/>
+        <w:numPr>
+          <w:numId w:val="0"/>
+        </w:numPr>
+        <w:jc w:val="center"/>
+      </w:pPr>
+      <w:r>
+        <w:rPr>
+          <w:rFonts w:ascii="Arial" w:hAnsi="Arial"/>
+          <w:b w:val="0"/>
+          <w:color w:val="000000"/>
+          <w:sz w:val="24"/>
+        </w:rPr>
+      </w:r>
+      <w:r>
+        <w:drawing>
+          <wp:inline xmlns:a="http://schemas.openxmlformats.org/drawingml/2006/main" xmlns:pic="http://schemas.openxmlformats.org/drawingml/2006/picture">
+            <wp:extent cx="5262880" cy="6629400"/>
+            <wp:docPr id="64" name="Picture 64"/>
+            <wp:cNvGraphicFramePr>
+              <a:graphicFrameLocks noChangeAspect="1"/>
+            </wp:cNvGraphicFramePr>
+            <a:graphic>
+              <a:graphicData uri="http://schemas.openxmlformats.org/drawingml/2006/picture">
+                <pic:pic>
+                  <pic:nvPicPr>
+                    <pic:cNvPr id="0" name="UC01_d_class.png"/>
+                    <pic:cNvPicPr/>
+                  </pic:nvPicPr>
+                  <pic:blipFill>
+                    <a:blip r:embed="rId79"/>
+                    <a:stretch>
+                      <a:fillRect/>
+                    </a:stretch>
+                  </pic:blipFill>
+                  <pic:spPr>
+                    <a:xfrm>
+                      <a:off x="0" y="0"/>
+                      <a:ext cx="5262880" cy="6629400"/>
+                    </a:xfrm>
+                    <a:prstGeom prst="rect"/>
+                  </pic:spPr>
+                </pic:pic>
+              </a:graphicData>
+            </a:graphic>
+          </wp:inline>
+        </w:drawing>
+      </w:r>
+    </w:p>
+    <w:p>
+      <w:pPr>
+        <w:pStyle w:val="Caption"/>
+        <w:keepNext w:val="0"/>
+        <w:widowControl/>
+        <w:spacing w:line="259" w:lineRule="auto" w:before="80" w:after="160"/>
+        <w:numPr>
+          <w:numId w:val="0"/>
+        </w:numPr>
+        <w:jc w:val="center"/>
+      </w:pPr>
+      <w:r>
+        <w:rPr>
+          <w:rFonts w:ascii="Arial" w:hAnsi="Arial"/>
+          <w:b w:val="0"/>
+          <w:color w:val="000000"/>
+          <w:sz w:val="20"/>
+        </w:rPr>
+        <w:t>Figure 6. UC01 design class model.</w:t>
+      </w:r>
+    </w:p>
+    <w:p>
+      <w:pPr>
+        <w:keepNext/>
+        <w:widowControl/>
+        <w:spacing w:line="259" w:lineRule="auto" w:before="0" w:after="120"/>
+        <w:numPr>
+          <w:numId w:val="0"/>
+        </w:numPr>
+      </w:pPr>
+      <w:r>
+        <w:rPr>
+          <w:rFonts w:ascii="Arial" w:hAnsi="Arial"/>
+          <w:b/>
+          <w:color w:val="000000"/>
+          <w:sz w:val="22"/>
+        </w:rPr>
+        <w:t>Registration Flow — design</w:t>
+      </w:r>
+    </w:p>
+    <w:p>
+      <w:pPr>
+        <w:keepNext/>
+        <w:widowControl/>
+        <w:spacing w:line="259" w:lineRule="auto" w:before="0" w:after="120"/>
+        <w:numPr>
+          <w:numId w:val="0"/>
+        </w:numPr>
+      </w:pPr>
+      <w:r>
+        <w:rPr>
+          <w:rFonts w:ascii="Arial" w:hAnsi="Arial"/>
+          <w:b w:val="0"/>
+          <w:color w:val="000000"/>
+          <w:sz w:val="22"/>
+        </w:rPr>
+        <w:t>The duplicate pre-check is followed by a flush-time constraint branch to cover concurrent creation. Neither rejection path returns a successful account result; a committed registration hands off to UC02 separately.</w:t>
       </w:r>
     </w:p>
     <w:p>
@@ -13609,7 +13685,7 @@
           <w:color w:val="000000"/>
           <w:sz w:val="22"/>
         </w:rPr>
-        <w:t>3.4.2.1 Analysis and Design Class Models</w:t>
+        <w:t>3.4.2.1 Analysis Models</w:t>
       </w:r>
     </w:p>
     <w:p>
@@ -13628,7 +13704,7 @@
           <w:color w:val="000000"/>
           <w:sz w:val="22"/>
         </w:rPr>
-        <w:t>TS1 separates HTTP handling, account validation and token issuance. TS5 delegates password matching to PasswordEncoder. TS3 applies to subsequent protected requests: the common entry in Figures 46 and 47 checks token validity and intersects token roles with the active account’s current roles. Login failure creates no token; new privileges require a fresh login.</w:t>
+        <w:t>LoginForm passes credentials to AuthenticationControl, which checks Account and establishes the conceptual Session. Session describes identity, permissions and expiry without selecting a storage mechanism. The sequence rejects absent, inactive or mismatched accounts before returning a session; authentication does not itself grant access to every protected resource.</w:t>
       </w:r>
     </w:p>
     <w:p>
@@ -13653,7 +13729,7 @@
       <w:r>
         <w:drawing>
           <wp:inline xmlns:a="http://schemas.openxmlformats.org/drawingml/2006/main" xmlns:pic="http://schemas.openxmlformats.org/drawingml/2006/picture">
-            <wp:extent cx="5669280" cy="2023483"/>
+            <wp:extent cx="4780280" cy="4455160"/>
             <wp:docPr id="66" name="Picture 66"/>
             <wp:cNvGraphicFramePr>
               <a:graphicFrameLocks noChangeAspect="1"/>
@@ -13674,7 +13750,7 @@
                   <pic:spPr>
                     <a:xfrm>
                       <a:off x="0" y="0"/>
-                      <a:ext cx="5669280" cy="2023483"/>
+                      <a:ext cx="4780280" cy="4455160"/>
                     </a:xfrm>
                     <a:prstGeom prst="rect"/>
                   </pic:spPr>
@@ -13709,85 +13785,8 @@
     <w:p>
       <w:pPr>
         <w:keepNext/>
-        <w:keepLines/>
         <w:widowControl/>
-        <w:spacing w:line="259" w:lineRule="auto" w:before="0" w:after="0"/>
-        <w:numPr>
-          <w:numId w:val="0"/>
-        </w:numPr>
-        <w:jc w:val="center"/>
-      </w:pPr>
-      <w:r>
-        <w:rPr>
-          <w:rFonts w:ascii="Arial" w:hAnsi="Arial"/>
-          <w:b w:val="0"/>
-          <w:color w:val="000000"/>
-          <w:sz w:val="24"/>
-        </w:rPr>
-      </w:r>
-      <w:r>
-        <w:drawing>
-          <wp:inline xmlns:a="http://schemas.openxmlformats.org/drawingml/2006/main" xmlns:pic="http://schemas.openxmlformats.org/drawingml/2006/picture">
-            <wp:extent cx="5669280" cy="2616590"/>
-            <wp:docPr id="67" name="Picture 67"/>
-            <wp:cNvGraphicFramePr>
-              <a:graphicFrameLocks noChangeAspect="1"/>
-            </wp:cNvGraphicFramePr>
-            <a:graphic>
-              <a:graphicData uri="http://schemas.openxmlformats.org/drawingml/2006/picture">
-                <pic:pic>
-                  <pic:nvPicPr>
-                    <pic:cNvPr id="0" name="UC02_d_class.png"/>
-                    <pic:cNvPicPr/>
-                  </pic:nvPicPr>
-                  <pic:blipFill>
-                    <a:blip r:embed="rId82"/>
-                    <a:stretch>
-                      <a:fillRect/>
-                    </a:stretch>
-                  </pic:blipFill>
-                  <pic:spPr>
-                    <a:xfrm>
-                      <a:off x="0" y="0"/>
-                      <a:ext cx="5669280" cy="2616590"/>
-                    </a:xfrm>
-                    <a:prstGeom prst="rect"/>
-                  </pic:spPr>
-                </pic:pic>
-              </a:graphicData>
-            </a:graphic>
-          </wp:inline>
-        </w:drawing>
-      </w:r>
-    </w:p>
-    <w:p>
-      <w:pPr>
-        <w:pStyle w:val="Caption"/>
-        <w:keepNext w:val="0"/>
-        <w:widowControl/>
-        <w:spacing w:line="259" w:lineRule="auto" w:before="80" w:after="160"/>
-        <w:numPr>
-          <w:numId w:val="0"/>
-        </w:numPr>
-        <w:jc w:val="center"/>
-      </w:pPr>
-      <w:r>
-        <w:rPr>
-          <w:rFonts w:ascii="Arial" w:hAnsi="Arial"/>
-          <w:b w:val="0"/>
-          <w:color w:val="000000"/>
-          <w:sz w:val="20"/>
-        </w:rPr>
-        <w:t>Figure 9. UC02 design class model.</w:t>
-      </w:r>
-    </w:p>
-    <w:p>
-      <w:pPr>
-        <w:pStyle w:val="Heading4"/>
-        <w:keepNext/>
-        <w:pageBreakBefore w:val="0"/>
-        <w:widowControl/>
-        <w:spacing w:line="259" w:lineRule="auto" w:before="120" w:after="120"/>
+        <w:spacing w:line="259" w:lineRule="auto" w:before="0" w:after="120"/>
         <w:numPr>
           <w:numId w:val="0"/>
         </w:numPr>
@@ -13799,7 +13798,7 @@
           <w:color w:val="000000"/>
           <w:sz w:val="22"/>
         </w:rPr>
-        <w:t>3.4.2.2 Login Flow</w:t>
+        <w:t>Login Flow — analysis</w:t>
       </w:r>
     </w:p>
     <w:p>
@@ -13825,7 +13824,7 @@
         <w:drawing>
           <wp:inline xmlns:a="http://schemas.openxmlformats.org/drawingml/2006/main" xmlns:pic="http://schemas.openxmlformats.org/drawingml/2006/picture">
             <wp:extent cx="5669280" cy="6630021"/>
-            <wp:docPr id="68" name="Picture 68"/>
+            <wp:docPr id="67" name="Picture 67"/>
             <wp:cNvGraphicFramePr>
               <a:graphicFrameLocks noChangeAspect="1"/>
             </wp:cNvGraphicFramePr>
@@ -13837,7 +13836,7 @@
                     <pic:cNvPicPr/>
                   </pic:nvPicPr>
                   <pic:blipFill>
-                    <a:blip r:embed="rId83"/>
+                    <a:blip r:embed="rId82"/>
                     <a:stretch>
                       <a:fillRect/>
                     </a:stretch>
@@ -13874,7 +13873,160 @@
           <w:color w:val="000000"/>
           <w:sz w:val="20"/>
         </w:rPr>
-        <w:t>Figure 10. UC02 analysis sequence for login.</w:t>
+        <w:t>Figure 9. UC02 analysis sequence for login.</w:t>
+      </w:r>
+    </w:p>
+    <w:p>
+      <w:pPr>
+        <w:pStyle w:val="Heading4"/>
+        <w:keepNext/>
+        <w:pageBreakBefore/>
+        <w:widowControl/>
+        <w:spacing w:line="259" w:lineRule="auto" w:before="120" w:after="120"/>
+        <w:numPr>
+          <w:numId w:val="0"/>
+        </w:numPr>
+      </w:pPr>
+      <w:r>
+        <w:rPr>
+          <w:rFonts w:ascii="Arial" w:hAnsi="Arial"/>
+          <w:b/>
+          <w:color w:val="000000"/>
+          <w:sz w:val="22"/>
+        </w:rPr>
+        <w:t>3.4.2.2 Design Models</w:t>
+      </w:r>
+    </w:p>
+    <w:p>
+      <w:pPr>
+        <w:keepNext w:val="0"/>
+        <w:widowControl/>
+        <w:spacing w:line="259" w:lineRule="auto" w:before="0" w:after="120"/>
+        <w:numPr>
+          <w:numId w:val="0"/>
+        </w:numPr>
+      </w:pPr>
+      <w:r>
+        <w:rPr>
+          <w:rFonts w:ascii="Arial" w:hAnsi="Arial"/>
+          <w:b w:val="0"/>
+          <w:color w:val="000000"/>
+          <w:sz w:val="22"/>
+        </w:rPr>
+        <w:t>TS1 maps LoginForm to the browser and AuthController, AuthenticationControl to AuthService, and Account to UserAccount/its repository. The conceptual Session becomes a JWT issued by TokenService and stored by the browser; it does not require a server-side Session entity or table. TS5 delegates matching to PasswordEncoder. Token issuance follows successful account and password checks to avoid creating a session on failure. TS3 applies on later requests through Figures 46 and 47: intersecting token roles with current active-account roles makes revocation effective, while newly granted privileges require a fresh login.</w:t>
+      </w:r>
+    </w:p>
+    <w:p>
+      <w:pPr>
+        <w:keepNext/>
+        <w:keepLines/>
+        <w:widowControl/>
+        <w:spacing w:line="259" w:lineRule="auto" w:before="0" w:after="0"/>
+        <w:numPr>
+          <w:numId w:val="0"/>
+        </w:numPr>
+        <w:jc w:val="center"/>
+      </w:pPr>
+      <w:r>
+        <w:rPr>
+          <w:rFonts w:ascii="Arial" w:hAnsi="Arial"/>
+          <w:b w:val="0"/>
+          <w:color w:val="000000"/>
+          <w:sz w:val="24"/>
+        </w:rPr>
+      </w:r>
+      <w:r>
+        <w:drawing>
+          <wp:inline xmlns:a="http://schemas.openxmlformats.org/drawingml/2006/main" xmlns:pic="http://schemas.openxmlformats.org/drawingml/2006/picture">
+            <wp:extent cx="5389880" cy="5511800"/>
+            <wp:docPr id="68" name="Picture 68"/>
+            <wp:cNvGraphicFramePr>
+              <a:graphicFrameLocks noChangeAspect="1"/>
+            </wp:cNvGraphicFramePr>
+            <a:graphic>
+              <a:graphicData uri="http://schemas.openxmlformats.org/drawingml/2006/picture">
+                <pic:pic>
+                  <pic:nvPicPr>
+                    <pic:cNvPr id="0" name="UC02_d_class.png"/>
+                    <pic:cNvPicPr/>
+                  </pic:nvPicPr>
+                  <pic:blipFill>
+                    <a:blip r:embed="rId83"/>
+                    <a:stretch>
+                      <a:fillRect/>
+                    </a:stretch>
+                  </pic:blipFill>
+                  <pic:spPr>
+                    <a:xfrm>
+                      <a:off x="0" y="0"/>
+                      <a:ext cx="5389880" cy="5511800"/>
+                    </a:xfrm>
+                    <a:prstGeom prst="rect"/>
+                  </pic:spPr>
+                </pic:pic>
+              </a:graphicData>
+            </a:graphic>
+          </wp:inline>
+        </w:drawing>
+      </w:r>
+    </w:p>
+    <w:p>
+      <w:pPr>
+        <w:pStyle w:val="Caption"/>
+        <w:keepNext w:val="0"/>
+        <w:widowControl/>
+        <w:spacing w:line="259" w:lineRule="auto" w:before="80" w:after="160"/>
+        <w:numPr>
+          <w:numId w:val="0"/>
+        </w:numPr>
+        <w:jc w:val="center"/>
+      </w:pPr>
+      <w:r>
+        <w:rPr>
+          <w:rFonts w:ascii="Arial" w:hAnsi="Arial"/>
+          <w:b w:val="0"/>
+          <w:color w:val="000000"/>
+          <w:sz w:val="20"/>
+        </w:rPr>
+        <w:t>Figure 10. UC02 design class model.</w:t>
+      </w:r>
+    </w:p>
+    <w:p>
+      <w:pPr>
+        <w:keepNext/>
+        <w:widowControl/>
+        <w:spacing w:line="259" w:lineRule="auto" w:before="0" w:after="120"/>
+        <w:numPr>
+          <w:numId w:val="0"/>
+        </w:numPr>
+      </w:pPr>
+      <w:r>
+        <w:rPr>
+          <w:rFonts w:ascii="Arial" w:hAnsi="Arial"/>
+          <w:b/>
+          <w:color w:val="000000"/>
+          <w:sz w:val="22"/>
+        </w:rPr>
+        <w:t>Login Flow — design</w:t>
+      </w:r>
+    </w:p>
+    <w:p>
+      <w:pPr>
+        <w:keepNext/>
+        <w:widowControl/>
+        <w:spacing w:line="259" w:lineRule="auto" w:before="0" w:after="120"/>
+        <w:numPr>
+          <w:numId w:val="0"/>
+        </w:numPr>
+      </w:pPr>
+      <w:r>
+        <w:rPr>
+          <w:rFonts w:ascii="Arial" w:hAnsi="Arial"/>
+          <w:b w:val="0"/>
+          <w:color w:val="000000"/>
+          <w:sz w:val="22"/>
+        </w:rPr>
+        <w:t>The design replaces conceptual credential checking with repository lookup, PasswordEncoder.matches and TokenService.issue. Every failure exits before issue; resource authorization is deferred to the shared protected-request entry.</w:t>
       </w:r>
     </w:p>
     <w:p>
@@ -14010,7 +14162,7 @@
           <w:color w:val="000000"/>
           <w:sz w:val="22"/>
         </w:rPr>
-        <w:t>3.4.3.1 Analysis and Design Class Models</w:t>
+        <w:t>3.4.3.1 Analysis Models</w:t>
       </w:r>
     </w:p>
     <w:p>
@@ -14029,7 +14181,7 @@
           <w:color w:val="000000"/>
           <w:sz w:val="22"/>
         </w:rPr>
-        <w:t>TS1 separates the administration boundary from role policy. TS3 requires effective ADMIN before dispatch. TS2 serializes role assignments before checking the last active administrator and keeps the update transactional. TS4 publishes UserRolesChanged only for a real change; its synchronous listener writes the private notification in that transaction. An unchanged request emits no new notice.</w:t>
+        <w:t>UserAdministrationPage supports finding an Account and submitting its replacement Role set. RoleAdministrationControl protects the last active administrator and creates a private Notification only when roles change. Search and selection lead into the mutation in one major flow, with explicit rejection and unchanged-request alternatives.</w:t>
       </w:r>
     </w:p>
     <w:p>
@@ -14054,7 +14206,7 @@
       <w:r>
         <w:drawing>
           <wp:inline xmlns:a="http://schemas.openxmlformats.org/drawingml/2006/main" xmlns:pic="http://schemas.openxmlformats.org/drawingml/2006/picture">
-            <wp:extent cx="5669280" cy="5669280"/>
+            <wp:extent cx="5643880" cy="5130800"/>
             <wp:docPr id="70" name="Picture 70"/>
             <wp:cNvGraphicFramePr>
               <a:graphicFrameLocks noChangeAspect="1"/>
@@ -14075,7 +14227,7 @@
                   <pic:spPr>
                     <a:xfrm>
                       <a:off x="0" y="0"/>
-                      <a:ext cx="5669280" cy="5669280"/>
+                      <a:ext cx="5643880" cy="5130800"/>
                     </a:xfrm>
                     <a:prstGeom prst="rect"/>
                   </pic:spPr>
@@ -14110,85 +14262,8 @@
     <w:p>
       <w:pPr>
         <w:keepNext/>
-        <w:keepLines/>
         <w:widowControl/>
-        <w:spacing w:line="259" w:lineRule="auto" w:before="0" w:after="0"/>
-        <w:numPr>
-          <w:numId w:val="0"/>
-        </w:numPr>
-        <w:jc w:val="center"/>
-      </w:pPr>
-      <w:r>
-        <w:rPr>
-          <w:rFonts w:ascii="Arial" w:hAnsi="Arial"/>
-          <w:b w:val="0"/>
-          <w:color w:val="000000"/>
-          <w:sz w:val="24"/>
-        </w:rPr>
-      </w:r>
-      <w:r>
-        <w:drawing>
-          <wp:inline xmlns:a="http://schemas.openxmlformats.org/drawingml/2006/main" xmlns:pic="http://schemas.openxmlformats.org/drawingml/2006/picture">
-            <wp:extent cx="5669280" cy="5464801"/>
-            <wp:docPr id="71" name="Picture 71"/>
-            <wp:cNvGraphicFramePr>
-              <a:graphicFrameLocks noChangeAspect="1"/>
-            </wp:cNvGraphicFramePr>
-            <a:graphic>
-              <a:graphicData uri="http://schemas.openxmlformats.org/drawingml/2006/picture">
-                <pic:pic>
-                  <pic:nvPicPr>
-                    <pic:cNvPr id="0" name="UC03_d_class.png"/>
-                    <pic:cNvPicPr/>
-                  </pic:nvPicPr>
-                  <pic:blipFill>
-                    <a:blip r:embed="rId86"/>
-                    <a:stretch>
-                      <a:fillRect/>
-                    </a:stretch>
-                  </pic:blipFill>
-                  <pic:spPr>
-                    <a:xfrm>
-                      <a:off x="0" y="0"/>
-                      <a:ext cx="5669280" cy="5464801"/>
-                    </a:xfrm>
-                    <a:prstGeom prst="rect"/>
-                  </pic:spPr>
-                </pic:pic>
-              </a:graphicData>
-            </a:graphic>
-          </wp:inline>
-        </w:drawing>
-      </w:r>
-    </w:p>
-    <w:p>
-      <w:pPr>
-        <w:pStyle w:val="Caption"/>
-        <w:keepNext w:val="0"/>
-        <w:widowControl/>
-        <w:spacing w:line="259" w:lineRule="auto" w:before="80" w:after="160"/>
-        <w:numPr>
-          <w:numId w:val="0"/>
-        </w:numPr>
-        <w:jc w:val="center"/>
-      </w:pPr>
-      <w:r>
-        <w:rPr>
-          <w:rFonts w:ascii="Arial" w:hAnsi="Arial"/>
-          <w:b w:val="0"/>
-          <w:color w:val="000000"/>
-          <w:sz w:val="20"/>
-        </w:rPr>
-        <w:t>Figure 13. UC03 design class model.</w:t>
-      </w:r>
-    </w:p>
-    <w:p>
-      <w:pPr>
-        <w:pStyle w:val="Heading4"/>
-        <w:keepNext/>
-        <w:pageBreakBefore w:val="0"/>
-        <w:widowControl/>
-        <w:spacing w:line="259" w:lineRule="auto" w:before="120" w:after="120"/>
+        <w:spacing w:line="259" w:lineRule="auto" w:before="0" w:after="120"/>
         <w:numPr>
           <w:numId w:val="0"/>
         </w:numPr>
@@ -14200,7 +14275,7 @@
           <w:color w:val="000000"/>
           <w:sz w:val="22"/>
         </w:rPr>
-        <w:t>3.4.3.2 User Search and Role Change Flow</w:t>
+        <w:t>User Search and Role Change Flow — analysis</w:t>
       </w:r>
     </w:p>
     <w:p>
@@ -14226,7 +14301,7 @@
         <w:drawing>
           <wp:inline xmlns:a="http://schemas.openxmlformats.org/drawingml/2006/main" xmlns:pic="http://schemas.openxmlformats.org/drawingml/2006/picture">
             <wp:extent cx="5426966" cy="6995160"/>
-            <wp:docPr id="72" name="Picture 72"/>
+            <wp:docPr id="71" name="Picture 71"/>
             <wp:cNvGraphicFramePr>
               <a:graphicFrameLocks noChangeAspect="1"/>
             </wp:cNvGraphicFramePr>
@@ -14238,7 +14313,7 @@
                     <pic:cNvPicPr/>
                   </pic:nvPicPr>
                   <pic:blipFill>
-                    <a:blip r:embed="rId87"/>
+                    <a:blip r:embed="rId86"/>
                     <a:stretch>
                       <a:fillRect/>
                     </a:stretch>
@@ -14275,7 +14350,160 @@
           <w:color w:val="000000"/>
           <w:sz w:val="20"/>
         </w:rPr>
-        <w:t>Figure 14. UC03 analysis sequence for finding users and changing roles.</w:t>
+        <w:t>Figure 13. UC03 analysis sequence for finding users and changing roles.</w:t>
+      </w:r>
+    </w:p>
+    <w:p>
+      <w:pPr>
+        <w:pStyle w:val="Heading4"/>
+        <w:keepNext/>
+        <w:pageBreakBefore/>
+        <w:widowControl/>
+        <w:spacing w:line="259" w:lineRule="auto" w:before="120" w:after="120"/>
+        <w:numPr>
+          <w:numId w:val="0"/>
+        </w:numPr>
+      </w:pPr>
+      <w:r>
+        <w:rPr>
+          <w:rFonts w:ascii="Arial" w:hAnsi="Arial"/>
+          <w:b/>
+          <w:color w:val="000000"/>
+          <w:sz w:val="22"/>
+        </w:rPr>
+        <w:t>3.4.3.2 Design Models</w:t>
+      </w:r>
+    </w:p>
+    <w:p>
+      <w:pPr>
+        <w:keepNext w:val="0"/>
+        <w:widowControl/>
+        <w:spacing w:line="259" w:lineRule="auto" w:before="0" w:after="120"/>
+        <w:numPr>
+          <w:numId w:val="0"/>
+        </w:numPr>
+      </w:pPr>
+      <w:r>
+        <w:rPr>
+          <w:rFonts w:ascii="Arial" w:hAnsi="Arial"/>
+          <w:b w:val="0"/>
+          <w:color w:val="000000"/>
+          <w:sz w:val="22"/>
+        </w:rPr>
+        <w:t>TS1 maps the boundary to UserAdminController and the control to UserAdministrationService with UserAccountRepository. Analysis Role becomes the role collection on UserAccount; Notification is realized through UserRolesChanged, UserRolesChangedListener and NotificationDeliveryService. TS3 checks effective ADMIN before dispatch. Under TS2, a shared role-assignment lock precedes the last-active-admin count, preventing two individually valid removals from jointly removing every administrator. TS4 emits an event only for a real change; its synchronous listener writes the private notice in the same transaction, so a listener failure rolls back both roles and notice.</w:t>
+      </w:r>
+    </w:p>
+    <w:p>
+      <w:pPr>
+        <w:keepNext/>
+        <w:keepLines/>
+        <w:widowControl/>
+        <w:spacing w:line="259" w:lineRule="auto" w:before="0" w:after="0"/>
+        <w:numPr>
+          <w:numId w:val="0"/>
+        </w:numPr>
+        <w:jc w:val="center"/>
+      </w:pPr>
+      <w:r>
+        <w:rPr>
+          <w:rFonts w:ascii="Arial" w:hAnsi="Arial"/>
+          <w:b w:val="0"/>
+          <w:color w:val="000000"/>
+          <w:sz w:val="24"/>
+        </w:rPr>
+      </w:r>
+      <w:r>
+        <w:drawing>
+          <wp:inline xmlns:a="http://schemas.openxmlformats.org/drawingml/2006/main" xmlns:pic="http://schemas.openxmlformats.org/drawingml/2006/picture">
+            <wp:extent cx="5669280" cy="4959746"/>
+            <wp:docPr id="72" name="Picture 72"/>
+            <wp:cNvGraphicFramePr>
+              <a:graphicFrameLocks noChangeAspect="1"/>
+            </wp:cNvGraphicFramePr>
+            <a:graphic>
+              <a:graphicData uri="http://schemas.openxmlformats.org/drawingml/2006/picture">
+                <pic:pic>
+                  <pic:nvPicPr>
+                    <pic:cNvPr id="0" name="UC03_d_class.png"/>
+                    <pic:cNvPicPr/>
+                  </pic:nvPicPr>
+                  <pic:blipFill>
+                    <a:blip r:embed="rId87"/>
+                    <a:stretch>
+                      <a:fillRect/>
+                    </a:stretch>
+                  </pic:blipFill>
+                  <pic:spPr>
+                    <a:xfrm>
+                      <a:off x="0" y="0"/>
+                      <a:ext cx="5669280" cy="4959746"/>
+                    </a:xfrm>
+                    <a:prstGeom prst="rect"/>
+                  </pic:spPr>
+                </pic:pic>
+              </a:graphicData>
+            </a:graphic>
+          </wp:inline>
+        </w:drawing>
+      </w:r>
+    </w:p>
+    <w:p>
+      <w:pPr>
+        <w:pStyle w:val="Caption"/>
+        <w:keepNext w:val="0"/>
+        <w:widowControl/>
+        <w:spacing w:line="259" w:lineRule="auto" w:before="80" w:after="160"/>
+        <w:numPr>
+          <w:numId w:val="0"/>
+        </w:numPr>
+        <w:jc w:val="center"/>
+      </w:pPr>
+      <w:r>
+        <w:rPr>
+          <w:rFonts w:ascii="Arial" w:hAnsi="Arial"/>
+          <w:b w:val="0"/>
+          <w:color w:val="000000"/>
+          <w:sz w:val="20"/>
+        </w:rPr>
+        <w:t>Figure 14. UC03 design class model.</w:t>
+      </w:r>
+    </w:p>
+    <w:p>
+      <w:pPr>
+        <w:keepNext/>
+        <w:widowControl/>
+        <w:spacing w:line="259" w:lineRule="auto" w:before="0" w:after="120"/>
+        <w:numPr>
+          <w:numId w:val="0"/>
+        </w:numPr>
+      </w:pPr>
+      <w:r>
+        <w:rPr>
+          <w:rFonts w:ascii="Arial" w:hAnsi="Arial"/>
+          <w:b/>
+          <w:color w:val="000000"/>
+          <w:sz w:val="22"/>
+        </w:rPr>
+        <w:t>User Search and Role Change Flow — design</w:t>
+      </w:r>
+    </w:p>
+    <w:p>
+      <w:pPr>
+        <w:keepNext/>
+        <w:widowControl/>
+        <w:spacing w:line="259" w:lineRule="auto" w:before="0" w:after="120"/>
+        <w:numPr>
+          <w:numId w:val="0"/>
+        </w:numPr>
+      </w:pPr>
+      <w:r>
+        <w:rPr>
+          <w:rFonts w:ascii="Arial" w:hAnsi="Arial"/>
+          <w:b w:val="0"/>
+          <w:color w:val="000000"/>
+          <w:sz w:val="22"/>
+        </w:rPr>
+        <w:t>Search returns public account views before a target is selected. During replacement, locking precedes the last-admin decision, and comparing before/after precedes publication; this preserves the administrator invariant and avoids duplicate notices on a no-op.</w:t>
       </w:r>
     </w:p>
     <w:p>
@@ -14411,7 +14639,7 @@
           <w:color w:val="000000"/>
           <w:sz w:val="22"/>
         </w:rPr>
-        <w:t>3.4.4.1 Analysis and Design Class Models</w:t>
+        <w:t>3.4.4.1 Analysis Models</w:t>
       </w:r>
     </w:p>
     <w:p>
@@ -14430,7 +14658,7 @@
           <w:color w:val="000000"/>
           <w:sz w:val="22"/>
         </w:rPr>
-        <w:t>TS1 separates organizer HTTP boundaries from lifecycle and ticket-configuration services. TS3 combines an effective ORGANIZER/ADMIN role with ownership; ADMIN does not bypass ownership. TS2 adds event locking, version checks and transaction boundaries. TS4 dispatches validation, copy, update and cancellation reactions synchronously. Draft creation and ticket configuration are separate transactions; publication/copy/cancellation each commits its required effects together. The selected class view omits the ticket controller and secondary listeners; their explicit interactions appear in the corresponding sequences. DP01 further evaluates cancellation’s Observer design.</w:t>
+        <w:t>EventEditor delegates five lifecycle flows to EventManagementControl. Event owns its schedule, publication status, capacity and requested attendee information; TicketType defines the offered quota and price. Booking, AdmissionTicket and Notification expose the consequences of cancellation. The following analysis sequences separate draft/configuration, publication, editing, copying and cancellation, including their relevant rejection paths.</w:t>
       </w:r>
     </w:p>
     <w:p>
@@ -14455,7 +14683,7 @@
       <w:r>
         <w:drawing>
           <wp:inline xmlns:a="http://schemas.openxmlformats.org/drawingml/2006/main" xmlns:pic="http://schemas.openxmlformats.org/drawingml/2006/picture">
-            <wp:extent cx="5669280" cy="5583038"/>
+            <wp:extent cx="5669280" cy="5252661"/>
             <wp:docPr id="74" name="Picture 74"/>
             <wp:cNvGraphicFramePr>
               <a:graphicFrameLocks noChangeAspect="1"/>
@@ -14476,7 +14704,7 @@
                   <pic:spPr>
                     <a:xfrm>
                       <a:off x="0" y="0"/>
-                      <a:ext cx="5669280" cy="5583038"/>
+                      <a:ext cx="5669280" cy="5252661"/>
                     </a:xfrm>
                     <a:prstGeom prst="rect"/>
                   </pic:spPr>
@@ -14511,85 +14739,8 @@
     <w:p>
       <w:pPr>
         <w:keepNext/>
-        <w:keepLines/>
         <w:widowControl/>
-        <w:spacing w:line="259" w:lineRule="auto" w:before="0" w:after="0"/>
-        <w:numPr>
-          <w:numId w:val="0"/>
-        </w:numPr>
-        <w:jc w:val="center"/>
-      </w:pPr>
-      <w:r>
-        <w:rPr>
-          <w:rFonts w:ascii="Arial" w:hAnsi="Arial"/>
-          <w:b w:val="0"/>
-          <w:color w:val="000000"/>
-          <w:sz w:val="24"/>
-        </w:rPr>
-      </w:r>
-      <w:r>
-        <w:drawing>
-          <wp:inline xmlns:a="http://schemas.openxmlformats.org/drawingml/2006/main" xmlns:pic="http://schemas.openxmlformats.org/drawingml/2006/picture">
-            <wp:extent cx="5669280" cy="6192175"/>
-            <wp:docPr id="75" name="Picture 75"/>
-            <wp:cNvGraphicFramePr>
-              <a:graphicFrameLocks noChangeAspect="1"/>
-            </wp:cNvGraphicFramePr>
-            <a:graphic>
-              <a:graphicData uri="http://schemas.openxmlformats.org/drawingml/2006/picture">
-                <pic:pic>
-                  <pic:nvPicPr>
-                    <pic:cNvPr id="0" name="UC04_d_class.png"/>
-                    <pic:cNvPicPr/>
-                  </pic:nvPicPr>
-                  <pic:blipFill>
-                    <a:blip r:embed="rId90"/>
-                    <a:stretch>
-                      <a:fillRect/>
-                    </a:stretch>
-                  </pic:blipFill>
-                  <pic:spPr>
-                    <a:xfrm>
-                      <a:off x="0" y="0"/>
-                      <a:ext cx="5669280" cy="6192175"/>
-                    </a:xfrm>
-                    <a:prstGeom prst="rect"/>
-                  </pic:spPr>
-                </pic:pic>
-              </a:graphicData>
-            </a:graphic>
-          </wp:inline>
-        </w:drawing>
-      </w:r>
-    </w:p>
-    <w:p>
-      <w:pPr>
-        <w:pStyle w:val="Caption"/>
-        <w:keepNext w:val="0"/>
-        <w:widowControl/>
-        <w:spacing w:line="259" w:lineRule="auto" w:before="80" w:after="160"/>
-        <w:numPr>
-          <w:numId w:val="0"/>
-        </w:numPr>
-        <w:jc w:val="center"/>
-      </w:pPr>
-      <w:r>
-        <w:rPr>
-          <w:rFonts w:ascii="Arial" w:hAnsi="Arial"/>
-          <w:b w:val="0"/>
-          <w:color w:val="000000"/>
-          <w:sz w:val="20"/>
-        </w:rPr>
-        <w:t>Figure 17. UC04 design class model.</w:t>
-      </w:r>
-    </w:p>
-    <w:p>
-      <w:pPr>
-        <w:pStyle w:val="Heading4"/>
-        <w:keepNext/>
-        <w:pageBreakBefore w:val="0"/>
-        <w:widowControl/>
-        <w:spacing w:line="259" w:lineRule="auto" w:before="120" w:after="120"/>
+        <w:spacing w:line="259" w:lineRule="auto" w:before="0" w:after="120"/>
         <w:numPr>
           <w:numId w:val="0"/>
         </w:numPr>
@@ -14601,7 +14752,7 @@
           <w:color w:val="000000"/>
           <w:sz w:val="22"/>
         </w:rPr>
-        <w:t>3.4.4.2 Draft Creation and Ticket Configuration Flow</w:t>
+        <w:t>Draft Creation and Ticket Configuration Flow — analysis</w:t>
       </w:r>
     </w:p>
     <w:p>
@@ -14627,7 +14778,7 @@
         <w:drawing>
           <wp:inline xmlns:a="http://schemas.openxmlformats.org/drawingml/2006/main" xmlns:pic="http://schemas.openxmlformats.org/drawingml/2006/picture">
             <wp:extent cx="5547066" cy="6995159"/>
-            <wp:docPr id="76" name="Picture 76"/>
+            <wp:docPr id="75" name="Picture 75"/>
             <wp:cNvGraphicFramePr>
               <a:graphicFrameLocks noChangeAspect="1"/>
             </wp:cNvGraphicFramePr>
@@ -14639,7 +14790,7 @@
                     <pic:cNvPicPr/>
                   </pic:nvPicPr>
                   <pic:blipFill>
-                    <a:blip r:embed="rId91"/>
+                    <a:blip r:embed="rId90"/>
                     <a:stretch>
                       <a:fillRect/>
                     </a:stretch>
@@ -14676,7 +14827,26 @@
           <w:color w:val="000000"/>
           <w:sz w:val="20"/>
         </w:rPr>
-        <w:t>Figure 18. UC04 analysis sequence for creating and configuring a draft.</w:t>
+        <w:t>Figure 17. UC04 analysis sequence for creating and configuring a draft.</w:t>
+      </w:r>
+    </w:p>
+    <w:p>
+      <w:pPr>
+        <w:keepNext/>
+        <w:widowControl/>
+        <w:spacing w:line="259" w:lineRule="auto" w:before="0" w:after="120"/>
+        <w:numPr>
+          <w:numId w:val="0"/>
+        </w:numPr>
+      </w:pPr>
+      <w:r>
+        <w:rPr>
+          <w:rFonts w:ascii="Arial" w:hAnsi="Arial"/>
+          <w:b/>
+          <w:color w:val="000000"/>
+          <w:sz w:val="22"/>
+        </w:rPr>
+        <w:t>Publication Flow — analysis</w:t>
       </w:r>
     </w:p>
     <w:p>
@@ -14701,8 +14871,518 @@
       <w:r>
         <w:drawing>
           <wp:inline xmlns:a="http://schemas.openxmlformats.org/drawingml/2006/main" xmlns:pic="http://schemas.openxmlformats.org/drawingml/2006/picture">
+            <wp:extent cx="5669280" cy="5481478"/>
+            <wp:docPr id="76" name="Picture 76"/>
+            <wp:cNvGraphicFramePr>
+              <a:graphicFrameLocks noChangeAspect="1"/>
+            </wp:cNvGraphicFramePr>
+            <a:graphic>
+              <a:graphicData uri="http://schemas.openxmlformats.org/drawingml/2006/picture">
+                <pic:pic>
+                  <pic:nvPicPr>
+                    <pic:cNvPr id="0" name="UC04_a_publish.png"/>
+                    <pic:cNvPicPr/>
+                  </pic:nvPicPr>
+                  <pic:blipFill>
+                    <a:blip r:embed="rId91"/>
+                    <a:stretch>
+                      <a:fillRect/>
+                    </a:stretch>
+                  </pic:blipFill>
+                  <pic:spPr>
+                    <a:xfrm>
+                      <a:off x="0" y="0"/>
+                      <a:ext cx="5669280" cy="5481478"/>
+                    </a:xfrm>
+                    <a:prstGeom prst="rect"/>
+                  </pic:spPr>
+                </pic:pic>
+              </a:graphicData>
+            </a:graphic>
+          </wp:inline>
+        </w:drawing>
+      </w:r>
+    </w:p>
+    <w:p>
+      <w:pPr>
+        <w:pStyle w:val="Caption"/>
+        <w:keepNext w:val="0"/>
+        <w:widowControl/>
+        <w:spacing w:line="259" w:lineRule="auto" w:before="80" w:after="160"/>
+        <w:numPr>
+          <w:numId w:val="0"/>
+        </w:numPr>
+        <w:jc w:val="center"/>
+      </w:pPr>
+      <w:r>
+        <w:rPr>
+          <w:rFonts w:ascii="Arial" w:hAnsi="Arial"/>
+          <w:b w:val="0"/>
+          <w:color w:val="000000"/>
+          <w:sz w:val="20"/>
+        </w:rPr>
+        <w:t>Figure 18. UC04 analysis sequence for publishing an event.</w:t>
+      </w:r>
+    </w:p>
+    <w:p>
+      <w:pPr>
+        <w:keepNext/>
+        <w:widowControl/>
+        <w:spacing w:line="259" w:lineRule="auto" w:before="0" w:after="120"/>
+        <w:numPr>
+          <w:numId w:val="0"/>
+        </w:numPr>
+      </w:pPr>
+      <w:r>
+        <w:rPr>
+          <w:rFonts w:ascii="Arial" w:hAnsi="Arial"/>
+          <w:b/>
+          <w:color w:val="000000"/>
+          <w:sz w:val="22"/>
+        </w:rPr>
+        <w:t>Event Editing Flow — analysis</w:t>
+      </w:r>
+    </w:p>
+    <w:p>
+      <w:pPr>
+        <w:keepNext/>
+        <w:keepLines/>
+        <w:widowControl/>
+        <w:spacing w:line="259" w:lineRule="auto" w:before="0" w:after="0"/>
+        <w:numPr>
+          <w:numId w:val="0"/>
+        </w:numPr>
+        <w:jc w:val="center"/>
+      </w:pPr>
+      <w:r>
+        <w:rPr>
+          <w:rFonts w:ascii="Arial" w:hAnsi="Arial"/>
+          <w:b w:val="0"/>
+          <w:color w:val="000000"/>
+          <w:sz w:val="24"/>
+        </w:rPr>
+      </w:r>
+      <w:r>
+        <w:drawing>
+          <wp:inline xmlns:a="http://schemas.openxmlformats.org/drawingml/2006/main" xmlns:pic="http://schemas.openxmlformats.org/drawingml/2006/picture">
+            <wp:extent cx="5669280" cy="4649144"/>
+            <wp:docPr id="77" name="Picture 77"/>
+            <wp:cNvGraphicFramePr>
+              <a:graphicFrameLocks noChangeAspect="1"/>
+            </wp:cNvGraphicFramePr>
+            <a:graphic>
+              <a:graphicData uri="http://schemas.openxmlformats.org/drawingml/2006/picture">
+                <pic:pic>
+                  <pic:nvPicPr>
+                    <pic:cNvPr id="0" name="UC04_a_edit.png"/>
+                    <pic:cNvPicPr/>
+                  </pic:nvPicPr>
+                  <pic:blipFill>
+                    <a:blip r:embed="rId92"/>
+                    <a:stretch>
+                      <a:fillRect/>
+                    </a:stretch>
+                  </pic:blipFill>
+                  <pic:spPr>
+                    <a:xfrm>
+                      <a:off x="0" y="0"/>
+                      <a:ext cx="5669280" cy="4649144"/>
+                    </a:xfrm>
+                    <a:prstGeom prst="rect"/>
+                  </pic:spPr>
+                </pic:pic>
+              </a:graphicData>
+            </a:graphic>
+          </wp:inline>
+        </w:drawing>
+      </w:r>
+    </w:p>
+    <w:p>
+      <w:pPr>
+        <w:pStyle w:val="Caption"/>
+        <w:keepNext w:val="0"/>
+        <w:widowControl/>
+        <w:spacing w:line="259" w:lineRule="auto" w:before="80" w:after="160"/>
+        <w:numPr>
+          <w:numId w:val="0"/>
+        </w:numPr>
+        <w:jc w:val="center"/>
+      </w:pPr>
+      <w:r>
+        <w:rPr>
+          <w:rFonts w:ascii="Arial" w:hAnsi="Arial"/>
+          <w:b w:val="0"/>
+          <w:color w:val="000000"/>
+          <w:sz w:val="20"/>
+        </w:rPr>
+        <w:t>Figure 19. UC04 analysis sequence for editing an event.</w:t>
+      </w:r>
+    </w:p>
+    <w:p>
+      <w:pPr>
+        <w:keepNext/>
+        <w:widowControl/>
+        <w:spacing w:line="259" w:lineRule="auto" w:before="0" w:after="120"/>
+        <w:numPr>
+          <w:numId w:val="0"/>
+        </w:numPr>
+      </w:pPr>
+      <w:r>
+        <w:rPr>
+          <w:rFonts w:ascii="Arial" w:hAnsi="Arial"/>
+          <w:b/>
+          <w:color w:val="000000"/>
+          <w:sz w:val="22"/>
+        </w:rPr>
+        <w:t>Event Copy Flow — analysis</w:t>
+      </w:r>
+    </w:p>
+    <w:p>
+      <w:pPr>
+        <w:keepNext/>
+        <w:keepLines/>
+        <w:widowControl/>
+        <w:spacing w:line="259" w:lineRule="auto" w:before="0" w:after="0"/>
+        <w:numPr>
+          <w:numId w:val="0"/>
+        </w:numPr>
+        <w:jc w:val="center"/>
+      </w:pPr>
+      <w:r>
+        <w:rPr>
+          <w:rFonts w:ascii="Arial" w:hAnsi="Arial"/>
+          <w:b w:val="0"/>
+          <w:color w:val="000000"/>
+          <w:sz w:val="24"/>
+        </w:rPr>
+      </w:r>
+      <w:r>
+        <w:drawing>
+          <wp:inline xmlns:a="http://schemas.openxmlformats.org/drawingml/2006/main" xmlns:pic="http://schemas.openxmlformats.org/drawingml/2006/picture">
+            <wp:extent cx="5669280" cy="5562088"/>
+            <wp:docPr id="78" name="Picture 78"/>
+            <wp:cNvGraphicFramePr>
+              <a:graphicFrameLocks noChangeAspect="1"/>
+            </wp:cNvGraphicFramePr>
+            <a:graphic>
+              <a:graphicData uri="http://schemas.openxmlformats.org/drawingml/2006/picture">
+                <pic:pic>
+                  <pic:nvPicPr>
+                    <pic:cNvPr id="0" name="UC04_a_copy.png"/>
+                    <pic:cNvPicPr/>
+                  </pic:nvPicPr>
+                  <pic:blipFill>
+                    <a:blip r:embed="rId93"/>
+                    <a:stretch>
+                      <a:fillRect/>
+                    </a:stretch>
+                  </pic:blipFill>
+                  <pic:spPr>
+                    <a:xfrm>
+                      <a:off x="0" y="0"/>
+                      <a:ext cx="5669280" cy="5562088"/>
+                    </a:xfrm>
+                    <a:prstGeom prst="rect"/>
+                  </pic:spPr>
+                </pic:pic>
+              </a:graphicData>
+            </a:graphic>
+          </wp:inline>
+        </w:drawing>
+      </w:r>
+    </w:p>
+    <w:p>
+      <w:pPr>
+        <w:pStyle w:val="Caption"/>
+        <w:keepNext w:val="0"/>
+        <w:widowControl/>
+        <w:spacing w:line="259" w:lineRule="auto" w:before="80" w:after="160"/>
+        <w:numPr>
+          <w:numId w:val="0"/>
+        </w:numPr>
+        <w:jc w:val="center"/>
+      </w:pPr>
+      <w:r>
+        <w:rPr>
+          <w:rFonts w:ascii="Arial" w:hAnsi="Arial"/>
+          <w:b w:val="0"/>
+          <w:color w:val="000000"/>
+          <w:sz w:val="20"/>
+        </w:rPr>
+        <w:t>Figure 20. UC04 analysis sequence for copying an event.</w:t>
+      </w:r>
+    </w:p>
+    <w:p>
+      <w:pPr>
+        <w:keepNext/>
+        <w:widowControl/>
+        <w:spacing w:line="259" w:lineRule="auto" w:before="0" w:after="120"/>
+        <w:numPr>
+          <w:numId w:val="0"/>
+        </w:numPr>
+      </w:pPr>
+      <w:r>
+        <w:rPr>
+          <w:rFonts w:ascii="Arial" w:hAnsi="Arial"/>
+          <w:b/>
+          <w:color w:val="000000"/>
+          <w:sz w:val="22"/>
+        </w:rPr>
+        <w:t>Event Cancellation Flow — analysis</w:t>
+      </w:r>
+    </w:p>
+    <w:p>
+      <w:pPr>
+        <w:keepNext/>
+        <w:keepLines/>
+        <w:widowControl/>
+        <w:spacing w:line="259" w:lineRule="auto" w:before="0" w:after="0"/>
+        <w:numPr>
+          <w:numId w:val="0"/>
+        </w:numPr>
+        <w:jc w:val="center"/>
+      </w:pPr>
+      <w:r>
+        <w:rPr>
+          <w:rFonts w:ascii="Arial" w:hAnsi="Arial"/>
+          <w:b w:val="0"/>
+          <w:color w:val="000000"/>
+          <w:sz w:val="24"/>
+        </w:rPr>
+      </w:r>
+      <w:r>
+        <w:drawing>
+          <wp:inline xmlns:a="http://schemas.openxmlformats.org/drawingml/2006/main" xmlns:pic="http://schemas.openxmlformats.org/drawingml/2006/picture">
+            <wp:extent cx="5669280" cy="6206710"/>
+            <wp:docPr id="79" name="Picture 79"/>
+            <wp:cNvGraphicFramePr>
+              <a:graphicFrameLocks noChangeAspect="1"/>
+            </wp:cNvGraphicFramePr>
+            <a:graphic>
+              <a:graphicData uri="http://schemas.openxmlformats.org/drawingml/2006/picture">
+                <pic:pic>
+                  <pic:nvPicPr>
+                    <pic:cNvPr id="0" name="UC04_a_cancel.png"/>
+                    <pic:cNvPicPr/>
+                  </pic:nvPicPr>
+                  <pic:blipFill>
+                    <a:blip r:embed="rId94"/>
+                    <a:stretch>
+                      <a:fillRect/>
+                    </a:stretch>
+                  </pic:blipFill>
+                  <pic:spPr>
+                    <a:xfrm>
+                      <a:off x="0" y="0"/>
+                      <a:ext cx="5669280" cy="6206710"/>
+                    </a:xfrm>
+                    <a:prstGeom prst="rect"/>
+                  </pic:spPr>
+                </pic:pic>
+              </a:graphicData>
+            </a:graphic>
+          </wp:inline>
+        </w:drawing>
+      </w:r>
+    </w:p>
+    <w:p>
+      <w:pPr>
+        <w:pStyle w:val="Caption"/>
+        <w:keepNext w:val="0"/>
+        <w:widowControl/>
+        <w:spacing w:line="259" w:lineRule="auto" w:before="80" w:after="160"/>
+        <w:numPr>
+          <w:numId w:val="0"/>
+        </w:numPr>
+        <w:jc w:val="center"/>
+      </w:pPr>
+      <w:r>
+        <w:rPr>
+          <w:rFonts w:ascii="Arial" w:hAnsi="Arial"/>
+          <w:b w:val="0"/>
+          <w:color w:val="000000"/>
+          <w:sz w:val="20"/>
+        </w:rPr>
+        <w:t>Figure 21. UC04 analysis sequence for cancelling an event.</w:t>
+      </w:r>
+    </w:p>
+    <w:p>
+      <w:pPr>
+        <w:pStyle w:val="Heading4"/>
+        <w:keepNext/>
+        <w:pageBreakBefore/>
+        <w:widowControl/>
+        <w:spacing w:line="259" w:lineRule="auto" w:before="120" w:after="120"/>
+        <w:numPr>
+          <w:numId w:val="0"/>
+        </w:numPr>
+      </w:pPr>
+      <w:r>
+        <w:rPr>
+          <w:rFonts w:ascii="Arial" w:hAnsi="Arial"/>
+          <w:b/>
+          <w:color w:val="000000"/>
+          <w:sz w:val="22"/>
+        </w:rPr>
+        <w:t>3.4.4.2 Design Models</w:t>
+      </w:r>
+    </w:p>
+    <w:p>
+      <w:pPr>
+        <w:keepNext w:val="0"/>
+        <w:widowControl/>
+        <w:spacing w:line="259" w:lineRule="auto" w:before="0" w:after="120"/>
+        <w:numPr>
+          <w:numId w:val="0"/>
+        </w:numPr>
+      </w:pPr>
+      <w:r>
+        <w:rPr>
+          <w:rFonts w:ascii="Arial" w:hAnsi="Arial"/>
+          <w:b w:val="0"/>
+          <w:color w:val="000000"/>
+          <w:sz w:val="22"/>
+        </w:rPr>
+        <w:t>TS1 refines EventEditor into OrganizerEventController and OrganizerTicketTypeController. EventManagementControl splits into EventManagementService for lifecycle policy and TicketTypeManagementService for ticket configuration. Event and TicketType remain domain entities with separate repositories; the ticket service accesses the event through EventAccessService. The selected class view omits the ticket controller and secondary listeners, which appear in the flow sequences. TS3 requires effective ORGANIZER/ADMIN and ownership; ADMIN does not bypass ownership. TS2 adds locks, version checks and explicit transaction boundaries. TS4 delegates validation, copy, update and cancellation reactions to synchronous listeners; the per-flow notes explain why their commit boundaries differ. DP01 evaluates cancellation’s Observer design.</w:t>
+      </w:r>
+    </w:p>
+    <w:p>
+      <w:pPr>
+        <w:keepNext/>
+        <w:keepLines/>
+        <w:widowControl/>
+        <w:spacing w:line="259" w:lineRule="auto" w:before="0" w:after="0"/>
+        <w:numPr>
+          <w:numId w:val="0"/>
+        </w:numPr>
+        <w:jc w:val="center"/>
+      </w:pPr>
+      <w:r>
+        <w:rPr>
+          <w:rFonts w:ascii="Arial" w:hAnsi="Arial"/>
+          <w:b w:val="0"/>
+          <w:color w:val="000000"/>
+          <w:sz w:val="24"/>
+        </w:rPr>
+      </w:r>
+      <w:r>
+        <w:drawing>
+          <wp:inline xmlns:a="http://schemas.openxmlformats.org/drawingml/2006/main" xmlns:pic="http://schemas.openxmlformats.org/drawingml/2006/picture">
+            <wp:extent cx="5669280" cy="5797096"/>
+            <wp:docPr id="80" name="Picture 80"/>
+            <wp:cNvGraphicFramePr>
+              <a:graphicFrameLocks noChangeAspect="1"/>
+            </wp:cNvGraphicFramePr>
+            <a:graphic>
+              <a:graphicData uri="http://schemas.openxmlformats.org/drawingml/2006/picture">
+                <pic:pic>
+                  <pic:nvPicPr>
+                    <pic:cNvPr id="0" name="UC04_d_class.png"/>
+                    <pic:cNvPicPr/>
+                  </pic:nvPicPr>
+                  <pic:blipFill>
+                    <a:blip r:embed="rId95"/>
+                    <a:stretch>
+                      <a:fillRect/>
+                    </a:stretch>
+                  </pic:blipFill>
+                  <pic:spPr>
+                    <a:xfrm>
+                      <a:off x="0" y="0"/>
+                      <a:ext cx="5669280" cy="5797096"/>
+                    </a:xfrm>
+                    <a:prstGeom prst="rect"/>
+                  </pic:spPr>
+                </pic:pic>
+              </a:graphicData>
+            </a:graphic>
+          </wp:inline>
+        </w:drawing>
+      </w:r>
+    </w:p>
+    <w:p>
+      <w:pPr>
+        <w:pStyle w:val="Caption"/>
+        <w:keepNext w:val="0"/>
+        <w:widowControl/>
+        <w:spacing w:line="259" w:lineRule="auto" w:before="80" w:after="160"/>
+        <w:numPr>
+          <w:numId w:val="0"/>
+        </w:numPr>
+        <w:jc w:val="center"/>
+      </w:pPr>
+      <w:r>
+        <w:rPr>
+          <w:rFonts w:ascii="Arial" w:hAnsi="Arial"/>
+          <w:b w:val="0"/>
+          <w:color w:val="000000"/>
+          <w:sz w:val="20"/>
+        </w:rPr>
+        <w:t>Figure 22. UC04 design class model.</w:t>
+      </w:r>
+    </w:p>
+    <w:p>
+      <w:pPr>
+        <w:keepNext/>
+        <w:widowControl/>
+        <w:spacing w:line="259" w:lineRule="auto" w:before="0" w:after="120"/>
+        <w:numPr>
+          <w:numId w:val="0"/>
+        </w:numPr>
+      </w:pPr>
+      <w:r>
+        <w:rPr>
+          <w:rFonts w:ascii="Arial" w:hAnsi="Arial"/>
+          <w:b/>
+          <w:color w:val="000000"/>
+          <w:sz w:val="22"/>
+        </w:rPr>
+        <w:t>Draft Creation and Ticket Configuration Flow — design</w:t>
+      </w:r>
+    </w:p>
+    <w:p>
+      <w:pPr>
+        <w:keepNext/>
+        <w:widowControl/>
+        <w:spacing w:line="259" w:lineRule="auto" w:before="0" w:after="120"/>
+        <w:numPr>
+          <w:numId w:val="0"/>
+        </w:numPr>
+      </w:pPr>
+      <w:r>
+        <w:rPr>
+          <w:rFonts w:ascii="Arial" w:hAnsi="Arial"/>
+          <w:b w:val="0"/>
+          <w:color w:val="000000"/>
+          <w:sz w:val="22"/>
+        </w:rPr>
+        <w:t>The Organizer controllers lifeline groups OrganizerEventController and OrganizerTicketTypeController. Draft creation commits before the separate ticket-configuration request; a rejected ticket configuration therefore preserves the draft for correction. Configuration checks the event and quotas before saving its own transaction.</w:t>
+      </w:r>
+    </w:p>
+    <w:p>
+      <w:pPr>
+        <w:keepNext/>
+        <w:keepLines/>
+        <w:widowControl/>
+        <w:spacing w:line="259" w:lineRule="auto" w:before="0" w:after="0"/>
+        <w:numPr>
+          <w:numId w:val="0"/>
+        </w:numPr>
+        <w:jc w:val="center"/>
+      </w:pPr>
+      <w:r>
+        <w:rPr>
+          <w:rFonts w:ascii="Arial" w:hAnsi="Arial"/>
+          <w:b w:val="0"/>
+          <w:color w:val="000000"/>
+          <w:sz w:val="24"/>
+        </w:rPr>
+      </w:r>
+      <w:r>
+        <w:drawing>
+          <wp:inline xmlns:a="http://schemas.openxmlformats.org/drawingml/2006/main" xmlns:pic="http://schemas.openxmlformats.org/drawingml/2006/picture">
             <wp:extent cx="5669280" cy="6380006"/>
-            <wp:docPr id="77" name="Picture 77"/>
+            <wp:docPr id="81" name="Picture 81"/>
             <wp:cNvGraphicFramePr>
               <a:graphicFrameLocks noChangeAspect="1"/>
             </wp:cNvGraphicFramePr>
@@ -14714,7 +15394,7 @@
                     <pic:cNvPicPr/>
                   </pic:nvPicPr>
                   <pic:blipFill>
-                    <a:blip r:embed="rId92"/>
+                    <a:blip r:embed="rId96"/>
                     <a:stretch>
                       <a:fillRect/>
                     </a:stretch>
@@ -14751,16 +15431,14 @@
           <w:color w:val="000000"/>
           <w:sz w:val="20"/>
         </w:rPr>
-        <w:t>Figure 19. UC04 design sequence for creating and configuring a draft.</w:t>
-      </w:r>
-    </w:p>
-    <w:p>
-      <w:pPr>
-        <w:pStyle w:val="Heading4"/>
+        <w:t>Figure 23. UC04 design sequence for creating and configuring a draft.</w:t>
+      </w:r>
+    </w:p>
+    <w:p>
+      <w:pPr>
         <w:keepNext/>
-        <w:pageBreakBefore w:val="0"/>
         <w:widowControl/>
-        <w:spacing w:line="259" w:lineRule="auto" w:before="120" w:after="120"/>
+        <w:spacing w:line="259" w:lineRule="auto" w:before="0" w:after="120"/>
         <w:numPr>
           <w:numId w:val="0"/>
         </w:numPr>
@@ -14772,7 +15450,26 @@
           <w:color w:val="000000"/>
           <w:sz w:val="22"/>
         </w:rPr>
-        <w:t>3.4.4.3 Publication Flow</w:t>
+        <w:t>Publication Flow — design</w:t>
+      </w:r>
+    </w:p>
+    <w:p>
+      <w:pPr>
+        <w:keepNext/>
+        <w:widowControl/>
+        <w:spacing w:line="259" w:lineRule="auto" w:before="0" w:after="120"/>
+        <w:numPr>
+          <w:numId w:val="0"/>
+        </w:numPr>
+      </w:pPr>
+      <w:r>
+        <w:rPr>
+          <w:rFonts w:ascii="Arial" w:hAnsi="Arial"/>
+          <w:b w:val="0"/>
+          <w:color w:val="000000"/>
+          <w:sz w:val="22"/>
+        </w:rPr>
+        <w:t>The event is locked and ownership/version/state are checked before publication. The synchronous EventPublishing validation requires ticket configuration; failure rolls back the status update so an incomplete draft is never committed as PUBLISHED.</w:t>
       </w:r>
     </w:p>
     <w:p>
@@ -14797,83 +15494,8 @@
       <w:r>
         <w:drawing>
           <wp:inline xmlns:a="http://schemas.openxmlformats.org/drawingml/2006/main" xmlns:pic="http://schemas.openxmlformats.org/drawingml/2006/picture">
-            <wp:extent cx="5669280" cy="5481478"/>
-            <wp:docPr id="78" name="Picture 78"/>
-            <wp:cNvGraphicFramePr>
-              <a:graphicFrameLocks noChangeAspect="1"/>
-            </wp:cNvGraphicFramePr>
-            <a:graphic>
-              <a:graphicData uri="http://schemas.openxmlformats.org/drawingml/2006/picture">
-                <pic:pic>
-                  <pic:nvPicPr>
-                    <pic:cNvPr id="0" name="UC04_a_publish.png"/>
-                    <pic:cNvPicPr/>
-                  </pic:nvPicPr>
-                  <pic:blipFill>
-                    <a:blip r:embed="rId93"/>
-                    <a:stretch>
-                      <a:fillRect/>
-                    </a:stretch>
-                  </pic:blipFill>
-                  <pic:spPr>
-                    <a:xfrm>
-                      <a:off x="0" y="0"/>
-                      <a:ext cx="5669280" cy="5481478"/>
-                    </a:xfrm>
-                    <a:prstGeom prst="rect"/>
-                  </pic:spPr>
-                </pic:pic>
-              </a:graphicData>
-            </a:graphic>
-          </wp:inline>
-        </w:drawing>
-      </w:r>
-    </w:p>
-    <w:p>
-      <w:pPr>
-        <w:pStyle w:val="Caption"/>
-        <w:keepNext w:val="0"/>
-        <w:widowControl/>
-        <w:spacing w:line="259" w:lineRule="auto" w:before="80" w:after="160"/>
-        <w:numPr>
-          <w:numId w:val="0"/>
-        </w:numPr>
-        <w:jc w:val="center"/>
-      </w:pPr>
-      <w:r>
-        <w:rPr>
-          <w:rFonts w:ascii="Arial" w:hAnsi="Arial"/>
-          <w:b w:val="0"/>
-          <w:color w:val="000000"/>
-          <w:sz w:val="20"/>
-        </w:rPr>
-        <w:t>Figure 20. UC04 analysis sequence for publishing an event.</w:t>
-      </w:r>
-    </w:p>
-    <w:p>
-      <w:pPr>
-        <w:keepNext/>
-        <w:keepLines/>
-        <w:widowControl/>
-        <w:spacing w:line="259" w:lineRule="auto" w:before="0" w:after="0"/>
-        <w:numPr>
-          <w:numId w:val="0"/>
-        </w:numPr>
-        <w:jc w:val="center"/>
-      </w:pPr>
-      <w:r>
-        <w:rPr>
-          <w:rFonts w:ascii="Arial" w:hAnsi="Arial"/>
-          <w:b w:val="0"/>
-          <w:color w:val="000000"/>
-          <w:sz w:val="24"/>
-        </w:rPr>
-      </w:r>
-      <w:r>
-        <w:drawing>
-          <wp:inline xmlns:a="http://schemas.openxmlformats.org/drawingml/2006/main" xmlns:pic="http://schemas.openxmlformats.org/drawingml/2006/picture">
             <wp:extent cx="5669280" cy="6376137"/>
-            <wp:docPr id="79" name="Picture 79"/>
+            <wp:docPr id="82" name="Picture 82"/>
             <wp:cNvGraphicFramePr>
               <a:graphicFrameLocks noChangeAspect="1"/>
             </wp:cNvGraphicFramePr>
@@ -14885,7 +15507,7 @@
                     <pic:cNvPicPr/>
                   </pic:nvPicPr>
                   <pic:blipFill>
-                    <a:blip r:embed="rId94"/>
+                    <a:blip r:embed="rId97"/>
                     <a:stretch>
                       <a:fillRect/>
                     </a:stretch>
@@ -14922,16 +15544,14 @@
           <w:color w:val="000000"/>
           <w:sz w:val="20"/>
         </w:rPr>
-        <w:t>Figure 21. UC04 design sequence for publishing an event.</w:t>
-      </w:r>
-    </w:p>
-    <w:p>
-      <w:pPr>
-        <w:pStyle w:val="Heading4"/>
+        <w:t>Figure 24. UC04 design sequence for publishing an event.</w:t>
+      </w:r>
+    </w:p>
+    <w:p>
+      <w:pPr>
         <w:keepNext/>
-        <w:pageBreakBefore w:val="0"/>
         <w:widowControl/>
-        <w:spacing w:line="259" w:lineRule="auto" w:before="120" w:after="120"/>
+        <w:spacing w:line="259" w:lineRule="auto" w:before="0" w:after="120"/>
         <w:numPr>
           <w:numId w:val="0"/>
         </w:numPr>
@@ -14943,7 +15563,26 @@
           <w:color w:val="000000"/>
           <w:sz w:val="22"/>
         </w:rPr>
-        <w:t>3.4.4.4 Event Editing Flow</w:t>
+        <w:t>Event Editing Flow — design</w:t>
+      </w:r>
+    </w:p>
+    <w:p>
+      <w:pPr>
+        <w:keepNext/>
+        <w:widowControl/>
+        <w:spacing w:line="259" w:lineRule="auto" w:before="0" w:after="120"/>
+        <w:numPr>
+          <w:numId w:val="0"/>
+        </w:numPr>
+      </w:pPr>
+      <w:r>
+        <w:rPr>
+          <w:rFonts w:ascii="Arial" w:hAnsi="Arial"/>
+          <w:b w:val="0"/>
+          <w:color w:val="000000"/>
+          <w:sz w:val="22"/>
+        </w:rPr>
+        <w:t>The event lock serializes competing lifecycle writes; the submitted version detects a stale editor view. Capacity validation runs before incompatible changes are saved, and synchronous update reactions share the transaction to prevent a partially applied edit.</w:t>
       </w:r>
     </w:p>
     <w:p>
@@ -14968,83 +15607,8 @@
       <w:r>
         <w:drawing>
           <wp:inline xmlns:a="http://schemas.openxmlformats.org/drawingml/2006/main" xmlns:pic="http://schemas.openxmlformats.org/drawingml/2006/picture">
-            <wp:extent cx="5669280" cy="4649144"/>
-            <wp:docPr id="80" name="Picture 80"/>
-            <wp:cNvGraphicFramePr>
-              <a:graphicFrameLocks noChangeAspect="1"/>
-            </wp:cNvGraphicFramePr>
-            <a:graphic>
-              <a:graphicData uri="http://schemas.openxmlformats.org/drawingml/2006/picture">
-                <pic:pic>
-                  <pic:nvPicPr>
-                    <pic:cNvPr id="0" name="UC04_a_edit.png"/>
-                    <pic:cNvPicPr/>
-                  </pic:nvPicPr>
-                  <pic:blipFill>
-                    <a:blip r:embed="rId95"/>
-                    <a:stretch>
-                      <a:fillRect/>
-                    </a:stretch>
-                  </pic:blipFill>
-                  <pic:spPr>
-                    <a:xfrm>
-                      <a:off x="0" y="0"/>
-                      <a:ext cx="5669280" cy="4649144"/>
-                    </a:xfrm>
-                    <a:prstGeom prst="rect"/>
-                  </pic:spPr>
-                </pic:pic>
-              </a:graphicData>
-            </a:graphic>
-          </wp:inline>
-        </w:drawing>
-      </w:r>
-    </w:p>
-    <w:p>
-      <w:pPr>
-        <w:pStyle w:val="Caption"/>
-        <w:keepNext w:val="0"/>
-        <w:widowControl/>
-        <w:spacing w:line="259" w:lineRule="auto" w:before="80" w:after="160"/>
-        <w:numPr>
-          <w:numId w:val="0"/>
-        </w:numPr>
-        <w:jc w:val="center"/>
-      </w:pPr>
-      <w:r>
-        <w:rPr>
-          <w:rFonts w:ascii="Arial" w:hAnsi="Arial"/>
-          <w:b w:val="0"/>
-          <w:color w:val="000000"/>
-          <w:sz w:val="20"/>
-        </w:rPr>
-        <w:t>Figure 22. UC04 analysis sequence for editing an event.</w:t>
-      </w:r>
-    </w:p>
-    <w:p>
-      <w:pPr>
-        <w:keepNext/>
-        <w:keepLines/>
-        <w:widowControl/>
-        <w:spacing w:line="259" w:lineRule="auto" w:before="0" w:after="0"/>
-        <w:numPr>
-          <w:numId w:val="0"/>
-        </w:numPr>
-        <w:jc w:val="center"/>
-      </w:pPr>
-      <w:r>
-        <w:rPr>
-          <w:rFonts w:ascii="Arial" w:hAnsi="Arial"/>
-          <w:b w:val="0"/>
-          <w:color w:val="000000"/>
-          <w:sz w:val="24"/>
-        </w:rPr>
-      </w:r>
-      <w:r>
-        <w:drawing>
-          <wp:inline xmlns:a="http://schemas.openxmlformats.org/drawingml/2006/main" xmlns:pic="http://schemas.openxmlformats.org/drawingml/2006/picture">
             <wp:extent cx="5669280" cy="6608232"/>
-            <wp:docPr id="81" name="Picture 81"/>
+            <wp:docPr id="83" name="Picture 83"/>
             <wp:cNvGraphicFramePr>
               <a:graphicFrameLocks noChangeAspect="1"/>
             </wp:cNvGraphicFramePr>
@@ -15056,7 +15620,7 @@
                     <pic:cNvPicPr/>
                   </pic:nvPicPr>
                   <pic:blipFill>
-                    <a:blip r:embed="rId96"/>
+                    <a:blip r:embed="rId98"/>
                     <a:stretch>
                       <a:fillRect/>
                     </a:stretch>
@@ -15093,16 +15657,14 @@
           <w:color w:val="000000"/>
           <w:sz w:val="20"/>
         </w:rPr>
-        <w:t>Figure 23. UC04 design sequence for editing an event.</w:t>
-      </w:r>
-    </w:p>
-    <w:p>
-      <w:pPr>
-        <w:pStyle w:val="Heading4"/>
+        <w:t>Figure 25. UC04 design sequence for editing an event.</w:t>
+      </w:r>
+    </w:p>
+    <w:p>
+      <w:pPr>
         <w:keepNext/>
-        <w:pageBreakBefore w:val="0"/>
         <w:widowControl/>
-        <w:spacing w:line="259" w:lineRule="auto" w:before="120" w:after="120"/>
+        <w:spacing w:line="259" w:lineRule="auto" w:before="0" w:after="120"/>
         <w:numPr>
           <w:numId w:val="0"/>
         </w:numPr>
@@ -15114,7 +15676,26 @@
           <w:color w:val="000000"/>
           <w:sz w:val="22"/>
         </w:rPr>
-        <w:t>3.4.4.5 Event Copy Flow</w:t>
+        <w:t>Event Copy Flow — design</w:t>
+      </w:r>
+    </w:p>
+    <w:p>
+      <w:pPr>
+        <w:keepNext/>
+        <w:widowControl/>
+        <w:spacing w:line="259" w:lineRule="auto" w:before="0" w:after="120"/>
+        <w:numPr>
+          <w:numId w:val="0"/>
+        </w:numPr>
+      </w:pPr>
+      <w:r>
+        <w:rPr>
+          <w:rFonts w:ascii="Arial" w:hAnsi="Arial"/>
+          <w:b w:val="0"/>
+          <w:color w:val="000000"/>
+          <w:sz w:val="22"/>
+        </w:rPr>
+        <w:t>A copy receives a fresh DRAFT identity, and the listener recreates ticket definitions with fresh inventory. Booking, attendee data and check-in history are not copied. The new event and its copied configuration commit together, avoiding a partially populated duplicate.</w:t>
       </w:r>
     </w:p>
     <w:p>
@@ -15139,83 +15720,8 @@
       <w:r>
         <w:drawing>
           <wp:inline xmlns:a="http://schemas.openxmlformats.org/drawingml/2006/main" xmlns:pic="http://schemas.openxmlformats.org/drawingml/2006/picture">
-            <wp:extent cx="5669280" cy="5562088"/>
-            <wp:docPr id="82" name="Picture 82"/>
-            <wp:cNvGraphicFramePr>
-              <a:graphicFrameLocks noChangeAspect="1"/>
-            </wp:cNvGraphicFramePr>
-            <a:graphic>
-              <a:graphicData uri="http://schemas.openxmlformats.org/drawingml/2006/picture">
-                <pic:pic>
-                  <pic:nvPicPr>
-                    <pic:cNvPr id="0" name="UC04_a_copy.png"/>
-                    <pic:cNvPicPr/>
-                  </pic:nvPicPr>
-                  <pic:blipFill>
-                    <a:blip r:embed="rId97"/>
-                    <a:stretch>
-                      <a:fillRect/>
-                    </a:stretch>
-                  </pic:blipFill>
-                  <pic:spPr>
-                    <a:xfrm>
-                      <a:off x="0" y="0"/>
-                      <a:ext cx="5669280" cy="5562088"/>
-                    </a:xfrm>
-                    <a:prstGeom prst="rect"/>
-                  </pic:spPr>
-                </pic:pic>
-              </a:graphicData>
-            </a:graphic>
-          </wp:inline>
-        </w:drawing>
-      </w:r>
-    </w:p>
-    <w:p>
-      <w:pPr>
-        <w:pStyle w:val="Caption"/>
-        <w:keepNext w:val="0"/>
-        <w:widowControl/>
-        <w:spacing w:line="259" w:lineRule="auto" w:before="80" w:after="160"/>
-        <w:numPr>
-          <w:numId w:val="0"/>
-        </w:numPr>
-        <w:jc w:val="center"/>
-      </w:pPr>
-      <w:r>
-        <w:rPr>
-          <w:rFonts w:ascii="Arial" w:hAnsi="Arial"/>
-          <w:b w:val="0"/>
-          <w:color w:val="000000"/>
-          <w:sz w:val="20"/>
-        </w:rPr>
-        <w:t>Figure 24. UC04 analysis sequence for copying an event.</w:t>
-      </w:r>
-    </w:p>
-    <w:p>
-      <w:pPr>
-        <w:keepNext/>
-        <w:keepLines/>
-        <w:widowControl/>
-        <w:spacing w:line="259" w:lineRule="auto" w:before="0" w:after="0"/>
-        <w:numPr>
-          <w:numId w:val="0"/>
-        </w:numPr>
-        <w:jc w:val="center"/>
-      </w:pPr>
-      <w:r>
-        <w:rPr>
-          <w:rFonts w:ascii="Arial" w:hAnsi="Arial"/>
-          <w:b w:val="0"/>
-          <w:color w:val="000000"/>
-          <w:sz w:val="24"/>
-        </w:rPr>
-      </w:r>
-      <w:r>
-        <w:drawing>
-          <wp:inline xmlns:a="http://schemas.openxmlformats.org/drawingml/2006/main" xmlns:pic="http://schemas.openxmlformats.org/drawingml/2006/picture">
             <wp:extent cx="5669280" cy="5381444"/>
-            <wp:docPr id="83" name="Picture 83"/>
+            <wp:docPr id="84" name="Picture 84"/>
             <wp:cNvGraphicFramePr>
               <a:graphicFrameLocks noChangeAspect="1"/>
             </wp:cNvGraphicFramePr>
@@ -15227,7 +15733,7 @@
                     <pic:cNvPicPr/>
                   </pic:nvPicPr>
                   <pic:blipFill>
-                    <a:blip r:embed="rId98"/>
+                    <a:blip r:embed="rId99"/>
                     <a:stretch>
                       <a:fillRect/>
                     </a:stretch>
@@ -15264,16 +15770,14 @@
           <w:color w:val="000000"/>
           <w:sz w:val="20"/>
         </w:rPr>
-        <w:t>Figure 25. UC04 design sequence for copying an event.</w:t>
-      </w:r>
-    </w:p>
-    <w:p>
-      <w:pPr>
-        <w:pStyle w:val="Heading4"/>
+        <w:t>Figure 26. UC04 design sequence for copying an event.</w:t>
+      </w:r>
+    </w:p>
+    <w:p>
+      <w:pPr>
         <w:keepNext/>
-        <w:pageBreakBefore w:val="0"/>
         <w:widowControl/>
-        <w:spacing w:line="259" w:lineRule="auto" w:before="120" w:after="120"/>
+        <w:spacing w:line="259" w:lineRule="auto" w:before="0" w:after="120"/>
         <w:numPr>
           <w:numId w:val="0"/>
         </w:numPr>
@@ -15285,82 +15789,26 @@
           <w:color w:val="000000"/>
           <w:sz w:val="22"/>
         </w:rPr>
-        <w:t>3.4.4.6 Event Cancellation Flow</w:t>
+        <w:t>Event Cancellation Flow — design</w:t>
       </w:r>
     </w:p>
     <w:p>
       <w:pPr>
         <w:keepNext/>
-        <w:keepLines/>
         <w:widowControl/>
-        <w:spacing w:line="259" w:lineRule="auto" w:before="0" w:after="0"/>
-        <w:numPr>
-          <w:numId w:val="0"/>
-        </w:numPr>
-        <w:jc w:val="center"/>
+        <w:spacing w:line="259" w:lineRule="auto" w:before="0" w:after="120"/>
+        <w:numPr>
+          <w:numId w:val="0"/>
+        </w:numPr>
       </w:pPr>
       <w:r>
         <w:rPr>
           <w:rFonts w:ascii="Arial" w:hAnsi="Arial"/>
           <w:b w:val="0"/>
           <w:color w:val="000000"/>
-          <w:sz w:val="24"/>
-        </w:rPr>
-      </w:r>
-      <w:r>
-        <w:drawing>
-          <wp:inline xmlns:a="http://schemas.openxmlformats.org/drawingml/2006/main" xmlns:pic="http://schemas.openxmlformats.org/drawingml/2006/picture">
-            <wp:extent cx="5669280" cy="6206710"/>
-            <wp:docPr id="84" name="Picture 84"/>
-            <wp:cNvGraphicFramePr>
-              <a:graphicFrameLocks noChangeAspect="1"/>
-            </wp:cNvGraphicFramePr>
-            <a:graphic>
-              <a:graphicData uri="http://schemas.openxmlformats.org/drawingml/2006/picture">
-                <pic:pic>
-                  <pic:nvPicPr>
-                    <pic:cNvPr id="0" name="UC04_a_cancel.png"/>
-                    <pic:cNvPicPr/>
-                  </pic:nvPicPr>
-                  <pic:blipFill>
-                    <a:blip r:embed="rId99"/>
-                    <a:stretch>
-                      <a:fillRect/>
-                    </a:stretch>
-                  </pic:blipFill>
-                  <pic:spPr>
-                    <a:xfrm>
-                      <a:off x="0" y="0"/>
-                      <a:ext cx="5669280" cy="6206710"/>
-                    </a:xfrm>
-                    <a:prstGeom prst="rect"/>
-                  </pic:spPr>
-                </pic:pic>
-              </a:graphicData>
-            </a:graphic>
-          </wp:inline>
-        </w:drawing>
-      </w:r>
-    </w:p>
-    <w:p>
-      <w:pPr>
-        <w:pStyle w:val="Caption"/>
-        <w:keepNext w:val="0"/>
-        <w:widowControl/>
-        <w:spacing w:line="259" w:lineRule="auto" w:before="80" w:after="160"/>
-        <w:numPr>
-          <w:numId w:val="0"/>
-        </w:numPr>
-        <w:jc w:val="center"/>
-      </w:pPr>
-      <w:r>
-        <w:rPr>
-          <w:rFonts w:ascii="Arial" w:hAnsi="Arial"/>
-          <w:b w:val="0"/>
-          <w:color w:val="000000"/>
-          <w:sz w:val="20"/>
-        </w:rPr>
-        <w:t>Figure 26. UC04 analysis sequence for cancelling an event.</w:t>
+          <w:sz w:val="22"/>
+        </w:rPr>
+        <w:t>Cancellation locks the current event before changing state. Booking cancellation, stock release, ticket voiding and notices join the same transaction through synchronous events; any required failure rolls back the cancellation. Historical admission records remain available.</w:t>
       </w:r>
     </w:p>
     <w:p>
@@ -15496,7 +15944,7 @@
           <w:color w:val="000000"/>
           <w:sz w:val="22"/>
         </w:rPr>
-        <w:t>3.4.5.1 Analysis and Design Class Models</w:t>
+        <w:t>3.4.5.1 Analysis Models</w:t>
       </w:r>
     </w:p>
     <w:p>
@@ -15515,7 +15963,7 @@
           <w:color w:val="000000"/>
           <w:sz w:val="22"/>
         </w:rPr>
-        <w:t>TS1 maps BrowsingControl to EventBrowseService and TicketTypeBrowseService, with public controllers, repositories and public view records. Query validation precedes searches, and detail/ticket requests each recheck publication. Empty search results and unavailable details are different alternatives. These read-only snapshots never reserve stock; UC06 revalidates when booking.</w:t>
+        <w:t>EventBrowser requests public information through BrowsingControl. Event supplies publication and schedule information; TicketType supplies current ticket options. Searching, selecting a result and reading its detail form the major browsing flow. An empty result page is valid; a selected event becoming unavailable is a separate exception.</w:t>
       </w:r>
     </w:p>
     <w:p>
@@ -15540,7 +15988,7 @@
       <w:r>
         <w:drawing>
           <wp:inline xmlns:a="http://schemas.openxmlformats.org/drawingml/2006/main" xmlns:pic="http://schemas.openxmlformats.org/drawingml/2006/picture">
-            <wp:extent cx="5669280" cy="4776011"/>
+            <wp:extent cx="5186680" cy="4267200"/>
             <wp:docPr id="86" name="Picture 86"/>
             <wp:cNvGraphicFramePr>
               <a:graphicFrameLocks noChangeAspect="1"/>
@@ -15561,7 +16009,7 @@
                   <pic:spPr>
                     <a:xfrm>
                       <a:off x="0" y="0"/>
-                      <a:ext cx="5669280" cy="4776011"/>
+                      <a:ext cx="5186680" cy="4267200"/>
                     </a:xfrm>
                     <a:prstGeom prst="rect"/>
                   </pic:spPr>
@@ -15596,85 +16044,8 @@
     <w:p>
       <w:pPr>
         <w:keepNext/>
-        <w:keepLines/>
         <w:widowControl/>
-        <w:spacing w:line="259" w:lineRule="auto" w:before="0" w:after="0"/>
-        <w:numPr>
-          <w:numId w:val="0"/>
-        </w:numPr>
-        <w:jc w:val="center"/>
-      </w:pPr>
-      <w:r>
-        <w:rPr>
-          <w:rFonts w:ascii="Arial" w:hAnsi="Arial"/>
-          <w:b w:val="0"/>
-          <w:color w:val="000000"/>
-          <w:sz w:val="24"/>
-        </w:rPr>
-      </w:r>
-      <w:r>
-        <w:drawing>
-          <wp:inline xmlns:a="http://schemas.openxmlformats.org/drawingml/2006/main" xmlns:pic="http://schemas.openxmlformats.org/drawingml/2006/picture">
-            <wp:extent cx="5504861" cy="6995159"/>
-            <wp:docPr id="87" name="Picture 87"/>
-            <wp:cNvGraphicFramePr>
-              <a:graphicFrameLocks noChangeAspect="1"/>
-            </wp:cNvGraphicFramePr>
-            <a:graphic>
-              <a:graphicData uri="http://schemas.openxmlformats.org/drawingml/2006/picture">
-                <pic:pic>
-                  <pic:nvPicPr>
-                    <pic:cNvPr id="0" name="UC05_d_class.png"/>
-                    <pic:cNvPicPr/>
-                  </pic:nvPicPr>
-                  <pic:blipFill>
-                    <a:blip r:embed="rId102"/>
-                    <a:stretch>
-                      <a:fillRect/>
-                    </a:stretch>
-                  </pic:blipFill>
-                  <pic:spPr>
-                    <a:xfrm>
-                      <a:off x="0" y="0"/>
-                      <a:ext cx="5504861" cy="6995159"/>
-                    </a:xfrm>
-                    <a:prstGeom prst="rect"/>
-                  </pic:spPr>
-                </pic:pic>
-              </a:graphicData>
-            </a:graphic>
-          </wp:inline>
-        </w:drawing>
-      </w:r>
-    </w:p>
-    <w:p>
-      <w:pPr>
-        <w:pStyle w:val="Caption"/>
-        <w:keepNext w:val="0"/>
-        <w:widowControl/>
-        <w:spacing w:line="259" w:lineRule="auto" w:before="80" w:after="160"/>
-        <w:numPr>
-          <w:numId w:val="0"/>
-        </w:numPr>
-        <w:jc w:val="center"/>
-      </w:pPr>
-      <w:r>
-        <w:rPr>
-          <w:rFonts w:ascii="Arial" w:hAnsi="Arial"/>
-          <w:b w:val="0"/>
-          <w:color w:val="000000"/>
-          <w:sz w:val="20"/>
-        </w:rPr>
-        <w:t>Figure 29. UC05 design class model.</w:t>
-      </w:r>
-    </w:p>
-    <w:p>
-      <w:pPr>
-        <w:pStyle w:val="Heading4"/>
-        <w:keepNext/>
-        <w:pageBreakBefore w:val="0"/>
-        <w:widowControl/>
-        <w:spacing w:line="259" w:lineRule="auto" w:before="120" w:after="120"/>
+        <w:spacing w:line="259" w:lineRule="auto" w:before="0" w:after="120"/>
         <w:numPr>
           <w:numId w:val="0"/>
         </w:numPr>
@@ -15686,7 +16057,7 @@
           <w:color w:val="000000"/>
           <w:sz w:val="22"/>
         </w:rPr>
-        <w:t>3.4.5.2 Event Search and Detail Flow</w:t>
+        <w:t>Event Search and Detail Flow — analysis</w:t>
       </w:r>
     </w:p>
     <w:p>
@@ -15712,7 +16083,7 @@
         <w:drawing>
           <wp:inline xmlns:a="http://schemas.openxmlformats.org/drawingml/2006/main" xmlns:pic="http://schemas.openxmlformats.org/drawingml/2006/picture">
             <wp:extent cx="5371088" cy="6995159"/>
-            <wp:docPr id="88" name="Picture 88"/>
+            <wp:docPr id="87" name="Picture 87"/>
             <wp:cNvGraphicFramePr>
               <a:graphicFrameLocks noChangeAspect="1"/>
             </wp:cNvGraphicFramePr>
@@ -15724,7 +16095,7 @@
                     <pic:cNvPicPr/>
                   </pic:nvPicPr>
                   <pic:blipFill>
-                    <a:blip r:embed="rId103"/>
+                    <a:blip r:embed="rId102"/>
                     <a:stretch>
                       <a:fillRect/>
                     </a:stretch>
@@ -15761,7 +16132,160 @@
           <w:color w:val="000000"/>
           <w:sz w:val="20"/>
         </w:rPr>
-        <w:t>Figure 30. UC05 analysis sequence for searching and selecting event details.</w:t>
+        <w:t>Figure 29. UC05 analysis sequence for searching and selecting event details.</w:t>
+      </w:r>
+    </w:p>
+    <w:p>
+      <w:pPr>
+        <w:pStyle w:val="Heading4"/>
+        <w:keepNext/>
+        <w:pageBreakBefore/>
+        <w:widowControl/>
+        <w:spacing w:line="259" w:lineRule="auto" w:before="120" w:after="120"/>
+        <w:numPr>
+          <w:numId w:val="0"/>
+        </w:numPr>
+      </w:pPr>
+      <w:r>
+        <w:rPr>
+          <w:rFonts w:ascii="Arial" w:hAnsi="Arial"/>
+          <w:b/>
+          <w:color w:val="000000"/>
+          <w:sz w:val="22"/>
+        </w:rPr>
+        <w:t>3.4.5.2 Design Models</w:t>
+      </w:r>
+    </w:p>
+    <w:p>
+      <w:pPr>
+        <w:keepNext w:val="0"/>
+        <w:widowControl/>
+        <w:spacing w:line="259" w:lineRule="auto" w:before="0" w:after="120"/>
+        <w:numPr>
+          <w:numId w:val="0"/>
+        </w:numPr>
+      </w:pPr>
+      <w:r>
+        <w:rPr>
+          <w:rFonts w:ascii="Arial" w:hAnsi="Arial"/>
+          <w:b w:val="0"/>
+          <w:color w:val="000000"/>
+          <w:sz w:val="22"/>
+        </w:rPr>
+        <w:t>TS1 refines EventBrowser into the browser, PublicEventController and PublicTicketTypeController. BrowsingControl becomes EventBrowseService and TicketTypeBrowseService; repositories query Event/TicketType, and public view records expose the permitted response fields without returning persistence objects directly. Query validation precedes the search. Detail and ticket requests independently recheck publication because state may change after the list was read. These read-only snapshots neither reserve stock nor promise availability; UC06 performs the authoritative booking checks.</w:t>
+      </w:r>
+    </w:p>
+    <w:p>
+      <w:pPr>
+        <w:keepNext/>
+        <w:keepLines/>
+        <w:widowControl/>
+        <w:spacing w:line="259" w:lineRule="auto" w:before="0" w:after="0"/>
+        <w:numPr>
+          <w:numId w:val="0"/>
+        </w:numPr>
+        <w:jc w:val="center"/>
+      </w:pPr>
+      <w:r>
+        <w:rPr>
+          <w:rFonts w:ascii="Arial" w:hAnsi="Arial"/>
+          <w:b w:val="0"/>
+          <w:color w:val="000000"/>
+          <w:sz w:val="24"/>
+        </w:rPr>
+      </w:r>
+      <w:r>
+        <w:drawing>
+          <wp:inline xmlns:a="http://schemas.openxmlformats.org/drawingml/2006/main" xmlns:pic="http://schemas.openxmlformats.org/drawingml/2006/picture">
+            <wp:extent cx="5547360" cy="6436360"/>
+            <wp:docPr id="88" name="Picture 88"/>
+            <wp:cNvGraphicFramePr>
+              <a:graphicFrameLocks noChangeAspect="1"/>
+            </wp:cNvGraphicFramePr>
+            <a:graphic>
+              <a:graphicData uri="http://schemas.openxmlformats.org/drawingml/2006/picture">
+                <pic:pic>
+                  <pic:nvPicPr>
+                    <pic:cNvPr id="0" name="UC05_d_class.png"/>
+                    <pic:cNvPicPr/>
+                  </pic:nvPicPr>
+                  <pic:blipFill>
+                    <a:blip r:embed="rId103"/>
+                    <a:stretch>
+                      <a:fillRect/>
+                    </a:stretch>
+                  </pic:blipFill>
+                  <pic:spPr>
+                    <a:xfrm>
+                      <a:off x="0" y="0"/>
+                      <a:ext cx="5547360" cy="6436360"/>
+                    </a:xfrm>
+                    <a:prstGeom prst="rect"/>
+                  </pic:spPr>
+                </pic:pic>
+              </a:graphicData>
+            </a:graphic>
+          </wp:inline>
+        </w:drawing>
+      </w:r>
+    </w:p>
+    <w:p>
+      <w:pPr>
+        <w:pStyle w:val="Caption"/>
+        <w:keepNext w:val="0"/>
+        <w:widowControl/>
+        <w:spacing w:line="259" w:lineRule="auto" w:before="80" w:after="160"/>
+        <w:numPr>
+          <w:numId w:val="0"/>
+        </w:numPr>
+        <w:jc w:val="center"/>
+      </w:pPr>
+      <w:r>
+        <w:rPr>
+          <w:rFonts w:ascii="Arial" w:hAnsi="Arial"/>
+          <w:b w:val="0"/>
+          <w:color w:val="000000"/>
+          <w:sz w:val="20"/>
+        </w:rPr>
+        <w:t>Figure 30. UC05 design class model.</w:t>
+      </w:r>
+    </w:p>
+    <w:p>
+      <w:pPr>
+        <w:keepNext/>
+        <w:widowControl/>
+        <w:spacing w:line="259" w:lineRule="auto" w:before="0" w:after="120"/>
+        <w:numPr>
+          <w:numId w:val="0"/>
+        </w:numPr>
+      </w:pPr>
+      <w:r>
+        <w:rPr>
+          <w:rFonts w:ascii="Arial" w:hAnsi="Arial"/>
+          <w:b/>
+          <w:color w:val="000000"/>
+          <w:sz w:val="22"/>
+        </w:rPr>
+        <w:t>Event Search and Detail Flow — design</w:t>
+      </w:r>
+    </w:p>
+    <w:p>
+      <w:pPr>
+        <w:keepNext/>
+        <w:widowControl/>
+        <w:spacing w:line="259" w:lineRule="auto" w:before="0" w:after="120"/>
+        <w:numPr>
+          <w:numId w:val="0"/>
+        </w:numPr>
+      </w:pPr>
+      <w:r>
+        <w:rPr>
+          <w:rFonts w:ascii="Arial" w:hAnsi="Arial"/>
+          <w:b w:val="0"/>
+          <w:color w:val="000000"/>
+          <w:sz w:val="22"/>
+        </w:rPr>
+        <w:t>List, detail and ticket options are separate requests. Rechecking PUBLISHED on the later requests prevents a stale list entry from exposing an unpublished detail; an empty list succeeds, while an unavailable selected event returns not found.</w:t>
       </w:r>
     </w:p>
     <w:p>
@@ -15897,7 +16421,7 @@
           <w:color w:val="000000"/>
           <w:sz w:val="22"/>
         </w:rPr>
-        <w:t>3.4.6.1 Analysis and Design Class Models</w:t>
+        <w:t>3.4.6.1 Analysis Models</w:t>
       </w:r>
     </w:p>
     <w:p>
@@ -15916,7 +16440,7 @@
           <w:color w:val="000000"/>
           <w:sz w:val="22"/>
         </w:rPr>
-        <w:t>TS1 separates booking/pre-registration HTTP boundaries from their services. TS3 enforces ATTENDEE and ownership. TS2 introduces request-key serialization before the event lock, persistent uniqueness, and an atomic booking transaction; matching replay exits before reservation. Cancellation starts with the event lock and releases inventory at most once. TS4 keeps confirmation/cancellation listeners synchronous, while TS5 shares BookingInfoValidator field strategies with pre-registration. In Figure 35, the persistence group denotes BookingRequestLock, BookingRepository and PreRegistrationRepository; public APIs denote EventAccessService and TicketReservationService; listeners denote BookingConfirmationListener and BookingNotificationListener. Ticket-state and notification internals are expanded in UC07 and Section 3.5.</w:t>
+        <w:t>BookingForm invokes ReservationControl for booking or cancellation and PreRegistrationControl for private preferences. Booking records the request identity and confirmed quantity; AdmissionTicket represents each admission. PreRegistration stores an intention and may later link to a Booking; the current workflow links at most one preference to one booking. Event, TicketType and Notification supply eligibility, inventory and outcome information. Booking/retry, pre-registration and personal cancellation are distinct major flows.</w:t>
       </w:r>
     </w:p>
     <w:p>
@@ -15941,7 +16465,7 @@
       <w:r>
         <w:drawing>
           <wp:inline xmlns:a="http://schemas.openxmlformats.org/drawingml/2006/main" xmlns:pic="http://schemas.openxmlformats.org/drawingml/2006/picture">
-            <wp:extent cx="5669280" cy="4563079"/>
+            <wp:extent cx="5669280" cy="4685694"/>
             <wp:docPr id="90" name="Picture 90"/>
             <wp:cNvGraphicFramePr>
               <a:graphicFrameLocks noChangeAspect="1"/>
@@ -15962,7 +16486,7 @@
                   <pic:spPr>
                     <a:xfrm>
                       <a:off x="0" y="0"/>
-                      <a:ext cx="5669280" cy="4563079"/>
+                      <a:ext cx="5669280" cy="4685694"/>
                     </a:xfrm>
                     <a:prstGeom prst="rect"/>
                   </pic:spPr>
@@ -15997,85 +16521,8 @@
     <w:p>
       <w:pPr>
         <w:keepNext/>
-        <w:keepLines/>
         <w:widowControl/>
-        <w:spacing w:line="259" w:lineRule="auto" w:before="0" w:after="0"/>
-        <w:numPr>
-          <w:numId w:val="0"/>
-        </w:numPr>
-        <w:jc w:val="center"/>
-      </w:pPr>
-      <w:r>
-        <w:rPr>
-          <w:rFonts w:ascii="Arial" w:hAnsi="Arial"/>
-          <w:b w:val="0"/>
-          <w:color w:val="000000"/>
-          <w:sz w:val="24"/>
-        </w:rPr>
-      </w:r>
-      <w:r>
-        <w:drawing>
-          <wp:inline xmlns:a="http://schemas.openxmlformats.org/drawingml/2006/main" xmlns:pic="http://schemas.openxmlformats.org/drawingml/2006/picture">
-            <wp:extent cx="5669280" cy="4639933"/>
-            <wp:docPr id="91" name="Picture 91"/>
-            <wp:cNvGraphicFramePr>
-              <a:graphicFrameLocks noChangeAspect="1"/>
-            </wp:cNvGraphicFramePr>
-            <a:graphic>
-              <a:graphicData uri="http://schemas.openxmlformats.org/drawingml/2006/picture">
-                <pic:pic>
-                  <pic:nvPicPr>
-                    <pic:cNvPr id="0" name="UC06_d_class.png"/>
-                    <pic:cNvPicPr/>
-                  </pic:nvPicPr>
-                  <pic:blipFill>
-                    <a:blip r:embed="rId106"/>
-                    <a:stretch>
-                      <a:fillRect/>
-                    </a:stretch>
-                  </pic:blipFill>
-                  <pic:spPr>
-                    <a:xfrm>
-                      <a:off x="0" y="0"/>
-                      <a:ext cx="5669280" cy="4639933"/>
-                    </a:xfrm>
-                    <a:prstGeom prst="rect"/>
-                  </pic:spPr>
-                </pic:pic>
-              </a:graphicData>
-            </a:graphic>
-          </wp:inline>
-        </w:drawing>
-      </w:r>
-    </w:p>
-    <w:p>
-      <w:pPr>
-        <w:pStyle w:val="Caption"/>
-        <w:keepNext w:val="0"/>
-        <w:widowControl/>
-        <w:spacing w:line="259" w:lineRule="auto" w:before="80" w:after="160"/>
-        <w:numPr>
-          <w:numId w:val="0"/>
-        </w:numPr>
-        <w:jc w:val="center"/>
-      </w:pPr>
-      <w:r>
-        <w:rPr>
-          <w:rFonts w:ascii="Arial" w:hAnsi="Arial"/>
-          <w:b w:val="0"/>
-          <w:color w:val="000000"/>
-          <w:sz w:val="20"/>
-        </w:rPr>
-        <w:t>Figure 33. UC06 design class model.</w:t>
-      </w:r>
-    </w:p>
-    <w:p>
-      <w:pPr>
-        <w:pStyle w:val="Heading4"/>
-        <w:keepNext/>
-        <w:pageBreakBefore w:val="0"/>
-        <w:widowControl/>
-        <w:spacing w:line="259" w:lineRule="auto" w:before="120" w:after="120"/>
+        <w:spacing w:line="259" w:lineRule="auto" w:before="0" w:after="120"/>
         <w:numPr>
           <w:numId w:val="0"/>
         </w:numPr>
@@ -16087,7 +16534,7 @@
           <w:color w:val="000000"/>
           <w:sz w:val="22"/>
         </w:rPr>
-        <w:t>3.4.6.2 Booking and Retry Flow</w:t>
+        <w:t>Booking and Retry Flow — analysis</w:t>
       </w:r>
     </w:p>
     <w:p>
@@ -16113,7 +16560,7 @@
         <w:drawing>
           <wp:inline xmlns:a="http://schemas.openxmlformats.org/drawingml/2006/main" xmlns:pic="http://schemas.openxmlformats.org/drawingml/2006/picture">
             <wp:extent cx="4900426" cy="6995159"/>
-            <wp:docPr id="92" name="Picture 92"/>
+            <wp:docPr id="91" name="Picture 91"/>
             <wp:cNvGraphicFramePr>
               <a:graphicFrameLocks noChangeAspect="1"/>
             </wp:cNvGraphicFramePr>
@@ -16125,7 +16572,7 @@
                     <pic:cNvPicPr/>
                   </pic:nvPicPr>
                   <pic:blipFill>
-                    <a:blip r:embed="rId107"/>
+                    <a:blip r:embed="rId106"/>
                     <a:stretch>
                       <a:fillRect/>
                     </a:stretch>
@@ -16162,7 +16609,26 @@
           <w:color w:val="000000"/>
           <w:sz w:val="20"/>
         </w:rPr>
-        <w:t>Figure 34. UC06 analysis sequence for booking and retry outcomes.</w:t>
+        <w:t>Figure 33. UC06 analysis sequence for booking and retry outcomes.</w:t>
+      </w:r>
+    </w:p>
+    <w:p>
+      <w:pPr>
+        <w:keepNext/>
+        <w:widowControl/>
+        <w:spacing w:line="259" w:lineRule="auto" w:before="0" w:after="120"/>
+        <w:numPr>
+          <w:numId w:val="0"/>
+        </w:numPr>
+      </w:pPr>
+      <w:r>
+        <w:rPr>
+          <w:rFonts w:ascii="Arial" w:hAnsi="Arial"/>
+          <w:b/>
+          <w:color w:val="000000"/>
+          <w:sz w:val="22"/>
+        </w:rPr>
+        <w:t>Private Pre Registration Flow — analysis</w:t>
       </w:r>
     </w:p>
     <w:p>
@@ -16187,104 +16653,8 @@
       <w:r>
         <w:drawing>
           <wp:inline xmlns:a="http://schemas.openxmlformats.org/drawingml/2006/main" xmlns:pic="http://schemas.openxmlformats.org/drawingml/2006/picture">
-            <wp:extent cx="5669280" cy="6844840"/>
-            <wp:docPr id="93" name="Picture 93"/>
-            <wp:cNvGraphicFramePr>
-              <a:graphicFrameLocks noChangeAspect="1"/>
-            </wp:cNvGraphicFramePr>
-            <a:graphic>
-              <a:graphicData uri="http://schemas.openxmlformats.org/drawingml/2006/picture">
-                <pic:pic>
-                  <pic:nvPicPr>
-                    <pic:cNvPr id="0" name="UC06_d_book.png"/>
-                    <pic:cNvPicPr/>
-                  </pic:nvPicPr>
-                  <pic:blipFill>
-                    <a:blip r:embed="rId108"/>
-                    <a:stretch>
-                      <a:fillRect/>
-                    </a:stretch>
-                  </pic:blipFill>
-                  <pic:spPr>
-                    <a:xfrm>
-                      <a:off x="0" y="0"/>
-                      <a:ext cx="5669280" cy="6844840"/>
-                    </a:xfrm>
-                    <a:prstGeom prst="rect"/>
-                  </pic:spPr>
-                </pic:pic>
-              </a:graphicData>
-            </a:graphic>
-          </wp:inline>
-        </w:drawing>
-      </w:r>
-    </w:p>
-    <w:p>
-      <w:pPr>
-        <w:pStyle w:val="Caption"/>
-        <w:keepNext w:val="0"/>
-        <w:widowControl/>
-        <w:spacing w:line="259" w:lineRule="auto" w:before="80" w:after="160"/>
-        <w:numPr>
-          <w:numId w:val="0"/>
-        </w:numPr>
-        <w:jc w:val="center"/>
-      </w:pPr>
-      <w:r>
-        <w:rPr>
-          <w:rFonts w:ascii="Arial" w:hAnsi="Arial"/>
-          <w:b w:val="0"/>
-          <w:color w:val="000000"/>
-          <w:sz w:val="20"/>
-        </w:rPr>
-        <w:t>Figure 35. UC06 design sequence for booking and idempotent retries.</w:t>
-      </w:r>
-    </w:p>
-    <w:p>
-      <w:pPr>
-        <w:pStyle w:val="Heading4"/>
-        <w:keepNext/>
-        <w:pageBreakBefore w:val="0"/>
-        <w:widowControl/>
-        <w:spacing w:line="259" w:lineRule="auto" w:before="120" w:after="120"/>
-        <w:numPr>
-          <w:numId w:val="0"/>
-        </w:numPr>
-      </w:pPr>
-      <w:r>
-        <w:rPr>
-          <w:rFonts w:ascii="Arial" w:hAnsi="Arial"/>
-          <w:b/>
-          <w:color w:val="000000"/>
-          <w:sz w:val="22"/>
-        </w:rPr>
-        <w:t>3.4.6.3 Private Pre Registration Flow</w:t>
-      </w:r>
-    </w:p>
-    <w:p>
-      <w:pPr>
-        <w:keepNext/>
-        <w:keepLines/>
-        <w:widowControl/>
-        <w:spacing w:line="259" w:lineRule="auto" w:before="0" w:after="0"/>
-        <w:numPr>
-          <w:numId w:val="0"/>
-        </w:numPr>
-        <w:jc w:val="center"/>
-      </w:pPr>
-      <w:r>
-        <w:rPr>
-          <w:rFonts w:ascii="Arial" w:hAnsi="Arial"/>
-          <w:b w:val="0"/>
-          <w:color w:val="000000"/>
-          <w:sz w:val="24"/>
-        </w:rPr>
-      </w:r>
-      <w:r>
-        <w:drawing>
-          <wp:inline xmlns:a="http://schemas.openxmlformats.org/drawingml/2006/main" xmlns:pic="http://schemas.openxmlformats.org/drawingml/2006/picture">
             <wp:extent cx="5669280" cy="5211557"/>
-            <wp:docPr id="94" name="Picture 94"/>
+            <wp:docPr id="92" name="Picture 92"/>
             <wp:cNvGraphicFramePr>
               <a:graphicFrameLocks noChangeAspect="1"/>
             </wp:cNvGraphicFramePr>
@@ -16296,7 +16666,7 @@
                     <pic:cNvPicPr/>
                   </pic:nvPicPr>
                   <pic:blipFill>
-                    <a:blip r:embed="rId109"/>
+                    <a:blip r:embed="rId107"/>
                     <a:stretch>
                       <a:fillRect/>
                     </a:stretch>
@@ -16333,7 +16703,26 @@
           <w:color w:val="000000"/>
           <w:sz w:val="20"/>
         </w:rPr>
-        <w:t>Figure 36. UC06 analysis sequence for private pre-registration.</w:t>
+        <w:t>Figure 34. UC06 analysis sequence for private pre-registration.</w:t>
+      </w:r>
+    </w:p>
+    <w:p>
+      <w:pPr>
+        <w:keepNext/>
+        <w:widowControl/>
+        <w:spacing w:line="259" w:lineRule="auto" w:before="0" w:after="120"/>
+        <w:numPr>
+          <w:numId w:val="0"/>
+        </w:numPr>
+      </w:pPr>
+      <w:r>
+        <w:rPr>
+          <w:rFonts w:ascii="Arial" w:hAnsi="Arial"/>
+          <w:b/>
+          <w:color w:val="000000"/>
+          <w:sz w:val="22"/>
+        </w:rPr>
+        <w:t>Personal Booking Cancellation Flow — analysis</w:t>
       </w:r>
     </w:p>
     <w:p>
@@ -16358,8 +16747,349 @@
       <w:r>
         <w:drawing>
           <wp:inline xmlns:a="http://schemas.openxmlformats.org/drawingml/2006/main" xmlns:pic="http://schemas.openxmlformats.org/drawingml/2006/picture">
+            <wp:extent cx="5438993" cy="6995160"/>
+            <wp:docPr id="93" name="Picture 93"/>
+            <wp:cNvGraphicFramePr>
+              <a:graphicFrameLocks noChangeAspect="1"/>
+            </wp:cNvGraphicFramePr>
+            <a:graphic>
+              <a:graphicData uri="http://schemas.openxmlformats.org/drawingml/2006/picture">
+                <pic:pic>
+                  <pic:nvPicPr>
+                    <pic:cNvPr id="0" name="UC06_a_cancel.png"/>
+                    <pic:cNvPicPr/>
+                  </pic:nvPicPr>
+                  <pic:blipFill>
+                    <a:blip r:embed="rId108"/>
+                    <a:stretch>
+                      <a:fillRect/>
+                    </a:stretch>
+                  </pic:blipFill>
+                  <pic:spPr>
+                    <a:xfrm>
+                      <a:off x="0" y="0"/>
+                      <a:ext cx="5438993" cy="6995160"/>
+                    </a:xfrm>
+                    <a:prstGeom prst="rect"/>
+                  </pic:spPr>
+                </pic:pic>
+              </a:graphicData>
+            </a:graphic>
+          </wp:inline>
+        </w:drawing>
+      </w:r>
+    </w:p>
+    <w:p>
+      <w:pPr>
+        <w:pStyle w:val="Caption"/>
+        <w:keepNext w:val="0"/>
+        <w:widowControl/>
+        <w:spacing w:line="259" w:lineRule="auto" w:before="80" w:after="160"/>
+        <w:numPr>
+          <w:numId w:val="0"/>
+        </w:numPr>
+        <w:jc w:val="center"/>
+      </w:pPr>
+      <w:r>
+        <w:rPr>
+          <w:rFonts w:ascii="Arial" w:hAnsi="Arial"/>
+          <w:b w:val="0"/>
+          <w:color w:val="000000"/>
+          <w:sz w:val="20"/>
+        </w:rPr>
+        <w:t>Figure 35. UC06 analysis sequence for cancelling an owned booking.</w:t>
+      </w:r>
+    </w:p>
+    <w:p>
+      <w:pPr>
+        <w:pStyle w:val="Heading4"/>
+        <w:keepNext/>
+        <w:pageBreakBefore/>
+        <w:widowControl/>
+        <w:spacing w:line="259" w:lineRule="auto" w:before="120" w:after="120"/>
+        <w:numPr>
+          <w:numId w:val="0"/>
+        </w:numPr>
+      </w:pPr>
+      <w:r>
+        <w:rPr>
+          <w:rFonts w:ascii="Arial" w:hAnsi="Arial"/>
+          <w:b/>
+          <w:color w:val="000000"/>
+          <w:sz w:val="22"/>
+        </w:rPr>
+        <w:t>3.4.6.2 Design Models</w:t>
+      </w:r>
+    </w:p>
+    <w:p>
+      <w:pPr>
+        <w:keepNext w:val="0"/>
+        <w:widowControl/>
+        <w:spacing w:line="259" w:lineRule="auto" w:before="0" w:after="120"/>
+        <w:numPr>
+          <w:numId w:val="0"/>
+        </w:numPr>
+      </w:pPr>
+      <w:r>
+        <w:rPr>
+          <w:rFonts w:ascii="Arial" w:hAnsi="Arial"/>
+          <w:b w:val="0"/>
+          <w:color w:val="000000"/>
+          <w:sz w:val="22"/>
+        </w:rPr>
+        <w:t>TS1 maps ReservationControl to BookingService and PreRegistrationControl to PreRegistrationService, each behind its own controller. Booking and PreRegistration remain separate entities and repositories because an intention does not consume inventory. TS3 checks ATTENDEE and ownership. TS2 serializes the user/request key before locking the event: the first protects request identity, the second protects eligibility and stock. Database uniqueness backs the request identity, and matching replay exits before reservation. TS4 keeps confirmation/cancellation listeners synchronous. TS5 shares BookingInfoValidator field strategies with pre-registration. In Figure 37, the persistence group is BookingRequestLock, BookingRepository and PreRegistrationRepository; public APIs are EventAccessService and TicketReservationService; listeners are BookingConfirmationListener and BookingNotificationListener. UC07 and Section 3.5 expand ticket-state and notification internals.</w:t>
+      </w:r>
+    </w:p>
+    <w:p>
+      <w:pPr>
+        <w:keepNext/>
+        <w:keepLines/>
+        <w:widowControl/>
+        <w:spacing w:line="259" w:lineRule="auto" w:before="0" w:after="0"/>
+        <w:numPr>
+          <w:numId w:val="0"/>
+        </w:numPr>
+        <w:jc w:val="center"/>
+      </w:pPr>
+      <w:r>
+        <w:rPr>
+          <w:rFonts w:ascii="Arial" w:hAnsi="Arial"/>
+          <w:b w:val="0"/>
+          <w:color w:val="000000"/>
+          <w:sz w:val="24"/>
+        </w:rPr>
+      </w:r>
+      <w:r>
+        <w:drawing>
+          <wp:inline xmlns:a="http://schemas.openxmlformats.org/drawingml/2006/main" xmlns:pic="http://schemas.openxmlformats.org/drawingml/2006/picture">
+            <wp:extent cx="5669280" cy="4574608"/>
+            <wp:docPr id="94" name="Picture 94"/>
+            <wp:cNvGraphicFramePr>
+              <a:graphicFrameLocks noChangeAspect="1"/>
+            </wp:cNvGraphicFramePr>
+            <a:graphic>
+              <a:graphicData uri="http://schemas.openxmlformats.org/drawingml/2006/picture">
+                <pic:pic>
+                  <pic:nvPicPr>
+                    <pic:cNvPr id="0" name="UC06_d_class.png"/>
+                    <pic:cNvPicPr/>
+                  </pic:nvPicPr>
+                  <pic:blipFill>
+                    <a:blip r:embed="rId109"/>
+                    <a:stretch>
+                      <a:fillRect/>
+                    </a:stretch>
+                  </pic:blipFill>
+                  <pic:spPr>
+                    <a:xfrm>
+                      <a:off x="0" y="0"/>
+                      <a:ext cx="5669280" cy="4574608"/>
+                    </a:xfrm>
+                    <a:prstGeom prst="rect"/>
+                  </pic:spPr>
+                </pic:pic>
+              </a:graphicData>
+            </a:graphic>
+          </wp:inline>
+        </w:drawing>
+      </w:r>
+    </w:p>
+    <w:p>
+      <w:pPr>
+        <w:pStyle w:val="Caption"/>
+        <w:keepNext w:val="0"/>
+        <w:widowControl/>
+        <w:spacing w:line="259" w:lineRule="auto" w:before="80" w:after="160"/>
+        <w:numPr>
+          <w:numId w:val="0"/>
+        </w:numPr>
+        <w:jc w:val="center"/>
+      </w:pPr>
+      <w:r>
+        <w:rPr>
+          <w:rFonts w:ascii="Arial" w:hAnsi="Arial"/>
+          <w:b w:val="0"/>
+          <w:color w:val="000000"/>
+          <w:sz w:val="20"/>
+        </w:rPr>
+        <w:t>Figure 36. UC06 design class model.</w:t>
+      </w:r>
+    </w:p>
+    <w:p>
+      <w:pPr>
+        <w:keepNext/>
+        <w:widowControl/>
+        <w:spacing w:line="259" w:lineRule="auto" w:before="0" w:after="120"/>
+        <w:numPr>
+          <w:numId w:val="0"/>
+        </w:numPr>
+      </w:pPr>
+      <w:r>
+        <w:rPr>
+          <w:rFonts w:ascii="Arial" w:hAnsi="Arial"/>
+          <w:b/>
+          <w:color w:val="000000"/>
+          <w:sz w:val="22"/>
+        </w:rPr>
+        <w:t>Booking and Retry Flow — design</w:t>
+      </w:r>
+    </w:p>
+    <w:p>
+      <w:pPr>
+        <w:keepNext/>
+        <w:widowControl/>
+        <w:spacing w:line="259" w:lineRule="auto" w:before="0" w:after="120"/>
+        <w:numPr>
+          <w:numId w:val="0"/>
+        </w:numPr>
+      </w:pPr>
+      <w:r>
+        <w:rPr>
+          <w:rFonts w:ascii="Arial" w:hAnsi="Arial"/>
+          <w:b w:val="0"/>
+          <w:color w:val="000000"/>
+          <w:sz w:val="22"/>
+        </w:rPr>
+        <w:t>A matching request key returns the prior outcome before any stock mutation; a conflicting payload stops. A new request locks the event, validates attendee fields, reserves eligible free stock and saves the booking before synchronous issuance/notification. Required side-effect failure rolls back the related writes.</w:t>
+      </w:r>
+    </w:p>
+    <w:p>
+      <w:pPr>
+        <w:keepNext/>
+        <w:keepLines/>
+        <w:widowControl/>
+        <w:spacing w:line="259" w:lineRule="auto" w:before="0" w:after="0"/>
+        <w:numPr>
+          <w:numId w:val="0"/>
+        </w:numPr>
+        <w:jc w:val="center"/>
+      </w:pPr>
+      <w:r>
+        <w:rPr>
+          <w:rFonts w:ascii="Arial" w:hAnsi="Arial"/>
+          <w:b w:val="0"/>
+          <w:color w:val="000000"/>
+          <w:sz w:val="24"/>
+        </w:rPr>
+      </w:r>
+      <w:r>
+        <w:drawing>
+          <wp:inline xmlns:a="http://schemas.openxmlformats.org/drawingml/2006/main" xmlns:pic="http://schemas.openxmlformats.org/drawingml/2006/picture">
+            <wp:extent cx="5250230" cy="6995159"/>
+            <wp:docPr id="95" name="Picture 95"/>
+            <wp:cNvGraphicFramePr>
+              <a:graphicFrameLocks noChangeAspect="1"/>
+            </wp:cNvGraphicFramePr>
+            <a:graphic>
+              <a:graphicData uri="http://schemas.openxmlformats.org/drawingml/2006/picture">
+                <pic:pic>
+                  <pic:nvPicPr>
+                    <pic:cNvPr id="0" name="UC06_d_book.png"/>
+                    <pic:cNvPicPr/>
+                  </pic:nvPicPr>
+                  <pic:blipFill>
+                    <a:blip r:embed="rId110"/>
+                    <a:stretch>
+                      <a:fillRect/>
+                    </a:stretch>
+                  </pic:blipFill>
+                  <pic:spPr>
+                    <a:xfrm>
+                      <a:off x="0" y="0"/>
+                      <a:ext cx="5250230" cy="6995159"/>
+                    </a:xfrm>
+                    <a:prstGeom prst="rect"/>
+                  </pic:spPr>
+                </pic:pic>
+              </a:graphicData>
+            </a:graphic>
+          </wp:inline>
+        </w:drawing>
+      </w:r>
+    </w:p>
+    <w:p>
+      <w:pPr>
+        <w:pStyle w:val="Caption"/>
+        <w:keepNext w:val="0"/>
+        <w:widowControl/>
+        <w:spacing w:line="259" w:lineRule="auto" w:before="80" w:after="160"/>
+        <w:numPr>
+          <w:numId w:val="0"/>
+        </w:numPr>
+        <w:jc w:val="center"/>
+      </w:pPr>
+      <w:r>
+        <w:rPr>
+          <w:rFonts w:ascii="Arial" w:hAnsi="Arial"/>
+          <w:b w:val="0"/>
+          <w:color w:val="000000"/>
+          <w:sz w:val="20"/>
+        </w:rPr>
+        <w:t>Figure 37. UC06 design sequence for booking and idempotent retries.</w:t>
+      </w:r>
+    </w:p>
+    <w:p>
+      <w:pPr>
+        <w:keepNext/>
+        <w:widowControl/>
+        <w:spacing w:line="259" w:lineRule="auto" w:before="0" w:after="120"/>
+        <w:numPr>
+          <w:numId w:val="0"/>
+        </w:numPr>
+      </w:pPr>
+      <w:r>
+        <w:rPr>
+          <w:rFonts w:ascii="Arial" w:hAnsi="Arial"/>
+          <w:b/>
+          <w:color w:val="000000"/>
+          <w:sz w:val="22"/>
+        </w:rPr>
+        <w:t>Private Pre Registration Flow — design</w:t>
+      </w:r>
+    </w:p>
+    <w:p>
+      <w:pPr>
+        <w:keepNext/>
+        <w:widowControl/>
+        <w:spacing w:line="259" w:lineRule="auto" w:before="0" w:after="120"/>
+        <w:numPr>
+          <w:numId w:val="0"/>
+        </w:numPr>
+      </w:pPr>
+      <w:r>
+        <w:rPr>
+          <w:rFonts w:ascii="Arial" w:hAnsi="Arial"/>
+          <w:b w:val="0"/>
+          <w:color w:val="000000"/>
+          <w:sz w:val="22"/>
+        </w:rPr>
+        <w:t>The service validates a published event whose registration has not opened, its ticket eligibility and attendee fields, then upserts the private preference. It neither reserves stock nor issues tickets. Formal booking must revalidate current conditions and may then link the saved preference.</w:t>
+      </w:r>
+    </w:p>
+    <w:p>
+      <w:pPr>
+        <w:keepNext/>
+        <w:keepLines/>
+        <w:widowControl/>
+        <w:spacing w:line="259" w:lineRule="auto" w:before="0" w:after="0"/>
+        <w:numPr>
+          <w:numId w:val="0"/>
+        </w:numPr>
+        <w:jc w:val="center"/>
+      </w:pPr>
+      <w:r>
+        <w:rPr>
+          <w:rFonts w:ascii="Arial" w:hAnsi="Arial"/>
+          <w:b w:val="0"/>
+          <w:color w:val="000000"/>
+          <w:sz w:val="24"/>
+        </w:rPr>
+      </w:r>
+      <w:r>
+        <w:drawing>
+          <wp:inline xmlns:a="http://schemas.openxmlformats.org/drawingml/2006/main" xmlns:pic="http://schemas.openxmlformats.org/drawingml/2006/picture">
             <wp:extent cx="5669280" cy="5196325"/>
-            <wp:docPr id="95" name="Picture 95"/>
+            <wp:docPr id="96" name="Picture 96"/>
             <wp:cNvGraphicFramePr>
               <a:graphicFrameLocks noChangeAspect="1"/>
             </wp:cNvGraphicFramePr>
@@ -16371,7 +17101,7 @@
                     <pic:cNvPicPr/>
                   </pic:nvPicPr>
                   <pic:blipFill>
-                    <a:blip r:embed="rId110"/>
+                    <a:blip r:embed="rId111"/>
                     <a:stretch>
                       <a:fillRect/>
                     </a:stretch>
@@ -16408,16 +17138,14 @@
           <w:color w:val="000000"/>
           <w:sz w:val="20"/>
         </w:rPr>
-        <w:t>Figure 37. UC06 design sequence for private pre-registration.</w:t>
-      </w:r>
-    </w:p>
-    <w:p>
-      <w:pPr>
-        <w:pStyle w:val="Heading4"/>
+        <w:t>Figure 38. UC06 design sequence for private pre-registration.</w:t>
+      </w:r>
+    </w:p>
+    <w:p>
+      <w:pPr>
         <w:keepNext/>
-        <w:pageBreakBefore w:val="0"/>
         <w:widowControl/>
-        <w:spacing w:line="259" w:lineRule="auto" w:before="120" w:after="120"/>
+        <w:spacing w:line="259" w:lineRule="auto" w:before="0" w:after="120"/>
         <w:numPr>
           <w:numId w:val="0"/>
         </w:numPr>
@@ -16429,82 +17157,26 @@
           <w:color w:val="000000"/>
           <w:sz w:val="22"/>
         </w:rPr>
-        <w:t>3.4.6.4 Personal Booking Cancellation Flow</w:t>
+        <w:t>Personal Booking Cancellation Flow — design</w:t>
       </w:r>
     </w:p>
     <w:p>
       <w:pPr>
         <w:keepNext/>
-        <w:keepLines/>
         <w:widowControl/>
-        <w:spacing w:line="259" w:lineRule="auto" w:before="0" w:after="0"/>
-        <w:numPr>
-          <w:numId w:val="0"/>
-        </w:numPr>
-        <w:jc w:val="center"/>
+        <w:spacing w:line="259" w:lineRule="auto" w:before="0" w:after="120"/>
+        <w:numPr>
+          <w:numId w:val="0"/>
+        </w:numPr>
       </w:pPr>
       <w:r>
         <w:rPr>
           <w:rFonts w:ascii="Arial" w:hAnsi="Arial"/>
           <w:b w:val="0"/>
           <w:color w:val="000000"/>
-          <w:sz w:val="24"/>
-        </w:rPr>
-      </w:r>
-      <w:r>
-        <w:drawing>
-          <wp:inline xmlns:a="http://schemas.openxmlformats.org/drawingml/2006/main" xmlns:pic="http://schemas.openxmlformats.org/drawingml/2006/picture">
-            <wp:extent cx="5438993" cy="6995160"/>
-            <wp:docPr id="96" name="Picture 96"/>
-            <wp:cNvGraphicFramePr>
-              <a:graphicFrameLocks noChangeAspect="1"/>
-            </wp:cNvGraphicFramePr>
-            <a:graphic>
-              <a:graphicData uri="http://schemas.openxmlformats.org/drawingml/2006/picture">
-                <pic:pic>
-                  <pic:nvPicPr>
-                    <pic:cNvPr id="0" name="UC06_a_cancel.png"/>
-                    <pic:cNvPicPr/>
-                  </pic:nvPicPr>
-                  <pic:blipFill>
-                    <a:blip r:embed="rId111"/>
-                    <a:stretch>
-                      <a:fillRect/>
-                    </a:stretch>
-                  </pic:blipFill>
-                  <pic:spPr>
-                    <a:xfrm>
-                      <a:off x="0" y="0"/>
-                      <a:ext cx="5438993" cy="6995160"/>
-                    </a:xfrm>
-                    <a:prstGeom prst="rect"/>
-                  </pic:spPr>
-                </pic:pic>
-              </a:graphicData>
-            </a:graphic>
-          </wp:inline>
-        </w:drawing>
-      </w:r>
-    </w:p>
-    <w:p>
-      <w:pPr>
-        <w:pStyle w:val="Caption"/>
-        <w:keepNext w:val="0"/>
-        <w:widowControl/>
-        <w:spacing w:line="259" w:lineRule="auto" w:before="80" w:after="160"/>
-        <w:numPr>
-          <w:numId w:val="0"/>
-        </w:numPr>
-        <w:jc w:val="center"/>
-      </w:pPr>
-      <w:r>
-        <w:rPr>
-          <w:rFonts w:ascii="Arial" w:hAnsi="Arial"/>
-          <w:b w:val="0"/>
-          <w:color w:val="000000"/>
-          <w:sz w:val="20"/>
-        </w:rPr>
-        <w:t>Figure 38. UC06 analysis sequence for cancelling an owned booking.</w:t>
+          <w:sz w:val="22"/>
+        </w:rPr>
+        <w:t>Ownership is checked before an already-cancelled request returns its existing result. That early return precedes current cancellation eligibility, allowing a harmless retry after the time window has passed. A fresh cancellation rejects a started event or checked-in ticket and releases stock only once within the transaction.</w:t>
       </w:r>
     </w:p>
     <w:p>
@@ -16584,11 +17256,10 @@
     </w:p>
     <w:p>
       <w:pPr>
-        <w:pStyle w:val="Heading4"/>
         <w:keepNext/>
         <w:pageBreakBefore/>
         <w:widowControl/>
-        <w:spacing w:line="259" w:lineRule="auto" w:before="120" w:after="120"/>
+        <w:spacing w:line="259" w:lineRule="auto" w:before="0" w:after="120"/>
         <w:numPr>
           <w:numId w:val="0"/>
         </w:numPr>
@@ -16600,7 +17271,7 @@
           <w:color w:val="000000"/>
           <w:sz w:val="22"/>
         </w:rPr>
-        <w:t>3.4.6.5 Analysis and Design Comparison</w:t>
+        <w:t>Analysis and design comparison</w:t>
       </w:r>
     </w:p>
     <w:p>
@@ -16619,7 +17290,7 @@
           <w:color w:val="000000"/>
           <w:sz w:val="22"/>
         </w:rPr>
-        <w:t>Table 12 compares the same booking responsibility at the two abstraction levels. Figure 34 names the attendee, boundary, reservation control and business information; Figure 35 adds the concrete request-key, event-lock and synchronous side-effect mechanisms. This distinction links the use-case flow to the design and its integration tests.</w:t>
+        <w:t>Table 12 compares the same booking responsibility at the two abstraction levels. Figure 33 names the attendee, boundary, reservation control and business information; Figure 37 adds the concrete request-key, event-lock and synchronous side-effect mechanisms. This distinction links the use-case flow to the design and its integration tests.</w:t>
       </w:r>
     </w:p>
     <w:tbl>
@@ -17283,7 +17954,7 @@
           <w:color w:val="000000"/>
           <w:sz w:val="22"/>
         </w:rPr>
-        <w:t>3.4.7.1 Analysis and Design Class Models</w:t>
+        <w:t>3.4.7.1 Analysis Models</w:t>
       </w:r>
     </w:p>
     <w:p>
@@ -17302,7 +17973,7 @@
           <w:color w:val="000000"/>
           <w:sz w:val="22"/>
         </w:rPr>
-        <w:t>TS3 combines effective STAFF with current event assignment and the admission window. TS2 gives verification a current event lock, and commits an admission status change with its unique audit record. TS5 delegates ticket operations to TicketState. CheckInController retains boundary and transaction orchestration, including cross-table JdbcTemplate queries; this is the documented TS1 separation exception. Verify returns current status without mutation. Admission repeats all guards and rejects VOID/CHECKED_IN tickets; later event cancellation preserves historical audit records.</w:t>
+        <w:t>CheckInScreen invokes AdmissionControl for verification and admission. StaffAssignment and Event determine current access and the admission window; Ticket and Booking determine eligibility. CheckInRecord records operator and time. The two sequences separate reading the current ticket status from changing it and writing an audit record.</w:t>
       </w:r>
     </w:p>
     <w:p>
@@ -17327,7 +17998,7 @@
       <w:r>
         <w:drawing>
           <wp:inline xmlns:a="http://schemas.openxmlformats.org/drawingml/2006/main" xmlns:pic="http://schemas.openxmlformats.org/drawingml/2006/picture">
-            <wp:extent cx="5669280" cy="3356146"/>
+            <wp:extent cx="5669280" cy="4502795"/>
             <wp:docPr id="98" name="Picture 98"/>
             <wp:cNvGraphicFramePr>
               <a:graphicFrameLocks noChangeAspect="1"/>
@@ -17348,7 +18019,7 @@
                   <pic:spPr>
                     <a:xfrm>
                       <a:off x="0" y="0"/>
-                      <a:ext cx="5669280" cy="3356146"/>
+                      <a:ext cx="5669280" cy="4502795"/>
                     </a:xfrm>
                     <a:prstGeom prst="rect"/>
                   </pic:spPr>
@@ -17383,85 +18054,8 @@
     <w:p>
       <w:pPr>
         <w:keepNext/>
-        <w:keepLines/>
         <w:widowControl/>
-        <w:spacing w:line="259" w:lineRule="auto" w:before="0" w:after="0"/>
-        <w:numPr>
-          <w:numId w:val="0"/>
-        </w:numPr>
-        <w:jc w:val="center"/>
-      </w:pPr>
-      <w:r>
-        <w:rPr>
-          <w:rFonts w:ascii="Arial" w:hAnsi="Arial"/>
-          <w:b w:val="0"/>
-          <w:color w:val="000000"/>
-          <w:sz w:val="24"/>
-        </w:rPr>
-      </w:r>
-      <w:r>
-        <w:drawing>
-          <wp:inline xmlns:a="http://schemas.openxmlformats.org/drawingml/2006/main" xmlns:pic="http://schemas.openxmlformats.org/drawingml/2006/picture">
-            <wp:extent cx="5669280" cy="5117894"/>
-            <wp:docPr id="99" name="Picture 99"/>
-            <wp:cNvGraphicFramePr>
-              <a:graphicFrameLocks noChangeAspect="1"/>
-            </wp:cNvGraphicFramePr>
-            <a:graphic>
-              <a:graphicData uri="http://schemas.openxmlformats.org/drawingml/2006/picture">
-                <pic:pic>
-                  <pic:nvPicPr>
-                    <pic:cNvPr id="0" name="UC07_d_class.png"/>
-                    <pic:cNvPicPr/>
-                  </pic:nvPicPr>
-                  <pic:blipFill>
-                    <a:blip r:embed="rId114"/>
-                    <a:stretch>
-                      <a:fillRect/>
-                    </a:stretch>
-                  </pic:blipFill>
-                  <pic:spPr>
-                    <a:xfrm>
-                      <a:off x="0" y="0"/>
-                      <a:ext cx="5669280" cy="5117894"/>
-                    </a:xfrm>
-                    <a:prstGeom prst="rect"/>
-                  </pic:spPr>
-                </pic:pic>
-              </a:graphicData>
-            </a:graphic>
-          </wp:inline>
-        </w:drawing>
-      </w:r>
-    </w:p>
-    <w:p>
-      <w:pPr>
-        <w:pStyle w:val="Caption"/>
-        <w:keepNext w:val="0"/>
-        <w:widowControl/>
-        <w:spacing w:line="259" w:lineRule="auto" w:before="80" w:after="160"/>
-        <w:numPr>
-          <w:numId w:val="0"/>
-        </w:numPr>
-        <w:jc w:val="center"/>
-      </w:pPr>
-      <w:r>
-        <w:rPr>
-          <w:rFonts w:ascii="Arial" w:hAnsi="Arial"/>
-          <w:b w:val="0"/>
-          <w:color w:val="000000"/>
-          <w:sz w:val="20"/>
-        </w:rPr>
-        <w:t>Figure 41. UC07 design class model.</w:t>
-      </w:r>
-    </w:p>
-    <w:p>
-      <w:pPr>
-        <w:pStyle w:val="Heading4"/>
-        <w:keepNext/>
-        <w:pageBreakBefore w:val="0"/>
-        <w:widowControl/>
-        <w:spacing w:line="259" w:lineRule="auto" w:before="120" w:after="120"/>
+        <w:spacing w:line="259" w:lineRule="auto" w:before="0" w:after="120"/>
         <w:numPr>
           <w:numId w:val="0"/>
         </w:numPr>
@@ -17473,7 +18067,7 @@
           <w:color w:val="000000"/>
           <w:sz w:val="22"/>
         </w:rPr>
-        <w:t>3.4.7.2 Ticket Verification Flow</w:t>
+        <w:t>Ticket Verification Flow — analysis</w:t>
       </w:r>
     </w:p>
     <w:p>
@@ -17499,7 +18093,7 @@
         <w:drawing>
           <wp:inline xmlns:a="http://schemas.openxmlformats.org/drawingml/2006/main" xmlns:pic="http://schemas.openxmlformats.org/drawingml/2006/picture">
             <wp:extent cx="5669280" cy="6366914"/>
-            <wp:docPr id="100" name="Picture 100"/>
+            <wp:docPr id="99" name="Picture 99"/>
             <wp:cNvGraphicFramePr>
               <a:graphicFrameLocks noChangeAspect="1"/>
             </wp:cNvGraphicFramePr>
@@ -17511,7 +18105,7 @@
                     <pic:cNvPicPr/>
                   </pic:nvPicPr>
                   <pic:blipFill>
-                    <a:blip r:embed="rId115"/>
+                    <a:blip r:embed="rId114"/>
                     <a:stretch>
                       <a:fillRect/>
                     </a:stretch>
@@ -17548,7 +18142,26 @@
           <w:color w:val="000000"/>
           <w:sz w:val="20"/>
         </w:rPr>
-        <w:t>Figure 42. UC07 analysis sequence for verifying ticket status.</w:t>
+        <w:t>Figure 41. UC07 analysis sequence for verifying ticket status.</w:t>
+      </w:r>
+    </w:p>
+    <w:p>
+      <w:pPr>
+        <w:keepNext/>
+        <w:widowControl/>
+        <w:spacing w:line="259" w:lineRule="auto" w:before="0" w:after="120"/>
+        <w:numPr>
+          <w:numId w:val="0"/>
+        </w:numPr>
+      </w:pPr>
+      <w:r>
+        <w:rPr>
+          <w:rFonts w:ascii="Arial" w:hAnsi="Arial"/>
+          <w:b/>
+          <w:color w:val="000000"/>
+          <w:sz w:val="22"/>
+        </w:rPr>
+        <w:t>Admission Flow — analysis</w:t>
       </w:r>
     </w:p>
     <w:p>
@@ -17573,8 +18186,236 @@
       <w:r>
         <w:drawing>
           <wp:inline xmlns:a="http://schemas.openxmlformats.org/drawingml/2006/main" xmlns:pic="http://schemas.openxmlformats.org/drawingml/2006/picture">
+            <wp:extent cx="5669280" cy="6006914"/>
+            <wp:docPr id="100" name="Picture 100"/>
+            <wp:cNvGraphicFramePr>
+              <a:graphicFrameLocks noChangeAspect="1"/>
+            </wp:cNvGraphicFramePr>
+            <a:graphic>
+              <a:graphicData uri="http://schemas.openxmlformats.org/drawingml/2006/picture">
+                <pic:pic>
+                  <pic:nvPicPr>
+                    <pic:cNvPr id="0" name="UC07_a_admit.png"/>
+                    <pic:cNvPicPr/>
+                  </pic:nvPicPr>
+                  <pic:blipFill>
+                    <a:blip r:embed="rId115"/>
+                    <a:stretch>
+                      <a:fillRect/>
+                    </a:stretch>
+                  </pic:blipFill>
+                  <pic:spPr>
+                    <a:xfrm>
+                      <a:off x="0" y="0"/>
+                      <a:ext cx="5669280" cy="6006914"/>
+                    </a:xfrm>
+                    <a:prstGeom prst="rect"/>
+                  </pic:spPr>
+                </pic:pic>
+              </a:graphicData>
+            </a:graphic>
+          </wp:inline>
+        </w:drawing>
+      </w:r>
+    </w:p>
+    <w:p>
+      <w:pPr>
+        <w:pStyle w:val="Caption"/>
+        <w:keepNext w:val="0"/>
+        <w:widowControl/>
+        <w:spacing w:line="259" w:lineRule="auto" w:before="80" w:after="160"/>
+        <w:numPr>
+          <w:numId w:val="0"/>
+        </w:numPr>
+        <w:jc w:val="center"/>
+      </w:pPr>
+      <w:r>
+        <w:rPr>
+          <w:rFonts w:ascii="Arial" w:hAnsi="Arial"/>
+          <w:b w:val="0"/>
+          <w:color w:val="000000"/>
+          <w:sz w:val="20"/>
+        </w:rPr>
+        <w:t>Figure 42. UC07 analysis sequence for confirming admission.</w:t>
+      </w:r>
+    </w:p>
+    <w:p>
+      <w:pPr>
+        <w:pStyle w:val="Heading4"/>
+        <w:keepNext/>
+        <w:pageBreakBefore/>
+        <w:widowControl/>
+        <w:spacing w:line="259" w:lineRule="auto" w:before="120" w:after="120"/>
+        <w:numPr>
+          <w:numId w:val="0"/>
+        </w:numPr>
+      </w:pPr>
+      <w:r>
+        <w:rPr>
+          <w:rFonts w:ascii="Arial" w:hAnsi="Arial"/>
+          <w:b/>
+          <w:color w:val="000000"/>
+          <w:sz w:val="22"/>
+        </w:rPr>
+        <w:t>3.4.7.2 Design Models</w:t>
+      </w:r>
+    </w:p>
+    <w:p>
+      <w:pPr>
+        <w:keepNext w:val="0"/>
+        <w:widowControl/>
+        <w:spacing w:line="259" w:lineRule="auto" w:before="0" w:after="120"/>
+        <w:numPr>
+          <w:numId w:val="0"/>
+        </w:numPr>
+      </w:pPr>
+      <w:r>
+        <w:rPr>
+          <w:rFonts w:ascii="Arial" w:hAnsi="Arial"/>
+          <w:b w:val="0"/>
+          <w:color w:val="000000"/>
+          <w:sz w:val="22"/>
+        </w:rPr>
+        <w:t>TS1 maps CheckInScreen to the browser and CheckInController. Ticket becomes IssuedTicket, with TS5 delegating state-dependent operations to TicketState. StaffAssignment and CheckInRecord are realized by current JdbcTemplate queries/inserts rather than independent entity services. CheckInController retains transaction orchestration and cross-table SQL, the documented TS1 separation exception. TS3 combines effective STAFF with current assignment and the admission window. Under TS2, verification takes the event lock to read eligibility consistently with event cancellation; it writes no admission or audit. Admission repeats the guards because an earlier verification cannot authorize a later mutation, then commits the state change and unique audit record together. Later cancellation retains audit history.</w:t>
+      </w:r>
+    </w:p>
+    <w:p>
+      <w:pPr>
+        <w:keepNext/>
+        <w:keepLines/>
+        <w:widowControl/>
+        <w:spacing w:line="259" w:lineRule="auto" w:before="0" w:after="0"/>
+        <w:numPr>
+          <w:numId w:val="0"/>
+        </w:numPr>
+        <w:jc w:val="center"/>
+      </w:pPr>
+      <w:r>
+        <w:rPr>
+          <w:rFonts w:ascii="Arial" w:hAnsi="Arial"/>
+          <w:b w:val="0"/>
+          <w:color w:val="000000"/>
+          <w:sz w:val="24"/>
+        </w:rPr>
+      </w:r>
+      <w:r>
+        <w:drawing>
+          <wp:inline xmlns:a="http://schemas.openxmlformats.org/drawingml/2006/main" xmlns:pic="http://schemas.openxmlformats.org/drawingml/2006/picture">
+            <wp:extent cx="5669280" cy="5018326"/>
+            <wp:docPr id="101" name="Picture 101"/>
+            <wp:cNvGraphicFramePr>
+              <a:graphicFrameLocks noChangeAspect="1"/>
+            </wp:cNvGraphicFramePr>
+            <a:graphic>
+              <a:graphicData uri="http://schemas.openxmlformats.org/drawingml/2006/picture">
+                <pic:pic>
+                  <pic:nvPicPr>
+                    <pic:cNvPr id="0" name="UC07_d_class.png"/>
+                    <pic:cNvPicPr/>
+                  </pic:nvPicPr>
+                  <pic:blipFill>
+                    <a:blip r:embed="rId116"/>
+                    <a:stretch>
+                      <a:fillRect/>
+                    </a:stretch>
+                  </pic:blipFill>
+                  <pic:spPr>
+                    <a:xfrm>
+                      <a:off x="0" y="0"/>
+                      <a:ext cx="5669280" cy="5018326"/>
+                    </a:xfrm>
+                    <a:prstGeom prst="rect"/>
+                  </pic:spPr>
+                </pic:pic>
+              </a:graphicData>
+            </a:graphic>
+          </wp:inline>
+        </w:drawing>
+      </w:r>
+    </w:p>
+    <w:p>
+      <w:pPr>
+        <w:pStyle w:val="Caption"/>
+        <w:keepNext w:val="0"/>
+        <w:widowControl/>
+        <w:spacing w:line="259" w:lineRule="auto" w:before="80" w:after="160"/>
+        <w:numPr>
+          <w:numId w:val="0"/>
+        </w:numPr>
+        <w:jc w:val="center"/>
+      </w:pPr>
+      <w:r>
+        <w:rPr>
+          <w:rFonts w:ascii="Arial" w:hAnsi="Arial"/>
+          <w:b w:val="0"/>
+          <w:color w:val="000000"/>
+          <w:sz w:val="20"/>
+        </w:rPr>
+        <w:t>Figure 43. UC07 design class model.</w:t>
+      </w:r>
+    </w:p>
+    <w:p>
+      <w:pPr>
+        <w:keepNext/>
+        <w:widowControl/>
+        <w:spacing w:line="259" w:lineRule="auto" w:before="0" w:after="120"/>
+        <w:numPr>
+          <w:numId w:val="0"/>
+        </w:numPr>
+      </w:pPr>
+      <w:r>
+        <w:rPr>
+          <w:rFonts w:ascii="Arial" w:hAnsi="Arial"/>
+          <w:b/>
+          <w:color w:val="000000"/>
+          <w:sz w:val="22"/>
+        </w:rPr>
+        <w:t>Ticket Verification Flow — design</w:t>
+      </w:r>
+    </w:p>
+    <w:p>
+      <w:pPr>
+        <w:keepNext/>
+        <w:widowControl/>
+        <w:spacing w:line="259" w:lineRule="auto" w:before="0" w:after="120"/>
+        <w:numPr>
+          <w:numId w:val="0"/>
+        </w:numPr>
+      </w:pPr>
+      <w:r>
+        <w:rPr>
+          <w:rFonts w:ascii="Arial" w:hAnsi="Arial"/>
+          <w:b w:val="0"/>
+          <w:color w:val="000000"/>
+          <w:sz w:val="22"/>
+        </w:rPr>
+        <w:t>Current role, assignment and admission-window guards precede the selected-event code lookup. Verification returns VALID, CHECKED_IN or VOID as current status and creates no audit record; a successful response is a snapshot rather than permission to skip admission checks.</w:t>
+      </w:r>
+    </w:p>
+    <w:p>
+      <w:pPr>
+        <w:keepNext/>
+        <w:keepLines/>
+        <w:widowControl/>
+        <w:spacing w:line="259" w:lineRule="auto" w:before="0" w:after="0"/>
+        <w:numPr>
+          <w:numId w:val="0"/>
+        </w:numPr>
+        <w:jc w:val="center"/>
+      </w:pPr>
+      <w:r>
+        <w:rPr>
+          <w:rFonts w:ascii="Arial" w:hAnsi="Arial"/>
+          <w:b w:val="0"/>
+          <w:color w:val="000000"/>
+          <w:sz w:val="24"/>
+        </w:rPr>
+      </w:r>
+      <w:r>
+        <w:drawing>
+          <wp:inline xmlns:a="http://schemas.openxmlformats.org/drawingml/2006/main" xmlns:pic="http://schemas.openxmlformats.org/drawingml/2006/picture">
             <wp:extent cx="4789769" cy="6995159"/>
-            <wp:docPr id="101" name="Picture 101"/>
+            <wp:docPr id="102" name="Picture 102"/>
             <wp:cNvGraphicFramePr>
               <a:graphicFrameLocks noChangeAspect="1"/>
             </wp:cNvGraphicFramePr>
@@ -17586,7 +18427,7 @@
                     <pic:cNvPicPr/>
                   </pic:nvPicPr>
                   <pic:blipFill>
-                    <a:blip r:embed="rId116"/>
+                    <a:blip r:embed="rId117"/>
                     <a:stretch>
                       <a:fillRect/>
                     </a:stretch>
@@ -17623,16 +18464,14 @@
           <w:color w:val="000000"/>
           <w:sz w:val="20"/>
         </w:rPr>
-        <w:t>Figure 43. UC07 design sequence for read-only verification.</w:t>
-      </w:r>
-    </w:p>
-    <w:p>
-      <w:pPr>
-        <w:pStyle w:val="Heading4"/>
+        <w:t>Figure 44. UC07 design sequence for read-only verification.</w:t>
+      </w:r>
+    </w:p>
+    <w:p>
+      <w:pPr>
         <w:keepNext/>
-        <w:pageBreakBefore w:val="0"/>
         <w:widowControl/>
-        <w:spacing w:line="259" w:lineRule="auto" w:before="120" w:after="120"/>
+        <w:spacing w:line="259" w:lineRule="auto" w:before="0" w:after="120"/>
         <w:numPr>
           <w:numId w:val="0"/>
         </w:numPr>
@@ -17644,82 +18483,26 @@
           <w:color w:val="000000"/>
           <w:sz w:val="22"/>
         </w:rPr>
-        <w:t>3.4.7.3 Admission Flow</w:t>
+        <w:t>Admission Flow — design</w:t>
       </w:r>
     </w:p>
     <w:p>
       <w:pPr>
         <w:keepNext/>
-        <w:keepLines/>
         <w:widowControl/>
-        <w:spacing w:line="259" w:lineRule="auto" w:before="0" w:after="0"/>
-        <w:numPr>
-          <w:numId w:val="0"/>
-        </w:numPr>
-        <w:jc w:val="center"/>
+        <w:spacing w:line="259" w:lineRule="auto" w:before="0" w:after="120"/>
+        <w:numPr>
+          <w:numId w:val="0"/>
+        </w:numPr>
       </w:pPr>
       <w:r>
         <w:rPr>
           <w:rFonts w:ascii="Arial" w:hAnsi="Arial"/>
           <w:b w:val="0"/>
           <w:color w:val="000000"/>
-          <w:sz w:val="24"/>
-        </w:rPr>
-      </w:r>
-      <w:r>
-        <w:drawing>
-          <wp:inline xmlns:a="http://schemas.openxmlformats.org/drawingml/2006/main" xmlns:pic="http://schemas.openxmlformats.org/drawingml/2006/picture">
-            <wp:extent cx="5669280" cy="6006914"/>
-            <wp:docPr id="102" name="Picture 102"/>
-            <wp:cNvGraphicFramePr>
-              <a:graphicFrameLocks noChangeAspect="1"/>
-            </wp:cNvGraphicFramePr>
-            <a:graphic>
-              <a:graphicData uri="http://schemas.openxmlformats.org/drawingml/2006/picture">
-                <pic:pic>
-                  <pic:nvPicPr>
-                    <pic:cNvPr id="0" name="UC07_a_admit.png"/>
-                    <pic:cNvPicPr/>
-                  </pic:nvPicPr>
-                  <pic:blipFill>
-                    <a:blip r:embed="rId117"/>
-                    <a:stretch>
-                      <a:fillRect/>
-                    </a:stretch>
-                  </pic:blipFill>
-                  <pic:spPr>
-                    <a:xfrm>
-                      <a:off x="0" y="0"/>
-                      <a:ext cx="5669280" cy="6006914"/>
-                    </a:xfrm>
-                    <a:prstGeom prst="rect"/>
-                  </pic:spPr>
-                </pic:pic>
-              </a:graphicData>
-            </a:graphic>
-          </wp:inline>
-        </w:drawing>
-      </w:r>
-    </w:p>
-    <w:p>
-      <w:pPr>
-        <w:pStyle w:val="Caption"/>
-        <w:keepNext w:val="0"/>
-        <w:widowControl/>
-        <w:spacing w:line="259" w:lineRule="auto" w:before="80" w:after="160"/>
-        <w:numPr>
-          <w:numId w:val="0"/>
-        </w:numPr>
-        <w:jc w:val="center"/>
-      </w:pPr>
-      <w:r>
-        <w:rPr>
-          <w:rFonts w:ascii="Arial" w:hAnsi="Arial"/>
-          <w:b w:val="0"/>
-          <w:color w:val="000000"/>
-          <w:sz w:val="20"/>
-        </w:rPr>
-        <w:t>Figure 44. UC07 analysis sequence for confirming admission.</w:t>
+          <w:sz w:val="22"/>
+        </w:rPr>
+        <w:t>Admission obtains fresh event/booking/ticket guards before TicketState changes the issued ticket. A missing or inactive booking, VOID state or repeated admission stops before a new audit insert. Flushing the ticket change and inserting the unique record in one transaction prevents a committed state/audit mismatch.</w:t>
       </w:r>
     </w:p>
     <w:p>
@@ -17874,11 +18657,10 @@
     </w:p>
     <w:p>
       <w:pPr>
-        <w:pStyle w:val="Heading4"/>
         <w:keepNext/>
         <w:pageBreakBefore/>
         <w:widowControl/>
-        <w:spacing w:line="259" w:lineRule="auto" w:before="120" w:after="120"/>
+        <w:spacing w:line="259" w:lineRule="auto" w:before="0" w:after="120"/>
         <w:numPr>
           <w:numId w:val="0"/>
         </w:numPr>
@@ -17890,7 +18672,7 @@
           <w:color w:val="000000"/>
           <w:sz w:val="22"/>
         </w:rPr>
-        <w:t>3.4.7.4 Shared Authorization Entry</w:t>
+        <w:t>Shared authorization entry</w:t>
       </w:r>
     </w:p>
     <w:p>

--- a/outputs/final-report/SEMS_Final_Report.docx
+++ b/outputs/final-report/SEMS_Final_Report.docx
@@ -13317,11 +13317,11 @@
       <w:r>
         <w:rPr>
           <w:rFonts w:ascii="Arial" w:hAnsi="Arial"/>
-          <w:b/>
+          <w:b w:val="0"/>
           <w:color w:val="000000"/>
           <w:sz w:val="22"/>
         </w:rPr>
-        <w:t>Registration Flow — analysis</w:t>
+        <w:t>Figure 5 traces registration from the visitor’s submission to account creation. Invalid details return field errors; an existing identifier returns a conflict. Only an available identity produces an active attendee account. The final reference to UC02 shows that establishing a session is a separate interaction.</w:t>
       </w:r>
     </w:p>
     <w:p>
@@ -13794,11 +13794,11 @@
       <w:r>
         <w:rPr>
           <w:rFonts w:ascii="Arial" w:hAnsi="Arial"/>
-          <w:b/>
+          <w:b w:val="0"/>
           <w:color w:val="000000"/>
           <w:sz w:val="22"/>
         </w:rPr>
-        <w:t>Login Flow — analysis</w:t>
+        <w:t>Figure 9 follows the login request from LoginForm through AuthenticationControl to Account. A missing, inactive or mismatched account returns an error so the user can correct the credentials. Successful validation establishes the conceptual expiring session and returns the signed-in outcome to the boundary.</w:t>
       </w:r>
     </w:p>
     <w:p>
@@ -14271,11 +14271,11 @@
       <w:r>
         <w:rPr>
           <w:rFonts w:ascii="Arial" w:hAnsi="Arial"/>
-          <w:b/>
+          <w:b w:val="0"/>
           <w:color w:val="000000"/>
           <w:sz w:val="22"/>
         </w:rPr>
-        <w:t>User Search and Role Change Flow — analysis</w:t>
+        <w:t>Figure 13 connects searching for accounts and roles with the administrator’s selected role change. Invalid targets, invalid role sets and removal of the last active administrator are rejected. An unchanged request returns the existing account; an actual change updates roles and creates the private notification together.</w:t>
       </w:r>
     </w:p>
     <w:p>
@@ -14748,11 +14748,11 @@
       <w:r>
         <w:rPr>
           <w:rFonts w:ascii="Arial" w:hAnsi="Arial"/>
-          <w:b/>
+          <w:b w:val="0"/>
           <w:color w:val="000000"/>
           <w:sz w:val="22"/>
         </w:rPr>
-        <w:t>Draft Creation and Ticket Configuration Flow — analysis</w:t>
+        <w:t>Figure 17 follows creation of an owned draft and the subsequent configuration of its ticket types. Invalid event details return field errors before a draft is created. Ticket configuration checks ownership, editable state and total capacity; publication remains a separate decision after the draft has been configured.</w:t>
       </w:r>
     </w:p>
     <w:p>
@@ -14842,11 +14842,11 @@
       <w:r>
         <w:rPr>
           <w:rFonts w:ascii="Arial" w:hAnsi="Arial"/>
-          <w:b/>
+          <w:b w:val="0"/>
           <w:color w:val="000000"/>
           <w:sz w:val="22"/>
         </w:rPr>
-        <w:t>Publication Flow — analysis</w:t>
+        <w:t>Figure 18 shows how publication depends on ownership, the current version, draft state, future timing and at least one ticket type. A failed check returns an error for correction or reload. Only an eligible draft changes to PUBLISHED and becomes publicly visible.</w:t>
       </w:r>
     </w:p>
     <w:p>
@@ -14936,11 +14936,11 @@
       <w:r>
         <w:rPr>
           <w:rFonts w:ascii="Arial" w:hAnsi="Arial"/>
-          <w:b/>
+          <w:b w:val="0"/>
           <w:color w:val="000000"/>
           <w:sz w:val="22"/>
         </w:rPr>
-        <w:t>Event Editing Flow — analysis</w:t>
+        <w:t>Figure 19 follows an organizer’s changes to the current event version. Invalid, stale or forbidden changes are rejected so the editor can correct or reload the event. Accepted changes update the details, and changes affecting users of a published event also create the relevant notifications.</w:t>
       </w:r>
     </w:p>
     <w:p>
@@ -15030,11 +15030,11 @@
       <w:r>
         <w:rPr>
           <w:rFonts w:ascii="Arial" w:hAnsi="Arial"/>
-          <w:b/>
+          <w:b w:val="0"/>
           <w:color w:val="000000"/>
           <w:sz w:val="22"/>
         </w:rPr>
-        <w:t>Event Copy Flow — analysis</w:t>
+        <w:t>Figure 20 shows the organizer selecting an owned source and creating a separate draft. A missing or foreign source returns not found. A successful copy recreates ticket definitions with fresh inventory, excludes bookings and personal data, and returns the new draft for review before publication.</w:t>
       </w:r>
     </w:p>
     <w:p>
@@ -15124,11 +15124,11 @@
       <w:r>
         <w:rPr>
           <w:rFonts w:ascii="Arial" w:hAnsi="Arial"/>
-          <w:b/>
+          <w:b w:val="0"/>
           <w:color w:val="000000"/>
           <w:sz w:val="22"/>
         </w:rPr>
-        <w:t>Event Cancellation Flow — analysis</w:t>
+        <w:t>Figure 21 follows cancellation from confirmation through its effects on the event, bookings and tickets. An invalid, stale or already-cancelled event is rejected. A permitted cancellation releases reserved places, voids tickets and notifies affected users while retaining historical admission records; the required changes are saved together.</w:t>
       </w:r>
     </w:p>
     <w:p>
@@ -16053,11 +16053,11 @@
       <w:r>
         <w:rPr>
           <w:rFonts w:ascii="Arial" w:hAnsi="Arial"/>
-          <w:b/>
+          <w:b w:val="0"/>
           <w:color w:val="000000"/>
           <w:sz w:val="22"/>
         </w:rPr>
-        <w:t>Event Search and Detail Flow — analysis</w:t>
+        <w:t>Figure 29 connects searching the public list with selecting an event and reading its current details and ticket options. The control validates query ranges and returns a result page that may be empty. Selection rechecks visibility; an unavailable event returns an error, while a visible event yields a read-only snapshot.</w:t>
       </w:r>
     </w:p>
     <w:p>
@@ -16530,11 +16530,11 @@
       <w:r>
         <w:rPr>
           <w:rFonts w:ascii="Arial" w:hAnsi="Arial"/>
-          <w:b/>
+          <w:b w:val="0"/>
           <w:color w:val="000000"/>
           <w:sz w:val="22"/>
         </w:rPr>
-        <w:t>Booking and Retry Flow — analysis</w:t>
+        <w:t>Figure 33 distinguishes request replay from a new reservation. An earlier request with the same details returns its existing outcome; different details under the same identity produce a conflict. A new request validates eligibility, information and stock before reserving places, recording the booking, issuing tickets and creating the confirmation notice.</w:t>
       </w:r>
     </w:p>
     <w:p>
@@ -16624,11 +16624,11 @@
       <w:r>
         <w:rPr>
           <w:rFonts w:ascii="Arial" w:hAnsi="Arial"/>
-          <w:b/>
+          <w:b w:val="0"/>
           <w:color w:val="000000"/>
           <w:sz w:val="22"/>
         </w:rPr>
-        <w:t>Private Pre Registration Flow — analysis</w:t>
+        <w:t>Figure 34 shows an attendee saving a private preference before registration opens. The control checks the published event, scheduled opening, free ticket type, quantity and required details. Rejection permits correction or formal booking; an eligible preference is saved without reserving stock or issuing admission tickets.</w:t>
       </w:r>
     </w:p>
     <w:p>
@@ -16718,11 +16718,11 @@
       <w:r>
         <w:rPr>
           <w:rFonts w:ascii="Arial" w:hAnsi="Arial"/>
-          <w:b/>
+          <w:b w:val="0"/>
           <w:color w:val="000000"/>
           <w:sz w:val="22"/>
         </w:rPr>
-        <w:t>Personal Booking Cancellation Flow — analysis</w:t>
+        <w:t>Figure 35 follows cancellation of the attendee’s selected booking. A missing or foreign booking returns not found, and an already-cancelled booking returns its existing outcome. An active booking is cancellable only before the event starts and when no ticket has been used; accepted cancellation releases places once and creates the notice.</w:t>
       </w:r>
     </w:p>
     <w:p>
@@ -18063,11 +18063,11 @@
       <w:r>
         <w:rPr>
           <w:rFonts w:ascii="Arial" w:hAnsi="Arial"/>
-          <w:b/>
+          <w:b w:val="0"/>
           <w:color w:val="000000"/>
           <w:sz w:val="22"/>
         </w:rPr>
-        <w:t>Ticket Verification Flow — analysis</w:t>
+        <w:t>Figure 41 shows staff selecting an event and verifying a scanned or entered code. Assignment, publication and the admission window are checked before the selected-event ticket lookup. Invalid access, timing or code returns an error; a found ticket returns its current status without changing it or creating an admission record.</w:t>
       </w:r>
     </w:p>
     <w:p>
@@ -18157,11 +18157,11 @@
       <w:r>
         <w:rPr>
           <w:rFonts w:ascii="Arial" w:hAnsi="Arial"/>
-          <w:b/>
+          <w:b w:val="0"/>
           <w:color w:val="000000"/>
           <w:sz w:val="22"/>
         </w:rPr>
-        <w:t>Admission Flow — analysis</w:t>
+        <w:t>Figure 42 shows confirmation of admission with fresh permission, assignment, timing and ticket-eligibility checks. Lost access, an inactive booking or an invalid or already-used ticket produces rejection. An eligible ticket becomes CHECKED_IN and receives one operator-and-time record, with both changes saved together.</w:t>
       </w:r>
     </w:p>
     <w:p>
